--- a/0.report/빅데이터 20기 프로젝트_보고서_LSJ.docx
+++ b/0.report/빅데이터 20기 프로젝트_보고서_LSJ.docx
@@ -4,53 +4,26 @@
   <w:body>
     <w:p>
       <w:pPr>
-        <w:pStyle w:val="1"/>
+        <w:pStyle w:val="2"/>
       </w:pPr>
       <w:r>
         <w:rPr>
           <w:rFonts w:hint="eastAsia"/>
         </w:rPr>
-        <w:t xml:space="preserve">2. </w:t>
-      </w:r>
-      <w:proofErr w:type="spellStart"/>
-      <w:r>
-        <w:rPr>
-          <w:rFonts w:hint="eastAsia"/>
-        </w:rPr>
-        <w:t>산탄데르</w:t>
-      </w:r>
-      <w:proofErr w:type="spellEnd"/>
-      <w:r>
-        <w:rPr>
-          <w:rFonts w:hint="eastAsia"/>
-        </w:rPr>
-        <w:t xml:space="preserve"> 고객 만족평가</w:t>
+        <w:t xml:space="preserve">2.2 </w:t>
+      </w:r>
+      <w:r>
+        <w:rPr>
+          <w:bCs/>
+        </w:rPr>
+        <w:t>탐색적 데이터 분석 (EDA)</w:t>
       </w:r>
     </w:p>
     <w:p>
       <w:pPr>
-        <w:pStyle w:val="2"/>
+        <w:pStyle w:val="4"/>
         <w:rPr>
           <w:rFonts w:hint="eastAsia"/>
-        </w:rPr>
-      </w:pPr>
-      <w:r>
-        <w:rPr>
-          <w:rFonts w:hint="eastAsia"/>
-        </w:rPr>
-        <w:t xml:space="preserve">2.2 </w:t>
-      </w:r>
-      <w:r>
-        <w:rPr>
-          <w:bCs/>
-        </w:rPr>
-        <w:t>탐색적 데이터 분석 (EDA)</w:t>
-      </w:r>
-    </w:p>
-    <w:p>
-      <w:pPr>
-        <w:pStyle w:val="4"/>
-        <w:rPr>
           <w:bCs/>
           <w:iCs w:val="0"/>
           <w:sz w:val="28"/>
@@ -65,259 +38,6 @@
           <w:szCs w:val="32"/>
         </w:rPr>
         <w:t>2.2.1 통계적 요약</w:t>
-      </w:r>
-    </w:p>
-    <w:p>
-      <w:r>
-        <w:rPr>
-          <w:noProof/>
-        </w:rPr>
-        <w:drawing>
-          <wp:inline distT="0" distB="0" distL="0" distR="0" wp14:anchorId="2FE3CE08" wp14:editId="51A90833">
-            <wp:extent cx="2821521" cy="3076575"/>
-            <wp:effectExtent l="0" t="0" r="0" b="0"/>
-            <wp:docPr id="1236559126" name="그림 1" descr="텍스트, 스크린샷, 소프트웨어, 멀티미디어 소프트웨어이(가) 표시된 사진&#10;&#10;AI 생성 콘텐츠는 정확하지 않을 수 있습니다."/>
-            <wp:cNvGraphicFramePr>
-              <a:graphicFrameLocks xmlns:a="http://schemas.openxmlformats.org/drawingml/2006/main" noChangeAspect="1"/>
-            </wp:cNvGraphicFramePr>
-            <a:graphic xmlns:a="http://schemas.openxmlformats.org/drawingml/2006/main">
-              <a:graphicData uri="http://schemas.openxmlformats.org/drawingml/2006/picture">
-                <pic:pic xmlns:pic="http://schemas.openxmlformats.org/drawingml/2006/picture">
-                  <pic:nvPicPr>
-                    <pic:cNvPr id="1236559126" name="그림 1" descr="텍스트, 스크린샷, 소프트웨어, 멀티미디어 소프트웨어이(가) 표시된 사진&#10;&#10;AI 생성 콘텐츠는 정확하지 않을 수 있습니다."/>
-                    <pic:cNvPicPr/>
-                  </pic:nvPicPr>
-                  <pic:blipFill>
-                    <a:blip r:embed="rId8"/>
-                    <a:stretch>
-                      <a:fillRect/>
-                    </a:stretch>
-                  </pic:blipFill>
-                  <pic:spPr>
-                    <a:xfrm>
-                      <a:off x="0" y="0"/>
-                      <a:ext cx="2836134" cy="3092509"/>
-                    </a:xfrm>
-                    <a:prstGeom prst="rect">
-                      <a:avLst/>
-                    </a:prstGeom>
-                  </pic:spPr>
-                </pic:pic>
-              </a:graphicData>
-            </a:graphic>
-          </wp:inline>
-        </w:drawing>
-      </w:r>
-    </w:p>
-    <w:p>
-      <w:r>
-        <w:rPr>
-          <w:rFonts w:hint="eastAsia"/>
-        </w:rPr>
-        <w:t xml:space="preserve">[그림 </w:t>
-      </w:r>
-      <w:r>
-        <w:rPr>
-          <w:rFonts w:hint="eastAsia"/>
-        </w:rPr>
-        <w:t>1</w:t>
-      </w:r>
-      <w:r>
-        <w:rPr>
-          <w:rFonts w:hint="eastAsia"/>
-        </w:rPr>
-        <w:t>.</w:t>
-      </w:r>
-      <w:r>
-        <w:rPr>
-          <w:rFonts w:hint="eastAsia"/>
-        </w:rPr>
-        <w:t>1</w:t>
-      </w:r>
-      <w:r>
-        <w:rPr>
-          <w:rFonts w:hint="eastAsia"/>
-        </w:rPr>
-        <w:t>.</w:t>
-      </w:r>
-      <w:r>
-        <w:rPr>
-          <w:rFonts w:hint="eastAsia"/>
-        </w:rPr>
-        <w:t>1.1</w:t>
-      </w:r>
-      <w:r>
-        <w:rPr>
-          <w:rFonts w:hint="eastAsia"/>
-        </w:rPr>
-        <w:t xml:space="preserve"> </w:t>
-      </w:r>
-      <w:r>
-        <w:rPr>
-          <w:rFonts w:hint="eastAsia"/>
-        </w:rPr>
-        <w:t>그림 타이틀</w:t>
-      </w:r>
-      <w:r>
-        <w:rPr>
-          <w:rFonts w:hint="eastAsia"/>
-        </w:rPr>
-        <w:t>]</w:t>
-      </w:r>
-      <w:r>
-        <w:br/>
-      </w:r>
-      <w:r>
-        <w:rPr>
-          <w:rFonts w:hint="eastAsia"/>
-        </w:rPr>
-        <w:t>소스는 아래 셀 안에 넣는다.</w:t>
-      </w:r>
-    </w:p>
-    <w:tbl>
-      <w:tblPr>
-        <w:tblStyle w:val="af3"/>
-        <w:tblW w:w="0" w:type="auto"/>
-        <w:tblLook w:val="04A0" w:firstRow="1" w:lastRow="0" w:firstColumn="1" w:lastColumn="0" w:noHBand="0" w:noVBand="1"/>
-      </w:tblPr>
-      <w:tblGrid>
-        <w:gridCol w:w="10456"/>
-      </w:tblGrid>
-      <w:tr>
-        <w:tc>
-          <w:tcPr>
-            <w:tcW w:w="10456" w:type="dxa"/>
-          </w:tcPr>
-          <w:p>
-            <w:r>
-              <w:rPr>
-                <w:rFonts w:hint="eastAsia"/>
-              </w:rPr>
-              <w:t xml:space="preserve">    # </w:t>
-            </w:r>
-            <w:r>
-              <w:rPr>
-                <w:rFonts w:hint="eastAsia"/>
-              </w:rPr>
-              <w:t>주</w:t>
-            </w:r>
-            <w:r>
-              <w:rPr>
-                <w:rFonts w:hint="eastAsia"/>
-              </w:rPr>
-              <w:t>석</w:t>
-            </w:r>
-          </w:p>
-          <w:p>
-            <w:r>
-              <w:rPr>
-                <w:rFonts w:hint="eastAsia"/>
-              </w:rPr>
-              <w:t xml:space="preserve">    </w:t>
-            </w:r>
-            <w:proofErr w:type="spellStart"/>
-            <w:r>
-              <w:rPr>
-                <w:rFonts w:hint="eastAsia"/>
-              </w:rPr>
-              <w:t>X_features</w:t>
-            </w:r>
-            <w:proofErr w:type="spellEnd"/>
-            <w:r>
-              <w:rPr>
-                <w:rFonts w:hint="eastAsia"/>
-              </w:rPr>
-              <w:t xml:space="preserve">['var3'] = </w:t>
-            </w:r>
-            <w:proofErr w:type="spellStart"/>
-            <w:r>
-              <w:rPr>
-                <w:rFonts w:hint="eastAsia"/>
-              </w:rPr>
-              <w:t>X_features</w:t>
-            </w:r>
-            <w:proofErr w:type="spellEnd"/>
-            <w:r>
-              <w:rPr>
-                <w:rFonts w:hint="eastAsia"/>
-              </w:rPr>
-              <w:t>['var3'</w:t>
-            </w:r>
-            <w:proofErr w:type="gramStart"/>
-            <w:r>
-              <w:rPr>
-                <w:rFonts w:hint="eastAsia"/>
-              </w:rPr>
-              <w:t>].replace</w:t>
-            </w:r>
-            <w:proofErr w:type="gramEnd"/>
-            <w:r>
-              <w:rPr>
-                <w:rFonts w:hint="eastAsia"/>
-              </w:rPr>
-              <w:t>(-999999, 2)</w:t>
-            </w:r>
-          </w:p>
-          <w:p>
-            <w:r>
-              <w:rPr>
-                <w:rFonts w:hint="eastAsia"/>
-              </w:rPr>
-              <w:t xml:space="preserve">    </w:t>
-            </w:r>
-            <w:proofErr w:type="spellStart"/>
-            <w:r>
-              <w:rPr>
-                <w:rFonts w:hint="eastAsia"/>
-              </w:rPr>
-              <w:t>X_test</w:t>
-            </w:r>
-            <w:proofErr w:type="spellEnd"/>
-            <w:r>
-              <w:rPr>
-                <w:rFonts w:hint="eastAsia"/>
-              </w:rPr>
-              <w:t xml:space="preserve">['var3'] = </w:t>
-            </w:r>
-            <w:proofErr w:type="spellStart"/>
-            <w:r>
-              <w:rPr>
-                <w:rFonts w:hint="eastAsia"/>
-              </w:rPr>
-              <w:t>X_test</w:t>
-            </w:r>
-            <w:proofErr w:type="spellEnd"/>
-            <w:r>
-              <w:rPr>
-                <w:rFonts w:hint="eastAsia"/>
-              </w:rPr>
-              <w:t>['var3'</w:t>
-            </w:r>
-            <w:proofErr w:type="gramStart"/>
-            <w:r>
-              <w:rPr>
-                <w:rFonts w:hint="eastAsia"/>
-              </w:rPr>
-              <w:t>].replace</w:t>
-            </w:r>
-            <w:proofErr w:type="gramEnd"/>
-            <w:r>
-              <w:rPr>
-                <w:rFonts w:hint="eastAsia"/>
-              </w:rPr>
-              <w:t>(-999999, 2)</w:t>
-            </w:r>
-          </w:p>
-          <w:p/>
-        </w:tc>
-      </w:tr>
-    </w:tbl>
-    <w:p>
-      <w:r>
-        <w:rPr>
-          <w:rFonts w:hint="eastAsia"/>
-        </w:rPr>
-        <w:t xml:space="preserve"> </w:t>
       </w:r>
     </w:p>
     <w:p>
@@ -348,9 +68,7 @@
       <w:pPr>
         <w:pStyle w:val="af4"/>
         <w:rPr>
-          <w:rFonts w:asciiTheme="minorHAnsi" w:eastAsiaTheme="minorHAnsi" w:hAnsiTheme="minorHAnsi"/>
-          <w:sz w:val="21"/>
-          <w:szCs w:val="21"/>
+          <w:noProof/>
         </w:rPr>
       </w:pPr>
       <w:r>
@@ -455,442 +173,20 @@
         </w:rPr>
         <w:t xml:space="preserve"> 네 가지 모델에 대해 상위 10개의 주요 피처 중요도를 비교한 결과이다.</w:t>
       </w:r>
-    </w:p>
-    <w:p>
-      <w:pPr>
-        <w:pStyle w:val="af4"/>
-        <w:rPr>
-          <w:rFonts w:asciiTheme="minorHAnsi" w:eastAsiaTheme="minorHAnsi" w:hAnsiTheme="minorHAnsi"/>
-          <w:sz w:val="21"/>
-          <w:szCs w:val="21"/>
-        </w:rPr>
-      </w:pPr>
-      <w:r>
-        <w:rPr>
-          <w:rFonts w:asciiTheme="minorHAnsi" w:eastAsiaTheme="minorHAnsi" w:hAnsiTheme="minorHAnsi"/>
-          <w:sz w:val="21"/>
-          <w:szCs w:val="21"/>
-        </w:rPr>
-        <w:br/>
-        <w:t xml:space="preserve">모든 모델에서 </w:t>
-      </w:r>
-      <w:r>
-        <w:rPr>
-          <w:rStyle w:val="ad"/>
-          <w:rFonts w:asciiTheme="minorHAnsi" w:eastAsiaTheme="minorHAnsi" w:hAnsiTheme="minorHAnsi"/>
-          <w:b w:val="0"/>
-          <w:bCs w:val="0"/>
-          <w:sz w:val="21"/>
-          <w:szCs w:val="21"/>
-        </w:rPr>
-        <w:t>var15(고객 연령 변수)</w:t>
-      </w:r>
-      <w:r>
-        <w:rPr>
-          <w:rFonts w:asciiTheme="minorHAnsi" w:eastAsiaTheme="minorHAnsi" w:hAnsiTheme="minorHAnsi"/>
-          <w:b/>
-          <w:bCs/>
-          <w:sz w:val="21"/>
-          <w:szCs w:val="21"/>
-        </w:rPr>
-        <w:t xml:space="preserve">, </w:t>
-      </w:r>
-      <w:proofErr w:type="spellStart"/>
-      <w:r>
-        <w:rPr>
-          <w:rStyle w:val="ad"/>
-          <w:rFonts w:asciiTheme="minorHAnsi" w:eastAsiaTheme="minorHAnsi" w:hAnsiTheme="minorHAnsi"/>
-          <w:sz w:val="21"/>
-          <w:szCs w:val="21"/>
-        </w:rPr>
-        <w:t>saldo</w:t>
-      </w:r>
-      <w:proofErr w:type="spellEnd"/>
-      <w:r>
-        <w:rPr>
-          <w:rStyle w:val="ad"/>
-          <w:rFonts w:asciiTheme="minorHAnsi" w:eastAsiaTheme="minorHAnsi" w:hAnsiTheme="minorHAnsi"/>
-          <w:b w:val="0"/>
-          <w:bCs w:val="0"/>
-          <w:sz w:val="21"/>
-          <w:szCs w:val="21"/>
-        </w:rPr>
-        <w:t xml:space="preserve"> 계열 변수(계좌 잔액 관련 변수)</w:t>
-      </w:r>
-      <w:r>
-        <w:rPr>
-          <w:rFonts w:asciiTheme="minorHAnsi" w:eastAsiaTheme="minorHAnsi" w:hAnsiTheme="minorHAnsi"/>
-          <w:sz w:val="21"/>
-          <w:szCs w:val="21"/>
-        </w:rPr>
-        <w:t xml:space="preserve">, 그리고 </w:t>
-      </w:r>
-      <w:proofErr w:type="spellStart"/>
-      <w:r>
-        <w:rPr>
-          <w:rStyle w:val="ad"/>
-          <w:rFonts w:asciiTheme="minorHAnsi" w:eastAsiaTheme="minorHAnsi" w:hAnsiTheme="minorHAnsi"/>
-          <w:sz w:val="21"/>
-          <w:szCs w:val="21"/>
-        </w:rPr>
-        <w:t>imp_var</w:t>
-      </w:r>
-      <w:proofErr w:type="spellEnd"/>
-      <w:r>
-        <w:rPr>
-          <w:rStyle w:val="ad"/>
-          <w:rFonts w:asciiTheme="minorHAnsi" w:eastAsiaTheme="minorHAnsi" w:hAnsiTheme="minorHAnsi"/>
-          <w:b w:val="0"/>
-          <w:bCs w:val="0"/>
-          <w:sz w:val="21"/>
-          <w:szCs w:val="21"/>
-        </w:rPr>
-        <w:t xml:space="preserve"> 및 </w:t>
-      </w:r>
-      <w:proofErr w:type="spellStart"/>
-      <w:r>
-        <w:rPr>
-          <w:rStyle w:val="ad"/>
-          <w:rFonts w:asciiTheme="minorHAnsi" w:eastAsiaTheme="minorHAnsi" w:hAnsiTheme="minorHAnsi"/>
-          <w:sz w:val="21"/>
-          <w:szCs w:val="21"/>
-        </w:rPr>
-        <w:t>saldo_medio</w:t>
-      </w:r>
-      <w:proofErr w:type="spellEnd"/>
-      <w:r>
-        <w:rPr>
-          <w:rStyle w:val="ad"/>
-          <w:rFonts w:asciiTheme="minorHAnsi" w:eastAsiaTheme="minorHAnsi" w:hAnsiTheme="minorHAnsi"/>
-          <w:b w:val="0"/>
-          <w:bCs w:val="0"/>
-          <w:sz w:val="21"/>
-          <w:szCs w:val="21"/>
-        </w:rPr>
-        <w:t xml:space="preserve"> 계열의 금융 거래 규모 변수</w:t>
-      </w:r>
-      <w:r>
-        <w:rPr>
-          <w:rFonts w:asciiTheme="minorHAnsi" w:eastAsiaTheme="minorHAnsi" w:hAnsiTheme="minorHAnsi"/>
-          <w:sz w:val="21"/>
-          <w:szCs w:val="21"/>
-        </w:rPr>
-        <w:t>가 반복적으로 상위권에 나타났다. 이는 고객의 나이, 잔액 규모, 그리고 최근 거래 활동이 고객 만족 여부를 예측하는 데 중요한 요인임을 의미한다.</w:t>
-      </w:r>
-    </w:p>
-    <w:p>
-      <w:pPr>
-        <w:pStyle w:val="af4"/>
-        <w:rPr>
-          <w:rFonts w:asciiTheme="minorHAnsi" w:eastAsiaTheme="minorHAnsi" w:hAnsiTheme="minorHAnsi"/>
-          <w:sz w:val="21"/>
-          <w:szCs w:val="21"/>
-        </w:rPr>
-      </w:pPr>
-      <w:r>
-        <w:rPr>
-          <w:rFonts w:asciiTheme="minorHAnsi" w:eastAsiaTheme="minorHAnsi" w:hAnsiTheme="minorHAnsi"/>
-          <w:sz w:val="21"/>
-          <w:szCs w:val="21"/>
-        </w:rPr>
-        <w:t xml:space="preserve">특히, </w:t>
-      </w:r>
-      <w:proofErr w:type="spellStart"/>
-      <w:r>
-        <w:rPr>
-          <w:rFonts w:asciiTheme="minorHAnsi" w:eastAsiaTheme="minorHAnsi" w:hAnsiTheme="minorHAnsi"/>
-          <w:b/>
-          <w:bCs/>
-          <w:sz w:val="21"/>
-          <w:szCs w:val="21"/>
-        </w:rPr>
-        <w:t>XGBoost</w:t>
-      </w:r>
-      <w:proofErr w:type="spellEnd"/>
-      <w:r>
-        <w:rPr>
-          <w:rFonts w:asciiTheme="minorHAnsi" w:eastAsiaTheme="minorHAnsi" w:hAnsiTheme="minorHAnsi"/>
-          <w:sz w:val="21"/>
-          <w:szCs w:val="21"/>
-        </w:rPr>
-        <w:t xml:space="preserve">와 </w:t>
-      </w:r>
-      <w:proofErr w:type="spellStart"/>
-      <w:r>
-        <w:rPr>
-          <w:rFonts w:asciiTheme="minorHAnsi" w:eastAsiaTheme="minorHAnsi" w:hAnsiTheme="minorHAnsi"/>
-          <w:b/>
-          <w:bCs/>
-          <w:sz w:val="21"/>
-          <w:szCs w:val="21"/>
-        </w:rPr>
-        <w:t>RandomForest</w:t>
-      </w:r>
-      <w:proofErr w:type="spellEnd"/>
-      <w:r>
-        <w:rPr>
-          <w:rFonts w:asciiTheme="minorHAnsi" w:eastAsiaTheme="minorHAnsi" w:hAnsiTheme="minorHAnsi"/>
-          <w:sz w:val="21"/>
-          <w:szCs w:val="21"/>
-        </w:rPr>
-        <w:t xml:space="preserve">에서는 </w:t>
-      </w:r>
-      <w:r>
-        <w:rPr>
-          <w:rStyle w:val="HTML"/>
-          <w:rFonts w:asciiTheme="minorHAnsi" w:eastAsiaTheme="minorHAnsi" w:hAnsiTheme="minorHAnsi"/>
-          <w:sz w:val="21"/>
-          <w:szCs w:val="21"/>
-        </w:rPr>
-        <w:t>saldo_var30</w:t>
-      </w:r>
-      <w:r>
-        <w:rPr>
-          <w:rStyle w:val="ad"/>
-          <w:rFonts w:asciiTheme="minorHAnsi" w:eastAsiaTheme="minorHAnsi" w:hAnsiTheme="minorHAnsi"/>
-          <w:b w:val="0"/>
-          <w:bCs w:val="0"/>
-          <w:sz w:val="21"/>
-          <w:szCs w:val="21"/>
-        </w:rPr>
-        <w:t>과</w:t>
-      </w:r>
-      <w:r>
-        <w:rPr>
-          <w:rStyle w:val="ad"/>
-          <w:rFonts w:asciiTheme="minorHAnsi" w:eastAsiaTheme="minorHAnsi" w:hAnsiTheme="minorHAnsi"/>
-          <w:sz w:val="21"/>
-          <w:szCs w:val="21"/>
+      <w:r>
+        <w:rPr>
+          <w:noProof/>
         </w:rPr>
         <w:t xml:space="preserve"> </w:t>
       </w:r>
       <w:r>
         <w:rPr>
-          <w:rStyle w:val="HTML"/>
-          <w:rFonts w:asciiTheme="minorHAnsi" w:eastAsiaTheme="minorHAnsi" w:hAnsiTheme="minorHAnsi"/>
-          <w:sz w:val="21"/>
-          <w:szCs w:val="21"/>
-        </w:rPr>
-        <w:t>var15</w:t>
-      </w:r>
-      <w:r>
-        <w:rPr>
-          <w:rStyle w:val="ad"/>
-          <w:rFonts w:asciiTheme="minorHAnsi" w:eastAsiaTheme="minorHAnsi" w:hAnsiTheme="minorHAnsi"/>
-          <w:b w:val="0"/>
-          <w:bCs w:val="0"/>
-          <w:sz w:val="21"/>
-          <w:szCs w:val="21"/>
-        </w:rPr>
-        <w:t>가 가장 높은 비중을 기록</w:t>
-      </w:r>
-      <w:r>
-        <w:rPr>
-          <w:rFonts w:asciiTheme="minorHAnsi" w:eastAsiaTheme="minorHAnsi" w:hAnsiTheme="minorHAnsi"/>
-          <w:sz w:val="21"/>
-          <w:szCs w:val="21"/>
-        </w:rPr>
-        <w:t xml:space="preserve">하였으며, </w:t>
-      </w:r>
-      <w:proofErr w:type="spellStart"/>
-      <w:r>
-        <w:rPr>
-          <w:rFonts w:asciiTheme="minorHAnsi" w:eastAsiaTheme="minorHAnsi" w:hAnsiTheme="minorHAnsi"/>
-          <w:b/>
-          <w:bCs/>
-          <w:sz w:val="21"/>
-          <w:szCs w:val="21"/>
-        </w:rPr>
-        <w:t>LightGBM</w:t>
-      </w:r>
-      <w:proofErr w:type="spellEnd"/>
-      <w:r>
-        <w:rPr>
-          <w:rFonts w:asciiTheme="minorHAnsi" w:eastAsiaTheme="minorHAnsi" w:hAnsiTheme="minorHAnsi"/>
-          <w:sz w:val="21"/>
-          <w:szCs w:val="21"/>
-        </w:rPr>
-        <w:t xml:space="preserve">에서는 </w:t>
-      </w:r>
-      <w:r>
-        <w:rPr>
-          <w:rStyle w:val="HTML"/>
-          <w:rFonts w:asciiTheme="minorHAnsi" w:eastAsiaTheme="minorHAnsi" w:hAnsiTheme="minorHAnsi"/>
-          <w:sz w:val="21"/>
-          <w:szCs w:val="21"/>
-        </w:rPr>
-        <w:t>var38</w:t>
-      </w:r>
-      <w:r>
-        <w:rPr>
-          <w:rFonts w:asciiTheme="minorHAnsi" w:eastAsiaTheme="minorHAnsi" w:hAnsiTheme="minorHAnsi"/>
-          <w:sz w:val="21"/>
-          <w:szCs w:val="21"/>
-        </w:rPr>
-        <w:t xml:space="preserve">(대규모 금액 관련 변수)이 가장 중요한 변수로 나타났다. </w:t>
-      </w:r>
-      <w:proofErr w:type="spellStart"/>
-      <w:r>
-        <w:rPr>
-          <w:rFonts w:asciiTheme="minorHAnsi" w:eastAsiaTheme="minorHAnsi" w:hAnsiTheme="minorHAnsi"/>
-          <w:b/>
-          <w:bCs/>
-          <w:sz w:val="21"/>
-          <w:szCs w:val="21"/>
-        </w:rPr>
-        <w:t>LogisticRegression</w:t>
-      </w:r>
-      <w:proofErr w:type="spellEnd"/>
-      <w:r>
-        <w:rPr>
-          <w:rFonts w:asciiTheme="minorHAnsi" w:eastAsiaTheme="minorHAnsi" w:hAnsiTheme="minorHAnsi"/>
-          <w:sz w:val="21"/>
-          <w:szCs w:val="21"/>
-        </w:rPr>
-        <w:t xml:space="preserve">은 </w:t>
-      </w:r>
-      <w:r>
-        <w:rPr>
-          <w:rFonts w:asciiTheme="minorHAnsi" w:eastAsiaTheme="minorHAnsi" w:hAnsiTheme="minorHAnsi"/>
-          <w:sz w:val="21"/>
-          <w:szCs w:val="21"/>
-        </w:rPr>
-        <w:lastRenderedPageBreak/>
-        <w:t xml:space="preserve">트리 기반 모델과 달리 변수 영향력이 다르게 나타났으나, 동일하게 </w:t>
-      </w:r>
-      <w:r>
-        <w:rPr>
-          <w:rStyle w:val="HTML"/>
-          <w:rFonts w:asciiTheme="minorHAnsi" w:eastAsiaTheme="minorHAnsi" w:hAnsiTheme="minorHAnsi"/>
-          <w:sz w:val="21"/>
-          <w:szCs w:val="21"/>
-        </w:rPr>
-        <w:t>var15</w:t>
-      </w:r>
-      <w:r>
-        <w:rPr>
-          <w:rFonts w:asciiTheme="minorHAnsi" w:eastAsiaTheme="minorHAnsi" w:hAnsiTheme="minorHAnsi"/>
-          <w:sz w:val="21"/>
-          <w:szCs w:val="21"/>
-        </w:rPr>
-        <w:t xml:space="preserve"> 및 </w:t>
-      </w:r>
-      <w:proofErr w:type="spellStart"/>
-      <w:r>
-        <w:rPr>
-          <w:rStyle w:val="HTML"/>
-          <w:rFonts w:asciiTheme="minorHAnsi" w:eastAsiaTheme="minorHAnsi" w:hAnsiTheme="minorHAnsi"/>
-          <w:b/>
-          <w:bCs/>
-          <w:sz w:val="21"/>
-          <w:szCs w:val="21"/>
-        </w:rPr>
-        <w:t>saldo_medio</w:t>
-      </w:r>
-      <w:proofErr w:type="spellEnd"/>
-      <w:r>
-        <w:rPr>
-          <w:rFonts w:asciiTheme="minorHAnsi" w:eastAsiaTheme="minorHAnsi" w:hAnsiTheme="minorHAnsi"/>
-          <w:b/>
-          <w:bCs/>
-          <w:sz w:val="21"/>
-          <w:szCs w:val="21"/>
-        </w:rPr>
-        <w:t xml:space="preserve"> </w:t>
-      </w:r>
-      <w:r>
-        <w:rPr>
-          <w:rFonts w:asciiTheme="minorHAnsi" w:eastAsiaTheme="minorHAnsi" w:hAnsiTheme="minorHAnsi"/>
-          <w:sz w:val="21"/>
-          <w:szCs w:val="21"/>
-        </w:rPr>
-        <w:t>관련 변수가 의미 있게 작용하였다.</w:t>
-      </w:r>
-    </w:p>
-    <w:p>
-      <w:pPr>
-        <w:pStyle w:val="af4"/>
-        <w:rPr>
-          <w:rFonts w:asciiTheme="minorHAnsi" w:eastAsiaTheme="minorHAnsi" w:hAnsiTheme="minorHAnsi"/>
-          <w:sz w:val="21"/>
-          <w:szCs w:val="21"/>
-        </w:rPr>
-      </w:pPr>
-      <w:r>
-        <w:rPr>
-          <w:rFonts w:asciiTheme="minorHAnsi" w:eastAsiaTheme="minorHAnsi" w:hAnsiTheme="minorHAnsi"/>
-          <w:sz w:val="21"/>
-          <w:szCs w:val="21"/>
-        </w:rPr>
-        <w:t xml:space="preserve">이 결과는 모델 종류와 내부 학습 방식이 다르더라도, </w:t>
-      </w:r>
-      <w:r>
-        <w:rPr>
-          <w:rStyle w:val="ad"/>
-          <w:rFonts w:asciiTheme="minorHAnsi" w:eastAsiaTheme="minorHAnsi" w:hAnsiTheme="minorHAnsi"/>
-          <w:b w:val="0"/>
-          <w:bCs w:val="0"/>
-          <w:sz w:val="21"/>
-          <w:szCs w:val="21"/>
-        </w:rPr>
-        <w:t>특정 변수들이 일관적으로 고객 만족 예측에 중요한 역할을 수행한다</w:t>
-      </w:r>
-      <w:r>
-        <w:rPr>
-          <w:rFonts w:asciiTheme="minorHAnsi" w:eastAsiaTheme="minorHAnsi" w:hAnsiTheme="minorHAnsi"/>
-          <w:sz w:val="21"/>
-          <w:szCs w:val="21"/>
-        </w:rPr>
-        <w:t xml:space="preserve">는 점을 보여준다. 따라서 이후 분석에서는 이러한 주요 변수들을 중심으로 </w:t>
-      </w:r>
-      <w:r>
-        <w:rPr>
-          <w:rStyle w:val="ad"/>
-          <w:rFonts w:asciiTheme="minorHAnsi" w:eastAsiaTheme="minorHAnsi" w:hAnsiTheme="minorHAnsi"/>
-          <w:b w:val="0"/>
-          <w:bCs w:val="0"/>
-          <w:sz w:val="21"/>
-          <w:szCs w:val="21"/>
-        </w:rPr>
-        <w:t>추가적인 탐색 분석, 이상치 검토, Feature Selection 및 모델 해석</w:t>
-      </w:r>
-      <w:r>
-        <w:rPr>
-          <w:rFonts w:asciiTheme="minorHAnsi" w:eastAsiaTheme="minorHAnsi" w:hAnsiTheme="minorHAnsi"/>
-          <w:sz w:val="21"/>
-          <w:szCs w:val="21"/>
-        </w:rPr>
-        <w:t>을</w:t>
-      </w:r>
-      <w:r>
-        <w:rPr>
-          <w:rFonts w:asciiTheme="minorHAnsi" w:eastAsiaTheme="minorHAnsi" w:hAnsiTheme="minorHAnsi"/>
-          <w:b/>
-          <w:bCs/>
-          <w:sz w:val="21"/>
-          <w:szCs w:val="21"/>
-        </w:rPr>
-        <w:t xml:space="preserve"> </w:t>
-      </w:r>
-      <w:r>
-        <w:rPr>
-          <w:rFonts w:asciiTheme="minorHAnsi" w:eastAsiaTheme="minorHAnsi" w:hAnsiTheme="minorHAnsi"/>
-          <w:sz w:val="21"/>
-          <w:szCs w:val="21"/>
-        </w:rPr>
-        <w:t>진행하였다.</w:t>
-      </w:r>
-    </w:p>
-    <w:p/>
-    <w:p>
-      <w:r>
-        <w:rPr>
           <w:noProof/>
         </w:rPr>
         <w:drawing>
-          <wp:inline distT="0" distB="0" distL="0" distR="0" wp14:anchorId="1CD476AA" wp14:editId="397FBB52">
-            <wp:extent cx="6645910" cy="5250815"/>
-            <wp:effectExtent l="0" t="0" r="2540" b="6985"/>
+          <wp:inline distT="0" distB="0" distL="0" distR="0" wp14:anchorId="6F303E93" wp14:editId="2FAAB062">
+            <wp:extent cx="4953000" cy="3913277"/>
+            <wp:effectExtent l="0" t="0" r="0" b="5715"/>
             <wp:docPr id="1310461694" name="그림 2"/>
             <wp:cNvGraphicFramePr>
               <a:graphicFrameLocks xmlns:a="http://schemas.openxmlformats.org/drawingml/2006/main" noChangeAspect="1"/>
@@ -905,7 +201,7 @@
                     </pic:cNvPicPr>
                   </pic:nvPicPr>
                   <pic:blipFill>
-                    <a:blip r:embed="rId9" cstate="print">
+                    <a:blip r:embed="rId8" cstate="print">
                       <a:extLst>
                         <a:ext uri="{28A0092B-C50C-407E-A947-70E740481C1C}">
                           <a14:useLocalDpi xmlns:a14="http://schemas.microsoft.com/office/drawing/2010/main" val="0"/>
@@ -920,7 +216,7 @@
                   <pic:spPr bwMode="auto">
                     <a:xfrm>
                       <a:off x="0" y="0"/>
-                      <a:ext cx="6645910" cy="5250815"/>
+                      <a:ext cx="4953000" cy="3913277"/>
                     </a:xfrm>
                     <a:prstGeom prst="rect">
                       <a:avLst/>
@@ -938,59 +234,444 @@
       </w:r>
     </w:p>
     <w:p>
-      <w:r>
+      <w:pPr>
+        <w:pStyle w:val="af4"/>
+        <w:rPr>
+          <w:rFonts w:asciiTheme="minorEastAsia" w:eastAsiaTheme="minorEastAsia" w:hAnsiTheme="minorEastAsia"/>
+          <w:sz w:val="21"/>
+          <w:szCs w:val="21"/>
+        </w:rPr>
+      </w:pPr>
+      <w:r>
+        <w:rPr>
+          <w:rFonts w:asciiTheme="minorEastAsia" w:eastAsiaTheme="minorEastAsia" w:hAnsiTheme="minorEastAsia" w:hint="eastAsia"/>
+          <w:sz w:val="21"/>
+          <w:szCs w:val="21"/>
+        </w:rPr>
+        <w:t>[그림 2.2.1 Feature importance]</w:t>
+      </w:r>
+    </w:p>
+    <w:p>
+      <w:pPr>
+        <w:pStyle w:val="af4"/>
+        <w:rPr>
+          <w:rFonts w:asciiTheme="minorHAnsi" w:eastAsiaTheme="minorHAnsi" w:hAnsiTheme="minorHAnsi"/>
+          <w:sz w:val="21"/>
+          <w:szCs w:val="21"/>
+        </w:rPr>
+      </w:pPr>
+      <w:r>
+        <w:rPr>
+          <w:rFonts w:asciiTheme="minorHAnsi" w:eastAsiaTheme="minorHAnsi" w:hAnsiTheme="minorHAnsi"/>
+          <w:sz w:val="21"/>
+          <w:szCs w:val="21"/>
+        </w:rPr>
+        <w:br/>
+        <w:t xml:space="preserve">모든 모델에서 </w:t>
+      </w:r>
+      <w:r>
+        <w:rPr>
+          <w:rStyle w:val="ad"/>
+          <w:rFonts w:asciiTheme="minorHAnsi" w:eastAsiaTheme="minorHAnsi" w:hAnsiTheme="minorHAnsi"/>
+          <w:b w:val="0"/>
+          <w:bCs w:val="0"/>
+          <w:sz w:val="21"/>
+          <w:szCs w:val="21"/>
+        </w:rPr>
+        <w:t>var15(고객 연령 변수)</w:t>
+      </w:r>
+      <w:r>
+        <w:rPr>
+          <w:rFonts w:asciiTheme="minorHAnsi" w:eastAsiaTheme="minorHAnsi" w:hAnsiTheme="minorHAnsi"/>
+          <w:b/>
+          <w:bCs/>
+          <w:sz w:val="21"/>
+          <w:szCs w:val="21"/>
+        </w:rPr>
+        <w:t xml:space="preserve">, </w:t>
+      </w:r>
+      <w:proofErr w:type="spellStart"/>
+      <w:r>
+        <w:rPr>
+          <w:rStyle w:val="ad"/>
+          <w:rFonts w:asciiTheme="minorHAnsi" w:eastAsiaTheme="minorHAnsi" w:hAnsiTheme="minorHAnsi"/>
+          <w:sz w:val="21"/>
+          <w:szCs w:val="21"/>
+        </w:rPr>
+        <w:t>saldo</w:t>
+      </w:r>
+      <w:proofErr w:type="spellEnd"/>
+      <w:r>
+        <w:rPr>
+          <w:rStyle w:val="ad"/>
+          <w:rFonts w:asciiTheme="minorHAnsi" w:eastAsiaTheme="minorHAnsi" w:hAnsiTheme="minorHAnsi"/>
+          <w:b w:val="0"/>
+          <w:bCs w:val="0"/>
+          <w:sz w:val="21"/>
+          <w:szCs w:val="21"/>
+        </w:rPr>
+        <w:t xml:space="preserve"> 계열 변수(계좌 잔액 관련 변수)</w:t>
+      </w:r>
+      <w:r>
+        <w:rPr>
+          <w:rFonts w:asciiTheme="minorHAnsi" w:eastAsiaTheme="minorHAnsi" w:hAnsiTheme="minorHAnsi"/>
+          <w:sz w:val="21"/>
+          <w:szCs w:val="21"/>
+        </w:rPr>
+        <w:t xml:space="preserve">, 그리고 </w:t>
+      </w:r>
+      <w:proofErr w:type="spellStart"/>
+      <w:r>
+        <w:rPr>
+          <w:rStyle w:val="ad"/>
+          <w:rFonts w:asciiTheme="minorHAnsi" w:eastAsiaTheme="minorHAnsi" w:hAnsiTheme="minorHAnsi"/>
+          <w:sz w:val="21"/>
+          <w:szCs w:val="21"/>
+        </w:rPr>
+        <w:t>imp_var</w:t>
+      </w:r>
+      <w:proofErr w:type="spellEnd"/>
+      <w:r>
+        <w:rPr>
+          <w:rStyle w:val="ad"/>
+          <w:rFonts w:asciiTheme="minorHAnsi" w:eastAsiaTheme="minorHAnsi" w:hAnsiTheme="minorHAnsi"/>
+          <w:b w:val="0"/>
+          <w:bCs w:val="0"/>
+          <w:sz w:val="21"/>
+          <w:szCs w:val="21"/>
+        </w:rPr>
+        <w:t xml:space="preserve"> 및 </w:t>
+      </w:r>
+      <w:proofErr w:type="spellStart"/>
+      <w:r>
+        <w:rPr>
+          <w:rStyle w:val="ad"/>
+          <w:rFonts w:asciiTheme="minorHAnsi" w:eastAsiaTheme="minorHAnsi" w:hAnsiTheme="minorHAnsi"/>
+          <w:sz w:val="21"/>
+          <w:szCs w:val="21"/>
+        </w:rPr>
+        <w:t>saldo_medio</w:t>
+      </w:r>
+      <w:proofErr w:type="spellEnd"/>
+      <w:r>
+        <w:rPr>
+          <w:rStyle w:val="ad"/>
+          <w:rFonts w:asciiTheme="minorHAnsi" w:eastAsiaTheme="minorHAnsi" w:hAnsiTheme="minorHAnsi"/>
+          <w:b w:val="0"/>
+          <w:bCs w:val="0"/>
+          <w:sz w:val="21"/>
+          <w:szCs w:val="21"/>
+        </w:rPr>
+        <w:t xml:space="preserve"> 계열의 금융 거래 규모 변수</w:t>
+      </w:r>
+      <w:r>
+        <w:rPr>
+          <w:rFonts w:asciiTheme="minorHAnsi" w:eastAsiaTheme="minorHAnsi" w:hAnsiTheme="minorHAnsi"/>
+          <w:sz w:val="21"/>
+          <w:szCs w:val="21"/>
+        </w:rPr>
+        <w:t>가 반복적으로 상위권에 나타났다. 이는 고객의 나이, 잔액 규모, 그리고 최근 거래 활동이 고객 만족 여부를 예측하는 데 중요한 요인임을 의미한다.</w:t>
+      </w:r>
+    </w:p>
+    <w:p>
+      <w:pPr>
+        <w:pStyle w:val="af4"/>
+        <w:rPr>
+          <w:rFonts w:asciiTheme="minorHAnsi" w:eastAsiaTheme="minorHAnsi" w:hAnsiTheme="minorHAnsi"/>
+          <w:sz w:val="21"/>
+          <w:szCs w:val="21"/>
+        </w:rPr>
+      </w:pPr>
+      <w:r>
+        <w:rPr>
+          <w:rFonts w:asciiTheme="minorHAnsi" w:eastAsiaTheme="minorHAnsi" w:hAnsiTheme="minorHAnsi"/>
+          <w:sz w:val="21"/>
+          <w:szCs w:val="21"/>
+        </w:rPr>
+        <w:t xml:space="preserve">특히, </w:t>
+      </w:r>
+      <w:proofErr w:type="spellStart"/>
+      <w:r>
+        <w:rPr>
+          <w:rFonts w:asciiTheme="minorHAnsi" w:eastAsiaTheme="minorHAnsi" w:hAnsiTheme="minorHAnsi"/>
+          <w:b/>
+          <w:bCs/>
+          <w:sz w:val="21"/>
+          <w:szCs w:val="21"/>
+        </w:rPr>
+        <w:t>XGBoost</w:t>
+      </w:r>
+      <w:proofErr w:type="spellEnd"/>
+      <w:r>
+        <w:rPr>
+          <w:rFonts w:asciiTheme="minorHAnsi" w:eastAsiaTheme="minorHAnsi" w:hAnsiTheme="minorHAnsi"/>
+          <w:sz w:val="21"/>
+          <w:szCs w:val="21"/>
+        </w:rPr>
+        <w:t xml:space="preserve">와 </w:t>
+      </w:r>
+      <w:proofErr w:type="spellStart"/>
+      <w:r>
+        <w:rPr>
+          <w:rFonts w:asciiTheme="minorHAnsi" w:eastAsiaTheme="minorHAnsi" w:hAnsiTheme="minorHAnsi"/>
+          <w:b/>
+          <w:bCs/>
+          <w:sz w:val="21"/>
+          <w:szCs w:val="21"/>
+        </w:rPr>
+        <w:t>RandomForest</w:t>
+      </w:r>
+      <w:proofErr w:type="spellEnd"/>
+      <w:r>
+        <w:rPr>
+          <w:rFonts w:asciiTheme="minorHAnsi" w:eastAsiaTheme="minorHAnsi" w:hAnsiTheme="minorHAnsi"/>
+          <w:sz w:val="21"/>
+          <w:szCs w:val="21"/>
+        </w:rPr>
+        <w:t xml:space="preserve">에서는 </w:t>
+      </w:r>
+      <w:r>
+        <w:rPr>
+          <w:rStyle w:val="HTML"/>
+          <w:rFonts w:asciiTheme="minorHAnsi" w:eastAsiaTheme="minorHAnsi" w:hAnsiTheme="minorHAnsi"/>
+          <w:sz w:val="21"/>
+          <w:szCs w:val="21"/>
+        </w:rPr>
+        <w:t>saldo_var30</w:t>
+      </w:r>
+      <w:r>
+        <w:rPr>
+          <w:rStyle w:val="ad"/>
+          <w:rFonts w:asciiTheme="minorHAnsi" w:eastAsiaTheme="minorHAnsi" w:hAnsiTheme="minorHAnsi"/>
+          <w:b w:val="0"/>
+          <w:bCs w:val="0"/>
+          <w:sz w:val="21"/>
+          <w:szCs w:val="21"/>
+        </w:rPr>
+        <w:t>과</w:t>
+      </w:r>
+      <w:r>
+        <w:rPr>
+          <w:rStyle w:val="ad"/>
+          <w:rFonts w:asciiTheme="minorHAnsi" w:eastAsiaTheme="minorHAnsi" w:hAnsiTheme="minorHAnsi"/>
+          <w:sz w:val="21"/>
+          <w:szCs w:val="21"/>
+        </w:rPr>
+        <w:t xml:space="preserve"> </w:t>
+      </w:r>
+      <w:r>
+        <w:rPr>
+          <w:rStyle w:val="HTML"/>
+          <w:rFonts w:asciiTheme="minorHAnsi" w:eastAsiaTheme="minorHAnsi" w:hAnsiTheme="minorHAnsi"/>
+          <w:sz w:val="21"/>
+          <w:szCs w:val="21"/>
+        </w:rPr>
+        <w:t>var15</w:t>
+      </w:r>
+      <w:r>
+        <w:rPr>
+          <w:rStyle w:val="ad"/>
+          <w:rFonts w:asciiTheme="minorHAnsi" w:eastAsiaTheme="minorHAnsi" w:hAnsiTheme="minorHAnsi"/>
+          <w:b w:val="0"/>
+          <w:bCs w:val="0"/>
+          <w:sz w:val="21"/>
+          <w:szCs w:val="21"/>
+        </w:rPr>
+        <w:t>가 가장 높은 비중을 기록</w:t>
+      </w:r>
+      <w:r>
+        <w:rPr>
+          <w:rFonts w:asciiTheme="minorHAnsi" w:eastAsiaTheme="minorHAnsi" w:hAnsiTheme="minorHAnsi"/>
+          <w:sz w:val="21"/>
+          <w:szCs w:val="21"/>
+        </w:rPr>
+        <w:t xml:space="preserve">하였으며, </w:t>
+      </w:r>
+      <w:proofErr w:type="spellStart"/>
+      <w:r>
+        <w:rPr>
+          <w:rFonts w:asciiTheme="minorHAnsi" w:eastAsiaTheme="minorHAnsi" w:hAnsiTheme="minorHAnsi"/>
+          <w:b/>
+          <w:bCs/>
+          <w:sz w:val="21"/>
+          <w:szCs w:val="21"/>
+        </w:rPr>
+        <w:t>LightGBM</w:t>
+      </w:r>
+      <w:proofErr w:type="spellEnd"/>
+      <w:r>
+        <w:rPr>
+          <w:rFonts w:asciiTheme="minorHAnsi" w:eastAsiaTheme="minorHAnsi" w:hAnsiTheme="minorHAnsi"/>
+          <w:sz w:val="21"/>
+          <w:szCs w:val="21"/>
+        </w:rPr>
+        <w:t xml:space="preserve">에서는 </w:t>
+      </w:r>
+      <w:r>
+        <w:rPr>
+          <w:rStyle w:val="HTML"/>
+          <w:rFonts w:asciiTheme="minorHAnsi" w:eastAsiaTheme="minorHAnsi" w:hAnsiTheme="minorHAnsi"/>
+          <w:sz w:val="21"/>
+          <w:szCs w:val="21"/>
+        </w:rPr>
+        <w:t>var38</w:t>
+      </w:r>
+      <w:r>
+        <w:rPr>
+          <w:rFonts w:asciiTheme="minorHAnsi" w:eastAsiaTheme="minorHAnsi" w:hAnsiTheme="minorHAnsi"/>
+          <w:sz w:val="21"/>
+          <w:szCs w:val="21"/>
+        </w:rPr>
+        <w:t xml:space="preserve">(대규모 금액 관련 변수)이 가장 중요한 변수로 나타났다. </w:t>
+      </w:r>
+      <w:proofErr w:type="spellStart"/>
+      <w:r>
+        <w:rPr>
+          <w:rFonts w:asciiTheme="minorHAnsi" w:eastAsiaTheme="minorHAnsi" w:hAnsiTheme="minorHAnsi"/>
+          <w:b/>
+          <w:bCs/>
+          <w:sz w:val="21"/>
+          <w:szCs w:val="21"/>
+        </w:rPr>
+        <w:t>LogisticRegression</w:t>
+      </w:r>
+      <w:proofErr w:type="spellEnd"/>
+      <w:r>
+        <w:rPr>
+          <w:rFonts w:asciiTheme="minorHAnsi" w:eastAsiaTheme="minorHAnsi" w:hAnsiTheme="minorHAnsi"/>
+          <w:sz w:val="21"/>
+          <w:szCs w:val="21"/>
+        </w:rPr>
+        <w:t xml:space="preserve">은 트리 기반 모델과 달리 변수 영향력이 다르게 나타났으나, 동일하게 </w:t>
+      </w:r>
+      <w:r>
+        <w:rPr>
+          <w:rStyle w:val="HTML"/>
+          <w:rFonts w:asciiTheme="minorHAnsi" w:eastAsiaTheme="minorHAnsi" w:hAnsiTheme="minorHAnsi"/>
+          <w:sz w:val="21"/>
+          <w:szCs w:val="21"/>
+        </w:rPr>
+        <w:t>var15</w:t>
+      </w:r>
+      <w:r>
+        <w:rPr>
+          <w:rFonts w:asciiTheme="minorHAnsi" w:eastAsiaTheme="minorHAnsi" w:hAnsiTheme="minorHAnsi"/>
+          <w:sz w:val="21"/>
+          <w:szCs w:val="21"/>
+        </w:rPr>
+        <w:t xml:space="preserve"> 및 </w:t>
+      </w:r>
+      <w:proofErr w:type="spellStart"/>
+      <w:r>
+        <w:rPr>
+          <w:rStyle w:val="HTML"/>
+          <w:rFonts w:asciiTheme="minorHAnsi" w:eastAsiaTheme="minorHAnsi" w:hAnsiTheme="minorHAnsi"/>
+          <w:b/>
+          <w:bCs/>
+          <w:sz w:val="21"/>
+          <w:szCs w:val="21"/>
+        </w:rPr>
+        <w:t>saldo_medio</w:t>
+      </w:r>
+      <w:proofErr w:type="spellEnd"/>
+      <w:r>
+        <w:rPr>
+          <w:rFonts w:asciiTheme="minorHAnsi" w:eastAsiaTheme="minorHAnsi" w:hAnsiTheme="minorHAnsi"/>
+          <w:b/>
+          <w:bCs/>
+          <w:sz w:val="21"/>
+          <w:szCs w:val="21"/>
+        </w:rPr>
+        <w:t xml:space="preserve"> </w:t>
+      </w:r>
+      <w:r>
+        <w:rPr>
+          <w:rFonts w:asciiTheme="minorHAnsi" w:eastAsiaTheme="minorHAnsi" w:hAnsiTheme="minorHAnsi"/>
+          <w:sz w:val="21"/>
+          <w:szCs w:val="21"/>
+        </w:rPr>
+        <w:t>관련 변수가 의미 있게 작용하였다.</w:t>
+      </w:r>
+    </w:p>
+    <w:p>
+      <w:pPr>
+        <w:pStyle w:val="af4"/>
         <w:rPr>
           <w:rFonts w:hint="eastAsia"/>
-        </w:rPr>
-        <w:t xml:space="preserve">[그림 </w:t>
-      </w:r>
-      <w:r>
-        <w:rPr>
-          <w:rFonts w:hint="eastAsia"/>
-        </w:rPr>
-        <w:t>2</w:t>
-      </w:r>
-      <w:r>
-        <w:rPr>
-          <w:rFonts w:hint="eastAsia"/>
-        </w:rPr>
-        <w:t>.</w:t>
-      </w:r>
-      <w:r>
-        <w:rPr>
-          <w:rFonts w:hint="eastAsia"/>
-        </w:rPr>
-        <w:t>2</w:t>
-      </w:r>
-      <w:r>
-        <w:rPr>
-          <w:rFonts w:hint="eastAsia"/>
-        </w:rPr>
-        <w:t xml:space="preserve">.1.1 </w:t>
-      </w:r>
-      <w:r>
-        <w:rPr>
-          <w:rFonts w:hint="eastAsia"/>
-        </w:rPr>
-        <w:t>Feature importance</w:t>
-      </w:r>
-      <w:r>
-        <w:rPr>
-          <w:rFonts w:hint="eastAsia"/>
-        </w:rPr>
-        <w:t>]</w:t>
+          <w:noProof/>
+        </w:rPr>
+      </w:pPr>
+      <w:r>
+        <w:rPr>
+          <w:rFonts w:asciiTheme="minorHAnsi" w:eastAsiaTheme="minorHAnsi" w:hAnsiTheme="minorHAnsi"/>
+          <w:sz w:val="21"/>
+          <w:szCs w:val="21"/>
+        </w:rPr>
+        <w:t xml:space="preserve">이 결과는 모델 종류와 내부 학습 방식이 다르더라도, </w:t>
+      </w:r>
+      <w:r>
+        <w:rPr>
+          <w:rStyle w:val="ad"/>
+          <w:rFonts w:asciiTheme="minorHAnsi" w:eastAsiaTheme="minorHAnsi" w:hAnsiTheme="minorHAnsi"/>
+          <w:b w:val="0"/>
+          <w:bCs w:val="0"/>
+          <w:sz w:val="21"/>
+          <w:szCs w:val="21"/>
+        </w:rPr>
+        <w:t>특정 변수들이 일관적으로 고객 만족 예측에 중요한 역할을 수행한다</w:t>
+      </w:r>
+      <w:r>
+        <w:rPr>
+          <w:rFonts w:asciiTheme="minorHAnsi" w:eastAsiaTheme="minorHAnsi" w:hAnsiTheme="minorHAnsi"/>
+          <w:sz w:val="21"/>
+          <w:szCs w:val="21"/>
+        </w:rPr>
+        <w:t xml:space="preserve">는 점을 보여준다. 따라서 이후 분석에서는 이러한 주요 변수들을 중심으로 </w:t>
+      </w:r>
+      <w:r>
+        <w:rPr>
+          <w:rStyle w:val="ad"/>
+          <w:rFonts w:asciiTheme="minorHAnsi" w:eastAsiaTheme="minorHAnsi" w:hAnsiTheme="minorHAnsi"/>
+          <w:b w:val="0"/>
+          <w:bCs w:val="0"/>
+          <w:sz w:val="21"/>
+          <w:szCs w:val="21"/>
+        </w:rPr>
+        <w:t>추가적인 탐색 분석, 이상치 검토, Feature Selection 및 모델 해석</w:t>
+      </w:r>
+      <w:r>
+        <w:rPr>
+          <w:rFonts w:asciiTheme="minorHAnsi" w:eastAsiaTheme="minorHAnsi" w:hAnsiTheme="minorHAnsi"/>
+          <w:sz w:val="21"/>
+          <w:szCs w:val="21"/>
+        </w:rPr>
+        <w:t>을</w:t>
+      </w:r>
+      <w:r>
+        <w:rPr>
+          <w:rFonts w:asciiTheme="minorHAnsi" w:eastAsiaTheme="minorHAnsi" w:hAnsiTheme="minorHAnsi"/>
+          <w:b/>
+          <w:bCs/>
+          <w:sz w:val="21"/>
+          <w:szCs w:val="21"/>
+        </w:rPr>
+        <w:t xml:space="preserve"> </w:t>
+      </w:r>
+      <w:r>
+        <w:rPr>
+          <w:rFonts w:asciiTheme="minorHAnsi" w:eastAsiaTheme="minorHAnsi" w:hAnsiTheme="minorHAnsi"/>
+          <w:sz w:val="21"/>
+          <w:szCs w:val="21"/>
+        </w:rPr>
+        <w:t>진행하였다.</w:t>
+      </w:r>
+      <w:r>
+        <w:rPr>
+          <w:noProof/>
+        </w:rPr>
+        <w:t xml:space="preserve"> </w:t>
       </w:r>
     </w:p>
-    <w:p/>
-    <w:p/>
-    <w:p>
-      <w:pPr>
-        <w:rPr>
-          <w:rFonts w:hint="eastAsia"/>
-        </w:rPr>
-      </w:pPr>
-    </w:p>
-    <w:p/>
     <w:tbl>
       <w:tblPr>
         <w:tblW w:w="0" w:type="auto"/>
@@ -1037,11 +718,18 @@
             <w:proofErr w:type="spellStart"/>
             <w:r>
               <w:rPr>
+                <w:rFonts w:hint="eastAsia"/>
                 <w:b/>
                 <w:bCs/>
               </w:rPr>
-              <w:lastRenderedPageBreak/>
-              <w:t>변수명</w:t>
+              <w:t>컬럼</w:t>
+            </w:r>
+            <w:r>
+              <w:rPr>
+                <w:b/>
+                <w:bCs/>
+              </w:rPr>
+              <w:t>명</w:t>
             </w:r>
             <w:proofErr w:type="spellEnd"/>
           </w:p>
@@ -4072,7 +3760,17 @@
         </w:rPr>
       </w:pPr>
       <w:r>
-        <w:lastRenderedPageBreak/>
+        <w:rPr>
+          <w:rFonts w:hint="eastAsia"/>
+        </w:rPr>
+        <w:t>(해석)</w:t>
+      </w:r>
+    </w:p>
+    <w:p>
+      <w:pPr>
+        <w:ind w:left="720"/>
+      </w:pPr>
+      <w:r>
         <w:t xml:space="preserve">주요 피처들의 기술통계를 분석한 결과, 대부분의 변수는 중앙값(50%)과 사분위수(25%, 75%) 값이 0에 위치하며 희소(sparse)한 분포 특성을 나타냈다. 반면 </w:t>
       </w:r>
       <w:r>
@@ -4136,33 +3834,3050 @@
           <w:numId w:val="46"/>
         </w:numPr>
         <w:rPr>
+          <w:rFonts w:hint="eastAsia"/>
           <w:bCs/>
+          <w:sz w:val="28"/>
+          <w:szCs w:val="28"/>
         </w:rPr>
       </w:pPr>
       <w:r>
         <w:rPr>
           <w:bCs/>
+          <w:sz w:val="28"/>
+          <w:szCs w:val="28"/>
         </w:rPr>
         <w:t>시각화 분석</w:t>
       </w:r>
     </w:p>
     <w:p>
       <w:pPr>
-        <w:rPr>
-          <w:rFonts w:hint="eastAsia"/>
-        </w:rPr>
-      </w:pPr>
+        <w:pStyle w:val="5"/>
+        <w:numPr>
+          <w:ilvl w:val="3"/>
+          <w:numId w:val="46"/>
+        </w:numPr>
+        <w:rPr>
+          <w:rFonts w:asciiTheme="majorEastAsia" w:hAnsiTheme="majorEastAsia"/>
+          <w:b/>
+          <w:sz w:val="24"/>
+          <w:szCs w:val="24"/>
+        </w:rPr>
+      </w:pPr>
+      <w:r>
+        <w:rPr>
+          <w:rFonts w:asciiTheme="majorEastAsia" w:hAnsiTheme="majorEastAsia" w:hint="eastAsia"/>
+          <w:b/>
+          <w:sz w:val="24"/>
+          <w:szCs w:val="24"/>
+        </w:rPr>
+        <w:t>전체 컬럼 분포</w:t>
+      </w:r>
     </w:p>
     <w:p>
       <w:pPr>
+        <w:rPr>
+          <w:rFonts w:hint="eastAsia"/>
+        </w:rPr>
+      </w:pPr>
+      <w:r>
+        <w:rPr>
+          <w:rFonts w:hint="eastAsia"/>
+          <w:noProof/>
+        </w:rPr>
+        <w:drawing>
+          <wp:inline distT="0" distB="0" distL="0" distR="0" wp14:anchorId="7097D16D" wp14:editId="441B1B40">
+            <wp:extent cx="6645910" cy="1102360"/>
+            <wp:effectExtent l="0" t="0" r="2540" b="2540"/>
+            <wp:docPr id="1601813788" name="그림 89"/>
+            <wp:cNvGraphicFramePr>
+              <a:graphicFrameLocks xmlns:a="http://schemas.openxmlformats.org/drawingml/2006/main" noChangeAspect="1"/>
+            </wp:cNvGraphicFramePr>
+            <a:graphic xmlns:a="http://schemas.openxmlformats.org/drawingml/2006/main">
+              <a:graphicData uri="http://schemas.openxmlformats.org/drawingml/2006/picture">
+                <pic:pic xmlns:pic="http://schemas.openxmlformats.org/drawingml/2006/picture">
+                  <pic:nvPicPr>
+                    <pic:cNvPr id="1601813788" name="그림 1601813788"/>
+                    <pic:cNvPicPr/>
+                  </pic:nvPicPr>
+                  <pic:blipFill>
+                    <a:blip r:embed="rId9" cstate="print">
+                      <a:extLst>
+                        <a:ext uri="{28A0092B-C50C-407E-A947-70E740481C1C}">
+                          <a14:useLocalDpi xmlns:a14="http://schemas.microsoft.com/office/drawing/2010/main" val="0"/>
+                        </a:ext>
+                      </a:extLst>
+                    </a:blip>
+                    <a:stretch>
+                      <a:fillRect/>
+                    </a:stretch>
+                  </pic:blipFill>
+                  <pic:spPr>
+                    <a:xfrm>
+                      <a:off x="0" y="0"/>
+                      <a:ext cx="6645910" cy="1102360"/>
+                    </a:xfrm>
+                    <a:prstGeom prst="rect">
+                      <a:avLst/>
+                    </a:prstGeom>
+                  </pic:spPr>
+                </pic:pic>
+              </a:graphicData>
+            </a:graphic>
+          </wp:inline>
+        </w:drawing>
+      </w:r>
+      <w:r>
+        <w:rPr>
+          <w:rFonts w:hint="eastAsia"/>
+          <w:noProof/>
+        </w:rPr>
+        <w:drawing>
+          <wp:inline distT="0" distB="0" distL="0" distR="0" wp14:anchorId="46F91688" wp14:editId="39712166">
+            <wp:extent cx="6645910" cy="1102360"/>
+            <wp:effectExtent l="0" t="0" r="2540" b="2540"/>
+            <wp:docPr id="1782241966" name="그림 90"/>
+            <wp:cNvGraphicFramePr>
+              <a:graphicFrameLocks xmlns:a="http://schemas.openxmlformats.org/drawingml/2006/main" noChangeAspect="1"/>
+            </wp:cNvGraphicFramePr>
+            <a:graphic xmlns:a="http://schemas.openxmlformats.org/drawingml/2006/main">
+              <a:graphicData uri="http://schemas.openxmlformats.org/drawingml/2006/picture">
+                <pic:pic xmlns:pic="http://schemas.openxmlformats.org/drawingml/2006/picture">
+                  <pic:nvPicPr>
+                    <pic:cNvPr id="1782241966" name="그림 1782241966"/>
+                    <pic:cNvPicPr/>
+                  </pic:nvPicPr>
+                  <pic:blipFill>
+                    <a:blip r:embed="rId10" cstate="print">
+                      <a:extLst>
+                        <a:ext uri="{28A0092B-C50C-407E-A947-70E740481C1C}">
+                          <a14:useLocalDpi xmlns:a14="http://schemas.microsoft.com/office/drawing/2010/main" val="0"/>
+                        </a:ext>
+                      </a:extLst>
+                    </a:blip>
+                    <a:stretch>
+                      <a:fillRect/>
+                    </a:stretch>
+                  </pic:blipFill>
+                  <pic:spPr>
+                    <a:xfrm>
+                      <a:off x="0" y="0"/>
+                      <a:ext cx="6645910" cy="1102360"/>
+                    </a:xfrm>
+                    <a:prstGeom prst="rect">
+                      <a:avLst/>
+                    </a:prstGeom>
+                  </pic:spPr>
+                </pic:pic>
+              </a:graphicData>
+            </a:graphic>
+          </wp:inline>
+        </w:drawing>
+      </w:r>
+      <w:r>
+        <w:rPr>
+          <w:rFonts w:hint="eastAsia"/>
+          <w:noProof/>
+        </w:rPr>
+        <w:drawing>
+          <wp:inline distT="0" distB="0" distL="0" distR="0" wp14:anchorId="0BC261CE" wp14:editId="5E212ABB">
+            <wp:extent cx="6645910" cy="1102995"/>
+            <wp:effectExtent l="0" t="0" r="2540" b="1905"/>
+            <wp:docPr id="1653478221" name="그림 91"/>
+            <wp:cNvGraphicFramePr>
+              <a:graphicFrameLocks xmlns:a="http://schemas.openxmlformats.org/drawingml/2006/main" noChangeAspect="1"/>
+            </wp:cNvGraphicFramePr>
+            <a:graphic xmlns:a="http://schemas.openxmlformats.org/drawingml/2006/main">
+              <a:graphicData uri="http://schemas.openxmlformats.org/drawingml/2006/picture">
+                <pic:pic xmlns:pic="http://schemas.openxmlformats.org/drawingml/2006/picture">
+                  <pic:nvPicPr>
+                    <pic:cNvPr id="1653478221" name="그림 1653478221"/>
+                    <pic:cNvPicPr/>
+                  </pic:nvPicPr>
+                  <pic:blipFill>
+                    <a:blip r:embed="rId11" cstate="print">
+                      <a:extLst>
+                        <a:ext uri="{28A0092B-C50C-407E-A947-70E740481C1C}">
+                          <a14:useLocalDpi xmlns:a14="http://schemas.microsoft.com/office/drawing/2010/main" val="0"/>
+                        </a:ext>
+                      </a:extLst>
+                    </a:blip>
+                    <a:stretch>
+                      <a:fillRect/>
+                    </a:stretch>
+                  </pic:blipFill>
+                  <pic:spPr>
+                    <a:xfrm>
+                      <a:off x="0" y="0"/>
+                      <a:ext cx="6645910" cy="1102995"/>
+                    </a:xfrm>
+                    <a:prstGeom prst="rect">
+                      <a:avLst/>
+                    </a:prstGeom>
+                  </pic:spPr>
+                </pic:pic>
+              </a:graphicData>
+            </a:graphic>
+          </wp:inline>
+        </w:drawing>
+      </w:r>
+      <w:r>
+        <w:rPr>
+          <w:rFonts w:hint="eastAsia"/>
+          <w:noProof/>
+        </w:rPr>
+        <w:drawing>
+          <wp:inline distT="0" distB="0" distL="0" distR="0" wp14:anchorId="7BD31CDF" wp14:editId="09B41F4B">
+            <wp:extent cx="6645910" cy="1102360"/>
+            <wp:effectExtent l="0" t="0" r="2540" b="2540"/>
+            <wp:docPr id="1503892708" name="그림 92"/>
+            <wp:cNvGraphicFramePr>
+              <a:graphicFrameLocks xmlns:a="http://schemas.openxmlformats.org/drawingml/2006/main" noChangeAspect="1"/>
+            </wp:cNvGraphicFramePr>
+            <a:graphic xmlns:a="http://schemas.openxmlformats.org/drawingml/2006/main">
+              <a:graphicData uri="http://schemas.openxmlformats.org/drawingml/2006/picture">
+                <pic:pic xmlns:pic="http://schemas.openxmlformats.org/drawingml/2006/picture">
+                  <pic:nvPicPr>
+                    <pic:cNvPr id="1503892708" name="그림 1503892708"/>
+                    <pic:cNvPicPr/>
+                  </pic:nvPicPr>
+                  <pic:blipFill>
+                    <a:blip r:embed="rId12" cstate="print">
+                      <a:extLst>
+                        <a:ext uri="{28A0092B-C50C-407E-A947-70E740481C1C}">
+                          <a14:useLocalDpi xmlns:a14="http://schemas.microsoft.com/office/drawing/2010/main" val="0"/>
+                        </a:ext>
+                      </a:extLst>
+                    </a:blip>
+                    <a:stretch>
+                      <a:fillRect/>
+                    </a:stretch>
+                  </pic:blipFill>
+                  <pic:spPr>
+                    <a:xfrm>
+                      <a:off x="0" y="0"/>
+                      <a:ext cx="6645910" cy="1102360"/>
+                    </a:xfrm>
+                    <a:prstGeom prst="rect">
+                      <a:avLst/>
+                    </a:prstGeom>
+                  </pic:spPr>
+                </pic:pic>
+              </a:graphicData>
+            </a:graphic>
+          </wp:inline>
+        </w:drawing>
+      </w:r>
+      <w:r>
+        <w:rPr>
+          <w:rFonts w:hint="eastAsia"/>
+          <w:noProof/>
+        </w:rPr>
+        <w:drawing>
+          <wp:inline distT="0" distB="0" distL="0" distR="0" wp14:anchorId="18536804" wp14:editId="7A2572DA">
+            <wp:extent cx="6645910" cy="1102360"/>
+            <wp:effectExtent l="0" t="0" r="2540" b="2540"/>
+            <wp:docPr id="1046666651" name="그림 93"/>
+            <wp:cNvGraphicFramePr>
+              <a:graphicFrameLocks xmlns:a="http://schemas.openxmlformats.org/drawingml/2006/main" noChangeAspect="1"/>
+            </wp:cNvGraphicFramePr>
+            <a:graphic xmlns:a="http://schemas.openxmlformats.org/drawingml/2006/main">
+              <a:graphicData uri="http://schemas.openxmlformats.org/drawingml/2006/picture">
+                <pic:pic xmlns:pic="http://schemas.openxmlformats.org/drawingml/2006/picture">
+                  <pic:nvPicPr>
+                    <pic:cNvPr id="1046666651" name="그림 1046666651"/>
+                    <pic:cNvPicPr/>
+                  </pic:nvPicPr>
+                  <pic:blipFill>
+                    <a:blip r:embed="rId13" cstate="print">
+                      <a:extLst>
+                        <a:ext uri="{28A0092B-C50C-407E-A947-70E740481C1C}">
+                          <a14:useLocalDpi xmlns:a14="http://schemas.microsoft.com/office/drawing/2010/main" val="0"/>
+                        </a:ext>
+                      </a:extLst>
+                    </a:blip>
+                    <a:stretch>
+                      <a:fillRect/>
+                    </a:stretch>
+                  </pic:blipFill>
+                  <pic:spPr>
+                    <a:xfrm>
+                      <a:off x="0" y="0"/>
+                      <a:ext cx="6645910" cy="1102360"/>
+                    </a:xfrm>
+                    <a:prstGeom prst="rect">
+                      <a:avLst/>
+                    </a:prstGeom>
+                  </pic:spPr>
+                </pic:pic>
+              </a:graphicData>
+            </a:graphic>
+          </wp:inline>
+        </w:drawing>
+      </w:r>
+      <w:r>
+        <w:rPr>
+          <w:rFonts w:hint="eastAsia"/>
+          <w:noProof/>
+        </w:rPr>
+        <w:drawing>
+          <wp:inline distT="0" distB="0" distL="0" distR="0" wp14:anchorId="044101FD" wp14:editId="7E78C4DE">
+            <wp:extent cx="6645910" cy="1102360"/>
+            <wp:effectExtent l="0" t="0" r="2540" b="2540"/>
+            <wp:docPr id="1439242658" name="그림 94"/>
+            <wp:cNvGraphicFramePr>
+              <a:graphicFrameLocks xmlns:a="http://schemas.openxmlformats.org/drawingml/2006/main" noChangeAspect="1"/>
+            </wp:cNvGraphicFramePr>
+            <a:graphic xmlns:a="http://schemas.openxmlformats.org/drawingml/2006/main">
+              <a:graphicData uri="http://schemas.openxmlformats.org/drawingml/2006/picture">
+                <pic:pic xmlns:pic="http://schemas.openxmlformats.org/drawingml/2006/picture">
+                  <pic:nvPicPr>
+                    <pic:cNvPr id="1439242658" name="그림 1439242658"/>
+                    <pic:cNvPicPr/>
+                  </pic:nvPicPr>
+                  <pic:blipFill>
+                    <a:blip r:embed="rId14" cstate="print">
+                      <a:extLst>
+                        <a:ext uri="{28A0092B-C50C-407E-A947-70E740481C1C}">
+                          <a14:useLocalDpi xmlns:a14="http://schemas.microsoft.com/office/drawing/2010/main" val="0"/>
+                        </a:ext>
+                      </a:extLst>
+                    </a:blip>
+                    <a:stretch>
+                      <a:fillRect/>
+                    </a:stretch>
+                  </pic:blipFill>
+                  <pic:spPr>
+                    <a:xfrm>
+                      <a:off x="0" y="0"/>
+                      <a:ext cx="6645910" cy="1102360"/>
+                    </a:xfrm>
+                    <a:prstGeom prst="rect">
+                      <a:avLst/>
+                    </a:prstGeom>
+                  </pic:spPr>
+                </pic:pic>
+              </a:graphicData>
+            </a:graphic>
+          </wp:inline>
+        </w:drawing>
+      </w:r>
+      <w:r>
+        <w:rPr>
+          <w:rFonts w:hint="eastAsia"/>
+          <w:noProof/>
+        </w:rPr>
+        <w:lastRenderedPageBreak/>
+        <w:drawing>
+          <wp:inline distT="0" distB="0" distL="0" distR="0" wp14:anchorId="59121FB9" wp14:editId="75F621BA">
+            <wp:extent cx="6645910" cy="1102360"/>
+            <wp:effectExtent l="0" t="0" r="2540" b="2540"/>
+            <wp:docPr id="688208831" name="그림 95"/>
+            <wp:cNvGraphicFramePr>
+              <a:graphicFrameLocks xmlns:a="http://schemas.openxmlformats.org/drawingml/2006/main" noChangeAspect="1"/>
+            </wp:cNvGraphicFramePr>
+            <a:graphic xmlns:a="http://schemas.openxmlformats.org/drawingml/2006/main">
+              <a:graphicData uri="http://schemas.openxmlformats.org/drawingml/2006/picture">
+                <pic:pic xmlns:pic="http://schemas.openxmlformats.org/drawingml/2006/picture">
+                  <pic:nvPicPr>
+                    <pic:cNvPr id="688208831" name="그림 688208831"/>
+                    <pic:cNvPicPr/>
+                  </pic:nvPicPr>
+                  <pic:blipFill>
+                    <a:blip r:embed="rId15" cstate="print">
+                      <a:extLst>
+                        <a:ext uri="{28A0092B-C50C-407E-A947-70E740481C1C}">
+                          <a14:useLocalDpi xmlns:a14="http://schemas.microsoft.com/office/drawing/2010/main" val="0"/>
+                        </a:ext>
+                      </a:extLst>
+                    </a:blip>
+                    <a:stretch>
+                      <a:fillRect/>
+                    </a:stretch>
+                  </pic:blipFill>
+                  <pic:spPr>
+                    <a:xfrm>
+                      <a:off x="0" y="0"/>
+                      <a:ext cx="6645910" cy="1102360"/>
+                    </a:xfrm>
+                    <a:prstGeom prst="rect">
+                      <a:avLst/>
+                    </a:prstGeom>
+                  </pic:spPr>
+                </pic:pic>
+              </a:graphicData>
+            </a:graphic>
+          </wp:inline>
+        </w:drawing>
+      </w:r>
+      <w:r>
+        <w:rPr>
+          <w:rFonts w:hint="eastAsia"/>
+          <w:noProof/>
+        </w:rPr>
+        <w:drawing>
+          <wp:inline distT="0" distB="0" distL="0" distR="0" wp14:anchorId="09BF5FE0" wp14:editId="274DFD2B">
+            <wp:extent cx="6645910" cy="1102360"/>
+            <wp:effectExtent l="0" t="0" r="2540" b="2540"/>
+            <wp:docPr id="1176615971" name="그림 96"/>
+            <wp:cNvGraphicFramePr>
+              <a:graphicFrameLocks xmlns:a="http://schemas.openxmlformats.org/drawingml/2006/main" noChangeAspect="1"/>
+            </wp:cNvGraphicFramePr>
+            <a:graphic xmlns:a="http://schemas.openxmlformats.org/drawingml/2006/main">
+              <a:graphicData uri="http://schemas.openxmlformats.org/drawingml/2006/picture">
+                <pic:pic xmlns:pic="http://schemas.openxmlformats.org/drawingml/2006/picture">
+                  <pic:nvPicPr>
+                    <pic:cNvPr id="1176615971" name="그림 1176615971"/>
+                    <pic:cNvPicPr/>
+                  </pic:nvPicPr>
+                  <pic:blipFill>
+                    <a:blip r:embed="rId16" cstate="print">
+                      <a:extLst>
+                        <a:ext uri="{28A0092B-C50C-407E-A947-70E740481C1C}">
+                          <a14:useLocalDpi xmlns:a14="http://schemas.microsoft.com/office/drawing/2010/main" val="0"/>
+                        </a:ext>
+                      </a:extLst>
+                    </a:blip>
+                    <a:stretch>
+                      <a:fillRect/>
+                    </a:stretch>
+                  </pic:blipFill>
+                  <pic:spPr>
+                    <a:xfrm>
+                      <a:off x="0" y="0"/>
+                      <a:ext cx="6645910" cy="1102360"/>
+                    </a:xfrm>
+                    <a:prstGeom prst="rect">
+                      <a:avLst/>
+                    </a:prstGeom>
+                  </pic:spPr>
+                </pic:pic>
+              </a:graphicData>
+            </a:graphic>
+          </wp:inline>
+        </w:drawing>
+      </w:r>
+      <w:r>
+        <w:rPr>
+          <w:rFonts w:hint="eastAsia"/>
+          <w:noProof/>
+        </w:rPr>
+        <w:drawing>
+          <wp:inline distT="0" distB="0" distL="0" distR="0" wp14:anchorId="43336DAB" wp14:editId="60909FC4">
+            <wp:extent cx="6645910" cy="1102360"/>
+            <wp:effectExtent l="0" t="0" r="2540" b="2540"/>
+            <wp:docPr id="1867714622" name="그림 97"/>
+            <wp:cNvGraphicFramePr>
+              <a:graphicFrameLocks xmlns:a="http://schemas.openxmlformats.org/drawingml/2006/main" noChangeAspect="1"/>
+            </wp:cNvGraphicFramePr>
+            <a:graphic xmlns:a="http://schemas.openxmlformats.org/drawingml/2006/main">
+              <a:graphicData uri="http://schemas.openxmlformats.org/drawingml/2006/picture">
+                <pic:pic xmlns:pic="http://schemas.openxmlformats.org/drawingml/2006/picture">
+                  <pic:nvPicPr>
+                    <pic:cNvPr id="1867714622" name="그림 1867714622"/>
+                    <pic:cNvPicPr/>
+                  </pic:nvPicPr>
+                  <pic:blipFill>
+                    <a:blip r:embed="rId17" cstate="print">
+                      <a:extLst>
+                        <a:ext uri="{28A0092B-C50C-407E-A947-70E740481C1C}">
+                          <a14:useLocalDpi xmlns:a14="http://schemas.microsoft.com/office/drawing/2010/main" val="0"/>
+                        </a:ext>
+                      </a:extLst>
+                    </a:blip>
+                    <a:stretch>
+                      <a:fillRect/>
+                    </a:stretch>
+                  </pic:blipFill>
+                  <pic:spPr>
+                    <a:xfrm>
+                      <a:off x="0" y="0"/>
+                      <a:ext cx="6645910" cy="1102360"/>
+                    </a:xfrm>
+                    <a:prstGeom prst="rect">
+                      <a:avLst/>
+                    </a:prstGeom>
+                  </pic:spPr>
+                </pic:pic>
+              </a:graphicData>
+            </a:graphic>
+          </wp:inline>
+        </w:drawing>
+      </w:r>
+      <w:r>
+        <w:rPr>
+          <w:rFonts w:hint="eastAsia"/>
+          <w:noProof/>
+        </w:rPr>
+        <w:drawing>
+          <wp:inline distT="0" distB="0" distL="0" distR="0" wp14:anchorId="5D594018" wp14:editId="1D97B893">
+            <wp:extent cx="6645910" cy="1102360"/>
+            <wp:effectExtent l="0" t="0" r="2540" b="2540"/>
+            <wp:docPr id="1031820281" name="그림 98"/>
+            <wp:cNvGraphicFramePr>
+              <a:graphicFrameLocks xmlns:a="http://schemas.openxmlformats.org/drawingml/2006/main" noChangeAspect="1"/>
+            </wp:cNvGraphicFramePr>
+            <a:graphic xmlns:a="http://schemas.openxmlformats.org/drawingml/2006/main">
+              <a:graphicData uri="http://schemas.openxmlformats.org/drawingml/2006/picture">
+                <pic:pic xmlns:pic="http://schemas.openxmlformats.org/drawingml/2006/picture">
+                  <pic:nvPicPr>
+                    <pic:cNvPr id="1031820281" name="그림 1031820281"/>
+                    <pic:cNvPicPr/>
+                  </pic:nvPicPr>
+                  <pic:blipFill>
+                    <a:blip r:embed="rId18" cstate="print">
+                      <a:extLst>
+                        <a:ext uri="{28A0092B-C50C-407E-A947-70E740481C1C}">
+                          <a14:useLocalDpi xmlns:a14="http://schemas.microsoft.com/office/drawing/2010/main" val="0"/>
+                        </a:ext>
+                      </a:extLst>
+                    </a:blip>
+                    <a:stretch>
+                      <a:fillRect/>
+                    </a:stretch>
+                  </pic:blipFill>
+                  <pic:spPr>
+                    <a:xfrm>
+                      <a:off x="0" y="0"/>
+                      <a:ext cx="6645910" cy="1102360"/>
+                    </a:xfrm>
+                    <a:prstGeom prst="rect">
+                      <a:avLst/>
+                    </a:prstGeom>
+                  </pic:spPr>
+                </pic:pic>
+              </a:graphicData>
+            </a:graphic>
+          </wp:inline>
+        </w:drawing>
+      </w:r>
+      <w:r>
+        <w:rPr>
+          <w:rFonts w:hint="eastAsia"/>
+          <w:noProof/>
+        </w:rPr>
+        <w:drawing>
+          <wp:inline distT="0" distB="0" distL="0" distR="0" wp14:anchorId="039CBF81" wp14:editId="4D930E48">
+            <wp:extent cx="6645910" cy="1102995"/>
+            <wp:effectExtent l="0" t="0" r="2540" b="1905"/>
+            <wp:docPr id="374715630" name="그림 99"/>
+            <wp:cNvGraphicFramePr>
+              <a:graphicFrameLocks xmlns:a="http://schemas.openxmlformats.org/drawingml/2006/main" noChangeAspect="1"/>
+            </wp:cNvGraphicFramePr>
+            <a:graphic xmlns:a="http://schemas.openxmlformats.org/drawingml/2006/main">
+              <a:graphicData uri="http://schemas.openxmlformats.org/drawingml/2006/picture">
+                <pic:pic xmlns:pic="http://schemas.openxmlformats.org/drawingml/2006/picture">
+                  <pic:nvPicPr>
+                    <pic:cNvPr id="374715630" name="그림 374715630"/>
+                    <pic:cNvPicPr/>
+                  </pic:nvPicPr>
+                  <pic:blipFill>
+                    <a:blip r:embed="rId19" cstate="print">
+                      <a:extLst>
+                        <a:ext uri="{28A0092B-C50C-407E-A947-70E740481C1C}">
+                          <a14:useLocalDpi xmlns:a14="http://schemas.microsoft.com/office/drawing/2010/main" val="0"/>
+                        </a:ext>
+                      </a:extLst>
+                    </a:blip>
+                    <a:stretch>
+                      <a:fillRect/>
+                    </a:stretch>
+                  </pic:blipFill>
+                  <pic:spPr>
+                    <a:xfrm>
+                      <a:off x="0" y="0"/>
+                      <a:ext cx="6645910" cy="1102995"/>
+                    </a:xfrm>
+                    <a:prstGeom prst="rect">
+                      <a:avLst/>
+                    </a:prstGeom>
+                  </pic:spPr>
+                </pic:pic>
+              </a:graphicData>
+            </a:graphic>
+          </wp:inline>
+        </w:drawing>
+      </w:r>
+      <w:r>
+        <w:rPr>
+          <w:rFonts w:hint="eastAsia"/>
+          <w:noProof/>
+        </w:rPr>
+        <w:drawing>
+          <wp:inline distT="0" distB="0" distL="0" distR="0" wp14:anchorId="73274CDA" wp14:editId="4CC57129">
+            <wp:extent cx="6645910" cy="1102360"/>
+            <wp:effectExtent l="0" t="0" r="2540" b="2540"/>
+            <wp:docPr id="182289864" name="그림 100"/>
+            <wp:cNvGraphicFramePr>
+              <a:graphicFrameLocks xmlns:a="http://schemas.openxmlformats.org/drawingml/2006/main" noChangeAspect="1"/>
+            </wp:cNvGraphicFramePr>
+            <a:graphic xmlns:a="http://schemas.openxmlformats.org/drawingml/2006/main">
+              <a:graphicData uri="http://schemas.openxmlformats.org/drawingml/2006/picture">
+                <pic:pic xmlns:pic="http://schemas.openxmlformats.org/drawingml/2006/picture">
+                  <pic:nvPicPr>
+                    <pic:cNvPr id="182289864" name="그림 182289864"/>
+                    <pic:cNvPicPr/>
+                  </pic:nvPicPr>
+                  <pic:blipFill>
+                    <a:blip r:embed="rId20" cstate="print">
+                      <a:extLst>
+                        <a:ext uri="{28A0092B-C50C-407E-A947-70E740481C1C}">
+                          <a14:useLocalDpi xmlns:a14="http://schemas.microsoft.com/office/drawing/2010/main" val="0"/>
+                        </a:ext>
+                      </a:extLst>
+                    </a:blip>
+                    <a:stretch>
+                      <a:fillRect/>
+                    </a:stretch>
+                  </pic:blipFill>
+                  <pic:spPr>
+                    <a:xfrm>
+                      <a:off x="0" y="0"/>
+                      <a:ext cx="6645910" cy="1102360"/>
+                    </a:xfrm>
+                    <a:prstGeom prst="rect">
+                      <a:avLst/>
+                    </a:prstGeom>
+                  </pic:spPr>
+                </pic:pic>
+              </a:graphicData>
+            </a:graphic>
+          </wp:inline>
+        </w:drawing>
+      </w:r>
+      <w:r>
+        <w:rPr>
+          <w:rFonts w:hint="eastAsia"/>
+          <w:noProof/>
+        </w:rPr>
+        <w:lastRenderedPageBreak/>
+        <w:drawing>
+          <wp:inline distT="0" distB="0" distL="0" distR="0" wp14:anchorId="0BF9E124" wp14:editId="29CA30F8">
+            <wp:extent cx="6645910" cy="1102360"/>
+            <wp:effectExtent l="0" t="0" r="2540" b="2540"/>
+            <wp:docPr id="288900011" name="그림 101"/>
+            <wp:cNvGraphicFramePr>
+              <a:graphicFrameLocks xmlns:a="http://schemas.openxmlformats.org/drawingml/2006/main" noChangeAspect="1"/>
+            </wp:cNvGraphicFramePr>
+            <a:graphic xmlns:a="http://schemas.openxmlformats.org/drawingml/2006/main">
+              <a:graphicData uri="http://schemas.openxmlformats.org/drawingml/2006/picture">
+                <pic:pic xmlns:pic="http://schemas.openxmlformats.org/drawingml/2006/picture">
+                  <pic:nvPicPr>
+                    <pic:cNvPr id="288900011" name="그림 288900011"/>
+                    <pic:cNvPicPr/>
+                  </pic:nvPicPr>
+                  <pic:blipFill>
+                    <a:blip r:embed="rId21" cstate="print">
+                      <a:extLst>
+                        <a:ext uri="{28A0092B-C50C-407E-A947-70E740481C1C}">
+                          <a14:useLocalDpi xmlns:a14="http://schemas.microsoft.com/office/drawing/2010/main" val="0"/>
+                        </a:ext>
+                      </a:extLst>
+                    </a:blip>
+                    <a:stretch>
+                      <a:fillRect/>
+                    </a:stretch>
+                  </pic:blipFill>
+                  <pic:spPr>
+                    <a:xfrm>
+                      <a:off x="0" y="0"/>
+                      <a:ext cx="6645910" cy="1102360"/>
+                    </a:xfrm>
+                    <a:prstGeom prst="rect">
+                      <a:avLst/>
+                    </a:prstGeom>
+                  </pic:spPr>
+                </pic:pic>
+              </a:graphicData>
+            </a:graphic>
+          </wp:inline>
+        </w:drawing>
+      </w:r>
+      <w:r>
+        <w:rPr>
+          <w:rFonts w:hint="eastAsia"/>
+          <w:noProof/>
+        </w:rPr>
+        <w:drawing>
+          <wp:inline distT="0" distB="0" distL="0" distR="0" wp14:anchorId="0D2136E8" wp14:editId="579CD6AA">
+            <wp:extent cx="6645910" cy="2775585"/>
+            <wp:effectExtent l="0" t="0" r="2540" b="5715"/>
+            <wp:docPr id="867295624" name="그림 102"/>
+            <wp:cNvGraphicFramePr>
+              <a:graphicFrameLocks xmlns:a="http://schemas.openxmlformats.org/drawingml/2006/main" noChangeAspect="1"/>
+            </wp:cNvGraphicFramePr>
+            <a:graphic xmlns:a="http://schemas.openxmlformats.org/drawingml/2006/main">
+              <a:graphicData uri="http://schemas.openxmlformats.org/drawingml/2006/picture">
+                <pic:pic xmlns:pic="http://schemas.openxmlformats.org/drawingml/2006/picture">
+                  <pic:nvPicPr>
+                    <pic:cNvPr id="867295624" name="그림 867295624"/>
+                    <pic:cNvPicPr/>
+                  </pic:nvPicPr>
+                  <pic:blipFill>
+                    <a:blip r:embed="rId22">
+                      <a:extLst>
+                        <a:ext uri="{28A0092B-C50C-407E-A947-70E740481C1C}">
+                          <a14:useLocalDpi xmlns:a14="http://schemas.microsoft.com/office/drawing/2010/main" val="0"/>
+                        </a:ext>
+                      </a:extLst>
+                    </a:blip>
+                    <a:stretch>
+                      <a:fillRect/>
+                    </a:stretch>
+                  </pic:blipFill>
+                  <pic:spPr>
+                    <a:xfrm>
+                      <a:off x="0" y="0"/>
+                      <a:ext cx="6645910" cy="2775585"/>
+                    </a:xfrm>
+                    <a:prstGeom prst="rect">
+                      <a:avLst/>
+                    </a:prstGeom>
+                  </pic:spPr>
+                </pic:pic>
+              </a:graphicData>
+            </a:graphic>
+          </wp:inline>
+        </w:drawing>
+      </w:r>
+    </w:p>
+    <w:p>
+      <w:pPr>
+        <w:rPr>
+          <w:rFonts w:hint="eastAsia"/>
+        </w:rPr>
+      </w:pPr>
+      <w:r>
+        <w:rPr>
+          <w:rFonts w:hint="eastAsia"/>
+          <w:noProof/>
+        </w:rPr>
+        <w:drawing>
+          <wp:inline distT="0" distB="0" distL="0" distR="0" wp14:anchorId="142742F7" wp14:editId="3A38A2CC">
+            <wp:extent cx="6645910" cy="1102360"/>
+            <wp:effectExtent l="0" t="0" r="2540" b="2540"/>
+            <wp:docPr id="1108291507" name="그림 103"/>
+            <wp:cNvGraphicFramePr>
+              <a:graphicFrameLocks xmlns:a="http://schemas.openxmlformats.org/drawingml/2006/main" noChangeAspect="1"/>
+            </wp:cNvGraphicFramePr>
+            <a:graphic xmlns:a="http://schemas.openxmlformats.org/drawingml/2006/main">
+              <a:graphicData uri="http://schemas.openxmlformats.org/drawingml/2006/picture">
+                <pic:pic xmlns:pic="http://schemas.openxmlformats.org/drawingml/2006/picture">
+                  <pic:nvPicPr>
+                    <pic:cNvPr id="1108291507" name="그림 1108291507"/>
+                    <pic:cNvPicPr/>
+                  </pic:nvPicPr>
+                  <pic:blipFill>
+                    <a:blip r:embed="rId23" cstate="print">
+                      <a:extLst>
+                        <a:ext uri="{28A0092B-C50C-407E-A947-70E740481C1C}">
+                          <a14:useLocalDpi xmlns:a14="http://schemas.microsoft.com/office/drawing/2010/main" val="0"/>
+                        </a:ext>
+                      </a:extLst>
+                    </a:blip>
+                    <a:stretch>
+                      <a:fillRect/>
+                    </a:stretch>
+                  </pic:blipFill>
+                  <pic:spPr>
+                    <a:xfrm>
+                      <a:off x="0" y="0"/>
+                      <a:ext cx="6645910" cy="1102360"/>
+                    </a:xfrm>
+                    <a:prstGeom prst="rect">
+                      <a:avLst/>
+                    </a:prstGeom>
+                  </pic:spPr>
+                </pic:pic>
+              </a:graphicData>
+            </a:graphic>
+          </wp:inline>
+        </w:drawing>
+      </w:r>
+      <w:r>
+        <w:rPr>
+          <w:rFonts w:hint="eastAsia"/>
+          <w:noProof/>
+        </w:rPr>
+        <w:drawing>
+          <wp:inline distT="0" distB="0" distL="0" distR="0" wp14:anchorId="6FF012BB" wp14:editId="6C6001F9">
+            <wp:extent cx="6645910" cy="1102360"/>
+            <wp:effectExtent l="0" t="0" r="2540" b="2540"/>
+            <wp:docPr id="1051591780" name="그림 104"/>
+            <wp:cNvGraphicFramePr>
+              <a:graphicFrameLocks xmlns:a="http://schemas.openxmlformats.org/drawingml/2006/main" noChangeAspect="1"/>
+            </wp:cNvGraphicFramePr>
+            <a:graphic xmlns:a="http://schemas.openxmlformats.org/drawingml/2006/main">
+              <a:graphicData uri="http://schemas.openxmlformats.org/drawingml/2006/picture">
+                <pic:pic xmlns:pic="http://schemas.openxmlformats.org/drawingml/2006/picture">
+                  <pic:nvPicPr>
+                    <pic:cNvPr id="1051591780" name="그림 1051591780"/>
+                    <pic:cNvPicPr/>
+                  </pic:nvPicPr>
+                  <pic:blipFill>
+                    <a:blip r:embed="rId24" cstate="print">
+                      <a:extLst>
+                        <a:ext uri="{28A0092B-C50C-407E-A947-70E740481C1C}">
+                          <a14:useLocalDpi xmlns:a14="http://schemas.microsoft.com/office/drawing/2010/main" val="0"/>
+                        </a:ext>
+                      </a:extLst>
+                    </a:blip>
+                    <a:stretch>
+                      <a:fillRect/>
+                    </a:stretch>
+                  </pic:blipFill>
+                  <pic:spPr>
+                    <a:xfrm>
+                      <a:off x="0" y="0"/>
+                      <a:ext cx="6645910" cy="1102360"/>
+                    </a:xfrm>
+                    <a:prstGeom prst="rect">
+                      <a:avLst/>
+                    </a:prstGeom>
+                  </pic:spPr>
+                </pic:pic>
+              </a:graphicData>
+            </a:graphic>
+          </wp:inline>
+        </w:drawing>
+      </w:r>
+      <w:r>
+        <w:rPr>
+          <w:rFonts w:hint="eastAsia"/>
+          <w:noProof/>
+        </w:rPr>
+        <w:drawing>
+          <wp:inline distT="0" distB="0" distL="0" distR="0" wp14:anchorId="2A0B4559" wp14:editId="4C18BEE4">
+            <wp:extent cx="6645910" cy="1102360"/>
+            <wp:effectExtent l="0" t="0" r="2540" b="2540"/>
+            <wp:docPr id="1653494255" name="그림 105"/>
+            <wp:cNvGraphicFramePr>
+              <a:graphicFrameLocks xmlns:a="http://schemas.openxmlformats.org/drawingml/2006/main" noChangeAspect="1"/>
+            </wp:cNvGraphicFramePr>
+            <a:graphic xmlns:a="http://schemas.openxmlformats.org/drawingml/2006/main">
+              <a:graphicData uri="http://schemas.openxmlformats.org/drawingml/2006/picture">
+                <pic:pic xmlns:pic="http://schemas.openxmlformats.org/drawingml/2006/picture">
+                  <pic:nvPicPr>
+                    <pic:cNvPr id="1653494255" name="그림 1653494255"/>
+                    <pic:cNvPicPr/>
+                  </pic:nvPicPr>
+                  <pic:blipFill>
+                    <a:blip r:embed="rId25" cstate="print">
+                      <a:extLst>
+                        <a:ext uri="{28A0092B-C50C-407E-A947-70E740481C1C}">
+                          <a14:useLocalDpi xmlns:a14="http://schemas.microsoft.com/office/drawing/2010/main" val="0"/>
+                        </a:ext>
+                      </a:extLst>
+                    </a:blip>
+                    <a:stretch>
+                      <a:fillRect/>
+                    </a:stretch>
+                  </pic:blipFill>
+                  <pic:spPr>
+                    <a:xfrm>
+                      <a:off x="0" y="0"/>
+                      <a:ext cx="6645910" cy="1102360"/>
+                    </a:xfrm>
+                    <a:prstGeom prst="rect">
+                      <a:avLst/>
+                    </a:prstGeom>
+                  </pic:spPr>
+                </pic:pic>
+              </a:graphicData>
+            </a:graphic>
+          </wp:inline>
+        </w:drawing>
+      </w:r>
+      <w:r>
+        <w:rPr>
+          <w:rFonts w:hint="eastAsia"/>
+          <w:noProof/>
+        </w:rPr>
+        <w:drawing>
+          <wp:inline distT="0" distB="0" distL="0" distR="0" wp14:anchorId="38F64E04" wp14:editId="4665D7E8">
+            <wp:extent cx="6645910" cy="1102360"/>
+            <wp:effectExtent l="0" t="0" r="2540" b="2540"/>
+            <wp:docPr id="1621255800" name="그림 106"/>
+            <wp:cNvGraphicFramePr>
+              <a:graphicFrameLocks xmlns:a="http://schemas.openxmlformats.org/drawingml/2006/main" noChangeAspect="1"/>
+            </wp:cNvGraphicFramePr>
+            <a:graphic xmlns:a="http://schemas.openxmlformats.org/drawingml/2006/main">
+              <a:graphicData uri="http://schemas.openxmlformats.org/drawingml/2006/picture">
+                <pic:pic xmlns:pic="http://schemas.openxmlformats.org/drawingml/2006/picture">
+                  <pic:nvPicPr>
+                    <pic:cNvPr id="1621255800" name="그림 1621255800"/>
+                    <pic:cNvPicPr/>
+                  </pic:nvPicPr>
+                  <pic:blipFill>
+                    <a:blip r:embed="rId26" cstate="print">
+                      <a:extLst>
+                        <a:ext uri="{28A0092B-C50C-407E-A947-70E740481C1C}">
+                          <a14:useLocalDpi xmlns:a14="http://schemas.microsoft.com/office/drawing/2010/main" val="0"/>
+                        </a:ext>
+                      </a:extLst>
+                    </a:blip>
+                    <a:stretch>
+                      <a:fillRect/>
+                    </a:stretch>
+                  </pic:blipFill>
+                  <pic:spPr>
+                    <a:xfrm>
+                      <a:off x="0" y="0"/>
+                      <a:ext cx="6645910" cy="1102360"/>
+                    </a:xfrm>
+                    <a:prstGeom prst="rect">
+                      <a:avLst/>
+                    </a:prstGeom>
+                  </pic:spPr>
+                </pic:pic>
+              </a:graphicData>
+            </a:graphic>
+          </wp:inline>
+        </w:drawing>
+      </w:r>
+      <w:r>
+        <w:rPr>
+          <w:rFonts w:hint="eastAsia"/>
+          <w:noProof/>
+        </w:rPr>
+        <w:lastRenderedPageBreak/>
+        <w:drawing>
+          <wp:inline distT="0" distB="0" distL="0" distR="0" wp14:anchorId="6ED65AAE" wp14:editId="2BE9E0E7">
+            <wp:extent cx="6645910" cy="1102360"/>
+            <wp:effectExtent l="0" t="0" r="2540" b="2540"/>
+            <wp:docPr id="1345009315" name="그림 107"/>
+            <wp:cNvGraphicFramePr>
+              <a:graphicFrameLocks xmlns:a="http://schemas.openxmlformats.org/drawingml/2006/main" noChangeAspect="1"/>
+            </wp:cNvGraphicFramePr>
+            <a:graphic xmlns:a="http://schemas.openxmlformats.org/drawingml/2006/main">
+              <a:graphicData uri="http://schemas.openxmlformats.org/drawingml/2006/picture">
+                <pic:pic xmlns:pic="http://schemas.openxmlformats.org/drawingml/2006/picture">
+                  <pic:nvPicPr>
+                    <pic:cNvPr id="1345009315" name="그림 1345009315"/>
+                    <pic:cNvPicPr/>
+                  </pic:nvPicPr>
+                  <pic:blipFill>
+                    <a:blip r:embed="rId27" cstate="print">
+                      <a:extLst>
+                        <a:ext uri="{28A0092B-C50C-407E-A947-70E740481C1C}">
+                          <a14:useLocalDpi xmlns:a14="http://schemas.microsoft.com/office/drawing/2010/main" val="0"/>
+                        </a:ext>
+                      </a:extLst>
+                    </a:blip>
+                    <a:stretch>
+                      <a:fillRect/>
+                    </a:stretch>
+                  </pic:blipFill>
+                  <pic:spPr>
+                    <a:xfrm>
+                      <a:off x="0" y="0"/>
+                      <a:ext cx="6645910" cy="1102360"/>
+                    </a:xfrm>
+                    <a:prstGeom prst="rect">
+                      <a:avLst/>
+                    </a:prstGeom>
+                  </pic:spPr>
+                </pic:pic>
+              </a:graphicData>
+            </a:graphic>
+          </wp:inline>
+        </w:drawing>
+      </w:r>
+      <w:r>
+        <w:rPr>
+          <w:rFonts w:hint="eastAsia"/>
+          <w:noProof/>
+        </w:rPr>
+        <w:drawing>
+          <wp:inline distT="0" distB="0" distL="0" distR="0" wp14:anchorId="2CEB8085" wp14:editId="16E009EF">
+            <wp:extent cx="6645910" cy="1102360"/>
+            <wp:effectExtent l="0" t="0" r="2540" b="2540"/>
+            <wp:docPr id="1778389926" name="그림 108"/>
+            <wp:cNvGraphicFramePr>
+              <a:graphicFrameLocks xmlns:a="http://schemas.openxmlformats.org/drawingml/2006/main" noChangeAspect="1"/>
+            </wp:cNvGraphicFramePr>
+            <a:graphic xmlns:a="http://schemas.openxmlformats.org/drawingml/2006/main">
+              <a:graphicData uri="http://schemas.openxmlformats.org/drawingml/2006/picture">
+                <pic:pic xmlns:pic="http://schemas.openxmlformats.org/drawingml/2006/picture">
+                  <pic:nvPicPr>
+                    <pic:cNvPr id="1778389926" name="그림 1778389926"/>
+                    <pic:cNvPicPr/>
+                  </pic:nvPicPr>
+                  <pic:blipFill>
+                    <a:blip r:embed="rId28" cstate="print">
+                      <a:extLst>
+                        <a:ext uri="{28A0092B-C50C-407E-A947-70E740481C1C}">
+                          <a14:useLocalDpi xmlns:a14="http://schemas.microsoft.com/office/drawing/2010/main" val="0"/>
+                        </a:ext>
+                      </a:extLst>
+                    </a:blip>
+                    <a:stretch>
+                      <a:fillRect/>
+                    </a:stretch>
+                  </pic:blipFill>
+                  <pic:spPr>
+                    <a:xfrm>
+                      <a:off x="0" y="0"/>
+                      <a:ext cx="6645910" cy="1102360"/>
+                    </a:xfrm>
+                    <a:prstGeom prst="rect">
+                      <a:avLst/>
+                    </a:prstGeom>
+                  </pic:spPr>
+                </pic:pic>
+              </a:graphicData>
+            </a:graphic>
+          </wp:inline>
+        </w:drawing>
+      </w:r>
+      <w:r>
+        <w:rPr>
+          <w:rFonts w:hint="eastAsia"/>
+          <w:noProof/>
+        </w:rPr>
+        <w:drawing>
+          <wp:inline distT="0" distB="0" distL="0" distR="0" wp14:anchorId="1BBB1710" wp14:editId="484EECD2">
+            <wp:extent cx="6645910" cy="1102360"/>
+            <wp:effectExtent l="0" t="0" r="2540" b="2540"/>
+            <wp:docPr id="839202753" name="그림 109"/>
+            <wp:cNvGraphicFramePr>
+              <a:graphicFrameLocks xmlns:a="http://schemas.openxmlformats.org/drawingml/2006/main" noChangeAspect="1"/>
+            </wp:cNvGraphicFramePr>
+            <a:graphic xmlns:a="http://schemas.openxmlformats.org/drawingml/2006/main">
+              <a:graphicData uri="http://schemas.openxmlformats.org/drawingml/2006/picture">
+                <pic:pic xmlns:pic="http://schemas.openxmlformats.org/drawingml/2006/picture">
+                  <pic:nvPicPr>
+                    <pic:cNvPr id="839202753" name="그림 839202753"/>
+                    <pic:cNvPicPr/>
+                  </pic:nvPicPr>
+                  <pic:blipFill>
+                    <a:blip r:embed="rId29" cstate="print">
+                      <a:extLst>
+                        <a:ext uri="{28A0092B-C50C-407E-A947-70E740481C1C}">
+                          <a14:useLocalDpi xmlns:a14="http://schemas.microsoft.com/office/drawing/2010/main" val="0"/>
+                        </a:ext>
+                      </a:extLst>
+                    </a:blip>
+                    <a:stretch>
+                      <a:fillRect/>
+                    </a:stretch>
+                  </pic:blipFill>
+                  <pic:spPr>
+                    <a:xfrm>
+                      <a:off x="0" y="0"/>
+                      <a:ext cx="6645910" cy="1102360"/>
+                    </a:xfrm>
+                    <a:prstGeom prst="rect">
+                      <a:avLst/>
+                    </a:prstGeom>
+                  </pic:spPr>
+                </pic:pic>
+              </a:graphicData>
+            </a:graphic>
+          </wp:inline>
+        </w:drawing>
+      </w:r>
+      <w:r>
+        <w:rPr>
+          <w:rFonts w:hint="eastAsia"/>
+          <w:noProof/>
+        </w:rPr>
+        <w:drawing>
+          <wp:inline distT="0" distB="0" distL="0" distR="0" wp14:anchorId="616457E0" wp14:editId="31E8BAB1">
+            <wp:extent cx="6645910" cy="1102360"/>
+            <wp:effectExtent l="0" t="0" r="2540" b="2540"/>
+            <wp:docPr id="271359831" name="그림 110"/>
+            <wp:cNvGraphicFramePr>
+              <a:graphicFrameLocks xmlns:a="http://schemas.openxmlformats.org/drawingml/2006/main" noChangeAspect="1"/>
+            </wp:cNvGraphicFramePr>
+            <a:graphic xmlns:a="http://schemas.openxmlformats.org/drawingml/2006/main">
+              <a:graphicData uri="http://schemas.openxmlformats.org/drawingml/2006/picture">
+                <pic:pic xmlns:pic="http://schemas.openxmlformats.org/drawingml/2006/picture">
+                  <pic:nvPicPr>
+                    <pic:cNvPr id="271359831" name="그림 271359831"/>
+                    <pic:cNvPicPr/>
+                  </pic:nvPicPr>
+                  <pic:blipFill>
+                    <a:blip r:embed="rId30" cstate="print">
+                      <a:extLst>
+                        <a:ext uri="{28A0092B-C50C-407E-A947-70E740481C1C}">
+                          <a14:useLocalDpi xmlns:a14="http://schemas.microsoft.com/office/drawing/2010/main" val="0"/>
+                        </a:ext>
+                      </a:extLst>
+                    </a:blip>
+                    <a:stretch>
+                      <a:fillRect/>
+                    </a:stretch>
+                  </pic:blipFill>
+                  <pic:spPr>
+                    <a:xfrm>
+                      <a:off x="0" y="0"/>
+                      <a:ext cx="6645910" cy="1102360"/>
+                    </a:xfrm>
+                    <a:prstGeom prst="rect">
+                      <a:avLst/>
+                    </a:prstGeom>
+                  </pic:spPr>
+                </pic:pic>
+              </a:graphicData>
+            </a:graphic>
+          </wp:inline>
+        </w:drawing>
+      </w:r>
+      <w:r>
+        <w:rPr>
+          <w:rFonts w:hint="eastAsia"/>
+          <w:noProof/>
+        </w:rPr>
+        <w:drawing>
+          <wp:inline distT="0" distB="0" distL="0" distR="0" wp14:anchorId="3FEF216D" wp14:editId="375E261B">
+            <wp:extent cx="6645910" cy="1102360"/>
+            <wp:effectExtent l="0" t="0" r="2540" b="2540"/>
+            <wp:docPr id="775954006" name="그림 111"/>
+            <wp:cNvGraphicFramePr>
+              <a:graphicFrameLocks xmlns:a="http://schemas.openxmlformats.org/drawingml/2006/main" noChangeAspect="1"/>
+            </wp:cNvGraphicFramePr>
+            <a:graphic xmlns:a="http://schemas.openxmlformats.org/drawingml/2006/main">
+              <a:graphicData uri="http://schemas.openxmlformats.org/drawingml/2006/picture">
+                <pic:pic xmlns:pic="http://schemas.openxmlformats.org/drawingml/2006/picture">
+                  <pic:nvPicPr>
+                    <pic:cNvPr id="775954006" name="그림 775954006"/>
+                    <pic:cNvPicPr/>
+                  </pic:nvPicPr>
+                  <pic:blipFill>
+                    <a:blip r:embed="rId31" cstate="print">
+                      <a:extLst>
+                        <a:ext uri="{28A0092B-C50C-407E-A947-70E740481C1C}">
+                          <a14:useLocalDpi xmlns:a14="http://schemas.microsoft.com/office/drawing/2010/main" val="0"/>
+                        </a:ext>
+                      </a:extLst>
+                    </a:blip>
+                    <a:stretch>
+                      <a:fillRect/>
+                    </a:stretch>
+                  </pic:blipFill>
+                  <pic:spPr>
+                    <a:xfrm>
+                      <a:off x="0" y="0"/>
+                      <a:ext cx="6645910" cy="1102360"/>
+                    </a:xfrm>
+                    <a:prstGeom prst="rect">
+                      <a:avLst/>
+                    </a:prstGeom>
+                  </pic:spPr>
+                </pic:pic>
+              </a:graphicData>
+            </a:graphic>
+          </wp:inline>
+        </w:drawing>
+      </w:r>
+      <w:r>
+        <w:rPr>
+          <w:rFonts w:hint="eastAsia"/>
+          <w:noProof/>
+        </w:rPr>
+        <w:drawing>
+          <wp:inline distT="0" distB="0" distL="0" distR="0" wp14:anchorId="5530ED91" wp14:editId="3EAABE95">
+            <wp:extent cx="6645910" cy="1102995"/>
+            <wp:effectExtent l="0" t="0" r="2540" b="1905"/>
+            <wp:docPr id="1277522833" name="그림 112"/>
+            <wp:cNvGraphicFramePr>
+              <a:graphicFrameLocks xmlns:a="http://schemas.openxmlformats.org/drawingml/2006/main" noChangeAspect="1"/>
+            </wp:cNvGraphicFramePr>
+            <a:graphic xmlns:a="http://schemas.openxmlformats.org/drawingml/2006/main">
+              <a:graphicData uri="http://schemas.openxmlformats.org/drawingml/2006/picture">
+                <pic:pic xmlns:pic="http://schemas.openxmlformats.org/drawingml/2006/picture">
+                  <pic:nvPicPr>
+                    <pic:cNvPr id="1277522833" name="그림 1277522833"/>
+                    <pic:cNvPicPr/>
+                  </pic:nvPicPr>
+                  <pic:blipFill>
+                    <a:blip r:embed="rId32" cstate="print">
+                      <a:extLst>
+                        <a:ext uri="{28A0092B-C50C-407E-A947-70E740481C1C}">
+                          <a14:useLocalDpi xmlns:a14="http://schemas.microsoft.com/office/drawing/2010/main" val="0"/>
+                        </a:ext>
+                      </a:extLst>
+                    </a:blip>
+                    <a:stretch>
+                      <a:fillRect/>
+                    </a:stretch>
+                  </pic:blipFill>
+                  <pic:spPr>
+                    <a:xfrm>
+                      <a:off x="0" y="0"/>
+                      <a:ext cx="6645910" cy="1102995"/>
+                    </a:xfrm>
+                    <a:prstGeom prst="rect">
+                      <a:avLst/>
+                    </a:prstGeom>
+                  </pic:spPr>
+                </pic:pic>
+              </a:graphicData>
+            </a:graphic>
+          </wp:inline>
+        </w:drawing>
+      </w:r>
+      <w:r>
+        <w:rPr>
+          <w:rFonts w:hint="eastAsia"/>
+          <w:noProof/>
+        </w:rPr>
+        <w:drawing>
+          <wp:inline distT="0" distB="0" distL="0" distR="0" wp14:anchorId="08CF583B" wp14:editId="191E68E4">
+            <wp:extent cx="6645910" cy="1102995"/>
+            <wp:effectExtent l="0" t="0" r="2540" b="1905"/>
+            <wp:docPr id="1984289288" name="그림 113"/>
+            <wp:cNvGraphicFramePr>
+              <a:graphicFrameLocks xmlns:a="http://schemas.openxmlformats.org/drawingml/2006/main" noChangeAspect="1"/>
+            </wp:cNvGraphicFramePr>
+            <a:graphic xmlns:a="http://schemas.openxmlformats.org/drawingml/2006/main">
+              <a:graphicData uri="http://schemas.openxmlformats.org/drawingml/2006/picture">
+                <pic:pic xmlns:pic="http://schemas.openxmlformats.org/drawingml/2006/picture">
+                  <pic:nvPicPr>
+                    <pic:cNvPr id="1984289288" name="그림 1984289288"/>
+                    <pic:cNvPicPr/>
+                  </pic:nvPicPr>
+                  <pic:blipFill>
+                    <a:blip r:embed="rId33" cstate="print">
+                      <a:extLst>
+                        <a:ext uri="{28A0092B-C50C-407E-A947-70E740481C1C}">
+                          <a14:useLocalDpi xmlns:a14="http://schemas.microsoft.com/office/drawing/2010/main" val="0"/>
+                        </a:ext>
+                      </a:extLst>
+                    </a:blip>
+                    <a:stretch>
+                      <a:fillRect/>
+                    </a:stretch>
+                  </pic:blipFill>
+                  <pic:spPr>
+                    <a:xfrm>
+                      <a:off x="0" y="0"/>
+                      <a:ext cx="6645910" cy="1102995"/>
+                    </a:xfrm>
+                    <a:prstGeom prst="rect">
+                      <a:avLst/>
+                    </a:prstGeom>
+                  </pic:spPr>
+                </pic:pic>
+              </a:graphicData>
+            </a:graphic>
+          </wp:inline>
+        </w:drawing>
+      </w:r>
+      <w:r>
+        <w:rPr>
+          <w:rFonts w:hint="eastAsia"/>
+          <w:noProof/>
+        </w:rPr>
+        <w:drawing>
+          <wp:inline distT="0" distB="0" distL="0" distR="0" wp14:anchorId="24220710" wp14:editId="66C7C6B1">
+            <wp:extent cx="6645910" cy="1102995"/>
+            <wp:effectExtent l="0" t="0" r="2540" b="1905"/>
+            <wp:docPr id="2011201383" name="그림 114"/>
+            <wp:cNvGraphicFramePr>
+              <a:graphicFrameLocks xmlns:a="http://schemas.openxmlformats.org/drawingml/2006/main" noChangeAspect="1"/>
+            </wp:cNvGraphicFramePr>
+            <a:graphic xmlns:a="http://schemas.openxmlformats.org/drawingml/2006/main">
+              <a:graphicData uri="http://schemas.openxmlformats.org/drawingml/2006/picture">
+                <pic:pic xmlns:pic="http://schemas.openxmlformats.org/drawingml/2006/picture">
+                  <pic:nvPicPr>
+                    <pic:cNvPr id="2011201383" name="그림 2011201383"/>
+                    <pic:cNvPicPr/>
+                  </pic:nvPicPr>
+                  <pic:blipFill>
+                    <a:blip r:embed="rId34" cstate="print">
+                      <a:extLst>
+                        <a:ext uri="{28A0092B-C50C-407E-A947-70E740481C1C}">
+                          <a14:useLocalDpi xmlns:a14="http://schemas.microsoft.com/office/drawing/2010/main" val="0"/>
+                        </a:ext>
+                      </a:extLst>
+                    </a:blip>
+                    <a:stretch>
+                      <a:fillRect/>
+                    </a:stretch>
+                  </pic:blipFill>
+                  <pic:spPr>
+                    <a:xfrm>
+                      <a:off x="0" y="0"/>
+                      <a:ext cx="6645910" cy="1102995"/>
+                    </a:xfrm>
+                    <a:prstGeom prst="rect">
+                      <a:avLst/>
+                    </a:prstGeom>
+                  </pic:spPr>
+                </pic:pic>
+              </a:graphicData>
+            </a:graphic>
+          </wp:inline>
+        </w:drawing>
+      </w:r>
+      <w:r>
+        <w:rPr>
+          <w:rFonts w:hint="eastAsia"/>
+          <w:noProof/>
+        </w:rPr>
+        <w:lastRenderedPageBreak/>
+        <w:drawing>
+          <wp:inline distT="0" distB="0" distL="0" distR="0" wp14:anchorId="34B0FD31" wp14:editId="344F71A6">
+            <wp:extent cx="6645910" cy="1102360"/>
+            <wp:effectExtent l="0" t="0" r="2540" b="2540"/>
+            <wp:docPr id="921606875" name="그림 115"/>
+            <wp:cNvGraphicFramePr>
+              <a:graphicFrameLocks xmlns:a="http://schemas.openxmlformats.org/drawingml/2006/main" noChangeAspect="1"/>
+            </wp:cNvGraphicFramePr>
+            <a:graphic xmlns:a="http://schemas.openxmlformats.org/drawingml/2006/main">
+              <a:graphicData uri="http://schemas.openxmlformats.org/drawingml/2006/picture">
+                <pic:pic xmlns:pic="http://schemas.openxmlformats.org/drawingml/2006/picture">
+                  <pic:nvPicPr>
+                    <pic:cNvPr id="921606875" name="그림 921606875"/>
+                    <pic:cNvPicPr/>
+                  </pic:nvPicPr>
+                  <pic:blipFill>
+                    <a:blip r:embed="rId35" cstate="print">
+                      <a:extLst>
+                        <a:ext uri="{28A0092B-C50C-407E-A947-70E740481C1C}">
+                          <a14:useLocalDpi xmlns:a14="http://schemas.microsoft.com/office/drawing/2010/main" val="0"/>
+                        </a:ext>
+                      </a:extLst>
+                    </a:blip>
+                    <a:stretch>
+                      <a:fillRect/>
+                    </a:stretch>
+                  </pic:blipFill>
+                  <pic:spPr>
+                    <a:xfrm>
+                      <a:off x="0" y="0"/>
+                      <a:ext cx="6645910" cy="1102360"/>
+                    </a:xfrm>
+                    <a:prstGeom prst="rect">
+                      <a:avLst/>
+                    </a:prstGeom>
+                  </pic:spPr>
+                </pic:pic>
+              </a:graphicData>
+            </a:graphic>
+          </wp:inline>
+        </w:drawing>
+      </w:r>
+      <w:r>
+        <w:rPr>
+          <w:rFonts w:hint="eastAsia"/>
+          <w:noProof/>
+        </w:rPr>
+        <w:drawing>
+          <wp:inline distT="0" distB="0" distL="0" distR="0" wp14:anchorId="2EA6279B" wp14:editId="7A233905">
+            <wp:extent cx="6645910" cy="1102360"/>
+            <wp:effectExtent l="0" t="0" r="2540" b="2540"/>
+            <wp:docPr id="367726102" name="그림 116"/>
+            <wp:cNvGraphicFramePr>
+              <a:graphicFrameLocks xmlns:a="http://schemas.openxmlformats.org/drawingml/2006/main" noChangeAspect="1"/>
+            </wp:cNvGraphicFramePr>
+            <a:graphic xmlns:a="http://schemas.openxmlformats.org/drawingml/2006/main">
+              <a:graphicData uri="http://schemas.openxmlformats.org/drawingml/2006/picture">
+                <pic:pic xmlns:pic="http://schemas.openxmlformats.org/drawingml/2006/picture">
+                  <pic:nvPicPr>
+                    <pic:cNvPr id="367726102" name="그림 367726102"/>
+                    <pic:cNvPicPr/>
+                  </pic:nvPicPr>
+                  <pic:blipFill>
+                    <a:blip r:embed="rId36" cstate="print">
+                      <a:extLst>
+                        <a:ext uri="{28A0092B-C50C-407E-A947-70E740481C1C}">
+                          <a14:useLocalDpi xmlns:a14="http://schemas.microsoft.com/office/drawing/2010/main" val="0"/>
+                        </a:ext>
+                      </a:extLst>
+                    </a:blip>
+                    <a:stretch>
+                      <a:fillRect/>
+                    </a:stretch>
+                  </pic:blipFill>
+                  <pic:spPr>
+                    <a:xfrm>
+                      <a:off x="0" y="0"/>
+                      <a:ext cx="6645910" cy="1102360"/>
+                    </a:xfrm>
+                    <a:prstGeom prst="rect">
+                      <a:avLst/>
+                    </a:prstGeom>
+                  </pic:spPr>
+                </pic:pic>
+              </a:graphicData>
+            </a:graphic>
+          </wp:inline>
+        </w:drawing>
+      </w:r>
+      <w:r>
+        <w:rPr>
+          <w:rFonts w:hint="eastAsia"/>
+          <w:noProof/>
+        </w:rPr>
+        <w:drawing>
+          <wp:inline distT="0" distB="0" distL="0" distR="0" wp14:anchorId="3E80E67E" wp14:editId="005FE6BB">
+            <wp:extent cx="6645910" cy="1379220"/>
+            <wp:effectExtent l="0" t="0" r="2540" b="0"/>
+            <wp:docPr id="408832480" name="그림 117"/>
+            <wp:cNvGraphicFramePr>
+              <a:graphicFrameLocks xmlns:a="http://schemas.openxmlformats.org/drawingml/2006/main" noChangeAspect="1"/>
+            </wp:cNvGraphicFramePr>
+            <a:graphic xmlns:a="http://schemas.openxmlformats.org/drawingml/2006/main">
+              <a:graphicData uri="http://schemas.openxmlformats.org/drawingml/2006/picture">
+                <pic:pic xmlns:pic="http://schemas.openxmlformats.org/drawingml/2006/picture">
+                  <pic:nvPicPr>
+                    <pic:cNvPr id="408832480" name="그림 408832480"/>
+                    <pic:cNvPicPr/>
+                  </pic:nvPicPr>
+                  <pic:blipFill>
+                    <a:blip r:embed="rId37" cstate="print">
+                      <a:extLst>
+                        <a:ext uri="{28A0092B-C50C-407E-A947-70E740481C1C}">
+                          <a14:useLocalDpi xmlns:a14="http://schemas.microsoft.com/office/drawing/2010/main" val="0"/>
+                        </a:ext>
+                      </a:extLst>
+                    </a:blip>
+                    <a:stretch>
+                      <a:fillRect/>
+                    </a:stretch>
+                  </pic:blipFill>
+                  <pic:spPr>
+                    <a:xfrm>
+                      <a:off x="0" y="0"/>
+                      <a:ext cx="6645910" cy="1379220"/>
+                    </a:xfrm>
+                    <a:prstGeom prst="rect">
+                      <a:avLst/>
+                    </a:prstGeom>
+                  </pic:spPr>
+                </pic:pic>
+              </a:graphicData>
+            </a:graphic>
+          </wp:inline>
+        </w:drawing>
+      </w:r>
+    </w:p>
+    <w:p>
+      <w:pPr>
+        <w:rPr>
+          <w:rFonts w:hint="eastAsia"/>
+        </w:rPr>
+      </w:pPr>
+      <w:r>
+        <w:rPr>
+          <w:rFonts w:hint="eastAsia"/>
+          <w:noProof/>
+        </w:rPr>
+        <w:drawing>
+          <wp:inline distT="0" distB="0" distL="0" distR="0" wp14:anchorId="16C61399" wp14:editId="30852EC4">
+            <wp:extent cx="6645910" cy="1102360"/>
+            <wp:effectExtent l="0" t="0" r="2540" b="2540"/>
+            <wp:docPr id="535650029" name="그림 118"/>
+            <wp:cNvGraphicFramePr>
+              <a:graphicFrameLocks xmlns:a="http://schemas.openxmlformats.org/drawingml/2006/main" noChangeAspect="1"/>
+            </wp:cNvGraphicFramePr>
+            <a:graphic xmlns:a="http://schemas.openxmlformats.org/drawingml/2006/main">
+              <a:graphicData uri="http://schemas.openxmlformats.org/drawingml/2006/picture">
+                <pic:pic xmlns:pic="http://schemas.openxmlformats.org/drawingml/2006/picture">
+                  <pic:nvPicPr>
+                    <pic:cNvPr id="535650029" name="그림 535650029"/>
+                    <pic:cNvPicPr/>
+                  </pic:nvPicPr>
+                  <pic:blipFill>
+                    <a:blip r:embed="rId38" cstate="print">
+                      <a:extLst>
+                        <a:ext uri="{28A0092B-C50C-407E-A947-70E740481C1C}">
+                          <a14:useLocalDpi xmlns:a14="http://schemas.microsoft.com/office/drawing/2010/main" val="0"/>
+                        </a:ext>
+                      </a:extLst>
+                    </a:blip>
+                    <a:stretch>
+                      <a:fillRect/>
+                    </a:stretch>
+                  </pic:blipFill>
+                  <pic:spPr>
+                    <a:xfrm>
+                      <a:off x="0" y="0"/>
+                      <a:ext cx="6645910" cy="1102360"/>
+                    </a:xfrm>
+                    <a:prstGeom prst="rect">
+                      <a:avLst/>
+                    </a:prstGeom>
+                  </pic:spPr>
+                </pic:pic>
+              </a:graphicData>
+            </a:graphic>
+          </wp:inline>
+        </w:drawing>
+      </w:r>
+      <w:r>
+        <w:rPr>
+          <w:rFonts w:hint="eastAsia"/>
+          <w:noProof/>
+        </w:rPr>
+        <w:drawing>
+          <wp:inline distT="0" distB="0" distL="0" distR="0" wp14:anchorId="688110AD" wp14:editId="2272FDF4">
+            <wp:extent cx="6645910" cy="1102995"/>
+            <wp:effectExtent l="0" t="0" r="2540" b="1905"/>
+            <wp:docPr id="165875970" name="그림 119"/>
+            <wp:cNvGraphicFramePr>
+              <a:graphicFrameLocks xmlns:a="http://schemas.openxmlformats.org/drawingml/2006/main" noChangeAspect="1"/>
+            </wp:cNvGraphicFramePr>
+            <a:graphic xmlns:a="http://schemas.openxmlformats.org/drawingml/2006/main">
+              <a:graphicData uri="http://schemas.openxmlformats.org/drawingml/2006/picture">
+                <pic:pic xmlns:pic="http://schemas.openxmlformats.org/drawingml/2006/picture">
+                  <pic:nvPicPr>
+                    <pic:cNvPr id="165875970" name="그림 165875970"/>
+                    <pic:cNvPicPr/>
+                  </pic:nvPicPr>
+                  <pic:blipFill>
+                    <a:blip r:embed="rId39" cstate="print">
+                      <a:extLst>
+                        <a:ext uri="{28A0092B-C50C-407E-A947-70E740481C1C}">
+                          <a14:useLocalDpi xmlns:a14="http://schemas.microsoft.com/office/drawing/2010/main" val="0"/>
+                        </a:ext>
+                      </a:extLst>
+                    </a:blip>
+                    <a:stretch>
+                      <a:fillRect/>
+                    </a:stretch>
+                  </pic:blipFill>
+                  <pic:spPr>
+                    <a:xfrm>
+                      <a:off x="0" y="0"/>
+                      <a:ext cx="6645910" cy="1102995"/>
+                    </a:xfrm>
+                    <a:prstGeom prst="rect">
+                      <a:avLst/>
+                    </a:prstGeom>
+                  </pic:spPr>
+                </pic:pic>
+              </a:graphicData>
+            </a:graphic>
+          </wp:inline>
+        </w:drawing>
+      </w:r>
+      <w:r>
+        <w:rPr>
+          <w:rFonts w:hint="eastAsia"/>
+          <w:noProof/>
+        </w:rPr>
+        <w:drawing>
+          <wp:inline distT="0" distB="0" distL="0" distR="0" wp14:anchorId="68743119" wp14:editId="6DD51427">
+            <wp:extent cx="6645910" cy="1102360"/>
+            <wp:effectExtent l="0" t="0" r="2540" b="2540"/>
+            <wp:docPr id="440670794" name="그림 120"/>
+            <wp:cNvGraphicFramePr>
+              <a:graphicFrameLocks xmlns:a="http://schemas.openxmlformats.org/drawingml/2006/main" noChangeAspect="1"/>
+            </wp:cNvGraphicFramePr>
+            <a:graphic xmlns:a="http://schemas.openxmlformats.org/drawingml/2006/main">
+              <a:graphicData uri="http://schemas.openxmlformats.org/drawingml/2006/picture">
+                <pic:pic xmlns:pic="http://schemas.openxmlformats.org/drawingml/2006/picture">
+                  <pic:nvPicPr>
+                    <pic:cNvPr id="440670794" name="그림 440670794"/>
+                    <pic:cNvPicPr/>
+                  </pic:nvPicPr>
+                  <pic:blipFill>
+                    <a:blip r:embed="rId40" cstate="print">
+                      <a:extLst>
+                        <a:ext uri="{28A0092B-C50C-407E-A947-70E740481C1C}">
+                          <a14:useLocalDpi xmlns:a14="http://schemas.microsoft.com/office/drawing/2010/main" val="0"/>
+                        </a:ext>
+                      </a:extLst>
+                    </a:blip>
+                    <a:stretch>
+                      <a:fillRect/>
+                    </a:stretch>
+                  </pic:blipFill>
+                  <pic:spPr>
+                    <a:xfrm>
+                      <a:off x="0" y="0"/>
+                      <a:ext cx="6645910" cy="1102360"/>
+                    </a:xfrm>
+                    <a:prstGeom prst="rect">
+                      <a:avLst/>
+                    </a:prstGeom>
+                  </pic:spPr>
+                </pic:pic>
+              </a:graphicData>
+            </a:graphic>
+          </wp:inline>
+        </w:drawing>
+      </w:r>
+      <w:r>
+        <w:rPr>
+          <w:rFonts w:hint="eastAsia"/>
+          <w:noProof/>
+        </w:rPr>
+        <w:drawing>
+          <wp:inline distT="0" distB="0" distL="0" distR="0" wp14:anchorId="636FAA7E" wp14:editId="4C803744">
+            <wp:extent cx="6645910" cy="1102995"/>
+            <wp:effectExtent l="0" t="0" r="2540" b="1905"/>
+            <wp:docPr id="441328431" name="그림 121"/>
+            <wp:cNvGraphicFramePr>
+              <a:graphicFrameLocks xmlns:a="http://schemas.openxmlformats.org/drawingml/2006/main" noChangeAspect="1"/>
+            </wp:cNvGraphicFramePr>
+            <a:graphic xmlns:a="http://schemas.openxmlformats.org/drawingml/2006/main">
+              <a:graphicData uri="http://schemas.openxmlformats.org/drawingml/2006/picture">
+                <pic:pic xmlns:pic="http://schemas.openxmlformats.org/drawingml/2006/picture">
+                  <pic:nvPicPr>
+                    <pic:cNvPr id="441328431" name="그림 441328431"/>
+                    <pic:cNvPicPr/>
+                  </pic:nvPicPr>
+                  <pic:blipFill>
+                    <a:blip r:embed="rId41" cstate="print">
+                      <a:extLst>
+                        <a:ext uri="{28A0092B-C50C-407E-A947-70E740481C1C}">
+                          <a14:useLocalDpi xmlns:a14="http://schemas.microsoft.com/office/drawing/2010/main" val="0"/>
+                        </a:ext>
+                      </a:extLst>
+                    </a:blip>
+                    <a:stretch>
+                      <a:fillRect/>
+                    </a:stretch>
+                  </pic:blipFill>
+                  <pic:spPr>
+                    <a:xfrm>
+                      <a:off x="0" y="0"/>
+                      <a:ext cx="6645910" cy="1102995"/>
+                    </a:xfrm>
+                    <a:prstGeom prst="rect">
+                      <a:avLst/>
+                    </a:prstGeom>
+                  </pic:spPr>
+                </pic:pic>
+              </a:graphicData>
+            </a:graphic>
+          </wp:inline>
+        </w:drawing>
+      </w:r>
+      <w:r>
+        <w:rPr>
+          <w:rFonts w:hint="eastAsia"/>
+          <w:noProof/>
+        </w:rPr>
+        <w:drawing>
+          <wp:inline distT="0" distB="0" distL="0" distR="0" wp14:anchorId="4FE2CF0D" wp14:editId="20AA9E1B">
+            <wp:extent cx="6645910" cy="1102360"/>
+            <wp:effectExtent l="0" t="0" r="2540" b="2540"/>
+            <wp:docPr id="2048197283" name="그림 122"/>
+            <wp:cNvGraphicFramePr>
+              <a:graphicFrameLocks xmlns:a="http://schemas.openxmlformats.org/drawingml/2006/main" noChangeAspect="1"/>
+            </wp:cNvGraphicFramePr>
+            <a:graphic xmlns:a="http://schemas.openxmlformats.org/drawingml/2006/main">
+              <a:graphicData uri="http://schemas.openxmlformats.org/drawingml/2006/picture">
+                <pic:pic xmlns:pic="http://schemas.openxmlformats.org/drawingml/2006/picture">
+                  <pic:nvPicPr>
+                    <pic:cNvPr id="2048197283" name="그림 2048197283"/>
+                    <pic:cNvPicPr/>
+                  </pic:nvPicPr>
+                  <pic:blipFill>
+                    <a:blip r:embed="rId42" cstate="print">
+                      <a:extLst>
+                        <a:ext uri="{28A0092B-C50C-407E-A947-70E740481C1C}">
+                          <a14:useLocalDpi xmlns:a14="http://schemas.microsoft.com/office/drawing/2010/main" val="0"/>
+                        </a:ext>
+                      </a:extLst>
+                    </a:blip>
+                    <a:stretch>
+                      <a:fillRect/>
+                    </a:stretch>
+                  </pic:blipFill>
+                  <pic:spPr>
+                    <a:xfrm>
+                      <a:off x="0" y="0"/>
+                      <a:ext cx="6645910" cy="1102360"/>
+                    </a:xfrm>
+                    <a:prstGeom prst="rect">
+                      <a:avLst/>
+                    </a:prstGeom>
+                  </pic:spPr>
+                </pic:pic>
+              </a:graphicData>
+            </a:graphic>
+          </wp:inline>
+        </w:drawing>
+      </w:r>
+      <w:r>
+        <w:rPr>
+          <w:rFonts w:hint="eastAsia"/>
+          <w:noProof/>
+        </w:rPr>
+        <w:lastRenderedPageBreak/>
+        <w:drawing>
+          <wp:inline distT="0" distB="0" distL="0" distR="0" wp14:anchorId="669CE458" wp14:editId="3A7B20EB">
+            <wp:extent cx="6645910" cy="1102360"/>
+            <wp:effectExtent l="0" t="0" r="2540" b="2540"/>
+            <wp:docPr id="1925539450" name="그림 123"/>
+            <wp:cNvGraphicFramePr>
+              <a:graphicFrameLocks xmlns:a="http://schemas.openxmlformats.org/drawingml/2006/main" noChangeAspect="1"/>
+            </wp:cNvGraphicFramePr>
+            <a:graphic xmlns:a="http://schemas.openxmlformats.org/drawingml/2006/main">
+              <a:graphicData uri="http://schemas.openxmlformats.org/drawingml/2006/picture">
+                <pic:pic xmlns:pic="http://schemas.openxmlformats.org/drawingml/2006/picture">
+                  <pic:nvPicPr>
+                    <pic:cNvPr id="1925539450" name="그림 1925539450"/>
+                    <pic:cNvPicPr/>
+                  </pic:nvPicPr>
+                  <pic:blipFill>
+                    <a:blip r:embed="rId43" cstate="print">
+                      <a:extLst>
+                        <a:ext uri="{28A0092B-C50C-407E-A947-70E740481C1C}">
+                          <a14:useLocalDpi xmlns:a14="http://schemas.microsoft.com/office/drawing/2010/main" val="0"/>
+                        </a:ext>
+                      </a:extLst>
+                    </a:blip>
+                    <a:stretch>
+                      <a:fillRect/>
+                    </a:stretch>
+                  </pic:blipFill>
+                  <pic:spPr>
+                    <a:xfrm>
+                      <a:off x="0" y="0"/>
+                      <a:ext cx="6645910" cy="1102360"/>
+                    </a:xfrm>
+                    <a:prstGeom prst="rect">
+                      <a:avLst/>
+                    </a:prstGeom>
+                  </pic:spPr>
+                </pic:pic>
+              </a:graphicData>
+            </a:graphic>
+          </wp:inline>
+        </w:drawing>
+      </w:r>
+      <w:r>
+        <w:rPr>
+          <w:rFonts w:hint="eastAsia"/>
+          <w:noProof/>
+        </w:rPr>
+        <w:drawing>
+          <wp:inline distT="0" distB="0" distL="0" distR="0" wp14:anchorId="63464763" wp14:editId="2E8EE1D9">
+            <wp:extent cx="6645910" cy="1102995"/>
+            <wp:effectExtent l="0" t="0" r="2540" b="1905"/>
+            <wp:docPr id="992570095" name="그림 124"/>
+            <wp:cNvGraphicFramePr>
+              <a:graphicFrameLocks xmlns:a="http://schemas.openxmlformats.org/drawingml/2006/main" noChangeAspect="1"/>
+            </wp:cNvGraphicFramePr>
+            <a:graphic xmlns:a="http://schemas.openxmlformats.org/drawingml/2006/main">
+              <a:graphicData uri="http://schemas.openxmlformats.org/drawingml/2006/picture">
+                <pic:pic xmlns:pic="http://schemas.openxmlformats.org/drawingml/2006/picture">
+                  <pic:nvPicPr>
+                    <pic:cNvPr id="992570095" name="그림 992570095"/>
+                    <pic:cNvPicPr/>
+                  </pic:nvPicPr>
+                  <pic:blipFill>
+                    <a:blip r:embed="rId44" cstate="print">
+                      <a:extLst>
+                        <a:ext uri="{28A0092B-C50C-407E-A947-70E740481C1C}">
+                          <a14:useLocalDpi xmlns:a14="http://schemas.microsoft.com/office/drawing/2010/main" val="0"/>
+                        </a:ext>
+                      </a:extLst>
+                    </a:blip>
+                    <a:stretch>
+                      <a:fillRect/>
+                    </a:stretch>
+                  </pic:blipFill>
+                  <pic:spPr>
+                    <a:xfrm>
+                      <a:off x="0" y="0"/>
+                      <a:ext cx="6645910" cy="1102995"/>
+                    </a:xfrm>
+                    <a:prstGeom prst="rect">
+                      <a:avLst/>
+                    </a:prstGeom>
+                  </pic:spPr>
+                </pic:pic>
+              </a:graphicData>
+            </a:graphic>
+          </wp:inline>
+        </w:drawing>
+      </w:r>
+      <w:r>
+        <w:rPr>
+          <w:rFonts w:hint="eastAsia"/>
+          <w:noProof/>
+        </w:rPr>
+        <w:drawing>
+          <wp:inline distT="0" distB="0" distL="0" distR="0" wp14:anchorId="4DE7B17F" wp14:editId="3270DB03">
+            <wp:extent cx="6645910" cy="1102995"/>
+            <wp:effectExtent l="0" t="0" r="2540" b="1905"/>
+            <wp:docPr id="1021406499" name="그림 125"/>
+            <wp:cNvGraphicFramePr>
+              <a:graphicFrameLocks xmlns:a="http://schemas.openxmlformats.org/drawingml/2006/main" noChangeAspect="1"/>
+            </wp:cNvGraphicFramePr>
+            <a:graphic xmlns:a="http://schemas.openxmlformats.org/drawingml/2006/main">
+              <a:graphicData uri="http://schemas.openxmlformats.org/drawingml/2006/picture">
+                <pic:pic xmlns:pic="http://schemas.openxmlformats.org/drawingml/2006/picture">
+                  <pic:nvPicPr>
+                    <pic:cNvPr id="1021406499" name="그림 1021406499"/>
+                    <pic:cNvPicPr/>
+                  </pic:nvPicPr>
+                  <pic:blipFill>
+                    <a:blip r:embed="rId45" cstate="print">
+                      <a:extLst>
+                        <a:ext uri="{28A0092B-C50C-407E-A947-70E740481C1C}">
+                          <a14:useLocalDpi xmlns:a14="http://schemas.microsoft.com/office/drawing/2010/main" val="0"/>
+                        </a:ext>
+                      </a:extLst>
+                    </a:blip>
+                    <a:stretch>
+                      <a:fillRect/>
+                    </a:stretch>
+                  </pic:blipFill>
+                  <pic:spPr>
+                    <a:xfrm>
+                      <a:off x="0" y="0"/>
+                      <a:ext cx="6645910" cy="1102995"/>
+                    </a:xfrm>
+                    <a:prstGeom prst="rect">
+                      <a:avLst/>
+                    </a:prstGeom>
+                  </pic:spPr>
+                </pic:pic>
+              </a:graphicData>
+            </a:graphic>
+          </wp:inline>
+        </w:drawing>
+      </w:r>
+      <w:r>
+        <w:rPr>
+          <w:rFonts w:hint="eastAsia"/>
+          <w:noProof/>
+        </w:rPr>
+        <w:drawing>
+          <wp:inline distT="0" distB="0" distL="0" distR="0" wp14:anchorId="35994A7D" wp14:editId="56310A9C">
+            <wp:extent cx="6645910" cy="1102360"/>
+            <wp:effectExtent l="0" t="0" r="2540" b="2540"/>
+            <wp:docPr id="1280119624" name="그림 126"/>
+            <wp:cNvGraphicFramePr>
+              <a:graphicFrameLocks xmlns:a="http://schemas.openxmlformats.org/drawingml/2006/main" noChangeAspect="1"/>
+            </wp:cNvGraphicFramePr>
+            <a:graphic xmlns:a="http://schemas.openxmlformats.org/drawingml/2006/main">
+              <a:graphicData uri="http://schemas.openxmlformats.org/drawingml/2006/picture">
+                <pic:pic xmlns:pic="http://schemas.openxmlformats.org/drawingml/2006/picture">
+                  <pic:nvPicPr>
+                    <pic:cNvPr id="1280119624" name="그림 1280119624"/>
+                    <pic:cNvPicPr/>
+                  </pic:nvPicPr>
+                  <pic:blipFill>
+                    <a:blip r:embed="rId46" cstate="print">
+                      <a:extLst>
+                        <a:ext uri="{28A0092B-C50C-407E-A947-70E740481C1C}">
+                          <a14:useLocalDpi xmlns:a14="http://schemas.microsoft.com/office/drawing/2010/main" val="0"/>
+                        </a:ext>
+                      </a:extLst>
+                    </a:blip>
+                    <a:stretch>
+                      <a:fillRect/>
+                    </a:stretch>
+                  </pic:blipFill>
+                  <pic:spPr>
+                    <a:xfrm>
+                      <a:off x="0" y="0"/>
+                      <a:ext cx="6645910" cy="1102360"/>
+                    </a:xfrm>
+                    <a:prstGeom prst="rect">
+                      <a:avLst/>
+                    </a:prstGeom>
+                  </pic:spPr>
+                </pic:pic>
+              </a:graphicData>
+            </a:graphic>
+          </wp:inline>
+        </w:drawing>
+      </w:r>
+      <w:r>
+        <w:rPr>
+          <w:rFonts w:hint="eastAsia"/>
+          <w:noProof/>
+        </w:rPr>
+        <w:drawing>
+          <wp:inline distT="0" distB="0" distL="0" distR="0" wp14:anchorId="2FF95B80" wp14:editId="4D76809E">
+            <wp:extent cx="6645910" cy="1102360"/>
+            <wp:effectExtent l="0" t="0" r="2540" b="2540"/>
+            <wp:docPr id="2040553632" name="그림 127"/>
+            <wp:cNvGraphicFramePr>
+              <a:graphicFrameLocks xmlns:a="http://schemas.openxmlformats.org/drawingml/2006/main" noChangeAspect="1"/>
+            </wp:cNvGraphicFramePr>
+            <a:graphic xmlns:a="http://schemas.openxmlformats.org/drawingml/2006/main">
+              <a:graphicData uri="http://schemas.openxmlformats.org/drawingml/2006/picture">
+                <pic:pic xmlns:pic="http://schemas.openxmlformats.org/drawingml/2006/picture">
+                  <pic:nvPicPr>
+                    <pic:cNvPr id="2040553632" name="그림 2040553632"/>
+                    <pic:cNvPicPr/>
+                  </pic:nvPicPr>
+                  <pic:blipFill>
+                    <a:blip r:embed="rId47" cstate="print">
+                      <a:extLst>
+                        <a:ext uri="{28A0092B-C50C-407E-A947-70E740481C1C}">
+                          <a14:useLocalDpi xmlns:a14="http://schemas.microsoft.com/office/drawing/2010/main" val="0"/>
+                        </a:ext>
+                      </a:extLst>
+                    </a:blip>
+                    <a:stretch>
+                      <a:fillRect/>
+                    </a:stretch>
+                  </pic:blipFill>
+                  <pic:spPr>
+                    <a:xfrm>
+                      <a:off x="0" y="0"/>
+                      <a:ext cx="6645910" cy="1102360"/>
+                    </a:xfrm>
+                    <a:prstGeom prst="rect">
+                      <a:avLst/>
+                    </a:prstGeom>
+                  </pic:spPr>
+                </pic:pic>
+              </a:graphicData>
+            </a:graphic>
+          </wp:inline>
+        </w:drawing>
+      </w:r>
+      <w:r>
+        <w:rPr>
+          <w:rFonts w:hint="eastAsia"/>
+          <w:noProof/>
+        </w:rPr>
+        <w:drawing>
+          <wp:inline distT="0" distB="0" distL="0" distR="0" wp14:anchorId="6062A102" wp14:editId="35385736">
+            <wp:extent cx="6645910" cy="1102360"/>
+            <wp:effectExtent l="0" t="0" r="2540" b="2540"/>
+            <wp:docPr id="1827260791" name="그림 128"/>
+            <wp:cNvGraphicFramePr>
+              <a:graphicFrameLocks xmlns:a="http://schemas.openxmlformats.org/drawingml/2006/main" noChangeAspect="1"/>
+            </wp:cNvGraphicFramePr>
+            <a:graphic xmlns:a="http://schemas.openxmlformats.org/drawingml/2006/main">
+              <a:graphicData uri="http://schemas.openxmlformats.org/drawingml/2006/picture">
+                <pic:pic xmlns:pic="http://schemas.openxmlformats.org/drawingml/2006/picture">
+                  <pic:nvPicPr>
+                    <pic:cNvPr id="1827260791" name="그림 1827260791"/>
+                    <pic:cNvPicPr/>
+                  </pic:nvPicPr>
+                  <pic:blipFill>
+                    <a:blip r:embed="rId48" cstate="print">
+                      <a:extLst>
+                        <a:ext uri="{28A0092B-C50C-407E-A947-70E740481C1C}">
+                          <a14:useLocalDpi xmlns:a14="http://schemas.microsoft.com/office/drawing/2010/main" val="0"/>
+                        </a:ext>
+                      </a:extLst>
+                    </a:blip>
+                    <a:stretch>
+                      <a:fillRect/>
+                    </a:stretch>
+                  </pic:blipFill>
+                  <pic:spPr>
+                    <a:xfrm>
+                      <a:off x="0" y="0"/>
+                      <a:ext cx="6645910" cy="1102360"/>
+                    </a:xfrm>
+                    <a:prstGeom prst="rect">
+                      <a:avLst/>
+                    </a:prstGeom>
+                  </pic:spPr>
+                </pic:pic>
+              </a:graphicData>
+            </a:graphic>
+          </wp:inline>
+        </w:drawing>
+      </w:r>
+      <w:r>
+        <w:rPr>
+          <w:rFonts w:hint="eastAsia"/>
+          <w:noProof/>
+        </w:rPr>
+        <w:drawing>
+          <wp:inline distT="0" distB="0" distL="0" distR="0" wp14:anchorId="6C944ED2" wp14:editId="5951E12D">
+            <wp:extent cx="6645910" cy="1102360"/>
+            <wp:effectExtent l="0" t="0" r="2540" b="2540"/>
+            <wp:docPr id="918673400" name="그림 129"/>
+            <wp:cNvGraphicFramePr>
+              <a:graphicFrameLocks xmlns:a="http://schemas.openxmlformats.org/drawingml/2006/main" noChangeAspect="1"/>
+            </wp:cNvGraphicFramePr>
+            <a:graphic xmlns:a="http://schemas.openxmlformats.org/drawingml/2006/main">
+              <a:graphicData uri="http://schemas.openxmlformats.org/drawingml/2006/picture">
+                <pic:pic xmlns:pic="http://schemas.openxmlformats.org/drawingml/2006/picture">
+                  <pic:nvPicPr>
+                    <pic:cNvPr id="918673400" name="그림 918673400"/>
+                    <pic:cNvPicPr/>
+                  </pic:nvPicPr>
+                  <pic:blipFill>
+                    <a:blip r:embed="rId49" cstate="print">
+                      <a:extLst>
+                        <a:ext uri="{28A0092B-C50C-407E-A947-70E740481C1C}">
+                          <a14:useLocalDpi xmlns:a14="http://schemas.microsoft.com/office/drawing/2010/main" val="0"/>
+                        </a:ext>
+                      </a:extLst>
+                    </a:blip>
+                    <a:stretch>
+                      <a:fillRect/>
+                    </a:stretch>
+                  </pic:blipFill>
+                  <pic:spPr>
+                    <a:xfrm>
+                      <a:off x="0" y="0"/>
+                      <a:ext cx="6645910" cy="1102360"/>
+                    </a:xfrm>
+                    <a:prstGeom prst="rect">
+                      <a:avLst/>
+                    </a:prstGeom>
+                  </pic:spPr>
+                </pic:pic>
+              </a:graphicData>
+            </a:graphic>
+          </wp:inline>
+        </w:drawing>
+      </w:r>
+      <w:r>
+        <w:rPr>
+          <w:rFonts w:hint="eastAsia"/>
+          <w:noProof/>
+        </w:rPr>
+        <w:drawing>
+          <wp:inline distT="0" distB="0" distL="0" distR="0" wp14:anchorId="4603C762" wp14:editId="32434243">
+            <wp:extent cx="6645910" cy="1102360"/>
+            <wp:effectExtent l="0" t="0" r="2540" b="2540"/>
+            <wp:docPr id="2007998994" name="그림 130"/>
+            <wp:cNvGraphicFramePr>
+              <a:graphicFrameLocks xmlns:a="http://schemas.openxmlformats.org/drawingml/2006/main" noChangeAspect="1"/>
+            </wp:cNvGraphicFramePr>
+            <a:graphic xmlns:a="http://schemas.openxmlformats.org/drawingml/2006/main">
+              <a:graphicData uri="http://schemas.openxmlformats.org/drawingml/2006/picture">
+                <pic:pic xmlns:pic="http://schemas.openxmlformats.org/drawingml/2006/picture">
+                  <pic:nvPicPr>
+                    <pic:cNvPr id="2007998994" name="그림 2007998994"/>
+                    <pic:cNvPicPr/>
+                  </pic:nvPicPr>
+                  <pic:blipFill>
+                    <a:blip r:embed="rId50" cstate="print">
+                      <a:extLst>
+                        <a:ext uri="{28A0092B-C50C-407E-A947-70E740481C1C}">
+                          <a14:useLocalDpi xmlns:a14="http://schemas.microsoft.com/office/drawing/2010/main" val="0"/>
+                        </a:ext>
+                      </a:extLst>
+                    </a:blip>
+                    <a:stretch>
+                      <a:fillRect/>
+                    </a:stretch>
+                  </pic:blipFill>
+                  <pic:spPr>
+                    <a:xfrm>
+                      <a:off x="0" y="0"/>
+                      <a:ext cx="6645910" cy="1102360"/>
+                    </a:xfrm>
+                    <a:prstGeom prst="rect">
+                      <a:avLst/>
+                    </a:prstGeom>
+                  </pic:spPr>
+                </pic:pic>
+              </a:graphicData>
+            </a:graphic>
+          </wp:inline>
+        </w:drawing>
+      </w:r>
+      <w:r>
+        <w:rPr>
+          <w:rFonts w:hint="eastAsia"/>
+          <w:noProof/>
+        </w:rPr>
+        <w:lastRenderedPageBreak/>
+        <w:drawing>
+          <wp:inline distT="0" distB="0" distL="0" distR="0" wp14:anchorId="194A43B0" wp14:editId="718C6673">
+            <wp:extent cx="6645910" cy="1102360"/>
+            <wp:effectExtent l="0" t="0" r="2540" b="2540"/>
+            <wp:docPr id="865606213" name="그림 131"/>
+            <wp:cNvGraphicFramePr>
+              <a:graphicFrameLocks xmlns:a="http://schemas.openxmlformats.org/drawingml/2006/main" noChangeAspect="1"/>
+            </wp:cNvGraphicFramePr>
+            <a:graphic xmlns:a="http://schemas.openxmlformats.org/drawingml/2006/main">
+              <a:graphicData uri="http://schemas.openxmlformats.org/drawingml/2006/picture">
+                <pic:pic xmlns:pic="http://schemas.openxmlformats.org/drawingml/2006/picture">
+                  <pic:nvPicPr>
+                    <pic:cNvPr id="865606213" name="그림 865606213"/>
+                    <pic:cNvPicPr/>
+                  </pic:nvPicPr>
+                  <pic:blipFill>
+                    <a:blip r:embed="rId51" cstate="print">
+                      <a:extLst>
+                        <a:ext uri="{28A0092B-C50C-407E-A947-70E740481C1C}">
+                          <a14:useLocalDpi xmlns:a14="http://schemas.microsoft.com/office/drawing/2010/main" val="0"/>
+                        </a:ext>
+                      </a:extLst>
+                    </a:blip>
+                    <a:stretch>
+                      <a:fillRect/>
+                    </a:stretch>
+                  </pic:blipFill>
+                  <pic:spPr>
+                    <a:xfrm>
+                      <a:off x="0" y="0"/>
+                      <a:ext cx="6645910" cy="1102360"/>
+                    </a:xfrm>
+                    <a:prstGeom prst="rect">
+                      <a:avLst/>
+                    </a:prstGeom>
+                  </pic:spPr>
+                </pic:pic>
+              </a:graphicData>
+            </a:graphic>
+          </wp:inline>
+        </w:drawing>
+      </w:r>
+      <w:r>
+        <w:rPr>
+          <w:rFonts w:hint="eastAsia"/>
+          <w:noProof/>
+        </w:rPr>
+        <w:drawing>
+          <wp:inline distT="0" distB="0" distL="0" distR="0" wp14:anchorId="48943DD3" wp14:editId="346DC0DB">
+            <wp:extent cx="6645910" cy="1379220"/>
+            <wp:effectExtent l="0" t="0" r="2540" b="0"/>
+            <wp:docPr id="878818702" name="그림 132"/>
+            <wp:cNvGraphicFramePr>
+              <a:graphicFrameLocks xmlns:a="http://schemas.openxmlformats.org/drawingml/2006/main" noChangeAspect="1"/>
+            </wp:cNvGraphicFramePr>
+            <a:graphic xmlns:a="http://schemas.openxmlformats.org/drawingml/2006/main">
+              <a:graphicData uri="http://schemas.openxmlformats.org/drawingml/2006/picture">
+                <pic:pic xmlns:pic="http://schemas.openxmlformats.org/drawingml/2006/picture">
+                  <pic:nvPicPr>
+                    <pic:cNvPr id="878818702" name="그림 878818702"/>
+                    <pic:cNvPicPr/>
+                  </pic:nvPicPr>
+                  <pic:blipFill>
+                    <a:blip r:embed="rId52" cstate="print">
+                      <a:extLst>
+                        <a:ext uri="{28A0092B-C50C-407E-A947-70E740481C1C}">
+                          <a14:useLocalDpi xmlns:a14="http://schemas.microsoft.com/office/drawing/2010/main" val="0"/>
+                        </a:ext>
+                      </a:extLst>
+                    </a:blip>
+                    <a:stretch>
+                      <a:fillRect/>
+                    </a:stretch>
+                  </pic:blipFill>
+                  <pic:spPr>
+                    <a:xfrm>
+                      <a:off x="0" y="0"/>
+                      <a:ext cx="6645910" cy="1379220"/>
+                    </a:xfrm>
+                    <a:prstGeom prst="rect">
+                      <a:avLst/>
+                    </a:prstGeom>
+                  </pic:spPr>
+                </pic:pic>
+              </a:graphicData>
+            </a:graphic>
+          </wp:inline>
+        </w:drawing>
+      </w:r>
+    </w:p>
+    <w:p>
+      <w:pPr>
+        <w:rPr>
+          <w:rFonts w:hint="eastAsia"/>
+        </w:rPr>
+      </w:pPr>
+      <w:r>
+        <w:rPr>
+          <w:rFonts w:hint="eastAsia"/>
+          <w:noProof/>
+        </w:rPr>
+        <w:drawing>
+          <wp:inline distT="0" distB="0" distL="0" distR="0" wp14:anchorId="750373E4" wp14:editId="2FBB02F8">
+            <wp:extent cx="6645910" cy="1102360"/>
+            <wp:effectExtent l="0" t="0" r="2540" b="2540"/>
+            <wp:docPr id="238348549" name="그림 133"/>
+            <wp:cNvGraphicFramePr>
+              <a:graphicFrameLocks xmlns:a="http://schemas.openxmlformats.org/drawingml/2006/main" noChangeAspect="1"/>
+            </wp:cNvGraphicFramePr>
+            <a:graphic xmlns:a="http://schemas.openxmlformats.org/drawingml/2006/main">
+              <a:graphicData uri="http://schemas.openxmlformats.org/drawingml/2006/picture">
+                <pic:pic xmlns:pic="http://schemas.openxmlformats.org/drawingml/2006/picture">
+                  <pic:nvPicPr>
+                    <pic:cNvPr id="238348549" name="그림 238348549"/>
+                    <pic:cNvPicPr/>
+                  </pic:nvPicPr>
+                  <pic:blipFill>
+                    <a:blip r:embed="rId53" cstate="print">
+                      <a:extLst>
+                        <a:ext uri="{28A0092B-C50C-407E-A947-70E740481C1C}">
+                          <a14:useLocalDpi xmlns:a14="http://schemas.microsoft.com/office/drawing/2010/main" val="0"/>
+                        </a:ext>
+                      </a:extLst>
+                    </a:blip>
+                    <a:stretch>
+                      <a:fillRect/>
+                    </a:stretch>
+                  </pic:blipFill>
+                  <pic:spPr>
+                    <a:xfrm>
+                      <a:off x="0" y="0"/>
+                      <a:ext cx="6645910" cy="1102360"/>
+                    </a:xfrm>
+                    <a:prstGeom prst="rect">
+                      <a:avLst/>
+                    </a:prstGeom>
+                  </pic:spPr>
+                </pic:pic>
+              </a:graphicData>
+            </a:graphic>
+          </wp:inline>
+        </w:drawing>
+      </w:r>
+      <w:r>
+        <w:rPr>
+          <w:rFonts w:hint="eastAsia"/>
+          <w:noProof/>
+        </w:rPr>
+        <w:drawing>
+          <wp:inline distT="0" distB="0" distL="0" distR="0" wp14:anchorId="4CE048D9" wp14:editId="516F23BE">
+            <wp:extent cx="6645910" cy="1102360"/>
+            <wp:effectExtent l="0" t="0" r="2540" b="2540"/>
+            <wp:docPr id="2056922185" name="그림 134"/>
+            <wp:cNvGraphicFramePr>
+              <a:graphicFrameLocks xmlns:a="http://schemas.openxmlformats.org/drawingml/2006/main" noChangeAspect="1"/>
+            </wp:cNvGraphicFramePr>
+            <a:graphic xmlns:a="http://schemas.openxmlformats.org/drawingml/2006/main">
+              <a:graphicData uri="http://schemas.openxmlformats.org/drawingml/2006/picture">
+                <pic:pic xmlns:pic="http://schemas.openxmlformats.org/drawingml/2006/picture">
+                  <pic:nvPicPr>
+                    <pic:cNvPr id="2056922185" name="그림 2056922185"/>
+                    <pic:cNvPicPr/>
+                  </pic:nvPicPr>
+                  <pic:blipFill>
+                    <a:blip r:embed="rId54" cstate="print">
+                      <a:extLst>
+                        <a:ext uri="{28A0092B-C50C-407E-A947-70E740481C1C}">
+                          <a14:useLocalDpi xmlns:a14="http://schemas.microsoft.com/office/drawing/2010/main" val="0"/>
+                        </a:ext>
+                      </a:extLst>
+                    </a:blip>
+                    <a:stretch>
+                      <a:fillRect/>
+                    </a:stretch>
+                  </pic:blipFill>
+                  <pic:spPr>
+                    <a:xfrm>
+                      <a:off x="0" y="0"/>
+                      <a:ext cx="6645910" cy="1102360"/>
+                    </a:xfrm>
+                    <a:prstGeom prst="rect">
+                      <a:avLst/>
+                    </a:prstGeom>
+                  </pic:spPr>
+                </pic:pic>
+              </a:graphicData>
+            </a:graphic>
+          </wp:inline>
+        </w:drawing>
+      </w:r>
+      <w:r>
+        <w:rPr>
+          <w:rFonts w:hint="eastAsia"/>
+          <w:noProof/>
+        </w:rPr>
+        <w:drawing>
+          <wp:inline distT="0" distB="0" distL="0" distR="0" wp14:anchorId="76F77B65" wp14:editId="14AD24F2">
+            <wp:extent cx="6645910" cy="1102995"/>
+            <wp:effectExtent l="0" t="0" r="2540" b="1905"/>
+            <wp:docPr id="643796873" name="그림 135"/>
+            <wp:cNvGraphicFramePr>
+              <a:graphicFrameLocks xmlns:a="http://schemas.openxmlformats.org/drawingml/2006/main" noChangeAspect="1"/>
+            </wp:cNvGraphicFramePr>
+            <a:graphic xmlns:a="http://schemas.openxmlformats.org/drawingml/2006/main">
+              <a:graphicData uri="http://schemas.openxmlformats.org/drawingml/2006/picture">
+                <pic:pic xmlns:pic="http://schemas.openxmlformats.org/drawingml/2006/picture">
+                  <pic:nvPicPr>
+                    <pic:cNvPr id="643796873" name="그림 643796873"/>
+                    <pic:cNvPicPr/>
+                  </pic:nvPicPr>
+                  <pic:blipFill>
+                    <a:blip r:embed="rId55" cstate="print">
+                      <a:extLst>
+                        <a:ext uri="{28A0092B-C50C-407E-A947-70E740481C1C}">
+                          <a14:useLocalDpi xmlns:a14="http://schemas.microsoft.com/office/drawing/2010/main" val="0"/>
+                        </a:ext>
+                      </a:extLst>
+                    </a:blip>
+                    <a:stretch>
+                      <a:fillRect/>
+                    </a:stretch>
+                  </pic:blipFill>
+                  <pic:spPr>
+                    <a:xfrm>
+                      <a:off x="0" y="0"/>
+                      <a:ext cx="6645910" cy="1102995"/>
+                    </a:xfrm>
+                    <a:prstGeom prst="rect">
+                      <a:avLst/>
+                    </a:prstGeom>
+                  </pic:spPr>
+                </pic:pic>
+              </a:graphicData>
+            </a:graphic>
+          </wp:inline>
+        </w:drawing>
+      </w:r>
+      <w:r>
+        <w:rPr>
+          <w:rFonts w:hint="eastAsia"/>
+          <w:noProof/>
+        </w:rPr>
+        <w:drawing>
+          <wp:inline distT="0" distB="0" distL="0" distR="0" wp14:anchorId="438188B5" wp14:editId="5431C706">
+            <wp:extent cx="6645910" cy="1102995"/>
+            <wp:effectExtent l="0" t="0" r="2540" b="1905"/>
+            <wp:docPr id="2067424105" name="그림 136"/>
+            <wp:cNvGraphicFramePr>
+              <a:graphicFrameLocks xmlns:a="http://schemas.openxmlformats.org/drawingml/2006/main" noChangeAspect="1"/>
+            </wp:cNvGraphicFramePr>
+            <a:graphic xmlns:a="http://schemas.openxmlformats.org/drawingml/2006/main">
+              <a:graphicData uri="http://schemas.openxmlformats.org/drawingml/2006/picture">
+                <pic:pic xmlns:pic="http://schemas.openxmlformats.org/drawingml/2006/picture">
+                  <pic:nvPicPr>
+                    <pic:cNvPr id="2067424105" name="그림 2067424105"/>
+                    <pic:cNvPicPr/>
+                  </pic:nvPicPr>
+                  <pic:blipFill>
+                    <a:blip r:embed="rId56" cstate="print">
+                      <a:extLst>
+                        <a:ext uri="{28A0092B-C50C-407E-A947-70E740481C1C}">
+                          <a14:useLocalDpi xmlns:a14="http://schemas.microsoft.com/office/drawing/2010/main" val="0"/>
+                        </a:ext>
+                      </a:extLst>
+                    </a:blip>
+                    <a:stretch>
+                      <a:fillRect/>
+                    </a:stretch>
+                  </pic:blipFill>
+                  <pic:spPr>
+                    <a:xfrm>
+                      <a:off x="0" y="0"/>
+                      <a:ext cx="6645910" cy="1102995"/>
+                    </a:xfrm>
+                    <a:prstGeom prst="rect">
+                      <a:avLst/>
+                    </a:prstGeom>
+                  </pic:spPr>
+                </pic:pic>
+              </a:graphicData>
+            </a:graphic>
+          </wp:inline>
+        </w:drawing>
+      </w:r>
+      <w:r>
+        <w:rPr>
+          <w:rFonts w:hint="eastAsia"/>
+          <w:noProof/>
+        </w:rPr>
+        <w:drawing>
+          <wp:inline distT="0" distB="0" distL="0" distR="0" wp14:anchorId="02F8A7FD" wp14:editId="43F2C9BA">
+            <wp:extent cx="6645910" cy="1102995"/>
+            <wp:effectExtent l="0" t="0" r="2540" b="1905"/>
+            <wp:docPr id="856263303" name="그림 137"/>
+            <wp:cNvGraphicFramePr>
+              <a:graphicFrameLocks xmlns:a="http://schemas.openxmlformats.org/drawingml/2006/main" noChangeAspect="1"/>
+            </wp:cNvGraphicFramePr>
+            <a:graphic xmlns:a="http://schemas.openxmlformats.org/drawingml/2006/main">
+              <a:graphicData uri="http://schemas.openxmlformats.org/drawingml/2006/picture">
+                <pic:pic xmlns:pic="http://schemas.openxmlformats.org/drawingml/2006/picture">
+                  <pic:nvPicPr>
+                    <pic:cNvPr id="856263303" name="그림 856263303"/>
+                    <pic:cNvPicPr/>
+                  </pic:nvPicPr>
+                  <pic:blipFill>
+                    <a:blip r:embed="rId57" cstate="print">
+                      <a:extLst>
+                        <a:ext uri="{28A0092B-C50C-407E-A947-70E740481C1C}">
+                          <a14:useLocalDpi xmlns:a14="http://schemas.microsoft.com/office/drawing/2010/main" val="0"/>
+                        </a:ext>
+                      </a:extLst>
+                    </a:blip>
+                    <a:stretch>
+                      <a:fillRect/>
+                    </a:stretch>
+                  </pic:blipFill>
+                  <pic:spPr>
+                    <a:xfrm>
+                      <a:off x="0" y="0"/>
+                      <a:ext cx="6645910" cy="1102995"/>
+                    </a:xfrm>
+                    <a:prstGeom prst="rect">
+                      <a:avLst/>
+                    </a:prstGeom>
+                  </pic:spPr>
+                </pic:pic>
+              </a:graphicData>
+            </a:graphic>
+          </wp:inline>
+        </w:drawing>
+      </w:r>
+      <w:r>
+        <w:rPr>
+          <w:rFonts w:hint="eastAsia"/>
+          <w:noProof/>
+        </w:rPr>
+        <w:drawing>
+          <wp:inline distT="0" distB="0" distL="0" distR="0" wp14:anchorId="040C2802" wp14:editId="585B5C5A">
+            <wp:extent cx="6645910" cy="1102360"/>
+            <wp:effectExtent l="0" t="0" r="2540" b="2540"/>
+            <wp:docPr id="179334616" name="그림 138"/>
+            <wp:cNvGraphicFramePr>
+              <a:graphicFrameLocks xmlns:a="http://schemas.openxmlformats.org/drawingml/2006/main" noChangeAspect="1"/>
+            </wp:cNvGraphicFramePr>
+            <a:graphic xmlns:a="http://schemas.openxmlformats.org/drawingml/2006/main">
+              <a:graphicData uri="http://schemas.openxmlformats.org/drawingml/2006/picture">
+                <pic:pic xmlns:pic="http://schemas.openxmlformats.org/drawingml/2006/picture">
+                  <pic:nvPicPr>
+                    <pic:cNvPr id="179334616" name="그림 179334616"/>
+                    <pic:cNvPicPr/>
+                  </pic:nvPicPr>
+                  <pic:blipFill>
+                    <a:blip r:embed="rId58" cstate="print">
+                      <a:extLst>
+                        <a:ext uri="{28A0092B-C50C-407E-A947-70E740481C1C}">
+                          <a14:useLocalDpi xmlns:a14="http://schemas.microsoft.com/office/drawing/2010/main" val="0"/>
+                        </a:ext>
+                      </a:extLst>
+                    </a:blip>
+                    <a:stretch>
+                      <a:fillRect/>
+                    </a:stretch>
+                  </pic:blipFill>
+                  <pic:spPr>
+                    <a:xfrm>
+                      <a:off x="0" y="0"/>
+                      <a:ext cx="6645910" cy="1102360"/>
+                    </a:xfrm>
+                    <a:prstGeom prst="rect">
+                      <a:avLst/>
+                    </a:prstGeom>
+                  </pic:spPr>
+                </pic:pic>
+              </a:graphicData>
+            </a:graphic>
+          </wp:inline>
+        </w:drawing>
+      </w:r>
+      <w:r>
+        <w:rPr>
+          <w:rFonts w:hint="eastAsia"/>
+          <w:noProof/>
+        </w:rPr>
+        <w:lastRenderedPageBreak/>
+        <w:drawing>
+          <wp:inline distT="0" distB="0" distL="0" distR="0" wp14:anchorId="26E56194" wp14:editId="4986EDBE">
+            <wp:extent cx="6645910" cy="1102360"/>
+            <wp:effectExtent l="0" t="0" r="2540" b="2540"/>
+            <wp:docPr id="93387749" name="그림 139"/>
+            <wp:cNvGraphicFramePr>
+              <a:graphicFrameLocks xmlns:a="http://schemas.openxmlformats.org/drawingml/2006/main" noChangeAspect="1"/>
+            </wp:cNvGraphicFramePr>
+            <a:graphic xmlns:a="http://schemas.openxmlformats.org/drawingml/2006/main">
+              <a:graphicData uri="http://schemas.openxmlformats.org/drawingml/2006/picture">
+                <pic:pic xmlns:pic="http://schemas.openxmlformats.org/drawingml/2006/picture">
+                  <pic:nvPicPr>
+                    <pic:cNvPr id="93387749" name="그림 93387749"/>
+                    <pic:cNvPicPr/>
+                  </pic:nvPicPr>
+                  <pic:blipFill>
+                    <a:blip r:embed="rId59" cstate="print">
+                      <a:extLst>
+                        <a:ext uri="{28A0092B-C50C-407E-A947-70E740481C1C}">
+                          <a14:useLocalDpi xmlns:a14="http://schemas.microsoft.com/office/drawing/2010/main" val="0"/>
+                        </a:ext>
+                      </a:extLst>
+                    </a:blip>
+                    <a:stretch>
+                      <a:fillRect/>
+                    </a:stretch>
+                  </pic:blipFill>
+                  <pic:spPr>
+                    <a:xfrm>
+                      <a:off x="0" y="0"/>
+                      <a:ext cx="6645910" cy="1102360"/>
+                    </a:xfrm>
+                    <a:prstGeom prst="rect">
+                      <a:avLst/>
+                    </a:prstGeom>
+                  </pic:spPr>
+                </pic:pic>
+              </a:graphicData>
+            </a:graphic>
+          </wp:inline>
+        </w:drawing>
+      </w:r>
+      <w:r>
+        <w:rPr>
+          <w:rFonts w:hint="eastAsia"/>
+          <w:noProof/>
+        </w:rPr>
+        <w:drawing>
+          <wp:inline distT="0" distB="0" distL="0" distR="0" wp14:anchorId="0AD5F0F0" wp14:editId="46EB3CC3">
+            <wp:extent cx="6645910" cy="1104265"/>
+            <wp:effectExtent l="0" t="0" r="2540" b="635"/>
+            <wp:docPr id="673517548" name="그림 140"/>
+            <wp:cNvGraphicFramePr>
+              <a:graphicFrameLocks xmlns:a="http://schemas.openxmlformats.org/drawingml/2006/main" noChangeAspect="1"/>
+            </wp:cNvGraphicFramePr>
+            <a:graphic xmlns:a="http://schemas.openxmlformats.org/drawingml/2006/main">
+              <a:graphicData uri="http://schemas.openxmlformats.org/drawingml/2006/picture">
+                <pic:pic xmlns:pic="http://schemas.openxmlformats.org/drawingml/2006/picture">
+                  <pic:nvPicPr>
+                    <pic:cNvPr id="673517548" name="그림 673517548"/>
+                    <pic:cNvPicPr/>
+                  </pic:nvPicPr>
+                  <pic:blipFill>
+                    <a:blip r:embed="rId60" cstate="print">
+                      <a:extLst>
+                        <a:ext uri="{28A0092B-C50C-407E-A947-70E740481C1C}">
+                          <a14:useLocalDpi xmlns:a14="http://schemas.microsoft.com/office/drawing/2010/main" val="0"/>
+                        </a:ext>
+                      </a:extLst>
+                    </a:blip>
+                    <a:stretch>
+                      <a:fillRect/>
+                    </a:stretch>
+                  </pic:blipFill>
+                  <pic:spPr>
+                    <a:xfrm>
+                      <a:off x="0" y="0"/>
+                      <a:ext cx="6645910" cy="1104265"/>
+                    </a:xfrm>
+                    <a:prstGeom prst="rect">
+                      <a:avLst/>
+                    </a:prstGeom>
+                  </pic:spPr>
+                </pic:pic>
+              </a:graphicData>
+            </a:graphic>
+          </wp:inline>
+        </w:drawing>
+      </w:r>
+      <w:r>
+        <w:rPr>
+          <w:rFonts w:hint="eastAsia"/>
+          <w:noProof/>
+        </w:rPr>
+        <w:drawing>
+          <wp:inline distT="0" distB="0" distL="0" distR="0" wp14:anchorId="7D22362E" wp14:editId="01702940">
+            <wp:extent cx="6645910" cy="1102360"/>
+            <wp:effectExtent l="0" t="0" r="2540" b="2540"/>
+            <wp:docPr id="936938992" name="그림 141"/>
+            <wp:cNvGraphicFramePr>
+              <a:graphicFrameLocks xmlns:a="http://schemas.openxmlformats.org/drawingml/2006/main" noChangeAspect="1"/>
+            </wp:cNvGraphicFramePr>
+            <a:graphic xmlns:a="http://schemas.openxmlformats.org/drawingml/2006/main">
+              <a:graphicData uri="http://schemas.openxmlformats.org/drawingml/2006/picture">
+                <pic:pic xmlns:pic="http://schemas.openxmlformats.org/drawingml/2006/picture">
+                  <pic:nvPicPr>
+                    <pic:cNvPr id="936938992" name="그림 936938992"/>
+                    <pic:cNvPicPr/>
+                  </pic:nvPicPr>
+                  <pic:blipFill>
+                    <a:blip r:embed="rId61" cstate="print">
+                      <a:extLst>
+                        <a:ext uri="{28A0092B-C50C-407E-A947-70E740481C1C}">
+                          <a14:useLocalDpi xmlns:a14="http://schemas.microsoft.com/office/drawing/2010/main" val="0"/>
+                        </a:ext>
+                      </a:extLst>
+                    </a:blip>
+                    <a:stretch>
+                      <a:fillRect/>
+                    </a:stretch>
+                  </pic:blipFill>
+                  <pic:spPr>
+                    <a:xfrm>
+                      <a:off x="0" y="0"/>
+                      <a:ext cx="6645910" cy="1102360"/>
+                    </a:xfrm>
+                    <a:prstGeom prst="rect">
+                      <a:avLst/>
+                    </a:prstGeom>
+                  </pic:spPr>
+                </pic:pic>
+              </a:graphicData>
+            </a:graphic>
+          </wp:inline>
+        </w:drawing>
+      </w:r>
+      <w:r>
+        <w:rPr>
+          <w:rFonts w:hint="eastAsia"/>
+          <w:noProof/>
+        </w:rPr>
+        <w:drawing>
+          <wp:inline distT="0" distB="0" distL="0" distR="0" wp14:anchorId="4F586A8E" wp14:editId="77332DC7">
+            <wp:extent cx="6645910" cy="1102360"/>
+            <wp:effectExtent l="0" t="0" r="2540" b="2540"/>
+            <wp:docPr id="1613067810" name="그림 142"/>
+            <wp:cNvGraphicFramePr>
+              <a:graphicFrameLocks xmlns:a="http://schemas.openxmlformats.org/drawingml/2006/main" noChangeAspect="1"/>
+            </wp:cNvGraphicFramePr>
+            <a:graphic xmlns:a="http://schemas.openxmlformats.org/drawingml/2006/main">
+              <a:graphicData uri="http://schemas.openxmlformats.org/drawingml/2006/picture">
+                <pic:pic xmlns:pic="http://schemas.openxmlformats.org/drawingml/2006/picture">
+                  <pic:nvPicPr>
+                    <pic:cNvPr id="1613067810" name="그림 1613067810"/>
+                    <pic:cNvPicPr/>
+                  </pic:nvPicPr>
+                  <pic:blipFill>
+                    <a:blip r:embed="rId62" cstate="print">
+                      <a:extLst>
+                        <a:ext uri="{28A0092B-C50C-407E-A947-70E740481C1C}">
+                          <a14:useLocalDpi xmlns:a14="http://schemas.microsoft.com/office/drawing/2010/main" val="0"/>
+                        </a:ext>
+                      </a:extLst>
+                    </a:blip>
+                    <a:stretch>
+                      <a:fillRect/>
+                    </a:stretch>
+                  </pic:blipFill>
+                  <pic:spPr>
+                    <a:xfrm>
+                      <a:off x="0" y="0"/>
+                      <a:ext cx="6645910" cy="1102360"/>
+                    </a:xfrm>
+                    <a:prstGeom prst="rect">
+                      <a:avLst/>
+                    </a:prstGeom>
+                  </pic:spPr>
+                </pic:pic>
+              </a:graphicData>
+            </a:graphic>
+          </wp:inline>
+        </w:drawing>
+      </w:r>
+      <w:r>
+        <w:rPr>
+          <w:rFonts w:hint="eastAsia"/>
+          <w:noProof/>
+        </w:rPr>
+        <w:drawing>
+          <wp:inline distT="0" distB="0" distL="0" distR="0" wp14:anchorId="04160BE9" wp14:editId="0AE7BC65">
+            <wp:extent cx="6645910" cy="1102360"/>
+            <wp:effectExtent l="0" t="0" r="2540" b="2540"/>
+            <wp:docPr id="202046700" name="그림 143"/>
+            <wp:cNvGraphicFramePr>
+              <a:graphicFrameLocks xmlns:a="http://schemas.openxmlformats.org/drawingml/2006/main" noChangeAspect="1"/>
+            </wp:cNvGraphicFramePr>
+            <a:graphic xmlns:a="http://schemas.openxmlformats.org/drawingml/2006/main">
+              <a:graphicData uri="http://schemas.openxmlformats.org/drawingml/2006/picture">
+                <pic:pic xmlns:pic="http://schemas.openxmlformats.org/drawingml/2006/picture">
+                  <pic:nvPicPr>
+                    <pic:cNvPr id="202046700" name="그림 202046700"/>
+                    <pic:cNvPicPr/>
+                  </pic:nvPicPr>
+                  <pic:blipFill>
+                    <a:blip r:embed="rId63" cstate="print">
+                      <a:extLst>
+                        <a:ext uri="{28A0092B-C50C-407E-A947-70E740481C1C}">
+                          <a14:useLocalDpi xmlns:a14="http://schemas.microsoft.com/office/drawing/2010/main" val="0"/>
+                        </a:ext>
+                      </a:extLst>
+                    </a:blip>
+                    <a:stretch>
+                      <a:fillRect/>
+                    </a:stretch>
+                  </pic:blipFill>
+                  <pic:spPr>
+                    <a:xfrm>
+                      <a:off x="0" y="0"/>
+                      <a:ext cx="6645910" cy="1102360"/>
+                    </a:xfrm>
+                    <a:prstGeom prst="rect">
+                      <a:avLst/>
+                    </a:prstGeom>
+                  </pic:spPr>
+                </pic:pic>
+              </a:graphicData>
+            </a:graphic>
+          </wp:inline>
+        </w:drawing>
+      </w:r>
+      <w:r>
+        <w:rPr>
+          <w:rFonts w:hint="eastAsia"/>
+          <w:noProof/>
+        </w:rPr>
+        <w:drawing>
+          <wp:inline distT="0" distB="0" distL="0" distR="0" wp14:anchorId="7793E359" wp14:editId="1A3C0064">
+            <wp:extent cx="6645910" cy="1102360"/>
+            <wp:effectExtent l="0" t="0" r="2540" b="2540"/>
+            <wp:docPr id="215247178" name="그림 144"/>
+            <wp:cNvGraphicFramePr>
+              <a:graphicFrameLocks xmlns:a="http://schemas.openxmlformats.org/drawingml/2006/main" noChangeAspect="1"/>
+            </wp:cNvGraphicFramePr>
+            <a:graphic xmlns:a="http://schemas.openxmlformats.org/drawingml/2006/main">
+              <a:graphicData uri="http://schemas.openxmlformats.org/drawingml/2006/picture">
+                <pic:pic xmlns:pic="http://schemas.openxmlformats.org/drawingml/2006/picture">
+                  <pic:nvPicPr>
+                    <pic:cNvPr id="215247178" name="그림 215247178"/>
+                    <pic:cNvPicPr/>
+                  </pic:nvPicPr>
+                  <pic:blipFill>
+                    <a:blip r:embed="rId64" cstate="print">
+                      <a:extLst>
+                        <a:ext uri="{28A0092B-C50C-407E-A947-70E740481C1C}">
+                          <a14:useLocalDpi xmlns:a14="http://schemas.microsoft.com/office/drawing/2010/main" val="0"/>
+                        </a:ext>
+                      </a:extLst>
+                    </a:blip>
+                    <a:stretch>
+                      <a:fillRect/>
+                    </a:stretch>
+                  </pic:blipFill>
+                  <pic:spPr>
+                    <a:xfrm>
+                      <a:off x="0" y="0"/>
+                      <a:ext cx="6645910" cy="1102360"/>
+                    </a:xfrm>
+                    <a:prstGeom prst="rect">
+                      <a:avLst/>
+                    </a:prstGeom>
+                  </pic:spPr>
+                </pic:pic>
+              </a:graphicData>
+            </a:graphic>
+          </wp:inline>
+        </w:drawing>
+      </w:r>
+      <w:r>
+        <w:rPr>
+          <w:rFonts w:hint="eastAsia"/>
+          <w:noProof/>
+        </w:rPr>
+        <w:drawing>
+          <wp:inline distT="0" distB="0" distL="0" distR="0" wp14:anchorId="7A650C08" wp14:editId="3DD47291">
+            <wp:extent cx="6645910" cy="1102360"/>
+            <wp:effectExtent l="0" t="0" r="2540" b="2540"/>
+            <wp:docPr id="992886593" name="그림 145"/>
+            <wp:cNvGraphicFramePr>
+              <a:graphicFrameLocks xmlns:a="http://schemas.openxmlformats.org/drawingml/2006/main" noChangeAspect="1"/>
+            </wp:cNvGraphicFramePr>
+            <a:graphic xmlns:a="http://schemas.openxmlformats.org/drawingml/2006/main">
+              <a:graphicData uri="http://schemas.openxmlformats.org/drawingml/2006/picture">
+                <pic:pic xmlns:pic="http://schemas.openxmlformats.org/drawingml/2006/picture">
+                  <pic:nvPicPr>
+                    <pic:cNvPr id="992886593" name="그림 992886593"/>
+                    <pic:cNvPicPr/>
+                  </pic:nvPicPr>
+                  <pic:blipFill>
+                    <a:blip r:embed="rId65" cstate="print">
+                      <a:extLst>
+                        <a:ext uri="{28A0092B-C50C-407E-A947-70E740481C1C}">
+                          <a14:useLocalDpi xmlns:a14="http://schemas.microsoft.com/office/drawing/2010/main" val="0"/>
+                        </a:ext>
+                      </a:extLst>
+                    </a:blip>
+                    <a:stretch>
+                      <a:fillRect/>
+                    </a:stretch>
+                  </pic:blipFill>
+                  <pic:spPr>
+                    <a:xfrm>
+                      <a:off x="0" y="0"/>
+                      <a:ext cx="6645910" cy="1102360"/>
+                    </a:xfrm>
+                    <a:prstGeom prst="rect">
+                      <a:avLst/>
+                    </a:prstGeom>
+                  </pic:spPr>
+                </pic:pic>
+              </a:graphicData>
+            </a:graphic>
+          </wp:inline>
+        </w:drawing>
+      </w:r>
+      <w:r>
+        <w:rPr>
+          <w:rFonts w:hint="eastAsia"/>
+          <w:noProof/>
+        </w:rPr>
+        <w:lastRenderedPageBreak/>
+        <w:drawing>
+          <wp:inline distT="0" distB="0" distL="0" distR="0" wp14:anchorId="361F40EF" wp14:editId="094BD91A">
+            <wp:extent cx="6645910" cy="1102360"/>
+            <wp:effectExtent l="0" t="0" r="2540" b="2540"/>
+            <wp:docPr id="268281602" name="그림 146"/>
+            <wp:cNvGraphicFramePr>
+              <a:graphicFrameLocks xmlns:a="http://schemas.openxmlformats.org/drawingml/2006/main" noChangeAspect="1"/>
+            </wp:cNvGraphicFramePr>
+            <a:graphic xmlns:a="http://schemas.openxmlformats.org/drawingml/2006/main">
+              <a:graphicData uri="http://schemas.openxmlformats.org/drawingml/2006/picture">
+                <pic:pic xmlns:pic="http://schemas.openxmlformats.org/drawingml/2006/picture">
+                  <pic:nvPicPr>
+                    <pic:cNvPr id="268281602" name="그림 268281602"/>
+                    <pic:cNvPicPr/>
+                  </pic:nvPicPr>
+                  <pic:blipFill>
+                    <a:blip r:embed="rId66" cstate="print">
+                      <a:extLst>
+                        <a:ext uri="{28A0092B-C50C-407E-A947-70E740481C1C}">
+                          <a14:useLocalDpi xmlns:a14="http://schemas.microsoft.com/office/drawing/2010/main" val="0"/>
+                        </a:ext>
+                      </a:extLst>
+                    </a:blip>
+                    <a:stretch>
+                      <a:fillRect/>
+                    </a:stretch>
+                  </pic:blipFill>
+                  <pic:spPr>
+                    <a:xfrm>
+                      <a:off x="0" y="0"/>
+                      <a:ext cx="6645910" cy="1102360"/>
+                    </a:xfrm>
+                    <a:prstGeom prst="rect">
+                      <a:avLst/>
+                    </a:prstGeom>
+                  </pic:spPr>
+                </pic:pic>
+              </a:graphicData>
+            </a:graphic>
+          </wp:inline>
+        </w:drawing>
+      </w:r>
+      <w:r>
+        <w:rPr>
+          <w:rFonts w:hint="eastAsia"/>
+          <w:noProof/>
+        </w:rPr>
+        <w:drawing>
+          <wp:inline distT="0" distB="0" distL="0" distR="0" wp14:anchorId="008850B2" wp14:editId="20AC33CC">
+            <wp:extent cx="6645910" cy="1380490"/>
+            <wp:effectExtent l="0" t="0" r="2540" b="0"/>
+            <wp:docPr id="485557317" name="그림 147"/>
+            <wp:cNvGraphicFramePr>
+              <a:graphicFrameLocks xmlns:a="http://schemas.openxmlformats.org/drawingml/2006/main" noChangeAspect="1"/>
+            </wp:cNvGraphicFramePr>
+            <a:graphic xmlns:a="http://schemas.openxmlformats.org/drawingml/2006/main">
+              <a:graphicData uri="http://schemas.openxmlformats.org/drawingml/2006/picture">
+                <pic:pic xmlns:pic="http://schemas.openxmlformats.org/drawingml/2006/picture">
+                  <pic:nvPicPr>
+                    <pic:cNvPr id="485557317" name="그림 485557317"/>
+                    <pic:cNvPicPr/>
+                  </pic:nvPicPr>
+                  <pic:blipFill>
+                    <a:blip r:embed="rId67" cstate="print">
+                      <a:extLst>
+                        <a:ext uri="{28A0092B-C50C-407E-A947-70E740481C1C}">
+                          <a14:useLocalDpi xmlns:a14="http://schemas.microsoft.com/office/drawing/2010/main" val="0"/>
+                        </a:ext>
+                      </a:extLst>
+                    </a:blip>
+                    <a:stretch>
+                      <a:fillRect/>
+                    </a:stretch>
+                  </pic:blipFill>
+                  <pic:spPr>
+                    <a:xfrm>
+                      <a:off x="0" y="0"/>
+                      <a:ext cx="6645910" cy="1380490"/>
+                    </a:xfrm>
+                    <a:prstGeom prst="rect">
+                      <a:avLst/>
+                    </a:prstGeom>
+                  </pic:spPr>
+                </pic:pic>
+              </a:graphicData>
+            </a:graphic>
+          </wp:inline>
+        </w:drawing>
+      </w:r>
+    </w:p>
+    <w:p>
+      <w:pPr>
+        <w:pStyle w:val="5"/>
+        <w:rPr>
+          <w:rFonts w:hint="eastAsia"/>
+        </w:rPr>
+      </w:pPr>
+      <w:r>
+        <w:rPr>
+          <w:rFonts w:asciiTheme="majorEastAsia" w:hAnsiTheme="majorEastAsia" w:hint="eastAsia"/>
+          <w:b/>
+          <w:sz w:val="24"/>
+          <w:szCs w:val="24"/>
+        </w:rPr>
+        <w:t>2.</w:t>
+      </w:r>
+      <w:r>
+        <w:rPr>
+          <w:rFonts w:asciiTheme="majorEastAsia" w:hAnsiTheme="majorEastAsia" w:hint="eastAsia"/>
+          <w:b/>
+          <w:sz w:val="24"/>
+          <w:szCs w:val="24"/>
+        </w:rPr>
+        <w:t>2.2.</w:t>
+      </w:r>
+      <w:r>
+        <w:rPr>
+          <w:rFonts w:asciiTheme="majorEastAsia" w:hAnsiTheme="majorEastAsia" w:hint="eastAsia"/>
+          <w:b/>
+          <w:sz w:val="24"/>
+          <w:szCs w:val="24"/>
+        </w:rPr>
+        <w:t>2</w:t>
+      </w:r>
+      <w:r>
+        <w:rPr>
+          <w:rFonts w:asciiTheme="majorEastAsia" w:hAnsiTheme="majorEastAsia" w:hint="eastAsia"/>
+          <w:b/>
+          <w:sz w:val="24"/>
+          <w:szCs w:val="24"/>
+        </w:rPr>
+        <w:t xml:space="preserve"> </w:t>
+      </w:r>
+      <w:r>
+        <w:rPr>
+          <w:rFonts w:asciiTheme="majorEastAsia" w:hAnsiTheme="majorEastAsia" w:hint="eastAsia"/>
+          <w:b/>
+          <w:sz w:val="24"/>
+          <w:szCs w:val="24"/>
+        </w:rPr>
+        <w:t>피처 간 상관관계</w:t>
+      </w:r>
+    </w:p>
+    <w:p>
+      <w:pPr>
+        <w:pStyle w:val="5"/>
+      </w:pPr>
+      <w:r>
+        <w:rPr>
+          <w:rFonts w:asciiTheme="majorEastAsia" w:hAnsiTheme="majorEastAsia" w:hint="eastAsia"/>
+          <w:b/>
+          <w:sz w:val="24"/>
+          <w:szCs w:val="24"/>
+        </w:rPr>
+        <w:t>2.2.2.</w:t>
+      </w:r>
+      <w:r>
+        <w:rPr>
+          <w:rFonts w:asciiTheme="majorEastAsia" w:hAnsiTheme="majorEastAsia" w:hint="eastAsia"/>
+          <w:b/>
+          <w:sz w:val="24"/>
+          <w:szCs w:val="24"/>
+        </w:rPr>
+        <w:t>3</w:t>
+      </w:r>
+      <w:r>
+        <w:rPr>
+          <w:rFonts w:asciiTheme="majorEastAsia" w:hAnsiTheme="majorEastAsia" w:hint="eastAsia"/>
+          <w:b/>
+          <w:sz w:val="24"/>
+          <w:szCs w:val="24"/>
+        </w:rPr>
+        <w:t xml:space="preserve"> </w:t>
+      </w:r>
+      <w:r>
+        <w:rPr>
+          <w:rFonts w:asciiTheme="majorEastAsia" w:hAnsiTheme="majorEastAsia" w:hint="eastAsia"/>
+          <w:b/>
+          <w:sz w:val="24"/>
+          <w:szCs w:val="24"/>
+        </w:rPr>
+        <w:t>이상치 탐지</w:t>
+      </w:r>
+    </w:p>
+    <w:p>
+      <w:pPr>
         <w:pStyle w:val="4"/>
       </w:pPr>
       <w:r>
         <w:rPr>
           <w:bCs/>
         </w:rPr>
-        <w:t>2.2.3 발견된 문제점</w:t>
-      </w:r>
+        <w:t xml:space="preserve">2.2.3 </w:t>
+      </w:r>
+      <w:r>
+        <w:rPr>
+          <w:bCs/>
+          <w:sz w:val="28"/>
+          <w:szCs w:val="28"/>
+        </w:rPr>
+        <w:t>발견된 문제점</w:t>
+      </w:r>
+    </w:p>
+    <w:p>
+      <w:pPr>
+        <w:pStyle w:val="5"/>
+        <w:rPr>
+          <w:rFonts w:asciiTheme="majorEastAsia" w:hAnsiTheme="majorEastAsia" w:hint="eastAsia"/>
+          <w:b/>
+          <w:sz w:val="24"/>
+          <w:szCs w:val="24"/>
+        </w:rPr>
+      </w:pPr>
+      <w:r>
+        <w:rPr>
+          <w:rFonts w:asciiTheme="majorEastAsia" w:hAnsiTheme="majorEastAsia" w:hint="eastAsia"/>
+          <w:b/>
+          <w:sz w:val="24"/>
+          <w:szCs w:val="24"/>
+        </w:rPr>
+        <w:t xml:space="preserve">2.2.3.1 </w:t>
+      </w:r>
+      <w:proofErr w:type="spellStart"/>
+      <w:r>
+        <w:rPr>
+          <w:rFonts w:asciiTheme="majorEastAsia" w:hAnsiTheme="majorEastAsia" w:hint="eastAsia"/>
+          <w:b/>
+          <w:sz w:val="24"/>
+          <w:szCs w:val="24"/>
+        </w:rPr>
+        <w:t>결측치</w:t>
+      </w:r>
+      <w:proofErr w:type="spellEnd"/>
+      <w:r>
+        <w:rPr>
+          <w:rFonts w:asciiTheme="majorEastAsia" w:hAnsiTheme="majorEastAsia" w:hint="eastAsia"/>
+          <w:b/>
+          <w:sz w:val="24"/>
+          <w:szCs w:val="24"/>
+        </w:rPr>
+        <w:t xml:space="preserve"> 패턴</w:t>
+      </w:r>
+    </w:p>
+    <w:p>
+      <w:pPr>
+        <w:pStyle w:val="5"/>
+        <w:rPr>
+          <w:rFonts w:hint="eastAsia"/>
+        </w:rPr>
+      </w:pPr>
+      <w:r>
+        <w:rPr>
+          <w:rFonts w:asciiTheme="majorEastAsia" w:hAnsiTheme="majorEastAsia" w:hint="eastAsia"/>
+          <w:b/>
+          <w:sz w:val="24"/>
+          <w:szCs w:val="24"/>
+        </w:rPr>
+        <w:t>2.2.3.2 이상치</w:t>
+      </w:r>
+    </w:p>
+    <w:p>
+      <w:pPr>
+        <w:pStyle w:val="5"/>
+        <w:rPr>
+          <w:rFonts w:asciiTheme="majorEastAsia" w:hAnsiTheme="majorEastAsia"/>
+          <w:b/>
+          <w:sz w:val="24"/>
+          <w:szCs w:val="24"/>
+        </w:rPr>
+      </w:pPr>
+      <w:r>
+        <w:rPr>
+          <w:rFonts w:asciiTheme="majorEastAsia" w:hAnsiTheme="majorEastAsia" w:hint="eastAsia"/>
+          <w:b/>
+          <w:sz w:val="24"/>
+          <w:szCs w:val="24"/>
+        </w:rPr>
+        <w:t>2.2.3.3 불균형 데이터</w:t>
+      </w:r>
+    </w:p>
+    <w:p>
+      <w:pPr>
+        <w:rPr>
+          <w:rFonts w:hint="eastAsia"/>
+        </w:rPr>
+      </w:pPr>
     </w:p>
     <w:sectPr>
       <w:pgSz w:w="11906" w:h="16838"/>
@@ -7346,6 +10061,155 @@
     </w:lvl>
   </w:abstractNum>
   <w:abstractNum w:abstractNumId="27" w15:restartNumberingAfterBreak="0">
+    <w:nsid w:val="3846072F"/>
+    <w:multiLevelType w:val="multilevel"/>
+    <w:tmpl w:val="A84CDF40"/>
+    <w:lvl w:ilvl="0">
+      <w:start w:val="1"/>
+      <w:numFmt w:val="bullet"/>
+      <w:lvlText w:val=""/>
+      <w:lvlJc w:val="left"/>
+      <w:pPr>
+        <w:tabs>
+          <w:tab w:val="num" w:pos="720"/>
+        </w:tabs>
+        <w:ind w:left="720" w:hanging="360"/>
+      </w:pPr>
+      <w:rPr>
+        <w:rFonts w:ascii="Symbol" w:hAnsi="Symbol" w:hint="default"/>
+        <w:sz w:val="20"/>
+      </w:rPr>
+    </w:lvl>
+    <w:lvl w:ilvl="1" w:tentative="1">
+      <w:start w:val="1"/>
+      <w:numFmt w:val="bullet"/>
+      <w:lvlText w:val="o"/>
+      <w:lvlJc w:val="left"/>
+      <w:pPr>
+        <w:tabs>
+          <w:tab w:val="num" w:pos="1440"/>
+        </w:tabs>
+        <w:ind w:left="1440" w:hanging="360"/>
+      </w:pPr>
+      <w:rPr>
+        <w:rFonts w:ascii="Courier New" w:hAnsi="Courier New" w:hint="default"/>
+        <w:sz w:val="20"/>
+      </w:rPr>
+    </w:lvl>
+    <w:lvl w:ilvl="2" w:tentative="1">
+      <w:start w:val="1"/>
+      <w:numFmt w:val="bullet"/>
+      <w:lvlText w:val=""/>
+      <w:lvlJc w:val="left"/>
+      <w:pPr>
+        <w:tabs>
+          <w:tab w:val="num" w:pos="2160"/>
+        </w:tabs>
+        <w:ind w:left="2160" w:hanging="360"/>
+      </w:pPr>
+      <w:rPr>
+        <w:rFonts w:ascii="Wingdings" w:hAnsi="Wingdings" w:hint="default"/>
+        <w:sz w:val="20"/>
+      </w:rPr>
+    </w:lvl>
+    <w:lvl w:ilvl="3" w:tentative="1">
+      <w:start w:val="1"/>
+      <w:numFmt w:val="bullet"/>
+      <w:lvlText w:val=""/>
+      <w:lvlJc w:val="left"/>
+      <w:pPr>
+        <w:tabs>
+          <w:tab w:val="num" w:pos="2880"/>
+        </w:tabs>
+        <w:ind w:left="2880" w:hanging="360"/>
+      </w:pPr>
+      <w:rPr>
+        <w:rFonts w:ascii="Wingdings" w:hAnsi="Wingdings" w:hint="default"/>
+        <w:sz w:val="20"/>
+      </w:rPr>
+    </w:lvl>
+    <w:lvl w:ilvl="4" w:tentative="1">
+      <w:start w:val="1"/>
+      <w:numFmt w:val="bullet"/>
+      <w:lvlText w:val=""/>
+      <w:lvlJc w:val="left"/>
+      <w:pPr>
+        <w:tabs>
+          <w:tab w:val="num" w:pos="3600"/>
+        </w:tabs>
+        <w:ind w:left="3600" w:hanging="360"/>
+      </w:pPr>
+      <w:rPr>
+        <w:rFonts w:ascii="Wingdings" w:hAnsi="Wingdings" w:hint="default"/>
+        <w:sz w:val="20"/>
+      </w:rPr>
+    </w:lvl>
+    <w:lvl w:ilvl="5" w:tentative="1">
+      <w:start w:val="1"/>
+      <w:numFmt w:val="bullet"/>
+      <w:lvlText w:val=""/>
+      <w:lvlJc w:val="left"/>
+      <w:pPr>
+        <w:tabs>
+          <w:tab w:val="num" w:pos="4320"/>
+        </w:tabs>
+        <w:ind w:left="4320" w:hanging="360"/>
+      </w:pPr>
+      <w:rPr>
+        <w:rFonts w:ascii="Wingdings" w:hAnsi="Wingdings" w:hint="default"/>
+        <w:sz w:val="20"/>
+      </w:rPr>
+    </w:lvl>
+    <w:lvl w:ilvl="6" w:tentative="1">
+      <w:start w:val="1"/>
+      <w:numFmt w:val="bullet"/>
+      <w:lvlText w:val=""/>
+      <w:lvlJc w:val="left"/>
+      <w:pPr>
+        <w:tabs>
+          <w:tab w:val="num" w:pos="5040"/>
+        </w:tabs>
+        <w:ind w:left="5040" w:hanging="360"/>
+      </w:pPr>
+      <w:rPr>
+        <w:rFonts w:ascii="Wingdings" w:hAnsi="Wingdings" w:hint="default"/>
+        <w:sz w:val="20"/>
+      </w:rPr>
+    </w:lvl>
+    <w:lvl w:ilvl="7" w:tentative="1">
+      <w:start w:val="1"/>
+      <w:numFmt w:val="bullet"/>
+      <w:lvlText w:val=""/>
+      <w:lvlJc w:val="left"/>
+      <w:pPr>
+        <w:tabs>
+          <w:tab w:val="num" w:pos="5760"/>
+        </w:tabs>
+        <w:ind w:left="5760" w:hanging="360"/>
+      </w:pPr>
+      <w:rPr>
+        <w:rFonts w:ascii="Wingdings" w:hAnsi="Wingdings" w:hint="default"/>
+        <w:sz w:val="20"/>
+      </w:rPr>
+    </w:lvl>
+    <w:lvl w:ilvl="8" w:tentative="1">
+      <w:start w:val="1"/>
+      <w:numFmt w:val="bullet"/>
+      <w:lvlText w:val=""/>
+      <w:lvlJc w:val="left"/>
+      <w:pPr>
+        <w:tabs>
+          <w:tab w:val="num" w:pos="6480"/>
+        </w:tabs>
+        <w:ind w:left="6480" w:hanging="360"/>
+      </w:pPr>
+      <w:rPr>
+        <w:rFonts w:ascii="Wingdings" w:hAnsi="Wingdings" w:hint="default"/>
+        <w:sz w:val="20"/>
+      </w:rPr>
+    </w:lvl>
+  </w:abstractNum>
+  <w:abstractNum w:abstractNumId="28" w15:restartNumberingAfterBreak="0">
     <w:nsid w:val="3BD63B6F"/>
     <w:multiLevelType w:val="hybridMultilevel"/>
     <w:tmpl w:val="892254C2"/>
@@ -7434,7 +10298,7 @@
       </w:pPr>
     </w:lvl>
   </w:abstractNum>
-  <w:abstractNum w:abstractNumId="28" w15:restartNumberingAfterBreak="0">
+  <w:abstractNum w:abstractNumId="29" w15:restartNumberingAfterBreak="0">
     <w:nsid w:val="407B7D11"/>
     <w:multiLevelType w:val="multilevel"/>
     <w:tmpl w:val="8EF83546"/>
@@ -7547,7 +10411,7 @@
       </w:rPr>
     </w:lvl>
   </w:abstractNum>
-  <w:abstractNum w:abstractNumId="29" w15:restartNumberingAfterBreak="0">
+  <w:abstractNum w:abstractNumId="30" w15:restartNumberingAfterBreak="0">
     <w:nsid w:val="440E06F7"/>
     <w:multiLevelType w:val="multilevel"/>
     <w:tmpl w:val="C7A6D616"/>
@@ -7660,7 +10524,7 @@
       </w:rPr>
     </w:lvl>
   </w:abstractNum>
-  <w:abstractNum w:abstractNumId="30" w15:restartNumberingAfterBreak="0">
+  <w:abstractNum w:abstractNumId="31" w15:restartNumberingAfterBreak="0">
     <w:nsid w:val="44F52C2F"/>
     <w:multiLevelType w:val="multilevel"/>
     <w:tmpl w:val="9ADA1E0C"/>
@@ -7809,7 +10673,7 @@
       </w:rPr>
     </w:lvl>
   </w:abstractNum>
-  <w:abstractNum w:abstractNumId="31" w15:restartNumberingAfterBreak="0">
+  <w:abstractNum w:abstractNumId="32" w15:restartNumberingAfterBreak="0">
     <w:nsid w:val="4A38175C"/>
     <w:multiLevelType w:val="multilevel"/>
     <w:tmpl w:val="22A46AC4"/>
@@ -7922,7 +10786,7 @@
       </w:rPr>
     </w:lvl>
   </w:abstractNum>
-  <w:abstractNum w:abstractNumId="32" w15:restartNumberingAfterBreak="0">
+  <w:abstractNum w:abstractNumId="33" w15:restartNumberingAfterBreak="0">
     <w:nsid w:val="4B08338D"/>
     <w:multiLevelType w:val="multilevel"/>
     <w:tmpl w:val="C32851E0"/>
@@ -8035,7 +10899,7 @@
       </w:rPr>
     </w:lvl>
   </w:abstractNum>
-  <w:abstractNum w:abstractNumId="33" w15:restartNumberingAfterBreak="0">
+  <w:abstractNum w:abstractNumId="34" w15:restartNumberingAfterBreak="0">
     <w:nsid w:val="4D5168C1"/>
     <w:multiLevelType w:val="hybridMultilevel"/>
     <w:tmpl w:val="1CC05BB0"/>
@@ -8124,7 +10988,7 @@
       </w:pPr>
     </w:lvl>
   </w:abstractNum>
-  <w:abstractNum w:abstractNumId="34" w15:restartNumberingAfterBreak="0">
+  <w:abstractNum w:abstractNumId="35" w15:restartNumberingAfterBreak="0">
     <w:nsid w:val="4EC051B9"/>
     <w:multiLevelType w:val="multilevel"/>
     <w:tmpl w:val="FD7AFA18"/>
@@ -8237,7 +11101,7 @@
       </w:rPr>
     </w:lvl>
   </w:abstractNum>
-  <w:abstractNum w:abstractNumId="35" w15:restartNumberingAfterBreak="0">
+  <w:abstractNum w:abstractNumId="36" w15:restartNumberingAfterBreak="0">
     <w:nsid w:val="4F874405"/>
     <w:multiLevelType w:val="multilevel"/>
     <w:tmpl w:val="480C65A8"/>
@@ -8350,7 +11214,7 @@
       </w:rPr>
     </w:lvl>
   </w:abstractNum>
-  <w:abstractNum w:abstractNumId="36" w15:restartNumberingAfterBreak="0">
+  <w:abstractNum w:abstractNumId="37" w15:restartNumberingAfterBreak="0">
     <w:nsid w:val="51FA2F2B"/>
     <w:multiLevelType w:val="multilevel"/>
     <w:tmpl w:val="605AB292"/>
@@ -8463,7 +11327,7 @@
       </w:rPr>
     </w:lvl>
   </w:abstractNum>
-  <w:abstractNum w:abstractNumId="37" w15:restartNumberingAfterBreak="0">
+  <w:abstractNum w:abstractNumId="38" w15:restartNumberingAfterBreak="0">
     <w:nsid w:val="553C2741"/>
     <w:multiLevelType w:val="multilevel"/>
     <w:tmpl w:val="313646EA"/>
@@ -8576,7 +11440,7 @@
       </w:rPr>
     </w:lvl>
   </w:abstractNum>
-  <w:abstractNum w:abstractNumId="38" w15:restartNumberingAfterBreak="0">
+  <w:abstractNum w:abstractNumId="39" w15:restartNumberingAfterBreak="0">
     <w:nsid w:val="5EF241E9"/>
     <w:multiLevelType w:val="multilevel"/>
     <w:tmpl w:val="A9966C46"/>
@@ -8689,7 +11553,7 @@
       </w:rPr>
     </w:lvl>
   </w:abstractNum>
-  <w:abstractNum w:abstractNumId="39" w15:restartNumberingAfterBreak="0">
+  <w:abstractNum w:abstractNumId="40" w15:restartNumberingAfterBreak="0">
     <w:nsid w:val="6151371B"/>
     <w:multiLevelType w:val="hybridMultilevel"/>
     <w:tmpl w:val="DD3C0B62"/>
@@ -8778,7 +11642,7 @@
       </w:pPr>
     </w:lvl>
   </w:abstractNum>
-  <w:abstractNum w:abstractNumId="40" w15:restartNumberingAfterBreak="0">
+  <w:abstractNum w:abstractNumId="41" w15:restartNumberingAfterBreak="0">
     <w:nsid w:val="6A44007B"/>
     <w:multiLevelType w:val="multilevel"/>
     <w:tmpl w:val="569AAAC0"/>
@@ -8891,7 +11755,7 @@
       </w:rPr>
     </w:lvl>
   </w:abstractNum>
-  <w:abstractNum w:abstractNumId="41" w15:restartNumberingAfterBreak="0">
+  <w:abstractNum w:abstractNumId="42" w15:restartNumberingAfterBreak="0">
     <w:nsid w:val="6D4667EA"/>
     <w:multiLevelType w:val="multilevel"/>
     <w:tmpl w:val="8286BBFC"/>
@@ -9004,7 +11868,7 @@
       </w:rPr>
     </w:lvl>
   </w:abstractNum>
-  <w:abstractNum w:abstractNumId="42" w15:restartNumberingAfterBreak="0">
+  <w:abstractNum w:abstractNumId="43" w15:restartNumberingAfterBreak="0">
     <w:nsid w:val="70E711C6"/>
     <w:multiLevelType w:val="multilevel"/>
     <w:tmpl w:val="2164484C"/>
@@ -9117,7 +11981,7 @@
       </w:rPr>
     </w:lvl>
   </w:abstractNum>
-  <w:abstractNum w:abstractNumId="43" w15:restartNumberingAfterBreak="0">
+  <w:abstractNum w:abstractNumId="44" w15:restartNumberingAfterBreak="0">
     <w:nsid w:val="790F09D6"/>
     <w:multiLevelType w:val="multilevel"/>
     <w:tmpl w:val="18280C96"/>
@@ -9266,7 +12130,7 @@
       </w:rPr>
     </w:lvl>
   </w:abstractNum>
-  <w:abstractNum w:abstractNumId="44" w15:restartNumberingAfterBreak="0">
+  <w:abstractNum w:abstractNumId="45" w15:restartNumberingAfterBreak="0">
     <w:nsid w:val="7C5B0B74"/>
     <w:multiLevelType w:val="multilevel"/>
     <w:tmpl w:val="476E9A9E"/>
@@ -9379,7 +12243,7 @@
       </w:rPr>
     </w:lvl>
   </w:abstractNum>
-  <w:abstractNum w:abstractNumId="45" w15:restartNumberingAfterBreak="0">
+  <w:abstractNum w:abstractNumId="46" w15:restartNumberingAfterBreak="0">
     <w:nsid w:val="7EC10415"/>
     <w:multiLevelType w:val="multilevel"/>
     <w:tmpl w:val="97C2610A"/>
@@ -9529,16 +12393,16 @@
     </w:lvl>
   </w:abstractNum>
   <w:num w:numId="1" w16cid:durableId="1161002362">
-    <w:abstractNumId w:val="33"/>
+    <w:abstractNumId w:val="34"/>
   </w:num>
   <w:num w:numId="2" w16cid:durableId="646665901">
-    <w:abstractNumId w:val="27"/>
+    <w:abstractNumId w:val="28"/>
   </w:num>
   <w:num w:numId="3" w16cid:durableId="579220518">
-    <w:abstractNumId w:val="39"/>
+    <w:abstractNumId w:val="40"/>
   </w:num>
   <w:num w:numId="4" w16cid:durableId="103500681">
-    <w:abstractNumId w:val="31"/>
+    <w:abstractNumId w:val="32"/>
   </w:num>
   <w:num w:numId="5" w16cid:durableId="617296083">
     <w:abstractNumId w:val="21"/>
@@ -9547,19 +12411,19 @@
     <w:abstractNumId w:val="7"/>
   </w:num>
   <w:num w:numId="7" w16cid:durableId="402222522">
-    <w:abstractNumId w:val="40"/>
+    <w:abstractNumId w:val="41"/>
   </w:num>
   <w:num w:numId="8" w16cid:durableId="1647200662">
     <w:abstractNumId w:val="3"/>
   </w:num>
   <w:num w:numId="9" w16cid:durableId="1682121071">
-    <w:abstractNumId w:val="44"/>
+    <w:abstractNumId w:val="45"/>
   </w:num>
   <w:num w:numId="10" w16cid:durableId="246695865">
     <w:abstractNumId w:val="12"/>
   </w:num>
   <w:num w:numId="11" w16cid:durableId="2141993432">
-    <w:abstractNumId w:val="41"/>
+    <w:abstractNumId w:val="42"/>
   </w:num>
   <w:num w:numId="12" w16cid:durableId="641038559">
     <w:abstractNumId w:val="24"/>
@@ -9571,10 +12435,10 @@
     <w:abstractNumId w:val="25"/>
   </w:num>
   <w:num w:numId="15" w16cid:durableId="1285043431">
-    <w:abstractNumId w:val="38"/>
+    <w:abstractNumId w:val="39"/>
   </w:num>
   <w:num w:numId="16" w16cid:durableId="60640942">
-    <w:abstractNumId w:val="28"/>
+    <w:abstractNumId w:val="29"/>
   </w:num>
   <w:num w:numId="17" w16cid:durableId="1933391165">
     <w:abstractNumId w:val="17"/>
@@ -9586,16 +12450,16 @@
     <w:abstractNumId w:val="11"/>
   </w:num>
   <w:num w:numId="20" w16cid:durableId="2080013416">
-    <w:abstractNumId w:val="42"/>
+    <w:abstractNumId w:val="43"/>
   </w:num>
   <w:num w:numId="21" w16cid:durableId="1864705951">
     <w:abstractNumId w:val="16"/>
   </w:num>
   <w:num w:numId="22" w16cid:durableId="1466965471">
-    <w:abstractNumId w:val="34"/>
+    <w:abstractNumId w:val="35"/>
   </w:num>
   <w:num w:numId="23" w16cid:durableId="232741186">
-    <w:abstractNumId w:val="36"/>
+    <w:abstractNumId w:val="37"/>
   </w:num>
   <w:num w:numId="24" w16cid:durableId="1743454208">
     <w:abstractNumId w:val="10"/>
@@ -9607,10 +12471,10 @@
     <w:abstractNumId w:val="20"/>
   </w:num>
   <w:num w:numId="27" w16cid:durableId="1168205411">
-    <w:abstractNumId w:val="32"/>
+    <w:abstractNumId w:val="33"/>
   </w:num>
   <w:num w:numId="28" w16cid:durableId="847213060">
-    <w:abstractNumId w:val="35"/>
+    <w:abstractNumId w:val="36"/>
   </w:num>
   <w:num w:numId="29" w16cid:durableId="461116745">
     <w:abstractNumId w:val="4"/>
@@ -9619,13 +12483,13 @@
     <w:abstractNumId w:val="23"/>
   </w:num>
   <w:num w:numId="31" w16cid:durableId="560598764">
-    <w:abstractNumId w:val="45"/>
+    <w:abstractNumId w:val="46"/>
   </w:num>
   <w:num w:numId="32" w16cid:durableId="1577281594">
     <w:abstractNumId w:val="26"/>
   </w:num>
   <w:num w:numId="33" w16cid:durableId="219678338">
-    <w:abstractNumId w:val="30"/>
+    <w:abstractNumId w:val="31"/>
   </w:num>
   <w:num w:numId="34" w16cid:durableId="1347437688">
     <w:abstractNumId w:val="15"/>
@@ -9634,7 +12498,7 @@
     <w:abstractNumId w:val="9"/>
   </w:num>
   <w:num w:numId="36" w16cid:durableId="60299312">
-    <w:abstractNumId w:val="29"/>
+    <w:abstractNumId w:val="30"/>
   </w:num>
   <w:num w:numId="37" w16cid:durableId="132262369">
     <w:abstractNumId w:val="6"/>
@@ -9655,16 +12519,19 @@
     <w:abstractNumId w:val="13"/>
   </w:num>
   <w:num w:numId="43" w16cid:durableId="1978870285">
-    <w:abstractNumId w:val="37"/>
+    <w:abstractNumId w:val="38"/>
   </w:num>
   <w:num w:numId="44" w16cid:durableId="216085356">
-    <w:abstractNumId w:val="43"/>
+    <w:abstractNumId w:val="44"/>
   </w:num>
   <w:num w:numId="45" w16cid:durableId="2055301859">
     <w:abstractNumId w:val="22"/>
   </w:num>
   <w:num w:numId="46" w16cid:durableId="782530867">
     <w:abstractNumId w:val="14"/>
+  </w:num>
+  <w:num w:numId="47" w16cid:durableId="777602485">
+    <w:abstractNumId w:val="27"/>
   </w:num>
 </w:numbering>
 </file>
@@ -10778,7 +13645,6 @@
     <w:name w:val="Normal (Web)"/>
     <w:basedOn w:val="a"/>
     <w:uiPriority w:val="99"/>
-    <w:semiHidden/>
     <w:unhideWhenUsed/>
     <w:rsid w:val="00AA2B94"/>
     <w:pPr>
@@ -11101,6 +13967,26 @@
 </a:theme>
 </file>
 
+<file path=word/webextensions/taskpanes.xml><?xml version="1.0" encoding="utf-8"?>
+<wetp:taskpanes xmlns:wetp="http://schemas.microsoft.com/office/webextensions/taskpanes/2010/11">
+  <wetp:taskpane dockstate="right" visibility="0" width="350" row="0">
+    <wetp:webextensionref xmlns:r="http://schemas.openxmlformats.org/officeDocument/2006/relationships" r:id="rId1"/>
+  </wetp:taskpane>
+</wetp:taskpanes>
+</file>
+
+<file path=word/webextensions/webextension1.xml><?xml version="1.0" encoding="utf-8"?>
+<we:webextension xmlns:we="http://schemas.microsoft.com/office/webextensions/webextension/2010/11" id="{F0C9492B-3F23-43DD-8884-82F9D2B42432}">
+  <we:reference id="wa200007708" version="1.3.1.0" store="ko-KR" storeType="OMEX"/>
+  <we:alternateReferences>
+    <we:reference id="wa200007708" version="1.3.1.0" store="wa200007708" storeType="OMEX"/>
+  </we:alternateReferences>
+  <we:properties/>
+  <we:bindings/>
+  <we:snapshot xmlns:r="http://schemas.openxmlformats.org/officeDocument/2006/relationships"/>
+</we:webextension>
+</file>
+
 <file path=customXml/item1.xml><?xml version="1.0" encoding="utf-8"?>
 <b:Sources xmlns:b="http://schemas.openxmlformats.org/officeDocument/2006/bibliography" xmlns="http://schemas.openxmlformats.org/officeDocument/2006/bibliography" SelectedStyle="\APASixthEditionOfficeOnline.xsl" StyleName="APA" Version="6"/>
 </file>

--- a/0.report/빅데이터 20기 프로젝트_보고서_LSJ.docx
+++ b/0.report/빅데이터 20기 프로젝트_보고서_LSJ.docx
@@ -23,7 +23,6 @@
       <w:pPr>
         <w:pStyle w:val="4"/>
         <w:rPr>
-          <w:rFonts w:hint="eastAsia"/>
           <w:bCs/>
           <w:iCs w:val="0"/>
           <w:sz w:val="28"/>
@@ -597,7 +596,6 @@
       <w:pPr>
         <w:pStyle w:val="af4"/>
         <w:rPr>
-          <w:rFonts w:hint="eastAsia"/>
           <w:noProof/>
         </w:rPr>
       </w:pPr>
@@ -722,6 +720,7 @@
                 <w:b/>
                 <w:bCs/>
               </w:rPr>
+              <w:lastRenderedPageBreak/>
               <w:t>컬럼</w:t>
             </w:r>
             <w:r>
@@ -3754,15 +3753,11 @@
     <w:p/>
     <w:p/>
     <w:p>
-      <w:pPr>
+      <w:r>
         <w:rPr>
           <w:rFonts w:hint="eastAsia"/>
         </w:rPr>
-      </w:pPr>
-      <w:r>
-        <w:rPr>
-          <w:rFonts w:hint="eastAsia"/>
-        </w:rPr>
+        <w:lastRenderedPageBreak/>
         <w:t>(해석)</w:t>
       </w:r>
     </w:p>
@@ -3834,7 +3829,6 @@
           <w:numId w:val="46"/>
         </w:numPr>
         <w:rPr>
-          <w:rFonts w:hint="eastAsia"/>
           <w:bCs/>
           <w:sz w:val="28"/>
           <w:szCs w:val="28"/>
@@ -3880,12 +3874,17 @@
         </w:rPr>
       </w:pPr>
       <w:r>
+        <w:t>대부분의 피처가 0에 편중된 희소 분포를 보이며, 일부 변수는 긴 꼬리를 가진 비정규 분포 형태가 확인되었다.</w:t>
+      </w:r>
+    </w:p>
+    <w:p>
+      <w:r>
         <w:rPr>
           <w:rFonts w:hint="eastAsia"/>
           <w:noProof/>
         </w:rPr>
         <w:drawing>
-          <wp:inline distT="0" distB="0" distL="0" distR="0" wp14:anchorId="7097D16D" wp14:editId="441B1B40">
+          <wp:inline distT="0" distB="0" distL="0" distR="0" wp14:anchorId="7097D16D" wp14:editId="23C38FEF">
             <wp:extent cx="6645910" cy="1102360"/>
             <wp:effectExtent l="0" t="0" r="2540" b="2540"/>
             <wp:docPr id="1601813788" name="그림 89"/>
@@ -3932,7 +3931,7 @@
           <w:noProof/>
         </w:rPr>
         <w:drawing>
-          <wp:inline distT="0" distB="0" distL="0" distR="0" wp14:anchorId="46F91688" wp14:editId="39712166">
+          <wp:inline distT="0" distB="0" distL="0" distR="0" wp14:anchorId="46F91688" wp14:editId="111668EA">
             <wp:extent cx="6645910" cy="1102360"/>
             <wp:effectExtent l="0" t="0" r="2540" b="2540"/>
             <wp:docPr id="1782241966" name="그림 90"/>
@@ -3979,7 +3978,7 @@
           <w:noProof/>
         </w:rPr>
         <w:drawing>
-          <wp:inline distT="0" distB="0" distL="0" distR="0" wp14:anchorId="0BC261CE" wp14:editId="5E212ABB">
+          <wp:inline distT="0" distB="0" distL="0" distR="0" wp14:anchorId="0BC261CE" wp14:editId="16DF56EC">
             <wp:extent cx="6645910" cy="1102995"/>
             <wp:effectExtent l="0" t="0" r="2540" b="1905"/>
             <wp:docPr id="1653478221" name="그림 91"/>
@@ -4026,7 +4025,7 @@
           <w:noProof/>
         </w:rPr>
         <w:drawing>
-          <wp:inline distT="0" distB="0" distL="0" distR="0" wp14:anchorId="7BD31CDF" wp14:editId="09B41F4B">
+          <wp:inline distT="0" distB="0" distL="0" distR="0" wp14:anchorId="7BD31CDF" wp14:editId="370D5E17">
             <wp:extent cx="6645910" cy="1102360"/>
             <wp:effectExtent l="0" t="0" r="2540" b="2540"/>
             <wp:docPr id="1503892708" name="그림 92"/>
@@ -4073,7 +4072,7 @@
           <w:noProof/>
         </w:rPr>
         <w:drawing>
-          <wp:inline distT="0" distB="0" distL="0" distR="0" wp14:anchorId="18536804" wp14:editId="7A2572DA">
+          <wp:inline distT="0" distB="0" distL="0" distR="0" wp14:anchorId="18536804" wp14:editId="6DCEF156">
             <wp:extent cx="6645910" cy="1102360"/>
             <wp:effectExtent l="0" t="0" r="2540" b="2540"/>
             <wp:docPr id="1046666651" name="그림 93"/>
@@ -4120,7 +4119,7 @@
           <w:noProof/>
         </w:rPr>
         <w:drawing>
-          <wp:inline distT="0" distB="0" distL="0" distR="0" wp14:anchorId="044101FD" wp14:editId="7E78C4DE">
+          <wp:inline distT="0" distB="0" distL="0" distR="0" wp14:anchorId="044101FD" wp14:editId="3B41FE8B">
             <wp:extent cx="6645910" cy="1102360"/>
             <wp:effectExtent l="0" t="0" r="2540" b="2540"/>
             <wp:docPr id="1439242658" name="그림 94"/>
@@ -4166,9 +4165,8 @@
           <w:rFonts w:hint="eastAsia"/>
           <w:noProof/>
         </w:rPr>
-        <w:lastRenderedPageBreak/>
         <w:drawing>
-          <wp:inline distT="0" distB="0" distL="0" distR="0" wp14:anchorId="59121FB9" wp14:editId="75F621BA">
+          <wp:inline distT="0" distB="0" distL="0" distR="0" wp14:anchorId="59121FB9" wp14:editId="20C18618">
             <wp:extent cx="6645910" cy="1102360"/>
             <wp:effectExtent l="0" t="0" r="2540" b="2540"/>
             <wp:docPr id="688208831" name="그림 95"/>
@@ -4215,7 +4213,7 @@
           <w:noProof/>
         </w:rPr>
         <w:drawing>
-          <wp:inline distT="0" distB="0" distL="0" distR="0" wp14:anchorId="09BF5FE0" wp14:editId="274DFD2B">
+          <wp:inline distT="0" distB="0" distL="0" distR="0" wp14:anchorId="09BF5FE0" wp14:editId="03384526">
             <wp:extent cx="6645910" cy="1102360"/>
             <wp:effectExtent l="0" t="0" r="2540" b="2540"/>
             <wp:docPr id="1176615971" name="그림 96"/>
@@ -4262,7 +4260,7 @@
           <w:noProof/>
         </w:rPr>
         <w:drawing>
-          <wp:inline distT="0" distB="0" distL="0" distR="0" wp14:anchorId="43336DAB" wp14:editId="60909FC4">
+          <wp:inline distT="0" distB="0" distL="0" distR="0" wp14:anchorId="43336DAB" wp14:editId="3B2B325F">
             <wp:extent cx="6645910" cy="1102360"/>
             <wp:effectExtent l="0" t="0" r="2540" b="2540"/>
             <wp:docPr id="1867714622" name="그림 97"/>
@@ -4309,7 +4307,7 @@
           <w:noProof/>
         </w:rPr>
         <w:drawing>
-          <wp:inline distT="0" distB="0" distL="0" distR="0" wp14:anchorId="5D594018" wp14:editId="1D97B893">
+          <wp:inline distT="0" distB="0" distL="0" distR="0" wp14:anchorId="5D594018" wp14:editId="772E02B8">
             <wp:extent cx="6645910" cy="1102360"/>
             <wp:effectExtent l="0" t="0" r="2540" b="2540"/>
             <wp:docPr id="1031820281" name="그림 98"/>
@@ -4356,7 +4354,7 @@
           <w:noProof/>
         </w:rPr>
         <w:drawing>
-          <wp:inline distT="0" distB="0" distL="0" distR="0" wp14:anchorId="039CBF81" wp14:editId="4D930E48">
+          <wp:inline distT="0" distB="0" distL="0" distR="0" wp14:anchorId="039CBF81" wp14:editId="7007D2C7">
             <wp:extent cx="6645910" cy="1102995"/>
             <wp:effectExtent l="0" t="0" r="2540" b="1905"/>
             <wp:docPr id="374715630" name="그림 99"/>
@@ -4403,7 +4401,7 @@
           <w:noProof/>
         </w:rPr>
         <w:drawing>
-          <wp:inline distT="0" distB="0" distL="0" distR="0" wp14:anchorId="73274CDA" wp14:editId="4CC57129">
+          <wp:inline distT="0" distB="0" distL="0" distR="0" wp14:anchorId="73274CDA" wp14:editId="24692046">
             <wp:extent cx="6645910" cy="1102360"/>
             <wp:effectExtent l="0" t="0" r="2540" b="2540"/>
             <wp:docPr id="182289864" name="그림 100"/>
@@ -4449,9 +4447,8 @@
           <w:rFonts w:hint="eastAsia"/>
           <w:noProof/>
         </w:rPr>
-        <w:lastRenderedPageBreak/>
         <w:drawing>
-          <wp:inline distT="0" distB="0" distL="0" distR="0" wp14:anchorId="0BF9E124" wp14:editId="29CA30F8">
+          <wp:inline distT="0" distB="0" distL="0" distR="0" wp14:anchorId="0BF9E124" wp14:editId="16BE7A5E">
             <wp:extent cx="6645910" cy="1102360"/>
             <wp:effectExtent l="0" t="0" r="2540" b="2540"/>
             <wp:docPr id="288900011" name="그림 101"/>
@@ -4541,11 +4538,6 @@
       </w:r>
     </w:p>
     <w:p>
-      <w:pPr>
-        <w:rPr>
-          <w:rFonts w:hint="eastAsia"/>
-        </w:rPr>
-      </w:pPr>
       <w:r>
         <w:rPr>
           <w:rFonts w:hint="eastAsia"/>
@@ -4599,7 +4591,7 @@
           <w:noProof/>
         </w:rPr>
         <w:drawing>
-          <wp:inline distT="0" distB="0" distL="0" distR="0" wp14:anchorId="6FF012BB" wp14:editId="6C6001F9">
+          <wp:inline distT="0" distB="0" distL="0" distR="0" wp14:anchorId="6FF012BB" wp14:editId="3D5C3DDF">
             <wp:extent cx="6645910" cy="1102360"/>
             <wp:effectExtent l="0" t="0" r="2540" b="2540"/>
             <wp:docPr id="1051591780" name="그림 104"/>
@@ -4646,7 +4638,7 @@
           <w:noProof/>
         </w:rPr>
         <w:drawing>
-          <wp:inline distT="0" distB="0" distL="0" distR="0" wp14:anchorId="2A0B4559" wp14:editId="4C18BEE4">
+          <wp:inline distT="0" distB="0" distL="0" distR="0" wp14:anchorId="2A0B4559" wp14:editId="4B95654E">
             <wp:extent cx="6645910" cy="1102360"/>
             <wp:effectExtent l="0" t="0" r="2540" b="2540"/>
             <wp:docPr id="1653494255" name="그림 105"/>
@@ -4739,9 +4731,8 @@
           <w:rFonts w:hint="eastAsia"/>
           <w:noProof/>
         </w:rPr>
-        <w:lastRenderedPageBreak/>
         <w:drawing>
-          <wp:inline distT="0" distB="0" distL="0" distR="0" wp14:anchorId="6ED65AAE" wp14:editId="2BE9E0E7">
+          <wp:inline distT="0" distB="0" distL="0" distR="0" wp14:anchorId="6ED65AAE" wp14:editId="666BAB3E">
             <wp:extent cx="6645910" cy="1102360"/>
             <wp:effectExtent l="0" t="0" r="2540" b="2540"/>
             <wp:docPr id="1345009315" name="그림 107"/>
@@ -4788,7 +4779,7 @@
           <w:noProof/>
         </w:rPr>
         <w:drawing>
-          <wp:inline distT="0" distB="0" distL="0" distR="0" wp14:anchorId="2CEB8085" wp14:editId="16E009EF">
+          <wp:inline distT="0" distB="0" distL="0" distR="0" wp14:anchorId="2CEB8085" wp14:editId="1F1E3F36">
             <wp:extent cx="6645910" cy="1102360"/>
             <wp:effectExtent l="0" t="0" r="2540" b="2540"/>
             <wp:docPr id="1778389926" name="그림 108"/>
@@ -4835,7 +4826,7 @@
           <w:noProof/>
         </w:rPr>
         <w:drawing>
-          <wp:inline distT="0" distB="0" distL="0" distR="0" wp14:anchorId="1BBB1710" wp14:editId="484EECD2">
+          <wp:inline distT="0" distB="0" distL="0" distR="0" wp14:anchorId="1BBB1710" wp14:editId="3B67FB3E">
             <wp:extent cx="6645910" cy="1102360"/>
             <wp:effectExtent l="0" t="0" r="2540" b="2540"/>
             <wp:docPr id="839202753" name="그림 109"/>
@@ -4882,7 +4873,7 @@
           <w:noProof/>
         </w:rPr>
         <w:drawing>
-          <wp:inline distT="0" distB="0" distL="0" distR="0" wp14:anchorId="616457E0" wp14:editId="31E8BAB1">
+          <wp:inline distT="0" distB="0" distL="0" distR="0" wp14:anchorId="616457E0" wp14:editId="695D4D36">
             <wp:extent cx="6645910" cy="1102360"/>
             <wp:effectExtent l="0" t="0" r="2540" b="2540"/>
             <wp:docPr id="271359831" name="그림 110"/>
@@ -4929,7 +4920,7 @@
           <w:noProof/>
         </w:rPr>
         <w:drawing>
-          <wp:inline distT="0" distB="0" distL="0" distR="0" wp14:anchorId="3FEF216D" wp14:editId="375E261B">
+          <wp:inline distT="0" distB="0" distL="0" distR="0" wp14:anchorId="3FEF216D" wp14:editId="57A4D3C7">
             <wp:extent cx="6645910" cy="1102360"/>
             <wp:effectExtent l="0" t="0" r="2540" b="2540"/>
             <wp:docPr id="775954006" name="그림 111"/>
@@ -4976,7 +4967,7 @@
           <w:noProof/>
         </w:rPr>
         <w:drawing>
-          <wp:inline distT="0" distB="0" distL="0" distR="0" wp14:anchorId="5530ED91" wp14:editId="3EAABE95">
+          <wp:inline distT="0" distB="0" distL="0" distR="0" wp14:anchorId="5530ED91" wp14:editId="4B109EB1">
             <wp:extent cx="6645910" cy="1102995"/>
             <wp:effectExtent l="0" t="0" r="2540" b="1905"/>
             <wp:docPr id="1277522833" name="그림 112"/>
@@ -5023,7 +5014,7 @@
           <w:noProof/>
         </w:rPr>
         <w:drawing>
-          <wp:inline distT="0" distB="0" distL="0" distR="0" wp14:anchorId="08CF583B" wp14:editId="191E68E4">
+          <wp:inline distT="0" distB="0" distL="0" distR="0" wp14:anchorId="08CF583B" wp14:editId="5ED27648">
             <wp:extent cx="6645910" cy="1102995"/>
             <wp:effectExtent l="0" t="0" r="2540" b="1905"/>
             <wp:docPr id="1984289288" name="그림 113"/>
@@ -5070,7 +5061,7 @@
           <w:noProof/>
         </w:rPr>
         <w:drawing>
-          <wp:inline distT="0" distB="0" distL="0" distR="0" wp14:anchorId="24220710" wp14:editId="66C7C6B1">
+          <wp:inline distT="0" distB="0" distL="0" distR="0" wp14:anchorId="24220710" wp14:editId="2B18506F">
             <wp:extent cx="6645910" cy="1102995"/>
             <wp:effectExtent l="0" t="0" r="2540" b="1905"/>
             <wp:docPr id="2011201383" name="그림 114"/>
@@ -5116,9 +5107,8 @@
           <w:rFonts w:hint="eastAsia"/>
           <w:noProof/>
         </w:rPr>
-        <w:lastRenderedPageBreak/>
         <w:drawing>
-          <wp:inline distT="0" distB="0" distL="0" distR="0" wp14:anchorId="34B0FD31" wp14:editId="344F71A6">
+          <wp:inline distT="0" distB="0" distL="0" distR="0" wp14:anchorId="34B0FD31" wp14:editId="7DCC8BB3">
             <wp:extent cx="6645910" cy="1102360"/>
             <wp:effectExtent l="0" t="0" r="2540" b="2540"/>
             <wp:docPr id="921606875" name="그림 115"/>
@@ -5165,7 +5155,7 @@
           <w:noProof/>
         </w:rPr>
         <w:drawing>
-          <wp:inline distT="0" distB="0" distL="0" distR="0" wp14:anchorId="2EA6279B" wp14:editId="7A233905">
+          <wp:inline distT="0" distB="0" distL="0" distR="0" wp14:anchorId="2EA6279B" wp14:editId="252B00DB">
             <wp:extent cx="6645910" cy="1102360"/>
             <wp:effectExtent l="0" t="0" r="2540" b="2540"/>
             <wp:docPr id="367726102" name="그림 116"/>
@@ -5212,7 +5202,7 @@
           <w:noProof/>
         </w:rPr>
         <w:drawing>
-          <wp:inline distT="0" distB="0" distL="0" distR="0" wp14:anchorId="3E80E67E" wp14:editId="005FE6BB">
+          <wp:inline distT="0" distB="0" distL="0" distR="0" wp14:anchorId="3E80E67E" wp14:editId="2B9C45B5">
             <wp:extent cx="6645910" cy="1379220"/>
             <wp:effectExtent l="0" t="0" r="2540" b="0"/>
             <wp:docPr id="408832480" name="그림 117"/>
@@ -5255,18 +5245,13 @@
       </w:r>
     </w:p>
     <w:p>
-      <w:pPr>
-        <w:rPr>
-          <w:rFonts w:hint="eastAsia"/>
-        </w:rPr>
-      </w:pPr>
       <w:r>
         <w:rPr>
           <w:rFonts w:hint="eastAsia"/>
           <w:noProof/>
         </w:rPr>
         <w:drawing>
-          <wp:inline distT="0" distB="0" distL="0" distR="0" wp14:anchorId="16C61399" wp14:editId="30852EC4">
+          <wp:inline distT="0" distB="0" distL="0" distR="0" wp14:anchorId="16C61399" wp14:editId="6BE42CEC">
             <wp:extent cx="6645910" cy="1102360"/>
             <wp:effectExtent l="0" t="0" r="2540" b="2540"/>
             <wp:docPr id="535650029" name="그림 118"/>
@@ -5313,7 +5298,7 @@
           <w:noProof/>
         </w:rPr>
         <w:drawing>
-          <wp:inline distT="0" distB="0" distL="0" distR="0" wp14:anchorId="688110AD" wp14:editId="2272FDF4">
+          <wp:inline distT="0" distB="0" distL="0" distR="0" wp14:anchorId="688110AD" wp14:editId="4BC1FBC2">
             <wp:extent cx="6645910" cy="1102995"/>
             <wp:effectExtent l="0" t="0" r="2540" b="1905"/>
             <wp:docPr id="165875970" name="그림 119"/>
@@ -5407,7 +5392,7 @@
           <w:noProof/>
         </w:rPr>
         <w:drawing>
-          <wp:inline distT="0" distB="0" distL="0" distR="0" wp14:anchorId="636FAA7E" wp14:editId="4C803744">
+          <wp:inline distT="0" distB="0" distL="0" distR="0" wp14:anchorId="636FAA7E" wp14:editId="3C881608">
             <wp:extent cx="6645910" cy="1102995"/>
             <wp:effectExtent l="0" t="0" r="2540" b="1905"/>
             <wp:docPr id="441328431" name="그림 121"/>
@@ -5454,7 +5439,7 @@
           <w:noProof/>
         </w:rPr>
         <w:drawing>
-          <wp:inline distT="0" distB="0" distL="0" distR="0" wp14:anchorId="4FE2CF0D" wp14:editId="20AA9E1B">
+          <wp:inline distT="0" distB="0" distL="0" distR="0" wp14:anchorId="4FE2CF0D" wp14:editId="380F42F2">
             <wp:extent cx="6645910" cy="1102360"/>
             <wp:effectExtent l="0" t="0" r="2540" b="2540"/>
             <wp:docPr id="2048197283" name="그림 122"/>
@@ -5500,9 +5485,8 @@
           <w:rFonts w:hint="eastAsia"/>
           <w:noProof/>
         </w:rPr>
-        <w:lastRenderedPageBreak/>
         <w:drawing>
-          <wp:inline distT="0" distB="0" distL="0" distR="0" wp14:anchorId="669CE458" wp14:editId="3A7B20EB">
+          <wp:inline distT="0" distB="0" distL="0" distR="0" wp14:anchorId="669CE458" wp14:editId="49DCD61F">
             <wp:extent cx="6645910" cy="1102360"/>
             <wp:effectExtent l="0" t="0" r="2540" b="2540"/>
             <wp:docPr id="1925539450" name="그림 123"/>
@@ -5549,7 +5533,7 @@
           <w:noProof/>
         </w:rPr>
         <w:drawing>
-          <wp:inline distT="0" distB="0" distL="0" distR="0" wp14:anchorId="63464763" wp14:editId="2E8EE1D9">
+          <wp:inline distT="0" distB="0" distL="0" distR="0" wp14:anchorId="63464763" wp14:editId="1CC1977A">
             <wp:extent cx="6645910" cy="1102995"/>
             <wp:effectExtent l="0" t="0" r="2540" b="1905"/>
             <wp:docPr id="992570095" name="그림 124"/>
@@ -5596,7 +5580,7 @@
           <w:noProof/>
         </w:rPr>
         <w:drawing>
-          <wp:inline distT="0" distB="0" distL="0" distR="0" wp14:anchorId="4DE7B17F" wp14:editId="3270DB03">
+          <wp:inline distT="0" distB="0" distL="0" distR="0" wp14:anchorId="4DE7B17F" wp14:editId="17727365">
             <wp:extent cx="6645910" cy="1102995"/>
             <wp:effectExtent l="0" t="0" r="2540" b="1905"/>
             <wp:docPr id="1021406499" name="그림 125"/>
@@ -5643,7 +5627,7 @@
           <w:noProof/>
         </w:rPr>
         <w:drawing>
-          <wp:inline distT="0" distB="0" distL="0" distR="0" wp14:anchorId="35994A7D" wp14:editId="56310A9C">
+          <wp:inline distT="0" distB="0" distL="0" distR="0" wp14:anchorId="35994A7D" wp14:editId="771FBBBF">
             <wp:extent cx="6645910" cy="1102360"/>
             <wp:effectExtent l="0" t="0" r="2540" b="2540"/>
             <wp:docPr id="1280119624" name="그림 126"/>
@@ -5784,7 +5768,7 @@
           <w:noProof/>
         </w:rPr>
         <w:drawing>
-          <wp:inline distT="0" distB="0" distL="0" distR="0" wp14:anchorId="6C944ED2" wp14:editId="5951E12D">
+          <wp:inline distT="0" distB="0" distL="0" distR="0" wp14:anchorId="6C944ED2" wp14:editId="20444BE1">
             <wp:extent cx="6645910" cy="1102360"/>
             <wp:effectExtent l="0" t="0" r="2540" b="2540"/>
             <wp:docPr id="918673400" name="그림 129"/>
@@ -5831,7 +5815,7 @@
           <w:noProof/>
         </w:rPr>
         <w:drawing>
-          <wp:inline distT="0" distB="0" distL="0" distR="0" wp14:anchorId="4603C762" wp14:editId="32434243">
+          <wp:inline distT="0" distB="0" distL="0" distR="0" wp14:anchorId="4603C762" wp14:editId="7A72C6DF">
             <wp:extent cx="6645910" cy="1102360"/>
             <wp:effectExtent l="0" t="0" r="2540" b="2540"/>
             <wp:docPr id="2007998994" name="그림 130"/>
@@ -5877,9 +5861,8 @@
           <w:rFonts w:hint="eastAsia"/>
           <w:noProof/>
         </w:rPr>
-        <w:lastRenderedPageBreak/>
         <w:drawing>
-          <wp:inline distT="0" distB="0" distL="0" distR="0" wp14:anchorId="194A43B0" wp14:editId="718C6673">
+          <wp:inline distT="0" distB="0" distL="0" distR="0" wp14:anchorId="194A43B0" wp14:editId="0FC7AE34">
             <wp:extent cx="6645910" cy="1102360"/>
             <wp:effectExtent l="0" t="0" r="2540" b="2540"/>
             <wp:docPr id="865606213" name="그림 131"/>
@@ -5926,7 +5909,7 @@
           <w:noProof/>
         </w:rPr>
         <w:drawing>
-          <wp:inline distT="0" distB="0" distL="0" distR="0" wp14:anchorId="48943DD3" wp14:editId="346DC0DB">
+          <wp:inline distT="0" distB="0" distL="0" distR="0" wp14:anchorId="48943DD3" wp14:editId="5F4FB460">
             <wp:extent cx="6645910" cy="1379220"/>
             <wp:effectExtent l="0" t="0" r="2540" b="0"/>
             <wp:docPr id="878818702" name="그림 132"/>
@@ -5969,18 +5952,13 @@
       </w:r>
     </w:p>
     <w:p>
-      <w:pPr>
-        <w:rPr>
-          <w:rFonts w:hint="eastAsia"/>
-        </w:rPr>
-      </w:pPr>
       <w:r>
         <w:rPr>
           <w:rFonts w:hint="eastAsia"/>
           <w:noProof/>
         </w:rPr>
         <w:drawing>
-          <wp:inline distT="0" distB="0" distL="0" distR="0" wp14:anchorId="750373E4" wp14:editId="2FBB02F8">
+          <wp:inline distT="0" distB="0" distL="0" distR="0" wp14:anchorId="750373E4" wp14:editId="74118607">
             <wp:extent cx="6645910" cy="1102360"/>
             <wp:effectExtent l="0" t="0" r="2540" b="2540"/>
             <wp:docPr id="238348549" name="그림 133"/>
@@ -6074,7 +6052,7 @@
           <w:noProof/>
         </w:rPr>
         <w:drawing>
-          <wp:inline distT="0" distB="0" distL="0" distR="0" wp14:anchorId="76F77B65" wp14:editId="14AD24F2">
+          <wp:inline distT="0" distB="0" distL="0" distR="0" wp14:anchorId="76F77B65" wp14:editId="401EAE4D">
             <wp:extent cx="6645910" cy="1102995"/>
             <wp:effectExtent l="0" t="0" r="2540" b="1905"/>
             <wp:docPr id="643796873" name="그림 135"/>
@@ -6121,7 +6099,7 @@
           <w:noProof/>
         </w:rPr>
         <w:drawing>
-          <wp:inline distT="0" distB="0" distL="0" distR="0" wp14:anchorId="438188B5" wp14:editId="5431C706">
+          <wp:inline distT="0" distB="0" distL="0" distR="0" wp14:anchorId="438188B5" wp14:editId="6EA1614D">
             <wp:extent cx="6645910" cy="1102995"/>
             <wp:effectExtent l="0" t="0" r="2540" b="1905"/>
             <wp:docPr id="2067424105" name="그림 136"/>
@@ -6168,7 +6146,7 @@
           <w:noProof/>
         </w:rPr>
         <w:drawing>
-          <wp:inline distT="0" distB="0" distL="0" distR="0" wp14:anchorId="02F8A7FD" wp14:editId="43F2C9BA">
+          <wp:inline distT="0" distB="0" distL="0" distR="0" wp14:anchorId="02F8A7FD" wp14:editId="6EC09F04">
             <wp:extent cx="6645910" cy="1102995"/>
             <wp:effectExtent l="0" t="0" r="2540" b="1905"/>
             <wp:docPr id="856263303" name="그림 137"/>
@@ -6261,7 +6239,6 @@
           <w:rFonts w:hint="eastAsia"/>
           <w:noProof/>
         </w:rPr>
-        <w:lastRenderedPageBreak/>
         <w:drawing>
           <wp:inline distT="0" distB="0" distL="0" distR="0" wp14:anchorId="26E56194" wp14:editId="4986EDBE">
             <wp:extent cx="6645910" cy="1102360"/>
@@ -6357,7 +6334,7 @@
           <w:noProof/>
         </w:rPr>
         <w:drawing>
-          <wp:inline distT="0" distB="0" distL="0" distR="0" wp14:anchorId="7D22362E" wp14:editId="01702940">
+          <wp:inline distT="0" distB="0" distL="0" distR="0" wp14:anchorId="7D22362E" wp14:editId="00B65AA8">
             <wp:extent cx="6645910" cy="1102360"/>
             <wp:effectExtent l="0" t="0" r="2540" b="2540"/>
             <wp:docPr id="936938992" name="그림 141"/>
@@ -6404,7 +6381,7 @@
           <w:noProof/>
         </w:rPr>
         <w:drawing>
-          <wp:inline distT="0" distB="0" distL="0" distR="0" wp14:anchorId="4F586A8E" wp14:editId="77332DC7">
+          <wp:inline distT="0" distB="0" distL="0" distR="0" wp14:anchorId="4F586A8E" wp14:editId="2F7398B6">
             <wp:extent cx="6645910" cy="1102360"/>
             <wp:effectExtent l="0" t="0" r="2540" b="2540"/>
             <wp:docPr id="1613067810" name="그림 142"/>
@@ -6545,7 +6522,7 @@
           <w:noProof/>
         </w:rPr>
         <w:drawing>
-          <wp:inline distT="0" distB="0" distL="0" distR="0" wp14:anchorId="7A650C08" wp14:editId="3DD47291">
+          <wp:inline distT="0" distB="0" distL="0" distR="0" wp14:anchorId="7A650C08" wp14:editId="32DBA5C7">
             <wp:extent cx="6645910" cy="1102360"/>
             <wp:effectExtent l="0" t="0" r="2540" b="2540"/>
             <wp:docPr id="992886593" name="그림 145"/>
@@ -6591,9 +6568,8 @@
           <w:rFonts w:hint="eastAsia"/>
           <w:noProof/>
         </w:rPr>
-        <w:lastRenderedPageBreak/>
         <w:drawing>
-          <wp:inline distT="0" distB="0" distL="0" distR="0" wp14:anchorId="361F40EF" wp14:editId="094BD91A">
+          <wp:inline distT="0" distB="0" distL="0" distR="0" wp14:anchorId="361F40EF" wp14:editId="0FCC7CC7">
             <wp:extent cx="6645910" cy="1102360"/>
             <wp:effectExtent l="0" t="0" r="2540" b="2540"/>
             <wp:docPr id="268281602" name="그림 146"/>
@@ -6640,7 +6616,7 @@
           <w:noProof/>
         </w:rPr>
         <w:drawing>
-          <wp:inline distT="0" distB="0" distL="0" distR="0" wp14:anchorId="008850B2" wp14:editId="20AC33CC">
+          <wp:inline distT="0" distB="0" distL="0" distR="0" wp14:anchorId="008850B2" wp14:editId="01B820BC">
             <wp:extent cx="6645910" cy="1380490"/>
             <wp:effectExtent l="0" t="0" r="2540" b="0"/>
             <wp:docPr id="485557317" name="그림 147"/>
@@ -6685,8 +6661,15 @@
     <w:p>
       <w:pPr>
         <w:pStyle w:val="5"/>
-        <w:rPr>
-          <w:rFonts w:hint="eastAsia"/>
+        <w:numPr>
+          <w:ilvl w:val="3"/>
+          <w:numId w:val="46"/>
+        </w:numPr>
+        <w:rPr>
+          <w:rFonts w:asciiTheme="majorEastAsia" w:hAnsiTheme="majorEastAsia"/>
+          <w:b/>
+          <w:sz w:val="24"/>
+          <w:szCs w:val="24"/>
         </w:rPr>
       </w:pPr>
       <w:r>
@@ -6696,8 +6679,22 @@
           <w:sz w:val="24"/>
           <w:szCs w:val="24"/>
         </w:rPr>
-        <w:t>2.</w:t>
-      </w:r>
+        <w:t>피처 간 상관관계</w:t>
+      </w:r>
+    </w:p>
+    <w:p>
+      <w:pPr>
+        <w:pStyle w:val="a6"/>
+        <w:ind w:leftChars="0" w:left="720"/>
+        <w:rPr>
+          <w:rFonts w:hint="eastAsia"/>
+        </w:rPr>
+      </w:pPr>
+    </w:p>
+    <w:p>
+      <w:pPr>
+        <w:pStyle w:val="5"/>
+      </w:pPr>
       <w:r>
         <w:rPr>
           <w:rFonts w:asciiTheme="majorEastAsia" w:hAnsiTheme="majorEastAsia" w:hint="eastAsia"/>
@@ -6705,7 +6702,7 @@
           <w:sz w:val="24"/>
           <w:szCs w:val="24"/>
         </w:rPr>
-        <w:t>2.2.</w:t>
+        <w:t>2.2.2.</w:t>
       </w:r>
       <w:r>
         <w:rPr>
@@ -6714,7 +6711,7 @@
           <w:sz w:val="24"/>
           <w:szCs w:val="24"/>
         </w:rPr>
-        <w:t>2</w:t>
+        <w:t>3</w:t>
       </w:r>
       <w:r>
         <w:rPr>
@@ -6732,12 +6729,37 @@
           <w:sz w:val="24"/>
           <w:szCs w:val="24"/>
         </w:rPr>
-        <w:t>피처 간 상관관계</w:t>
+        <w:t>이상치 탐지</w:t>
       </w:r>
     </w:p>
     <w:p>
       <w:pPr>
+        <w:pStyle w:val="4"/>
+      </w:pPr>
+      <w:r>
+        <w:rPr>
+          <w:bCs/>
+        </w:rPr>
+        <w:t xml:space="preserve">2.2.3 </w:t>
+      </w:r>
+      <w:r>
+        <w:rPr>
+          <w:bCs/>
+          <w:sz w:val="28"/>
+          <w:szCs w:val="28"/>
+        </w:rPr>
+        <w:t>발견된 문제점</w:t>
+      </w:r>
+    </w:p>
+    <w:p>
+      <w:pPr>
         <w:pStyle w:val="5"/>
+        <w:rPr>
+          <w:rFonts w:asciiTheme="majorEastAsia" w:hAnsiTheme="majorEastAsia"/>
+          <w:b/>
+          <w:sz w:val="24"/>
+          <w:szCs w:val="24"/>
+        </w:rPr>
       </w:pPr>
       <w:r>
         <w:rPr>
@@ -6746,8 +6768,9 @@
           <w:sz w:val="24"/>
           <w:szCs w:val="24"/>
         </w:rPr>
-        <w:t>2.2.2.</w:t>
-      </w:r>
+        <w:t xml:space="preserve">2.2.3.1 </w:t>
+      </w:r>
+      <w:proofErr w:type="spellStart"/>
       <w:r>
         <w:rPr>
           <w:rFonts w:asciiTheme="majorEastAsia" w:hAnsiTheme="majorEastAsia" w:hint="eastAsia"/>
@@ -6755,8 +6778,9 @@
           <w:sz w:val="24"/>
           <w:szCs w:val="24"/>
         </w:rPr>
-        <w:t>3</w:t>
-      </w:r>
+        <w:t>결측치</w:t>
+      </w:r>
+      <w:proofErr w:type="spellEnd"/>
       <w:r>
         <w:rPr>
           <w:rFonts w:asciiTheme="majorEastAsia" w:hAnsiTheme="majorEastAsia" w:hint="eastAsia"/>
@@ -6764,8 +6788,13 @@
           <w:sz w:val="24"/>
           <w:szCs w:val="24"/>
         </w:rPr>
-        <w:t xml:space="preserve"> </w:t>
-      </w:r>
+        <w:t xml:space="preserve"> 패턴</w:t>
+      </w:r>
+    </w:p>
+    <w:p>
+      <w:pPr>
+        <w:pStyle w:val="5"/>
+      </w:pPr>
       <w:r>
         <w:rPr>
           <w:rFonts w:asciiTheme="majorEastAsia" w:hAnsiTheme="majorEastAsia" w:hint="eastAsia"/>
@@ -6773,112 +6802,30 @@
           <w:sz w:val="24"/>
           <w:szCs w:val="24"/>
         </w:rPr>
-        <w:t>이상치 탐지</w:t>
+        <w:t>2.2.3.2 이상치</w:t>
       </w:r>
     </w:p>
     <w:p>
       <w:pPr>
-        <w:pStyle w:val="4"/>
-      </w:pPr>
-      <w:r>
-        <w:rPr>
-          <w:bCs/>
-        </w:rPr>
-        <w:t xml:space="preserve">2.2.3 </w:t>
-      </w:r>
-      <w:r>
-        <w:rPr>
-          <w:bCs/>
-          <w:sz w:val="28"/>
-          <w:szCs w:val="28"/>
-        </w:rPr>
-        <w:t>발견된 문제점</w:t>
-      </w:r>
-    </w:p>
-    <w:p>
-      <w:pPr>
         <w:pStyle w:val="5"/>
+        <w:rPr>
+          <w:rFonts w:asciiTheme="majorEastAsia" w:hAnsiTheme="majorEastAsia"/>
+          <w:b/>
+          <w:sz w:val="24"/>
+          <w:szCs w:val="24"/>
+        </w:rPr>
+      </w:pPr>
+      <w:r>
         <w:rPr>
           <w:rFonts w:asciiTheme="majorEastAsia" w:hAnsiTheme="majorEastAsia" w:hint="eastAsia"/>
           <w:b/>
           <w:sz w:val="24"/>
           <w:szCs w:val="24"/>
         </w:rPr>
-      </w:pPr>
-      <w:r>
-        <w:rPr>
-          <w:rFonts w:asciiTheme="majorEastAsia" w:hAnsiTheme="majorEastAsia" w:hint="eastAsia"/>
-          <w:b/>
-          <w:sz w:val="24"/>
-          <w:szCs w:val="24"/>
-        </w:rPr>
-        <w:t xml:space="preserve">2.2.3.1 </w:t>
-      </w:r>
-      <w:proofErr w:type="spellStart"/>
-      <w:r>
-        <w:rPr>
-          <w:rFonts w:asciiTheme="majorEastAsia" w:hAnsiTheme="majorEastAsia" w:hint="eastAsia"/>
-          <w:b/>
-          <w:sz w:val="24"/>
-          <w:szCs w:val="24"/>
-        </w:rPr>
-        <w:t>결측치</w:t>
-      </w:r>
-      <w:proofErr w:type="spellEnd"/>
-      <w:r>
-        <w:rPr>
-          <w:rFonts w:asciiTheme="majorEastAsia" w:hAnsiTheme="majorEastAsia" w:hint="eastAsia"/>
-          <w:b/>
-          <w:sz w:val="24"/>
-          <w:szCs w:val="24"/>
-        </w:rPr>
-        <w:t xml:space="preserve"> 패턴</w:t>
+        <w:t>2.2.3.3 불균형 데이터</w:t>
       </w:r>
     </w:p>
-    <w:p>
-      <w:pPr>
-        <w:pStyle w:val="5"/>
-        <w:rPr>
-          <w:rFonts w:hint="eastAsia"/>
-        </w:rPr>
-      </w:pPr>
-      <w:r>
-        <w:rPr>
-          <w:rFonts w:asciiTheme="majorEastAsia" w:hAnsiTheme="majorEastAsia" w:hint="eastAsia"/>
-          <w:b/>
-          <w:sz w:val="24"/>
-          <w:szCs w:val="24"/>
-        </w:rPr>
-        <w:t>2.2.3.2 이상치</w:t>
-      </w:r>
-    </w:p>
-    <w:p>
-      <w:pPr>
-        <w:pStyle w:val="5"/>
-        <w:rPr>
-          <w:rFonts w:asciiTheme="majorEastAsia" w:hAnsiTheme="majorEastAsia"/>
-          <w:b/>
-          <w:sz w:val="24"/>
-          <w:szCs w:val="24"/>
-        </w:rPr>
-      </w:pPr>
-      <w:r>
-        <w:rPr>
-          <w:rFonts w:asciiTheme="majorEastAsia" w:hAnsiTheme="majorEastAsia" w:hint="eastAsia"/>
-          <w:b/>
-          <w:sz w:val="24"/>
-          <w:szCs w:val="24"/>
-        </w:rPr>
-        <w:t>2.2.3.3 불균형 데이터</w:t>
-      </w:r>
-    </w:p>
-    <w:p>
-      <w:pPr>
-        <w:rPr>
-          <w:rFonts w:hint="eastAsia"/>
-        </w:rPr>
-      </w:pPr>
-    </w:p>
+    <w:p/>
     <w:sectPr>
       <w:pgSz w:w="11906" w:h="16838"/>
       <w:pgMar w:top="720" w:right="720" w:bottom="720" w:left="720" w:header="851" w:footer="992" w:gutter="0"/>

--- a/0.report/빅데이터 20기 프로젝트_보고서_LSJ.docx
+++ b/0.report/빅데이터 20기 프로젝트_보고서_LSJ.docx
@@ -64,3761 +64,141 @@
       </w:r>
     </w:p>
     <w:p>
-      <w:pPr>
-        <w:pStyle w:val="af4"/>
-        <w:rPr>
-          <w:noProof/>
-        </w:rPr>
-      </w:pPr>
-      <w:r>
-        <w:rPr>
-          <w:rFonts w:asciiTheme="minorHAnsi" w:eastAsiaTheme="minorHAnsi" w:hAnsiTheme="minorHAnsi" w:hint="eastAsia"/>
-          <w:sz w:val="21"/>
-          <w:szCs w:val="21"/>
-        </w:rPr>
-        <w:t>아래</w:t>
-      </w:r>
-      <w:r>
-        <w:rPr>
-          <w:rFonts w:asciiTheme="minorHAnsi" w:eastAsiaTheme="minorHAnsi" w:hAnsiTheme="minorHAnsi"/>
-          <w:sz w:val="21"/>
-          <w:szCs w:val="21"/>
-        </w:rPr>
-        <w:t xml:space="preserve"> 그림은 </w:t>
+      <w:r>
+        <w:rPr>
+          <w:rFonts w:hint="eastAsia"/>
+        </w:rPr>
+        <w:t>본</w:t>
+      </w:r>
+      <w:r>
+        <w:t xml:space="preserve"> 데이터셋에는 총 369개의 수치형 변수가 포함되어 있으며, 해당 변수들은 고객의 금융 거래 및 행동 패턴을 기반으로 </w:t>
       </w:r>
       <w:proofErr w:type="spellStart"/>
       <w:r>
-        <w:rPr>
-          <w:rFonts w:asciiTheme="minorHAnsi" w:eastAsiaTheme="minorHAnsi" w:hAnsiTheme="minorHAnsi"/>
-          <w:b/>
-          <w:bCs/>
-          <w:sz w:val="21"/>
-          <w:szCs w:val="21"/>
-        </w:rPr>
-        <w:t>XGBoost</w:t>
+        <w:t>익명화된</w:t>
       </w:r>
       <w:proofErr w:type="spellEnd"/>
       <w:r>
-        <w:rPr>
-          <w:rFonts w:asciiTheme="minorHAnsi" w:eastAsiaTheme="minorHAnsi" w:hAnsiTheme="minorHAnsi"/>
-          <w:b/>
-          <w:bCs/>
-          <w:sz w:val="21"/>
-          <w:szCs w:val="21"/>
-        </w:rPr>
-        <w:t xml:space="preserve">, </w:t>
-      </w:r>
-      <w:proofErr w:type="spellStart"/>
-      <w:r>
-        <w:rPr>
-          <w:rFonts w:asciiTheme="minorHAnsi" w:eastAsiaTheme="minorHAnsi" w:hAnsiTheme="minorHAnsi"/>
-          <w:b/>
-          <w:bCs/>
-          <w:sz w:val="21"/>
-          <w:szCs w:val="21"/>
-        </w:rPr>
-        <w:t>LightGBM</w:t>
-      </w:r>
-      <w:proofErr w:type="spellEnd"/>
-      <w:r>
-        <w:rPr>
-          <w:rFonts w:asciiTheme="minorHAnsi" w:eastAsiaTheme="minorHAnsi" w:hAnsiTheme="minorHAnsi"/>
-          <w:b/>
-          <w:bCs/>
-          <w:sz w:val="21"/>
-          <w:szCs w:val="21"/>
-        </w:rPr>
-        <w:t xml:space="preserve">, </w:t>
-      </w:r>
-      <w:proofErr w:type="spellStart"/>
-      <w:r>
-        <w:rPr>
-          <w:rFonts w:asciiTheme="minorHAnsi" w:eastAsiaTheme="minorHAnsi" w:hAnsiTheme="minorHAnsi"/>
-          <w:b/>
-          <w:bCs/>
-          <w:sz w:val="21"/>
-          <w:szCs w:val="21"/>
-        </w:rPr>
-        <w:t>RandomForest</w:t>
-      </w:r>
-      <w:proofErr w:type="spellEnd"/>
-      <w:r>
-        <w:rPr>
-          <w:rFonts w:asciiTheme="minorHAnsi" w:eastAsiaTheme="minorHAnsi" w:hAnsiTheme="minorHAnsi"/>
-          <w:b/>
-          <w:bCs/>
-          <w:sz w:val="21"/>
-          <w:szCs w:val="21"/>
-        </w:rPr>
-        <w:t xml:space="preserve">, </w:t>
-      </w:r>
-      <w:proofErr w:type="spellStart"/>
-      <w:r>
-        <w:rPr>
-          <w:rFonts w:asciiTheme="minorHAnsi" w:eastAsiaTheme="minorHAnsi" w:hAnsiTheme="minorHAnsi"/>
-          <w:b/>
-          <w:bCs/>
-          <w:sz w:val="21"/>
-          <w:szCs w:val="21"/>
-        </w:rPr>
-        <w:t>LogisticRegression</w:t>
-      </w:r>
-      <w:proofErr w:type="spellEnd"/>
-      <w:r>
-        <w:rPr>
-          <w:rFonts w:asciiTheme="minorHAnsi" w:eastAsiaTheme="minorHAnsi" w:hAnsiTheme="minorHAnsi"/>
-          <w:sz w:val="21"/>
-          <w:szCs w:val="21"/>
-        </w:rPr>
-        <w:t xml:space="preserve"> 네 가지 모델에 대해 상위 10개의 주요 피처 중요도를 비교한 결과이다.</w:t>
-      </w:r>
-      <w:r>
-        <w:rPr>
-          <w:noProof/>
-        </w:rPr>
-        <w:t xml:space="preserve"> </w:t>
-      </w:r>
-      <w:r>
-        <w:rPr>
-          <w:noProof/>
-        </w:rPr>
-        <w:drawing>
-          <wp:inline distT="0" distB="0" distL="0" distR="0" wp14:anchorId="6F303E93" wp14:editId="2FAAB062">
-            <wp:extent cx="4953000" cy="3913277"/>
-            <wp:effectExtent l="0" t="0" r="0" b="5715"/>
-            <wp:docPr id="1310461694" name="그림 2"/>
-            <wp:cNvGraphicFramePr>
-              <a:graphicFrameLocks xmlns:a="http://schemas.openxmlformats.org/drawingml/2006/main" noChangeAspect="1"/>
-            </wp:cNvGraphicFramePr>
-            <a:graphic xmlns:a="http://schemas.openxmlformats.org/drawingml/2006/main">
-              <a:graphicData uri="http://schemas.openxmlformats.org/drawingml/2006/picture">
-                <pic:pic xmlns:pic="http://schemas.openxmlformats.org/drawingml/2006/picture">
-                  <pic:nvPicPr>
-                    <pic:cNvPr id="0" name="Picture 1"/>
-                    <pic:cNvPicPr>
-                      <a:picLocks noChangeAspect="1" noChangeArrowheads="1"/>
-                    </pic:cNvPicPr>
-                  </pic:nvPicPr>
-                  <pic:blipFill>
-                    <a:blip r:embed="rId8" cstate="print">
-                      <a:extLst>
-                        <a:ext uri="{28A0092B-C50C-407E-A947-70E740481C1C}">
-                          <a14:useLocalDpi xmlns:a14="http://schemas.microsoft.com/office/drawing/2010/main" val="0"/>
-                        </a:ext>
-                      </a:extLst>
-                    </a:blip>
-                    <a:srcRect/>
-                    <a:stretch>
-                      <a:fillRect/>
-                    </a:stretch>
-                  </pic:blipFill>
-                  <pic:spPr bwMode="auto">
-                    <a:xfrm>
-                      <a:off x="0" y="0"/>
-                      <a:ext cx="4953000" cy="3913277"/>
-                    </a:xfrm>
-                    <a:prstGeom prst="rect">
-                      <a:avLst/>
-                    </a:prstGeom>
-                    <a:noFill/>
-                    <a:ln>
-                      <a:noFill/>
-                    </a:ln>
-                  </pic:spPr>
-                </pic:pic>
-              </a:graphicData>
-            </a:graphic>
-          </wp:inline>
-        </w:drawing>
+        <w:t xml:space="preserve"> 형태로 제공된다.</w:t>
       </w:r>
     </w:p>
     <w:p>
-      <w:pPr>
-        <w:pStyle w:val="af4"/>
-        <w:rPr>
-          <w:rFonts w:asciiTheme="minorEastAsia" w:eastAsiaTheme="minorEastAsia" w:hAnsiTheme="minorEastAsia"/>
-          <w:sz w:val="21"/>
-          <w:szCs w:val="21"/>
-        </w:rPr>
-      </w:pPr>
-      <w:r>
-        <w:rPr>
-          <w:rFonts w:asciiTheme="minorEastAsia" w:eastAsiaTheme="minorEastAsia" w:hAnsiTheme="minorEastAsia" w:hint="eastAsia"/>
-          <w:sz w:val="21"/>
-          <w:szCs w:val="21"/>
-        </w:rPr>
-        <w:t>[그림 2.2.1 Feature importance]</w:t>
+      <w:r>
+        <w:rPr>
+          <w:rFonts w:hint="eastAsia"/>
+        </w:rPr>
+        <w:t>기술통계</w:t>
+      </w:r>
+      <w:r>
+        <w:t xml:space="preserve"> 분석 결과, 대부분의 변수는 중앙값이 평균보다 작거나 큰 비대칭적 분포(Skewed Distribution)를 보였으며, 정규성 가정을 만족하지 않는 형태가 관찰되었다.</w:t>
       </w:r>
     </w:p>
     <w:p>
-      <w:pPr>
-        <w:pStyle w:val="af4"/>
-        <w:rPr>
-          <w:rFonts w:asciiTheme="minorHAnsi" w:eastAsiaTheme="minorHAnsi" w:hAnsiTheme="minorHAnsi"/>
-          <w:sz w:val="21"/>
-          <w:szCs w:val="21"/>
-        </w:rPr>
-      </w:pPr>
-      <w:r>
-        <w:rPr>
-          <w:rFonts w:asciiTheme="minorHAnsi" w:eastAsiaTheme="minorHAnsi" w:hAnsiTheme="minorHAnsi"/>
-          <w:sz w:val="21"/>
-          <w:szCs w:val="21"/>
-        </w:rPr>
-        <w:br/>
-        <w:t xml:space="preserve">모든 모델에서 </w:t>
-      </w:r>
-      <w:r>
-        <w:rPr>
-          <w:rStyle w:val="ad"/>
-          <w:rFonts w:asciiTheme="minorHAnsi" w:eastAsiaTheme="minorHAnsi" w:hAnsiTheme="minorHAnsi"/>
-          <w:b w:val="0"/>
-          <w:bCs w:val="0"/>
-          <w:sz w:val="21"/>
-          <w:szCs w:val="21"/>
-        </w:rPr>
-        <w:t>var15(고객 연령 변수)</w:t>
-      </w:r>
-      <w:r>
-        <w:rPr>
-          <w:rFonts w:asciiTheme="minorHAnsi" w:eastAsiaTheme="minorHAnsi" w:hAnsiTheme="minorHAnsi"/>
-          <w:b/>
-          <w:bCs/>
-          <w:sz w:val="21"/>
-          <w:szCs w:val="21"/>
-        </w:rPr>
-        <w:t xml:space="preserve">, </w:t>
-      </w:r>
-      <w:proofErr w:type="spellStart"/>
-      <w:r>
-        <w:rPr>
-          <w:rStyle w:val="ad"/>
-          <w:rFonts w:asciiTheme="minorHAnsi" w:eastAsiaTheme="minorHAnsi" w:hAnsiTheme="minorHAnsi"/>
-          <w:sz w:val="21"/>
-          <w:szCs w:val="21"/>
-        </w:rPr>
-        <w:t>saldo</w:t>
-      </w:r>
-      <w:proofErr w:type="spellEnd"/>
-      <w:r>
-        <w:rPr>
-          <w:rStyle w:val="ad"/>
-          <w:rFonts w:asciiTheme="minorHAnsi" w:eastAsiaTheme="minorHAnsi" w:hAnsiTheme="minorHAnsi"/>
-          <w:b w:val="0"/>
-          <w:bCs w:val="0"/>
-          <w:sz w:val="21"/>
-          <w:szCs w:val="21"/>
-        </w:rPr>
-        <w:t xml:space="preserve"> 계열 변수(계좌 잔액 관련 변수)</w:t>
-      </w:r>
-      <w:r>
-        <w:rPr>
-          <w:rFonts w:asciiTheme="minorHAnsi" w:eastAsiaTheme="minorHAnsi" w:hAnsiTheme="minorHAnsi"/>
-          <w:sz w:val="21"/>
-          <w:szCs w:val="21"/>
-        </w:rPr>
-        <w:t xml:space="preserve">, 그리고 </w:t>
-      </w:r>
-      <w:proofErr w:type="spellStart"/>
-      <w:r>
-        <w:rPr>
-          <w:rStyle w:val="ad"/>
-          <w:rFonts w:asciiTheme="minorHAnsi" w:eastAsiaTheme="minorHAnsi" w:hAnsiTheme="minorHAnsi"/>
-          <w:sz w:val="21"/>
-          <w:szCs w:val="21"/>
-        </w:rPr>
-        <w:t>imp_var</w:t>
-      </w:r>
-      <w:proofErr w:type="spellEnd"/>
-      <w:r>
-        <w:rPr>
-          <w:rStyle w:val="ad"/>
-          <w:rFonts w:asciiTheme="minorHAnsi" w:eastAsiaTheme="minorHAnsi" w:hAnsiTheme="minorHAnsi"/>
-          <w:b w:val="0"/>
-          <w:bCs w:val="0"/>
-          <w:sz w:val="21"/>
-          <w:szCs w:val="21"/>
-        </w:rPr>
-        <w:t xml:space="preserve"> 및 </w:t>
-      </w:r>
-      <w:proofErr w:type="spellStart"/>
-      <w:r>
-        <w:rPr>
-          <w:rStyle w:val="ad"/>
-          <w:rFonts w:asciiTheme="minorHAnsi" w:eastAsiaTheme="minorHAnsi" w:hAnsiTheme="minorHAnsi"/>
-          <w:sz w:val="21"/>
-          <w:szCs w:val="21"/>
-        </w:rPr>
-        <w:t>saldo_medio</w:t>
-      </w:r>
-      <w:proofErr w:type="spellEnd"/>
-      <w:r>
-        <w:rPr>
-          <w:rStyle w:val="ad"/>
-          <w:rFonts w:asciiTheme="minorHAnsi" w:eastAsiaTheme="minorHAnsi" w:hAnsiTheme="minorHAnsi"/>
-          <w:b w:val="0"/>
-          <w:bCs w:val="0"/>
-          <w:sz w:val="21"/>
-          <w:szCs w:val="21"/>
-        </w:rPr>
-        <w:t xml:space="preserve"> 계열의 금융 거래 규모 변수</w:t>
-      </w:r>
-      <w:r>
-        <w:rPr>
-          <w:rFonts w:asciiTheme="minorHAnsi" w:eastAsiaTheme="minorHAnsi" w:hAnsiTheme="minorHAnsi"/>
-          <w:sz w:val="21"/>
-          <w:szCs w:val="21"/>
-        </w:rPr>
-        <w:t>가 반복적으로 상위권에 나타났다. 이는 고객의 나이, 잔액 규모, 그리고 최근 거래 활동이 고객 만족 여부를 예측하는 데 중요한 요인임을 의미한다.</w:t>
+      <w:r>
+        <w:rPr>
+          <w:rFonts w:hint="eastAsia"/>
+        </w:rPr>
+        <w:t>특히</w:t>
+      </w:r>
+      <w:r>
+        <w:t xml:space="preserve"> 여러 변수들은 0의 비율이 매우 높은 희소(sparse)한 특성을 보이며, 이는 특정 행동 또는 거래가 발생하지 않은 고객 비중이 높다는 데이터 특성으로 해석할 수 있다.</w:t>
       </w:r>
     </w:p>
     <w:p>
-      <w:pPr>
-        <w:pStyle w:val="af4"/>
-        <w:rPr>
-          <w:rFonts w:asciiTheme="minorHAnsi" w:eastAsiaTheme="minorHAnsi" w:hAnsiTheme="minorHAnsi"/>
-          <w:sz w:val="21"/>
-          <w:szCs w:val="21"/>
-        </w:rPr>
-      </w:pPr>
-      <w:r>
-        <w:rPr>
-          <w:rFonts w:asciiTheme="minorHAnsi" w:eastAsiaTheme="minorHAnsi" w:hAnsiTheme="minorHAnsi"/>
-          <w:sz w:val="21"/>
-          <w:szCs w:val="21"/>
-        </w:rPr>
-        <w:t xml:space="preserve">특히, </w:t>
+      <w:r>
+        <w:rPr>
+          <w:rFonts w:hint="eastAsia"/>
+        </w:rPr>
+        <w:t>또한</w:t>
+      </w:r>
+      <w:r>
+        <w:t xml:space="preserve"> 일부 변수에서는 최대값이 평균 및 </w:t>
       </w:r>
       <w:proofErr w:type="spellStart"/>
       <w:r>
-        <w:rPr>
-          <w:rFonts w:asciiTheme="minorHAnsi" w:eastAsiaTheme="minorHAnsi" w:hAnsiTheme="minorHAnsi"/>
-          <w:b/>
-          <w:bCs/>
-          <w:sz w:val="21"/>
-          <w:szCs w:val="21"/>
-        </w:rPr>
-        <w:t>XGBoost</w:t>
+        <w:t>사분위</w:t>
       </w:r>
       <w:proofErr w:type="spellEnd"/>
       <w:r>
-        <w:rPr>
-          <w:rFonts w:asciiTheme="minorHAnsi" w:eastAsiaTheme="minorHAnsi" w:hAnsiTheme="minorHAnsi"/>
-          <w:sz w:val="21"/>
-          <w:szCs w:val="21"/>
-        </w:rPr>
-        <w:t xml:space="preserve">와 </w:t>
+        <w:t xml:space="preserve"> 범위(IQR)에 비해 크게 벗어난 </w:t>
       </w:r>
       <w:proofErr w:type="spellStart"/>
       <w:r>
-        <w:rPr>
-          <w:rFonts w:asciiTheme="minorHAnsi" w:eastAsiaTheme="minorHAnsi" w:hAnsiTheme="minorHAnsi"/>
-          <w:b/>
-          <w:bCs/>
-          <w:sz w:val="21"/>
-          <w:szCs w:val="21"/>
-        </w:rPr>
-        <w:t>RandomForest</w:t>
+        <w:t>극단값</w:t>
       </w:r>
       <w:proofErr w:type="spellEnd"/>
       <w:r>
-        <w:rPr>
-          <w:rFonts w:asciiTheme="minorHAnsi" w:eastAsiaTheme="minorHAnsi" w:hAnsiTheme="minorHAnsi"/>
-          <w:sz w:val="21"/>
-          <w:szCs w:val="21"/>
-        </w:rPr>
-        <w:t xml:space="preserve">에서는 </w:t>
-      </w:r>
-      <w:r>
-        <w:rPr>
-          <w:rStyle w:val="HTML"/>
-          <w:rFonts w:asciiTheme="minorHAnsi" w:eastAsiaTheme="minorHAnsi" w:hAnsiTheme="minorHAnsi"/>
-          <w:sz w:val="21"/>
-          <w:szCs w:val="21"/>
-        </w:rPr>
-        <w:t>saldo_var30</w:t>
-      </w:r>
-      <w:r>
-        <w:rPr>
-          <w:rStyle w:val="ad"/>
-          <w:rFonts w:asciiTheme="minorHAnsi" w:eastAsiaTheme="minorHAnsi" w:hAnsiTheme="minorHAnsi"/>
-          <w:b w:val="0"/>
-          <w:bCs w:val="0"/>
-          <w:sz w:val="21"/>
-          <w:szCs w:val="21"/>
-        </w:rPr>
-        <w:t>과</w:t>
-      </w:r>
-      <w:r>
-        <w:rPr>
-          <w:rStyle w:val="ad"/>
-          <w:rFonts w:asciiTheme="minorHAnsi" w:eastAsiaTheme="minorHAnsi" w:hAnsiTheme="minorHAnsi"/>
-          <w:sz w:val="21"/>
-          <w:szCs w:val="21"/>
-        </w:rPr>
-        <w:t xml:space="preserve"> </w:t>
-      </w:r>
-      <w:r>
-        <w:rPr>
-          <w:rStyle w:val="HTML"/>
-          <w:rFonts w:asciiTheme="minorHAnsi" w:eastAsiaTheme="minorHAnsi" w:hAnsiTheme="minorHAnsi"/>
-          <w:sz w:val="21"/>
-          <w:szCs w:val="21"/>
-        </w:rPr>
-        <w:t>var15</w:t>
-      </w:r>
-      <w:r>
-        <w:rPr>
-          <w:rStyle w:val="ad"/>
-          <w:rFonts w:asciiTheme="minorHAnsi" w:eastAsiaTheme="minorHAnsi" w:hAnsiTheme="minorHAnsi"/>
-          <w:b w:val="0"/>
-          <w:bCs w:val="0"/>
-          <w:sz w:val="21"/>
-          <w:szCs w:val="21"/>
-        </w:rPr>
-        <w:t>가 가장 높은 비중을 기록</w:t>
-      </w:r>
-      <w:r>
-        <w:rPr>
-          <w:rFonts w:asciiTheme="minorHAnsi" w:eastAsiaTheme="minorHAnsi" w:hAnsiTheme="minorHAnsi"/>
-          <w:sz w:val="21"/>
-          <w:szCs w:val="21"/>
-        </w:rPr>
-        <w:t xml:space="preserve">하였으며, </w:t>
+        <w:t xml:space="preserve">(outlier) 이 존재하였으며, 이는 모델 학습 시 스케일 왜곡 또는 </w:t>
       </w:r>
       <w:proofErr w:type="spellStart"/>
       <w:r>
-        <w:rPr>
-          <w:rFonts w:asciiTheme="minorHAnsi" w:eastAsiaTheme="minorHAnsi" w:hAnsiTheme="minorHAnsi"/>
-          <w:b/>
-          <w:bCs/>
-          <w:sz w:val="21"/>
-          <w:szCs w:val="21"/>
-        </w:rPr>
-        <w:t>LightGBM</w:t>
+        <w:t>과적합</w:t>
       </w:r>
       <w:proofErr w:type="spellEnd"/>
       <w:r>
-        <w:rPr>
-          <w:rFonts w:asciiTheme="minorHAnsi" w:eastAsiaTheme="minorHAnsi" w:hAnsiTheme="minorHAnsi"/>
-          <w:sz w:val="21"/>
-          <w:szCs w:val="21"/>
-        </w:rPr>
-        <w:t xml:space="preserve">에서는 </w:t>
-      </w:r>
-      <w:r>
-        <w:rPr>
-          <w:rStyle w:val="HTML"/>
-          <w:rFonts w:asciiTheme="minorHAnsi" w:eastAsiaTheme="minorHAnsi" w:hAnsiTheme="minorHAnsi"/>
-          <w:sz w:val="21"/>
-          <w:szCs w:val="21"/>
-        </w:rPr>
-        <w:t>var38</w:t>
-      </w:r>
-      <w:r>
-        <w:rPr>
-          <w:rFonts w:asciiTheme="minorHAnsi" w:eastAsiaTheme="minorHAnsi" w:hAnsiTheme="minorHAnsi"/>
-          <w:sz w:val="21"/>
-          <w:szCs w:val="21"/>
-        </w:rPr>
-        <w:t xml:space="preserve">(대규모 금액 관련 변수)이 가장 중요한 변수로 나타났다. </w:t>
-      </w:r>
-      <w:proofErr w:type="spellStart"/>
-      <w:r>
-        <w:rPr>
-          <w:rFonts w:asciiTheme="minorHAnsi" w:eastAsiaTheme="minorHAnsi" w:hAnsiTheme="minorHAnsi"/>
-          <w:b/>
-          <w:bCs/>
-          <w:sz w:val="21"/>
-          <w:szCs w:val="21"/>
-        </w:rPr>
-        <w:t>LogisticRegression</w:t>
-      </w:r>
-      <w:proofErr w:type="spellEnd"/>
-      <w:r>
-        <w:rPr>
-          <w:rFonts w:asciiTheme="minorHAnsi" w:eastAsiaTheme="minorHAnsi" w:hAnsiTheme="minorHAnsi"/>
-          <w:sz w:val="21"/>
-          <w:szCs w:val="21"/>
-        </w:rPr>
-        <w:t xml:space="preserve">은 트리 기반 모델과 달리 변수 영향력이 다르게 나타났으나, 동일하게 </w:t>
-      </w:r>
-      <w:r>
-        <w:rPr>
-          <w:rStyle w:val="HTML"/>
-          <w:rFonts w:asciiTheme="minorHAnsi" w:eastAsiaTheme="minorHAnsi" w:hAnsiTheme="minorHAnsi"/>
-          <w:sz w:val="21"/>
-          <w:szCs w:val="21"/>
-        </w:rPr>
-        <w:t>var15</w:t>
-      </w:r>
-      <w:r>
-        <w:rPr>
-          <w:rFonts w:asciiTheme="minorHAnsi" w:eastAsiaTheme="minorHAnsi" w:hAnsiTheme="minorHAnsi"/>
-          <w:sz w:val="21"/>
-          <w:szCs w:val="21"/>
-        </w:rPr>
-        <w:t xml:space="preserve"> 및 </w:t>
-      </w:r>
-      <w:proofErr w:type="spellStart"/>
-      <w:r>
-        <w:rPr>
-          <w:rStyle w:val="HTML"/>
-          <w:rFonts w:asciiTheme="minorHAnsi" w:eastAsiaTheme="minorHAnsi" w:hAnsiTheme="minorHAnsi"/>
-          <w:b/>
-          <w:bCs/>
-          <w:sz w:val="21"/>
-          <w:szCs w:val="21"/>
-        </w:rPr>
-        <w:t>saldo_medio</w:t>
-      </w:r>
-      <w:proofErr w:type="spellEnd"/>
-      <w:r>
-        <w:rPr>
-          <w:rFonts w:asciiTheme="minorHAnsi" w:eastAsiaTheme="minorHAnsi" w:hAnsiTheme="minorHAnsi"/>
-          <w:b/>
-          <w:bCs/>
-          <w:sz w:val="21"/>
-          <w:szCs w:val="21"/>
-        </w:rPr>
-        <w:t xml:space="preserve"> </w:t>
-      </w:r>
-      <w:r>
-        <w:rPr>
-          <w:rFonts w:asciiTheme="minorHAnsi" w:eastAsiaTheme="minorHAnsi" w:hAnsiTheme="minorHAnsi"/>
-          <w:sz w:val="21"/>
-          <w:szCs w:val="21"/>
-        </w:rPr>
-        <w:t>관련 변수가 의미 있게 작용하였다.</w:t>
+        <w:t>(overfitting)을 유발할 가능성이 있다.</w:t>
       </w:r>
     </w:p>
     <w:p>
-      <w:pPr>
-        <w:pStyle w:val="af4"/>
-        <w:rPr>
-          <w:noProof/>
-        </w:rPr>
-      </w:pPr>
-      <w:r>
-        <w:rPr>
-          <w:rFonts w:asciiTheme="minorHAnsi" w:eastAsiaTheme="minorHAnsi" w:hAnsiTheme="minorHAnsi"/>
-          <w:sz w:val="21"/>
-          <w:szCs w:val="21"/>
-        </w:rPr>
-        <w:t xml:space="preserve">이 결과는 모델 종류와 내부 학습 방식이 다르더라도, </w:t>
-      </w:r>
-      <w:r>
-        <w:rPr>
-          <w:rStyle w:val="ad"/>
-          <w:rFonts w:asciiTheme="minorHAnsi" w:eastAsiaTheme="minorHAnsi" w:hAnsiTheme="minorHAnsi"/>
-          <w:b w:val="0"/>
-          <w:bCs w:val="0"/>
-          <w:sz w:val="21"/>
-          <w:szCs w:val="21"/>
-        </w:rPr>
-        <w:t>특정 변수들이 일관적으로 고객 만족 예측에 중요한 역할을 수행한다</w:t>
-      </w:r>
-      <w:r>
-        <w:rPr>
-          <w:rFonts w:asciiTheme="minorHAnsi" w:eastAsiaTheme="minorHAnsi" w:hAnsiTheme="minorHAnsi"/>
-          <w:sz w:val="21"/>
-          <w:szCs w:val="21"/>
-        </w:rPr>
-        <w:t xml:space="preserve">는 점을 보여준다. 따라서 이후 분석에서는 이러한 주요 변수들을 중심으로 </w:t>
-      </w:r>
-      <w:r>
-        <w:rPr>
-          <w:rStyle w:val="ad"/>
-          <w:rFonts w:asciiTheme="minorHAnsi" w:eastAsiaTheme="minorHAnsi" w:hAnsiTheme="minorHAnsi"/>
-          <w:b w:val="0"/>
-          <w:bCs w:val="0"/>
-          <w:sz w:val="21"/>
-          <w:szCs w:val="21"/>
-        </w:rPr>
-        <w:t>추가적인 탐색 분석, 이상치 검토, Feature Selection 및 모델 해석</w:t>
-      </w:r>
-      <w:r>
-        <w:rPr>
-          <w:rFonts w:asciiTheme="minorHAnsi" w:eastAsiaTheme="minorHAnsi" w:hAnsiTheme="minorHAnsi"/>
-          <w:sz w:val="21"/>
-          <w:szCs w:val="21"/>
-        </w:rPr>
-        <w:t>을</w:t>
-      </w:r>
-      <w:r>
-        <w:rPr>
-          <w:rFonts w:asciiTheme="minorHAnsi" w:eastAsiaTheme="minorHAnsi" w:hAnsiTheme="minorHAnsi"/>
-          <w:b/>
-          <w:bCs/>
-          <w:sz w:val="21"/>
-          <w:szCs w:val="21"/>
-        </w:rPr>
-        <w:t xml:space="preserve"> </w:t>
-      </w:r>
-      <w:r>
-        <w:rPr>
-          <w:rFonts w:asciiTheme="minorHAnsi" w:eastAsiaTheme="minorHAnsi" w:hAnsiTheme="minorHAnsi"/>
-          <w:sz w:val="21"/>
-          <w:szCs w:val="21"/>
-        </w:rPr>
-        <w:t>진행하였다.</w:t>
-      </w:r>
-      <w:r>
-        <w:rPr>
-          <w:noProof/>
-        </w:rPr>
-        <w:t xml:space="preserve"> </w:t>
-      </w:r>
-    </w:p>
-    <w:tbl>
-      <w:tblPr>
-        <w:tblW w:w="0" w:type="auto"/>
-        <w:tblCellSpacing w:w="15" w:type="dxa"/>
-        <w:tblCellMar>
-          <w:top w:w="15" w:type="dxa"/>
-          <w:left w:w="15" w:type="dxa"/>
-          <w:bottom w:w="15" w:type="dxa"/>
-          <w:right w:w="15" w:type="dxa"/>
-        </w:tblCellMar>
-        <w:tblLook w:val="04A0" w:firstRow="1" w:lastRow="0" w:firstColumn="1" w:lastColumn="0" w:noHBand="0" w:noVBand="1"/>
-      </w:tblPr>
-      <w:tblGrid>
-        <w:gridCol w:w="2634"/>
-        <w:gridCol w:w="1098"/>
-        <w:gridCol w:w="1098"/>
-        <w:gridCol w:w="820"/>
-        <w:gridCol w:w="936"/>
-        <w:gridCol w:w="1387"/>
-        <w:gridCol w:w="1098"/>
-        <w:gridCol w:w="1274"/>
-      </w:tblGrid>
-      <w:tr>
-        <w:trPr>
-          <w:tblHeader/>
-          <w:tblCellSpacing w:w="15" w:type="dxa"/>
-        </w:trPr>
-        <w:tc>
-          <w:tcPr>
-            <w:tcW w:w="0" w:type="auto"/>
-            <w:tcBorders>
-              <w:bottom w:val="single" w:sz="4" w:space="0" w:color="auto"/>
-            </w:tcBorders>
-            <w:vAlign w:val="center"/>
-            <w:hideMark/>
-          </w:tcPr>
-          <w:p>
-            <w:pPr>
-              <w:rPr>
-                <w:b/>
-                <w:bCs/>
-              </w:rPr>
-            </w:pPr>
-            <w:proofErr w:type="spellStart"/>
-            <w:r>
-              <w:rPr>
-                <w:rFonts w:hint="eastAsia"/>
-                <w:b/>
-                <w:bCs/>
-              </w:rPr>
-              <w:lastRenderedPageBreak/>
-              <w:t>컬럼</w:t>
-            </w:r>
-            <w:r>
-              <w:rPr>
-                <w:b/>
-                <w:bCs/>
-              </w:rPr>
-              <w:t>명</w:t>
-            </w:r>
-            <w:proofErr w:type="spellEnd"/>
-          </w:p>
-        </w:tc>
-        <w:tc>
-          <w:tcPr>
-            <w:tcW w:w="0" w:type="auto"/>
-            <w:tcBorders>
-              <w:bottom w:val="single" w:sz="4" w:space="0" w:color="auto"/>
-            </w:tcBorders>
-            <w:vAlign w:val="center"/>
-            <w:hideMark/>
-          </w:tcPr>
-          <w:p>
-            <w:pPr>
-              <w:rPr>
-                <w:b/>
-                <w:bCs/>
-              </w:rPr>
-            </w:pPr>
-            <w:r>
-              <w:rPr>
-                <w:b/>
-                <w:bCs/>
-              </w:rPr>
-              <w:t>Mean</w:t>
-            </w:r>
-          </w:p>
-        </w:tc>
-        <w:tc>
-          <w:tcPr>
-            <w:tcW w:w="0" w:type="auto"/>
-            <w:tcBorders>
-              <w:bottom w:val="single" w:sz="4" w:space="0" w:color="auto"/>
-            </w:tcBorders>
-            <w:vAlign w:val="center"/>
-            <w:hideMark/>
-          </w:tcPr>
-          <w:p>
-            <w:pPr>
-              <w:rPr>
-                <w:b/>
-                <w:bCs/>
-              </w:rPr>
-            </w:pPr>
-            <w:r>
-              <w:rPr>
-                <w:b/>
-                <w:bCs/>
-              </w:rPr>
-              <w:t>Std</w:t>
-            </w:r>
-          </w:p>
-        </w:tc>
-        <w:tc>
-          <w:tcPr>
-            <w:tcW w:w="0" w:type="auto"/>
-            <w:tcBorders>
-              <w:bottom w:val="single" w:sz="4" w:space="0" w:color="auto"/>
-            </w:tcBorders>
-            <w:vAlign w:val="center"/>
-            <w:hideMark/>
-          </w:tcPr>
-          <w:p>
-            <w:pPr>
-              <w:rPr>
-                <w:b/>
-                <w:bCs/>
-              </w:rPr>
-            </w:pPr>
-            <w:r>
-              <w:rPr>
-                <w:b/>
-                <w:bCs/>
-              </w:rPr>
-              <w:t>Min</w:t>
-            </w:r>
-          </w:p>
-        </w:tc>
-        <w:tc>
-          <w:tcPr>
-            <w:tcW w:w="0" w:type="auto"/>
-            <w:tcBorders>
-              <w:bottom w:val="single" w:sz="4" w:space="0" w:color="auto"/>
-            </w:tcBorders>
-            <w:vAlign w:val="center"/>
-            <w:hideMark/>
-          </w:tcPr>
-          <w:p>
-            <w:pPr>
-              <w:rPr>
-                <w:b/>
-                <w:bCs/>
-              </w:rPr>
-            </w:pPr>
-            <w:r>
-              <w:rPr>
-                <w:b/>
-                <w:bCs/>
-              </w:rPr>
-              <w:t>25%</w:t>
-            </w:r>
-          </w:p>
-        </w:tc>
-        <w:tc>
-          <w:tcPr>
-            <w:tcW w:w="0" w:type="auto"/>
-            <w:tcBorders>
-              <w:bottom w:val="single" w:sz="4" w:space="0" w:color="auto"/>
-            </w:tcBorders>
-            <w:vAlign w:val="center"/>
-            <w:hideMark/>
-          </w:tcPr>
-          <w:p>
-            <w:pPr>
-              <w:rPr>
-                <w:b/>
-                <w:bCs/>
-              </w:rPr>
-            </w:pPr>
-            <w:proofErr w:type="gramStart"/>
-            <w:r>
-              <w:rPr>
-                <w:b/>
-                <w:bCs/>
-              </w:rPr>
-              <w:t>Median(</w:t>
-            </w:r>
-            <w:proofErr w:type="gramEnd"/>
-            <w:r>
-              <w:rPr>
-                <w:b/>
-                <w:bCs/>
-              </w:rPr>
-              <w:t>50%)</w:t>
-            </w:r>
-          </w:p>
-        </w:tc>
-        <w:tc>
-          <w:tcPr>
-            <w:tcW w:w="0" w:type="auto"/>
-            <w:tcBorders>
-              <w:bottom w:val="single" w:sz="4" w:space="0" w:color="auto"/>
-            </w:tcBorders>
-            <w:vAlign w:val="center"/>
-            <w:hideMark/>
-          </w:tcPr>
-          <w:p>
-            <w:pPr>
-              <w:rPr>
-                <w:b/>
-                <w:bCs/>
-              </w:rPr>
-            </w:pPr>
-            <w:r>
-              <w:rPr>
-                <w:b/>
-                <w:bCs/>
-              </w:rPr>
-              <w:t>75%</w:t>
-            </w:r>
-          </w:p>
-        </w:tc>
-        <w:tc>
-          <w:tcPr>
-            <w:tcW w:w="0" w:type="auto"/>
-            <w:tcBorders>
-              <w:bottom w:val="single" w:sz="4" w:space="0" w:color="auto"/>
-            </w:tcBorders>
-            <w:vAlign w:val="center"/>
-            <w:hideMark/>
-          </w:tcPr>
-          <w:p>
-            <w:pPr>
-              <w:rPr>
-                <w:b/>
-                <w:bCs/>
-              </w:rPr>
-            </w:pPr>
-            <w:r>
-              <w:rPr>
-                <w:b/>
-                <w:bCs/>
-              </w:rPr>
-              <w:t>Max</w:t>
-            </w:r>
-          </w:p>
-        </w:tc>
-      </w:tr>
-      <w:tr>
-        <w:trPr>
-          <w:tblCellSpacing w:w="15" w:type="dxa"/>
-        </w:trPr>
-        <w:tc>
-          <w:tcPr>
-            <w:tcW w:w="0" w:type="auto"/>
-            <w:tcBorders>
-              <w:top w:val="single" w:sz="4" w:space="0" w:color="auto"/>
-              <w:left w:val="single" w:sz="4" w:space="0" w:color="auto"/>
-              <w:bottom w:val="single" w:sz="4" w:space="0" w:color="auto"/>
-              <w:right w:val="single" w:sz="4" w:space="0" w:color="auto"/>
-            </w:tcBorders>
-            <w:vAlign w:val="center"/>
-            <w:hideMark/>
-          </w:tcPr>
-          <w:p>
-            <w:r>
-              <w:t>saldo_var30</w:t>
-            </w:r>
-          </w:p>
-        </w:tc>
-        <w:tc>
-          <w:tcPr>
-            <w:tcW w:w="0" w:type="auto"/>
-            <w:tcBorders>
-              <w:top w:val="single" w:sz="4" w:space="0" w:color="auto"/>
-              <w:left w:val="single" w:sz="4" w:space="0" w:color="auto"/>
-              <w:bottom w:val="single" w:sz="4" w:space="0" w:color="auto"/>
-              <w:right w:val="single" w:sz="4" w:space="0" w:color="auto"/>
-            </w:tcBorders>
-            <w:vAlign w:val="center"/>
-            <w:hideMark/>
-          </w:tcPr>
-          <w:p>
-            <w:r>
-              <w:t>0.11</w:t>
-            </w:r>
-          </w:p>
-        </w:tc>
-        <w:tc>
-          <w:tcPr>
-            <w:tcW w:w="0" w:type="auto"/>
-            <w:tcBorders>
-              <w:top w:val="single" w:sz="4" w:space="0" w:color="auto"/>
-              <w:left w:val="single" w:sz="4" w:space="0" w:color="auto"/>
-              <w:bottom w:val="single" w:sz="4" w:space="0" w:color="auto"/>
-              <w:right w:val="single" w:sz="4" w:space="0" w:color="auto"/>
-            </w:tcBorders>
-            <w:vAlign w:val="center"/>
-            <w:hideMark/>
-          </w:tcPr>
-          <w:p>
-            <w:r>
-              <w:t>1.03</w:t>
-            </w:r>
-          </w:p>
-        </w:tc>
-        <w:tc>
-          <w:tcPr>
-            <w:tcW w:w="0" w:type="auto"/>
-            <w:tcBorders>
-              <w:top w:val="single" w:sz="4" w:space="0" w:color="auto"/>
-              <w:left w:val="single" w:sz="4" w:space="0" w:color="auto"/>
-              <w:bottom w:val="single" w:sz="4" w:space="0" w:color="auto"/>
-              <w:right w:val="single" w:sz="4" w:space="0" w:color="auto"/>
-            </w:tcBorders>
-            <w:vAlign w:val="center"/>
-            <w:hideMark/>
-          </w:tcPr>
-          <w:p>
-            <w:r>
-              <w:t>0.00</w:t>
-            </w:r>
-          </w:p>
-        </w:tc>
-        <w:tc>
-          <w:tcPr>
-            <w:tcW w:w="0" w:type="auto"/>
-            <w:tcBorders>
-              <w:top w:val="single" w:sz="4" w:space="0" w:color="auto"/>
-              <w:left w:val="single" w:sz="4" w:space="0" w:color="auto"/>
-              <w:bottom w:val="single" w:sz="4" w:space="0" w:color="auto"/>
-              <w:right w:val="single" w:sz="4" w:space="0" w:color="auto"/>
-            </w:tcBorders>
-            <w:vAlign w:val="center"/>
-            <w:hideMark/>
-          </w:tcPr>
-          <w:p>
-            <w:r>
-              <w:t>0.00</w:t>
-            </w:r>
-          </w:p>
-        </w:tc>
-        <w:tc>
-          <w:tcPr>
-            <w:tcW w:w="0" w:type="auto"/>
-            <w:tcBorders>
-              <w:top w:val="single" w:sz="4" w:space="0" w:color="auto"/>
-              <w:left w:val="single" w:sz="4" w:space="0" w:color="auto"/>
-              <w:bottom w:val="single" w:sz="4" w:space="0" w:color="auto"/>
-              <w:right w:val="single" w:sz="4" w:space="0" w:color="auto"/>
-            </w:tcBorders>
-            <w:vAlign w:val="center"/>
-            <w:hideMark/>
-          </w:tcPr>
-          <w:p>
-            <w:r>
-              <w:t>0.00</w:t>
-            </w:r>
-          </w:p>
-        </w:tc>
-        <w:tc>
-          <w:tcPr>
-            <w:tcW w:w="0" w:type="auto"/>
-            <w:tcBorders>
-              <w:top w:val="single" w:sz="4" w:space="0" w:color="auto"/>
-              <w:left w:val="single" w:sz="4" w:space="0" w:color="auto"/>
-              <w:bottom w:val="single" w:sz="4" w:space="0" w:color="auto"/>
-              <w:right w:val="single" w:sz="4" w:space="0" w:color="auto"/>
-            </w:tcBorders>
-            <w:vAlign w:val="center"/>
-            <w:hideMark/>
-          </w:tcPr>
-          <w:p>
-            <w:r>
-              <w:t>0.00</w:t>
-            </w:r>
-          </w:p>
-        </w:tc>
-        <w:tc>
-          <w:tcPr>
-            <w:tcW w:w="0" w:type="auto"/>
-            <w:tcBorders>
-              <w:top w:val="single" w:sz="4" w:space="0" w:color="auto"/>
-              <w:left w:val="single" w:sz="4" w:space="0" w:color="auto"/>
-              <w:bottom w:val="single" w:sz="4" w:space="0" w:color="auto"/>
-              <w:right w:val="single" w:sz="4" w:space="0" w:color="auto"/>
-            </w:tcBorders>
-            <w:vAlign w:val="center"/>
-            <w:hideMark/>
-          </w:tcPr>
-          <w:p>
-            <w:r>
-              <w:t>35.00</w:t>
-            </w:r>
-          </w:p>
-        </w:tc>
-      </w:tr>
-      <w:tr>
-        <w:trPr>
-          <w:tblCellSpacing w:w="15" w:type="dxa"/>
-        </w:trPr>
-        <w:tc>
-          <w:tcPr>
-            <w:tcW w:w="0" w:type="auto"/>
-            <w:tcBorders>
-              <w:top w:val="single" w:sz="4" w:space="0" w:color="auto"/>
-              <w:left w:val="single" w:sz="4" w:space="0" w:color="auto"/>
-              <w:bottom w:val="single" w:sz="4" w:space="0" w:color="auto"/>
-              <w:right w:val="single" w:sz="4" w:space="0" w:color="auto"/>
-            </w:tcBorders>
-            <w:vAlign w:val="center"/>
-            <w:hideMark/>
-          </w:tcPr>
-          <w:p>
-            <w:r>
-              <w:t>var15</w:t>
-            </w:r>
-          </w:p>
-        </w:tc>
-        <w:tc>
-          <w:tcPr>
-            <w:tcW w:w="0" w:type="auto"/>
-            <w:tcBorders>
-              <w:top w:val="single" w:sz="4" w:space="0" w:color="auto"/>
-              <w:left w:val="single" w:sz="4" w:space="0" w:color="auto"/>
-              <w:bottom w:val="single" w:sz="4" w:space="0" w:color="auto"/>
-              <w:right w:val="single" w:sz="4" w:space="0" w:color="auto"/>
-            </w:tcBorders>
-            <w:vAlign w:val="center"/>
-            <w:hideMark/>
-          </w:tcPr>
-          <w:p>
-            <w:r>
-              <w:t>33.21</w:t>
-            </w:r>
-          </w:p>
-        </w:tc>
-        <w:tc>
-          <w:tcPr>
-            <w:tcW w:w="0" w:type="auto"/>
-            <w:tcBorders>
-              <w:top w:val="single" w:sz="4" w:space="0" w:color="auto"/>
-              <w:left w:val="single" w:sz="4" w:space="0" w:color="auto"/>
-              <w:bottom w:val="single" w:sz="4" w:space="0" w:color="auto"/>
-              <w:right w:val="single" w:sz="4" w:space="0" w:color="auto"/>
-            </w:tcBorders>
-            <w:vAlign w:val="center"/>
-            <w:hideMark/>
-          </w:tcPr>
-          <w:p>
-            <w:r>
-              <w:t>12.96</w:t>
-            </w:r>
-          </w:p>
-        </w:tc>
-        <w:tc>
-          <w:tcPr>
-            <w:tcW w:w="0" w:type="auto"/>
-            <w:tcBorders>
-              <w:top w:val="single" w:sz="4" w:space="0" w:color="auto"/>
-              <w:left w:val="single" w:sz="4" w:space="0" w:color="auto"/>
-              <w:bottom w:val="single" w:sz="4" w:space="0" w:color="auto"/>
-              <w:right w:val="single" w:sz="4" w:space="0" w:color="auto"/>
-            </w:tcBorders>
-            <w:vAlign w:val="center"/>
-            <w:hideMark/>
-          </w:tcPr>
-          <w:p>
-            <w:r>
-              <w:t>5.00</w:t>
-            </w:r>
-          </w:p>
-        </w:tc>
-        <w:tc>
-          <w:tcPr>
-            <w:tcW w:w="0" w:type="auto"/>
-            <w:tcBorders>
-              <w:top w:val="single" w:sz="4" w:space="0" w:color="auto"/>
-              <w:left w:val="single" w:sz="4" w:space="0" w:color="auto"/>
-              <w:bottom w:val="single" w:sz="4" w:space="0" w:color="auto"/>
-              <w:right w:val="single" w:sz="4" w:space="0" w:color="auto"/>
-            </w:tcBorders>
-            <w:vAlign w:val="center"/>
-            <w:hideMark/>
-          </w:tcPr>
-          <w:p>
-            <w:r>
-              <w:t>23.00</w:t>
-            </w:r>
-          </w:p>
-        </w:tc>
-        <w:tc>
-          <w:tcPr>
-            <w:tcW w:w="0" w:type="auto"/>
-            <w:tcBorders>
-              <w:top w:val="single" w:sz="4" w:space="0" w:color="auto"/>
-              <w:left w:val="single" w:sz="4" w:space="0" w:color="auto"/>
-              <w:bottom w:val="single" w:sz="4" w:space="0" w:color="auto"/>
-              <w:right w:val="single" w:sz="4" w:space="0" w:color="auto"/>
-            </w:tcBorders>
-            <w:vAlign w:val="center"/>
-            <w:hideMark/>
-          </w:tcPr>
-          <w:p>
-            <w:r>
-              <w:t>23.00</w:t>
-            </w:r>
-          </w:p>
-        </w:tc>
-        <w:tc>
-          <w:tcPr>
-            <w:tcW w:w="0" w:type="auto"/>
-            <w:tcBorders>
-              <w:top w:val="single" w:sz="4" w:space="0" w:color="auto"/>
-              <w:left w:val="single" w:sz="4" w:space="0" w:color="auto"/>
-              <w:bottom w:val="single" w:sz="4" w:space="0" w:color="auto"/>
-              <w:right w:val="single" w:sz="4" w:space="0" w:color="auto"/>
-            </w:tcBorders>
-            <w:vAlign w:val="center"/>
-            <w:hideMark/>
-          </w:tcPr>
-          <w:p>
-            <w:r>
-              <w:t>47.00</w:t>
-            </w:r>
-          </w:p>
-        </w:tc>
-        <w:tc>
-          <w:tcPr>
-            <w:tcW w:w="0" w:type="auto"/>
-            <w:tcBorders>
-              <w:top w:val="single" w:sz="4" w:space="0" w:color="auto"/>
-              <w:left w:val="single" w:sz="4" w:space="0" w:color="auto"/>
-              <w:bottom w:val="single" w:sz="4" w:space="0" w:color="auto"/>
-              <w:right w:val="single" w:sz="4" w:space="0" w:color="auto"/>
-            </w:tcBorders>
-            <w:vAlign w:val="center"/>
-            <w:hideMark/>
-          </w:tcPr>
-          <w:p>
-            <w:r>
-              <w:t>105.00</w:t>
-            </w:r>
-          </w:p>
-        </w:tc>
-      </w:tr>
-      <w:tr>
-        <w:trPr>
-          <w:tblCellSpacing w:w="15" w:type="dxa"/>
-        </w:trPr>
-        <w:tc>
-          <w:tcPr>
-            <w:tcW w:w="0" w:type="auto"/>
-            <w:tcBorders>
-              <w:top w:val="single" w:sz="4" w:space="0" w:color="auto"/>
-              <w:left w:val="single" w:sz="4" w:space="0" w:color="auto"/>
-              <w:bottom w:val="single" w:sz="4" w:space="0" w:color="auto"/>
-              <w:right w:val="single" w:sz="4" w:space="0" w:color="auto"/>
-            </w:tcBorders>
-            <w:vAlign w:val="center"/>
-            <w:hideMark/>
-          </w:tcPr>
-          <w:p>
-            <w:r>
-              <w:t>ind_var30_0</w:t>
-            </w:r>
-          </w:p>
-        </w:tc>
-        <w:tc>
-          <w:tcPr>
-            <w:tcW w:w="0" w:type="auto"/>
-            <w:tcBorders>
-              <w:top w:val="single" w:sz="4" w:space="0" w:color="auto"/>
-              <w:left w:val="single" w:sz="4" w:space="0" w:color="auto"/>
-              <w:bottom w:val="single" w:sz="4" w:space="0" w:color="auto"/>
-              <w:right w:val="single" w:sz="4" w:space="0" w:color="auto"/>
-            </w:tcBorders>
-            <w:vAlign w:val="center"/>
-            <w:hideMark/>
-          </w:tcPr>
-          <w:p>
-            <w:r>
-              <w:t>0.01</w:t>
-            </w:r>
-          </w:p>
-        </w:tc>
-        <w:tc>
-          <w:tcPr>
-            <w:tcW w:w="0" w:type="auto"/>
-            <w:tcBorders>
-              <w:top w:val="single" w:sz="4" w:space="0" w:color="auto"/>
-              <w:left w:val="single" w:sz="4" w:space="0" w:color="auto"/>
-              <w:bottom w:val="single" w:sz="4" w:space="0" w:color="auto"/>
-              <w:right w:val="single" w:sz="4" w:space="0" w:color="auto"/>
-            </w:tcBorders>
-            <w:vAlign w:val="center"/>
-            <w:hideMark/>
-          </w:tcPr>
-          <w:p>
-            <w:r>
-              <w:t>0.11</w:t>
-            </w:r>
-          </w:p>
-        </w:tc>
-        <w:tc>
-          <w:tcPr>
-            <w:tcW w:w="0" w:type="auto"/>
-            <w:tcBorders>
-              <w:top w:val="single" w:sz="4" w:space="0" w:color="auto"/>
-              <w:left w:val="single" w:sz="4" w:space="0" w:color="auto"/>
-              <w:bottom w:val="single" w:sz="4" w:space="0" w:color="auto"/>
-              <w:right w:val="single" w:sz="4" w:space="0" w:color="auto"/>
-            </w:tcBorders>
-            <w:vAlign w:val="center"/>
-            <w:hideMark/>
-          </w:tcPr>
-          <w:p>
-            <w:r>
-              <w:t>0.00</w:t>
-            </w:r>
-          </w:p>
-        </w:tc>
-        <w:tc>
-          <w:tcPr>
-            <w:tcW w:w="0" w:type="auto"/>
-            <w:tcBorders>
-              <w:top w:val="single" w:sz="4" w:space="0" w:color="auto"/>
-              <w:left w:val="single" w:sz="4" w:space="0" w:color="auto"/>
-              <w:bottom w:val="single" w:sz="4" w:space="0" w:color="auto"/>
-              <w:right w:val="single" w:sz="4" w:space="0" w:color="auto"/>
-            </w:tcBorders>
-            <w:vAlign w:val="center"/>
-            <w:hideMark/>
-          </w:tcPr>
-          <w:p>
-            <w:r>
-              <w:t>0.00</w:t>
-            </w:r>
-          </w:p>
-        </w:tc>
-        <w:tc>
-          <w:tcPr>
-            <w:tcW w:w="0" w:type="auto"/>
-            <w:tcBorders>
-              <w:top w:val="single" w:sz="4" w:space="0" w:color="auto"/>
-              <w:left w:val="single" w:sz="4" w:space="0" w:color="auto"/>
-              <w:bottom w:val="single" w:sz="4" w:space="0" w:color="auto"/>
-              <w:right w:val="single" w:sz="4" w:space="0" w:color="auto"/>
-            </w:tcBorders>
-            <w:vAlign w:val="center"/>
-            <w:hideMark/>
-          </w:tcPr>
-          <w:p>
-            <w:r>
-              <w:t>0.00</w:t>
-            </w:r>
-          </w:p>
-        </w:tc>
-        <w:tc>
-          <w:tcPr>
-            <w:tcW w:w="0" w:type="auto"/>
-            <w:tcBorders>
-              <w:top w:val="single" w:sz="4" w:space="0" w:color="auto"/>
-              <w:left w:val="single" w:sz="4" w:space="0" w:color="auto"/>
-              <w:bottom w:val="single" w:sz="4" w:space="0" w:color="auto"/>
-              <w:right w:val="single" w:sz="4" w:space="0" w:color="auto"/>
-            </w:tcBorders>
-            <w:vAlign w:val="center"/>
-            <w:hideMark/>
-          </w:tcPr>
-          <w:p>
-            <w:r>
-              <w:t>0.00</w:t>
-            </w:r>
-          </w:p>
-        </w:tc>
-        <w:tc>
-          <w:tcPr>
-            <w:tcW w:w="0" w:type="auto"/>
-            <w:tcBorders>
-              <w:top w:val="single" w:sz="4" w:space="0" w:color="auto"/>
-              <w:left w:val="single" w:sz="4" w:space="0" w:color="auto"/>
-              <w:bottom w:val="single" w:sz="4" w:space="0" w:color="auto"/>
-              <w:right w:val="single" w:sz="4" w:space="0" w:color="auto"/>
-            </w:tcBorders>
-            <w:vAlign w:val="center"/>
-            <w:hideMark/>
-          </w:tcPr>
-          <w:p>
-            <w:r>
-              <w:t>1.00</w:t>
-            </w:r>
-          </w:p>
-        </w:tc>
-      </w:tr>
-      <w:tr>
-        <w:trPr>
-          <w:tblCellSpacing w:w="15" w:type="dxa"/>
-        </w:trPr>
-        <w:tc>
-          <w:tcPr>
-            <w:tcW w:w="0" w:type="auto"/>
-            <w:tcBorders>
-              <w:top w:val="single" w:sz="4" w:space="0" w:color="auto"/>
-              <w:left w:val="single" w:sz="4" w:space="0" w:color="auto"/>
-              <w:bottom w:val="single" w:sz="4" w:space="0" w:color="auto"/>
-              <w:right w:val="single" w:sz="4" w:space="0" w:color="auto"/>
-            </w:tcBorders>
-            <w:vAlign w:val="center"/>
-            <w:hideMark/>
-          </w:tcPr>
-          <w:p>
-            <w:r>
-              <w:t>saldo_medio_var5_ult1</w:t>
-            </w:r>
-          </w:p>
-        </w:tc>
-        <w:tc>
-          <w:tcPr>
-            <w:tcW w:w="0" w:type="auto"/>
-            <w:tcBorders>
-              <w:top w:val="single" w:sz="4" w:space="0" w:color="auto"/>
-              <w:left w:val="single" w:sz="4" w:space="0" w:color="auto"/>
-              <w:bottom w:val="single" w:sz="4" w:space="0" w:color="auto"/>
-              <w:right w:val="single" w:sz="4" w:space="0" w:color="auto"/>
-            </w:tcBorders>
-            <w:vAlign w:val="center"/>
-            <w:hideMark/>
-          </w:tcPr>
-          <w:p>
-            <w:r>
-              <w:t>76.03</w:t>
-            </w:r>
-          </w:p>
-        </w:tc>
-        <w:tc>
-          <w:tcPr>
-            <w:tcW w:w="0" w:type="auto"/>
-            <w:tcBorders>
-              <w:top w:val="single" w:sz="4" w:space="0" w:color="auto"/>
-              <w:left w:val="single" w:sz="4" w:space="0" w:color="auto"/>
-              <w:bottom w:val="single" w:sz="4" w:space="0" w:color="auto"/>
-              <w:right w:val="single" w:sz="4" w:space="0" w:color="auto"/>
-            </w:tcBorders>
-            <w:vAlign w:val="center"/>
-            <w:hideMark/>
-          </w:tcPr>
-          <w:p>
-            <w:r>
-              <w:t>4040.33</w:t>
-            </w:r>
-          </w:p>
-        </w:tc>
-        <w:tc>
-          <w:tcPr>
-            <w:tcW w:w="0" w:type="auto"/>
-            <w:tcBorders>
-              <w:top w:val="single" w:sz="4" w:space="0" w:color="auto"/>
-              <w:left w:val="single" w:sz="4" w:space="0" w:color="auto"/>
-              <w:bottom w:val="single" w:sz="4" w:space="0" w:color="auto"/>
-              <w:right w:val="single" w:sz="4" w:space="0" w:color="auto"/>
-            </w:tcBorders>
-            <w:vAlign w:val="center"/>
-            <w:hideMark/>
-          </w:tcPr>
-          <w:p>
-            <w:r>
-              <w:t>0.00</w:t>
-            </w:r>
-          </w:p>
-        </w:tc>
-        <w:tc>
-          <w:tcPr>
-            <w:tcW w:w="0" w:type="auto"/>
-            <w:tcBorders>
-              <w:top w:val="single" w:sz="4" w:space="0" w:color="auto"/>
-              <w:left w:val="single" w:sz="4" w:space="0" w:color="auto"/>
-              <w:bottom w:val="single" w:sz="4" w:space="0" w:color="auto"/>
-              <w:right w:val="single" w:sz="4" w:space="0" w:color="auto"/>
-            </w:tcBorders>
-            <w:vAlign w:val="center"/>
-            <w:hideMark/>
-          </w:tcPr>
-          <w:p>
-            <w:r>
-              <w:t>0.00</w:t>
-            </w:r>
-          </w:p>
-        </w:tc>
-        <w:tc>
-          <w:tcPr>
-            <w:tcW w:w="0" w:type="auto"/>
-            <w:tcBorders>
-              <w:top w:val="single" w:sz="4" w:space="0" w:color="auto"/>
-              <w:left w:val="single" w:sz="4" w:space="0" w:color="auto"/>
-              <w:bottom w:val="single" w:sz="4" w:space="0" w:color="auto"/>
-              <w:right w:val="single" w:sz="4" w:space="0" w:color="auto"/>
-            </w:tcBorders>
-            <w:vAlign w:val="center"/>
-            <w:hideMark/>
-          </w:tcPr>
-          <w:p>
-            <w:r>
-              <w:t>0.00</w:t>
-            </w:r>
-          </w:p>
-        </w:tc>
-        <w:tc>
-          <w:tcPr>
-            <w:tcW w:w="0" w:type="auto"/>
-            <w:tcBorders>
-              <w:top w:val="single" w:sz="4" w:space="0" w:color="auto"/>
-              <w:left w:val="single" w:sz="4" w:space="0" w:color="auto"/>
-              <w:bottom w:val="single" w:sz="4" w:space="0" w:color="auto"/>
-              <w:right w:val="single" w:sz="4" w:space="0" w:color="auto"/>
-            </w:tcBorders>
-            <w:vAlign w:val="center"/>
-            <w:hideMark/>
-          </w:tcPr>
-          <w:p>
-            <w:r>
-              <w:t>0.00</w:t>
-            </w:r>
-          </w:p>
-        </w:tc>
-        <w:tc>
-          <w:tcPr>
-            <w:tcW w:w="0" w:type="auto"/>
-            <w:tcBorders>
-              <w:top w:val="single" w:sz="4" w:space="0" w:color="auto"/>
-              <w:left w:val="single" w:sz="4" w:space="0" w:color="auto"/>
-              <w:bottom w:val="single" w:sz="4" w:space="0" w:color="auto"/>
-              <w:right w:val="single" w:sz="4" w:space="0" w:color="auto"/>
-            </w:tcBorders>
-            <w:vAlign w:val="center"/>
-            <w:hideMark/>
-          </w:tcPr>
-          <w:p>
-            <w:r>
-              <w:t>12000.00</w:t>
-            </w:r>
-          </w:p>
-        </w:tc>
-      </w:tr>
-      <w:tr>
-        <w:trPr>
-          <w:tblCellSpacing w:w="15" w:type="dxa"/>
-        </w:trPr>
-        <w:tc>
-          <w:tcPr>
-            <w:tcW w:w="0" w:type="auto"/>
-            <w:tcBorders>
-              <w:top w:val="single" w:sz="4" w:space="0" w:color="auto"/>
-              <w:left w:val="single" w:sz="4" w:space="0" w:color="auto"/>
-              <w:bottom w:val="single" w:sz="4" w:space="0" w:color="auto"/>
-              <w:right w:val="single" w:sz="4" w:space="0" w:color="auto"/>
-            </w:tcBorders>
-            <w:vAlign w:val="center"/>
-            <w:hideMark/>
-          </w:tcPr>
-          <w:p>
-            <w:r>
-              <w:t>ind_var30</w:t>
-            </w:r>
-          </w:p>
-        </w:tc>
-        <w:tc>
-          <w:tcPr>
-            <w:tcW w:w="0" w:type="auto"/>
-            <w:tcBorders>
-              <w:top w:val="single" w:sz="4" w:space="0" w:color="auto"/>
-              <w:left w:val="single" w:sz="4" w:space="0" w:color="auto"/>
-              <w:bottom w:val="single" w:sz="4" w:space="0" w:color="auto"/>
-              <w:right w:val="single" w:sz="4" w:space="0" w:color="auto"/>
-            </w:tcBorders>
-            <w:vAlign w:val="center"/>
-            <w:hideMark/>
-          </w:tcPr>
-          <w:p>
-            <w:r>
-              <w:t>0.49</w:t>
-            </w:r>
-          </w:p>
-        </w:tc>
-        <w:tc>
-          <w:tcPr>
-            <w:tcW w:w="0" w:type="auto"/>
-            <w:tcBorders>
-              <w:top w:val="single" w:sz="4" w:space="0" w:color="auto"/>
-              <w:left w:val="single" w:sz="4" w:space="0" w:color="auto"/>
-              <w:bottom w:val="single" w:sz="4" w:space="0" w:color="auto"/>
-              <w:right w:val="single" w:sz="4" w:space="0" w:color="auto"/>
-            </w:tcBorders>
-            <w:vAlign w:val="center"/>
-            <w:hideMark/>
-          </w:tcPr>
-          <w:p>
-            <w:r>
-              <w:t>1.29</w:t>
-            </w:r>
-          </w:p>
-        </w:tc>
-        <w:tc>
-          <w:tcPr>
-            <w:tcW w:w="0" w:type="auto"/>
-            <w:tcBorders>
-              <w:top w:val="single" w:sz="4" w:space="0" w:color="auto"/>
-              <w:left w:val="single" w:sz="4" w:space="0" w:color="auto"/>
-              <w:bottom w:val="single" w:sz="4" w:space="0" w:color="auto"/>
-              <w:right w:val="single" w:sz="4" w:space="0" w:color="auto"/>
-            </w:tcBorders>
-            <w:vAlign w:val="center"/>
-            <w:hideMark/>
-          </w:tcPr>
-          <w:p>
-            <w:r>
-              <w:t>0.00</w:t>
-            </w:r>
-          </w:p>
-        </w:tc>
-        <w:tc>
-          <w:tcPr>
-            <w:tcW w:w="0" w:type="auto"/>
-            <w:tcBorders>
-              <w:top w:val="single" w:sz="4" w:space="0" w:color="auto"/>
-              <w:left w:val="single" w:sz="4" w:space="0" w:color="auto"/>
-              <w:bottom w:val="single" w:sz="4" w:space="0" w:color="auto"/>
-              <w:right w:val="single" w:sz="4" w:space="0" w:color="auto"/>
-            </w:tcBorders>
-            <w:vAlign w:val="center"/>
-            <w:hideMark/>
-          </w:tcPr>
-          <w:p>
-            <w:r>
-              <w:t>0.00</w:t>
-            </w:r>
-          </w:p>
-        </w:tc>
-        <w:tc>
-          <w:tcPr>
-            <w:tcW w:w="0" w:type="auto"/>
-            <w:tcBorders>
-              <w:top w:val="single" w:sz="4" w:space="0" w:color="auto"/>
-              <w:left w:val="single" w:sz="4" w:space="0" w:color="auto"/>
-              <w:bottom w:val="single" w:sz="4" w:space="0" w:color="auto"/>
-              <w:right w:val="single" w:sz="4" w:space="0" w:color="auto"/>
-            </w:tcBorders>
-            <w:vAlign w:val="center"/>
-            <w:hideMark/>
-          </w:tcPr>
-          <w:p>
-            <w:r>
-              <w:t>0.00</w:t>
-            </w:r>
-          </w:p>
-        </w:tc>
-        <w:tc>
-          <w:tcPr>
-            <w:tcW w:w="0" w:type="auto"/>
-            <w:tcBorders>
-              <w:top w:val="single" w:sz="4" w:space="0" w:color="auto"/>
-              <w:left w:val="single" w:sz="4" w:space="0" w:color="auto"/>
-              <w:bottom w:val="single" w:sz="4" w:space="0" w:color="auto"/>
-              <w:right w:val="single" w:sz="4" w:space="0" w:color="auto"/>
-            </w:tcBorders>
-            <w:vAlign w:val="center"/>
-            <w:hideMark/>
-          </w:tcPr>
-          <w:p>
-            <w:r>
-              <w:t>0.00</w:t>
-            </w:r>
-          </w:p>
-        </w:tc>
-        <w:tc>
-          <w:tcPr>
-            <w:tcW w:w="0" w:type="auto"/>
-            <w:tcBorders>
-              <w:top w:val="single" w:sz="4" w:space="0" w:color="auto"/>
-              <w:left w:val="single" w:sz="4" w:space="0" w:color="auto"/>
-              <w:bottom w:val="single" w:sz="4" w:space="0" w:color="auto"/>
-              <w:right w:val="single" w:sz="4" w:space="0" w:color="auto"/>
-            </w:tcBorders>
-            <w:vAlign w:val="center"/>
-            <w:hideMark/>
-          </w:tcPr>
-          <w:p>
-            <w:r>
-              <w:t>44.00</w:t>
-            </w:r>
-          </w:p>
-        </w:tc>
-      </w:tr>
-      <w:tr>
-        <w:trPr>
-          <w:tblCellSpacing w:w="15" w:type="dxa"/>
-        </w:trPr>
-        <w:tc>
-          <w:tcPr>
-            <w:tcW w:w="0" w:type="auto"/>
-            <w:tcBorders>
-              <w:top w:val="single" w:sz="4" w:space="0" w:color="auto"/>
-              <w:left w:val="single" w:sz="4" w:space="0" w:color="auto"/>
-              <w:bottom w:val="single" w:sz="4" w:space="0" w:color="auto"/>
-              <w:right w:val="single" w:sz="4" w:space="0" w:color="auto"/>
-            </w:tcBorders>
-            <w:vAlign w:val="center"/>
-            <w:hideMark/>
-          </w:tcPr>
-          <w:p>
-            <w:r>
-              <w:t>imp_op_var41_efect_ult3</w:t>
-            </w:r>
-          </w:p>
-        </w:tc>
-        <w:tc>
-          <w:tcPr>
-            <w:tcW w:w="0" w:type="auto"/>
-            <w:tcBorders>
-              <w:top w:val="single" w:sz="4" w:space="0" w:color="auto"/>
-              <w:left w:val="single" w:sz="4" w:space="0" w:color="auto"/>
-              <w:bottom w:val="single" w:sz="4" w:space="0" w:color="auto"/>
-              <w:right w:val="single" w:sz="4" w:space="0" w:color="auto"/>
-            </w:tcBorders>
-            <w:vAlign w:val="center"/>
-            <w:hideMark/>
-          </w:tcPr>
-          <w:p>
-            <w:r>
-              <w:t>13.88</w:t>
-            </w:r>
-          </w:p>
-        </w:tc>
-        <w:tc>
-          <w:tcPr>
-            <w:tcW w:w="0" w:type="auto"/>
-            <w:tcBorders>
-              <w:top w:val="single" w:sz="4" w:space="0" w:color="auto"/>
-              <w:left w:val="single" w:sz="4" w:space="0" w:color="auto"/>
-              <w:bottom w:val="single" w:sz="4" w:space="0" w:color="auto"/>
-              <w:right w:val="single" w:sz="4" w:space="0" w:color="auto"/>
-            </w:tcBorders>
-            <w:vAlign w:val="center"/>
-            <w:hideMark/>
-          </w:tcPr>
-          <w:p>
-            <w:r>
-              <w:t>140.19</w:t>
-            </w:r>
-          </w:p>
-        </w:tc>
-        <w:tc>
-          <w:tcPr>
-            <w:tcW w:w="0" w:type="auto"/>
-            <w:tcBorders>
-              <w:top w:val="single" w:sz="4" w:space="0" w:color="auto"/>
-              <w:left w:val="single" w:sz="4" w:space="0" w:color="auto"/>
-              <w:bottom w:val="single" w:sz="4" w:space="0" w:color="auto"/>
-              <w:right w:val="single" w:sz="4" w:space="0" w:color="auto"/>
-            </w:tcBorders>
-            <w:vAlign w:val="center"/>
-            <w:hideMark/>
-          </w:tcPr>
-          <w:p>
-            <w:r>
-              <w:t>0.00</w:t>
-            </w:r>
-          </w:p>
-        </w:tc>
-        <w:tc>
-          <w:tcPr>
-            <w:tcW w:w="0" w:type="auto"/>
-            <w:tcBorders>
-              <w:top w:val="single" w:sz="4" w:space="0" w:color="auto"/>
-              <w:left w:val="single" w:sz="4" w:space="0" w:color="auto"/>
-              <w:bottom w:val="single" w:sz="4" w:space="0" w:color="auto"/>
-              <w:right w:val="single" w:sz="4" w:space="0" w:color="auto"/>
-            </w:tcBorders>
-            <w:vAlign w:val="center"/>
-            <w:hideMark/>
-          </w:tcPr>
-          <w:p>
-            <w:r>
-              <w:t>0.00</w:t>
-            </w:r>
-          </w:p>
-        </w:tc>
-        <w:tc>
-          <w:tcPr>
-            <w:tcW w:w="0" w:type="auto"/>
-            <w:tcBorders>
-              <w:top w:val="single" w:sz="4" w:space="0" w:color="auto"/>
-              <w:left w:val="single" w:sz="4" w:space="0" w:color="auto"/>
-              <w:bottom w:val="single" w:sz="4" w:space="0" w:color="auto"/>
-              <w:right w:val="single" w:sz="4" w:space="0" w:color="auto"/>
-            </w:tcBorders>
-            <w:vAlign w:val="center"/>
-            <w:hideMark/>
-          </w:tcPr>
-          <w:p>
-            <w:r>
-              <w:t>0.00</w:t>
-            </w:r>
-          </w:p>
-        </w:tc>
-        <w:tc>
-          <w:tcPr>
-            <w:tcW w:w="0" w:type="auto"/>
-            <w:tcBorders>
-              <w:top w:val="single" w:sz="4" w:space="0" w:color="auto"/>
-              <w:left w:val="single" w:sz="4" w:space="0" w:color="auto"/>
-              <w:bottom w:val="single" w:sz="4" w:space="0" w:color="auto"/>
-              <w:right w:val="single" w:sz="4" w:space="0" w:color="auto"/>
-            </w:tcBorders>
-            <w:vAlign w:val="center"/>
-            <w:hideMark/>
-          </w:tcPr>
-          <w:p>
-            <w:r>
-              <w:t>0.00</w:t>
-            </w:r>
-          </w:p>
-        </w:tc>
-        <w:tc>
-          <w:tcPr>
-            <w:tcW w:w="0" w:type="auto"/>
-            <w:tcBorders>
-              <w:top w:val="single" w:sz="4" w:space="0" w:color="auto"/>
-              <w:left w:val="single" w:sz="4" w:space="0" w:color="auto"/>
-              <w:bottom w:val="single" w:sz="4" w:space="0" w:color="auto"/>
-              <w:right w:val="single" w:sz="4" w:space="0" w:color="auto"/>
-            </w:tcBorders>
-            <w:vAlign w:val="center"/>
-            <w:hideMark/>
-          </w:tcPr>
-          <w:p>
-            <w:r>
-              <w:t>2500.00</w:t>
-            </w:r>
-          </w:p>
-        </w:tc>
-      </w:tr>
-      <w:tr>
-        <w:trPr>
-          <w:tblCellSpacing w:w="15" w:type="dxa"/>
-        </w:trPr>
-        <w:tc>
-          <w:tcPr>
-            <w:tcW w:w="0" w:type="auto"/>
-            <w:tcBorders>
-              <w:top w:val="single" w:sz="4" w:space="0" w:color="auto"/>
-              <w:left w:val="single" w:sz="4" w:space="0" w:color="auto"/>
-              <w:bottom w:val="single" w:sz="4" w:space="0" w:color="auto"/>
-              <w:right w:val="single" w:sz="4" w:space="0" w:color="auto"/>
-            </w:tcBorders>
-            <w:vAlign w:val="center"/>
-            <w:hideMark/>
-          </w:tcPr>
-          <w:p>
-            <w:r>
-              <w:t>ind_var8_0</w:t>
-            </w:r>
-          </w:p>
-        </w:tc>
-        <w:tc>
-          <w:tcPr>
-            <w:tcW w:w="0" w:type="auto"/>
-            <w:tcBorders>
-              <w:top w:val="single" w:sz="4" w:space="0" w:color="auto"/>
-              <w:left w:val="single" w:sz="4" w:space="0" w:color="auto"/>
-              <w:bottom w:val="single" w:sz="4" w:space="0" w:color="auto"/>
-              <w:right w:val="single" w:sz="4" w:space="0" w:color="auto"/>
-            </w:tcBorders>
-            <w:vAlign w:val="center"/>
-            <w:hideMark/>
-          </w:tcPr>
-          <w:p>
-            <w:r>
-              <w:t>0.02</w:t>
-            </w:r>
-          </w:p>
-        </w:tc>
-        <w:tc>
-          <w:tcPr>
-            <w:tcW w:w="0" w:type="auto"/>
-            <w:tcBorders>
-              <w:top w:val="single" w:sz="4" w:space="0" w:color="auto"/>
-              <w:left w:val="single" w:sz="4" w:space="0" w:color="auto"/>
-              <w:bottom w:val="single" w:sz="4" w:space="0" w:color="auto"/>
-              <w:right w:val="single" w:sz="4" w:space="0" w:color="auto"/>
-            </w:tcBorders>
-            <w:vAlign w:val="center"/>
-            <w:hideMark/>
-          </w:tcPr>
-          <w:p>
-            <w:r>
-              <w:t>0.13</w:t>
-            </w:r>
-          </w:p>
-        </w:tc>
-        <w:tc>
-          <w:tcPr>
-            <w:tcW w:w="0" w:type="auto"/>
-            <w:tcBorders>
-              <w:top w:val="single" w:sz="4" w:space="0" w:color="auto"/>
-              <w:left w:val="single" w:sz="4" w:space="0" w:color="auto"/>
-              <w:bottom w:val="single" w:sz="4" w:space="0" w:color="auto"/>
-              <w:right w:val="single" w:sz="4" w:space="0" w:color="auto"/>
-            </w:tcBorders>
-            <w:vAlign w:val="center"/>
-            <w:hideMark/>
-          </w:tcPr>
-          <w:p>
-            <w:r>
-              <w:t>0.00</w:t>
-            </w:r>
-          </w:p>
-        </w:tc>
-        <w:tc>
-          <w:tcPr>
-            <w:tcW w:w="0" w:type="auto"/>
-            <w:tcBorders>
-              <w:top w:val="single" w:sz="4" w:space="0" w:color="auto"/>
-              <w:left w:val="single" w:sz="4" w:space="0" w:color="auto"/>
-              <w:bottom w:val="single" w:sz="4" w:space="0" w:color="auto"/>
-              <w:right w:val="single" w:sz="4" w:space="0" w:color="auto"/>
-            </w:tcBorders>
-            <w:vAlign w:val="center"/>
-            <w:hideMark/>
-          </w:tcPr>
-          <w:p>
-            <w:r>
-              <w:t>0.00</w:t>
-            </w:r>
-          </w:p>
-        </w:tc>
-        <w:tc>
-          <w:tcPr>
-            <w:tcW w:w="0" w:type="auto"/>
-            <w:tcBorders>
-              <w:top w:val="single" w:sz="4" w:space="0" w:color="auto"/>
-              <w:left w:val="single" w:sz="4" w:space="0" w:color="auto"/>
-              <w:bottom w:val="single" w:sz="4" w:space="0" w:color="auto"/>
-              <w:right w:val="single" w:sz="4" w:space="0" w:color="auto"/>
-            </w:tcBorders>
-            <w:vAlign w:val="center"/>
-            <w:hideMark/>
-          </w:tcPr>
-          <w:p>
-            <w:r>
-              <w:t>0.00</w:t>
-            </w:r>
-          </w:p>
-        </w:tc>
-        <w:tc>
-          <w:tcPr>
-            <w:tcW w:w="0" w:type="auto"/>
-            <w:tcBorders>
-              <w:top w:val="single" w:sz="4" w:space="0" w:color="auto"/>
-              <w:left w:val="single" w:sz="4" w:space="0" w:color="auto"/>
-              <w:bottom w:val="single" w:sz="4" w:space="0" w:color="auto"/>
-              <w:right w:val="single" w:sz="4" w:space="0" w:color="auto"/>
-            </w:tcBorders>
-            <w:vAlign w:val="center"/>
-            <w:hideMark/>
-          </w:tcPr>
-          <w:p>
-            <w:r>
-              <w:t>0.00</w:t>
-            </w:r>
-          </w:p>
-        </w:tc>
-        <w:tc>
-          <w:tcPr>
-            <w:tcW w:w="0" w:type="auto"/>
-            <w:tcBorders>
-              <w:top w:val="single" w:sz="4" w:space="0" w:color="auto"/>
-              <w:left w:val="single" w:sz="4" w:space="0" w:color="auto"/>
-              <w:bottom w:val="single" w:sz="4" w:space="0" w:color="auto"/>
-              <w:right w:val="single" w:sz="4" w:space="0" w:color="auto"/>
-            </w:tcBorders>
-            <w:vAlign w:val="center"/>
-            <w:hideMark/>
-          </w:tcPr>
-          <w:p>
-            <w:r>
-              <w:t>1.00</w:t>
-            </w:r>
-          </w:p>
-        </w:tc>
-      </w:tr>
-      <w:tr>
-        <w:trPr>
-          <w:tblCellSpacing w:w="15" w:type="dxa"/>
-        </w:trPr>
-        <w:tc>
-          <w:tcPr>
-            <w:tcW w:w="0" w:type="auto"/>
-            <w:tcBorders>
-              <w:top w:val="single" w:sz="4" w:space="0" w:color="auto"/>
-              <w:left w:val="single" w:sz="4" w:space="0" w:color="auto"/>
-              <w:bottom w:val="single" w:sz="4" w:space="0" w:color="auto"/>
-              <w:right w:val="single" w:sz="4" w:space="0" w:color="auto"/>
-            </w:tcBorders>
-            <w:vAlign w:val="center"/>
-            <w:hideMark/>
-          </w:tcPr>
-          <w:p>
-            <w:r>
-              <w:t>num_var42_0</w:t>
-            </w:r>
-          </w:p>
-        </w:tc>
-        <w:tc>
-          <w:tcPr>
-            <w:tcW w:w="0" w:type="auto"/>
-            <w:tcBorders>
-              <w:top w:val="single" w:sz="4" w:space="0" w:color="auto"/>
-              <w:left w:val="single" w:sz="4" w:space="0" w:color="auto"/>
-              <w:bottom w:val="single" w:sz="4" w:space="0" w:color="auto"/>
-              <w:right w:val="single" w:sz="4" w:space="0" w:color="auto"/>
-            </w:tcBorders>
-            <w:vAlign w:val="center"/>
-            <w:hideMark/>
-          </w:tcPr>
-          <w:p>
-            <w:r>
-              <w:t>0.30</w:t>
-            </w:r>
-          </w:p>
-        </w:tc>
-        <w:tc>
-          <w:tcPr>
-            <w:tcW w:w="0" w:type="auto"/>
-            <w:tcBorders>
-              <w:top w:val="single" w:sz="4" w:space="0" w:color="auto"/>
-              <w:left w:val="single" w:sz="4" w:space="0" w:color="auto"/>
-              <w:bottom w:val="single" w:sz="4" w:space="0" w:color="auto"/>
-              <w:right w:val="single" w:sz="4" w:space="0" w:color="auto"/>
-            </w:tcBorders>
-            <w:vAlign w:val="center"/>
-            <w:hideMark/>
-          </w:tcPr>
-          <w:p>
-            <w:r>
-              <w:t>0.47</w:t>
-            </w:r>
-          </w:p>
-        </w:tc>
-        <w:tc>
-          <w:tcPr>
-            <w:tcW w:w="0" w:type="auto"/>
-            <w:tcBorders>
-              <w:top w:val="single" w:sz="4" w:space="0" w:color="auto"/>
-              <w:left w:val="single" w:sz="4" w:space="0" w:color="auto"/>
-              <w:bottom w:val="single" w:sz="4" w:space="0" w:color="auto"/>
-              <w:right w:val="single" w:sz="4" w:space="0" w:color="auto"/>
-            </w:tcBorders>
-            <w:vAlign w:val="center"/>
-            <w:hideMark/>
-          </w:tcPr>
-          <w:p>
-            <w:r>
-              <w:t>0.00</w:t>
-            </w:r>
-          </w:p>
-        </w:tc>
-        <w:tc>
-          <w:tcPr>
-            <w:tcW w:w="0" w:type="auto"/>
-            <w:tcBorders>
-              <w:top w:val="single" w:sz="4" w:space="0" w:color="auto"/>
-              <w:left w:val="single" w:sz="4" w:space="0" w:color="auto"/>
-              <w:bottom w:val="single" w:sz="4" w:space="0" w:color="auto"/>
-              <w:right w:val="single" w:sz="4" w:space="0" w:color="auto"/>
-            </w:tcBorders>
-            <w:vAlign w:val="center"/>
-            <w:hideMark/>
-          </w:tcPr>
-          <w:p>
-            <w:r>
-              <w:t>0.00</w:t>
-            </w:r>
-          </w:p>
-        </w:tc>
-        <w:tc>
-          <w:tcPr>
-            <w:tcW w:w="0" w:type="auto"/>
-            <w:tcBorders>
-              <w:top w:val="single" w:sz="4" w:space="0" w:color="auto"/>
-              <w:left w:val="single" w:sz="4" w:space="0" w:color="auto"/>
-              <w:bottom w:val="single" w:sz="4" w:space="0" w:color="auto"/>
-              <w:right w:val="single" w:sz="4" w:space="0" w:color="auto"/>
-            </w:tcBorders>
-            <w:vAlign w:val="center"/>
-            <w:hideMark/>
-          </w:tcPr>
-          <w:p>
-            <w:r>
-              <w:t>0.00</w:t>
-            </w:r>
-          </w:p>
-        </w:tc>
-        <w:tc>
-          <w:tcPr>
-            <w:tcW w:w="0" w:type="auto"/>
-            <w:tcBorders>
-              <w:top w:val="single" w:sz="4" w:space="0" w:color="auto"/>
-              <w:left w:val="single" w:sz="4" w:space="0" w:color="auto"/>
-              <w:bottom w:val="single" w:sz="4" w:space="0" w:color="auto"/>
-              <w:right w:val="single" w:sz="4" w:space="0" w:color="auto"/>
-            </w:tcBorders>
-            <w:vAlign w:val="center"/>
-            <w:hideMark/>
-          </w:tcPr>
-          <w:p>
-            <w:r>
-              <w:t>1.00</w:t>
-            </w:r>
-          </w:p>
-        </w:tc>
-        <w:tc>
-          <w:tcPr>
-            <w:tcW w:w="0" w:type="auto"/>
-            <w:tcBorders>
-              <w:top w:val="single" w:sz="4" w:space="0" w:color="auto"/>
-              <w:left w:val="single" w:sz="4" w:space="0" w:color="auto"/>
-              <w:bottom w:val="single" w:sz="4" w:space="0" w:color="auto"/>
-              <w:right w:val="single" w:sz="4" w:space="0" w:color="auto"/>
-            </w:tcBorders>
-            <w:vAlign w:val="center"/>
-            <w:hideMark/>
-          </w:tcPr>
-          <w:p>
-            <w:r>
-              <w:t>1.00</w:t>
-            </w:r>
-          </w:p>
-        </w:tc>
-      </w:tr>
-      <w:tr>
-        <w:trPr>
-          <w:tblCellSpacing w:w="15" w:type="dxa"/>
-        </w:trPr>
-        <w:tc>
-          <w:tcPr>
-            <w:tcW w:w="0" w:type="auto"/>
-            <w:tcBorders>
-              <w:top w:val="single" w:sz="4" w:space="0" w:color="auto"/>
-              <w:left w:val="single" w:sz="4" w:space="0" w:color="auto"/>
-              <w:bottom w:val="single" w:sz="4" w:space="0" w:color="auto"/>
-              <w:right w:val="single" w:sz="4" w:space="0" w:color="auto"/>
-            </w:tcBorders>
-            <w:vAlign w:val="center"/>
-            <w:hideMark/>
-          </w:tcPr>
-          <w:p>
-            <w:r>
-              <w:t>imp_var7_recib_ult1</w:t>
-            </w:r>
-          </w:p>
-        </w:tc>
-        <w:tc>
-          <w:tcPr>
-            <w:tcW w:w="0" w:type="auto"/>
-            <w:tcBorders>
-              <w:top w:val="single" w:sz="4" w:space="0" w:color="auto"/>
-              <w:left w:val="single" w:sz="4" w:space="0" w:color="auto"/>
-              <w:bottom w:val="single" w:sz="4" w:space="0" w:color="auto"/>
-              <w:right w:val="single" w:sz="4" w:space="0" w:color="auto"/>
-            </w:tcBorders>
-            <w:vAlign w:val="center"/>
-            <w:hideMark/>
-          </w:tcPr>
-          <w:p>
-            <w:r>
-              <w:t>3.12</w:t>
-            </w:r>
-          </w:p>
-        </w:tc>
-        <w:tc>
-          <w:tcPr>
-            <w:tcW w:w="0" w:type="auto"/>
-            <w:tcBorders>
-              <w:top w:val="single" w:sz="4" w:space="0" w:color="auto"/>
-              <w:left w:val="single" w:sz="4" w:space="0" w:color="auto"/>
-              <w:bottom w:val="single" w:sz="4" w:space="0" w:color="auto"/>
-              <w:right w:val="single" w:sz="4" w:space="0" w:color="auto"/>
-            </w:tcBorders>
-            <w:vAlign w:val="center"/>
-            <w:hideMark/>
-          </w:tcPr>
-          <w:p>
-            <w:r>
-              <w:t>25.20</w:t>
-            </w:r>
-          </w:p>
-        </w:tc>
-        <w:tc>
-          <w:tcPr>
-            <w:tcW w:w="0" w:type="auto"/>
-            <w:tcBorders>
-              <w:top w:val="single" w:sz="4" w:space="0" w:color="auto"/>
-              <w:left w:val="single" w:sz="4" w:space="0" w:color="auto"/>
-              <w:bottom w:val="single" w:sz="4" w:space="0" w:color="auto"/>
-              <w:right w:val="single" w:sz="4" w:space="0" w:color="auto"/>
-            </w:tcBorders>
-            <w:vAlign w:val="center"/>
-            <w:hideMark/>
-          </w:tcPr>
-          <w:p>
-            <w:r>
-              <w:t>0.00</w:t>
-            </w:r>
-          </w:p>
-        </w:tc>
-        <w:tc>
-          <w:tcPr>
-            <w:tcW w:w="0" w:type="auto"/>
-            <w:tcBorders>
-              <w:top w:val="single" w:sz="4" w:space="0" w:color="auto"/>
-              <w:left w:val="single" w:sz="4" w:space="0" w:color="auto"/>
-              <w:bottom w:val="single" w:sz="4" w:space="0" w:color="auto"/>
-              <w:right w:val="single" w:sz="4" w:space="0" w:color="auto"/>
-            </w:tcBorders>
-            <w:vAlign w:val="center"/>
-            <w:hideMark/>
-          </w:tcPr>
-          <w:p>
-            <w:r>
-              <w:t>0.00</w:t>
-            </w:r>
-          </w:p>
-        </w:tc>
-        <w:tc>
-          <w:tcPr>
-            <w:tcW w:w="0" w:type="auto"/>
-            <w:tcBorders>
-              <w:top w:val="single" w:sz="4" w:space="0" w:color="auto"/>
-              <w:left w:val="single" w:sz="4" w:space="0" w:color="auto"/>
-              <w:bottom w:val="single" w:sz="4" w:space="0" w:color="auto"/>
-              <w:right w:val="single" w:sz="4" w:space="0" w:color="auto"/>
-            </w:tcBorders>
-            <w:vAlign w:val="center"/>
-            <w:hideMark/>
-          </w:tcPr>
-          <w:p>
-            <w:r>
-              <w:t>0.00</w:t>
-            </w:r>
-          </w:p>
-        </w:tc>
-        <w:tc>
-          <w:tcPr>
-            <w:tcW w:w="0" w:type="auto"/>
-            <w:tcBorders>
-              <w:top w:val="single" w:sz="4" w:space="0" w:color="auto"/>
-              <w:left w:val="single" w:sz="4" w:space="0" w:color="auto"/>
-              <w:bottom w:val="single" w:sz="4" w:space="0" w:color="auto"/>
-              <w:right w:val="single" w:sz="4" w:space="0" w:color="auto"/>
-            </w:tcBorders>
-            <w:vAlign w:val="center"/>
-            <w:hideMark/>
-          </w:tcPr>
-          <w:p>
-            <w:r>
-              <w:t>0.00</w:t>
-            </w:r>
-          </w:p>
-        </w:tc>
-        <w:tc>
-          <w:tcPr>
-            <w:tcW w:w="0" w:type="auto"/>
-            <w:tcBorders>
-              <w:top w:val="single" w:sz="4" w:space="0" w:color="auto"/>
-              <w:left w:val="single" w:sz="4" w:space="0" w:color="auto"/>
-              <w:bottom w:val="single" w:sz="4" w:space="0" w:color="auto"/>
-              <w:right w:val="single" w:sz="4" w:space="0" w:color="auto"/>
-            </w:tcBorders>
-            <w:vAlign w:val="center"/>
-            <w:hideMark/>
-          </w:tcPr>
-          <w:p>
-            <w:r>
-              <w:t>1440.00</w:t>
-            </w:r>
-          </w:p>
-        </w:tc>
-      </w:tr>
-      <w:tr>
-        <w:trPr>
-          <w:tblCellSpacing w:w="15" w:type="dxa"/>
-        </w:trPr>
-        <w:tc>
-          <w:tcPr>
-            <w:tcW w:w="0" w:type="auto"/>
-            <w:tcBorders>
-              <w:top w:val="single" w:sz="4" w:space="0" w:color="auto"/>
-              <w:left w:val="single" w:sz="4" w:space="0" w:color="auto"/>
-              <w:bottom w:val="single" w:sz="4" w:space="0" w:color="auto"/>
-              <w:right w:val="single" w:sz="4" w:space="0" w:color="auto"/>
-            </w:tcBorders>
-            <w:vAlign w:val="center"/>
-            <w:hideMark/>
-          </w:tcPr>
-          <w:p>
-            <w:r>
-              <w:t>saldo_medio_var5_hace3</w:t>
-            </w:r>
-          </w:p>
-        </w:tc>
-        <w:tc>
-          <w:tcPr>
-            <w:tcW w:w="0" w:type="auto"/>
-            <w:tcBorders>
-              <w:top w:val="single" w:sz="4" w:space="0" w:color="auto"/>
-              <w:left w:val="single" w:sz="4" w:space="0" w:color="auto"/>
-              <w:bottom w:val="single" w:sz="4" w:space="0" w:color="auto"/>
-              <w:right w:val="single" w:sz="4" w:space="0" w:color="auto"/>
-            </w:tcBorders>
-            <w:vAlign w:val="center"/>
-            <w:hideMark/>
-          </w:tcPr>
-          <w:p>
-            <w:r>
-              <w:t>56.61</w:t>
-            </w:r>
-          </w:p>
-        </w:tc>
-        <w:tc>
-          <w:tcPr>
-            <w:tcW w:w="0" w:type="auto"/>
-            <w:tcBorders>
-              <w:top w:val="single" w:sz="4" w:space="0" w:color="auto"/>
-              <w:left w:val="single" w:sz="4" w:space="0" w:color="auto"/>
-              <w:bottom w:val="single" w:sz="4" w:space="0" w:color="auto"/>
-              <w:right w:val="single" w:sz="4" w:space="0" w:color="auto"/>
-            </w:tcBorders>
-            <w:vAlign w:val="center"/>
-            <w:hideMark/>
-          </w:tcPr>
-          <w:p>
-            <w:r>
-              <w:t>2852.58</w:t>
-            </w:r>
-          </w:p>
-        </w:tc>
-        <w:tc>
-          <w:tcPr>
-            <w:tcW w:w="0" w:type="auto"/>
-            <w:tcBorders>
-              <w:top w:val="single" w:sz="4" w:space="0" w:color="auto"/>
-              <w:left w:val="single" w:sz="4" w:space="0" w:color="auto"/>
-              <w:bottom w:val="single" w:sz="4" w:space="0" w:color="auto"/>
-              <w:right w:val="single" w:sz="4" w:space="0" w:color="auto"/>
-            </w:tcBorders>
-            <w:vAlign w:val="center"/>
-            <w:hideMark/>
-          </w:tcPr>
-          <w:p>
-            <w:r>
-              <w:t>0.00</w:t>
-            </w:r>
-          </w:p>
-        </w:tc>
-        <w:tc>
-          <w:tcPr>
-            <w:tcW w:w="0" w:type="auto"/>
-            <w:tcBorders>
-              <w:top w:val="single" w:sz="4" w:space="0" w:color="auto"/>
-              <w:left w:val="single" w:sz="4" w:space="0" w:color="auto"/>
-              <w:bottom w:val="single" w:sz="4" w:space="0" w:color="auto"/>
-              <w:right w:val="single" w:sz="4" w:space="0" w:color="auto"/>
-            </w:tcBorders>
-            <w:vAlign w:val="center"/>
-            <w:hideMark/>
-          </w:tcPr>
-          <w:p>
-            <w:r>
-              <w:t>0.00</w:t>
-            </w:r>
-          </w:p>
-        </w:tc>
-        <w:tc>
-          <w:tcPr>
-            <w:tcW w:w="0" w:type="auto"/>
-            <w:tcBorders>
-              <w:top w:val="single" w:sz="4" w:space="0" w:color="auto"/>
-              <w:left w:val="single" w:sz="4" w:space="0" w:color="auto"/>
-              <w:bottom w:val="single" w:sz="4" w:space="0" w:color="auto"/>
-              <w:right w:val="single" w:sz="4" w:space="0" w:color="auto"/>
-            </w:tcBorders>
-            <w:vAlign w:val="center"/>
-            <w:hideMark/>
-          </w:tcPr>
-          <w:p>
-            <w:r>
-              <w:t>0.00</w:t>
-            </w:r>
-          </w:p>
-        </w:tc>
-        <w:tc>
-          <w:tcPr>
-            <w:tcW w:w="0" w:type="auto"/>
-            <w:tcBorders>
-              <w:top w:val="single" w:sz="4" w:space="0" w:color="auto"/>
-              <w:left w:val="single" w:sz="4" w:space="0" w:color="auto"/>
-              <w:bottom w:val="single" w:sz="4" w:space="0" w:color="auto"/>
-              <w:right w:val="single" w:sz="4" w:space="0" w:color="auto"/>
-            </w:tcBorders>
-            <w:vAlign w:val="center"/>
-            <w:hideMark/>
-          </w:tcPr>
-          <w:p>
-            <w:r>
-              <w:t>0.00</w:t>
-            </w:r>
-          </w:p>
-        </w:tc>
-        <w:tc>
-          <w:tcPr>
-            <w:tcW w:w="0" w:type="auto"/>
-            <w:tcBorders>
-              <w:top w:val="single" w:sz="4" w:space="0" w:color="auto"/>
-              <w:left w:val="single" w:sz="4" w:space="0" w:color="auto"/>
-              <w:bottom w:val="single" w:sz="4" w:space="0" w:color="auto"/>
-              <w:right w:val="single" w:sz="4" w:space="0" w:color="auto"/>
-            </w:tcBorders>
-            <w:vAlign w:val="center"/>
-            <w:hideMark/>
-          </w:tcPr>
-          <w:p>
-            <w:r>
-              <w:t>296.00</w:t>
-            </w:r>
-          </w:p>
-        </w:tc>
-      </w:tr>
-      <w:tr>
-        <w:trPr>
-          <w:tblCellSpacing w:w="15" w:type="dxa"/>
-        </w:trPr>
-        <w:tc>
-          <w:tcPr>
-            <w:tcW w:w="0" w:type="auto"/>
-            <w:tcBorders>
-              <w:top w:val="single" w:sz="4" w:space="0" w:color="auto"/>
-              <w:left w:val="single" w:sz="4" w:space="0" w:color="auto"/>
-              <w:bottom w:val="single" w:sz="4" w:space="0" w:color="auto"/>
-              <w:right w:val="single" w:sz="4" w:space="0" w:color="auto"/>
-            </w:tcBorders>
-            <w:vAlign w:val="center"/>
-            <w:hideMark/>
-          </w:tcPr>
-          <w:p>
-            <w:r>
-              <w:t>var38</w:t>
-            </w:r>
-          </w:p>
-        </w:tc>
-        <w:tc>
-          <w:tcPr>
-            <w:tcW w:w="0" w:type="auto"/>
-            <w:tcBorders>
-              <w:top w:val="single" w:sz="4" w:space="0" w:color="auto"/>
-              <w:left w:val="single" w:sz="4" w:space="0" w:color="auto"/>
-              <w:bottom w:val="single" w:sz="4" w:space="0" w:color="auto"/>
-              <w:right w:val="single" w:sz="4" w:space="0" w:color="auto"/>
-            </w:tcBorders>
-            <w:vAlign w:val="center"/>
-            <w:hideMark/>
-          </w:tcPr>
-          <w:p>
-            <w:r>
-              <w:t>117,235.81</w:t>
-            </w:r>
-          </w:p>
-        </w:tc>
-        <w:tc>
-          <w:tcPr>
-            <w:tcW w:w="0" w:type="auto"/>
-            <w:tcBorders>
-              <w:top w:val="single" w:sz="4" w:space="0" w:color="auto"/>
-              <w:left w:val="single" w:sz="4" w:space="0" w:color="auto"/>
-              <w:bottom w:val="single" w:sz="4" w:space="0" w:color="auto"/>
-              <w:right w:val="single" w:sz="4" w:space="0" w:color="auto"/>
-            </w:tcBorders>
-            <w:vAlign w:val="center"/>
-            <w:hideMark/>
-          </w:tcPr>
-          <w:p>
-            <w:r>
-              <w:t>182,664.59</w:t>
-            </w:r>
-          </w:p>
-        </w:tc>
-        <w:tc>
-          <w:tcPr>
-            <w:tcW w:w="0" w:type="auto"/>
-            <w:tcBorders>
-              <w:top w:val="single" w:sz="4" w:space="0" w:color="auto"/>
-              <w:left w:val="single" w:sz="4" w:space="0" w:color="auto"/>
-              <w:bottom w:val="single" w:sz="4" w:space="0" w:color="auto"/>
-              <w:right w:val="single" w:sz="4" w:space="0" w:color="auto"/>
-            </w:tcBorders>
-            <w:vAlign w:val="center"/>
-            <w:hideMark/>
-          </w:tcPr>
-          <w:p>
-            <w:r>
-              <w:t>5163.75</w:t>
-            </w:r>
-          </w:p>
-        </w:tc>
-        <w:tc>
-          <w:tcPr>
-            <w:tcW w:w="0" w:type="auto"/>
-            <w:tcBorders>
-              <w:top w:val="single" w:sz="4" w:space="0" w:color="auto"/>
-              <w:left w:val="single" w:sz="4" w:space="0" w:color="auto"/>
-              <w:bottom w:val="single" w:sz="4" w:space="0" w:color="auto"/>
-              <w:right w:val="single" w:sz="4" w:space="0" w:color="auto"/>
-            </w:tcBorders>
-            <w:vAlign w:val="center"/>
-            <w:hideMark/>
-          </w:tcPr>
-          <w:p>
-            <w:r>
-              <w:t>67870.61</w:t>
-            </w:r>
-          </w:p>
-        </w:tc>
-        <w:tc>
-          <w:tcPr>
-            <w:tcW w:w="0" w:type="auto"/>
-            <w:tcBorders>
-              <w:top w:val="single" w:sz="4" w:space="0" w:color="auto"/>
-              <w:left w:val="single" w:sz="4" w:space="0" w:color="auto"/>
-              <w:bottom w:val="single" w:sz="4" w:space="0" w:color="auto"/>
-              <w:right w:val="single" w:sz="4" w:space="0" w:color="auto"/>
-            </w:tcBorders>
-            <w:vAlign w:val="center"/>
-            <w:hideMark/>
-          </w:tcPr>
-          <w:p>
-            <w:r>
-              <w:t>59,200.00</w:t>
-            </w:r>
-          </w:p>
-        </w:tc>
-        <w:tc>
-          <w:tcPr>
-            <w:tcW w:w="0" w:type="auto"/>
-            <w:tcBorders>
-              <w:top w:val="single" w:sz="4" w:space="0" w:color="auto"/>
-              <w:left w:val="single" w:sz="4" w:space="0" w:color="auto"/>
-              <w:bottom w:val="single" w:sz="4" w:space="0" w:color="auto"/>
-              <w:right w:val="single" w:sz="4" w:space="0" w:color="auto"/>
-            </w:tcBorders>
-            <w:vAlign w:val="center"/>
-            <w:hideMark/>
-          </w:tcPr>
-          <w:p>
-            <w:r>
-              <w:t>148,000.00</w:t>
-            </w:r>
-          </w:p>
-        </w:tc>
-        <w:tc>
-          <w:tcPr>
-            <w:tcW w:w="0" w:type="auto"/>
-            <w:tcBorders>
-              <w:top w:val="single" w:sz="4" w:space="0" w:color="auto"/>
-              <w:left w:val="single" w:sz="4" w:space="0" w:color="auto"/>
-              <w:bottom w:val="single" w:sz="4" w:space="0" w:color="auto"/>
-              <w:right w:val="single" w:sz="4" w:space="0" w:color="auto"/>
-            </w:tcBorders>
-            <w:vAlign w:val="center"/>
-            <w:hideMark/>
-          </w:tcPr>
-          <w:p>
-            <w:r>
-              <w:t>2,204,177.00</w:t>
-            </w:r>
-          </w:p>
-        </w:tc>
-      </w:tr>
-      <w:tr>
-        <w:trPr>
-          <w:tblCellSpacing w:w="15" w:type="dxa"/>
-        </w:trPr>
-        <w:tc>
-          <w:tcPr>
-            <w:tcW w:w="0" w:type="auto"/>
-            <w:tcBorders>
-              <w:top w:val="single" w:sz="4" w:space="0" w:color="auto"/>
-              <w:left w:val="single" w:sz="4" w:space="0" w:color="auto"/>
-              <w:bottom w:val="single" w:sz="4" w:space="0" w:color="auto"/>
-              <w:right w:val="single" w:sz="4" w:space="0" w:color="auto"/>
-            </w:tcBorders>
-            <w:vAlign w:val="center"/>
-            <w:hideMark/>
-          </w:tcPr>
-          <w:p>
-            <w:r>
-              <w:t>saldo_medio_var5_hace2</w:t>
-            </w:r>
-          </w:p>
-        </w:tc>
-        <w:tc>
-          <w:tcPr>
-            <w:tcW w:w="0" w:type="auto"/>
-            <w:tcBorders>
-              <w:top w:val="single" w:sz="4" w:space="0" w:color="auto"/>
-              <w:left w:val="single" w:sz="4" w:space="0" w:color="auto"/>
-              <w:bottom w:val="single" w:sz="4" w:space="0" w:color="auto"/>
-              <w:right w:val="single" w:sz="4" w:space="0" w:color="auto"/>
-            </w:tcBorders>
-            <w:vAlign w:val="center"/>
-            <w:hideMark/>
-          </w:tcPr>
-          <w:p>
-            <w:r>
-              <w:t>31.50</w:t>
-            </w:r>
-          </w:p>
-        </w:tc>
-        <w:tc>
-          <w:tcPr>
-            <w:tcW w:w="0" w:type="auto"/>
-            <w:tcBorders>
-              <w:top w:val="single" w:sz="4" w:space="0" w:color="auto"/>
-              <w:left w:val="single" w:sz="4" w:space="0" w:color="auto"/>
-              <w:bottom w:val="single" w:sz="4" w:space="0" w:color="auto"/>
-              <w:right w:val="single" w:sz="4" w:space="0" w:color="auto"/>
-            </w:tcBorders>
-            <w:vAlign w:val="center"/>
-            <w:hideMark/>
-          </w:tcPr>
-          <w:p>
-            <w:r>
-              <w:t>2013.12</w:t>
-            </w:r>
-          </w:p>
-        </w:tc>
-        <w:tc>
-          <w:tcPr>
-            <w:tcW w:w="0" w:type="auto"/>
-            <w:tcBorders>
-              <w:top w:val="single" w:sz="4" w:space="0" w:color="auto"/>
-              <w:left w:val="single" w:sz="4" w:space="0" w:color="auto"/>
-              <w:bottom w:val="single" w:sz="4" w:space="0" w:color="auto"/>
-              <w:right w:val="single" w:sz="4" w:space="0" w:color="auto"/>
-            </w:tcBorders>
-            <w:vAlign w:val="center"/>
-            <w:hideMark/>
-          </w:tcPr>
-          <w:p>
-            <w:r>
-              <w:t>0.00</w:t>
-            </w:r>
-          </w:p>
-        </w:tc>
-        <w:tc>
-          <w:tcPr>
-            <w:tcW w:w="0" w:type="auto"/>
-            <w:tcBorders>
-              <w:top w:val="single" w:sz="4" w:space="0" w:color="auto"/>
-              <w:left w:val="single" w:sz="4" w:space="0" w:color="auto"/>
-              <w:bottom w:val="single" w:sz="4" w:space="0" w:color="auto"/>
-              <w:right w:val="single" w:sz="4" w:space="0" w:color="auto"/>
-            </w:tcBorders>
-            <w:vAlign w:val="center"/>
-            <w:hideMark/>
-          </w:tcPr>
-          <w:p>
-            <w:r>
-              <w:t>0.00</w:t>
-            </w:r>
-          </w:p>
-        </w:tc>
-        <w:tc>
-          <w:tcPr>
-            <w:tcW w:w="0" w:type="auto"/>
-            <w:tcBorders>
-              <w:top w:val="single" w:sz="4" w:space="0" w:color="auto"/>
-              <w:left w:val="single" w:sz="4" w:space="0" w:color="auto"/>
-              <w:bottom w:val="single" w:sz="4" w:space="0" w:color="auto"/>
-              <w:right w:val="single" w:sz="4" w:space="0" w:color="auto"/>
-            </w:tcBorders>
-            <w:vAlign w:val="center"/>
-            <w:hideMark/>
-          </w:tcPr>
-          <w:p>
-            <w:r>
-              <w:t>0.00</w:t>
-            </w:r>
-          </w:p>
-        </w:tc>
-        <w:tc>
-          <w:tcPr>
-            <w:tcW w:w="0" w:type="auto"/>
-            <w:tcBorders>
-              <w:top w:val="single" w:sz="4" w:space="0" w:color="auto"/>
-              <w:left w:val="single" w:sz="4" w:space="0" w:color="auto"/>
-              <w:bottom w:val="single" w:sz="4" w:space="0" w:color="auto"/>
-              <w:right w:val="single" w:sz="4" w:space="0" w:color="auto"/>
-            </w:tcBorders>
-            <w:vAlign w:val="center"/>
-            <w:hideMark/>
-          </w:tcPr>
-          <w:p>
-            <w:r>
-              <w:t>0.00</w:t>
-            </w:r>
-          </w:p>
-        </w:tc>
-        <w:tc>
-          <w:tcPr>
-            <w:tcW w:w="0" w:type="auto"/>
-            <w:tcBorders>
-              <w:top w:val="single" w:sz="4" w:space="0" w:color="auto"/>
-              <w:left w:val="single" w:sz="4" w:space="0" w:color="auto"/>
-              <w:bottom w:val="single" w:sz="4" w:space="0" w:color="auto"/>
-              <w:right w:val="single" w:sz="4" w:space="0" w:color="auto"/>
-            </w:tcBorders>
-            <w:vAlign w:val="center"/>
-            <w:hideMark/>
-          </w:tcPr>
-          <w:p>
-            <w:r>
-              <w:t>25000.00</w:t>
-            </w:r>
-          </w:p>
-        </w:tc>
-      </w:tr>
-      <w:tr>
-        <w:trPr>
-          <w:tblCellSpacing w:w="15" w:type="dxa"/>
-        </w:trPr>
-        <w:tc>
-          <w:tcPr>
-            <w:tcW w:w="0" w:type="auto"/>
-            <w:tcBorders>
-              <w:top w:val="single" w:sz="4" w:space="0" w:color="auto"/>
-              <w:left w:val="single" w:sz="4" w:space="0" w:color="auto"/>
-              <w:bottom w:val="single" w:sz="4" w:space="0" w:color="auto"/>
-              <w:right w:val="single" w:sz="4" w:space="0" w:color="auto"/>
-            </w:tcBorders>
-            <w:vAlign w:val="center"/>
-            <w:hideMark/>
-          </w:tcPr>
-          <w:p>
-            <w:r>
-              <w:t>saldo_medio_var5_ult3</w:t>
-            </w:r>
-          </w:p>
-        </w:tc>
-        <w:tc>
-          <w:tcPr>
-            <w:tcW w:w="0" w:type="auto"/>
-            <w:tcBorders>
-              <w:top w:val="single" w:sz="4" w:space="0" w:color="auto"/>
-              <w:left w:val="single" w:sz="4" w:space="0" w:color="auto"/>
-              <w:bottom w:val="single" w:sz="4" w:space="0" w:color="auto"/>
-              <w:right w:val="single" w:sz="4" w:space="0" w:color="auto"/>
-            </w:tcBorders>
-            <w:vAlign w:val="center"/>
-            <w:hideMark/>
-          </w:tcPr>
-          <w:p>
-            <w:r>
-              <w:t>56.61</w:t>
-            </w:r>
-          </w:p>
-        </w:tc>
-        <w:tc>
-          <w:tcPr>
-            <w:tcW w:w="0" w:type="auto"/>
-            <w:tcBorders>
-              <w:top w:val="single" w:sz="4" w:space="0" w:color="auto"/>
-              <w:left w:val="single" w:sz="4" w:space="0" w:color="auto"/>
-              <w:bottom w:val="single" w:sz="4" w:space="0" w:color="auto"/>
-              <w:right w:val="single" w:sz="4" w:space="0" w:color="auto"/>
-            </w:tcBorders>
-            <w:vAlign w:val="center"/>
-            <w:hideMark/>
-          </w:tcPr>
-          <w:p>
-            <w:r>
-              <w:t>2852.58</w:t>
-            </w:r>
-          </w:p>
-        </w:tc>
-        <w:tc>
-          <w:tcPr>
-            <w:tcW w:w="0" w:type="auto"/>
-            <w:tcBorders>
-              <w:top w:val="single" w:sz="4" w:space="0" w:color="auto"/>
-              <w:left w:val="single" w:sz="4" w:space="0" w:color="auto"/>
-              <w:bottom w:val="single" w:sz="4" w:space="0" w:color="auto"/>
-              <w:right w:val="single" w:sz="4" w:space="0" w:color="auto"/>
-            </w:tcBorders>
-            <w:vAlign w:val="center"/>
-            <w:hideMark/>
-          </w:tcPr>
-          <w:p>
-            <w:r>
-              <w:t>0.00</w:t>
-            </w:r>
-          </w:p>
-        </w:tc>
-        <w:tc>
-          <w:tcPr>
-            <w:tcW w:w="0" w:type="auto"/>
-            <w:tcBorders>
-              <w:top w:val="single" w:sz="4" w:space="0" w:color="auto"/>
-              <w:left w:val="single" w:sz="4" w:space="0" w:color="auto"/>
-              <w:bottom w:val="single" w:sz="4" w:space="0" w:color="auto"/>
-              <w:right w:val="single" w:sz="4" w:space="0" w:color="auto"/>
-            </w:tcBorders>
-            <w:vAlign w:val="center"/>
-            <w:hideMark/>
-          </w:tcPr>
-          <w:p>
-            <w:r>
-              <w:t>0.00</w:t>
-            </w:r>
-          </w:p>
-        </w:tc>
-        <w:tc>
-          <w:tcPr>
-            <w:tcW w:w="0" w:type="auto"/>
-            <w:tcBorders>
-              <w:top w:val="single" w:sz="4" w:space="0" w:color="auto"/>
-              <w:left w:val="single" w:sz="4" w:space="0" w:color="auto"/>
-              <w:bottom w:val="single" w:sz="4" w:space="0" w:color="auto"/>
-              <w:right w:val="single" w:sz="4" w:space="0" w:color="auto"/>
-            </w:tcBorders>
-            <w:vAlign w:val="center"/>
-            <w:hideMark/>
-          </w:tcPr>
-          <w:p>
-            <w:r>
-              <w:t>0.00</w:t>
-            </w:r>
-          </w:p>
-        </w:tc>
-        <w:tc>
-          <w:tcPr>
-            <w:tcW w:w="0" w:type="auto"/>
-            <w:tcBorders>
-              <w:top w:val="single" w:sz="4" w:space="0" w:color="auto"/>
-              <w:left w:val="single" w:sz="4" w:space="0" w:color="auto"/>
-              <w:bottom w:val="single" w:sz="4" w:space="0" w:color="auto"/>
-              <w:right w:val="single" w:sz="4" w:space="0" w:color="auto"/>
-            </w:tcBorders>
-            <w:vAlign w:val="center"/>
-            <w:hideMark/>
-          </w:tcPr>
-          <w:p>
-            <w:r>
-              <w:t>0.00</w:t>
-            </w:r>
-          </w:p>
-        </w:tc>
-        <w:tc>
-          <w:tcPr>
-            <w:tcW w:w="0" w:type="auto"/>
-            <w:tcBorders>
-              <w:top w:val="single" w:sz="4" w:space="0" w:color="auto"/>
-              <w:left w:val="single" w:sz="4" w:space="0" w:color="auto"/>
-              <w:bottom w:val="single" w:sz="4" w:space="0" w:color="auto"/>
-              <w:right w:val="single" w:sz="4" w:space="0" w:color="auto"/>
-            </w:tcBorders>
-            <w:vAlign w:val="center"/>
-            <w:hideMark/>
-          </w:tcPr>
-          <w:p>
-            <w:r>
-              <w:t>296.00</w:t>
-            </w:r>
-          </w:p>
-        </w:tc>
-      </w:tr>
-      <w:tr>
-        <w:trPr>
-          <w:tblCellSpacing w:w="15" w:type="dxa"/>
-        </w:trPr>
-        <w:tc>
-          <w:tcPr>
-            <w:tcW w:w="0" w:type="auto"/>
-            <w:tcBorders>
-              <w:top w:val="single" w:sz="4" w:space="0" w:color="auto"/>
-              <w:left w:val="single" w:sz="4" w:space="0" w:color="auto"/>
-              <w:bottom w:val="single" w:sz="4" w:space="0" w:color="auto"/>
-              <w:right w:val="single" w:sz="4" w:space="0" w:color="auto"/>
-            </w:tcBorders>
-            <w:vAlign w:val="center"/>
-            <w:hideMark/>
-          </w:tcPr>
-          <w:p>
-            <w:r>
-              <w:t>saldo_var5</w:t>
-            </w:r>
-          </w:p>
-        </w:tc>
-        <w:tc>
-          <w:tcPr>
-            <w:tcW w:w="0" w:type="auto"/>
-            <w:tcBorders>
-              <w:top w:val="single" w:sz="4" w:space="0" w:color="auto"/>
-              <w:left w:val="single" w:sz="4" w:space="0" w:color="auto"/>
-              <w:bottom w:val="single" w:sz="4" w:space="0" w:color="auto"/>
-              <w:right w:val="single" w:sz="4" w:space="0" w:color="auto"/>
-            </w:tcBorders>
-            <w:vAlign w:val="center"/>
-            <w:hideMark/>
-          </w:tcPr>
-          <w:p>
-            <w:r>
-              <w:t>446.74</w:t>
-            </w:r>
-          </w:p>
-        </w:tc>
-        <w:tc>
-          <w:tcPr>
-            <w:tcW w:w="0" w:type="auto"/>
-            <w:tcBorders>
-              <w:top w:val="single" w:sz="4" w:space="0" w:color="auto"/>
-              <w:left w:val="single" w:sz="4" w:space="0" w:color="auto"/>
-              <w:bottom w:val="single" w:sz="4" w:space="0" w:color="auto"/>
-              <w:right w:val="single" w:sz="4" w:space="0" w:color="auto"/>
-            </w:tcBorders>
-            <w:vAlign w:val="center"/>
-            <w:hideMark/>
-          </w:tcPr>
-          <w:p>
-            <w:r>
-              <w:t>6363.65</w:t>
-            </w:r>
-          </w:p>
-        </w:tc>
-        <w:tc>
-          <w:tcPr>
-            <w:tcW w:w="0" w:type="auto"/>
-            <w:tcBorders>
-              <w:top w:val="single" w:sz="4" w:space="0" w:color="auto"/>
-              <w:left w:val="single" w:sz="4" w:space="0" w:color="auto"/>
-              <w:bottom w:val="single" w:sz="4" w:space="0" w:color="auto"/>
-              <w:right w:val="single" w:sz="4" w:space="0" w:color="auto"/>
-            </w:tcBorders>
-            <w:vAlign w:val="center"/>
-            <w:hideMark/>
-          </w:tcPr>
-          <w:p>
-            <w:r>
-              <w:t>0.00</w:t>
-            </w:r>
-          </w:p>
-        </w:tc>
-        <w:tc>
-          <w:tcPr>
-            <w:tcW w:w="0" w:type="auto"/>
-            <w:tcBorders>
-              <w:top w:val="single" w:sz="4" w:space="0" w:color="auto"/>
-              <w:left w:val="single" w:sz="4" w:space="0" w:color="auto"/>
-              <w:bottom w:val="single" w:sz="4" w:space="0" w:color="auto"/>
-              <w:right w:val="single" w:sz="4" w:space="0" w:color="auto"/>
-            </w:tcBorders>
-            <w:vAlign w:val="center"/>
-            <w:hideMark/>
-          </w:tcPr>
-          <w:p>
-            <w:r>
-              <w:t>0.00</w:t>
-            </w:r>
-          </w:p>
-        </w:tc>
-        <w:tc>
-          <w:tcPr>
-            <w:tcW w:w="0" w:type="auto"/>
-            <w:tcBorders>
-              <w:top w:val="single" w:sz="4" w:space="0" w:color="auto"/>
-              <w:left w:val="single" w:sz="4" w:space="0" w:color="auto"/>
-              <w:bottom w:val="single" w:sz="4" w:space="0" w:color="auto"/>
-              <w:right w:val="single" w:sz="4" w:space="0" w:color="auto"/>
-            </w:tcBorders>
-            <w:vAlign w:val="center"/>
-            <w:hideMark/>
-          </w:tcPr>
-          <w:p>
-            <w:r>
-              <w:t>0.00</w:t>
-            </w:r>
-          </w:p>
-        </w:tc>
-        <w:tc>
-          <w:tcPr>
-            <w:tcW w:w="0" w:type="auto"/>
-            <w:tcBorders>
-              <w:top w:val="single" w:sz="4" w:space="0" w:color="auto"/>
-              <w:left w:val="single" w:sz="4" w:space="0" w:color="auto"/>
-              <w:bottom w:val="single" w:sz="4" w:space="0" w:color="auto"/>
-              <w:right w:val="single" w:sz="4" w:space="0" w:color="auto"/>
-            </w:tcBorders>
-            <w:vAlign w:val="center"/>
-            <w:hideMark/>
-          </w:tcPr>
-          <w:p>
-            <w:r>
-              <w:t>0.00</w:t>
-            </w:r>
-          </w:p>
-        </w:tc>
-        <w:tc>
-          <w:tcPr>
-            <w:tcW w:w="0" w:type="auto"/>
-            <w:tcBorders>
-              <w:top w:val="single" w:sz="4" w:space="0" w:color="auto"/>
-              <w:left w:val="single" w:sz="4" w:space="0" w:color="auto"/>
-              <w:bottom w:val="single" w:sz="4" w:space="0" w:color="auto"/>
-              <w:right w:val="single" w:sz="4" w:space="0" w:color="auto"/>
-            </w:tcBorders>
-            <w:vAlign w:val="center"/>
-            <w:hideMark/>
-          </w:tcPr>
-          <w:p>
-            <w:r>
-              <w:t>25000.00</w:t>
-            </w:r>
-          </w:p>
-        </w:tc>
-      </w:tr>
-      <w:tr>
-        <w:trPr>
-          <w:tblCellSpacing w:w="15" w:type="dxa"/>
-        </w:trPr>
-        <w:tc>
-          <w:tcPr>
-            <w:tcW w:w="0" w:type="auto"/>
-            <w:tcBorders>
-              <w:top w:val="single" w:sz="4" w:space="0" w:color="auto"/>
-              <w:left w:val="single" w:sz="4" w:space="0" w:color="auto"/>
-              <w:bottom w:val="single" w:sz="4" w:space="0" w:color="auto"/>
-              <w:right w:val="single" w:sz="4" w:space="0" w:color="auto"/>
-            </w:tcBorders>
-            <w:vAlign w:val="center"/>
-            <w:hideMark/>
-          </w:tcPr>
-          <w:p>
-            <w:r>
-              <w:t>num_var22_hace2</w:t>
-            </w:r>
-          </w:p>
-        </w:tc>
-        <w:tc>
-          <w:tcPr>
-            <w:tcW w:w="0" w:type="auto"/>
-            <w:tcBorders>
-              <w:top w:val="single" w:sz="4" w:space="0" w:color="auto"/>
-              <w:left w:val="single" w:sz="4" w:space="0" w:color="auto"/>
-              <w:bottom w:val="single" w:sz="4" w:space="0" w:color="auto"/>
-              <w:right w:val="single" w:sz="4" w:space="0" w:color="auto"/>
-            </w:tcBorders>
-            <w:vAlign w:val="center"/>
-            <w:hideMark/>
-          </w:tcPr>
-          <w:p>
-            <w:r>
-              <w:t>0.03</w:t>
-            </w:r>
-          </w:p>
-        </w:tc>
-        <w:tc>
-          <w:tcPr>
-            <w:tcW w:w="0" w:type="auto"/>
-            <w:tcBorders>
-              <w:top w:val="single" w:sz="4" w:space="0" w:color="auto"/>
-              <w:left w:val="single" w:sz="4" w:space="0" w:color="auto"/>
-              <w:bottom w:val="single" w:sz="4" w:space="0" w:color="auto"/>
-              <w:right w:val="single" w:sz="4" w:space="0" w:color="auto"/>
-            </w:tcBorders>
-            <w:vAlign w:val="center"/>
-            <w:hideMark/>
-          </w:tcPr>
-          <w:p>
-            <w:r>
-              <w:t>0.19</w:t>
-            </w:r>
-          </w:p>
-        </w:tc>
-        <w:tc>
-          <w:tcPr>
-            <w:tcW w:w="0" w:type="auto"/>
-            <w:tcBorders>
-              <w:top w:val="single" w:sz="4" w:space="0" w:color="auto"/>
-              <w:left w:val="single" w:sz="4" w:space="0" w:color="auto"/>
-              <w:bottom w:val="single" w:sz="4" w:space="0" w:color="auto"/>
-              <w:right w:val="single" w:sz="4" w:space="0" w:color="auto"/>
-            </w:tcBorders>
-            <w:vAlign w:val="center"/>
-            <w:hideMark/>
-          </w:tcPr>
-          <w:p>
-            <w:r>
-              <w:t>0.00</w:t>
-            </w:r>
-          </w:p>
-        </w:tc>
-        <w:tc>
-          <w:tcPr>
-            <w:tcW w:w="0" w:type="auto"/>
-            <w:tcBorders>
-              <w:top w:val="single" w:sz="4" w:space="0" w:color="auto"/>
-              <w:left w:val="single" w:sz="4" w:space="0" w:color="auto"/>
-              <w:bottom w:val="single" w:sz="4" w:space="0" w:color="auto"/>
-              <w:right w:val="single" w:sz="4" w:space="0" w:color="auto"/>
-            </w:tcBorders>
-            <w:vAlign w:val="center"/>
-            <w:hideMark/>
-          </w:tcPr>
-          <w:p>
-            <w:r>
-              <w:t>0.00</w:t>
-            </w:r>
-          </w:p>
-        </w:tc>
-        <w:tc>
-          <w:tcPr>
-            <w:tcW w:w="0" w:type="auto"/>
-            <w:tcBorders>
-              <w:top w:val="single" w:sz="4" w:space="0" w:color="auto"/>
-              <w:left w:val="single" w:sz="4" w:space="0" w:color="auto"/>
-              <w:bottom w:val="single" w:sz="4" w:space="0" w:color="auto"/>
-              <w:right w:val="single" w:sz="4" w:space="0" w:color="auto"/>
-            </w:tcBorders>
-            <w:vAlign w:val="center"/>
-            <w:hideMark/>
-          </w:tcPr>
-          <w:p>
-            <w:r>
-              <w:t>0.00</w:t>
-            </w:r>
-          </w:p>
-        </w:tc>
-        <w:tc>
-          <w:tcPr>
-            <w:tcW w:w="0" w:type="auto"/>
-            <w:tcBorders>
-              <w:top w:val="single" w:sz="4" w:space="0" w:color="auto"/>
-              <w:left w:val="single" w:sz="4" w:space="0" w:color="auto"/>
-              <w:bottom w:val="single" w:sz="4" w:space="0" w:color="auto"/>
-              <w:right w:val="single" w:sz="4" w:space="0" w:color="auto"/>
-            </w:tcBorders>
-            <w:vAlign w:val="center"/>
-            <w:hideMark/>
-          </w:tcPr>
-          <w:p>
-            <w:r>
-              <w:t>0.00</w:t>
-            </w:r>
-          </w:p>
-        </w:tc>
-        <w:tc>
-          <w:tcPr>
-            <w:tcW w:w="0" w:type="auto"/>
-            <w:tcBorders>
-              <w:top w:val="single" w:sz="4" w:space="0" w:color="auto"/>
-              <w:left w:val="single" w:sz="4" w:space="0" w:color="auto"/>
-              <w:bottom w:val="single" w:sz="4" w:space="0" w:color="auto"/>
-              <w:right w:val="single" w:sz="4" w:space="0" w:color="auto"/>
-            </w:tcBorders>
-            <w:vAlign w:val="center"/>
-            <w:hideMark/>
-          </w:tcPr>
-          <w:p>
-            <w:r>
-              <w:t>3.00</w:t>
-            </w:r>
-          </w:p>
-        </w:tc>
-      </w:tr>
-      <w:tr>
-        <w:trPr>
-          <w:tblCellSpacing w:w="15" w:type="dxa"/>
-        </w:trPr>
-        <w:tc>
-          <w:tcPr>
-            <w:tcW w:w="0" w:type="auto"/>
-            <w:tcBorders>
-              <w:top w:val="single" w:sz="4" w:space="0" w:color="auto"/>
-              <w:left w:val="single" w:sz="4" w:space="0" w:color="auto"/>
-              <w:bottom w:val="single" w:sz="4" w:space="0" w:color="auto"/>
-              <w:right w:val="single" w:sz="4" w:space="0" w:color="auto"/>
-            </w:tcBorders>
-            <w:vAlign w:val="center"/>
-            <w:hideMark/>
-          </w:tcPr>
-          <w:p>
-            <w:r>
-              <w:t>num_var22_ult3</w:t>
-            </w:r>
-          </w:p>
-        </w:tc>
-        <w:tc>
-          <w:tcPr>
-            <w:tcW w:w="0" w:type="auto"/>
-            <w:tcBorders>
-              <w:top w:val="single" w:sz="4" w:space="0" w:color="auto"/>
-              <w:left w:val="single" w:sz="4" w:space="0" w:color="auto"/>
-              <w:bottom w:val="single" w:sz="4" w:space="0" w:color="auto"/>
-              <w:right w:val="single" w:sz="4" w:space="0" w:color="auto"/>
-            </w:tcBorders>
-            <w:vAlign w:val="center"/>
-            <w:hideMark/>
-          </w:tcPr>
-          <w:p>
-            <w:r>
-              <w:t>0.12</w:t>
-            </w:r>
-          </w:p>
-        </w:tc>
-        <w:tc>
-          <w:tcPr>
-            <w:tcW w:w="0" w:type="auto"/>
-            <w:tcBorders>
-              <w:top w:val="single" w:sz="4" w:space="0" w:color="auto"/>
-              <w:left w:val="single" w:sz="4" w:space="0" w:color="auto"/>
-              <w:bottom w:val="single" w:sz="4" w:space="0" w:color="auto"/>
-              <w:right w:val="single" w:sz="4" w:space="0" w:color="auto"/>
-            </w:tcBorders>
-            <w:vAlign w:val="center"/>
-            <w:hideMark/>
-          </w:tcPr>
-          <w:p>
-            <w:r>
-              <w:t>0.50</w:t>
-            </w:r>
-          </w:p>
-        </w:tc>
-        <w:tc>
-          <w:tcPr>
-            <w:tcW w:w="0" w:type="auto"/>
-            <w:tcBorders>
-              <w:top w:val="single" w:sz="4" w:space="0" w:color="auto"/>
-              <w:left w:val="single" w:sz="4" w:space="0" w:color="auto"/>
-              <w:bottom w:val="single" w:sz="4" w:space="0" w:color="auto"/>
-              <w:right w:val="single" w:sz="4" w:space="0" w:color="auto"/>
-            </w:tcBorders>
-            <w:vAlign w:val="center"/>
-            <w:hideMark/>
-          </w:tcPr>
-          <w:p>
-            <w:r>
-              <w:t>0.00</w:t>
-            </w:r>
-          </w:p>
-        </w:tc>
-        <w:tc>
-          <w:tcPr>
-            <w:tcW w:w="0" w:type="auto"/>
-            <w:tcBorders>
-              <w:top w:val="single" w:sz="4" w:space="0" w:color="auto"/>
-              <w:left w:val="single" w:sz="4" w:space="0" w:color="auto"/>
-              <w:bottom w:val="single" w:sz="4" w:space="0" w:color="auto"/>
-              <w:right w:val="single" w:sz="4" w:space="0" w:color="auto"/>
-            </w:tcBorders>
-            <w:vAlign w:val="center"/>
-            <w:hideMark/>
-          </w:tcPr>
-          <w:p>
-            <w:r>
-              <w:t>0.00</w:t>
-            </w:r>
-          </w:p>
-        </w:tc>
-        <w:tc>
-          <w:tcPr>
-            <w:tcW w:w="0" w:type="auto"/>
-            <w:tcBorders>
-              <w:top w:val="single" w:sz="4" w:space="0" w:color="auto"/>
-              <w:left w:val="single" w:sz="4" w:space="0" w:color="auto"/>
-              <w:bottom w:val="single" w:sz="4" w:space="0" w:color="auto"/>
-              <w:right w:val="single" w:sz="4" w:space="0" w:color="auto"/>
-            </w:tcBorders>
-            <w:vAlign w:val="center"/>
-            <w:hideMark/>
-          </w:tcPr>
-          <w:p>
-            <w:r>
-              <w:t>0.00</w:t>
-            </w:r>
-          </w:p>
-        </w:tc>
-        <w:tc>
-          <w:tcPr>
-            <w:tcW w:w="0" w:type="auto"/>
-            <w:tcBorders>
-              <w:top w:val="single" w:sz="4" w:space="0" w:color="auto"/>
-              <w:left w:val="single" w:sz="4" w:space="0" w:color="auto"/>
-              <w:bottom w:val="single" w:sz="4" w:space="0" w:color="auto"/>
-              <w:right w:val="single" w:sz="4" w:space="0" w:color="auto"/>
-            </w:tcBorders>
-            <w:vAlign w:val="center"/>
-            <w:hideMark/>
-          </w:tcPr>
-          <w:p>
-            <w:r>
-              <w:t>0.00</w:t>
-            </w:r>
-          </w:p>
-        </w:tc>
-        <w:tc>
-          <w:tcPr>
-            <w:tcW w:w="0" w:type="auto"/>
-            <w:tcBorders>
-              <w:top w:val="single" w:sz="4" w:space="0" w:color="auto"/>
-              <w:left w:val="single" w:sz="4" w:space="0" w:color="auto"/>
-              <w:bottom w:val="single" w:sz="4" w:space="0" w:color="auto"/>
-              <w:right w:val="single" w:sz="4" w:space="0" w:color="auto"/>
-            </w:tcBorders>
-            <w:vAlign w:val="center"/>
-            <w:hideMark/>
-          </w:tcPr>
-          <w:p>
-            <w:r>
-              <w:t>8.00</w:t>
-            </w:r>
-          </w:p>
-        </w:tc>
-      </w:tr>
-      <w:tr>
-        <w:trPr>
-          <w:tblCellSpacing w:w="15" w:type="dxa"/>
-        </w:trPr>
-        <w:tc>
-          <w:tcPr>
-            <w:tcW w:w="0" w:type="auto"/>
-            <w:tcBorders>
-              <w:top w:val="single" w:sz="4" w:space="0" w:color="auto"/>
-              <w:left w:val="single" w:sz="4" w:space="0" w:color="auto"/>
-              <w:bottom w:val="single" w:sz="4" w:space="0" w:color="auto"/>
-              <w:right w:val="single" w:sz="4" w:space="0" w:color="auto"/>
-            </w:tcBorders>
-            <w:vAlign w:val="center"/>
-            <w:hideMark/>
-          </w:tcPr>
-          <w:p>
-            <w:r>
-              <w:t>imp_op_var41_efect_ult1</w:t>
-            </w:r>
-          </w:p>
-        </w:tc>
-        <w:tc>
-          <w:tcPr>
-            <w:tcW w:w="0" w:type="auto"/>
-            <w:tcBorders>
-              <w:top w:val="single" w:sz="4" w:space="0" w:color="auto"/>
-              <w:left w:val="single" w:sz="4" w:space="0" w:color="auto"/>
-              <w:bottom w:val="single" w:sz="4" w:space="0" w:color="auto"/>
-              <w:right w:val="single" w:sz="4" w:space="0" w:color="auto"/>
-            </w:tcBorders>
-            <w:vAlign w:val="center"/>
-            <w:hideMark/>
-          </w:tcPr>
-          <w:p>
-            <w:r>
-              <w:t>12.30</w:t>
-            </w:r>
-          </w:p>
-        </w:tc>
-        <w:tc>
-          <w:tcPr>
-            <w:tcW w:w="0" w:type="auto"/>
-            <w:tcBorders>
-              <w:top w:val="single" w:sz="4" w:space="0" w:color="auto"/>
-              <w:left w:val="single" w:sz="4" w:space="0" w:color="auto"/>
-              <w:bottom w:val="single" w:sz="4" w:space="0" w:color="auto"/>
-              <w:right w:val="single" w:sz="4" w:space="0" w:color="auto"/>
-            </w:tcBorders>
-            <w:vAlign w:val="center"/>
-            <w:hideMark/>
-          </w:tcPr>
-          <w:p>
-            <w:r>
-              <w:t>88.90</w:t>
-            </w:r>
-          </w:p>
-        </w:tc>
-        <w:tc>
-          <w:tcPr>
-            <w:tcW w:w="0" w:type="auto"/>
-            <w:tcBorders>
-              <w:top w:val="single" w:sz="4" w:space="0" w:color="auto"/>
-              <w:left w:val="single" w:sz="4" w:space="0" w:color="auto"/>
-              <w:bottom w:val="single" w:sz="4" w:space="0" w:color="auto"/>
-              <w:right w:val="single" w:sz="4" w:space="0" w:color="auto"/>
-            </w:tcBorders>
-            <w:vAlign w:val="center"/>
-            <w:hideMark/>
-          </w:tcPr>
-          <w:p>
-            <w:r>
-              <w:t>0.00</w:t>
-            </w:r>
-          </w:p>
-        </w:tc>
-        <w:tc>
-          <w:tcPr>
-            <w:tcW w:w="0" w:type="auto"/>
-            <w:tcBorders>
-              <w:top w:val="single" w:sz="4" w:space="0" w:color="auto"/>
-              <w:left w:val="single" w:sz="4" w:space="0" w:color="auto"/>
-              <w:bottom w:val="single" w:sz="4" w:space="0" w:color="auto"/>
-              <w:right w:val="single" w:sz="4" w:space="0" w:color="auto"/>
-            </w:tcBorders>
-            <w:vAlign w:val="center"/>
-            <w:hideMark/>
-          </w:tcPr>
-          <w:p>
-            <w:r>
-              <w:t>0.00</w:t>
-            </w:r>
-          </w:p>
-        </w:tc>
-        <w:tc>
-          <w:tcPr>
-            <w:tcW w:w="0" w:type="auto"/>
-            <w:tcBorders>
-              <w:top w:val="single" w:sz="4" w:space="0" w:color="auto"/>
-              <w:left w:val="single" w:sz="4" w:space="0" w:color="auto"/>
-              <w:bottom w:val="single" w:sz="4" w:space="0" w:color="auto"/>
-              <w:right w:val="single" w:sz="4" w:space="0" w:color="auto"/>
-            </w:tcBorders>
-            <w:vAlign w:val="center"/>
-            <w:hideMark/>
-          </w:tcPr>
-          <w:p>
-            <w:r>
-              <w:t>0.00</w:t>
-            </w:r>
-          </w:p>
-        </w:tc>
-        <w:tc>
-          <w:tcPr>
-            <w:tcW w:w="0" w:type="auto"/>
-            <w:tcBorders>
-              <w:top w:val="single" w:sz="4" w:space="0" w:color="auto"/>
-              <w:left w:val="single" w:sz="4" w:space="0" w:color="auto"/>
-              <w:bottom w:val="single" w:sz="4" w:space="0" w:color="auto"/>
-              <w:right w:val="single" w:sz="4" w:space="0" w:color="auto"/>
-            </w:tcBorders>
-            <w:vAlign w:val="center"/>
-            <w:hideMark/>
-          </w:tcPr>
-          <w:p>
-            <w:r>
-              <w:t>0.00</w:t>
-            </w:r>
-          </w:p>
-        </w:tc>
-        <w:tc>
-          <w:tcPr>
-            <w:tcW w:w="0" w:type="auto"/>
-            <w:tcBorders>
-              <w:top w:val="single" w:sz="4" w:space="0" w:color="auto"/>
-              <w:left w:val="single" w:sz="4" w:space="0" w:color="auto"/>
-              <w:bottom w:val="single" w:sz="4" w:space="0" w:color="auto"/>
-              <w:right w:val="single" w:sz="4" w:space="0" w:color="auto"/>
-            </w:tcBorders>
-            <w:vAlign w:val="center"/>
-            <w:hideMark/>
-          </w:tcPr>
-          <w:p>
-            <w:r>
-              <w:t>2500.00</w:t>
-            </w:r>
-          </w:p>
-        </w:tc>
-      </w:tr>
-      <w:tr>
-        <w:trPr>
-          <w:tblCellSpacing w:w="15" w:type="dxa"/>
-        </w:trPr>
-        <w:tc>
-          <w:tcPr>
-            <w:tcW w:w="0" w:type="auto"/>
-            <w:tcBorders>
-              <w:top w:val="single" w:sz="4" w:space="0" w:color="auto"/>
-              <w:left w:val="single" w:sz="4" w:space="0" w:color="auto"/>
-              <w:bottom w:val="single" w:sz="4" w:space="0" w:color="auto"/>
-              <w:right w:val="single" w:sz="4" w:space="0" w:color="auto"/>
-            </w:tcBorders>
-            <w:vAlign w:val="center"/>
-            <w:hideMark/>
-          </w:tcPr>
-          <w:p>
-            <w:r>
-              <w:t>num_mes_var13_largo_ult3</w:t>
-            </w:r>
-          </w:p>
-        </w:tc>
-        <w:tc>
-          <w:tcPr>
-            <w:tcW w:w="0" w:type="auto"/>
-            <w:tcBorders>
-              <w:top w:val="single" w:sz="4" w:space="0" w:color="auto"/>
-              <w:left w:val="single" w:sz="4" w:space="0" w:color="auto"/>
-              <w:bottom w:val="single" w:sz="4" w:space="0" w:color="auto"/>
-              <w:right w:val="single" w:sz="4" w:space="0" w:color="auto"/>
-            </w:tcBorders>
-            <w:vAlign w:val="center"/>
-            <w:hideMark/>
-          </w:tcPr>
-          <w:p>
-            <w:r>
-              <w:t>0.03</w:t>
-            </w:r>
-          </w:p>
-        </w:tc>
-        <w:tc>
-          <w:tcPr>
-            <w:tcW w:w="0" w:type="auto"/>
-            <w:tcBorders>
-              <w:top w:val="single" w:sz="4" w:space="0" w:color="auto"/>
-              <w:left w:val="single" w:sz="4" w:space="0" w:color="auto"/>
-              <w:bottom w:val="single" w:sz="4" w:space="0" w:color="auto"/>
-              <w:right w:val="single" w:sz="4" w:space="0" w:color="auto"/>
-            </w:tcBorders>
-            <w:vAlign w:val="center"/>
-            <w:hideMark/>
-          </w:tcPr>
-          <w:p>
-            <w:r>
-              <w:t>0.21</w:t>
-            </w:r>
-          </w:p>
-        </w:tc>
-        <w:tc>
-          <w:tcPr>
-            <w:tcW w:w="0" w:type="auto"/>
-            <w:tcBorders>
-              <w:top w:val="single" w:sz="4" w:space="0" w:color="auto"/>
-              <w:left w:val="single" w:sz="4" w:space="0" w:color="auto"/>
-              <w:bottom w:val="single" w:sz="4" w:space="0" w:color="auto"/>
-              <w:right w:val="single" w:sz="4" w:space="0" w:color="auto"/>
-            </w:tcBorders>
-            <w:vAlign w:val="center"/>
-            <w:hideMark/>
-          </w:tcPr>
-          <w:p>
-            <w:r>
-              <w:t>0.00</w:t>
-            </w:r>
-          </w:p>
-        </w:tc>
-        <w:tc>
-          <w:tcPr>
-            <w:tcW w:w="0" w:type="auto"/>
-            <w:tcBorders>
-              <w:top w:val="single" w:sz="4" w:space="0" w:color="auto"/>
-              <w:left w:val="single" w:sz="4" w:space="0" w:color="auto"/>
-              <w:bottom w:val="single" w:sz="4" w:space="0" w:color="auto"/>
-              <w:right w:val="single" w:sz="4" w:space="0" w:color="auto"/>
-            </w:tcBorders>
-            <w:vAlign w:val="center"/>
-            <w:hideMark/>
-          </w:tcPr>
-          <w:p>
-            <w:r>
-              <w:t>0.00</w:t>
-            </w:r>
-          </w:p>
-        </w:tc>
-        <w:tc>
-          <w:tcPr>
-            <w:tcW w:w="0" w:type="auto"/>
-            <w:tcBorders>
-              <w:top w:val="single" w:sz="4" w:space="0" w:color="auto"/>
-              <w:left w:val="single" w:sz="4" w:space="0" w:color="auto"/>
-              <w:bottom w:val="single" w:sz="4" w:space="0" w:color="auto"/>
-              <w:right w:val="single" w:sz="4" w:space="0" w:color="auto"/>
-            </w:tcBorders>
-            <w:vAlign w:val="center"/>
-            <w:hideMark/>
-          </w:tcPr>
-          <w:p>
-            <w:r>
-              <w:t>0.00</w:t>
-            </w:r>
-          </w:p>
-        </w:tc>
-        <w:tc>
-          <w:tcPr>
-            <w:tcW w:w="0" w:type="auto"/>
-            <w:tcBorders>
-              <w:top w:val="single" w:sz="4" w:space="0" w:color="auto"/>
-              <w:left w:val="single" w:sz="4" w:space="0" w:color="auto"/>
-              <w:bottom w:val="single" w:sz="4" w:space="0" w:color="auto"/>
-              <w:right w:val="single" w:sz="4" w:space="0" w:color="auto"/>
-            </w:tcBorders>
-            <w:vAlign w:val="center"/>
-            <w:hideMark/>
-          </w:tcPr>
-          <w:p>
-            <w:r>
-              <w:t>0.00</w:t>
-            </w:r>
-          </w:p>
-        </w:tc>
-        <w:tc>
-          <w:tcPr>
-            <w:tcW w:w="0" w:type="auto"/>
-            <w:tcBorders>
-              <w:top w:val="single" w:sz="4" w:space="0" w:color="auto"/>
-              <w:left w:val="single" w:sz="4" w:space="0" w:color="auto"/>
-              <w:bottom w:val="single" w:sz="4" w:space="0" w:color="auto"/>
-              <w:right w:val="single" w:sz="4" w:space="0" w:color="auto"/>
-            </w:tcBorders>
-            <w:vAlign w:val="center"/>
-            <w:hideMark/>
-          </w:tcPr>
-          <w:p>
-            <w:r>
-              <w:t>3.00</w:t>
-            </w:r>
-          </w:p>
-        </w:tc>
-      </w:tr>
-      <w:tr>
-        <w:trPr>
-          <w:tblCellSpacing w:w="15" w:type="dxa"/>
-        </w:trPr>
-        <w:tc>
-          <w:tcPr>
-            <w:tcW w:w="0" w:type="auto"/>
-            <w:tcBorders>
-              <w:top w:val="single" w:sz="4" w:space="0" w:color="auto"/>
-              <w:left w:val="single" w:sz="4" w:space="0" w:color="auto"/>
-              <w:bottom w:val="single" w:sz="4" w:space="0" w:color="auto"/>
-              <w:right w:val="single" w:sz="4" w:space="0" w:color="auto"/>
-            </w:tcBorders>
-            <w:vAlign w:val="center"/>
-            <w:hideMark/>
-          </w:tcPr>
-          <w:p>
-            <w:r>
-              <w:t>ind_var24</w:t>
-            </w:r>
-          </w:p>
-        </w:tc>
-        <w:tc>
-          <w:tcPr>
-            <w:tcW w:w="0" w:type="auto"/>
-            <w:tcBorders>
-              <w:top w:val="single" w:sz="4" w:space="0" w:color="auto"/>
-              <w:left w:val="single" w:sz="4" w:space="0" w:color="auto"/>
-              <w:bottom w:val="single" w:sz="4" w:space="0" w:color="auto"/>
-              <w:right w:val="single" w:sz="4" w:space="0" w:color="auto"/>
-            </w:tcBorders>
-            <w:vAlign w:val="center"/>
-            <w:hideMark/>
-          </w:tcPr>
-          <w:p>
-            <w:r>
-              <w:t>0.00</w:t>
-            </w:r>
-          </w:p>
-        </w:tc>
-        <w:tc>
-          <w:tcPr>
-            <w:tcW w:w="0" w:type="auto"/>
-            <w:tcBorders>
-              <w:top w:val="single" w:sz="4" w:space="0" w:color="auto"/>
-              <w:left w:val="single" w:sz="4" w:space="0" w:color="auto"/>
-              <w:bottom w:val="single" w:sz="4" w:space="0" w:color="auto"/>
-              <w:right w:val="single" w:sz="4" w:space="0" w:color="auto"/>
-            </w:tcBorders>
-            <w:vAlign w:val="center"/>
-            <w:hideMark/>
-          </w:tcPr>
-          <w:p>
-            <w:r>
-              <w:t>0.02</w:t>
-            </w:r>
-          </w:p>
-        </w:tc>
-        <w:tc>
-          <w:tcPr>
-            <w:tcW w:w="0" w:type="auto"/>
-            <w:tcBorders>
-              <w:top w:val="single" w:sz="4" w:space="0" w:color="auto"/>
-              <w:left w:val="single" w:sz="4" w:space="0" w:color="auto"/>
-              <w:bottom w:val="single" w:sz="4" w:space="0" w:color="auto"/>
-              <w:right w:val="single" w:sz="4" w:space="0" w:color="auto"/>
-            </w:tcBorders>
-            <w:vAlign w:val="center"/>
-            <w:hideMark/>
-          </w:tcPr>
-          <w:p>
-            <w:r>
-              <w:t>0.00</w:t>
-            </w:r>
-          </w:p>
-        </w:tc>
-        <w:tc>
-          <w:tcPr>
-            <w:tcW w:w="0" w:type="auto"/>
-            <w:tcBorders>
-              <w:top w:val="single" w:sz="4" w:space="0" w:color="auto"/>
-              <w:left w:val="single" w:sz="4" w:space="0" w:color="auto"/>
-              <w:bottom w:val="single" w:sz="4" w:space="0" w:color="auto"/>
-              <w:right w:val="single" w:sz="4" w:space="0" w:color="auto"/>
-            </w:tcBorders>
-            <w:vAlign w:val="center"/>
-            <w:hideMark/>
-          </w:tcPr>
-          <w:p>
-            <w:r>
-              <w:t>0.00</w:t>
-            </w:r>
-          </w:p>
-        </w:tc>
-        <w:tc>
-          <w:tcPr>
-            <w:tcW w:w="0" w:type="auto"/>
-            <w:tcBorders>
-              <w:top w:val="single" w:sz="4" w:space="0" w:color="auto"/>
-              <w:left w:val="single" w:sz="4" w:space="0" w:color="auto"/>
-              <w:bottom w:val="single" w:sz="4" w:space="0" w:color="auto"/>
-              <w:right w:val="single" w:sz="4" w:space="0" w:color="auto"/>
-            </w:tcBorders>
-            <w:vAlign w:val="center"/>
-            <w:hideMark/>
-          </w:tcPr>
-          <w:p>
-            <w:r>
-              <w:t>0.00</w:t>
-            </w:r>
-          </w:p>
-        </w:tc>
-        <w:tc>
-          <w:tcPr>
-            <w:tcW w:w="0" w:type="auto"/>
-            <w:tcBorders>
-              <w:top w:val="single" w:sz="4" w:space="0" w:color="auto"/>
-              <w:left w:val="single" w:sz="4" w:space="0" w:color="auto"/>
-              <w:bottom w:val="single" w:sz="4" w:space="0" w:color="auto"/>
-              <w:right w:val="single" w:sz="4" w:space="0" w:color="auto"/>
-            </w:tcBorders>
-            <w:vAlign w:val="center"/>
-            <w:hideMark/>
-          </w:tcPr>
-          <w:p>
-            <w:r>
-              <w:t>0.00</w:t>
-            </w:r>
-          </w:p>
-        </w:tc>
-        <w:tc>
-          <w:tcPr>
-            <w:tcW w:w="0" w:type="auto"/>
-            <w:tcBorders>
-              <w:top w:val="single" w:sz="4" w:space="0" w:color="auto"/>
-              <w:left w:val="single" w:sz="4" w:space="0" w:color="auto"/>
-              <w:bottom w:val="single" w:sz="4" w:space="0" w:color="auto"/>
-              <w:right w:val="single" w:sz="4" w:space="0" w:color="auto"/>
-            </w:tcBorders>
-            <w:vAlign w:val="center"/>
-            <w:hideMark/>
-          </w:tcPr>
-          <w:p>
-            <w:r>
-              <w:t>1.00</w:t>
-            </w:r>
-          </w:p>
-        </w:tc>
-      </w:tr>
-    </w:tbl>
-    <w:p/>
-    <w:p/>
-    <w:p>
+      <w:proofErr w:type="spellStart"/>
       <w:r>
         <w:rPr>
           <w:rFonts w:hint="eastAsia"/>
         </w:rPr>
-        <w:lastRenderedPageBreak/>
-        <w:t>(해석)</w:t>
+        <w:t>결측치는</w:t>
+      </w:r>
+      <w:proofErr w:type="spellEnd"/>
+      <w:r>
+        <w:t xml:space="preserve"> 전체적으로 낮은 수준이지만, 특정 변수에서 일부 </w:t>
+      </w:r>
+      <w:proofErr w:type="spellStart"/>
+      <w:r>
+        <w:t>결측값이</w:t>
+      </w:r>
+      <w:proofErr w:type="spellEnd"/>
+      <w:r>
+        <w:t xml:space="preserve"> 확인되었으며 향후 </w:t>
+      </w:r>
+      <w:proofErr w:type="spellStart"/>
+      <w:r>
+        <w:t>전처리</w:t>
+      </w:r>
+      <w:proofErr w:type="spellEnd"/>
+      <w:r>
+        <w:t xml:space="preserve"> 과정에서 적절한 대치 전략이 필요하다.</w:t>
       </w:r>
     </w:p>
     <w:p>
       <w:pPr>
-        <w:ind w:left="720"/>
-      </w:pPr>
-      <w:r>
-        <w:t xml:space="preserve">주요 피처들의 기술통계를 분석한 결과, 대부분의 변수는 중앙값(50%)과 사분위수(25%, 75%) 값이 0에 위치하며 희소(sparse)한 분포 특성을 나타냈다. 반면 </w:t>
-      </w:r>
-      <w:r>
-        <w:rPr>
-          <w:b/>
-          <w:bCs/>
-        </w:rPr>
-        <w:t>var15(고객 연령)</w:t>
-      </w:r>
-      <w:r>
-        <w:t xml:space="preserve">과 </w:t>
-      </w:r>
-      <w:r>
-        <w:rPr>
-          <w:b/>
-          <w:bCs/>
-        </w:rPr>
-        <w:t>var38(금액 규모)</w:t>
-      </w:r>
-      <w:r>
-        <w:t xml:space="preserve">는 범위와 표준편차가 크며 이상치가 존재하는 비정규 분포 형태를 보였다. 특히 </w:t>
+        <w:rPr>
+          <w:rFonts w:hint="eastAsia"/>
+        </w:rPr>
+      </w:pPr>
+      <w:r>
+        <w:rPr>
+          <w:rFonts w:hint="eastAsia"/>
+        </w:rPr>
+        <w:t>전반적으로</w:t>
+      </w:r>
+      <w:r>
+        <w:t xml:space="preserve"> 수치형 변수들은 분포의 편향, 스케일 차이, 희소성이 존재하므로, 후속 모델링 과정에서 </w:t>
       </w:r>
       <w:proofErr w:type="spellStart"/>
       <w:r>
         <w:rPr>
-          <w:b/>
-          <w:bCs/>
-        </w:rPr>
-        <w:t>saldo_medio</w:t>
+          <w:rFonts w:hint="eastAsia"/>
+        </w:rPr>
+        <w:t>StandardScaling</w:t>
       </w:r>
       <w:proofErr w:type="spellEnd"/>
       <w:r>
-        <w:t xml:space="preserve">와 </w:t>
-      </w:r>
-      <w:proofErr w:type="spellStart"/>
-      <w:r>
-        <w:rPr>
-          <w:b/>
-          <w:bCs/>
-        </w:rPr>
-        <w:t>imp_var</w:t>
-      </w:r>
-      <w:proofErr w:type="spellEnd"/>
-      <w:r>
-        <w:t xml:space="preserve"> 계열 변수들은 최댓값과 평균 간 차이가 매우 커 </w:t>
-      </w:r>
-      <w:proofErr w:type="spellStart"/>
-      <w:r>
-        <w:t>극단값의</w:t>
-      </w:r>
-      <w:proofErr w:type="spellEnd"/>
-      <w:r>
-        <w:t xml:space="preserve"> 영향이 큼을 확인하였다. 이러한 결과는 금융 활동 규모와 특정 서비스 이용 여부가 고객 만족도 예측에 중요한 역할을 한다는 모델 피처 중요도 결과와 일치한다.</w:t>
+        <w:rPr>
+          <w:rFonts w:hint="eastAsia"/>
+        </w:rPr>
+        <w:t xml:space="preserve">, </w:t>
+      </w:r>
+      <w:r>
+        <w:t>로그 변환(Log Transformation), 이상치 처리와 같은 추가 전처리가 필요할 것으로 판단된다.</w:t>
       </w:r>
     </w:p>
     <w:p>
@@ -3868,11 +248,12 @@
       </w:r>
     </w:p>
     <w:p>
-      <w:pPr>
+      <w:r>
         <w:rPr>
           <w:rFonts w:hint="eastAsia"/>
         </w:rPr>
-      </w:pPr>
+        <w:t xml:space="preserve">전체 피처를 분석한 결과 </w:t>
+      </w:r>
       <w:r>
         <w:t>대부분의 피처가 0에 편중된 희소 분포를 보이며, 일부 변수는 긴 꼬리를 가진 비정규 분포 형태가 확인되었다.</w:t>
       </w:r>
@@ -3884,7 +265,7 @@
           <w:noProof/>
         </w:rPr>
         <w:drawing>
-          <wp:inline distT="0" distB="0" distL="0" distR="0" wp14:anchorId="7097D16D" wp14:editId="23C38FEF">
+          <wp:inline distT="0" distB="0" distL="0" distR="0" wp14:anchorId="7097D16D" wp14:editId="43DD8D71">
             <wp:extent cx="6645910" cy="1102360"/>
             <wp:effectExtent l="0" t="0" r="2540" b="2540"/>
             <wp:docPr id="1601813788" name="그림 89"/>
@@ -3896,6 +277,53 @@
                 <pic:pic xmlns:pic="http://schemas.openxmlformats.org/drawingml/2006/picture">
                   <pic:nvPicPr>
                     <pic:cNvPr id="1601813788" name="그림 1601813788"/>
+                    <pic:cNvPicPr/>
+                  </pic:nvPicPr>
+                  <pic:blipFill>
+                    <a:blip r:embed="rId8" cstate="print">
+                      <a:extLst>
+                        <a:ext uri="{28A0092B-C50C-407E-A947-70E740481C1C}">
+                          <a14:useLocalDpi xmlns:a14="http://schemas.microsoft.com/office/drawing/2010/main" val="0"/>
+                        </a:ext>
+                      </a:extLst>
+                    </a:blip>
+                    <a:stretch>
+                      <a:fillRect/>
+                    </a:stretch>
+                  </pic:blipFill>
+                  <pic:spPr>
+                    <a:xfrm>
+                      <a:off x="0" y="0"/>
+                      <a:ext cx="6645910" cy="1102360"/>
+                    </a:xfrm>
+                    <a:prstGeom prst="rect">
+                      <a:avLst/>
+                    </a:prstGeom>
+                  </pic:spPr>
+                </pic:pic>
+              </a:graphicData>
+            </a:graphic>
+          </wp:inline>
+        </w:drawing>
+      </w:r>
+      <w:r>
+        <w:rPr>
+          <w:rFonts w:hint="eastAsia"/>
+          <w:noProof/>
+        </w:rPr>
+        <w:drawing>
+          <wp:inline distT="0" distB="0" distL="0" distR="0" wp14:anchorId="46F91688" wp14:editId="5BB82E85">
+            <wp:extent cx="6645910" cy="1102360"/>
+            <wp:effectExtent l="0" t="0" r="2540" b="2540"/>
+            <wp:docPr id="1782241966" name="그림 90"/>
+            <wp:cNvGraphicFramePr>
+              <a:graphicFrameLocks xmlns:a="http://schemas.openxmlformats.org/drawingml/2006/main" noChangeAspect="1"/>
+            </wp:cNvGraphicFramePr>
+            <a:graphic xmlns:a="http://schemas.openxmlformats.org/drawingml/2006/main">
+              <a:graphicData uri="http://schemas.openxmlformats.org/drawingml/2006/picture">
+                <pic:pic xmlns:pic="http://schemas.openxmlformats.org/drawingml/2006/picture">
+                  <pic:nvPicPr>
+                    <pic:cNvPr id="1782241966" name="그림 1782241966"/>
                     <pic:cNvPicPr/>
                   </pic:nvPicPr>
                   <pic:blipFill>
@@ -3931,10 +359,10 @@
           <w:noProof/>
         </w:rPr>
         <w:drawing>
-          <wp:inline distT="0" distB="0" distL="0" distR="0" wp14:anchorId="46F91688" wp14:editId="111668EA">
-            <wp:extent cx="6645910" cy="1102360"/>
-            <wp:effectExtent l="0" t="0" r="2540" b="2540"/>
-            <wp:docPr id="1782241966" name="그림 90"/>
+          <wp:inline distT="0" distB="0" distL="0" distR="0" wp14:anchorId="0BC261CE" wp14:editId="7E1DE3C6">
+            <wp:extent cx="6645910" cy="1102995"/>
+            <wp:effectExtent l="0" t="0" r="2540" b="1905"/>
+            <wp:docPr id="1653478221" name="그림 91"/>
             <wp:cNvGraphicFramePr>
               <a:graphicFrameLocks xmlns:a="http://schemas.openxmlformats.org/drawingml/2006/main" noChangeAspect="1"/>
             </wp:cNvGraphicFramePr>
@@ -3942,11 +370,58 @@
               <a:graphicData uri="http://schemas.openxmlformats.org/drawingml/2006/picture">
                 <pic:pic xmlns:pic="http://schemas.openxmlformats.org/drawingml/2006/picture">
                   <pic:nvPicPr>
-                    <pic:cNvPr id="1782241966" name="그림 1782241966"/>
+                    <pic:cNvPr id="1653478221" name="그림 1653478221"/>
                     <pic:cNvPicPr/>
                   </pic:nvPicPr>
                   <pic:blipFill>
                     <a:blip r:embed="rId10" cstate="print">
+                      <a:extLst>
+                        <a:ext uri="{28A0092B-C50C-407E-A947-70E740481C1C}">
+                          <a14:useLocalDpi xmlns:a14="http://schemas.microsoft.com/office/drawing/2010/main" val="0"/>
+                        </a:ext>
+                      </a:extLst>
+                    </a:blip>
+                    <a:stretch>
+                      <a:fillRect/>
+                    </a:stretch>
+                  </pic:blipFill>
+                  <pic:spPr>
+                    <a:xfrm>
+                      <a:off x="0" y="0"/>
+                      <a:ext cx="6645910" cy="1102995"/>
+                    </a:xfrm>
+                    <a:prstGeom prst="rect">
+                      <a:avLst/>
+                    </a:prstGeom>
+                  </pic:spPr>
+                </pic:pic>
+              </a:graphicData>
+            </a:graphic>
+          </wp:inline>
+        </w:drawing>
+      </w:r>
+      <w:r>
+        <w:rPr>
+          <w:rFonts w:hint="eastAsia"/>
+          <w:noProof/>
+        </w:rPr>
+        <w:drawing>
+          <wp:inline distT="0" distB="0" distL="0" distR="0" wp14:anchorId="7BD31CDF" wp14:editId="6A955655">
+            <wp:extent cx="6645910" cy="1102360"/>
+            <wp:effectExtent l="0" t="0" r="2540" b="2540"/>
+            <wp:docPr id="1503892708" name="그림 92"/>
+            <wp:cNvGraphicFramePr>
+              <a:graphicFrameLocks xmlns:a="http://schemas.openxmlformats.org/drawingml/2006/main" noChangeAspect="1"/>
+            </wp:cNvGraphicFramePr>
+            <a:graphic xmlns:a="http://schemas.openxmlformats.org/drawingml/2006/main">
+              <a:graphicData uri="http://schemas.openxmlformats.org/drawingml/2006/picture">
+                <pic:pic xmlns:pic="http://schemas.openxmlformats.org/drawingml/2006/picture">
+                  <pic:nvPicPr>
+                    <pic:cNvPr id="1503892708" name="그림 1503892708"/>
+                    <pic:cNvPicPr/>
+                  </pic:nvPicPr>
+                  <pic:blipFill>
+                    <a:blip r:embed="rId11" cstate="print">
                       <a:extLst>
                         <a:ext uri="{28A0092B-C50C-407E-A947-70E740481C1C}">
                           <a14:useLocalDpi xmlns:a14="http://schemas.microsoft.com/office/drawing/2010/main" val="0"/>
@@ -3978,10 +453,10 @@
           <w:noProof/>
         </w:rPr>
         <w:drawing>
-          <wp:inline distT="0" distB="0" distL="0" distR="0" wp14:anchorId="0BC261CE" wp14:editId="16DF56EC">
-            <wp:extent cx="6645910" cy="1102995"/>
-            <wp:effectExtent l="0" t="0" r="2540" b="1905"/>
-            <wp:docPr id="1653478221" name="그림 91"/>
+          <wp:inline distT="0" distB="0" distL="0" distR="0" wp14:anchorId="18536804" wp14:editId="4A9FABF9">
+            <wp:extent cx="6645910" cy="1102360"/>
+            <wp:effectExtent l="0" t="0" r="2540" b="2540"/>
+            <wp:docPr id="1046666651" name="그림 93"/>
             <wp:cNvGraphicFramePr>
               <a:graphicFrameLocks xmlns:a="http://schemas.openxmlformats.org/drawingml/2006/main" noChangeAspect="1"/>
             </wp:cNvGraphicFramePr>
@@ -3989,54 +464,7 @@
               <a:graphicData uri="http://schemas.openxmlformats.org/drawingml/2006/picture">
                 <pic:pic xmlns:pic="http://schemas.openxmlformats.org/drawingml/2006/picture">
                   <pic:nvPicPr>
-                    <pic:cNvPr id="1653478221" name="그림 1653478221"/>
-                    <pic:cNvPicPr/>
-                  </pic:nvPicPr>
-                  <pic:blipFill>
-                    <a:blip r:embed="rId11" cstate="print">
-                      <a:extLst>
-                        <a:ext uri="{28A0092B-C50C-407E-A947-70E740481C1C}">
-                          <a14:useLocalDpi xmlns:a14="http://schemas.microsoft.com/office/drawing/2010/main" val="0"/>
-                        </a:ext>
-                      </a:extLst>
-                    </a:blip>
-                    <a:stretch>
-                      <a:fillRect/>
-                    </a:stretch>
-                  </pic:blipFill>
-                  <pic:spPr>
-                    <a:xfrm>
-                      <a:off x="0" y="0"/>
-                      <a:ext cx="6645910" cy="1102995"/>
-                    </a:xfrm>
-                    <a:prstGeom prst="rect">
-                      <a:avLst/>
-                    </a:prstGeom>
-                  </pic:spPr>
-                </pic:pic>
-              </a:graphicData>
-            </a:graphic>
-          </wp:inline>
-        </w:drawing>
-      </w:r>
-      <w:r>
-        <w:rPr>
-          <w:rFonts w:hint="eastAsia"/>
-          <w:noProof/>
-        </w:rPr>
-        <w:drawing>
-          <wp:inline distT="0" distB="0" distL="0" distR="0" wp14:anchorId="7BD31CDF" wp14:editId="370D5E17">
-            <wp:extent cx="6645910" cy="1102360"/>
-            <wp:effectExtent l="0" t="0" r="2540" b="2540"/>
-            <wp:docPr id="1503892708" name="그림 92"/>
-            <wp:cNvGraphicFramePr>
-              <a:graphicFrameLocks xmlns:a="http://schemas.openxmlformats.org/drawingml/2006/main" noChangeAspect="1"/>
-            </wp:cNvGraphicFramePr>
-            <a:graphic xmlns:a="http://schemas.openxmlformats.org/drawingml/2006/main">
-              <a:graphicData uri="http://schemas.openxmlformats.org/drawingml/2006/picture">
-                <pic:pic xmlns:pic="http://schemas.openxmlformats.org/drawingml/2006/picture">
-                  <pic:nvPicPr>
-                    <pic:cNvPr id="1503892708" name="그림 1503892708"/>
+                    <pic:cNvPr id="1046666651" name="그림 1046666651"/>
                     <pic:cNvPicPr/>
                   </pic:nvPicPr>
                   <pic:blipFill>
@@ -4072,10 +500,10 @@
           <w:noProof/>
         </w:rPr>
         <w:drawing>
-          <wp:inline distT="0" distB="0" distL="0" distR="0" wp14:anchorId="18536804" wp14:editId="6DCEF156">
+          <wp:inline distT="0" distB="0" distL="0" distR="0" wp14:anchorId="044101FD" wp14:editId="5C29CCB9">
             <wp:extent cx="6645910" cy="1102360"/>
             <wp:effectExtent l="0" t="0" r="2540" b="2540"/>
-            <wp:docPr id="1046666651" name="그림 93"/>
+            <wp:docPr id="1439242658" name="그림 94"/>
             <wp:cNvGraphicFramePr>
               <a:graphicFrameLocks xmlns:a="http://schemas.openxmlformats.org/drawingml/2006/main" noChangeAspect="1"/>
             </wp:cNvGraphicFramePr>
@@ -4083,7 +511,7 @@
               <a:graphicData uri="http://schemas.openxmlformats.org/drawingml/2006/picture">
                 <pic:pic xmlns:pic="http://schemas.openxmlformats.org/drawingml/2006/picture">
                   <pic:nvPicPr>
-                    <pic:cNvPr id="1046666651" name="그림 1046666651"/>
+                    <pic:cNvPr id="1439242658" name="그림 1439242658"/>
                     <pic:cNvPicPr/>
                   </pic:nvPicPr>
                   <pic:blipFill>
@@ -4119,10 +547,10 @@
           <w:noProof/>
         </w:rPr>
         <w:drawing>
-          <wp:inline distT="0" distB="0" distL="0" distR="0" wp14:anchorId="044101FD" wp14:editId="3B41FE8B">
+          <wp:inline distT="0" distB="0" distL="0" distR="0" wp14:anchorId="59121FB9" wp14:editId="64278BC4">
             <wp:extent cx="6645910" cy="1102360"/>
             <wp:effectExtent l="0" t="0" r="2540" b="2540"/>
-            <wp:docPr id="1439242658" name="그림 94"/>
+            <wp:docPr id="688208831" name="그림 95"/>
             <wp:cNvGraphicFramePr>
               <a:graphicFrameLocks xmlns:a="http://schemas.openxmlformats.org/drawingml/2006/main" noChangeAspect="1"/>
             </wp:cNvGraphicFramePr>
@@ -4130,7 +558,7 @@
               <a:graphicData uri="http://schemas.openxmlformats.org/drawingml/2006/picture">
                 <pic:pic xmlns:pic="http://schemas.openxmlformats.org/drawingml/2006/picture">
                   <pic:nvPicPr>
-                    <pic:cNvPr id="1439242658" name="그림 1439242658"/>
+                    <pic:cNvPr id="688208831" name="그림 688208831"/>
                     <pic:cNvPicPr/>
                   </pic:nvPicPr>
                   <pic:blipFill>
@@ -4166,10 +594,10 @@
           <w:noProof/>
         </w:rPr>
         <w:drawing>
-          <wp:inline distT="0" distB="0" distL="0" distR="0" wp14:anchorId="59121FB9" wp14:editId="20C18618">
+          <wp:inline distT="0" distB="0" distL="0" distR="0" wp14:anchorId="09BF5FE0" wp14:editId="795C4748">
             <wp:extent cx="6645910" cy="1102360"/>
             <wp:effectExtent l="0" t="0" r="2540" b="2540"/>
-            <wp:docPr id="688208831" name="그림 95"/>
+            <wp:docPr id="1176615971" name="그림 96"/>
             <wp:cNvGraphicFramePr>
               <a:graphicFrameLocks xmlns:a="http://schemas.openxmlformats.org/drawingml/2006/main" noChangeAspect="1"/>
             </wp:cNvGraphicFramePr>
@@ -4177,7 +605,7 @@
               <a:graphicData uri="http://schemas.openxmlformats.org/drawingml/2006/picture">
                 <pic:pic xmlns:pic="http://schemas.openxmlformats.org/drawingml/2006/picture">
                   <pic:nvPicPr>
-                    <pic:cNvPr id="688208831" name="그림 688208831"/>
+                    <pic:cNvPr id="1176615971" name="그림 1176615971"/>
                     <pic:cNvPicPr/>
                   </pic:nvPicPr>
                   <pic:blipFill>
@@ -4213,10 +641,10 @@
           <w:noProof/>
         </w:rPr>
         <w:drawing>
-          <wp:inline distT="0" distB="0" distL="0" distR="0" wp14:anchorId="09BF5FE0" wp14:editId="03384526">
+          <wp:inline distT="0" distB="0" distL="0" distR="0" wp14:anchorId="43336DAB" wp14:editId="5E94465D">
             <wp:extent cx="6645910" cy="1102360"/>
             <wp:effectExtent l="0" t="0" r="2540" b="2540"/>
-            <wp:docPr id="1176615971" name="그림 96"/>
+            <wp:docPr id="1867714622" name="그림 97"/>
             <wp:cNvGraphicFramePr>
               <a:graphicFrameLocks xmlns:a="http://schemas.openxmlformats.org/drawingml/2006/main" noChangeAspect="1"/>
             </wp:cNvGraphicFramePr>
@@ -4224,7 +652,7 @@
               <a:graphicData uri="http://schemas.openxmlformats.org/drawingml/2006/picture">
                 <pic:pic xmlns:pic="http://schemas.openxmlformats.org/drawingml/2006/picture">
                   <pic:nvPicPr>
-                    <pic:cNvPr id="1176615971" name="그림 1176615971"/>
+                    <pic:cNvPr id="1867714622" name="그림 1867714622"/>
                     <pic:cNvPicPr/>
                   </pic:nvPicPr>
                   <pic:blipFill>
@@ -4260,10 +688,10 @@
           <w:noProof/>
         </w:rPr>
         <w:drawing>
-          <wp:inline distT="0" distB="0" distL="0" distR="0" wp14:anchorId="43336DAB" wp14:editId="3B2B325F">
+          <wp:inline distT="0" distB="0" distL="0" distR="0" wp14:anchorId="5D594018" wp14:editId="0B29D31A">
             <wp:extent cx="6645910" cy="1102360"/>
             <wp:effectExtent l="0" t="0" r="2540" b="2540"/>
-            <wp:docPr id="1867714622" name="그림 97"/>
+            <wp:docPr id="1031820281" name="그림 98"/>
             <wp:cNvGraphicFramePr>
               <a:graphicFrameLocks xmlns:a="http://schemas.openxmlformats.org/drawingml/2006/main" noChangeAspect="1"/>
             </wp:cNvGraphicFramePr>
@@ -4271,7 +699,7 @@
               <a:graphicData uri="http://schemas.openxmlformats.org/drawingml/2006/picture">
                 <pic:pic xmlns:pic="http://schemas.openxmlformats.org/drawingml/2006/picture">
                   <pic:nvPicPr>
-                    <pic:cNvPr id="1867714622" name="그림 1867714622"/>
+                    <pic:cNvPr id="1031820281" name="그림 1031820281"/>
                     <pic:cNvPicPr/>
                   </pic:nvPicPr>
                   <pic:blipFill>
@@ -4307,10 +735,10 @@
           <w:noProof/>
         </w:rPr>
         <w:drawing>
-          <wp:inline distT="0" distB="0" distL="0" distR="0" wp14:anchorId="5D594018" wp14:editId="772E02B8">
-            <wp:extent cx="6645910" cy="1102360"/>
-            <wp:effectExtent l="0" t="0" r="2540" b="2540"/>
-            <wp:docPr id="1031820281" name="그림 98"/>
+          <wp:inline distT="0" distB="0" distL="0" distR="0" wp14:anchorId="039CBF81" wp14:editId="6DB31B43">
+            <wp:extent cx="6645910" cy="1102995"/>
+            <wp:effectExtent l="0" t="0" r="2540" b="1905"/>
+            <wp:docPr id="374715630" name="그림 99"/>
             <wp:cNvGraphicFramePr>
               <a:graphicFrameLocks xmlns:a="http://schemas.openxmlformats.org/drawingml/2006/main" noChangeAspect="1"/>
             </wp:cNvGraphicFramePr>
@@ -4318,11 +746,58 @@
               <a:graphicData uri="http://schemas.openxmlformats.org/drawingml/2006/picture">
                 <pic:pic xmlns:pic="http://schemas.openxmlformats.org/drawingml/2006/picture">
                   <pic:nvPicPr>
-                    <pic:cNvPr id="1031820281" name="그림 1031820281"/>
+                    <pic:cNvPr id="374715630" name="그림 374715630"/>
                     <pic:cNvPicPr/>
                   </pic:nvPicPr>
                   <pic:blipFill>
                     <a:blip r:embed="rId18" cstate="print">
+                      <a:extLst>
+                        <a:ext uri="{28A0092B-C50C-407E-A947-70E740481C1C}">
+                          <a14:useLocalDpi xmlns:a14="http://schemas.microsoft.com/office/drawing/2010/main" val="0"/>
+                        </a:ext>
+                      </a:extLst>
+                    </a:blip>
+                    <a:stretch>
+                      <a:fillRect/>
+                    </a:stretch>
+                  </pic:blipFill>
+                  <pic:spPr>
+                    <a:xfrm>
+                      <a:off x="0" y="0"/>
+                      <a:ext cx="6645910" cy="1102995"/>
+                    </a:xfrm>
+                    <a:prstGeom prst="rect">
+                      <a:avLst/>
+                    </a:prstGeom>
+                  </pic:spPr>
+                </pic:pic>
+              </a:graphicData>
+            </a:graphic>
+          </wp:inline>
+        </w:drawing>
+      </w:r>
+      <w:r>
+        <w:rPr>
+          <w:rFonts w:hint="eastAsia"/>
+          <w:noProof/>
+        </w:rPr>
+        <w:drawing>
+          <wp:inline distT="0" distB="0" distL="0" distR="0" wp14:anchorId="73274CDA" wp14:editId="7CFF6ADA">
+            <wp:extent cx="6645910" cy="1102360"/>
+            <wp:effectExtent l="0" t="0" r="2540" b="2540"/>
+            <wp:docPr id="182289864" name="그림 100"/>
+            <wp:cNvGraphicFramePr>
+              <a:graphicFrameLocks xmlns:a="http://schemas.openxmlformats.org/drawingml/2006/main" noChangeAspect="1"/>
+            </wp:cNvGraphicFramePr>
+            <a:graphic xmlns:a="http://schemas.openxmlformats.org/drawingml/2006/main">
+              <a:graphicData uri="http://schemas.openxmlformats.org/drawingml/2006/picture">
+                <pic:pic xmlns:pic="http://schemas.openxmlformats.org/drawingml/2006/picture">
+                  <pic:nvPicPr>
+                    <pic:cNvPr id="182289864" name="그림 182289864"/>
+                    <pic:cNvPicPr/>
+                  </pic:nvPicPr>
+                  <pic:blipFill>
+                    <a:blip r:embed="rId19" cstate="print">
                       <a:extLst>
                         <a:ext uri="{28A0092B-C50C-407E-A947-70E740481C1C}">
                           <a14:useLocalDpi xmlns:a14="http://schemas.microsoft.com/office/drawing/2010/main" val="0"/>
@@ -4354,10 +829,10 @@
           <w:noProof/>
         </w:rPr>
         <w:drawing>
-          <wp:inline distT="0" distB="0" distL="0" distR="0" wp14:anchorId="039CBF81" wp14:editId="7007D2C7">
-            <wp:extent cx="6645910" cy="1102995"/>
-            <wp:effectExtent l="0" t="0" r="2540" b="1905"/>
-            <wp:docPr id="374715630" name="그림 99"/>
+          <wp:inline distT="0" distB="0" distL="0" distR="0" wp14:anchorId="0BF9E124" wp14:editId="7CE51FBC">
+            <wp:extent cx="6645910" cy="1102360"/>
+            <wp:effectExtent l="0" t="0" r="2540" b="2540"/>
+            <wp:docPr id="288900011" name="그림 101"/>
             <wp:cNvGraphicFramePr>
               <a:graphicFrameLocks xmlns:a="http://schemas.openxmlformats.org/drawingml/2006/main" noChangeAspect="1"/>
             </wp:cNvGraphicFramePr>
@@ -4365,54 +840,7 @@
               <a:graphicData uri="http://schemas.openxmlformats.org/drawingml/2006/picture">
                 <pic:pic xmlns:pic="http://schemas.openxmlformats.org/drawingml/2006/picture">
                   <pic:nvPicPr>
-                    <pic:cNvPr id="374715630" name="그림 374715630"/>
-                    <pic:cNvPicPr/>
-                  </pic:nvPicPr>
-                  <pic:blipFill>
-                    <a:blip r:embed="rId19" cstate="print">
-                      <a:extLst>
-                        <a:ext uri="{28A0092B-C50C-407E-A947-70E740481C1C}">
-                          <a14:useLocalDpi xmlns:a14="http://schemas.microsoft.com/office/drawing/2010/main" val="0"/>
-                        </a:ext>
-                      </a:extLst>
-                    </a:blip>
-                    <a:stretch>
-                      <a:fillRect/>
-                    </a:stretch>
-                  </pic:blipFill>
-                  <pic:spPr>
-                    <a:xfrm>
-                      <a:off x="0" y="0"/>
-                      <a:ext cx="6645910" cy="1102995"/>
-                    </a:xfrm>
-                    <a:prstGeom prst="rect">
-                      <a:avLst/>
-                    </a:prstGeom>
-                  </pic:spPr>
-                </pic:pic>
-              </a:graphicData>
-            </a:graphic>
-          </wp:inline>
-        </w:drawing>
-      </w:r>
-      <w:r>
-        <w:rPr>
-          <w:rFonts w:hint="eastAsia"/>
-          <w:noProof/>
-        </w:rPr>
-        <w:drawing>
-          <wp:inline distT="0" distB="0" distL="0" distR="0" wp14:anchorId="73274CDA" wp14:editId="24692046">
-            <wp:extent cx="6645910" cy="1102360"/>
-            <wp:effectExtent l="0" t="0" r="2540" b="2540"/>
-            <wp:docPr id="182289864" name="그림 100"/>
-            <wp:cNvGraphicFramePr>
-              <a:graphicFrameLocks xmlns:a="http://schemas.openxmlformats.org/drawingml/2006/main" noChangeAspect="1"/>
-            </wp:cNvGraphicFramePr>
-            <a:graphic xmlns:a="http://schemas.openxmlformats.org/drawingml/2006/main">
-              <a:graphicData uri="http://schemas.openxmlformats.org/drawingml/2006/picture">
-                <pic:pic xmlns:pic="http://schemas.openxmlformats.org/drawingml/2006/picture">
-                  <pic:nvPicPr>
-                    <pic:cNvPr id="182289864" name="그림 182289864"/>
+                    <pic:cNvPr id="288900011" name="그림 288900011"/>
                     <pic:cNvPicPr/>
                   </pic:nvPicPr>
                   <pic:blipFill>
@@ -4448,10 +876,10 @@
           <w:noProof/>
         </w:rPr>
         <w:drawing>
-          <wp:inline distT="0" distB="0" distL="0" distR="0" wp14:anchorId="0BF9E124" wp14:editId="16BE7A5E">
-            <wp:extent cx="6645910" cy="1102360"/>
-            <wp:effectExtent l="0" t="0" r="2540" b="2540"/>
-            <wp:docPr id="288900011" name="그림 101"/>
+          <wp:inline distT="0" distB="0" distL="0" distR="0" wp14:anchorId="0D2136E8" wp14:editId="579CD6AA">
+            <wp:extent cx="6645910" cy="2775585"/>
+            <wp:effectExtent l="0" t="0" r="2540" b="5715"/>
+            <wp:docPr id="867295624" name="그림 102"/>
             <wp:cNvGraphicFramePr>
               <a:graphicFrameLocks xmlns:a="http://schemas.openxmlformats.org/drawingml/2006/main" noChangeAspect="1"/>
             </wp:cNvGraphicFramePr>
@@ -4459,11 +887,60 @@
               <a:graphicData uri="http://schemas.openxmlformats.org/drawingml/2006/picture">
                 <pic:pic xmlns:pic="http://schemas.openxmlformats.org/drawingml/2006/picture">
                   <pic:nvPicPr>
-                    <pic:cNvPr id="288900011" name="그림 288900011"/>
+                    <pic:cNvPr id="867295624" name="그림 867295624"/>
                     <pic:cNvPicPr/>
                   </pic:nvPicPr>
                   <pic:blipFill>
-                    <a:blip r:embed="rId21" cstate="print">
+                    <a:blip r:embed="rId21">
+                      <a:extLst>
+                        <a:ext uri="{28A0092B-C50C-407E-A947-70E740481C1C}">
+                          <a14:useLocalDpi xmlns:a14="http://schemas.microsoft.com/office/drawing/2010/main" val="0"/>
+                        </a:ext>
+                      </a:extLst>
+                    </a:blip>
+                    <a:stretch>
+                      <a:fillRect/>
+                    </a:stretch>
+                  </pic:blipFill>
+                  <pic:spPr>
+                    <a:xfrm>
+                      <a:off x="0" y="0"/>
+                      <a:ext cx="6645910" cy="2775585"/>
+                    </a:xfrm>
+                    <a:prstGeom prst="rect">
+                      <a:avLst/>
+                    </a:prstGeom>
+                  </pic:spPr>
+                </pic:pic>
+              </a:graphicData>
+            </a:graphic>
+          </wp:inline>
+        </w:drawing>
+      </w:r>
+    </w:p>
+    <w:p>
+      <w:r>
+        <w:rPr>
+          <w:rFonts w:hint="eastAsia"/>
+          <w:noProof/>
+        </w:rPr>
+        <w:drawing>
+          <wp:inline distT="0" distB="0" distL="0" distR="0" wp14:anchorId="142742F7" wp14:editId="3A38A2CC">
+            <wp:extent cx="6645910" cy="1102360"/>
+            <wp:effectExtent l="0" t="0" r="2540" b="2540"/>
+            <wp:docPr id="1108291507" name="그림 103"/>
+            <wp:cNvGraphicFramePr>
+              <a:graphicFrameLocks xmlns:a="http://schemas.openxmlformats.org/drawingml/2006/main" noChangeAspect="1"/>
+            </wp:cNvGraphicFramePr>
+            <a:graphic xmlns:a="http://schemas.openxmlformats.org/drawingml/2006/main">
+              <a:graphicData uri="http://schemas.openxmlformats.org/drawingml/2006/picture">
+                <pic:pic xmlns:pic="http://schemas.openxmlformats.org/drawingml/2006/picture">
+                  <pic:nvPicPr>
+                    <pic:cNvPr id="1108291507" name="그림 1108291507"/>
+                    <pic:cNvPicPr/>
+                  </pic:nvPicPr>
+                  <pic:blipFill>
+                    <a:blip r:embed="rId22" cstate="print">
                       <a:extLst>
                         <a:ext uri="{28A0092B-C50C-407E-A947-70E740481C1C}">
                           <a14:useLocalDpi xmlns:a14="http://schemas.microsoft.com/office/drawing/2010/main" val="0"/>
@@ -4495,10 +972,10 @@
           <w:noProof/>
         </w:rPr>
         <w:drawing>
-          <wp:inline distT="0" distB="0" distL="0" distR="0" wp14:anchorId="0D2136E8" wp14:editId="579CD6AA">
-            <wp:extent cx="6645910" cy="2775585"/>
-            <wp:effectExtent l="0" t="0" r="2540" b="5715"/>
-            <wp:docPr id="867295624" name="그림 102"/>
+          <wp:inline distT="0" distB="0" distL="0" distR="0" wp14:anchorId="6FF012BB" wp14:editId="4E2BAEFE">
+            <wp:extent cx="6645910" cy="1102360"/>
+            <wp:effectExtent l="0" t="0" r="2540" b="2540"/>
+            <wp:docPr id="1051591780" name="그림 104"/>
             <wp:cNvGraphicFramePr>
               <a:graphicFrameLocks xmlns:a="http://schemas.openxmlformats.org/drawingml/2006/main" noChangeAspect="1"/>
             </wp:cNvGraphicFramePr>
@@ -4506,56 +983,7 @@
               <a:graphicData uri="http://schemas.openxmlformats.org/drawingml/2006/picture">
                 <pic:pic xmlns:pic="http://schemas.openxmlformats.org/drawingml/2006/picture">
                   <pic:nvPicPr>
-                    <pic:cNvPr id="867295624" name="그림 867295624"/>
-                    <pic:cNvPicPr/>
-                  </pic:nvPicPr>
-                  <pic:blipFill>
-                    <a:blip r:embed="rId22">
-                      <a:extLst>
-                        <a:ext uri="{28A0092B-C50C-407E-A947-70E740481C1C}">
-                          <a14:useLocalDpi xmlns:a14="http://schemas.microsoft.com/office/drawing/2010/main" val="0"/>
-                        </a:ext>
-                      </a:extLst>
-                    </a:blip>
-                    <a:stretch>
-                      <a:fillRect/>
-                    </a:stretch>
-                  </pic:blipFill>
-                  <pic:spPr>
-                    <a:xfrm>
-                      <a:off x="0" y="0"/>
-                      <a:ext cx="6645910" cy="2775585"/>
-                    </a:xfrm>
-                    <a:prstGeom prst="rect">
-                      <a:avLst/>
-                    </a:prstGeom>
-                  </pic:spPr>
-                </pic:pic>
-              </a:graphicData>
-            </a:graphic>
-          </wp:inline>
-        </w:drawing>
-      </w:r>
-    </w:p>
-    <w:p>
-      <w:r>
-        <w:rPr>
-          <w:rFonts w:hint="eastAsia"/>
-          <w:noProof/>
-        </w:rPr>
-        <w:drawing>
-          <wp:inline distT="0" distB="0" distL="0" distR="0" wp14:anchorId="142742F7" wp14:editId="3A38A2CC">
-            <wp:extent cx="6645910" cy="1102360"/>
-            <wp:effectExtent l="0" t="0" r="2540" b="2540"/>
-            <wp:docPr id="1108291507" name="그림 103"/>
-            <wp:cNvGraphicFramePr>
-              <a:graphicFrameLocks xmlns:a="http://schemas.openxmlformats.org/drawingml/2006/main" noChangeAspect="1"/>
-            </wp:cNvGraphicFramePr>
-            <a:graphic xmlns:a="http://schemas.openxmlformats.org/drawingml/2006/main">
-              <a:graphicData uri="http://schemas.openxmlformats.org/drawingml/2006/picture">
-                <pic:pic xmlns:pic="http://schemas.openxmlformats.org/drawingml/2006/picture">
-                  <pic:nvPicPr>
-                    <pic:cNvPr id="1108291507" name="그림 1108291507"/>
+                    <pic:cNvPr id="1051591780" name="그림 1051591780"/>
                     <pic:cNvPicPr/>
                   </pic:nvPicPr>
                   <pic:blipFill>
@@ -4591,10 +1019,10 @@
           <w:noProof/>
         </w:rPr>
         <w:drawing>
-          <wp:inline distT="0" distB="0" distL="0" distR="0" wp14:anchorId="6FF012BB" wp14:editId="3D5C3DDF">
+          <wp:inline distT="0" distB="0" distL="0" distR="0" wp14:anchorId="2A0B4559" wp14:editId="4FD58A69">
             <wp:extent cx="6645910" cy="1102360"/>
             <wp:effectExtent l="0" t="0" r="2540" b="2540"/>
-            <wp:docPr id="1051591780" name="그림 104"/>
+            <wp:docPr id="1653494255" name="그림 105"/>
             <wp:cNvGraphicFramePr>
               <a:graphicFrameLocks xmlns:a="http://schemas.openxmlformats.org/drawingml/2006/main" noChangeAspect="1"/>
             </wp:cNvGraphicFramePr>
@@ -4602,7 +1030,7 @@
               <a:graphicData uri="http://schemas.openxmlformats.org/drawingml/2006/picture">
                 <pic:pic xmlns:pic="http://schemas.openxmlformats.org/drawingml/2006/picture">
                   <pic:nvPicPr>
-                    <pic:cNvPr id="1051591780" name="그림 1051591780"/>
+                    <pic:cNvPr id="1653494255" name="그림 1653494255"/>
                     <pic:cNvPicPr/>
                   </pic:nvPicPr>
                   <pic:blipFill>
@@ -4638,10 +1066,10 @@
           <w:noProof/>
         </w:rPr>
         <w:drawing>
-          <wp:inline distT="0" distB="0" distL="0" distR="0" wp14:anchorId="2A0B4559" wp14:editId="4B95654E">
+          <wp:inline distT="0" distB="0" distL="0" distR="0" wp14:anchorId="38F64E04" wp14:editId="4665D7E8">
             <wp:extent cx="6645910" cy="1102360"/>
             <wp:effectExtent l="0" t="0" r="2540" b="2540"/>
-            <wp:docPr id="1653494255" name="그림 105"/>
+            <wp:docPr id="1621255800" name="그림 106"/>
             <wp:cNvGraphicFramePr>
               <a:graphicFrameLocks xmlns:a="http://schemas.openxmlformats.org/drawingml/2006/main" noChangeAspect="1"/>
             </wp:cNvGraphicFramePr>
@@ -4649,7 +1077,7 @@
               <a:graphicData uri="http://schemas.openxmlformats.org/drawingml/2006/picture">
                 <pic:pic xmlns:pic="http://schemas.openxmlformats.org/drawingml/2006/picture">
                   <pic:nvPicPr>
-                    <pic:cNvPr id="1653494255" name="그림 1653494255"/>
+                    <pic:cNvPr id="1621255800" name="그림 1621255800"/>
                     <pic:cNvPicPr/>
                   </pic:nvPicPr>
                   <pic:blipFill>
@@ -4685,10 +1113,10 @@
           <w:noProof/>
         </w:rPr>
         <w:drawing>
-          <wp:inline distT="0" distB="0" distL="0" distR="0" wp14:anchorId="38F64E04" wp14:editId="4665D7E8">
+          <wp:inline distT="0" distB="0" distL="0" distR="0" wp14:anchorId="6ED65AAE" wp14:editId="4803AB75">
             <wp:extent cx="6645910" cy="1102360"/>
             <wp:effectExtent l="0" t="0" r="2540" b="2540"/>
-            <wp:docPr id="1621255800" name="그림 106"/>
+            <wp:docPr id="1345009315" name="그림 107"/>
             <wp:cNvGraphicFramePr>
               <a:graphicFrameLocks xmlns:a="http://schemas.openxmlformats.org/drawingml/2006/main" noChangeAspect="1"/>
             </wp:cNvGraphicFramePr>
@@ -4696,7 +1124,7 @@
               <a:graphicData uri="http://schemas.openxmlformats.org/drawingml/2006/picture">
                 <pic:pic xmlns:pic="http://schemas.openxmlformats.org/drawingml/2006/picture">
                   <pic:nvPicPr>
-                    <pic:cNvPr id="1621255800" name="그림 1621255800"/>
+                    <pic:cNvPr id="1345009315" name="그림 1345009315"/>
                     <pic:cNvPicPr/>
                   </pic:nvPicPr>
                   <pic:blipFill>
@@ -4732,10 +1160,10 @@
           <w:noProof/>
         </w:rPr>
         <w:drawing>
-          <wp:inline distT="0" distB="0" distL="0" distR="0" wp14:anchorId="6ED65AAE" wp14:editId="666BAB3E">
+          <wp:inline distT="0" distB="0" distL="0" distR="0" wp14:anchorId="2CEB8085" wp14:editId="28B878EC">
             <wp:extent cx="6645910" cy="1102360"/>
             <wp:effectExtent l="0" t="0" r="2540" b="2540"/>
-            <wp:docPr id="1345009315" name="그림 107"/>
+            <wp:docPr id="1778389926" name="그림 108"/>
             <wp:cNvGraphicFramePr>
               <a:graphicFrameLocks xmlns:a="http://schemas.openxmlformats.org/drawingml/2006/main" noChangeAspect="1"/>
             </wp:cNvGraphicFramePr>
@@ -4743,7 +1171,7 @@
               <a:graphicData uri="http://schemas.openxmlformats.org/drawingml/2006/picture">
                 <pic:pic xmlns:pic="http://schemas.openxmlformats.org/drawingml/2006/picture">
                   <pic:nvPicPr>
-                    <pic:cNvPr id="1345009315" name="그림 1345009315"/>
+                    <pic:cNvPr id="1778389926" name="그림 1778389926"/>
                     <pic:cNvPicPr/>
                   </pic:nvPicPr>
                   <pic:blipFill>
@@ -4779,10 +1207,10 @@
           <w:noProof/>
         </w:rPr>
         <w:drawing>
-          <wp:inline distT="0" distB="0" distL="0" distR="0" wp14:anchorId="2CEB8085" wp14:editId="1F1E3F36">
+          <wp:inline distT="0" distB="0" distL="0" distR="0" wp14:anchorId="1BBB1710" wp14:editId="7EC362F6">
             <wp:extent cx="6645910" cy="1102360"/>
             <wp:effectExtent l="0" t="0" r="2540" b="2540"/>
-            <wp:docPr id="1778389926" name="그림 108"/>
+            <wp:docPr id="839202753" name="그림 109"/>
             <wp:cNvGraphicFramePr>
               <a:graphicFrameLocks xmlns:a="http://schemas.openxmlformats.org/drawingml/2006/main" noChangeAspect="1"/>
             </wp:cNvGraphicFramePr>
@@ -4790,7 +1218,7 @@
               <a:graphicData uri="http://schemas.openxmlformats.org/drawingml/2006/picture">
                 <pic:pic xmlns:pic="http://schemas.openxmlformats.org/drawingml/2006/picture">
                   <pic:nvPicPr>
-                    <pic:cNvPr id="1778389926" name="그림 1778389926"/>
+                    <pic:cNvPr id="839202753" name="그림 839202753"/>
                     <pic:cNvPicPr/>
                   </pic:nvPicPr>
                   <pic:blipFill>
@@ -4826,10 +1254,10 @@
           <w:noProof/>
         </w:rPr>
         <w:drawing>
-          <wp:inline distT="0" distB="0" distL="0" distR="0" wp14:anchorId="1BBB1710" wp14:editId="3B67FB3E">
+          <wp:inline distT="0" distB="0" distL="0" distR="0" wp14:anchorId="616457E0" wp14:editId="5900622E">
             <wp:extent cx="6645910" cy="1102360"/>
             <wp:effectExtent l="0" t="0" r="2540" b="2540"/>
-            <wp:docPr id="839202753" name="그림 109"/>
+            <wp:docPr id="271359831" name="그림 110"/>
             <wp:cNvGraphicFramePr>
               <a:graphicFrameLocks xmlns:a="http://schemas.openxmlformats.org/drawingml/2006/main" noChangeAspect="1"/>
             </wp:cNvGraphicFramePr>
@@ -4837,7 +1265,7 @@
               <a:graphicData uri="http://schemas.openxmlformats.org/drawingml/2006/picture">
                 <pic:pic xmlns:pic="http://schemas.openxmlformats.org/drawingml/2006/picture">
                   <pic:nvPicPr>
-                    <pic:cNvPr id="839202753" name="그림 839202753"/>
+                    <pic:cNvPr id="271359831" name="그림 271359831"/>
                     <pic:cNvPicPr/>
                   </pic:nvPicPr>
                   <pic:blipFill>
@@ -4873,10 +1301,10 @@
           <w:noProof/>
         </w:rPr>
         <w:drawing>
-          <wp:inline distT="0" distB="0" distL="0" distR="0" wp14:anchorId="616457E0" wp14:editId="695D4D36">
+          <wp:inline distT="0" distB="0" distL="0" distR="0" wp14:anchorId="3FEF216D" wp14:editId="20DCFDC6">
             <wp:extent cx="6645910" cy="1102360"/>
             <wp:effectExtent l="0" t="0" r="2540" b="2540"/>
-            <wp:docPr id="271359831" name="그림 110"/>
+            <wp:docPr id="775954006" name="그림 111"/>
             <wp:cNvGraphicFramePr>
               <a:graphicFrameLocks xmlns:a="http://schemas.openxmlformats.org/drawingml/2006/main" noChangeAspect="1"/>
             </wp:cNvGraphicFramePr>
@@ -4884,7 +1312,7 @@
               <a:graphicData uri="http://schemas.openxmlformats.org/drawingml/2006/picture">
                 <pic:pic xmlns:pic="http://schemas.openxmlformats.org/drawingml/2006/picture">
                   <pic:nvPicPr>
-                    <pic:cNvPr id="271359831" name="그림 271359831"/>
+                    <pic:cNvPr id="775954006" name="그림 775954006"/>
                     <pic:cNvPicPr/>
                   </pic:nvPicPr>
                   <pic:blipFill>
@@ -4920,10 +1348,10 @@
           <w:noProof/>
         </w:rPr>
         <w:drawing>
-          <wp:inline distT="0" distB="0" distL="0" distR="0" wp14:anchorId="3FEF216D" wp14:editId="57A4D3C7">
-            <wp:extent cx="6645910" cy="1102360"/>
-            <wp:effectExtent l="0" t="0" r="2540" b="2540"/>
-            <wp:docPr id="775954006" name="그림 111"/>
+          <wp:inline distT="0" distB="0" distL="0" distR="0" wp14:anchorId="5530ED91" wp14:editId="369C2FA8">
+            <wp:extent cx="6645910" cy="1102995"/>
+            <wp:effectExtent l="0" t="0" r="2540" b="1905"/>
+            <wp:docPr id="1277522833" name="그림 112"/>
             <wp:cNvGraphicFramePr>
               <a:graphicFrameLocks xmlns:a="http://schemas.openxmlformats.org/drawingml/2006/main" noChangeAspect="1"/>
             </wp:cNvGraphicFramePr>
@@ -4931,7 +1359,7 @@
               <a:graphicData uri="http://schemas.openxmlformats.org/drawingml/2006/picture">
                 <pic:pic xmlns:pic="http://schemas.openxmlformats.org/drawingml/2006/picture">
                   <pic:nvPicPr>
-                    <pic:cNvPr id="775954006" name="그림 775954006"/>
+                    <pic:cNvPr id="1277522833" name="그림 1277522833"/>
                     <pic:cNvPicPr/>
                   </pic:nvPicPr>
                   <pic:blipFill>
@@ -4949,7 +1377,7 @@
                   <pic:spPr>
                     <a:xfrm>
                       <a:off x="0" y="0"/>
-                      <a:ext cx="6645910" cy="1102360"/>
+                      <a:ext cx="6645910" cy="1102995"/>
                     </a:xfrm>
                     <a:prstGeom prst="rect">
                       <a:avLst/>
@@ -4967,10 +1395,10 @@
           <w:noProof/>
         </w:rPr>
         <w:drawing>
-          <wp:inline distT="0" distB="0" distL="0" distR="0" wp14:anchorId="5530ED91" wp14:editId="4B109EB1">
+          <wp:inline distT="0" distB="0" distL="0" distR="0" wp14:anchorId="08CF583B" wp14:editId="435F35B5">
             <wp:extent cx="6645910" cy="1102995"/>
             <wp:effectExtent l="0" t="0" r="2540" b="1905"/>
-            <wp:docPr id="1277522833" name="그림 112"/>
+            <wp:docPr id="1984289288" name="그림 113"/>
             <wp:cNvGraphicFramePr>
               <a:graphicFrameLocks xmlns:a="http://schemas.openxmlformats.org/drawingml/2006/main" noChangeAspect="1"/>
             </wp:cNvGraphicFramePr>
@@ -4978,7 +1406,7 @@
               <a:graphicData uri="http://schemas.openxmlformats.org/drawingml/2006/picture">
                 <pic:pic xmlns:pic="http://schemas.openxmlformats.org/drawingml/2006/picture">
                   <pic:nvPicPr>
-                    <pic:cNvPr id="1277522833" name="그림 1277522833"/>
+                    <pic:cNvPr id="1984289288" name="그림 1984289288"/>
                     <pic:cNvPicPr/>
                   </pic:nvPicPr>
                   <pic:blipFill>
@@ -5014,10 +1442,10 @@
           <w:noProof/>
         </w:rPr>
         <w:drawing>
-          <wp:inline distT="0" distB="0" distL="0" distR="0" wp14:anchorId="08CF583B" wp14:editId="5ED27648">
+          <wp:inline distT="0" distB="0" distL="0" distR="0" wp14:anchorId="24220710" wp14:editId="532EBEEC">
             <wp:extent cx="6645910" cy="1102995"/>
             <wp:effectExtent l="0" t="0" r="2540" b="1905"/>
-            <wp:docPr id="1984289288" name="그림 113"/>
+            <wp:docPr id="2011201383" name="그림 114"/>
             <wp:cNvGraphicFramePr>
               <a:graphicFrameLocks xmlns:a="http://schemas.openxmlformats.org/drawingml/2006/main" noChangeAspect="1"/>
             </wp:cNvGraphicFramePr>
@@ -5025,7 +1453,7 @@
               <a:graphicData uri="http://schemas.openxmlformats.org/drawingml/2006/picture">
                 <pic:pic xmlns:pic="http://schemas.openxmlformats.org/drawingml/2006/picture">
                   <pic:nvPicPr>
-                    <pic:cNvPr id="1984289288" name="그림 1984289288"/>
+                    <pic:cNvPr id="2011201383" name="그림 2011201383"/>
                     <pic:cNvPicPr/>
                   </pic:nvPicPr>
                   <pic:blipFill>
@@ -5061,10 +1489,10 @@
           <w:noProof/>
         </w:rPr>
         <w:drawing>
-          <wp:inline distT="0" distB="0" distL="0" distR="0" wp14:anchorId="24220710" wp14:editId="2B18506F">
-            <wp:extent cx="6645910" cy="1102995"/>
-            <wp:effectExtent l="0" t="0" r="2540" b="1905"/>
-            <wp:docPr id="2011201383" name="그림 114"/>
+          <wp:inline distT="0" distB="0" distL="0" distR="0" wp14:anchorId="34B0FD31" wp14:editId="2E5021D5">
+            <wp:extent cx="6645910" cy="1102360"/>
+            <wp:effectExtent l="0" t="0" r="2540" b="2540"/>
+            <wp:docPr id="921606875" name="그림 115"/>
             <wp:cNvGraphicFramePr>
               <a:graphicFrameLocks xmlns:a="http://schemas.openxmlformats.org/drawingml/2006/main" noChangeAspect="1"/>
             </wp:cNvGraphicFramePr>
@@ -5072,7 +1500,7 @@
               <a:graphicData uri="http://schemas.openxmlformats.org/drawingml/2006/picture">
                 <pic:pic xmlns:pic="http://schemas.openxmlformats.org/drawingml/2006/picture">
                   <pic:nvPicPr>
-                    <pic:cNvPr id="2011201383" name="그림 2011201383"/>
+                    <pic:cNvPr id="921606875" name="그림 921606875"/>
                     <pic:cNvPicPr/>
                   </pic:nvPicPr>
                   <pic:blipFill>
@@ -5090,7 +1518,7 @@
                   <pic:spPr>
                     <a:xfrm>
                       <a:off x="0" y="0"/>
-                      <a:ext cx="6645910" cy="1102995"/>
+                      <a:ext cx="6645910" cy="1102360"/>
                     </a:xfrm>
                     <a:prstGeom prst="rect">
                       <a:avLst/>
@@ -5108,10 +1536,10 @@
           <w:noProof/>
         </w:rPr>
         <w:drawing>
-          <wp:inline distT="0" distB="0" distL="0" distR="0" wp14:anchorId="34B0FD31" wp14:editId="7DCC8BB3">
+          <wp:inline distT="0" distB="0" distL="0" distR="0" wp14:anchorId="2EA6279B" wp14:editId="126E58C4">
             <wp:extent cx="6645910" cy="1102360"/>
             <wp:effectExtent l="0" t="0" r="2540" b="2540"/>
-            <wp:docPr id="921606875" name="그림 115"/>
+            <wp:docPr id="367726102" name="그림 116"/>
             <wp:cNvGraphicFramePr>
               <a:graphicFrameLocks xmlns:a="http://schemas.openxmlformats.org/drawingml/2006/main" noChangeAspect="1"/>
             </wp:cNvGraphicFramePr>
@@ -5119,7 +1547,7 @@
               <a:graphicData uri="http://schemas.openxmlformats.org/drawingml/2006/picture">
                 <pic:pic xmlns:pic="http://schemas.openxmlformats.org/drawingml/2006/picture">
                   <pic:nvPicPr>
-                    <pic:cNvPr id="921606875" name="그림 921606875"/>
+                    <pic:cNvPr id="367726102" name="그림 367726102"/>
                     <pic:cNvPicPr/>
                   </pic:nvPicPr>
                   <pic:blipFill>
@@ -5155,10 +1583,10 @@
           <w:noProof/>
         </w:rPr>
         <w:drawing>
-          <wp:inline distT="0" distB="0" distL="0" distR="0" wp14:anchorId="2EA6279B" wp14:editId="252B00DB">
-            <wp:extent cx="6645910" cy="1102360"/>
-            <wp:effectExtent l="0" t="0" r="2540" b="2540"/>
-            <wp:docPr id="367726102" name="그림 116"/>
+          <wp:inline distT="0" distB="0" distL="0" distR="0" wp14:anchorId="3E80E67E" wp14:editId="66C79A10">
+            <wp:extent cx="6645910" cy="1379220"/>
+            <wp:effectExtent l="0" t="0" r="2540" b="0"/>
+            <wp:docPr id="408832480" name="그림 117"/>
             <wp:cNvGraphicFramePr>
               <a:graphicFrameLocks xmlns:a="http://schemas.openxmlformats.org/drawingml/2006/main" noChangeAspect="1"/>
             </wp:cNvGraphicFramePr>
@@ -5166,11 +1594,60 @@
               <a:graphicData uri="http://schemas.openxmlformats.org/drawingml/2006/picture">
                 <pic:pic xmlns:pic="http://schemas.openxmlformats.org/drawingml/2006/picture">
                   <pic:nvPicPr>
-                    <pic:cNvPr id="367726102" name="그림 367726102"/>
+                    <pic:cNvPr id="408832480" name="그림 408832480"/>
                     <pic:cNvPicPr/>
                   </pic:nvPicPr>
                   <pic:blipFill>
                     <a:blip r:embed="rId36" cstate="print">
+                      <a:extLst>
+                        <a:ext uri="{28A0092B-C50C-407E-A947-70E740481C1C}">
+                          <a14:useLocalDpi xmlns:a14="http://schemas.microsoft.com/office/drawing/2010/main" val="0"/>
+                        </a:ext>
+                      </a:extLst>
+                    </a:blip>
+                    <a:stretch>
+                      <a:fillRect/>
+                    </a:stretch>
+                  </pic:blipFill>
+                  <pic:spPr>
+                    <a:xfrm>
+                      <a:off x="0" y="0"/>
+                      <a:ext cx="6645910" cy="1379220"/>
+                    </a:xfrm>
+                    <a:prstGeom prst="rect">
+                      <a:avLst/>
+                    </a:prstGeom>
+                  </pic:spPr>
+                </pic:pic>
+              </a:graphicData>
+            </a:graphic>
+          </wp:inline>
+        </w:drawing>
+      </w:r>
+    </w:p>
+    <w:p>
+      <w:r>
+        <w:rPr>
+          <w:rFonts w:hint="eastAsia"/>
+          <w:noProof/>
+        </w:rPr>
+        <w:drawing>
+          <wp:inline distT="0" distB="0" distL="0" distR="0" wp14:anchorId="16C61399" wp14:editId="4B250898">
+            <wp:extent cx="6645910" cy="1102360"/>
+            <wp:effectExtent l="0" t="0" r="2540" b="2540"/>
+            <wp:docPr id="535650029" name="그림 118"/>
+            <wp:cNvGraphicFramePr>
+              <a:graphicFrameLocks xmlns:a="http://schemas.openxmlformats.org/drawingml/2006/main" noChangeAspect="1"/>
+            </wp:cNvGraphicFramePr>
+            <a:graphic xmlns:a="http://schemas.openxmlformats.org/drawingml/2006/main">
+              <a:graphicData uri="http://schemas.openxmlformats.org/drawingml/2006/picture">
+                <pic:pic xmlns:pic="http://schemas.openxmlformats.org/drawingml/2006/picture">
+                  <pic:nvPicPr>
+                    <pic:cNvPr id="535650029" name="그림 535650029"/>
+                    <pic:cNvPicPr/>
+                  </pic:nvPicPr>
+                  <pic:blipFill>
+                    <a:blip r:embed="rId37" cstate="print">
                       <a:extLst>
                         <a:ext uri="{28A0092B-C50C-407E-A947-70E740481C1C}">
                           <a14:useLocalDpi xmlns:a14="http://schemas.microsoft.com/office/drawing/2010/main" val="0"/>
@@ -5202,10 +1679,10 @@
           <w:noProof/>
         </w:rPr>
         <w:drawing>
-          <wp:inline distT="0" distB="0" distL="0" distR="0" wp14:anchorId="3E80E67E" wp14:editId="2B9C45B5">
-            <wp:extent cx="6645910" cy="1379220"/>
-            <wp:effectExtent l="0" t="0" r="2540" b="0"/>
-            <wp:docPr id="408832480" name="그림 117"/>
+          <wp:inline distT="0" distB="0" distL="0" distR="0" wp14:anchorId="688110AD" wp14:editId="392E955E">
+            <wp:extent cx="6645910" cy="1102995"/>
+            <wp:effectExtent l="0" t="0" r="2540" b="1905"/>
+            <wp:docPr id="165875970" name="그림 119"/>
             <wp:cNvGraphicFramePr>
               <a:graphicFrameLocks xmlns:a="http://schemas.openxmlformats.org/drawingml/2006/main" noChangeAspect="1"/>
             </wp:cNvGraphicFramePr>
@@ -5213,11 +1690,11 @@
               <a:graphicData uri="http://schemas.openxmlformats.org/drawingml/2006/picture">
                 <pic:pic xmlns:pic="http://schemas.openxmlformats.org/drawingml/2006/picture">
                   <pic:nvPicPr>
-                    <pic:cNvPr id="408832480" name="그림 408832480"/>
+                    <pic:cNvPr id="165875970" name="그림 165875970"/>
                     <pic:cNvPicPr/>
                   </pic:nvPicPr>
                   <pic:blipFill>
-                    <a:blip r:embed="rId37" cstate="print">
+                    <a:blip r:embed="rId38" cstate="print">
                       <a:extLst>
                         <a:ext uri="{28A0092B-C50C-407E-A947-70E740481C1C}">
                           <a14:useLocalDpi xmlns:a14="http://schemas.microsoft.com/office/drawing/2010/main" val="0"/>
@@ -5231,7 +1708,7 @@
                   <pic:spPr>
                     <a:xfrm>
                       <a:off x="0" y="0"/>
-                      <a:ext cx="6645910" cy="1379220"/>
+                      <a:ext cx="6645910" cy="1102995"/>
                     </a:xfrm>
                     <a:prstGeom prst="rect">
                       <a:avLst/>
@@ -5243,18 +1720,16 @@
           </wp:inline>
         </w:drawing>
       </w:r>
-    </w:p>
-    <w:p>
       <w:r>
         <w:rPr>
           <w:rFonts w:hint="eastAsia"/>
           <w:noProof/>
         </w:rPr>
         <w:drawing>
-          <wp:inline distT="0" distB="0" distL="0" distR="0" wp14:anchorId="16C61399" wp14:editId="6BE42CEC">
+          <wp:inline distT="0" distB="0" distL="0" distR="0" wp14:anchorId="68743119" wp14:editId="6DD51427">
             <wp:extent cx="6645910" cy="1102360"/>
             <wp:effectExtent l="0" t="0" r="2540" b="2540"/>
-            <wp:docPr id="535650029" name="그림 118"/>
+            <wp:docPr id="440670794" name="그림 120"/>
             <wp:cNvGraphicFramePr>
               <a:graphicFrameLocks xmlns:a="http://schemas.openxmlformats.org/drawingml/2006/main" noChangeAspect="1"/>
             </wp:cNvGraphicFramePr>
@@ -5262,11 +1737,11 @@
               <a:graphicData uri="http://schemas.openxmlformats.org/drawingml/2006/picture">
                 <pic:pic xmlns:pic="http://schemas.openxmlformats.org/drawingml/2006/picture">
                   <pic:nvPicPr>
-                    <pic:cNvPr id="535650029" name="그림 535650029"/>
+                    <pic:cNvPr id="440670794" name="그림 440670794"/>
                     <pic:cNvPicPr/>
                   </pic:nvPicPr>
                   <pic:blipFill>
-                    <a:blip r:embed="rId38" cstate="print">
+                    <a:blip r:embed="rId39" cstate="print">
                       <a:extLst>
                         <a:ext uri="{28A0092B-C50C-407E-A947-70E740481C1C}">
                           <a14:useLocalDpi xmlns:a14="http://schemas.microsoft.com/office/drawing/2010/main" val="0"/>
@@ -5298,10 +1773,10 @@
           <w:noProof/>
         </w:rPr>
         <w:drawing>
-          <wp:inline distT="0" distB="0" distL="0" distR="0" wp14:anchorId="688110AD" wp14:editId="4BC1FBC2">
+          <wp:inline distT="0" distB="0" distL="0" distR="0" wp14:anchorId="636FAA7E" wp14:editId="22553067">
             <wp:extent cx="6645910" cy="1102995"/>
             <wp:effectExtent l="0" t="0" r="2540" b="1905"/>
-            <wp:docPr id="165875970" name="그림 119"/>
+            <wp:docPr id="441328431" name="그림 121"/>
             <wp:cNvGraphicFramePr>
               <a:graphicFrameLocks xmlns:a="http://schemas.openxmlformats.org/drawingml/2006/main" noChangeAspect="1"/>
             </wp:cNvGraphicFramePr>
@@ -5309,11 +1784,11 @@
               <a:graphicData uri="http://schemas.openxmlformats.org/drawingml/2006/picture">
                 <pic:pic xmlns:pic="http://schemas.openxmlformats.org/drawingml/2006/picture">
                   <pic:nvPicPr>
-                    <pic:cNvPr id="165875970" name="그림 165875970"/>
+                    <pic:cNvPr id="441328431" name="그림 441328431"/>
                     <pic:cNvPicPr/>
                   </pic:nvPicPr>
                   <pic:blipFill>
-                    <a:blip r:embed="rId39" cstate="print">
+                    <a:blip r:embed="rId40" cstate="print">
                       <a:extLst>
                         <a:ext uri="{28A0092B-C50C-407E-A947-70E740481C1C}">
                           <a14:useLocalDpi xmlns:a14="http://schemas.microsoft.com/office/drawing/2010/main" val="0"/>
@@ -5345,10 +1820,10 @@
           <w:noProof/>
         </w:rPr>
         <w:drawing>
-          <wp:inline distT="0" distB="0" distL="0" distR="0" wp14:anchorId="68743119" wp14:editId="6DD51427">
+          <wp:inline distT="0" distB="0" distL="0" distR="0" wp14:anchorId="4FE2CF0D" wp14:editId="5CE6EE6A">
             <wp:extent cx="6645910" cy="1102360"/>
             <wp:effectExtent l="0" t="0" r="2540" b="2540"/>
-            <wp:docPr id="440670794" name="그림 120"/>
+            <wp:docPr id="2048197283" name="그림 122"/>
             <wp:cNvGraphicFramePr>
               <a:graphicFrameLocks xmlns:a="http://schemas.openxmlformats.org/drawingml/2006/main" noChangeAspect="1"/>
             </wp:cNvGraphicFramePr>
@@ -5356,11 +1831,11 @@
               <a:graphicData uri="http://schemas.openxmlformats.org/drawingml/2006/picture">
                 <pic:pic xmlns:pic="http://schemas.openxmlformats.org/drawingml/2006/picture">
                   <pic:nvPicPr>
-                    <pic:cNvPr id="440670794" name="그림 440670794"/>
+                    <pic:cNvPr id="2048197283" name="그림 2048197283"/>
                     <pic:cNvPicPr/>
                   </pic:nvPicPr>
                   <pic:blipFill>
-                    <a:blip r:embed="rId40" cstate="print">
+                    <a:blip r:embed="rId41" cstate="print">
                       <a:extLst>
                         <a:ext uri="{28A0092B-C50C-407E-A947-70E740481C1C}">
                           <a14:useLocalDpi xmlns:a14="http://schemas.microsoft.com/office/drawing/2010/main" val="0"/>
@@ -5392,10 +1867,10 @@
           <w:noProof/>
         </w:rPr>
         <w:drawing>
-          <wp:inline distT="0" distB="0" distL="0" distR="0" wp14:anchorId="636FAA7E" wp14:editId="3C881608">
-            <wp:extent cx="6645910" cy="1102995"/>
-            <wp:effectExtent l="0" t="0" r="2540" b="1905"/>
-            <wp:docPr id="441328431" name="그림 121"/>
+          <wp:inline distT="0" distB="0" distL="0" distR="0" wp14:anchorId="669CE458" wp14:editId="42F8C694">
+            <wp:extent cx="6645910" cy="1102360"/>
+            <wp:effectExtent l="0" t="0" r="2540" b="2540"/>
+            <wp:docPr id="1925539450" name="그림 123"/>
             <wp:cNvGraphicFramePr>
               <a:graphicFrameLocks xmlns:a="http://schemas.openxmlformats.org/drawingml/2006/main" noChangeAspect="1"/>
             </wp:cNvGraphicFramePr>
@@ -5403,54 +1878,7 @@
               <a:graphicData uri="http://schemas.openxmlformats.org/drawingml/2006/picture">
                 <pic:pic xmlns:pic="http://schemas.openxmlformats.org/drawingml/2006/picture">
                   <pic:nvPicPr>
-                    <pic:cNvPr id="441328431" name="그림 441328431"/>
-                    <pic:cNvPicPr/>
-                  </pic:nvPicPr>
-                  <pic:blipFill>
-                    <a:blip r:embed="rId41" cstate="print">
-                      <a:extLst>
-                        <a:ext uri="{28A0092B-C50C-407E-A947-70E740481C1C}">
-                          <a14:useLocalDpi xmlns:a14="http://schemas.microsoft.com/office/drawing/2010/main" val="0"/>
-                        </a:ext>
-                      </a:extLst>
-                    </a:blip>
-                    <a:stretch>
-                      <a:fillRect/>
-                    </a:stretch>
-                  </pic:blipFill>
-                  <pic:spPr>
-                    <a:xfrm>
-                      <a:off x="0" y="0"/>
-                      <a:ext cx="6645910" cy="1102995"/>
-                    </a:xfrm>
-                    <a:prstGeom prst="rect">
-                      <a:avLst/>
-                    </a:prstGeom>
-                  </pic:spPr>
-                </pic:pic>
-              </a:graphicData>
-            </a:graphic>
-          </wp:inline>
-        </w:drawing>
-      </w:r>
-      <w:r>
-        <w:rPr>
-          <w:rFonts w:hint="eastAsia"/>
-          <w:noProof/>
-        </w:rPr>
-        <w:drawing>
-          <wp:inline distT="0" distB="0" distL="0" distR="0" wp14:anchorId="4FE2CF0D" wp14:editId="380F42F2">
-            <wp:extent cx="6645910" cy="1102360"/>
-            <wp:effectExtent l="0" t="0" r="2540" b="2540"/>
-            <wp:docPr id="2048197283" name="그림 122"/>
-            <wp:cNvGraphicFramePr>
-              <a:graphicFrameLocks xmlns:a="http://schemas.openxmlformats.org/drawingml/2006/main" noChangeAspect="1"/>
-            </wp:cNvGraphicFramePr>
-            <a:graphic xmlns:a="http://schemas.openxmlformats.org/drawingml/2006/main">
-              <a:graphicData uri="http://schemas.openxmlformats.org/drawingml/2006/picture">
-                <pic:pic xmlns:pic="http://schemas.openxmlformats.org/drawingml/2006/picture">
-                  <pic:nvPicPr>
-                    <pic:cNvPr id="2048197283" name="그림 2048197283"/>
+                    <pic:cNvPr id="1925539450" name="그림 1925539450"/>
                     <pic:cNvPicPr/>
                   </pic:nvPicPr>
                   <pic:blipFill>
@@ -5486,10 +1914,10 @@
           <w:noProof/>
         </w:rPr>
         <w:drawing>
-          <wp:inline distT="0" distB="0" distL="0" distR="0" wp14:anchorId="669CE458" wp14:editId="49DCD61F">
-            <wp:extent cx="6645910" cy="1102360"/>
-            <wp:effectExtent l="0" t="0" r="2540" b="2540"/>
-            <wp:docPr id="1925539450" name="그림 123"/>
+          <wp:inline distT="0" distB="0" distL="0" distR="0" wp14:anchorId="63464763" wp14:editId="0266F605">
+            <wp:extent cx="6645910" cy="1102995"/>
+            <wp:effectExtent l="0" t="0" r="2540" b="1905"/>
+            <wp:docPr id="992570095" name="그림 124"/>
             <wp:cNvGraphicFramePr>
               <a:graphicFrameLocks xmlns:a="http://schemas.openxmlformats.org/drawingml/2006/main" noChangeAspect="1"/>
             </wp:cNvGraphicFramePr>
@@ -5497,7 +1925,7 @@
               <a:graphicData uri="http://schemas.openxmlformats.org/drawingml/2006/picture">
                 <pic:pic xmlns:pic="http://schemas.openxmlformats.org/drawingml/2006/picture">
                   <pic:nvPicPr>
-                    <pic:cNvPr id="1925539450" name="그림 1925539450"/>
+                    <pic:cNvPr id="992570095" name="그림 992570095"/>
                     <pic:cNvPicPr/>
                   </pic:nvPicPr>
                   <pic:blipFill>
@@ -5515,7 +1943,7 @@
                   <pic:spPr>
                     <a:xfrm>
                       <a:off x="0" y="0"/>
-                      <a:ext cx="6645910" cy="1102360"/>
+                      <a:ext cx="6645910" cy="1102995"/>
                     </a:xfrm>
                     <a:prstGeom prst="rect">
                       <a:avLst/>
@@ -5533,10 +1961,10 @@
           <w:noProof/>
         </w:rPr>
         <w:drawing>
-          <wp:inline distT="0" distB="0" distL="0" distR="0" wp14:anchorId="63464763" wp14:editId="1CC1977A">
+          <wp:inline distT="0" distB="0" distL="0" distR="0" wp14:anchorId="4DE7B17F" wp14:editId="628AD053">
             <wp:extent cx="6645910" cy="1102995"/>
             <wp:effectExtent l="0" t="0" r="2540" b="1905"/>
-            <wp:docPr id="992570095" name="그림 124"/>
+            <wp:docPr id="1021406499" name="그림 125"/>
             <wp:cNvGraphicFramePr>
               <a:graphicFrameLocks xmlns:a="http://schemas.openxmlformats.org/drawingml/2006/main" noChangeAspect="1"/>
             </wp:cNvGraphicFramePr>
@@ -5544,7 +1972,7 @@
               <a:graphicData uri="http://schemas.openxmlformats.org/drawingml/2006/picture">
                 <pic:pic xmlns:pic="http://schemas.openxmlformats.org/drawingml/2006/picture">
                   <pic:nvPicPr>
-                    <pic:cNvPr id="992570095" name="그림 992570095"/>
+                    <pic:cNvPr id="1021406499" name="그림 1021406499"/>
                     <pic:cNvPicPr/>
                   </pic:nvPicPr>
                   <pic:blipFill>
@@ -5580,10 +2008,10 @@
           <w:noProof/>
         </w:rPr>
         <w:drawing>
-          <wp:inline distT="0" distB="0" distL="0" distR="0" wp14:anchorId="4DE7B17F" wp14:editId="17727365">
-            <wp:extent cx="6645910" cy="1102995"/>
-            <wp:effectExtent l="0" t="0" r="2540" b="1905"/>
-            <wp:docPr id="1021406499" name="그림 125"/>
+          <wp:inline distT="0" distB="0" distL="0" distR="0" wp14:anchorId="35994A7D" wp14:editId="5873838E">
+            <wp:extent cx="6645910" cy="1102360"/>
+            <wp:effectExtent l="0" t="0" r="2540" b="2540"/>
+            <wp:docPr id="1280119624" name="그림 126"/>
             <wp:cNvGraphicFramePr>
               <a:graphicFrameLocks xmlns:a="http://schemas.openxmlformats.org/drawingml/2006/main" noChangeAspect="1"/>
             </wp:cNvGraphicFramePr>
@@ -5591,7 +2019,7 @@
               <a:graphicData uri="http://schemas.openxmlformats.org/drawingml/2006/picture">
                 <pic:pic xmlns:pic="http://schemas.openxmlformats.org/drawingml/2006/picture">
                   <pic:nvPicPr>
-                    <pic:cNvPr id="1021406499" name="그림 1021406499"/>
+                    <pic:cNvPr id="1280119624" name="그림 1280119624"/>
                     <pic:cNvPicPr/>
                   </pic:nvPicPr>
                   <pic:blipFill>
@@ -5609,7 +2037,7 @@
                   <pic:spPr>
                     <a:xfrm>
                       <a:off x="0" y="0"/>
-                      <a:ext cx="6645910" cy="1102995"/>
+                      <a:ext cx="6645910" cy="1102360"/>
                     </a:xfrm>
                     <a:prstGeom prst="rect">
                       <a:avLst/>
@@ -5627,10 +2055,10 @@
           <w:noProof/>
         </w:rPr>
         <w:drawing>
-          <wp:inline distT="0" distB="0" distL="0" distR="0" wp14:anchorId="35994A7D" wp14:editId="771FBBBF">
+          <wp:inline distT="0" distB="0" distL="0" distR="0" wp14:anchorId="2FF95B80" wp14:editId="4D76809E">
             <wp:extent cx="6645910" cy="1102360"/>
             <wp:effectExtent l="0" t="0" r="2540" b="2540"/>
-            <wp:docPr id="1280119624" name="그림 126"/>
+            <wp:docPr id="2040553632" name="그림 127"/>
             <wp:cNvGraphicFramePr>
               <a:graphicFrameLocks xmlns:a="http://schemas.openxmlformats.org/drawingml/2006/main" noChangeAspect="1"/>
             </wp:cNvGraphicFramePr>
@@ -5638,7 +2066,7 @@
               <a:graphicData uri="http://schemas.openxmlformats.org/drawingml/2006/picture">
                 <pic:pic xmlns:pic="http://schemas.openxmlformats.org/drawingml/2006/picture">
                   <pic:nvPicPr>
-                    <pic:cNvPr id="1280119624" name="그림 1280119624"/>
+                    <pic:cNvPr id="2040553632" name="그림 2040553632"/>
                     <pic:cNvPicPr/>
                   </pic:nvPicPr>
                   <pic:blipFill>
@@ -5674,10 +2102,10 @@
           <w:noProof/>
         </w:rPr>
         <w:drawing>
-          <wp:inline distT="0" distB="0" distL="0" distR="0" wp14:anchorId="2FF95B80" wp14:editId="4D76809E">
+          <wp:inline distT="0" distB="0" distL="0" distR="0" wp14:anchorId="6062A102" wp14:editId="35385736">
             <wp:extent cx="6645910" cy="1102360"/>
             <wp:effectExtent l="0" t="0" r="2540" b="2540"/>
-            <wp:docPr id="2040553632" name="그림 127"/>
+            <wp:docPr id="1827260791" name="그림 128"/>
             <wp:cNvGraphicFramePr>
               <a:graphicFrameLocks xmlns:a="http://schemas.openxmlformats.org/drawingml/2006/main" noChangeAspect="1"/>
             </wp:cNvGraphicFramePr>
@@ -5685,7 +2113,7 @@
               <a:graphicData uri="http://schemas.openxmlformats.org/drawingml/2006/picture">
                 <pic:pic xmlns:pic="http://schemas.openxmlformats.org/drawingml/2006/picture">
                   <pic:nvPicPr>
-                    <pic:cNvPr id="2040553632" name="그림 2040553632"/>
+                    <pic:cNvPr id="1827260791" name="그림 1827260791"/>
                     <pic:cNvPicPr/>
                   </pic:nvPicPr>
                   <pic:blipFill>
@@ -5721,10 +2149,10 @@
           <w:noProof/>
         </w:rPr>
         <w:drawing>
-          <wp:inline distT="0" distB="0" distL="0" distR="0" wp14:anchorId="6062A102" wp14:editId="35385736">
+          <wp:inline distT="0" distB="0" distL="0" distR="0" wp14:anchorId="6C944ED2" wp14:editId="2CB936AE">
             <wp:extent cx="6645910" cy="1102360"/>
             <wp:effectExtent l="0" t="0" r="2540" b="2540"/>
-            <wp:docPr id="1827260791" name="그림 128"/>
+            <wp:docPr id="918673400" name="그림 129"/>
             <wp:cNvGraphicFramePr>
               <a:graphicFrameLocks xmlns:a="http://schemas.openxmlformats.org/drawingml/2006/main" noChangeAspect="1"/>
             </wp:cNvGraphicFramePr>
@@ -5732,7 +2160,7 @@
               <a:graphicData uri="http://schemas.openxmlformats.org/drawingml/2006/picture">
                 <pic:pic xmlns:pic="http://schemas.openxmlformats.org/drawingml/2006/picture">
                   <pic:nvPicPr>
-                    <pic:cNvPr id="1827260791" name="그림 1827260791"/>
+                    <pic:cNvPr id="918673400" name="그림 918673400"/>
                     <pic:cNvPicPr/>
                   </pic:nvPicPr>
                   <pic:blipFill>
@@ -5768,10 +2196,10 @@
           <w:noProof/>
         </w:rPr>
         <w:drawing>
-          <wp:inline distT="0" distB="0" distL="0" distR="0" wp14:anchorId="6C944ED2" wp14:editId="20444BE1">
+          <wp:inline distT="0" distB="0" distL="0" distR="0" wp14:anchorId="4603C762" wp14:editId="7A370B4B">
             <wp:extent cx="6645910" cy="1102360"/>
             <wp:effectExtent l="0" t="0" r="2540" b="2540"/>
-            <wp:docPr id="918673400" name="그림 129"/>
+            <wp:docPr id="2007998994" name="그림 130"/>
             <wp:cNvGraphicFramePr>
               <a:graphicFrameLocks xmlns:a="http://schemas.openxmlformats.org/drawingml/2006/main" noChangeAspect="1"/>
             </wp:cNvGraphicFramePr>
@@ -5779,7 +2207,7 @@
               <a:graphicData uri="http://schemas.openxmlformats.org/drawingml/2006/picture">
                 <pic:pic xmlns:pic="http://schemas.openxmlformats.org/drawingml/2006/picture">
                   <pic:nvPicPr>
-                    <pic:cNvPr id="918673400" name="그림 918673400"/>
+                    <pic:cNvPr id="2007998994" name="그림 2007998994"/>
                     <pic:cNvPicPr/>
                   </pic:nvPicPr>
                   <pic:blipFill>
@@ -5815,10 +2243,10 @@
           <w:noProof/>
         </w:rPr>
         <w:drawing>
-          <wp:inline distT="0" distB="0" distL="0" distR="0" wp14:anchorId="4603C762" wp14:editId="7A72C6DF">
+          <wp:inline distT="0" distB="0" distL="0" distR="0" wp14:anchorId="194A43B0" wp14:editId="4C2673D8">
             <wp:extent cx="6645910" cy="1102360"/>
             <wp:effectExtent l="0" t="0" r="2540" b="2540"/>
-            <wp:docPr id="2007998994" name="그림 130"/>
+            <wp:docPr id="865606213" name="그림 131"/>
             <wp:cNvGraphicFramePr>
               <a:graphicFrameLocks xmlns:a="http://schemas.openxmlformats.org/drawingml/2006/main" noChangeAspect="1"/>
             </wp:cNvGraphicFramePr>
@@ -5826,7 +2254,7 @@
               <a:graphicData uri="http://schemas.openxmlformats.org/drawingml/2006/picture">
                 <pic:pic xmlns:pic="http://schemas.openxmlformats.org/drawingml/2006/picture">
                   <pic:nvPicPr>
-                    <pic:cNvPr id="2007998994" name="그림 2007998994"/>
+                    <pic:cNvPr id="865606213" name="그림 865606213"/>
                     <pic:cNvPicPr/>
                   </pic:nvPicPr>
                   <pic:blipFill>
@@ -5862,10 +2290,10 @@
           <w:noProof/>
         </w:rPr>
         <w:drawing>
-          <wp:inline distT="0" distB="0" distL="0" distR="0" wp14:anchorId="194A43B0" wp14:editId="0FC7AE34">
-            <wp:extent cx="6645910" cy="1102360"/>
-            <wp:effectExtent l="0" t="0" r="2540" b="2540"/>
-            <wp:docPr id="865606213" name="그림 131"/>
+          <wp:inline distT="0" distB="0" distL="0" distR="0" wp14:anchorId="48943DD3" wp14:editId="38666B12">
+            <wp:extent cx="6645910" cy="1379220"/>
+            <wp:effectExtent l="0" t="0" r="2540" b="0"/>
+            <wp:docPr id="878818702" name="그림 132"/>
             <wp:cNvGraphicFramePr>
               <a:graphicFrameLocks xmlns:a="http://schemas.openxmlformats.org/drawingml/2006/main" noChangeAspect="1"/>
             </wp:cNvGraphicFramePr>
@@ -5873,11 +2301,60 @@
               <a:graphicData uri="http://schemas.openxmlformats.org/drawingml/2006/picture">
                 <pic:pic xmlns:pic="http://schemas.openxmlformats.org/drawingml/2006/picture">
                   <pic:nvPicPr>
-                    <pic:cNvPr id="865606213" name="그림 865606213"/>
+                    <pic:cNvPr id="878818702" name="그림 878818702"/>
                     <pic:cNvPicPr/>
                   </pic:nvPicPr>
                   <pic:blipFill>
                     <a:blip r:embed="rId51" cstate="print">
+                      <a:extLst>
+                        <a:ext uri="{28A0092B-C50C-407E-A947-70E740481C1C}">
+                          <a14:useLocalDpi xmlns:a14="http://schemas.microsoft.com/office/drawing/2010/main" val="0"/>
+                        </a:ext>
+                      </a:extLst>
+                    </a:blip>
+                    <a:stretch>
+                      <a:fillRect/>
+                    </a:stretch>
+                  </pic:blipFill>
+                  <pic:spPr>
+                    <a:xfrm>
+                      <a:off x="0" y="0"/>
+                      <a:ext cx="6645910" cy="1379220"/>
+                    </a:xfrm>
+                    <a:prstGeom prst="rect">
+                      <a:avLst/>
+                    </a:prstGeom>
+                  </pic:spPr>
+                </pic:pic>
+              </a:graphicData>
+            </a:graphic>
+          </wp:inline>
+        </w:drawing>
+      </w:r>
+    </w:p>
+    <w:p>
+      <w:r>
+        <w:rPr>
+          <w:rFonts w:hint="eastAsia"/>
+          <w:noProof/>
+        </w:rPr>
+        <w:drawing>
+          <wp:inline distT="0" distB="0" distL="0" distR="0" wp14:anchorId="750373E4" wp14:editId="2D51DBB5">
+            <wp:extent cx="6645910" cy="1102360"/>
+            <wp:effectExtent l="0" t="0" r="2540" b="2540"/>
+            <wp:docPr id="238348549" name="그림 133"/>
+            <wp:cNvGraphicFramePr>
+              <a:graphicFrameLocks xmlns:a="http://schemas.openxmlformats.org/drawingml/2006/main" noChangeAspect="1"/>
+            </wp:cNvGraphicFramePr>
+            <a:graphic xmlns:a="http://schemas.openxmlformats.org/drawingml/2006/main">
+              <a:graphicData uri="http://schemas.openxmlformats.org/drawingml/2006/picture">
+                <pic:pic xmlns:pic="http://schemas.openxmlformats.org/drawingml/2006/picture">
+                  <pic:nvPicPr>
+                    <pic:cNvPr id="238348549" name="그림 238348549"/>
+                    <pic:cNvPicPr/>
+                  </pic:nvPicPr>
+                  <pic:blipFill>
+                    <a:blip r:embed="rId52" cstate="print">
                       <a:extLst>
                         <a:ext uri="{28A0092B-C50C-407E-A947-70E740481C1C}">
                           <a14:useLocalDpi xmlns:a14="http://schemas.microsoft.com/office/drawing/2010/main" val="0"/>
@@ -5909,10 +2386,10 @@
           <w:noProof/>
         </w:rPr>
         <w:drawing>
-          <wp:inline distT="0" distB="0" distL="0" distR="0" wp14:anchorId="48943DD3" wp14:editId="5F4FB460">
-            <wp:extent cx="6645910" cy="1379220"/>
-            <wp:effectExtent l="0" t="0" r="2540" b="0"/>
-            <wp:docPr id="878818702" name="그림 132"/>
+          <wp:inline distT="0" distB="0" distL="0" distR="0" wp14:anchorId="4CE048D9" wp14:editId="516F23BE">
+            <wp:extent cx="6645910" cy="1102360"/>
+            <wp:effectExtent l="0" t="0" r="2540" b="2540"/>
+            <wp:docPr id="2056922185" name="그림 134"/>
             <wp:cNvGraphicFramePr>
               <a:graphicFrameLocks xmlns:a="http://schemas.openxmlformats.org/drawingml/2006/main" noChangeAspect="1"/>
             </wp:cNvGraphicFramePr>
@@ -5920,56 +2397,7 @@
               <a:graphicData uri="http://schemas.openxmlformats.org/drawingml/2006/picture">
                 <pic:pic xmlns:pic="http://schemas.openxmlformats.org/drawingml/2006/picture">
                   <pic:nvPicPr>
-                    <pic:cNvPr id="878818702" name="그림 878818702"/>
-                    <pic:cNvPicPr/>
-                  </pic:nvPicPr>
-                  <pic:blipFill>
-                    <a:blip r:embed="rId52" cstate="print">
-                      <a:extLst>
-                        <a:ext uri="{28A0092B-C50C-407E-A947-70E740481C1C}">
-                          <a14:useLocalDpi xmlns:a14="http://schemas.microsoft.com/office/drawing/2010/main" val="0"/>
-                        </a:ext>
-                      </a:extLst>
-                    </a:blip>
-                    <a:stretch>
-                      <a:fillRect/>
-                    </a:stretch>
-                  </pic:blipFill>
-                  <pic:spPr>
-                    <a:xfrm>
-                      <a:off x="0" y="0"/>
-                      <a:ext cx="6645910" cy="1379220"/>
-                    </a:xfrm>
-                    <a:prstGeom prst="rect">
-                      <a:avLst/>
-                    </a:prstGeom>
-                  </pic:spPr>
-                </pic:pic>
-              </a:graphicData>
-            </a:graphic>
-          </wp:inline>
-        </w:drawing>
-      </w:r>
-    </w:p>
-    <w:p>
-      <w:r>
-        <w:rPr>
-          <w:rFonts w:hint="eastAsia"/>
-          <w:noProof/>
-        </w:rPr>
-        <w:drawing>
-          <wp:inline distT="0" distB="0" distL="0" distR="0" wp14:anchorId="750373E4" wp14:editId="74118607">
-            <wp:extent cx="6645910" cy="1102360"/>
-            <wp:effectExtent l="0" t="0" r="2540" b="2540"/>
-            <wp:docPr id="238348549" name="그림 133"/>
-            <wp:cNvGraphicFramePr>
-              <a:graphicFrameLocks xmlns:a="http://schemas.openxmlformats.org/drawingml/2006/main" noChangeAspect="1"/>
-            </wp:cNvGraphicFramePr>
-            <a:graphic xmlns:a="http://schemas.openxmlformats.org/drawingml/2006/main">
-              <a:graphicData uri="http://schemas.openxmlformats.org/drawingml/2006/picture">
-                <pic:pic xmlns:pic="http://schemas.openxmlformats.org/drawingml/2006/picture">
-                  <pic:nvPicPr>
-                    <pic:cNvPr id="238348549" name="그림 238348549"/>
+                    <pic:cNvPr id="2056922185" name="그림 2056922185"/>
                     <pic:cNvPicPr/>
                   </pic:nvPicPr>
                   <pic:blipFill>
@@ -6005,10 +2433,10 @@
           <w:noProof/>
         </w:rPr>
         <w:drawing>
-          <wp:inline distT="0" distB="0" distL="0" distR="0" wp14:anchorId="4CE048D9" wp14:editId="516F23BE">
-            <wp:extent cx="6645910" cy="1102360"/>
-            <wp:effectExtent l="0" t="0" r="2540" b="2540"/>
-            <wp:docPr id="2056922185" name="그림 134"/>
+          <wp:inline distT="0" distB="0" distL="0" distR="0" wp14:anchorId="76F77B65" wp14:editId="0714356A">
+            <wp:extent cx="6645910" cy="1102995"/>
+            <wp:effectExtent l="0" t="0" r="2540" b="1905"/>
+            <wp:docPr id="643796873" name="그림 135"/>
             <wp:cNvGraphicFramePr>
               <a:graphicFrameLocks xmlns:a="http://schemas.openxmlformats.org/drawingml/2006/main" noChangeAspect="1"/>
             </wp:cNvGraphicFramePr>
@@ -6016,7 +2444,7 @@
               <a:graphicData uri="http://schemas.openxmlformats.org/drawingml/2006/picture">
                 <pic:pic xmlns:pic="http://schemas.openxmlformats.org/drawingml/2006/picture">
                   <pic:nvPicPr>
-                    <pic:cNvPr id="2056922185" name="그림 2056922185"/>
+                    <pic:cNvPr id="643796873" name="그림 643796873"/>
                     <pic:cNvPicPr/>
                   </pic:nvPicPr>
                   <pic:blipFill>
@@ -6034,7 +2462,7 @@
                   <pic:spPr>
                     <a:xfrm>
                       <a:off x="0" y="0"/>
-                      <a:ext cx="6645910" cy="1102360"/>
+                      <a:ext cx="6645910" cy="1102995"/>
                     </a:xfrm>
                     <a:prstGeom prst="rect">
                       <a:avLst/>
@@ -6052,10 +2480,10 @@
           <w:noProof/>
         </w:rPr>
         <w:drawing>
-          <wp:inline distT="0" distB="0" distL="0" distR="0" wp14:anchorId="76F77B65" wp14:editId="401EAE4D">
+          <wp:inline distT="0" distB="0" distL="0" distR="0" wp14:anchorId="438188B5" wp14:editId="2E978D4B">
             <wp:extent cx="6645910" cy="1102995"/>
             <wp:effectExtent l="0" t="0" r="2540" b="1905"/>
-            <wp:docPr id="643796873" name="그림 135"/>
+            <wp:docPr id="2067424105" name="그림 136"/>
             <wp:cNvGraphicFramePr>
               <a:graphicFrameLocks xmlns:a="http://schemas.openxmlformats.org/drawingml/2006/main" noChangeAspect="1"/>
             </wp:cNvGraphicFramePr>
@@ -6063,7 +2491,7 @@
               <a:graphicData uri="http://schemas.openxmlformats.org/drawingml/2006/picture">
                 <pic:pic xmlns:pic="http://schemas.openxmlformats.org/drawingml/2006/picture">
                   <pic:nvPicPr>
-                    <pic:cNvPr id="643796873" name="그림 643796873"/>
+                    <pic:cNvPr id="2067424105" name="그림 2067424105"/>
                     <pic:cNvPicPr/>
                   </pic:nvPicPr>
                   <pic:blipFill>
@@ -6099,10 +2527,10 @@
           <w:noProof/>
         </w:rPr>
         <w:drawing>
-          <wp:inline distT="0" distB="0" distL="0" distR="0" wp14:anchorId="438188B5" wp14:editId="6EA1614D">
+          <wp:inline distT="0" distB="0" distL="0" distR="0" wp14:anchorId="02F8A7FD" wp14:editId="58256B70">
             <wp:extent cx="6645910" cy="1102995"/>
             <wp:effectExtent l="0" t="0" r="2540" b="1905"/>
-            <wp:docPr id="2067424105" name="그림 136"/>
+            <wp:docPr id="856263303" name="그림 137"/>
             <wp:cNvGraphicFramePr>
               <a:graphicFrameLocks xmlns:a="http://schemas.openxmlformats.org/drawingml/2006/main" noChangeAspect="1"/>
             </wp:cNvGraphicFramePr>
@@ -6110,7 +2538,7 @@
               <a:graphicData uri="http://schemas.openxmlformats.org/drawingml/2006/picture">
                 <pic:pic xmlns:pic="http://schemas.openxmlformats.org/drawingml/2006/picture">
                   <pic:nvPicPr>
-                    <pic:cNvPr id="2067424105" name="그림 2067424105"/>
+                    <pic:cNvPr id="856263303" name="그림 856263303"/>
                     <pic:cNvPicPr/>
                   </pic:nvPicPr>
                   <pic:blipFill>
@@ -6146,10 +2574,10 @@
           <w:noProof/>
         </w:rPr>
         <w:drawing>
-          <wp:inline distT="0" distB="0" distL="0" distR="0" wp14:anchorId="02F8A7FD" wp14:editId="6EC09F04">
-            <wp:extent cx="6645910" cy="1102995"/>
-            <wp:effectExtent l="0" t="0" r="2540" b="1905"/>
-            <wp:docPr id="856263303" name="그림 137"/>
+          <wp:inline distT="0" distB="0" distL="0" distR="0" wp14:anchorId="040C2802" wp14:editId="585B5C5A">
+            <wp:extent cx="6645910" cy="1102360"/>
+            <wp:effectExtent l="0" t="0" r="2540" b="2540"/>
+            <wp:docPr id="179334616" name="그림 138"/>
             <wp:cNvGraphicFramePr>
               <a:graphicFrameLocks xmlns:a="http://schemas.openxmlformats.org/drawingml/2006/main" noChangeAspect="1"/>
             </wp:cNvGraphicFramePr>
@@ -6157,7 +2585,7 @@
               <a:graphicData uri="http://schemas.openxmlformats.org/drawingml/2006/picture">
                 <pic:pic xmlns:pic="http://schemas.openxmlformats.org/drawingml/2006/picture">
                   <pic:nvPicPr>
-                    <pic:cNvPr id="856263303" name="그림 856263303"/>
+                    <pic:cNvPr id="179334616" name="그림 179334616"/>
                     <pic:cNvPicPr/>
                   </pic:nvPicPr>
                   <pic:blipFill>
@@ -6175,7 +2603,7 @@
                   <pic:spPr>
                     <a:xfrm>
                       <a:off x="0" y="0"/>
-                      <a:ext cx="6645910" cy="1102995"/>
+                      <a:ext cx="6645910" cy="1102360"/>
                     </a:xfrm>
                     <a:prstGeom prst="rect">
                       <a:avLst/>
@@ -6193,10 +2621,10 @@
           <w:noProof/>
         </w:rPr>
         <w:drawing>
-          <wp:inline distT="0" distB="0" distL="0" distR="0" wp14:anchorId="040C2802" wp14:editId="585B5C5A">
+          <wp:inline distT="0" distB="0" distL="0" distR="0" wp14:anchorId="26E56194" wp14:editId="4986EDBE">
             <wp:extent cx="6645910" cy="1102360"/>
             <wp:effectExtent l="0" t="0" r="2540" b="2540"/>
-            <wp:docPr id="179334616" name="그림 138"/>
+            <wp:docPr id="93387749" name="그림 139"/>
             <wp:cNvGraphicFramePr>
               <a:graphicFrameLocks xmlns:a="http://schemas.openxmlformats.org/drawingml/2006/main" noChangeAspect="1"/>
             </wp:cNvGraphicFramePr>
@@ -6204,7 +2632,7 @@
               <a:graphicData uri="http://schemas.openxmlformats.org/drawingml/2006/picture">
                 <pic:pic xmlns:pic="http://schemas.openxmlformats.org/drawingml/2006/picture">
                   <pic:nvPicPr>
-                    <pic:cNvPr id="179334616" name="그림 179334616"/>
+                    <pic:cNvPr id="93387749" name="그림 93387749"/>
                     <pic:cNvPicPr/>
                   </pic:nvPicPr>
                   <pic:blipFill>
@@ -6240,10 +2668,10 @@
           <w:noProof/>
         </w:rPr>
         <w:drawing>
-          <wp:inline distT="0" distB="0" distL="0" distR="0" wp14:anchorId="26E56194" wp14:editId="4986EDBE">
-            <wp:extent cx="6645910" cy="1102360"/>
-            <wp:effectExtent l="0" t="0" r="2540" b="2540"/>
-            <wp:docPr id="93387749" name="그림 139"/>
+          <wp:inline distT="0" distB="0" distL="0" distR="0" wp14:anchorId="0AD5F0F0" wp14:editId="46EB3CC3">
+            <wp:extent cx="6645910" cy="1104265"/>
+            <wp:effectExtent l="0" t="0" r="2540" b="635"/>
+            <wp:docPr id="673517548" name="그림 140"/>
             <wp:cNvGraphicFramePr>
               <a:graphicFrameLocks xmlns:a="http://schemas.openxmlformats.org/drawingml/2006/main" noChangeAspect="1"/>
             </wp:cNvGraphicFramePr>
@@ -6251,11 +2679,58 @@
               <a:graphicData uri="http://schemas.openxmlformats.org/drawingml/2006/picture">
                 <pic:pic xmlns:pic="http://schemas.openxmlformats.org/drawingml/2006/picture">
                   <pic:nvPicPr>
-                    <pic:cNvPr id="93387749" name="그림 93387749"/>
+                    <pic:cNvPr id="673517548" name="그림 673517548"/>
                     <pic:cNvPicPr/>
                   </pic:nvPicPr>
                   <pic:blipFill>
                     <a:blip r:embed="rId59" cstate="print">
+                      <a:extLst>
+                        <a:ext uri="{28A0092B-C50C-407E-A947-70E740481C1C}">
+                          <a14:useLocalDpi xmlns:a14="http://schemas.microsoft.com/office/drawing/2010/main" val="0"/>
+                        </a:ext>
+                      </a:extLst>
+                    </a:blip>
+                    <a:stretch>
+                      <a:fillRect/>
+                    </a:stretch>
+                  </pic:blipFill>
+                  <pic:spPr>
+                    <a:xfrm>
+                      <a:off x="0" y="0"/>
+                      <a:ext cx="6645910" cy="1104265"/>
+                    </a:xfrm>
+                    <a:prstGeom prst="rect">
+                      <a:avLst/>
+                    </a:prstGeom>
+                  </pic:spPr>
+                </pic:pic>
+              </a:graphicData>
+            </a:graphic>
+          </wp:inline>
+        </w:drawing>
+      </w:r>
+      <w:r>
+        <w:rPr>
+          <w:rFonts w:hint="eastAsia"/>
+          <w:noProof/>
+        </w:rPr>
+        <w:drawing>
+          <wp:inline distT="0" distB="0" distL="0" distR="0" wp14:anchorId="7D22362E" wp14:editId="4A41C4BD">
+            <wp:extent cx="6645910" cy="1102360"/>
+            <wp:effectExtent l="0" t="0" r="2540" b="2540"/>
+            <wp:docPr id="936938992" name="그림 141"/>
+            <wp:cNvGraphicFramePr>
+              <a:graphicFrameLocks xmlns:a="http://schemas.openxmlformats.org/drawingml/2006/main" noChangeAspect="1"/>
+            </wp:cNvGraphicFramePr>
+            <a:graphic xmlns:a="http://schemas.openxmlformats.org/drawingml/2006/main">
+              <a:graphicData uri="http://schemas.openxmlformats.org/drawingml/2006/picture">
+                <pic:pic xmlns:pic="http://schemas.openxmlformats.org/drawingml/2006/picture">
+                  <pic:nvPicPr>
+                    <pic:cNvPr id="936938992" name="그림 936938992"/>
+                    <pic:cNvPicPr/>
+                  </pic:nvPicPr>
+                  <pic:blipFill>
+                    <a:blip r:embed="rId60" cstate="print">
                       <a:extLst>
                         <a:ext uri="{28A0092B-C50C-407E-A947-70E740481C1C}">
                           <a14:useLocalDpi xmlns:a14="http://schemas.microsoft.com/office/drawing/2010/main" val="0"/>
@@ -6287,10 +2762,10 @@
           <w:noProof/>
         </w:rPr>
         <w:drawing>
-          <wp:inline distT="0" distB="0" distL="0" distR="0" wp14:anchorId="0AD5F0F0" wp14:editId="46EB3CC3">
-            <wp:extent cx="6645910" cy="1104265"/>
-            <wp:effectExtent l="0" t="0" r="2540" b="635"/>
-            <wp:docPr id="673517548" name="그림 140"/>
+          <wp:inline distT="0" distB="0" distL="0" distR="0" wp14:anchorId="4F586A8E" wp14:editId="695A5A29">
+            <wp:extent cx="6645910" cy="1102360"/>
+            <wp:effectExtent l="0" t="0" r="2540" b="2540"/>
+            <wp:docPr id="1613067810" name="그림 142"/>
             <wp:cNvGraphicFramePr>
               <a:graphicFrameLocks xmlns:a="http://schemas.openxmlformats.org/drawingml/2006/main" noChangeAspect="1"/>
             </wp:cNvGraphicFramePr>
@@ -6298,54 +2773,7 @@
               <a:graphicData uri="http://schemas.openxmlformats.org/drawingml/2006/picture">
                 <pic:pic xmlns:pic="http://schemas.openxmlformats.org/drawingml/2006/picture">
                   <pic:nvPicPr>
-                    <pic:cNvPr id="673517548" name="그림 673517548"/>
-                    <pic:cNvPicPr/>
-                  </pic:nvPicPr>
-                  <pic:blipFill>
-                    <a:blip r:embed="rId60" cstate="print">
-                      <a:extLst>
-                        <a:ext uri="{28A0092B-C50C-407E-A947-70E740481C1C}">
-                          <a14:useLocalDpi xmlns:a14="http://schemas.microsoft.com/office/drawing/2010/main" val="0"/>
-                        </a:ext>
-                      </a:extLst>
-                    </a:blip>
-                    <a:stretch>
-                      <a:fillRect/>
-                    </a:stretch>
-                  </pic:blipFill>
-                  <pic:spPr>
-                    <a:xfrm>
-                      <a:off x="0" y="0"/>
-                      <a:ext cx="6645910" cy="1104265"/>
-                    </a:xfrm>
-                    <a:prstGeom prst="rect">
-                      <a:avLst/>
-                    </a:prstGeom>
-                  </pic:spPr>
-                </pic:pic>
-              </a:graphicData>
-            </a:graphic>
-          </wp:inline>
-        </w:drawing>
-      </w:r>
-      <w:r>
-        <w:rPr>
-          <w:rFonts w:hint="eastAsia"/>
-          <w:noProof/>
-        </w:rPr>
-        <w:drawing>
-          <wp:inline distT="0" distB="0" distL="0" distR="0" wp14:anchorId="7D22362E" wp14:editId="00B65AA8">
-            <wp:extent cx="6645910" cy="1102360"/>
-            <wp:effectExtent l="0" t="0" r="2540" b="2540"/>
-            <wp:docPr id="936938992" name="그림 141"/>
-            <wp:cNvGraphicFramePr>
-              <a:graphicFrameLocks xmlns:a="http://schemas.openxmlformats.org/drawingml/2006/main" noChangeAspect="1"/>
-            </wp:cNvGraphicFramePr>
-            <a:graphic xmlns:a="http://schemas.openxmlformats.org/drawingml/2006/main">
-              <a:graphicData uri="http://schemas.openxmlformats.org/drawingml/2006/picture">
-                <pic:pic xmlns:pic="http://schemas.openxmlformats.org/drawingml/2006/picture">
-                  <pic:nvPicPr>
-                    <pic:cNvPr id="936938992" name="그림 936938992"/>
+                    <pic:cNvPr id="1613067810" name="그림 1613067810"/>
                     <pic:cNvPicPr/>
                   </pic:nvPicPr>
                   <pic:blipFill>
@@ -6381,10 +2809,10 @@
           <w:noProof/>
         </w:rPr>
         <w:drawing>
-          <wp:inline distT="0" distB="0" distL="0" distR="0" wp14:anchorId="4F586A8E" wp14:editId="2F7398B6">
+          <wp:inline distT="0" distB="0" distL="0" distR="0" wp14:anchorId="04160BE9" wp14:editId="0AE7BC65">
             <wp:extent cx="6645910" cy="1102360"/>
             <wp:effectExtent l="0" t="0" r="2540" b="2540"/>
-            <wp:docPr id="1613067810" name="그림 142"/>
+            <wp:docPr id="202046700" name="그림 143"/>
             <wp:cNvGraphicFramePr>
               <a:graphicFrameLocks xmlns:a="http://schemas.openxmlformats.org/drawingml/2006/main" noChangeAspect="1"/>
             </wp:cNvGraphicFramePr>
@@ -6392,7 +2820,7 @@
               <a:graphicData uri="http://schemas.openxmlformats.org/drawingml/2006/picture">
                 <pic:pic xmlns:pic="http://schemas.openxmlformats.org/drawingml/2006/picture">
                   <pic:nvPicPr>
-                    <pic:cNvPr id="1613067810" name="그림 1613067810"/>
+                    <pic:cNvPr id="202046700" name="그림 202046700"/>
                     <pic:cNvPicPr/>
                   </pic:nvPicPr>
                   <pic:blipFill>
@@ -6428,10 +2856,10 @@
           <w:noProof/>
         </w:rPr>
         <w:drawing>
-          <wp:inline distT="0" distB="0" distL="0" distR="0" wp14:anchorId="04160BE9" wp14:editId="0AE7BC65">
+          <wp:inline distT="0" distB="0" distL="0" distR="0" wp14:anchorId="7793E359" wp14:editId="1A3C0064">
             <wp:extent cx="6645910" cy="1102360"/>
             <wp:effectExtent l="0" t="0" r="2540" b="2540"/>
-            <wp:docPr id="202046700" name="그림 143"/>
+            <wp:docPr id="215247178" name="그림 144"/>
             <wp:cNvGraphicFramePr>
               <a:graphicFrameLocks xmlns:a="http://schemas.openxmlformats.org/drawingml/2006/main" noChangeAspect="1"/>
             </wp:cNvGraphicFramePr>
@@ -6439,7 +2867,7 @@
               <a:graphicData uri="http://schemas.openxmlformats.org/drawingml/2006/picture">
                 <pic:pic xmlns:pic="http://schemas.openxmlformats.org/drawingml/2006/picture">
                   <pic:nvPicPr>
-                    <pic:cNvPr id="202046700" name="그림 202046700"/>
+                    <pic:cNvPr id="215247178" name="그림 215247178"/>
                     <pic:cNvPicPr/>
                   </pic:nvPicPr>
                   <pic:blipFill>
@@ -6475,10 +2903,10 @@
           <w:noProof/>
         </w:rPr>
         <w:drawing>
-          <wp:inline distT="0" distB="0" distL="0" distR="0" wp14:anchorId="7793E359" wp14:editId="1A3C0064">
+          <wp:inline distT="0" distB="0" distL="0" distR="0" wp14:anchorId="7A650C08" wp14:editId="5B9E777A">
             <wp:extent cx="6645910" cy="1102360"/>
             <wp:effectExtent l="0" t="0" r="2540" b="2540"/>
-            <wp:docPr id="215247178" name="그림 144"/>
+            <wp:docPr id="992886593" name="그림 145"/>
             <wp:cNvGraphicFramePr>
               <a:graphicFrameLocks xmlns:a="http://schemas.openxmlformats.org/drawingml/2006/main" noChangeAspect="1"/>
             </wp:cNvGraphicFramePr>
@@ -6486,7 +2914,7 @@
               <a:graphicData uri="http://schemas.openxmlformats.org/drawingml/2006/picture">
                 <pic:pic xmlns:pic="http://schemas.openxmlformats.org/drawingml/2006/picture">
                   <pic:nvPicPr>
-                    <pic:cNvPr id="215247178" name="그림 215247178"/>
+                    <pic:cNvPr id="992886593" name="그림 992886593"/>
                     <pic:cNvPicPr/>
                   </pic:nvPicPr>
                   <pic:blipFill>
@@ -6522,10 +2950,10 @@
           <w:noProof/>
         </w:rPr>
         <w:drawing>
-          <wp:inline distT="0" distB="0" distL="0" distR="0" wp14:anchorId="7A650C08" wp14:editId="32DBA5C7">
+          <wp:inline distT="0" distB="0" distL="0" distR="0" wp14:anchorId="361F40EF" wp14:editId="60028468">
             <wp:extent cx="6645910" cy="1102360"/>
             <wp:effectExtent l="0" t="0" r="2540" b="2540"/>
-            <wp:docPr id="992886593" name="그림 145"/>
+            <wp:docPr id="268281602" name="그림 146"/>
             <wp:cNvGraphicFramePr>
               <a:graphicFrameLocks xmlns:a="http://schemas.openxmlformats.org/drawingml/2006/main" noChangeAspect="1"/>
             </wp:cNvGraphicFramePr>
@@ -6533,7 +2961,7 @@
               <a:graphicData uri="http://schemas.openxmlformats.org/drawingml/2006/picture">
                 <pic:pic xmlns:pic="http://schemas.openxmlformats.org/drawingml/2006/picture">
                   <pic:nvPicPr>
-                    <pic:cNvPr id="992886593" name="그림 992886593"/>
+                    <pic:cNvPr id="268281602" name="그림 268281602"/>
                     <pic:cNvPicPr/>
                   </pic:nvPicPr>
                   <pic:blipFill>
@@ -6569,54 +2997,7 @@
           <w:noProof/>
         </w:rPr>
         <w:drawing>
-          <wp:inline distT="0" distB="0" distL="0" distR="0" wp14:anchorId="361F40EF" wp14:editId="0FCC7CC7">
-            <wp:extent cx="6645910" cy="1102360"/>
-            <wp:effectExtent l="0" t="0" r="2540" b="2540"/>
-            <wp:docPr id="268281602" name="그림 146"/>
-            <wp:cNvGraphicFramePr>
-              <a:graphicFrameLocks xmlns:a="http://schemas.openxmlformats.org/drawingml/2006/main" noChangeAspect="1"/>
-            </wp:cNvGraphicFramePr>
-            <a:graphic xmlns:a="http://schemas.openxmlformats.org/drawingml/2006/main">
-              <a:graphicData uri="http://schemas.openxmlformats.org/drawingml/2006/picture">
-                <pic:pic xmlns:pic="http://schemas.openxmlformats.org/drawingml/2006/picture">
-                  <pic:nvPicPr>
-                    <pic:cNvPr id="268281602" name="그림 268281602"/>
-                    <pic:cNvPicPr/>
-                  </pic:nvPicPr>
-                  <pic:blipFill>
-                    <a:blip r:embed="rId66" cstate="print">
-                      <a:extLst>
-                        <a:ext uri="{28A0092B-C50C-407E-A947-70E740481C1C}">
-                          <a14:useLocalDpi xmlns:a14="http://schemas.microsoft.com/office/drawing/2010/main" val="0"/>
-                        </a:ext>
-                      </a:extLst>
-                    </a:blip>
-                    <a:stretch>
-                      <a:fillRect/>
-                    </a:stretch>
-                  </pic:blipFill>
-                  <pic:spPr>
-                    <a:xfrm>
-                      <a:off x="0" y="0"/>
-                      <a:ext cx="6645910" cy="1102360"/>
-                    </a:xfrm>
-                    <a:prstGeom prst="rect">
-                      <a:avLst/>
-                    </a:prstGeom>
-                  </pic:spPr>
-                </pic:pic>
-              </a:graphicData>
-            </a:graphic>
-          </wp:inline>
-        </w:drawing>
-      </w:r>
-      <w:r>
-        <w:rPr>
-          <w:rFonts w:hint="eastAsia"/>
-          <w:noProof/>
-        </w:rPr>
-        <w:drawing>
-          <wp:inline distT="0" distB="0" distL="0" distR="0" wp14:anchorId="008850B2" wp14:editId="01B820BC">
+          <wp:inline distT="0" distB="0" distL="0" distR="0" wp14:anchorId="008850B2" wp14:editId="5F1266E7">
             <wp:extent cx="6645910" cy="1380490"/>
             <wp:effectExtent l="0" t="0" r="2540" b="0"/>
             <wp:docPr id="485557317" name="그림 147"/>
@@ -6631,7 +3012,7 @@
                     <pic:cNvPicPr/>
                   </pic:nvPicPr>
                   <pic:blipFill>
-                    <a:blip r:embed="rId67" cstate="print">
+                    <a:blip r:embed="rId66" cstate="print">
                       <a:extLst>
                         <a:ext uri="{28A0092B-C50C-407E-A947-70E740481C1C}">
                           <a14:useLocalDpi xmlns:a14="http://schemas.microsoft.com/office/drawing/2010/main" val="0"/>
@@ -6660,6 +3041,32 @@
     </w:p>
     <w:p>
       <w:pPr>
+        <w:pStyle w:val="af4"/>
+        <w:rPr>
+          <w:rFonts w:asciiTheme="minorEastAsia" w:eastAsiaTheme="minorEastAsia" w:hAnsiTheme="minorEastAsia" w:hint="eastAsia"/>
+          <w:sz w:val="21"/>
+          <w:szCs w:val="21"/>
+        </w:rPr>
+      </w:pPr>
+      <w:r>
+        <w:rPr>
+          <w:rFonts w:asciiTheme="minorEastAsia" w:eastAsiaTheme="minorEastAsia" w:hAnsiTheme="minorEastAsia" w:hint="eastAsia"/>
+          <w:sz w:val="21"/>
+          <w:szCs w:val="21"/>
+        </w:rPr>
+        <w:t>[그림 2.2.</w:t>
+      </w:r>
+      <w:r>
+        <w:rPr>
+          <w:rFonts w:asciiTheme="minorEastAsia" w:eastAsiaTheme="minorEastAsia" w:hAnsiTheme="minorEastAsia" w:hint="eastAsia"/>
+          <w:sz w:val="21"/>
+          <w:szCs w:val="21"/>
+        </w:rPr>
+        <w:t>2 전체 피처 분포도]</w:t>
+      </w:r>
+    </w:p>
+    <w:p>
+      <w:pPr>
         <w:pStyle w:val="5"/>
         <w:numPr>
           <w:ilvl w:val="3"/>
@@ -6686,14 +3093,158 @@
       <w:pPr>
         <w:pStyle w:val="a6"/>
         <w:ind w:leftChars="0" w:left="720"/>
-        <w:rPr>
-          <w:rFonts w:hint="eastAsia"/>
-        </w:rPr>
-      </w:pPr>
+      </w:pPr>
+      <w:r>
+        <w:rPr>
+          <w:noProof/>
+        </w:rPr>
+        <w:drawing>
+          <wp:inline distT="0" distB="0" distL="0" distR="0" wp14:anchorId="1C21B97B" wp14:editId="392977B0">
+            <wp:extent cx="5941762" cy="5465445"/>
+            <wp:effectExtent l="0" t="0" r="1905" b="1905"/>
+            <wp:docPr id="589981394" name="그림 1"/>
+            <wp:cNvGraphicFramePr>
+              <a:graphicFrameLocks xmlns:a="http://schemas.openxmlformats.org/drawingml/2006/main" noChangeAspect="1"/>
+            </wp:cNvGraphicFramePr>
+            <a:graphic xmlns:a="http://schemas.openxmlformats.org/drawingml/2006/main">
+              <a:graphicData uri="http://schemas.openxmlformats.org/drawingml/2006/picture">
+                <pic:pic xmlns:pic="http://schemas.openxmlformats.org/drawingml/2006/picture">
+                  <pic:nvPicPr>
+                    <pic:cNvPr id="0" name="Picture 1"/>
+                    <pic:cNvPicPr>
+                      <a:picLocks noChangeAspect="1" noChangeArrowheads="1"/>
+                    </pic:cNvPicPr>
+                  </pic:nvPicPr>
+                  <pic:blipFill>
+                    <a:blip r:embed="rId67">
+                      <a:extLst>
+                        <a:ext uri="{28A0092B-C50C-407E-A947-70E740481C1C}">
+                          <a14:useLocalDpi xmlns:a14="http://schemas.microsoft.com/office/drawing/2010/main" val="0"/>
+                        </a:ext>
+                      </a:extLst>
+                    </a:blip>
+                    <a:srcRect/>
+                    <a:stretch>
+                      <a:fillRect/>
+                    </a:stretch>
+                  </pic:blipFill>
+                  <pic:spPr bwMode="auto">
+                    <a:xfrm>
+                      <a:off x="0" y="0"/>
+                      <a:ext cx="5946510" cy="5469812"/>
+                    </a:xfrm>
+                    <a:prstGeom prst="rect">
+                      <a:avLst/>
+                    </a:prstGeom>
+                    <a:noFill/>
+                    <a:ln>
+                      <a:noFill/>
+                    </a:ln>
+                  </pic:spPr>
+                </pic:pic>
+              </a:graphicData>
+            </a:graphic>
+          </wp:inline>
+        </w:drawing>
+      </w:r>
     </w:p>
     <w:p>
       <w:pPr>
+        <w:pStyle w:val="af4"/>
+        <w:rPr>
+          <w:rFonts w:asciiTheme="minorEastAsia" w:eastAsiaTheme="minorEastAsia" w:hAnsiTheme="minorEastAsia"/>
+          <w:sz w:val="21"/>
+          <w:szCs w:val="21"/>
+        </w:rPr>
+      </w:pPr>
+      <w:r>
+        <w:rPr>
+          <w:rFonts w:asciiTheme="minorEastAsia" w:eastAsiaTheme="minorEastAsia" w:hAnsiTheme="minorEastAsia" w:hint="eastAsia"/>
+          <w:sz w:val="21"/>
+          <w:szCs w:val="21"/>
+        </w:rPr>
+        <w:t>[그림 2.2.</w:t>
+      </w:r>
+      <w:r>
+        <w:rPr>
+          <w:rFonts w:asciiTheme="minorEastAsia" w:eastAsiaTheme="minorEastAsia" w:hAnsiTheme="minorEastAsia" w:hint="eastAsia"/>
+          <w:sz w:val="21"/>
+          <w:szCs w:val="21"/>
+        </w:rPr>
+        <w:t>3</w:t>
+      </w:r>
+      <w:r>
+        <w:rPr>
+          <w:rFonts w:asciiTheme="minorEastAsia" w:eastAsiaTheme="minorEastAsia" w:hAnsiTheme="minorEastAsia" w:hint="eastAsia"/>
+          <w:sz w:val="21"/>
+          <w:szCs w:val="21"/>
+        </w:rPr>
+        <w:t xml:space="preserve"> </w:t>
+      </w:r>
+      <w:r>
+        <w:rPr>
+          <w:rFonts w:asciiTheme="minorEastAsia" w:eastAsiaTheme="minorEastAsia" w:hAnsiTheme="minorEastAsia" w:hint="eastAsia"/>
+          <w:sz w:val="21"/>
+          <w:szCs w:val="21"/>
+        </w:rPr>
+        <w:t>피처 상관관계</w:t>
+      </w:r>
+      <w:r>
+        <w:rPr>
+          <w:rFonts w:asciiTheme="minorEastAsia" w:eastAsiaTheme="minorEastAsia" w:hAnsiTheme="minorEastAsia" w:hint="eastAsia"/>
+          <w:sz w:val="21"/>
+          <w:szCs w:val="21"/>
+        </w:rPr>
+        <w:t>]</w:t>
+      </w:r>
+    </w:p>
+    <w:p>
+      <w:pPr>
+        <w:rPr>
+          <w:rFonts w:hint="eastAsia"/>
+        </w:rPr>
+      </w:pPr>
+      <w:r>
+        <w:rPr>
+          <w:rFonts w:hint="eastAsia"/>
+        </w:rPr>
+        <w:t xml:space="preserve">20개의 주요 피처들의 상관관계를 보았지만 </w:t>
+      </w:r>
+      <w:r>
+        <w:t xml:space="preserve">대부분의 </w:t>
+      </w:r>
+      <w:r>
+        <w:rPr>
+          <w:rFonts w:hint="eastAsia"/>
+        </w:rPr>
+        <w:t>피처는</w:t>
+      </w:r>
+      <w:r>
+        <w:t xml:space="preserve"> 낮은 상관성을 보였으나, imp_계열 </w:t>
+      </w:r>
+      <w:r>
+        <w:rPr>
+          <w:rFonts w:hint="eastAsia"/>
+        </w:rPr>
+        <w:t>피처들</w:t>
+      </w:r>
+      <w:r>
+        <w:t>은 서로 높은 상관관계를 보여 중복 정보가 존재함을 확인하였다.</w:t>
+      </w:r>
+    </w:p>
+    <w:p>
+      <w:pPr>
         <w:pStyle w:val="5"/>
+        <w:numPr>
+          <w:ilvl w:val="3"/>
+          <w:numId w:val="46"/>
+        </w:numPr>
+        <w:rPr>
+          <w:rFonts w:asciiTheme="majorEastAsia" w:hAnsiTheme="majorEastAsia"/>
+          <w:b/>
+          <w:sz w:val="24"/>
+          <w:szCs w:val="24"/>
+        </w:rPr>
       </w:pPr>
       <w:r>
         <w:rPr>
@@ -6702,8 +3253,1334 @@
           <w:sz w:val="24"/>
           <w:szCs w:val="24"/>
         </w:rPr>
-        <w:t>2.2.2.</w:t>
-      </w:r>
+        <w:t>이상치 탐지</w:t>
+      </w:r>
+    </w:p>
+    <w:tbl>
+      <w:tblPr>
+        <w:tblW w:w="0" w:type="auto"/>
+        <w:tblCellSpacing w:w="15" w:type="dxa"/>
+        <w:tblCellMar>
+          <w:top w:w="15" w:type="dxa"/>
+          <w:left w:w="15" w:type="dxa"/>
+          <w:bottom w:w="15" w:type="dxa"/>
+          <w:right w:w="15" w:type="dxa"/>
+        </w:tblCellMar>
+        <w:tblLook w:val="04A0" w:firstRow="1" w:lastRow="0" w:firstColumn="1" w:lastColumn="0" w:noHBand="0" w:noVBand="1"/>
+      </w:tblPr>
+      <w:tblGrid>
+        <w:gridCol w:w="2801"/>
+        <w:gridCol w:w="2508"/>
+        <w:gridCol w:w="5157"/>
+      </w:tblGrid>
+      <w:tr>
+        <w:trPr>
+          <w:tblHeader/>
+          <w:tblCellSpacing w:w="15" w:type="dxa"/>
+        </w:trPr>
+        <w:tc>
+          <w:tcPr>
+            <w:tcW w:w="0" w:type="auto"/>
+            <w:vAlign w:val="center"/>
+            <w:hideMark/>
+          </w:tcPr>
+          <w:p>
+            <w:pPr>
+              <w:pStyle w:val="af4"/>
+              <w:rPr>
+                <w:rFonts w:asciiTheme="minorEastAsia" w:hAnsiTheme="minorEastAsia"/>
+                <w:b/>
+                <w:bCs/>
+              </w:rPr>
+            </w:pPr>
+            <w:r>
+              <w:rPr>
+                <w:rFonts w:asciiTheme="minorEastAsia" w:hAnsiTheme="minorEastAsia"/>
+                <w:b/>
+                <w:bCs/>
+              </w:rPr>
+              <w:t>처리</w:t>
+            </w:r>
+            <w:r>
+              <w:rPr>
+                <w:rFonts w:asciiTheme="minorEastAsia" w:hAnsiTheme="minorEastAsia"/>
+                <w:b/>
+                <w:bCs/>
+              </w:rPr>
+              <w:t xml:space="preserve"> </w:t>
+            </w:r>
+            <w:r>
+              <w:rPr>
+                <w:rFonts w:asciiTheme="minorEastAsia" w:hAnsiTheme="minorEastAsia"/>
+                <w:b/>
+                <w:bCs/>
+              </w:rPr>
+              <w:t>방법</w:t>
+            </w:r>
+          </w:p>
+        </w:tc>
+        <w:tc>
+          <w:tcPr>
+            <w:tcW w:w="0" w:type="auto"/>
+            <w:vAlign w:val="center"/>
+            <w:hideMark/>
+          </w:tcPr>
+          <w:p>
+            <w:pPr>
+              <w:pStyle w:val="af4"/>
+              <w:rPr>
+                <w:rFonts w:asciiTheme="minorEastAsia" w:hAnsiTheme="minorEastAsia"/>
+                <w:b/>
+                <w:bCs/>
+              </w:rPr>
+            </w:pPr>
+            <w:r>
+              <w:rPr>
+                <w:rFonts w:asciiTheme="minorEastAsia" w:hAnsiTheme="minorEastAsia"/>
+                <w:b/>
+                <w:bCs/>
+              </w:rPr>
+              <w:t>대상</w:t>
+            </w:r>
+          </w:p>
+        </w:tc>
+        <w:tc>
+          <w:tcPr>
+            <w:tcW w:w="0" w:type="auto"/>
+            <w:vAlign w:val="center"/>
+            <w:hideMark/>
+          </w:tcPr>
+          <w:p>
+            <w:pPr>
+              <w:pStyle w:val="af4"/>
+              <w:rPr>
+                <w:rFonts w:asciiTheme="minorEastAsia" w:hAnsiTheme="minorEastAsia"/>
+                <w:b/>
+                <w:bCs/>
+              </w:rPr>
+            </w:pPr>
+            <w:r>
+              <w:rPr>
+                <w:rFonts w:asciiTheme="minorEastAsia" w:hAnsiTheme="minorEastAsia"/>
+                <w:b/>
+                <w:bCs/>
+              </w:rPr>
+              <w:t>목적</w:t>
+            </w:r>
+          </w:p>
+        </w:tc>
+      </w:tr>
+      <w:tr>
+        <w:trPr>
+          <w:tblCellSpacing w:w="15" w:type="dxa"/>
+        </w:trPr>
+        <w:tc>
+          <w:tcPr>
+            <w:tcW w:w="0" w:type="auto"/>
+            <w:tcBorders>
+              <w:top w:val="single" w:sz="4" w:space="0" w:color="auto"/>
+              <w:left w:val="single" w:sz="4" w:space="0" w:color="auto"/>
+              <w:bottom w:val="single" w:sz="4" w:space="0" w:color="auto"/>
+              <w:right w:val="single" w:sz="4" w:space="0" w:color="auto"/>
+            </w:tcBorders>
+            <w:vAlign w:val="center"/>
+            <w:hideMark/>
+          </w:tcPr>
+          <w:p>
+            <w:pPr>
+              <w:pStyle w:val="af4"/>
+              <w:rPr>
+                <w:rFonts w:asciiTheme="minorEastAsia" w:hAnsiTheme="minorEastAsia"/>
+              </w:rPr>
+            </w:pPr>
+            <w:proofErr w:type="spellStart"/>
+            <w:r>
+              <w:rPr>
+                <w:rFonts w:asciiTheme="minorEastAsia" w:hAnsiTheme="minorEastAsia"/>
+                <w:b/>
+                <w:bCs/>
+              </w:rPr>
+              <w:t>StandardScaler</w:t>
+            </w:r>
+            <w:proofErr w:type="spellEnd"/>
+            <w:r>
+              <w:rPr>
+                <w:rFonts w:asciiTheme="minorEastAsia" w:hAnsiTheme="minorEastAsia"/>
+                <w:b/>
+                <w:bCs/>
+              </w:rPr>
+              <w:t xml:space="preserve"> </w:t>
+            </w:r>
+            <w:r>
+              <w:rPr>
+                <w:rFonts w:asciiTheme="minorEastAsia" w:hAnsiTheme="minorEastAsia"/>
+                <w:b/>
+                <w:bCs/>
+              </w:rPr>
+              <w:t>적용</w:t>
+            </w:r>
+          </w:p>
+        </w:tc>
+        <w:tc>
+          <w:tcPr>
+            <w:tcW w:w="0" w:type="auto"/>
+            <w:tcBorders>
+              <w:top w:val="single" w:sz="4" w:space="0" w:color="auto"/>
+              <w:left w:val="single" w:sz="4" w:space="0" w:color="auto"/>
+              <w:bottom w:val="single" w:sz="4" w:space="0" w:color="auto"/>
+              <w:right w:val="single" w:sz="4" w:space="0" w:color="auto"/>
+            </w:tcBorders>
+            <w:vAlign w:val="center"/>
+            <w:hideMark/>
+          </w:tcPr>
+          <w:p>
+            <w:pPr>
+              <w:pStyle w:val="af4"/>
+              <w:rPr>
+                <w:rFonts w:asciiTheme="minorEastAsia" w:hAnsiTheme="minorEastAsia"/>
+              </w:rPr>
+            </w:pPr>
+            <w:r>
+              <w:rPr>
+                <w:rFonts w:asciiTheme="minorEastAsia" w:hAnsiTheme="minorEastAsia"/>
+              </w:rPr>
+              <w:t>전체</w:t>
+            </w:r>
+            <w:r>
+              <w:rPr>
+                <w:rFonts w:asciiTheme="minorEastAsia" w:hAnsiTheme="minorEastAsia"/>
+              </w:rPr>
+              <w:t xml:space="preserve"> </w:t>
+            </w:r>
+            <w:r>
+              <w:rPr>
+                <w:rFonts w:asciiTheme="minorEastAsia" w:hAnsiTheme="minorEastAsia"/>
+              </w:rPr>
+              <w:t>수치형</w:t>
+            </w:r>
+            <w:r>
+              <w:rPr>
+                <w:rFonts w:asciiTheme="minorEastAsia" w:hAnsiTheme="minorEastAsia"/>
+              </w:rPr>
+              <w:t xml:space="preserve"> </w:t>
+            </w:r>
+            <w:r>
+              <w:rPr>
+                <w:rFonts w:asciiTheme="minorEastAsia" w:hAnsiTheme="minorEastAsia"/>
+              </w:rPr>
+              <w:t>변수</w:t>
+            </w:r>
+          </w:p>
+        </w:tc>
+        <w:tc>
+          <w:tcPr>
+            <w:tcW w:w="0" w:type="auto"/>
+            <w:tcBorders>
+              <w:top w:val="single" w:sz="4" w:space="0" w:color="auto"/>
+              <w:left w:val="single" w:sz="4" w:space="0" w:color="auto"/>
+              <w:bottom w:val="single" w:sz="4" w:space="0" w:color="auto"/>
+              <w:right w:val="single" w:sz="4" w:space="0" w:color="auto"/>
+            </w:tcBorders>
+            <w:vAlign w:val="center"/>
+            <w:hideMark/>
+          </w:tcPr>
+          <w:p>
+            <w:pPr>
+              <w:pStyle w:val="af4"/>
+              <w:rPr>
+                <w:rFonts w:asciiTheme="minorEastAsia" w:hAnsiTheme="minorEastAsia"/>
+              </w:rPr>
+            </w:pPr>
+            <w:r>
+              <w:rPr>
+                <w:rFonts w:asciiTheme="minorEastAsia" w:hAnsiTheme="minorEastAsia"/>
+              </w:rPr>
+              <w:t>변수</w:t>
+            </w:r>
+            <w:r>
+              <w:rPr>
+                <w:rFonts w:asciiTheme="minorEastAsia" w:hAnsiTheme="minorEastAsia"/>
+              </w:rPr>
+              <w:t xml:space="preserve"> </w:t>
+            </w:r>
+            <w:r>
+              <w:rPr>
+                <w:rFonts w:asciiTheme="minorEastAsia" w:hAnsiTheme="minorEastAsia"/>
+              </w:rPr>
+              <w:t>간</w:t>
+            </w:r>
+            <w:r>
+              <w:rPr>
+                <w:rFonts w:asciiTheme="minorEastAsia" w:hAnsiTheme="minorEastAsia"/>
+              </w:rPr>
+              <w:t xml:space="preserve"> </w:t>
+            </w:r>
+            <w:r>
+              <w:rPr>
+                <w:rFonts w:asciiTheme="minorEastAsia" w:hAnsiTheme="minorEastAsia"/>
+              </w:rPr>
+              <w:t>스케일</w:t>
+            </w:r>
+            <w:r>
+              <w:rPr>
+                <w:rFonts w:asciiTheme="minorEastAsia" w:hAnsiTheme="minorEastAsia"/>
+              </w:rPr>
+              <w:t xml:space="preserve"> </w:t>
+            </w:r>
+            <w:r>
+              <w:rPr>
+                <w:rFonts w:asciiTheme="minorEastAsia" w:hAnsiTheme="minorEastAsia"/>
+              </w:rPr>
+              <w:t>차이</w:t>
+            </w:r>
+            <w:r>
+              <w:rPr>
+                <w:rFonts w:asciiTheme="minorEastAsia" w:hAnsiTheme="minorEastAsia"/>
+              </w:rPr>
+              <w:t xml:space="preserve"> </w:t>
+            </w:r>
+            <w:r>
+              <w:rPr>
+                <w:rFonts w:asciiTheme="minorEastAsia" w:hAnsiTheme="minorEastAsia"/>
+              </w:rPr>
+              <w:t>조정</w:t>
+            </w:r>
+            <w:r>
+              <w:rPr>
+                <w:rFonts w:asciiTheme="minorEastAsia" w:hAnsiTheme="minorEastAsia"/>
+              </w:rPr>
+              <w:t xml:space="preserve">, </w:t>
+            </w:r>
+            <w:r>
+              <w:rPr>
+                <w:rFonts w:asciiTheme="minorEastAsia" w:hAnsiTheme="minorEastAsia"/>
+              </w:rPr>
+              <w:t>모델</w:t>
+            </w:r>
+            <w:r>
+              <w:rPr>
+                <w:rFonts w:asciiTheme="minorEastAsia" w:hAnsiTheme="minorEastAsia"/>
+              </w:rPr>
+              <w:t xml:space="preserve"> </w:t>
+            </w:r>
+            <w:r>
+              <w:rPr>
+                <w:rFonts w:asciiTheme="minorEastAsia" w:hAnsiTheme="minorEastAsia"/>
+              </w:rPr>
+              <w:t>안정화</w:t>
+            </w:r>
+          </w:p>
+        </w:tc>
+      </w:tr>
+      <w:tr>
+        <w:trPr>
+          <w:tblCellSpacing w:w="15" w:type="dxa"/>
+        </w:trPr>
+        <w:tc>
+          <w:tcPr>
+            <w:tcW w:w="0" w:type="auto"/>
+            <w:tcBorders>
+              <w:top w:val="single" w:sz="4" w:space="0" w:color="auto"/>
+              <w:left w:val="single" w:sz="4" w:space="0" w:color="auto"/>
+              <w:bottom w:val="single" w:sz="4" w:space="0" w:color="auto"/>
+              <w:right w:val="single" w:sz="4" w:space="0" w:color="auto"/>
+            </w:tcBorders>
+            <w:vAlign w:val="center"/>
+            <w:hideMark/>
+          </w:tcPr>
+          <w:p>
+            <w:pPr>
+              <w:pStyle w:val="af4"/>
+              <w:rPr>
+                <w:rFonts w:asciiTheme="minorEastAsia" w:hAnsiTheme="minorEastAsia"/>
+              </w:rPr>
+            </w:pPr>
+            <w:proofErr w:type="spellStart"/>
+            <w:r>
+              <w:rPr>
+                <w:rFonts w:asciiTheme="minorEastAsia" w:hAnsiTheme="minorEastAsia"/>
+                <w:b/>
+                <w:bCs/>
+              </w:rPr>
+              <w:t>최빈값</w:t>
+            </w:r>
+            <w:proofErr w:type="spellEnd"/>
+            <w:r>
+              <w:rPr>
+                <w:rFonts w:asciiTheme="minorEastAsia" w:hAnsiTheme="minorEastAsia"/>
+                <w:b/>
+                <w:bCs/>
+              </w:rPr>
+              <w:t xml:space="preserve"> </w:t>
+            </w:r>
+            <w:r>
+              <w:rPr>
+                <w:rFonts w:asciiTheme="minorEastAsia" w:hAnsiTheme="minorEastAsia"/>
+                <w:b/>
+                <w:bCs/>
+              </w:rPr>
+              <w:t>대체</w:t>
+            </w:r>
+            <w:r>
+              <w:rPr>
+                <w:rFonts w:asciiTheme="minorEastAsia" w:hAnsiTheme="minorEastAsia"/>
+                <w:b/>
+                <w:bCs/>
+              </w:rPr>
+              <w:t xml:space="preserve"> (Mode Imputation)</w:t>
+            </w:r>
+          </w:p>
+        </w:tc>
+        <w:tc>
+          <w:tcPr>
+            <w:tcW w:w="0" w:type="auto"/>
+            <w:tcBorders>
+              <w:top w:val="single" w:sz="4" w:space="0" w:color="auto"/>
+              <w:left w:val="single" w:sz="4" w:space="0" w:color="auto"/>
+              <w:bottom w:val="single" w:sz="4" w:space="0" w:color="auto"/>
+              <w:right w:val="single" w:sz="4" w:space="0" w:color="auto"/>
+            </w:tcBorders>
+            <w:vAlign w:val="center"/>
+            <w:hideMark/>
+          </w:tcPr>
+          <w:p>
+            <w:pPr>
+              <w:pStyle w:val="af4"/>
+              <w:rPr>
+                <w:rFonts w:asciiTheme="minorEastAsia" w:hAnsiTheme="minorEastAsia"/>
+              </w:rPr>
+            </w:pPr>
+            <w:r>
+              <w:rPr>
+                <w:rFonts w:asciiTheme="minorEastAsia" w:hAnsiTheme="minorEastAsia"/>
+              </w:rPr>
+              <w:t>var3</w:t>
+            </w:r>
+          </w:p>
+        </w:tc>
+        <w:tc>
+          <w:tcPr>
+            <w:tcW w:w="0" w:type="auto"/>
+            <w:tcBorders>
+              <w:top w:val="single" w:sz="4" w:space="0" w:color="auto"/>
+              <w:left w:val="single" w:sz="4" w:space="0" w:color="auto"/>
+              <w:bottom w:val="single" w:sz="4" w:space="0" w:color="auto"/>
+              <w:right w:val="single" w:sz="4" w:space="0" w:color="auto"/>
+            </w:tcBorders>
+            <w:vAlign w:val="center"/>
+            <w:hideMark/>
+          </w:tcPr>
+          <w:p>
+            <w:pPr>
+              <w:pStyle w:val="af4"/>
+              <w:rPr>
+                <w:rFonts w:asciiTheme="minorEastAsia" w:hAnsiTheme="minorEastAsia"/>
+              </w:rPr>
+            </w:pPr>
+            <w:r>
+              <w:rPr>
+                <w:rFonts w:asciiTheme="minorEastAsia" w:hAnsiTheme="minorEastAsia"/>
+              </w:rPr>
+              <w:t>해당</w:t>
+            </w:r>
+            <w:r>
+              <w:rPr>
+                <w:rFonts w:asciiTheme="minorEastAsia" w:hAnsiTheme="minorEastAsia"/>
+              </w:rPr>
+              <w:t xml:space="preserve"> </w:t>
+            </w:r>
+            <w:r>
+              <w:rPr>
+                <w:rFonts w:asciiTheme="minorEastAsia" w:hAnsiTheme="minorEastAsia"/>
+              </w:rPr>
+              <w:t>변수의</w:t>
+            </w:r>
+            <w:r>
+              <w:rPr>
+                <w:rFonts w:asciiTheme="minorEastAsia" w:hAnsiTheme="minorEastAsia"/>
+              </w:rPr>
+              <w:t xml:space="preserve"> </w:t>
+            </w:r>
+            <w:r>
+              <w:rPr>
+                <w:rFonts w:asciiTheme="minorEastAsia" w:hAnsiTheme="minorEastAsia"/>
+              </w:rPr>
+              <w:t>분포가</w:t>
+            </w:r>
+            <w:r>
+              <w:rPr>
+                <w:rFonts w:asciiTheme="minorEastAsia" w:hAnsiTheme="minorEastAsia"/>
+              </w:rPr>
+              <w:t xml:space="preserve"> </w:t>
+            </w:r>
+            <w:r>
+              <w:rPr>
+                <w:rFonts w:asciiTheme="minorEastAsia" w:hAnsiTheme="minorEastAsia"/>
+              </w:rPr>
+              <w:t>한</w:t>
+            </w:r>
+            <w:r>
+              <w:rPr>
+                <w:rFonts w:asciiTheme="minorEastAsia" w:hAnsiTheme="minorEastAsia"/>
+              </w:rPr>
+              <w:t xml:space="preserve"> </w:t>
+            </w:r>
+            <w:r>
+              <w:rPr>
+                <w:rFonts w:asciiTheme="minorEastAsia" w:hAnsiTheme="minorEastAsia"/>
+              </w:rPr>
+              <w:t>특정</w:t>
+            </w:r>
+            <w:r>
+              <w:rPr>
+                <w:rFonts w:asciiTheme="minorEastAsia" w:hAnsiTheme="minorEastAsia"/>
+              </w:rPr>
+              <w:t xml:space="preserve"> </w:t>
+            </w:r>
+            <w:r>
+              <w:rPr>
+                <w:rFonts w:asciiTheme="minorEastAsia" w:hAnsiTheme="minorEastAsia"/>
+              </w:rPr>
+              <w:t>값에</w:t>
+            </w:r>
+            <w:r>
+              <w:rPr>
+                <w:rFonts w:asciiTheme="minorEastAsia" w:hAnsiTheme="minorEastAsia"/>
+              </w:rPr>
+              <w:t xml:space="preserve"> </w:t>
+            </w:r>
+            <w:r>
+              <w:rPr>
+                <w:rFonts w:asciiTheme="minorEastAsia" w:hAnsiTheme="minorEastAsia"/>
+              </w:rPr>
+              <w:t>집중되어</w:t>
+            </w:r>
+            <w:r>
+              <w:rPr>
+                <w:rFonts w:asciiTheme="minorEastAsia" w:hAnsiTheme="minorEastAsia"/>
+              </w:rPr>
+              <w:t xml:space="preserve"> </w:t>
+            </w:r>
+            <w:r>
+              <w:rPr>
+                <w:rFonts w:asciiTheme="minorEastAsia" w:hAnsiTheme="minorEastAsia"/>
+              </w:rPr>
+              <w:t>있어</w:t>
+            </w:r>
+            <w:r>
+              <w:rPr>
+                <w:rFonts w:asciiTheme="minorEastAsia" w:hAnsiTheme="minorEastAsia"/>
+              </w:rPr>
+              <w:t xml:space="preserve"> </w:t>
+            </w:r>
+            <w:r>
+              <w:rPr>
+                <w:rFonts w:asciiTheme="minorEastAsia" w:hAnsiTheme="minorEastAsia"/>
+              </w:rPr>
+              <w:t>평균</w:t>
+            </w:r>
+            <w:r>
+              <w:rPr>
+                <w:rFonts w:asciiTheme="minorEastAsia" w:hAnsiTheme="minorEastAsia"/>
+              </w:rPr>
+              <w:t>/</w:t>
+            </w:r>
+            <w:r>
+              <w:rPr>
+                <w:rFonts w:asciiTheme="minorEastAsia" w:hAnsiTheme="minorEastAsia"/>
+              </w:rPr>
+              <w:t>중앙값</w:t>
+            </w:r>
+            <w:r>
+              <w:rPr>
+                <w:rFonts w:asciiTheme="minorEastAsia" w:hAnsiTheme="minorEastAsia"/>
+              </w:rPr>
+              <w:t xml:space="preserve"> </w:t>
+            </w:r>
+            <w:r>
+              <w:rPr>
+                <w:rFonts w:asciiTheme="minorEastAsia" w:hAnsiTheme="minorEastAsia"/>
+              </w:rPr>
+              <w:t>대신</w:t>
+            </w:r>
+            <w:r>
+              <w:rPr>
+                <w:rFonts w:asciiTheme="minorEastAsia" w:hAnsiTheme="minorEastAsia"/>
+              </w:rPr>
+              <w:t xml:space="preserve"> </w:t>
+            </w:r>
+            <w:proofErr w:type="spellStart"/>
+            <w:r>
+              <w:rPr>
+                <w:rFonts w:asciiTheme="minorEastAsia" w:hAnsiTheme="minorEastAsia"/>
+              </w:rPr>
+              <w:t>최빈값이</w:t>
+            </w:r>
+            <w:proofErr w:type="spellEnd"/>
+            <w:r>
+              <w:rPr>
+                <w:rFonts w:asciiTheme="minorEastAsia" w:hAnsiTheme="minorEastAsia"/>
+              </w:rPr>
+              <w:t xml:space="preserve"> </w:t>
+            </w:r>
+            <w:r>
+              <w:rPr>
+                <w:rFonts w:asciiTheme="minorEastAsia" w:hAnsiTheme="minorEastAsia"/>
+              </w:rPr>
+              <w:t>적합</w:t>
+            </w:r>
+          </w:p>
+        </w:tc>
+      </w:tr>
+      <w:tr>
+        <w:trPr>
+          <w:tblCellSpacing w:w="15" w:type="dxa"/>
+        </w:trPr>
+        <w:tc>
+          <w:tcPr>
+            <w:tcW w:w="0" w:type="auto"/>
+            <w:tcBorders>
+              <w:top w:val="single" w:sz="4" w:space="0" w:color="auto"/>
+              <w:left w:val="single" w:sz="4" w:space="0" w:color="auto"/>
+              <w:bottom w:val="single" w:sz="4" w:space="0" w:color="auto"/>
+              <w:right w:val="single" w:sz="4" w:space="0" w:color="auto"/>
+            </w:tcBorders>
+            <w:vAlign w:val="center"/>
+            <w:hideMark/>
+          </w:tcPr>
+          <w:p>
+            <w:pPr>
+              <w:pStyle w:val="af4"/>
+              <w:rPr>
+                <w:rFonts w:asciiTheme="minorEastAsia" w:hAnsiTheme="minorEastAsia"/>
+              </w:rPr>
+            </w:pPr>
+            <w:r>
+              <w:rPr>
+                <w:rFonts w:asciiTheme="minorEastAsia" w:hAnsiTheme="minorEastAsia"/>
+                <w:b/>
+                <w:bCs/>
+              </w:rPr>
+              <w:t>상관계수</w:t>
+            </w:r>
+            <w:r>
+              <w:rPr>
+                <w:rFonts w:asciiTheme="minorEastAsia" w:hAnsiTheme="minorEastAsia"/>
+                <w:b/>
+                <w:bCs/>
+              </w:rPr>
+              <w:t xml:space="preserve"> </w:t>
+            </w:r>
+            <w:r>
+              <w:rPr>
+                <w:rFonts w:asciiTheme="minorEastAsia" w:hAnsiTheme="minorEastAsia"/>
+                <w:b/>
+                <w:bCs/>
+              </w:rPr>
+              <w:t>기반</w:t>
+            </w:r>
+            <w:r>
+              <w:rPr>
+                <w:rFonts w:asciiTheme="minorEastAsia" w:hAnsiTheme="minorEastAsia"/>
+                <w:b/>
+                <w:bCs/>
+              </w:rPr>
+              <w:t xml:space="preserve"> </w:t>
+            </w:r>
+            <w:r>
+              <w:rPr>
+                <w:rFonts w:asciiTheme="minorEastAsia" w:hAnsiTheme="minorEastAsia"/>
+                <w:b/>
+                <w:bCs/>
+              </w:rPr>
+              <w:t>변수</w:t>
+            </w:r>
+            <w:r>
+              <w:rPr>
+                <w:rFonts w:asciiTheme="minorEastAsia" w:hAnsiTheme="minorEastAsia"/>
+                <w:b/>
+                <w:bCs/>
+              </w:rPr>
+              <w:t xml:space="preserve"> </w:t>
+            </w:r>
+            <w:r>
+              <w:rPr>
+                <w:rFonts w:asciiTheme="minorEastAsia" w:hAnsiTheme="minorEastAsia"/>
+                <w:b/>
+                <w:bCs/>
+              </w:rPr>
+              <w:t>제거</w:t>
+            </w:r>
+          </w:p>
+        </w:tc>
+        <w:tc>
+          <w:tcPr>
+            <w:tcW w:w="0" w:type="auto"/>
+            <w:tcBorders>
+              <w:top w:val="single" w:sz="4" w:space="0" w:color="auto"/>
+              <w:left w:val="single" w:sz="4" w:space="0" w:color="auto"/>
+              <w:bottom w:val="single" w:sz="4" w:space="0" w:color="auto"/>
+              <w:right w:val="single" w:sz="4" w:space="0" w:color="auto"/>
+            </w:tcBorders>
+            <w:vAlign w:val="center"/>
+            <w:hideMark/>
+          </w:tcPr>
+          <w:p>
+            <w:pPr>
+              <w:pStyle w:val="af4"/>
+              <w:rPr>
+                <w:rFonts w:asciiTheme="minorEastAsia" w:hAnsiTheme="minorEastAsia"/>
+              </w:rPr>
+            </w:pPr>
+            <w:r>
+              <w:rPr>
+                <w:rFonts w:asciiTheme="minorEastAsia" w:hAnsiTheme="minorEastAsia"/>
+              </w:rPr>
+              <w:t>상관계수</w:t>
+            </w:r>
+            <w:r>
+              <w:rPr>
+                <w:rFonts w:asciiTheme="minorEastAsia" w:hAnsiTheme="minorEastAsia"/>
+              </w:rPr>
+              <w:t xml:space="preserve"> </w:t>
+            </w:r>
+            <w:r>
+              <w:rPr>
+                <w:rFonts w:asciiTheme="minorEastAsia" w:hAnsiTheme="minorEastAsia"/>
+              </w:rPr>
+              <w:t>높은</w:t>
+            </w:r>
+            <w:r>
+              <w:rPr>
+                <w:rFonts w:asciiTheme="minorEastAsia" w:hAnsiTheme="minorEastAsia"/>
+              </w:rPr>
+              <w:t xml:space="preserve"> </w:t>
+            </w:r>
+            <w:r>
+              <w:rPr>
+                <w:rFonts w:asciiTheme="minorEastAsia" w:hAnsiTheme="minorEastAsia"/>
+              </w:rPr>
+              <w:t>피처</w:t>
+            </w:r>
+            <w:r>
+              <w:rPr>
+                <w:rFonts w:asciiTheme="minorEastAsia" w:hAnsiTheme="minorEastAsia"/>
+              </w:rPr>
+              <w:t>(</w:t>
+            </w:r>
+            <w:r>
+              <w:rPr>
+                <w:rFonts w:asciiTheme="minorEastAsia" w:hAnsiTheme="minorEastAsia"/>
+              </w:rPr>
+              <w:t>특히</w:t>
+            </w:r>
+            <w:r>
+              <w:rPr>
+                <w:rFonts w:asciiTheme="minorEastAsia" w:hAnsiTheme="minorEastAsia"/>
+              </w:rPr>
+              <w:t xml:space="preserve"> imp </w:t>
+            </w:r>
+            <w:r>
+              <w:rPr>
+                <w:rFonts w:asciiTheme="minorEastAsia" w:hAnsiTheme="minorEastAsia"/>
+              </w:rPr>
+              <w:t>계열</w:t>
+            </w:r>
+            <w:r>
+              <w:rPr>
+                <w:rFonts w:asciiTheme="minorEastAsia" w:hAnsiTheme="minorEastAsia"/>
+              </w:rPr>
+              <w:t>)</w:t>
+            </w:r>
+          </w:p>
+        </w:tc>
+        <w:tc>
+          <w:tcPr>
+            <w:tcW w:w="0" w:type="auto"/>
+            <w:tcBorders>
+              <w:top w:val="single" w:sz="4" w:space="0" w:color="auto"/>
+              <w:left w:val="single" w:sz="4" w:space="0" w:color="auto"/>
+              <w:bottom w:val="single" w:sz="4" w:space="0" w:color="auto"/>
+              <w:right w:val="single" w:sz="4" w:space="0" w:color="auto"/>
+            </w:tcBorders>
+            <w:vAlign w:val="center"/>
+            <w:hideMark/>
+          </w:tcPr>
+          <w:p>
+            <w:pPr>
+              <w:pStyle w:val="af4"/>
+              <w:rPr>
+                <w:rFonts w:asciiTheme="minorEastAsia" w:hAnsiTheme="minorEastAsia"/>
+              </w:rPr>
+            </w:pPr>
+            <w:proofErr w:type="spellStart"/>
+            <w:r>
+              <w:rPr>
+                <w:rFonts w:asciiTheme="minorEastAsia" w:hAnsiTheme="minorEastAsia"/>
+              </w:rPr>
+              <w:t>다중공선성</w:t>
+            </w:r>
+            <w:proofErr w:type="spellEnd"/>
+            <w:r>
+              <w:rPr>
+                <w:rFonts w:asciiTheme="minorEastAsia" w:hAnsiTheme="minorEastAsia"/>
+              </w:rPr>
+              <w:t xml:space="preserve"> </w:t>
+            </w:r>
+            <w:r>
+              <w:rPr>
+                <w:rFonts w:asciiTheme="minorEastAsia" w:hAnsiTheme="minorEastAsia"/>
+              </w:rPr>
+              <w:t>제거</w:t>
+            </w:r>
+            <w:r>
+              <w:rPr>
+                <w:rFonts w:asciiTheme="minorEastAsia" w:hAnsiTheme="minorEastAsia"/>
+              </w:rPr>
+              <w:t xml:space="preserve">, </w:t>
+            </w:r>
+            <w:r>
+              <w:rPr>
+                <w:rFonts w:asciiTheme="minorEastAsia" w:hAnsiTheme="minorEastAsia"/>
+              </w:rPr>
+              <w:t>차원</w:t>
+            </w:r>
+            <w:r>
+              <w:rPr>
+                <w:rFonts w:asciiTheme="minorEastAsia" w:hAnsiTheme="minorEastAsia"/>
+              </w:rPr>
+              <w:t xml:space="preserve"> </w:t>
+            </w:r>
+            <w:r>
+              <w:rPr>
+                <w:rFonts w:asciiTheme="minorEastAsia" w:hAnsiTheme="minorEastAsia"/>
+              </w:rPr>
+              <w:t>축소</w:t>
+            </w:r>
+          </w:p>
+        </w:tc>
+      </w:tr>
+      <w:tr>
+        <w:trPr>
+          <w:tblCellSpacing w:w="15" w:type="dxa"/>
+        </w:trPr>
+        <w:tc>
+          <w:tcPr>
+            <w:tcW w:w="0" w:type="auto"/>
+            <w:tcBorders>
+              <w:top w:val="single" w:sz="4" w:space="0" w:color="auto"/>
+              <w:left w:val="single" w:sz="4" w:space="0" w:color="auto"/>
+              <w:bottom w:val="single" w:sz="4" w:space="0" w:color="auto"/>
+              <w:right w:val="single" w:sz="4" w:space="0" w:color="auto"/>
+            </w:tcBorders>
+            <w:vAlign w:val="center"/>
+            <w:hideMark/>
+          </w:tcPr>
+          <w:p>
+            <w:pPr>
+              <w:pStyle w:val="af4"/>
+              <w:rPr>
+                <w:rFonts w:asciiTheme="minorEastAsia" w:hAnsiTheme="minorEastAsia"/>
+              </w:rPr>
+            </w:pPr>
+            <w:r>
+              <w:rPr>
+                <w:rFonts w:asciiTheme="minorEastAsia" w:hAnsiTheme="minorEastAsia"/>
+                <w:b/>
+                <w:bCs/>
+              </w:rPr>
+              <w:t xml:space="preserve">ID </w:t>
+            </w:r>
+            <w:r>
+              <w:rPr>
+                <w:rFonts w:asciiTheme="minorEastAsia" w:hAnsiTheme="minorEastAsia"/>
+                <w:b/>
+                <w:bCs/>
+              </w:rPr>
+              <w:t>컬럼</w:t>
+            </w:r>
+            <w:r>
+              <w:rPr>
+                <w:rFonts w:asciiTheme="minorEastAsia" w:hAnsiTheme="minorEastAsia"/>
+                <w:b/>
+                <w:bCs/>
+              </w:rPr>
+              <w:t xml:space="preserve"> </w:t>
+            </w:r>
+            <w:r>
+              <w:rPr>
+                <w:rFonts w:asciiTheme="minorEastAsia" w:hAnsiTheme="minorEastAsia"/>
+                <w:b/>
+                <w:bCs/>
+              </w:rPr>
+              <w:t>제거</w:t>
+            </w:r>
+          </w:p>
+        </w:tc>
+        <w:tc>
+          <w:tcPr>
+            <w:tcW w:w="0" w:type="auto"/>
+            <w:tcBorders>
+              <w:top w:val="single" w:sz="4" w:space="0" w:color="auto"/>
+              <w:left w:val="single" w:sz="4" w:space="0" w:color="auto"/>
+              <w:bottom w:val="single" w:sz="4" w:space="0" w:color="auto"/>
+              <w:right w:val="single" w:sz="4" w:space="0" w:color="auto"/>
+            </w:tcBorders>
+            <w:vAlign w:val="center"/>
+            <w:hideMark/>
+          </w:tcPr>
+          <w:p>
+            <w:pPr>
+              <w:pStyle w:val="af4"/>
+              <w:rPr>
+                <w:rFonts w:asciiTheme="minorEastAsia" w:hAnsiTheme="minorEastAsia"/>
+              </w:rPr>
+            </w:pPr>
+            <w:r>
+              <w:rPr>
+                <w:rFonts w:asciiTheme="minorEastAsia" w:hAnsiTheme="minorEastAsia"/>
+              </w:rPr>
+              <w:t>ID</w:t>
+            </w:r>
+          </w:p>
+        </w:tc>
+        <w:tc>
+          <w:tcPr>
+            <w:tcW w:w="0" w:type="auto"/>
+            <w:tcBorders>
+              <w:top w:val="single" w:sz="4" w:space="0" w:color="auto"/>
+              <w:left w:val="single" w:sz="4" w:space="0" w:color="auto"/>
+              <w:bottom w:val="single" w:sz="4" w:space="0" w:color="auto"/>
+              <w:right w:val="single" w:sz="4" w:space="0" w:color="auto"/>
+            </w:tcBorders>
+            <w:vAlign w:val="center"/>
+            <w:hideMark/>
+          </w:tcPr>
+          <w:p>
+            <w:pPr>
+              <w:pStyle w:val="af4"/>
+              <w:rPr>
+                <w:rFonts w:asciiTheme="minorEastAsia" w:hAnsiTheme="minorEastAsia"/>
+              </w:rPr>
+            </w:pPr>
+            <w:r>
+              <w:rPr>
+                <w:rFonts w:asciiTheme="minorEastAsia" w:hAnsiTheme="minorEastAsia"/>
+              </w:rPr>
+              <w:t>모델</w:t>
+            </w:r>
+            <w:r>
+              <w:rPr>
+                <w:rFonts w:asciiTheme="minorEastAsia" w:hAnsiTheme="minorEastAsia"/>
+              </w:rPr>
+              <w:t xml:space="preserve"> </w:t>
+            </w:r>
+            <w:r>
+              <w:rPr>
+                <w:rFonts w:asciiTheme="minorEastAsia" w:hAnsiTheme="minorEastAsia"/>
+              </w:rPr>
+              <w:t>성능에</w:t>
+            </w:r>
+            <w:r>
+              <w:rPr>
+                <w:rFonts w:asciiTheme="minorEastAsia" w:hAnsiTheme="minorEastAsia"/>
+              </w:rPr>
+              <w:t xml:space="preserve"> </w:t>
+            </w:r>
+            <w:r>
+              <w:rPr>
+                <w:rFonts w:asciiTheme="minorEastAsia" w:hAnsiTheme="minorEastAsia"/>
+              </w:rPr>
+              <w:t>기여하지</w:t>
+            </w:r>
+            <w:r>
+              <w:rPr>
+                <w:rFonts w:asciiTheme="minorEastAsia" w:hAnsiTheme="minorEastAsia"/>
+              </w:rPr>
+              <w:t xml:space="preserve"> </w:t>
+            </w:r>
+            <w:r>
+              <w:rPr>
+                <w:rFonts w:asciiTheme="minorEastAsia" w:hAnsiTheme="minorEastAsia"/>
+              </w:rPr>
+              <w:t>않는</w:t>
+            </w:r>
+            <w:r>
+              <w:rPr>
+                <w:rFonts w:asciiTheme="minorEastAsia" w:hAnsiTheme="minorEastAsia"/>
+              </w:rPr>
+              <w:t xml:space="preserve"> </w:t>
+            </w:r>
+            <w:proofErr w:type="spellStart"/>
+            <w:r>
+              <w:rPr>
+                <w:rFonts w:asciiTheme="minorEastAsia" w:hAnsiTheme="minorEastAsia"/>
+              </w:rPr>
+              <w:t>비정보</w:t>
+            </w:r>
+            <w:proofErr w:type="spellEnd"/>
+            <w:r>
+              <w:rPr>
+                <w:rFonts w:asciiTheme="minorEastAsia" w:hAnsiTheme="minorEastAsia"/>
+              </w:rPr>
+              <w:t xml:space="preserve"> </w:t>
+            </w:r>
+            <w:r>
+              <w:rPr>
+                <w:rFonts w:asciiTheme="minorEastAsia" w:hAnsiTheme="minorEastAsia"/>
+              </w:rPr>
+              <w:t>변수</w:t>
+            </w:r>
+            <w:r>
+              <w:rPr>
+                <w:rFonts w:asciiTheme="minorEastAsia" w:hAnsiTheme="minorEastAsia"/>
+              </w:rPr>
+              <w:t xml:space="preserve"> </w:t>
+            </w:r>
+            <w:r>
+              <w:rPr>
+                <w:rFonts w:asciiTheme="minorEastAsia" w:hAnsiTheme="minorEastAsia"/>
+              </w:rPr>
+              <w:t>제거</w:t>
+            </w:r>
+          </w:p>
+        </w:tc>
+      </w:tr>
+      <w:tr>
+        <w:trPr>
+          <w:tblCellSpacing w:w="15" w:type="dxa"/>
+        </w:trPr>
+        <w:tc>
+          <w:tcPr>
+            <w:tcW w:w="0" w:type="auto"/>
+            <w:tcBorders>
+              <w:top w:val="single" w:sz="4" w:space="0" w:color="auto"/>
+              <w:left w:val="single" w:sz="4" w:space="0" w:color="auto"/>
+              <w:bottom w:val="single" w:sz="4" w:space="0" w:color="auto"/>
+              <w:right w:val="single" w:sz="4" w:space="0" w:color="auto"/>
+            </w:tcBorders>
+            <w:vAlign w:val="center"/>
+            <w:hideMark/>
+          </w:tcPr>
+          <w:p>
+            <w:pPr>
+              <w:pStyle w:val="af4"/>
+              <w:rPr>
+                <w:rFonts w:asciiTheme="minorEastAsia" w:hAnsiTheme="minorEastAsia"/>
+              </w:rPr>
+            </w:pPr>
+            <w:r>
+              <w:rPr>
+                <w:rFonts w:asciiTheme="minorEastAsia" w:hAnsiTheme="minorEastAsia"/>
+                <w:b/>
+                <w:bCs/>
+              </w:rPr>
+              <w:t>로그</w:t>
+            </w:r>
+            <w:r>
+              <w:rPr>
+                <w:rFonts w:asciiTheme="minorEastAsia" w:hAnsiTheme="minorEastAsia"/>
+                <w:b/>
+                <w:bCs/>
+              </w:rPr>
+              <w:t xml:space="preserve"> </w:t>
+            </w:r>
+            <w:r>
+              <w:rPr>
+                <w:rFonts w:asciiTheme="minorEastAsia" w:hAnsiTheme="minorEastAsia"/>
+                <w:b/>
+                <w:bCs/>
+              </w:rPr>
+              <w:t>변환</w:t>
+            </w:r>
+            <w:r>
+              <w:rPr>
+                <w:rFonts w:asciiTheme="minorEastAsia" w:hAnsiTheme="minorEastAsia"/>
+                <w:b/>
+                <w:bCs/>
+              </w:rPr>
+              <w:t>(Log Transformation)</w:t>
+            </w:r>
+          </w:p>
+        </w:tc>
+        <w:tc>
+          <w:tcPr>
+            <w:tcW w:w="0" w:type="auto"/>
+            <w:tcBorders>
+              <w:top w:val="single" w:sz="4" w:space="0" w:color="auto"/>
+              <w:left w:val="single" w:sz="4" w:space="0" w:color="auto"/>
+              <w:bottom w:val="single" w:sz="4" w:space="0" w:color="auto"/>
+              <w:right w:val="single" w:sz="4" w:space="0" w:color="auto"/>
+            </w:tcBorders>
+            <w:vAlign w:val="center"/>
+            <w:hideMark/>
+          </w:tcPr>
+          <w:p>
+            <w:pPr>
+              <w:pStyle w:val="af4"/>
+              <w:rPr>
+                <w:rFonts w:asciiTheme="minorEastAsia" w:hAnsiTheme="minorEastAsia"/>
+              </w:rPr>
+            </w:pPr>
+            <w:r>
+              <w:rPr>
+                <w:rFonts w:asciiTheme="minorEastAsia" w:hAnsiTheme="minorEastAsia"/>
+              </w:rPr>
+              <w:t>분포</w:t>
+            </w:r>
+            <w:r>
+              <w:rPr>
+                <w:rFonts w:asciiTheme="minorEastAsia" w:hAnsiTheme="minorEastAsia"/>
+              </w:rPr>
+              <w:t xml:space="preserve"> </w:t>
+            </w:r>
+            <w:r>
+              <w:rPr>
+                <w:rFonts w:asciiTheme="minorEastAsia" w:hAnsiTheme="minorEastAsia"/>
+              </w:rPr>
+              <w:t>비대칭이</w:t>
+            </w:r>
+            <w:r>
+              <w:rPr>
+                <w:rFonts w:asciiTheme="minorEastAsia" w:hAnsiTheme="minorEastAsia"/>
+              </w:rPr>
+              <w:t xml:space="preserve"> </w:t>
+            </w:r>
+            <w:r>
+              <w:rPr>
+                <w:rFonts w:asciiTheme="minorEastAsia" w:hAnsiTheme="minorEastAsia"/>
+              </w:rPr>
+              <w:t>큰</w:t>
+            </w:r>
+            <w:r>
+              <w:rPr>
+                <w:rFonts w:asciiTheme="minorEastAsia" w:hAnsiTheme="minorEastAsia"/>
+              </w:rPr>
+              <w:t xml:space="preserve"> </w:t>
+            </w:r>
+            <w:r>
+              <w:rPr>
+                <w:rFonts w:asciiTheme="minorEastAsia" w:hAnsiTheme="minorEastAsia"/>
+              </w:rPr>
+              <w:t>변수</w:t>
+            </w:r>
+          </w:p>
+        </w:tc>
+        <w:tc>
+          <w:tcPr>
+            <w:tcW w:w="0" w:type="auto"/>
+            <w:tcBorders>
+              <w:top w:val="single" w:sz="4" w:space="0" w:color="auto"/>
+              <w:left w:val="single" w:sz="4" w:space="0" w:color="auto"/>
+              <w:bottom w:val="single" w:sz="4" w:space="0" w:color="auto"/>
+              <w:right w:val="single" w:sz="4" w:space="0" w:color="auto"/>
+            </w:tcBorders>
+            <w:vAlign w:val="center"/>
+            <w:hideMark/>
+          </w:tcPr>
+          <w:p>
+            <w:pPr>
+              <w:pStyle w:val="af4"/>
+              <w:rPr>
+                <w:rFonts w:asciiTheme="minorEastAsia" w:hAnsiTheme="minorEastAsia"/>
+              </w:rPr>
+            </w:pPr>
+            <w:proofErr w:type="spellStart"/>
+            <w:r>
+              <w:rPr>
+                <w:rFonts w:asciiTheme="minorEastAsia" w:hAnsiTheme="minorEastAsia"/>
+              </w:rPr>
+              <w:t>극단값</w:t>
+            </w:r>
+            <w:proofErr w:type="spellEnd"/>
+            <w:r>
+              <w:rPr>
+                <w:rFonts w:asciiTheme="minorEastAsia" w:hAnsiTheme="minorEastAsia"/>
+              </w:rPr>
+              <w:t xml:space="preserve"> </w:t>
+            </w:r>
+            <w:r>
+              <w:rPr>
+                <w:rFonts w:asciiTheme="minorEastAsia" w:hAnsiTheme="minorEastAsia"/>
+              </w:rPr>
+              <w:t>영향</w:t>
+            </w:r>
+            <w:r>
+              <w:rPr>
+                <w:rFonts w:asciiTheme="minorEastAsia" w:hAnsiTheme="minorEastAsia"/>
+              </w:rPr>
+              <w:t xml:space="preserve"> </w:t>
+            </w:r>
+            <w:r>
+              <w:rPr>
+                <w:rFonts w:asciiTheme="minorEastAsia" w:hAnsiTheme="minorEastAsia"/>
+              </w:rPr>
+              <w:t>완화</w:t>
+            </w:r>
+            <w:r>
+              <w:rPr>
+                <w:rFonts w:asciiTheme="minorEastAsia" w:hAnsiTheme="minorEastAsia"/>
+              </w:rPr>
+              <w:t xml:space="preserve">, </w:t>
+            </w:r>
+            <w:r>
+              <w:rPr>
+                <w:rFonts w:asciiTheme="minorEastAsia" w:hAnsiTheme="minorEastAsia"/>
+              </w:rPr>
+              <w:t>정규성</w:t>
+            </w:r>
+            <w:r>
+              <w:rPr>
+                <w:rFonts w:asciiTheme="minorEastAsia" w:hAnsiTheme="minorEastAsia"/>
+              </w:rPr>
+              <w:t xml:space="preserve"> </w:t>
+            </w:r>
+            <w:r>
+              <w:rPr>
+                <w:rFonts w:asciiTheme="minorEastAsia" w:hAnsiTheme="minorEastAsia"/>
+              </w:rPr>
+              <w:t>개선</w:t>
+            </w:r>
+          </w:p>
+        </w:tc>
+      </w:tr>
+    </w:tbl>
+    <w:p>
+      <w:pPr>
+        <w:pStyle w:val="af4"/>
+        <w:rPr>
+          <w:rFonts w:asciiTheme="minorEastAsia" w:eastAsiaTheme="minorEastAsia" w:hAnsiTheme="minorEastAsia"/>
+          <w:sz w:val="21"/>
+          <w:szCs w:val="21"/>
+        </w:rPr>
+      </w:pPr>
+      <w:r>
+        <w:rPr>
+          <w:rFonts w:asciiTheme="minorEastAsia" w:eastAsiaTheme="minorEastAsia" w:hAnsiTheme="minorEastAsia" w:hint="eastAsia"/>
+          <w:sz w:val="21"/>
+          <w:szCs w:val="21"/>
+        </w:rPr>
+        <w:lastRenderedPageBreak/>
+        <w:t>위와</w:t>
+      </w:r>
+      <w:r>
+        <w:rPr>
+          <w:rFonts w:asciiTheme="minorEastAsia" w:eastAsiaTheme="minorEastAsia" w:hAnsiTheme="minorEastAsia"/>
+          <w:sz w:val="21"/>
+          <w:szCs w:val="21"/>
+        </w:rPr>
+        <w:t xml:space="preserve"> 같은 처리 과정을 통해 이상치로 인한 스케일 불균형과 모델 학습 왜곡을 완화하였으며, 또한 </w:t>
+      </w:r>
+      <w:proofErr w:type="spellStart"/>
+      <w:r>
+        <w:rPr>
+          <w:rFonts w:asciiTheme="minorEastAsia" w:eastAsiaTheme="minorEastAsia" w:hAnsiTheme="minorEastAsia"/>
+          <w:sz w:val="21"/>
+          <w:szCs w:val="21"/>
+        </w:rPr>
+        <w:t>다중공선성이</w:t>
+      </w:r>
+      <w:proofErr w:type="spellEnd"/>
+      <w:r>
+        <w:rPr>
+          <w:rFonts w:asciiTheme="minorEastAsia" w:eastAsiaTheme="minorEastAsia" w:hAnsiTheme="minorEastAsia"/>
+          <w:sz w:val="21"/>
+          <w:szCs w:val="21"/>
+        </w:rPr>
+        <w:t xml:space="preserve"> 존재하던 변수 제거를 통해 변수 간 중복 정보를 줄이고 특성 공간의 효율성을 향상시켰다. </w:t>
+      </w:r>
+    </w:p>
+    <w:p>
+      <w:pPr>
+        <w:pStyle w:val="af4"/>
+        <w:rPr>
+          <w:rFonts w:asciiTheme="minorEastAsia" w:eastAsiaTheme="minorEastAsia" w:hAnsiTheme="minorEastAsia" w:hint="eastAsia"/>
+          <w:sz w:val="21"/>
+          <w:szCs w:val="21"/>
+        </w:rPr>
+      </w:pPr>
+      <w:r>
+        <w:rPr>
+          <w:rFonts w:asciiTheme="minorEastAsia" w:eastAsiaTheme="minorEastAsia" w:hAnsiTheme="minorEastAsia" w:hint="eastAsia"/>
+          <w:sz w:val="21"/>
+          <w:szCs w:val="21"/>
+        </w:rPr>
+        <w:t>이러한</w:t>
+      </w:r>
+      <w:r>
+        <w:rPr>
+          <w:rFonts w:asciiTheme="minorEastAsia" w:eastAsiaTheme="minorEastAsia" w:hAnsiTheme="minorEastAsia"/>
+          <w:sz w:val="21"/>
+          <w:szCs w:val="21"/>
+        </w:rPr>
+        <w:t xml:space="preserve"> </w:t>
+      </w:r>
+      <w:proofErr w:type="spellStart"/>
+      <w:r>
+        <w:rPr>
+          <w:rFonts w:asciiTheme="minorEastAsia" w:eastAsiaTheme="minorEastAsia" w:hAnsiTheme="minorEastAsia"/>
+          <w:sz w:val="21"/>
+          <w:szCs w:val="21"/>
+        </w:rPr>
+        <w:t>전처리</w:t>
+      </w:r>
+      <w:proofErr w:type="spellEnd"/>
+      <w:r>
+        <w:rPr>
+          <w:rFonts w:asciiTheme="minorEastAsia" w:eastAsiaTheme="minorEastAsia" w:hAnsiTheme="minorEastAsia"/>
+          <w:sz w:val="21"/>
+          <w:szCs w:val="21"/>
+        </w:rPr>
+        <w:t xml:space="preserve"> 과정은 이후 모델링 단계에서 성능 안정화 및 </w:t>
+      </w:r>
+      <w:proofErr w:type="spellStart"/>
+      <w:r>
+        <w:rPr>
+          <w:rFonts w:asciiTheme="minorEastAsia" w:eastAsiaTheme="minorEastAsia" w:hAnsiTheme="minorEastAsia"/>
+          <w:sz w:val="21"/>
+          <w:szCs w:val="21"/>
+        </w:rPr>
+        <w:t>과적합</w:t>
+      </w:r>
+      <w:proofErr w:type="spellEnd"/>
+      <w:r>
+        <w:rPr>
+          <w:rFonts w:asciiTheme="minorEastAsia" w:eastAsiaTheme="minorEastAsia" w:hAnsiTheme="minorEastAsia"/>
+          <w:sz w:val="21"/>
+          <w:szCs w:val="21"/>
+        </w:rPr>
+        <w:t xml:space="preserve"> 방지에 기여할 것으로 기대된다.</w:t>
+      </w:r>
+    </w:p>
+    <w:p>
+      <w:pPr>
+        <w:pStyle w:val="4"/>
+      </w:pPr>
+      <w:r>
+        <w:rPr>
+          <w:bCs/>
+        </w:rPr>
+        <w:t xml:space="preserve">2.2.3 </w:t>
+      </w:r>
+      <w:r>
+        <w:rPr>
+          <w:bCs/>
+          <w:sz w:val="28"/>
+          <w:szCs w:val="28"/>
+        </w:rPr>
+        <w:t>발견된 문제점</w:t>
+      </w:r>
+    </w:p>
+    <w:p>
+      <w:pPr>
+        <w:pStyle w:val="5"/>
+        <w:rPr>
+          <w:rFonts w:asciiTheme="majorEastAsia" w:hAnsiTheme="majorEastAsia"/>
+          <w:b/>
+          <w:sz w:val="24"/>
+          <w:szCs w:val="24"/>
+        </w:rPr>
+      </w:pPr>
       <w:r>
         <w:rPr>
           <w:rFonts w:asciiTheme="majorEastAsia" w:hAnsiTheme="majorEastAsia" w:hint="eastAsia"/>
@@ -6711,8 +4588,9 @@
           <w:sz w:val="24"/>
           <w:szCs w:val="24"/>
         </w:rPr>
-        <w:t>3</w:t>
-      </w:r>
+        <w:t xml:space="preserve">2.2.3.1 </w:t>
+      </w:r>
+      <w:proofErr w:type="spellStart"/>
       <w:r>
         <w:rPr>
           <w:rFonts w:asciiTheme="majorEastAsia" w:hAnsiTheme="majorEastAsia" w:hint="eastAsia"/>
@@ -6720,8 +4598,9 @@
           <w:sz w:val="24"/>
           <w:szCs w:val="24"/>
         </w:rPr>
-        <w:t xml:space="preserve"> </w:t>
-      </w:r>
+        <w:t>결측치</w:t>
+      </w:r>
+      <w:proofErr w:type="spellEnd"/>
       <w:r>
         <w:rPr>
           <w:rFonts w:asciiTheme="majorEastAsia" w:hAnsiTheme="majorEastAsia" w:hint="eastAsia"/>
@@ -6729,26 +4608,7 @@
           <w:sz w:val="24"/>
           <w:szCs w:val="24"/>
         </w:rPr>
-        <w:t>이상치 탐지</w:t>
-      </w:r>
-    </w:p>
-    <w:p>
-      <w:pPr>
-        <w:pStyle w:val="4"/>
-      </w:pPr>
-      <w:r>
-        <w:rPr>
-          <w:bCs/>
-        </w:rPr>
-        <w:t xml:space="preserve">2.2.3 </w:t>
-      </w:r>
-      <w:r>
-        <w:rPr>
-          <w:bCs/>
-          <w:sz w:val="28"/>
-          <w:szCs w:val="28"/>
-        </w:rPr>
-        <w:t>발견된 문제점</w:t>
+        <w:t xml:space="preserve"> 패턴</w:t>
       </w:r>
     </w:p>
     <w:p>
@@ -6768,41 +4628,581 @@
           <w:sz w:val="24"/>
           <w:szCs w:val="24"/>
         </w:rPr>
-        <w:t xml:space="preserve">2.2.3.1 </w:t>
-      </w:r>
-      <w:proofErr w:type="spellStart"/>
-      <w:r>
-        <w:rPr>
-          <w:rFonts w:asciiTheme="majorEastAsia" w:hAnsiTheme="majorEastAsia" w:hint="eastAsia"/>
-          <w:b/>
-          <w:sz w:val="24"/>
-          <w:szCs w:val="24"/>
-        </w:rPr>
-        <w:t>결측치</w:t>
-      </w:r>
-      <w:proofErr w:type="spellEnd"/>
-      <w:r>
-        <w:rPr>
-          <w:rFonts w:asciiTheme="majorEastAsia" w:hAnsiTheme="majorEastAsia" w:hint="eastAsia"/>
-          <w:b/>
-          <w:sz w:val="24"/>
-          <w:szCs w:val="24"/>
-        </w:rPr>
-        <w:t xml:space="preserve"> 패턴</w:t>
+        <w:t>2.2.3.2 이상치</w:t>
       </w:r>
     </w:p>
     <w:p>
-      <w:pPr>
-        <w:pStyle w:val="5"/>
-      </w:pPr>
-      <w:r>
-        <w:rPr>
-          <w:rFonts w:asciiTheme="majorEastAsia" w:hAnsiTheme="majorEastAsia" w:hint="eastAsia"/>
-          <w:b/>
-          <w:sz w:val="24"/>
-          <w:szCs w:val="24"/>
-        </w:rPr>
-        <w:t>2.2.3.2 이상치</w:t>
+      <w:r>
+        <w:rPr>
+          <w:rFonts w:hint="eastAsia"/>
+        </w:rPr>
+        <w:t>ID컬럼은 아무 의미적 관계가 없으니 제거를 하겠다.</w:t>
+      </w:r>
+    </w:p>
+    <w:tbl>
+      <w:tblPr>
+        <w:tblStyle w:val="af3"/>
+        <w:tblW w:w="0" w:type="auto"/>
+        <w:tblLook w:val="04A0" w:firstRow="1" w:lastRow="0" w:firstColumn="1" w:lastColumn="0" w:noHBand="0" w:noVBand="1"/>
+      </w:tblPr>
+      <w:tblGrid>
+        <w:gridCol w:w="10456"/>
+      </w:tblGrid>
+      <w:tr>
+        <w:tc>
+          <w:tcPr>
+            <w:tcW w:w="10456" w:type="dxa"/>
+          </w:tcPr>
+          <w:p>
+            <w:pPr>
+              <w:rPr>
+                <w:rFonts w:hint="eastAsia"/>
+              </w:rPr>
+            </w:pPr>
+            <w:r>
+              <w:t xml:space="preserve">X = </w:t>
+            </w:r>
+            <w:proofErr w:type="spellStart"/>
+            <w:r>
+              <w:t>train_</w:t>
+            </w:r>
+            <w:proofErr w:type="gramStart"/>
+            <w:r>
+              <w:t>df.drop</w:t>
+            </w:r>
+            <w:proofErr w:type="spellEnd"/>
+            <w:proofErr w:type="gramEnd"/>
+            <w:r>
+              <w:t xml:space="preserve">(["ID", </w:t>
+            </w:r>
+            <w:proofErr w:type="spellStart"/>
+            <w:r>
+              <w:t>target_col</w:t>
+            </w:r>
+            <w:proofErr w:type="spellEnd"/>
+            <w:r>
+              <w:t>], axis=1)</w:t>
+            </w:r>
+          </w:p>
+        </w:tc>
+      </w:tr>
+    </w:tbl>
+    <w:p>
+      <w:pPr>
+        <w:rPr>
+          <w:rFonts w:hint="eastAsia"/>
+        </w:rPr>
+      </w:pPr>
+    </w:p>
+    <w:p>
+      <w:r>
+        <w:t xml:space="preserve">var3의 -999999 값은 실제 데이터가 아니라 </w:t>
+      </w:r>
+      <w:proofErr w:type="spellStart"/>
+      <w:r>
+        <w:t>결측치를</w:t>
+      </w:r>
+      <w:proofErr w:type="spellEnd"/>
+      <w:r>
+        <w:t xml:space="preserve"> 표시한 값으로 보이며, 모델 성능 왜곡을 방지하기 위해 </w:t>
+      </w:r>
+      <w:proofErr w:type="spellStart"/>
+      <w:r>
+        <w:t>최빈값으로</w:t>
+      </w:r>
+      <w:proofErr w:type="spellEnd"/>
+      <w:r>
+        <w:t xml:space="preserve"> </w:t>
+      </w:r>
+      <w:r>
+        <w:rPr>
+          <w:rFonts w:hint="eastAsia"/>
+        </w:rPr>
+        <w:t>대체할 것이다.</w:t>
+      </w:r>
+    </w:p>
+    <w:p>
+      <w:r>
+        <w:rPr>
+          <w:noProof/>
+        </w:rPr>
+        <w:drawing>
+          <wp:inline distT="0" distB="0" distL="0" distR="0" wp14:anchorId="6B283BC6" wp14:editId="018A1A29">
+            <wp:extent cx="2714286" cy="2485714"/>
+            <wp:effectExtent l="0" t="0" r="0" b="0"/>
+            <wp:docPr id="544949331" name="그림 1"/>
+            <wp:cNvGraphicFramePr>
+              <a:graphicFrameLocks xmlns:a="http://schemas.openxmlformats.org/drawingml/2006/main" noChangeAspect="1"/>
+            </wp:cNvGraphicFramePr>
+            <a:graphic xmlns:a="http://schemas.openxmlformats.org/drawingml/2006/main">
+              <a:graphicData uri="http://schemas.openxmlformats.org/drawingml/2006/picture">
+                <pic:pic xmlns:pic="http://schemas.openxmlformats.org/drawingml/2006/picture">
+                  <pic:nvPicPr>
+                    <pic:cNvPr id="544949331" name=""/>
+                    <pic:cNvPicPr/>
+                  </pic:nvPicPr>
+                  <pic:blipFill>
+                    <a:blip r:embed="rId68"/>
+                    <a:stretch>
+                      <a:fillRect/>
+                    </a:stretch>
+                  </pic:blipFill>
+                  <pic:spPr>
+                    <a:xfrm>
+                      <a:off x="0" y="0"/>
+                      <a:ext cx="2714286" cy="2485714"/>
+                    </a:xfrm>
+                    <a:prstGeom prst="rect">
+                      <a:avLst/>
+                    </a:prstGeom>
+                  </pic:spPr>
+                </pic:pic>
+              </a:graphicData>
+            </a:graphic>
+          </wp:inline>
+        </w:drawing>
+      </w:r>
+    </w:p>
+    <w:p>
+      <w:pPr>
+        <w:pStyle w:val="af4"/>
+        <w:rPr>
+          <w:rFonts w:asciiTheme="minorEastAsia" w:eastAsiaTheme="minorEastAsia" w:hAnsiTheme="minorEastAsia"/>
+          <w:sz w:val="21"/>
+          <w:szCs w:val="21"/>
+        </w:rPr>
+      </w:pPr>
+      <w:r>
+        <w:rPr>
+          <w:rFonts w:asciiTheme="minorEastAsia" w:eastAsiaTheme="minorEastAsia" w:hAnsiTheme="minorEastAsia" w:hint="eastAsia"/>
+          <w:sz w:val="21"/>
+          <w:szCs w:val="21"/>
+        </w:rPr>
+        <w:t>[그림 2.2.</w:t>
+      </w:r>
+      <w:r>
+        <w:rPr>
+          <w:rFonts w:asciiTheme="minorEastAsia" w:eastAsiaTheme="minorEastAsia" w:hAnsiTheme="minorEastAsia" w:hint="eastAsia"/>
+          <w:sz w:val="21"/>
+          <w:szCs w:val="21"/>
+        </w:rPr>
+        <w:t>4 var3 describe]</w:t>
+      </w:r>
+    </w:p>
+    <w:tbl>
+      <w:tblPr>
+        <w:tblStyle w:val="af3"/>
+        <w:tblW w:w="0" w:type="auto"/>
+        <w:tblLook w:val="04A0" w:firstRow="1" w:lastRow="0" w:firstColumn="1" w:lastColumn="0" w:noHBand="0" w:noVBand="1"/>
+      </w:tblPr>
+      <w:tblGrid>
+        <w:gridCol w:w="10456"/>
+      </w:tblGrid>
+      <w:tr>
+        <w:tc>
+          <w:tcPr>
+            <w:tcW w:w="10456" w:type="dxa"/>
+          </w:tcPr>
+          <w:p>
+            <w:pPr>
+              <w:rPr>
+                <w:rFonts w:hint="eastAsia"/>
+              </w:rPr>
+            </w:pPr>
+            <w:r>
+              <w:rPr>
+                <w:rFonts w:hint="eastAsia"/>
+              </w:rPr>
+              <w:t># 데이터 통계량 확인</w:t>
+            </w:r>
+          </w:p>
+          <w:p>
+            <w:pPr>
+              <w:rPr>
+                <w:rFonts w:hint="eastAsia"/>
+              </w:rPr>
+            </w:pPr>
+            <w:proofErr w:type="spellStart"/>
+            <w:r>
+              <w:rPr>
+                <w:rFonts w:hint="eastAsia"/>
+              </w:rPr>
+              <w:t>cust_</w:t>
+            </w:r>
+            <w:proofErr w:type="gramStart"/>
+            <w:r>
+              <w:rPr>
+                <w:rFonts w:hint="eastAsia"/>
+              </w:rPr>
+              <w:t>dfdecribe</w:t>
+            </w:r>
+            <w:proofErr w:type="spellEnd"/>
+            <w:r>
+              <w:rPr>
+                <w:rFonts w:hint="eastAsia"/>
+              </w:rPr>
+              <w:t>(</w:t>
+            </w:r>
+            <w:proofErr w:type="gramEnd"/>
+            <w:r>
+              <w:rPr>
+                <w:rFonts w:hint="eastAsia"/>
+              </w:rPr>
+              <w:t>)</w:t>
+            </w:r>
+          </w:p>
+        </w:tc>
+      </w:tr>
+    </w:tbl>
+    <w:p>
+      <w:pPr>
+        <w:pStyle w:val="af4"/>
+        <w:rPr>
+          <w:rFonts w:asciiTheme="minorEastAsia" w:eastAsiaTheme="minorEastAsia" w:hAnsiTheme="minorEastAsia" w:hint="eastAsia"/>
+          <w:sz w:val="21"/>
+          <w:szCs w:val="21"/>
+        </w:rPr>
+      </w:pPr>
+    </w:p>
+    <w:p>
+      <w:r>
+        <w:rPr>
+          <w:rFonts w:hint="eastAsia"/>
+        </w:rPr>
+        <w:t xml:space="preserve">이상치 기준을 계산을 해 bar차트와 </w:t>
+      </w:r>
+      <w:r>
+        <w:t>Histogram</w:t>
+      </w:r>
+      <w:r>
+        <w:rPr>
+          <w:rFonts w:hint="eastAsia"/>
+        </w:rPr>
+        <w:t>으로 시각화를 해 보았다.</w:t>
+      </w:r>
+    </w:p>
+    <w:p>
+      <w:pPr>
+        <w:rPr>
+          <w:rFonts w:hint="eastAsia"/>
+        </w:rPr>
+      </w:pPr>
+      <w:r>
+        <w:t xml:space="preserve">데이터의 상당수 변수에서 </w:t>
+      </w:r>
+      <w:proofErr w:type="spellStart"/>
+      <w:r>
+        <w:t>극단값이</w:t>
+      </w:r>
+      <w:proofErr w:type="spellEnd"/>
+      <w:r>
+        <w:t xml:space="preserve"> 존재하며, 금액·거래 관련 피처에서 특히 높은 이상치 비율이 관찰되었다.</w:t>
+      </w:r>
+      <w:r>
+        <w:br/>
+        <w:t>이러한 분포 특성은 스케일 차이를 크게 만들며, 이후 스케일링 및 로그 변환이 필요한 근거가 된다.</w:t>
+      </w:r>
+    </w:p>
+    <w:p>
+      <w:r>
+        <w:lastRenderedPageBreak/>
+        <w:drawing>
+          <wp:inline distT="0" distB="0" distL="0" distR="0" wp14:anchorId="2A1A5ADB" wp14:editId="501C53BB">
+            <wp:extent cx="6645910" cy="1978660"/>
+            <wp:effectExtent l="0" t="0" r="2540" b="2540"/>
+            <wp:docPr id="993400222" name="그림 1"/>
+            <wp:cNvGraphicFramePr>
+              <a:graphicFrameLocks xmlns:a="http://schemas.openxmlformats.org/drawingml/2006/main" noChangeAspect="1"/>
+            </wp:cNvGraphicFramePr>
+            <a:graphic xmlns:a="http://schemas.openxmlformats.org/drawingml/2006/main">
+              <a:graphicData uri="http://schemas.openxmlformats.org/drawingml/2006/picture">
+                <pic:pic xmlns:pic="http://schemas.openxmlformats.org/drawingml/2006/picture">
+                  <pic:nvPicPr>
+                    <pic:cNvPr id="993400222" name=""/>
+                    <pic:cNvPicPr/>
+                  </pic:nvPicPr>
+                  <pic:blipFill>
+                    <a:blip r:embed="rId69"/>
+                    <a:stretch>
+                      <a:fillRect/>
+                    </a:stretch>
+                  </pic:blipFill>
+                  <pic:spPr>
+                    <a:xfrm>
+                      <a:off x="0" y="0"/>
+                      <a:ext cx="6645910" cy="1978660"/>
+                    </a:xfrm>
+                    <a:prstGeom prst="rect">
+                      <a:avLst/>
+                    </a:prstGeom>
+                  </pic:spPr>
+                </pic:pic>
+              </a:graphicData>
+            </a:graphic>
+          </wp:inline>
+        </w:drawing>
+      </w:r>
+    </w:p>
+    <w:p>
+      <w:pPr>
+        <w:pStyle w:val="af4"/>
+        <w:rPr>
+          <w:rFonts w:asciiTheme="minorEastAsia" w:eastAsiaTheme="minorEastAsia" w:hAnsiTheme="minorEastAsia" w:hint="eastAsia"/>
+          <w:sz w:val="21"/>
+          <w:szCs w:val="21"/>
+        </w:rPr>
+      </w:pPr>
+      <w:r>
+        <w:rPr>
+          <w:rFonts w:asciiTheme="minorEastAsia" w:eastAsiaTheme="minorEastAsia" w:hAnsiTheme="minorEastAsia" w:hint="eastAsia"/>
+          <w:sz w:val="21"/>
+          <w:szCs w:val="21"/>
+        </w:rPr>
+        <w:t>[그림 2.2.</w:t>
+      </w:r>
+      <w:r>
+        <w:rPr>
+          <w:rFonts w:asciiTheme="minorEastAsia" w:eastAsiaTheme="minorEastAsia" w:hAnsiTheme="minorEastAsia" w:hint="eastAsia"/>
+          <w:sz w:val="21"/>
+          <w:szCs w:val="21"/>
+        </w:rPr>
+        <w:t>5이상치 개수]</w:t>
+      </w:r>
+    </w:p>
+    <w:tbl>
+      <w:tblPr>
+        <w:tblStyle w:val="af3"/>
+        <w:tblW w:w="0" w:type="auto"/>
+        <w:tblLook w:val="04A0" w:firstRow="1" w:lastRow="0" w:firstColumn="1" w:lastColumn="0" w:noHBand="0" w:noVBand="1"/>
+      </w:tblPr>
+      <w:tblGrid>
+        <w:gridCol w:w="10456"/>
+      </w:tblGrid>
+      <w:tr>
+        <w:tc>
+          <w:tcPr>
+            <w:tcW w:w="10456" w:type="dxa"/>
+          </w:tcPr>
+          <w:p>
+            <w:pPr>
+              <w:rPr>
+                <w:rFonts w:hint="eastAsia"/>
+              </w:rPr>
+            </w:pPr>
+            <w:r>
+              <w:rPr>
+                <w:rFonts w:hint="eastAsia"/>
+              </w:rPr>
+              <w:t># IQR기반 이상치 계산</w:t>
+            </w:r>
+          </w:p>
+          <w:p>
+            <w:r>
+              <w:t xml:space="preserve">Q1 = </w:t>
+            </w:r>
+            <w:proofErr w:type="spellStart"/>
+            <w:proofErr w:type="gramStart"/>
+            <w:r>
+              <w:t>desc.loc</w:t>
+            </w:r>
+            <w:proofErr w:type="spellEnd"/>
+            <w:r>
+              <w:t>[</w:t>
+            </w:r>
+            <w:proofErr w:type="gramEnd"/>
+            <w:r>
+              <w:t>"25%"]</w:t>
+            </w:r>
+          </w:p>
+          <w:p>
+            <w:r>
+              <w:t xml:space="preserve">Q3 = </w:t>
+            </w:r>
+            <w:proofErr w:type="spellStart"/>
+            <w:proofErr w:type="gramStart"/>
+            <w:r>
+              <w:t>desc.loc</w:t>
+            </w:r>
+            <w:proofErr w:type="spellEnd"/>
+            <w:r>
+              <w:t>[</w:t>
+            </w:r>
+            <w:proofErr w:type="gramEnd"/>
+            <w:r>
+              <w:t>"75%"]</w:t>
+            </w:r>
+          </w:p>
+          <w:p>
+            <w:r>
+              <w:t>IQR = Q3 - Q1</w:t>
+            </w:r>
+          </w:p>
+          <w:p>
+            <w:proofErr w:type="spellStart"/>
+            <w:r>
+              <w:t>lower_bound</w:t>
+            </w:r>
+            <w:proofErr w:type="spellEnd"/>
+            <w:r>
+              <w:t xml:space="preserve"> = Q1 - 1.5 * IQR</w:t>
+            </w:r>
+          </w:p>
+          <w:p>
+            <w:proofErr w:type="spellStart"/>
+            <w:r>
+              <w:t>upper_bound</w:t>
+            </w:r>
+            <w:proofErr w:type="spellEnd"/>
+            <w:r>
+              <w:t xml:space="preserve"> = Q3 + 1.5 * IQR</w:t>
+            </w:r>
+          </w:p>
+        </w:tc>
+      </w:tr>
+    </w:tbl>
+    <w:p>
+      <w:r>
+        <w:lastRenderedPageBreak/>
+        <w:drawing>
+          <wp:inline distT="0" distB="0" distL="0" distR="0" wp14:anchorId="69C51FE9" wp14:editId="4A661040">
+            <wp:extent cx="6645910" cy="6416040"/>
+            <wp:effectExtent l="0" t="0" r="2540" b="3810"/>
+            <wp:docPr id="2118098921" name="그림 1"/>
+            <wp:cNvGraphicFramePr>
+              <a:graphicFrameLocks xmlns:a="http://schemas.openxmlformats.org/drawingml/2006/main" noChangeAspect="1"/>
+            </wp:cNvGraphicFramePr>
+            <a:graphic xmlns:a="http://schemas.openxmlformats.org/drawingml/2006/main">
+              <a:graphicData uri="http://schemas.openxmlformats.org/drawingml/2006/picture">
+                <pic:pic xmlns:pic="http://schemas.openxmlformats.org/drawingml/2006/picture">
+                  <pic:nvPicPr>
+                    <pic:cNvPr id="2118098921" name=""/>
+                    <pic:cNvPicPr/>
+                  </pic:nvPicPr>
+                  <pic:blipFill>
+                    <a:blip r:embed="rId70"/>
+                    <a:stretch>
+                      <a:fillRect/>
+                    </a:stretch>
+                  </pic:blipFill>
+                  <pic:spPr>
+                    <a:xfrm>
+                      <a:off x="0" y="0"/>
+                      <a:ext cx="6645910" cy="6416040"/>
+                    </a:xfrm>
+                    <a:prstGeom prst="rect">
+                      <a:avLst/>
+                    </a:prstGeom>
+                  </pic:spPr>
+                </pic:pic>
+              </a:graphicData>
+            </a:graphic>
+          </wp:inline>
+        </w:drawing>
+      </w:r>
+    </w:p>
+    <w:p>
+      <w:pPr>
+        <w:pStyle w:val="af4"/>
+        <w:rPr>
+          <w:rFonts w:asciiTheme="minorEastAsia" w:eastAsiaTheme="minorEastAsia" w:hAnsiTheme="minorEastAsia"/>
+          <w:sz w:val="21"/>
+          <w:szCs w:val="21"/>
+        </w:rPr>
+      </w:pPr>
+      <w:r>
+        <w:rPr>
+          <w:rFonts w:asciiTheme="minorEastAsia" w:eastAsiaTheme="minorEastAsia" w:hAnsiTheme="minorEastAsia" w:hint="eastAsia"/>
+          <w:sz w:val="21"/>
+          <w:szCs w:val="21"/>
+        </w:rPr>
+        <w:t>[그림 2.2.</w:t>
+      </w:r>
+      <w:r>
+        <w:rPr>
+          <w:rFonts w:asciiTheme="minorEastAsia" w:eastAsiaTheme="minorEastAsia" w:hAnsiTheme="minorEastAsia" w:hint="eastAsia"/>
+          <w:sz w:val="21"/>
+          <w:szCs w:val="21"/>
+        </w:rPr>
+        <w:t>6전체 피처 histogram]</w:t>
+      </w:r>
+    </w:p>
+    <w:p>
+      <w:pPr>
+        <w:pStyle w:val="af4"/>
+        <w:rPr>
+          <w:rFonts w:asciiTheme="minorHAnsi" w:eastAsiaTheme="minorHAnsi" w:hAnsiTheme="minorHAnsi"/>
+          <w:sz w:val="21"/>
+          <w:szCs w:val="21"/>
+        </w:rPr>
+      </w:pPr>
+      <w:r>
+        <w:rPr>
+          <w:rFonts w:asciiTheme="minorHAnsi" w:eastAsiaTheme="minorHAnsi" w:hAnsiTheme="minorHAnsi"/>
+          <w:sz w:val="21"/>
+          <w:szCs w:val="21"/>
+        </w:rPr>
+        <w:t>전체 수치형 변수에 대해 히스토그램 분석을 수행한 결과, 대부분의 피처가 0 값에 집중되고 소수의 값만 큰 값을 가지는 극단적으로 치우친 분포(Skewed Distribution) 형태를 보였다. 이는 데이터가 희소(Sparse) 구조를 가지고 있음을 의미하며, 특히 금융 거래(</w:t>
+      </w:r>
+      <w:proofErr w:type="spellStart"/>
+      <w:r>
+        <w:rPr>
+          <w:rFonts w:asciiTheme="minorHAnsi" w:eastAsiaTheme="minorHAnsi" w:hAnsiTheme="minorHAnsi"/>
+          <w:sz w:val="21"/>
+          <w:szCs w:val="21"/>
+        </w:rPr>
+        <w:t>imp_op</w:t>
+      </w:r>
+      <w:proofErr w:type="spellEnd"/>
+      <w:r>
+        <w:rPr>
+          <w:rFonts w:asciiTheme="minorHAnsi" w:eastAsiaTheme="minorHAnsi" w:hAnsiTheme="minorHAnsi"/>
+          <w:sz w:val="21"/>
+          <w:szCs w:val="21"/>
+        </w:rPr>
+        <w:t xml:space="preserve">, </w:t>
+      </w:r>
+      <w:proofErr w:type="spellStart"/>
+      <w:r>
+        <w:rPr>
+          <w:rFonts w:asciiTheme="minorHAnsi" w:eastAsiaTheme="minorHAnsi" w:hAnsiTheme="minorHAnsi"/>
+          <w:sz w:val="21"/>
+          <w:szCs w:val="21"/>
+        </w:rPr>
+        <w:t>saldo_medio</w:t>
+      </w:r>
+      <w:proofErr w:type="spellEnd"/>
+      <w:r>
+        <w:rPr>
+          <w:rFonts w:asciiTheme="minorHAnsi" w:eastAsiaTheme="minorHAnsi" w:hAnsiTheme="minorHAnsi"/>
+          <w:sz w:val="21"/>
+          <w:szCs w:val="21"/>
+        </w:rPr>
+        <w:t xml:space="preserve"> 등) 및 계좌 활동 관련 변수에서 **long-tail 분포가 뚜렷하게 확인되었다.</w:t>
+      </w:r>
+    </w:p>
+    <w:p>
+      <w:pPr>
+        <w:rPr>
+          <w:rFonts w:hint="eastAsia"/>
+        </w:rPr>
+      </w:pPr>
+      <w:r>
+        <w:rPr>
+          <w:rFonts w:eastAsiaTheme="minorHAnsi" w:cs="굴림"/>
+        </w:rPr>
+        <w:t>이러한 분포 특성은 정규성을 가정하는 알고리즘(Logistic Regression, SVM 등)에서 성능 저하를 유발할 수 있으며, 평균값이 실제 중앙 경향성을 반영하지 못하는 한계가 있다. 따라서 이후 모델링 단계에서는</w:t>
+      </w:r>
+      <w:r>
+        <w:rPr>
+          <w:rFonts w:eastAsiaTheme="minorHAnsi" w:hint="eastAsia"/>
+        </w:rPr>
+        <w:t xml:space="preserve"> 로그</w:t>
+      </w:r>
+      <w:r>
+        <w:rPr>
+          <w:rFonts w:eastAsiaTheme="minorHAnsi" w:cs="굴림"/>
+        </w:rPr>
+        <w:t xml:space="preserve"> 변환(Log-scaling), 이상치 처리, 또는 트리 기반 모델 활용과 같은 대응 전략이 필요하다.</w:t>
       </w:r>
     </w:p>
     <w:p>

--- a/0.report/빅데이터 20기 프로젝트_보고서_LSJ.docx
+++ b/0.report/빅데이터 20기 프로젝트_보고서_LSJ.docx
@@ -584,6 +584,3024 @@
         </w:rPr>
         <w:t xml:space="preserve">3.4.2.1 </w:t>
       </w:r>
+      <w:r>
+        <w:rPr>
+          <w:rFonts w:hint="eastAsia"/>
+        </w:rPr>
+        <w:t>전체 모델 평가 지표</w:t>
+      </w:r>
+    </w:p>
+    <w:tbl>
+      <w:tblPr>
+        <w:tblW w:w="9350" w:type="dxa"/>
+        <w:tblCellMar>
+          <w:left w:w="99" w:type="dxa"/>
+          <w:right w:w="99" w:type="dxa"/>
+        </w:tblCellMar>
+        <w:tblLook w:val="04A0" w:firstRow="1" w:lastRow="0" w:firstColumn="1" w:lastColumn="0" w:noHBand="0" w:noVBand="1"/>
+      </w:tblPr>
+      <w:tblGrid>
+        <w:gridCol w:w="1958"/>
+        <w:gridCol w:w="1056"/>
+        <w:gridCol w:w="1056"/>
+        <w:gridCol w:w="1056"/>
+        <w:gridCol w:w="1056"/>
+        <w:gridCol w:w="1056"/>
+        <w:gridCol w:w="1056"/>
+        <w:gridCol w:w="1056"/>
+      </w:tblGrid>
+      <w:tr>
+        <w:trPr>
+          <w:trHeight w:val="330"/>
+        </w:trPr>
+        <w:tc>
+          <w:tcPr>
+            <w:tcW w:w="1958" w:type="dxa"/>
+            <w:tcBorders>
+              <w:top w:val="single" w:sz="4" w:space="0" w:color="auto"/>
+              <w:left w:val="single" w:sz="4" w:space="0" w:color="auto"/>
+              <w:bottom w:val="single" w:sz="4" w:space="0" w:color="auto"/>
+              <w:right w:val="single" w:sz="4" w:space="0" w:color="auto"/>
+            </w:tcBorders>
+            <w:shd w:val="clear" w:color="4F81BD" w:fill="4F81BD"/>
+            <w:noWrap/>
+            <w:hideMark/>
+          </w:tcPr>
+          <w:p>
+            <w:pPr>
+              <w:spacing w:after="0" w:line="240" w:lineRule="auto"/>
+              <w:jc w:val="center"/>
+              <w:rPr>
+                <w:rFonts w:ascii="맑은 고딕" w:eastAsia="맑은 고딕" w:hAnsi="맑은 고딕" w:cs="굴림"/>
+                <w:b/>
+                <w:bCs/>
+                <w:sz w:val="22"/>
+                <w:szCs w:val="22"/>
+              </w:rPr>
+            </w:pPr>
+            <w:r>
+              <w:rPr>
+                <w:rFonts w:ascii="맑은 고딕" w:eastAsia="맑은 고딕" w:hAnsi="맑은 고딕" w:cs="굴림" w:hint="eastAsia"/>
+                <w:b/>
+                <w:bCs/>
+                <w:sz w:val="22"/>
+                <w:szCs w:val="22"/>
+              </w:rPr>
+              <w:t>모델</w:t>
+            </w:r>
+          </w:p>
+        </w:tc>
+        <w:tc>
+          <w:tcPr>
+            <w:tcW w:w="1056" w:type="dxa"/>
+            <w:tcBorders>
+              <w:top w:val="single" w:sz="4" w:space="0" w:color="auto"/>
+              <w:left w:val="single" w:sz="4" w:space="0" w:color="auto"/>
+              <w:bottom w:val="single" w:sz="4" w:space="0" w:color="auto"/>
+              <w:right w:val="single" w:sz="4" w:space="0" w:color="auto"/>
+            </w:tcBorders>
+            <w:shd w:val="clear" w:color="4F81BD" w:fill="4F81BD"/>
+            <w:noWrap/>
+            <w:hideMark/>
+          </w:tcPr>
+          <w:p>
+            <w:pPr>
+              <w:spacing w:after="0" w:line="240" w:lineRule="auto"/>
+              <w:jc w:val="center"/>
+              <w:rPr>
+                <w:rFonts w:ascii="맑은 고딕" w:eastAsia="맑은 고딕" w:hAnsi="맑은 고딕" w:cs="굴림" w:hint="eastAsia"/>
+                <w:b/>
+                <w:bCs/>
+                <w:sz w:val="22"/>
+                <w:szCs w:val="22"/>
+              </w:rPr>
+            </w:pPr>
+            <w:r>
+              <w:rPr>
+                <w:rFonts w:ascii="맑은 고딕" w:eastAsia="맑은 고딕" w:hAnsi="맑은 고딕" w:cs="굴림" w:hint="eastAsia"/>
+                <w:b/>
+                <w:bCs/>
+                <w:sz w:val="22"/>
+                <w:szCs w:val="22"/>
+              </w:rPr>
+              <w:t>AUC</w:t>
+            </w:r>
+          </w:p>
+        </w:tc>
+        <w:tc>
+          <w:tcPr>
+            <w:tcW w:w="1056" w:type="dxa"/>
+            <w:tcBorders>
+              <w:top w:val="single" w:sz="4" w:space="0" w:color="auto"/>
+              <w:left w:val="single" w:sz="4" w:space="0" w:color="auto"/>
+              <w:bottom w:val="single" w:sz="4" w:space="0" w:color="auto"/>
+              <w:right w:val="single" w:sz="4" w:space="0" w:color="auto"/>
+            </w:tcBorders>
+            <w:shd w:val="clear" w:color="4F81BD" w:fill="4F81BD"/>
+            <w:noWrap/>
+            <w:hideMark/>
+          </w:tcPr>
+          <w:p>
+            <w:pPr>
+              <w:spacing w:after="0" w:line="240" w:lineRule="auto"/>
+              <w:jc w:val="center"/>
+              <w:rPr>
+                <w:rFonts w:ascii="맑은 고딕" w:eastAsia="맑은 고딕" w:hAnsi="맑은 고딕" w:cs="굴림" w:hint="eastAsia"/>
+                <w:b/>
+                <w:bCs/>
+                <w:sz w:val="22"/>
+                <w:szCs w:val="22"/>
+              </w:rPr>
+            </w:pPr>
+            <w:r>
+              <w:rPr>
+                <w:rFonts w:ascii="맑은 고딕" w:eastAsia="맑은 고딕" w:hAnsi="맑은 고딕" w:cs="굴림" w:hint="eastAsia"/>
+                <w:b/>
+                <w:bCs/>
+                <w:sz w:val="22"/>
+                <w:szCs w:val="22"/>
+              </w:rPr>
+              <w:t>정확도</w:t>
+            </w:r>
+          </w:p>
+        </w:tc>
+        <w:tc>
+          <w:tcPr>
+            <w:tcW w:w="1056" w:type="dxa"/>
+            <w:tcBorders>
+              <w:top w:val="single" w:sz="4" w:space="0" w:color="auto"/>
+              <w:left w:val="single" w:sz="4" w:space="0" w:color="auto"/>
+              <w:bottom w:val="single" w:sz="4" w:space="0" w:color="auto"/>
+              <w:right w:val="single" w:sz="4" w:space="0" w:color="auto"/>
+            </w:tcBorders>
+            <w:shd w:val="clear" w:color="4F81BD" w:fill="4F81BD"/>
+            <w:noWrap/>
+            <w:hideMark/>
+          </w:tcPr>
+          <w:p>
+            <w:pPr>
+              <w:spacing w:after="0" w:line="240" w:lineRule="auto"/>
+              <w:jc w:val="center"/>
+              <w:rPr>
+                <w:rFonts w:ascii="맑은 고딕" w:eastAsia="맑은 고딕" w:hAnsi="맑은 고딕" w:cs="굴림" w:hint="eastAsia"/>
+                <w:b/>
+                <w:bCs/>
+                <w:sz w:val="22"/>
+                <w:szCs w:val="22"/>
+              </w:rPr>
+            </w:pPr>
+            <w:r>
+              <w:rPr>
+                <w:rFonts w:ascii="맑은 고딕" w:eastAsia="맑은 고딕" w:hAnsi="맑은 고딕" w:cs="굴림" w:hint="eastAsia"/>
+                <w:b/>
+                <w:bCs/>
+                <w:sz w:val="22"/>
+                <w:szCs w:val="22"/>
+              </w:rPr>
+              <w:t>정밀도</w:t>
+            </w:r>
+          </w:p>
+        </w:tc>
+        <w:tc>
+          <w:tcPr>
+            <w:tcW w:w="1056" w:type="dxa"/>
+            <w:tcBorders>
+              <w:top w:val="single" w:sz="4" w:space="0" w:color="auto"/>
+              <w:left w:val="single" w:sz="4" w:space="0" w:color="auto"/>
+              <w:bottom w:val="single" w:sz="4" w:space="0" w:color="auto"/>
+              <w:right w:val="single" w:sz="4" w:space="0" w:color="auto"/>
+            </w:tcBorders>
+            <w:shd w:val="clear" w:color="4F81BD" w:fill="4F81BD"/>
+            <w:noWrap/>
+            <w:hideMark/>
+          </w:tcPr>
+          <w:p>
+            <w:pPr>
+              <w:spacing w:after="0" w:line="240" w:lineRule="auto"/>
+              <w:jc w:val="center"/>
+              <w:rPr>
+                <w:rFonts w:ascii="맑은 고딕" w:eastAsia="맑은 고딕" w:hAnsi="맑은 고딕" w:cs="굴림" w:hint="eastAsia"/>
+                <w:b/>
+                <w:bCs/>
+                <w:sz w:val="22"/>
+                <w:szCs w:val="22"/>
+              </w:rPr>
+            </w:pPr>
+            <w:proofErr w:type="spellStart"/>
+            <w:r>
+              <w:rPr>
+                <w:rFonts w:ascii="맑은 고딕" w:eastAsia="맑은 고딕" w:hAnsi="맑은 고딕" w:cs="굴림" w:hint="eastAsia"/>
+                <w:b/>
+                <w:bCs/>
+                <w:sz w:val="22"/>
+                <w:szCs w:val="22"/>
+              </w:rPr>
+              <w:t>재현율</w:t>
+            </w:r>
+            <w:proofErr w:type="spellEnd"/>
+          </w:p>
+        </w:tc>
+        <w:tc>
+          <w:tcPr>
+            <w:tcW w:w="1056" w:type="dxa"/>
+            <w:tcBorders>
+              <w:top w:val="single" w:sz="4" w:space="0" w:color="auto"/>
+              <w:left w:val="single" w:sz="4" w:space="0" w:color="auto"/>
+              <w:bottom w:val="single" w:sz="4" w:space="0" w:color="auto"/>
+              <w:right w:val="single" w:sz="4" w:space="0" w:color="auto"/>
+            </w:tcBorders>
+            <w:shd w:val="clear" w:color="4F81BD" w:fill="4F81BD"/>
+            <w:noWrap/>
+            <w:hideMark/>
+          </w:tcPr>
+          <w:p>
+            <w:pPr>
+              <w:spacing w:after="0" w:line="240" w:lineRule="auto"/>
+              <w:jc w:val="center"/>
+              <w:rPr>
+                <w:rFonts w:ascii="맑은 고딕" w:eastAsia="맑은 고딕" w:hAnsi="맑은 고딕" w:cs="굴림" w:hint="eastAsia"/>
+                <w:b/>
+                <w:bCs/>
+                <w:sz w:val="22"/>
+                <w:szCs w:val="22"/>
+              </w:rPr>
+            </w:pPr>
+            <w:r>
+              <w:rPr>
+                <w:rFonts w:ascii="맑은 고딕" w:eastAsia="맑은 고딕" w:hAnsi="맑은 고딕" w:cs="굴림" w:hint="eastAsia"/>
+                <w:b/>
+                <w:bCs/>
+                <w:sz w:val="22"/>
+                <w:szCs w:val="22"/>
+              </w:rPr>
+              <w:t>F1-score</w:t>
+            </w:r>
+          </w:p>
+        </w:tc>
+        <w:tc>
+          <w:tcPr>
+            <w:tcW w:w="1056" w:type="dxa"/>
+            <w:tcBorders>
+              <w:top w:val="single" w:sz="4" w:space="0" w:color="auto"/>
+              <w:left w:val="single" w:sz="4" w:space="0" w:color="auto"/>
+              <w:bottom w:val="single" w:sz="4" w:space="0" w:color="auto"/>
+              <w:right w:val="single" w:sz="4" w:space="0" w:color="auto"/>
+            </w:tcBorders>
+            <w:shd w:val="clear" w:color="4F81BD" w:fill="4F81BD"/>
+            <w:noWrap/>
+            <w:hideMark/>
+          </w:tcPr>
+          <w:p>
+            <w:pPr>
+              <w:spacing w:after="0" w:line="240" w:lineRule="auto"/>
+              <w:jc w:val="center"/>
+              <w:rPr>
+                <w:rFonts w:ascii="맑은 고딕" w:eastAsia="맑은 고딕" w:hAnsi="맑은 고딕" w:cs="굴림" w:hint="eastAsia"/>
+                <w:b/>
+                <w:bCs/>
+                <w:sz w:val="22"/>
+                <w:szCs w:val="22"/>
+              </w:rPr>
+            </w:pPr>
+            <w:r>
+              <w:rPr>
+                <w:rFonts w:ascii="맑은 고딕" w:eastAsia="맑은 고딕" w:hAnsi="맑은 고딕" w:cs="굴림" w:hint="eastAsia"/>
+                <w:b/>
+                <w:bCs/>
+                <w:sz w:val="22"/>
+                <w:szCs w:val="22"/>
+              </w:rPr>
+              <w:t>F2-score</w:t>
+            </w:r>
+          </w:p>
+        </w:tc>
+        <w:tc>
+          <w:tcPr>
+            <w:tcW w:w="1056" w:type="dxa"/>
+            <w:tcBorders>
+              <w:top w:val="single" w:sz="4" w:space="0" w:color="auto"/>
+              <w:left w:val="single" w:sz="4" w:space="0" w:color="auto"/>
+              <w:bottom w:val="single" w:sz="4" w:space="0" w:color="auto"/>
+              <w:right w:val="single" w:sz="4" w:space="0" w:color="auto"/>
+            </w:tcBorders>
+            <w:shd w:val="clear" w:color="4F81BD" w:fill="4F81BD"/>
+            <w:noWrap/>
+            <w:hideMark/>
+          </w:tcPr>
+          <w:p>
+            <w:pPr>
+              <w:spacing w:after="0" w:line="240" w:lineRule="auto"/>
+              <w:jc w:val="center"/>
+              <w:rPr>
+                <w:rFonts w:ascii="맑은 고딕" w:eastAsia="맑은 고딕" w:hAnsi="맑은 고딕" w:cs="굴림" w:hint="eastAsia"/>
+                <w:b/>
+                <w:bCs/>
+                <w:sz w:val="22"/>
+                <w:szCs w:val="22"/>
+              </w:rPr>
+            </w:pPr>
+            <w:r>
+              <w:rPr>
+                <w:rFonts w:ascii="맑은 고딕" w:eastAsia="맑은 고딕" w:hAnsi="맑은 고딕" w:cs="굴림" w:hint="eastAsia"/>
+                <w:b/>
+                <w:bCs/>
+                <w:sz w:val="22"/>
+                <w:szCs w:val="22"/>
+              </w:rPr>
+              <w:t>학습 시간(초)</w:t>
+            </w:r>
+          </w:p>
+        </w:tc>
+      </w:tr>
+      <w:tr>
+        <w:trPr>
+          <w:trHeight w:val="330"/>
+        </w:trPr>
+        <w:tc>
+          <w:tcPr>
+            <w:tcW w:w="1958" w:type="dxa"/>
+            <w:tcBorders>
+              <w:top w:val="single" w:sz="4" w:space="0" w:color="95B3D7"/>
+              <w:left w:val="single" w:sz="4" w:space="0" w:color="auto"/>
+              <w:bottom w:val="single" w:sz="4" w:space="0" w:color="auto"/>
+              <w:right w:val="single" w:sz="4" w:space="0" w:color="auto"/>
+            </w:tcBorders>
+            <w:shd w:val="clear" w:color="000000" w:fill="FFC000"/>
+            <w:noWrap/>
+            <w:vAlign w:val="bottom"/>
+            <w:hideMark/>
+          </w:tcPr>
+          <w:p>
+            <w:pPr>
+              <w:spacing w:after="0" w:line="240" w:lineRule="auto"/>
+              <w:rPr>
+                <w:rFonts w:ascii="맑은 고딕" w:eastAsia="맑은 고딕" w:hAnsi="맑은 고딕" w:cs="굴림" w:hint="eastAsia"/>
+                <w:color w:val="000000"/>
+                <w:sz w:val="22"/>
+                <w:szCs w:val="22"/>
+              </w:rPr>
+            </w:pPr>
+            <w:proofErr w:type="spellStart"/>
+            <w:r>
+              <w:rPr>
+                <w:rFonts w:ascii="맑은 고딕" w:eastAsia="맑은 고딕" w:hAnsi="맑은 고딕" w:cs="굴림" w:hint="eastAsia"/>
+                <w:color w:val="000000"/>
+                <w:sz w:val="22"/>
+                <w:szCs w:val="22"/>
+              </w:rPr>
+              <w:t>LightGBM</w:t>
+            </w:r>
+            <w:proofErr w:type="spellEnd"/>
+          </w:p>
+        </w:tc>
+        <w:tc>
+          <w:tcPr>
+            <w:tcW w:w="1056" w:type="dxa"/>
+            <w:tcBorders>
+              <w:top w:val="single" w:sz="4" w:space="0" w:color="95B3D7"/>
+              <w:left w:val="single" w:sz="4" w:space="0" w:color="auto"/>
+              <w:bottom w:val="single" w:sz="4" w:space="0" w:color="auto"/>
+              <w:right w:val="single" w:sz="4" w:space="0" w:color="auto"/>
+            </w:tcBorders>
+            <w:shd w:val="clear" w:color="000000" w:fill="FFC000"/>
+            <w:noWrap/>
+            <w:vAlign w:val="bottom"/>
+            <w:hideMark/>
+          </w:tcPr>
+          <w:p>
+            <w:pPr>
+              <w:spacing w:after="0" w:line="240" w:lineRule="auto"/>
+              <w:jc w:val="right"/>
+              <w:rPr>
+                <w:rFonts w:ascii="맑은 고딕" w:eastAsia="맑은 고딕" w:hAnsi="맑은 고딕" w:cs="굴림" w:hint="eastAsia"/>
+                <w:color w:val="000000"/>
+                <w:sz w:val="22"/>
+                <w:szCs w:val="22"/>
+              </w:rPr>
+            </w:pPr>
+            <w:r>
+              <w:rPr>
+                <w:rFonts w:ascii="맑은 고딕" w:eastAsia="맑은 고딕" w:hAnsi="맑은 고딕" w:cs="굴림" w:hint="eastAsia"/>
+                <w:color w:val="000000"/>
+                <w:sz w:val="22"/>
+                <w:szCs w:val="22"/>
+              </w:rPr>
+              <w:t>0.9179</w:t>
+            </w:r>
+          </w:p>
+        </w:tc>
+        <w:tc>
+          <w:tcPr>
+            <w:tcW w:w="1056" w:type="dxa"/>
+            <w:tcBorders>
+              <w:top w:val="single" w:sz="4" w:space="0" w:color="95B3D7"/>
+              <w:left w:val="single" w:sz="4" w:space="0" w:color="auto"/>
+              <w:bottom w:val="single" w:sz="4" w:space="0" w:color="auto"/>
+              <w:right w:val="single" w:sz="4" w:space="0" w:color="auto"/>
+            </w:tcBorders>
+            <w:shd w:val="clear" w:color="000000" w:fill="FFC000"/>
+            <w:noWrap/>
+            <w:vAlign w:val="bottom"/>
+            <w:hideMark/>
+          </w:tcPr>
+          <w:p>
+            <w:pPr>
+              <w:spacing w:after="0" w:line="240" w:lineRule="auto"/>
+              <w:jc w:val="right"/>
+              <w:rPr>
+                <w:rFonts w:ascii="맑은 고딕" w:eastAsia="맑은 고딕" w:hAnsi="맑은 고딕" w:cs="굴림" w:hint="eastAsia"/>
+                <w:color w:val="000000"/>
+                <w:sz w:val="22"/>
+                <w:szCs w:val="22"/>
+              </w:rPr>
+            </w:pPr>
+            <w:r>
+              <w:rPr>
+                <w:rFonts w:ascii="맑은 고딕" w:eastAsia="맑은 고딕" w:hAnsi="맑은 고딕" w:cs="굴림" w:hint="eastAsia"/>
+                <w:color w:val="000000"/>
+                <w:sz w:val="22"/>
+                <w:szCs w:val="22"/>
+              </w:rPr>
+              <w:t>0.9929</w:t>
+            </w:r>
+          </w:p>
+        </w:tc>
+        <w:tc>
+          <w:tcPr>
+            <w:tcW w:w="1056" w:type="dxa"/>
+            <w:tcBorders>
+              <w:top w:val="single" w:sz="4" w:space="0" w:color="95B3D7"/>
+              <w:left w:val="single" w:sz="4" w:space="0" w:color="auto"/>
+              <w:bottom w:val="single" w:sz="4" w:space="0" w:color="auto"/>
+              <w:right w:val="single" w:sz="4" w:space="0" w:color="auto"/>
+            </w:tcBorders>
+            <w:shd w:val="clear" w:color="000000" w:fill="FFC000"/>
+            <w:noWrap/>
+            <w:vAlign w:val="bottom"/>
+            <w:hideMark/>
+          </w:tcPr>
+          <w:p>
+            <w:pPr>
+              <w:spacing w:after="0" w:line="240" w:lineRule="auto"/>
+              <w:jc w:val="right"/>
+              <w:rPr>
+                <w:rFonts w:ascii="맑은 고딕" w:eastAsia="맑은 고딕" w:hAnsi="맑은 고딕" w:cs="굴림" w:hint="eastAsia"/>
+                <w:color w:val="000000"/>
+                <w:sz w:val="22"/>
+                <w:szCs w:val="22"/>
+              </w:rPr>
+            </w:pPr>
+            <w:r>
+              <w:rPr>
+                <w:rFonts w:ascii="맑은 고딕" w:eastAsia="맑은 고딕" w:hAnsi="맑은 고딕" w:cs="굴림" w:hint="eastAsia"/>
+                <w:color w:val="000000"/>
+                <w:sz w:val="22"/>
+                <w:szCs w:val="22"/>
+              </w:rPr>
+              <w:t>0.1717</w:t>
+            </w:r>
+          </w:p>
+        </w:tc>
+        <w:tc>
+          <w:tcPr>
+            <w:tcW w:w="1056" w:type="dxa"/>
+            <w:tcBorders>
+              <w:top w:val="single" w:sz="4" w:space="0" w:color="95B3D7"/>
+              <w:left w:val="single" w:sz="4" w:space="0" w:color="auto"/>
+              <w:bottom w:val="single" w:sz="4" w:space="0" w:color="auto"/>
+              <w:right w:val="single" w:sz="4" w:space="0" w:color="auto"/>
+            </w:tcBorders>
+            <w:shd w:val="clear" w:color="000000" w:fill="FFC000"/>
+            <w:noWrap/>
+            <w:vAlign w:val="bottom"/>
+            <w:hideMark/>
+          </w:tcPr>
+          <w:p>
+            <w:pPr>
+              <w:spacing w:after="0" w:line="240" w:lineRule="auto"/>
+              <w:jc w:val="right"/>
+              <w:rPr>
+                <w:rFonts w:ascii="맑은 고딕" w:eastAsia="맑은 고딕" w:hAnsi="맑은 고딕" w:cs="굴림" w:hint="eastAsia"/>
+                <w:color w:val="000000"/>
+                <w:sz w:val="22"/>
+                <w:szCs w:val="22"/>
+              </w:rPr>
+            </w:pPr>
+            <w:r>
+              <w:rPr>
+                <w:rFonts w:ascii="맑은 고딕" w:eastAsia="맑은 고딕" w:hAnsi="맑은 고딕" w:cs="굴림" w:hint="eastAsia"/>
+                <w:color w:val="000000"/>
+                <w:sz w:val="22"/>
+                <w:szCs w:val="22"/>
+              </w:rPr>
+              <w:t>0.8163</w:t>
+            </w:r>
+          </w:p>
+        </w:tc>
+        <w:tc>
+          <w:tcPr>
+            <w:tcW w:w="1056" w:type="dxa"/>
+            <w:tcBorders>
+              <w:top w:val="single" w:sz="4" w:space="0" w:color="95B3D7"/>
+              <w:left w:val="single" w:sz="4" w:space="0" w:color="auto"/>
+              <w:bottom w:val="single" w:sz="4" w:space="0" w:color="auto"/>
+              <w:right w:val="single" w:sz="4" w:space="0" w:color="auto"/>
+            </w:tcBorders>
+            <w:shd w:val="clear" w:color="000000" w:fill="FFC000"/>
+            <w:noWrap/>
+            <w:vAlign w:val="bottom"/>
+            <w:hideMark/>
+          </w:tcPr>
+          <w:p>
+            <w:pPr>
+              <w:spacing w:after="0" w:line="240" w:lineRule="auto"/>
+              <w:jc w:val="right"/>
+              <w:rPr>
+                <w:rFonts w:ascii="맑은 고딕" w:eastAsia="맑은 고딕" w:hAnsi="맑은 고딕" w:cs="굴림" w:hint="eastAsia"/>
+                <w:color w:val="000000"/>
+                <w:sz w:val="22"/>
+                <w:szCs w:val="22"/>
+              </w:rPr>
+            </w:pPr>
+            <w:r>
+              <w:rPr>
+                <w:rFonts w:ascii="맑은 고딕" w:eastAsia="맑은 고딕" w:hAnsi="맑은 고딕" w:cs="굴림" w:hint="eastAsia"/>
+                <w:color w:val="000000"/>
+                <w:sz w:val="22"/>
+                <w:szCs w:val="22"/>
+              </w:rPr>
+              <w:t>0.2837</w:t>
+            </w:r>
+          </w:p>
+        </w:tc>
+        <w:tc>
+          <w:tcPr>
+            <w:tcW w:w="1056" w:type="dxa"/>
+            <w:tcBorders>
+              <w:top w:val="single" w:sz="4" w:space="0" w:color="95B3D7"/>
+              <w:left w:val="single" w:sz="4" w:space="0" w:color="auto"/>
+              <w:bottom w:val="single" w:sz="4" w:space="0" w:color="auto"/>
+              <w:right w:val="single" w:sz="4" w:space="0" w:color="auto"/>
+            </w:tcBorders>
+            <w:shd w:val="clear" w:color="000000" w:fill="FFC000"/>
+            <w:noWrap/>
+            <w:vAlign w:val="bottom"/>
+            <w:hideMark/>
+          </w:tcPr>
+          <w:p>
+            <w:pPr>
+              <w:spacing w:after="0" w:line="240" w:lineRule="auto"/>
+              <w:rPr>
+                <w:rFonts w:ascii="맑은 고딕" w:eastAsia="맑은 고딕" w:hAnsi="맑은 고딕" w:cs="굴림" w:hint="eastAsia"/>
+                <w:color w:val="000000"/>
+                <w:sz w:val="22"/>
+                <w:szCs w:val="22"/>
+              </w:rPr>
+            </w:pPr>
+            <w:r>
+              <w:rPr>
+                <w:rFonts w:ascii="맑은 고딕" w:eastAsia="맑은 고딕" w:hAnsi="맑은 고딕" w:cs="굴림" w:hint="eastAsia"/>
+                <w:color w:val="000000"/>
+                <w:sz w:val="22"/>
+                <w:szCs w:val="22"/>
+              </w:rPr>
+              <w:t>-</w:t>
+            </w:r>
+          </w:p>
+        </w:tc>
+        <w:tc>
+          <w:tcPr>
+            <w:tcW w:w="1056" w:type="dxa"/>
+            <w:tcBorders>
+              <w:top w:val="single" w:sz="4" w:space="0" w:color="95B3D7"/>
+              <w:left w:val="single" w:sz="4" w:space="0" w:color="auto"/>
+              <w:bottom w:val="single" w:sz="4" w:space="0" w:color="auto"/>
+              <w:right w:val="single" w:sz="4" w:space="0" w:color="auto"/>
+            </w:tcBorders>
+            <w:shd w:val="clear" w:color="000000" w:fill="FFC000"/>
+            <w:noWrap/>
+            <w:vAlign w:val="bottom"/>
+            <w:hideMark/>
+          </w:tcPr>
+          <w:p>
+            <w:pPr>
+              <w:spacing w:after="0" w:line="240" w:lineRule="auto"/>
+              <w:jc w:val="right"/>
+              <w:rPr>
+                <w:rFonts w:ascii="맑은 고딕" w:eastAsia="맑은 고딕" w:hAnsi="맑은 고딕" w:cs="굴림" w:hint="eastAsia"/>
+                <w:color w:val="000000"/>
+                <w:sz w:val="22"/>
+                <w:szCs w:val="22"/>
+              </w:rPr>
+            </w:pPr>
+            <w:r>
+              <w:rPr>
+                <w:rFonts w:ascii="맑은 고딕" w:eastAsia="맑은 고딕" w:hAnsi="맑은 고딕" w:cs="굴림" w:hint="eastAsia"/>
+                <w:color w:val="000000"/>
+                <w:sz w:val="22"/>
+                <w:szCs w:val="22"/>
+              </w:rPr>
+              <w:t>1.53</w:t>
+            </w:r>
+          </w:p>
+        </w:tc>
+      </w:tr>
+      <w:tr>
+        <w:trPr>
+          <w:trHeight w:val="330"/>
+        </w:trPr>
+        <w:tc>
+          <w:tcPr>
+            <w:tcW w:w="1958" w:type="dxa"/>
+            <w:tcBorders>
+              <w:top w:val="single" w:sz="4" w:space="0" w:color="auto"/>
+              <w:left w:val="single" w:sz="4" w:space="0" w:color="auto"/>
+              <w:bottom w:val="single" w:sz="4" w:space="0" w:color="auto"/>
+              <w:right w:val="single" w:sz="4" w:space="0" w:color="auto"/>
+            </w:tcBorders>
+            <w:noWrap/>
+            <w:vAlign w:val="bottom"/>
+            <w:hideMark/>
+          </w:tcPr>
+          <w:p>
+            <w:pPr>
+              <w:spacing w:after="0" w:line="240" w:lineRule="auto"/>
+              <w:rPr>
+                <w:rFonts w:ascii="맑은 고딕" w:eastAsia="맑은 고딕" w:hAnsi="맑은 고딕" w:cs="굴림" w:hint="eastAsia"/>
+                <w:color w:val="000000"/>
+                <w:sz w:val="22"/>
+                <w:szCs w:val="22"/>
+              </w:rPr>
+            </w:pPr>
+            <w:r>
+              <w:rPr>
+                <w:rFonts w:ascii="맑은 고딕" w:eastAsia="맑은 고딕" w:hAnsi="맑은 고딕" w:cs="굴림" w:hint="eastAsia"/>
+                <w:color w:val="000000"/>
+                <w:sz w:val="22"/>
+                <w:szCs w:val="22"/>
+              </w:rPr>
+              <w:t>Random Forest</w:t>
+            </w:r>
+          </w:p>
+        </w:tc>
+        <w:tc>
+          <w:tcPr>
+            <w:tcW w:w="1056" w:type="dxa"/>
+            <w:tcBorders>
+              <w:top w:val="single" w:sz="4" w:space="0" w:color="auto"/>
+              <w:left w:val="single" w:sz="4" w:space="0" w:color="auto"/>
+              <w:bottom w:val="single" w:sz="4" w:space="0" w:color="auto"/>
+              <w:right w:val="single" w:sz="4" w:space="0" w:color="auto"/>
+            </w:tcBorders>
+            <w:noWrap/>
+            <w:vAlign w:val="bottom"/>
+            <w:hideMark/>
+          </w:tcPr>
+          <w:p>
+            <w:pPr>
+              <w:spacing w:after="0" w:line="240" w:lineRule="auto"/>
+              <w:jc w:val="right"/>
+              <w:rPr>
+                <w:rFonts w:ascii="맑은 고딕" w:eastAsia="맑은 고딕" w:hAnsi="맑은 고딕" w:cs="굴림" w:hint="eastAsia"/>
+                <w:color w:val="000000"/>
+                <w:sz w:val="22"/>
+                <w:szCs w:val="22"/>
+              </w:rPr>
+            </w:pPr>
+            <w:r>
+              <w:rPr>
+                <w:rFonts w:ascii="맑은 고딕" w:eastAsia="맑은 고딕" w:hAnsi="맑은 고딕" w:cs="굴림" w:hint="eastAsia"/>
+                <w:color w:val="000000"/>
+                <w:sz w:val="22"/>
+                <w:szCs w:val="22"/>
+              </w:rPr>
+              <w:t>0.9526</w:t>
+            </w:r>
+          </w:p>
+        </w:tc>
+        <w:tc>
+          <w:tcPr>
+            <w:tcW w:w="1056" w:type="dxa"/>
+            <w:tcBorders>
+              <w:top w:val="single" w:sz="4" w:space="0" w:color="auto"/>
+              <w:left w:val="single" w:sz="4" w:space="0" w:color="auto"/>
+              <w:bottom w:val="single" w:sz="4" w:space="0" w:color="auto"/>
+              <w:right w:val="single" w:sz="4" w:space="0" w:color="auto"/>
+            </w:tcBorders>
+            <w:noWrap/>
+            <w:vAlign w:val="bottom"/>
+            <w:hideMark/>
+          </w:tcPr>
+          <w:p>
+            <w:pPr>
+              <w:spacing w:after="0" w:line="240" w:lineRule="auto"/>
+              <w:jc w:val="right"/>
+              <w:rPr>
+                <w:rFonts w:ascii="맑은 고딕" w:eastAsia="맑은 고딕" w:hAnsi="맑은 고딕" w:cs="굴림" w:hint="eastAsia"/>
+                <w:color w:val="000000"/>
+                <w:sz w:val="22"/>
+                <w:szCs w:val="22"/>
+              </w:rPr>
+            </w:pPr>
+            <w:r>
+              <w:rPr>
+                <w:rFonts w:ascii="맑은 고딕" w:eastAsia="맑은 고딕" w:hAnsi="맑은 고딕" w:cs="굴림" w:hint="eastAsia"/>
+                <w:color w:val="000000"/>
+                <w:sz w:val="22"/>
+                <w:szCs w:val="22"/>
+              </w:rPr>
+              <w:t>0.9946</w:t>
+            </w:r>
+          </w:p>
+        </w:tc>
+        <w:tc>
+          <w:tcPr>
+            <w:tcW w:w="1056" w:type="dxa"/>
+            <w:tcBorders>
+              <w:top w:val="single" w:sz="4" w:space="0" w:color="auto"/>
+              <w:left w:val="single" w:sz="4" w:space="0" w:color="auto"/>
+              <w:bottom w:val="single" w:sz="4" w:space="0" w:color="auto"/>
+              <w:right w:val="single" w:sz="4" w:space="0" w:color="auto"/>
+            </w:tcBorders>
+            <w:noWrap/>
+            <w:vAlign w:val="bottom"/>
+            <w:hideMark/>
+          </w:tcPr>
+          <w:p>
+            <w:pPr>
+              <w:spacing w:after="0" w:line="240" w:lineRule="auto"/>
+              <w:jc w:val="right"/>
+              <w:rPr>
+                <w:rFonts w:ascii="맑은 고딕" w:eastAsia="맑은 고딕" w:hAnsi="맑은 고딕" w:cs="굴림" w:hint="eastAsia"/>
+                <w:color w:val="000000"/>
+                <w:sz w:val="22"/>
+                <w:szCs w:val="22"/>
+              </w:rPr>
+            </w:pPr>
+            <w:r>
+              <w:rPr>
+                <w:rFonts w:ascii="맑은 고딕" w:eastAsia="맑은 고딕" w:hAnsi="맑은 고딕" w:cs="굴림" w:hint="eastAsia"/>
+                <w:color w:val="000000"/>
+                <w:sz w:val="22"/>
+                <w:szCs w:val="22"/>
+              </w:rPr>
+              <w:t>0.2196</w:t>
+            </w:r>
+          </w:p>
+        </w:tc>
+        <w:tc>
+          <w:tcPr>
+            <w:tcW w:w="1056" w:type="dxa"/>
+            <w:tcBorders>
+              <w:top w:val="single" w:sz="4" w:space="0" w:color="auto"/>
+              <w:left w:val="single" w:sz="4" w:space="0" w:color="auto"/>
+              <w:bottom w:val="single" w:sz="4" w:space="0" w:color="auto"/>
+              <w:right w:val="single" w:sz="4" w:space="0" w:color="auto"/>
+            </w:tcBorders>
+            <w:noWrap/>
+            <w:vAlign w:val="bottom"/>
+            <w:hideMark/>
+          </w:tcPr>
+          <w:p>
+            <w:pPr>
+              <w:spacing w:after="0" w:line="240" w:lineRule="auto"/>
+              <w:jc w:val="right"/>
+              <w:rPr>
+                <w:rFonts w:ascii="맑은 고딕" w:eastAsia="맑은 고딕" w:hAnsi="맑은 고딕" w:cs="굴림" w:hint="eastAsia"/>
+                <w:color w:val="000000"/>
+                <w:sz w:val="22"/>
+                <w:szCs w:val="22"/>
+              </w:rPr>
+            </w:pPr>
+            <w:r>
+              <w:rPr>
+                <w:rFonts w:ascii="맑은 고딕" w:eastAsia="맑은 고딕" w:hAnsi="맑은 고딕" w:cs="굴림" w:hint="eastAsia"/>
+                <w:color w:val="000000"/>
+                <w:sz w:val="22"/>
+                <w:szCs w:val="22"/>
+              </w:rPr>
+              <w:t>0.8469</w:t>
+            </w:r>
+          </w:p>
+        </w:tc>
+        <w:tc>
+          <w:tcPr>
+            <w:tcW w:w="1056" w:type="dxa"/>
+            <w:tcBorders>
+              <w:top w:val="single" w:sz="4" w:space="0" w:color="auto"/>
+              <w:left w:val="single" w:sz="4" w:space="0" w:color="auto"/>
+              <w:bottom w:val="single" w:sz="4" w:space="0" w:color="auto"/>
+              <w:right w:val="single" w:sz="4" w:space="0" w:color="auto"/>
+            </w:tcBorders>
+            <w:noWrap/>
+            <w:vAlign w:val="bottom"/>
+            <w:hideMark/>
+          </w:tcPr>
+          <w:p>
+            <w:pPr>
+              <w:spacing w:after="0" w:line="240" w:lineRule="auto"/>
+              <w:jc w:val="right"/>
+              <w:rPr>
+                <w:rFonts w:ascii="맑은 고딕" w:eastAsia="맑은 고딕" w:hAnsi="맑은 고딕" w:cs="굴림" w:hint="eastAsia"/>
+                <w:color w:val="000000"/>
+                <w:sz w:val="22"/>
+                <w:szCs w:val="22"/>
+              </w:rPr>
+            </w:pPr>
+            <w:r>
+              <w:rPr>
+                <w:rFonts w:ascii="맑은 고딕" w:eastAsia="맑은 고딕" w:hAnsi="맑은 고딕" w:cs="굴림" w:hint="eastAsia"/>
+                <w:color w:val="000000"/>
+                <w:sz w:val="22"/>
+                <w:szCs w:val="22"/>
+              </w:rPr>
+              <w:t>0.3487</w:t>
+            </w:r>
+          </w:p>
+        </w:tc>
+        <w:tc>
+          <w:tcPr>
+            <w:tcW w:w="1056" w:type="dxa"/>
+            <w:tcBorders>
+              <w:top w:val="single" w:sz="4" w:space="0" w:color="auto"/>
+              <w:left w:val="single" w:sz="4" w:space="0" w:color="auto"/>
+              <w:bottom w:val="single" w:sz="4" w:space="0" w:color="auto"/>
+              <w:right w:val="single" w:sz="4" w:space="0" w:color="auto"/>
+            </w:tcBorders>
+            <w:noWrap/>
+            <w:vAlign w:val="bottom"/>
+            <w:hideMark/>
+          </w:tcPr>
+          <w:p>
+            <w:pPr>
+              <w:spacing w:after="0" w:line="240" w:lineRule="auto"/>
+              <w:rPr>
+                <w:rFonts w:ascii="맑은 고딕" w:eastAsia="맑은 고딕" w:hAnsi="맑은 고딕" w:cs="굴림" w:hint="eastAsia"/>
+                <w:color w:val="000000"/>
+                <w:sz w:val="22"/>
+                <w:szCs w:val="22"/>
+              </w:rPr>
+            </w:pPr>
+            <w:r>
+              <w:rPr>
+                <w:rFonts w:ascii="맑은 고딕" w:eastAsia="맑은 고딕" w:hAnsi="맑은 고딕" w:cs="굴림" w:hint="eastAsia"/>
+                <w:color w:val="000000"/>
+                <w:sz w:val="22"/>
+                <w:szCs w:val="22"/>
+              </w:rPr>
+              <w:t>-</w:t>
+            </w:r>
+          </w:p>
+        </w:tc>
+        <w:tc>
+          <w:tcPr>
+            <w:tcW w:w="1056" w:type="dxa"/>
+            <w:tcBorders>
+              <w:top w:val="single" w:sz="4" w:space="0" w:color="auto"/>
+              <w:left w:val="single" w:sz="4" w:space="0" w:color="auto"/>
+              <w:bottom w:val="single" w:sz="4" w:space="0" w:color="auto"/>
+              <w:right w:val="single" w:sz="4" w:space="0" w:color="auto"/>
+            </w:tcBorders>
+            <w:noWrap/>
+            <w:vAlign w:val="bottom"/>
+            <w:hideMark/>
+          </w:tcPr>
+          <w:p>
+            <w:pPr>
+              <w:spacing w:after="0" w:line="240" w:lineRule="auto"/>
+              <w:jc w:val="right"/>
+              <w:rPr>
+                <w:rFonts w:ascii="맑은 고딕" w:eastAsia="맑은 고딕" w:hAnsi="맑은 고딕" w:cs="굴림" w:hint="eastAsia"/>
+                <w:color w:val="000000"/>
+                <w:sz w:val="22"/>
+                <w:szCs w:val="22"/>
+              </w:rPr>
+            </w:pPr>
+            <w:r>
+              <w:rPr>
+                <w:rFonts w:ascii="맑은 고딕" w:eastAsia="맑은 고딕" w:hAnsi="맑은 고딕" w:cs="굴림" w:hint="eastAsia"/>
+                <w:color w:val="000000"/>
+                <w:sz w:val="22"/>
+                <w:szCs w:val="22"/>
+              </w:rPr>
+              <w:t>147.5</w:t>
+            </w:r>
+          </w:p>
+        </w:tc>
+      </w:tr>
+      <w:tr>
+        <w:trPr>
+          <w:trHeight w:val="330"/>
+        </w:trPr>
+        <w:tc>
+          <w:tcPr>
+            <w:tcW w:w="1958" w:type="dxa"/>
+            <w:tcBorders>
+              <w:top w:val="single" w:sz="4" w:space="0" w:color="auto"/>
+              <w:left w:val="single" w:sz="4" w:space="0" w:color="auto"/>
+              <w:bottom w:val="single" w:sz="4" w:space="0" w:color="auto"/>
+              <w:right w:val="single" w:sz="4" w:space="0" w:color="auto"/>
+            </w:tcBorders>
+            <w:shd w:val="clear" w:color="000000" w:fill="FFC000"/>
+            <w:noWrap/>
+            <w:vAlign w:val="bottom"/>
+            <w:hideMark/>
+          </w:tcPr>
+          <w:p>
+            <w:pPr>
+              <w:spacing w:after="0" w:line="240" w:lineRule="auto"/>
+              <w:rPr>
+                <w:rFonts w:ascii="맑은 고딕" w:eastAsia="맑은 고딕" w:hAnsi="맑은 고딕" w:cs="굴림" w:hint="eastAsia"/>
+                <w:color w:val="000000"/>
+                <w:sz w:val="22"/>
+                <w:szCs w:val="22"/>
+              </w:rPr>
+            </w:pPr>
+            <w:r>
+              <w:rPr>
+                <w:rFonts w:ascii="맑은 고딕" w:eastAsia="맑은 고딕" w:hAnsi="맑은 고딕" w:cs="굴림" w:hint="eastAsia"/>
+                <w:color w:val="000000"/>
+                <w:sz w:val="22"/>
+                <w:szCs w:val="22"/>
+              </w:rPr>
+              <w:t>SGD</w:t>
+            </w:r>
+          </w:p>
+        </w:tc>
+        <w:tc>
+          <w:tcPr>
+            <w:tcW w:w="1056" w:type="dxa"/>
+            <w:tcBorders>
+              <w:top w:val="single" w:sz="4" w:space="0" w:color="auto"/>
+              <w:left w:val="single" w:sz="4" w:space="0" w:color="auto"/>
+              <w:bottom w:val="single" w:sz="4" w:space="0" w:color="auto"/>
+              <w:right w:val="single" w:sz="4" w:space="0" w:color="auto"/>
+            </w:tcBorders>
+            <w:shd w:val="clear" w:color="000000" w:fill="FFC000"/>
+            <w:noWrap/>
+            <w:vAlign w:val="bottom"/>
+            <w:hideMark/>
+          </w:tcPr>
+          <w:p>
+            <w:pPr>
+              <w:spacing w:after="0" w:line="240" w:lineRule="auto"/>
+              <w:jc w:val="right"/>
+              <w:rPr>
+                <w:rFonts w:ascii="맑은 고딕" w:eastAsia="맑은 고딕" w:hAnsi="맑은 고딕" w:cs="굴림" w:hint="eastAsia"/>
+                <w:color w:val="000000"/>
+                <w:sz w:val="22"/>
+                <w:szCs w:val="22"/>
+              </w:rPr>
+            </w:pPr>
+            <w:r>
+              <w:rPr>
+                <w:rFonts w:ascii="맑은 고딕" w:eastAsia="맑은 고딕" w:hAnsi="맑은 고딕" w:cs="굴림" w:hint="eastAsia"/>
+                <w:color w:val="000000"/>
+                <w:sz w:val="22"/>
+                <w:szCs w:val="22"/>
+              </w:rPr>
+              <w:t>0.968</w:t>
+            </w:r>
+          </w:p>
+        </w:tc>
+        <w:tc>
+          <w:tcPr>
+            <w:tcW w:w="1056" w:type="dxa"/>
+            <w:tcBorders>
+              <w:top w:val="single" w:sz="4" w:space="0" w:color="auto"/>
+              <w:left w:val="single" w:sz="4" w:space="0" w:color="auto"/>
+              <w:bottom w:val="single" w:sz="4" w:space="0" w:color="auto"/>
+              <w:right w:val="single" w:sz="4" w:space="0" w:color="auto"/>
+            </w:tcBorders>
+            <w:shd w:val="clear" w:color="000000" w:fill="FFC000"/>
+            <w:noWrap/>
+            <w:vAlign w:val="bottom"/>
+            <w:hideMark/>
+          </w:tcPr>
+          <w:p>
+            <w:pPr>
+              <w:spacing w:after="0" w:line="240" w:lineRule="auto"/>
+              <w:jc w:val="right"/>
+              <w:rPr>
+                <w:rFonts w:ascii="맑은 고딕" w:eastAsia="맑은 고딕" w:hAnsi="맑은 고딕" w:cs="굴림" w:hint="eastAsia"/>
+                <w:color w:val="000000"/>
+                <w:sz w:val="22"/>
+                <w:szCs w:val="22"/>
+              </w:rPr>
+            </w:pPr>
+            <w:r>
+              <w:rPr>
+                <w:rFonts w:ascii="맑은 고딕" w:eastAsia="맑은 고딕" w:hAnsi="맑은 고딕" w:cs="굴림" w:hint="eastAsia"/>
+                <w:color w:val="000000"/>
+                <w:sz w:val="22"/>
+                <w:szCs w:val="22"/>
+              </w:rPr>
+              <w:t>0.9994</w:t>
+            </w:r>
+          </w:p>
+        </w:tc>
+        <w:tc>
+          <w:tcPr>
+            <w:tcW w:w="1056" w:type="dxa"/>
+            <w:tcBorders>
+              <w:top w:val="single" w:sz="4" w:space="0" w:color="auto"/>
+              <w:left w:val="single" w:sz="4" w:space="0" w:color="auto"/>
+              <w:bottom w:val="single" w:sz="4" w:space="0" w:color="auto"/>
+              <w:right w:val="single" w:sz="4" w:space="0" w:color="auto"/>
+            </w:tcBorders>
+            <w:shd w:val="clear" w:color="000000" w:fill="FFC000"/>
+            <w:noWrap/>
+            <w:vAlign w:val="bottom"/>
+            <w:hideMark/>
+          </w:tcPr>
+          <w:p>
+            <w:pPr>
+              <w:spacing w:after="0" w:line="240" w:lineRule="auto"/>
+              <w:jc w:val="right"/>
+              <w:rPr>
+                <w:rFonts w:ascii="맑은 고딕" w:eastAsia="맑은 고딕" w:hAnsi="맑은 고딕" w:cs="굴림" w:hint="eastAsia"/>
+                <w:color w:val="000000"/>
+                <w:sz w:val="22"/>
+                <w:szCs w:val="22"/>
+              </w:rPr>
+            </w:pPr>
+            <w:r>
+              <w:rPr>
+                <w:rFonts w:ascii="맑은 고딕" w:eastAsia="맑은 고딕" w:hAnsi="맑은 고딕" w:cs="굴림" w:hint="eastAsia"/>
+                <w:color w:val="000000"/>
+                <w:sz w:val="22"/>
+                <w:szCs w:val="22"/>
+              </w:rPr>
+              <w:t>0.8667</w:t>
+            </w:r>
+          </w:p>
+        </w:tc>
+        <w:tc>
+          <w:tcPr>
+            <w:tcW w:w="1056" w:type="dxa"/>
+            <w:tcBorders>
+              <w:top w:val="single" w:sz="4" w:space="0" w:color="auto"/>
+              <w:left w:val="single" w:sz="4" w:space="0" w:color="auto"/>
+              <w:bottom w:val="single" w:sz="4" w:space="0" w:color="auto"/>
+              <w:right w:val="single" w:sz="4" w:space="0" w:color="auto"/>
+            </w:tcBorders>
+            <w:shd w:val="clear" w:color="000000" w:fill="FFC000"/>
+            <w:noWrap/>
+            <w:vAlign w:val="bottom"/>
+            <w:hideMark/>
+          </w:tcPr>
+          <w:p>
+            <w:pPr>
+              <w:spacing w:after="0" w:line="240" w:lineRule="auto"/>
+              <w:jc w:val="right"/>
+              <w:rPr>
+                <w:rFonts w:ascii="맑은 고딕" w:eastAsia="맑은 고딕" w:hAnsi="맑은 고딕" w:cs="굴림" w:hint="eastAsia"/>
+                <w:color w:val="000000"/>
+                <w:sz w:val="22"/>
+                <w:szCs w:val="22"/>
+              </w:rPr>
+            </w:pPr>
+            <w:r>
+              <w:rPr>
+                <w:rFonts w:ascii="맑은 고딕" w:eastAsia="맑은 고딕" w:hAnsi="맑은 고딕" w:cs="굴림" w:hint="eastAsia"/>
+                <w:color w:val="000000"/>
+                <w:sz w:val="22"/>
+                <w:szCs w:val="22"/>
+              </w:rPr>
+              <w:t>0.7959</w:t>
+            </w:r>
+          </w:p>
+        </w:tc>
+        <w:tc>
+          <w:tcPr>
+            <w:tcW w:w="1056" w:type="dxa"/>
+            <w:tcBorders>
+              <w:top w:val="single" w:sz="4" w:space="0" w:color="auto"/>
+              <w:left w:val="single" w:sz="4" w:space="0" w:color="auto"/>
+              <w:bottom w:val="single" w:sz="4" w:space="0" w:color="auto"/>
+              <w:right w:val="single" w:sz="4" w:space="0" w:color="auto"/>
+            </w:tcBorders>
+            <w:shd w:val="clear" w:color="000000" w:fill="FFC000"/>
+            <w:noWrap/>
+            <w:vAlign w:val="bottom"/>
+            <w:hideMark/>
+          </w:tcPr>
+          <w:p>
+            <w:pPr>
+              <w:spacing w:after="0" w:line="240" w:lineRule="auto"/>
+              <w:jc w:val="right"/>
+              <w:rPr>
+                <w:rFonts w:ascii="맑은 고딕" w:eastAsia="맑은 고딕" w:hAnsi="맑은 고딕" w:cs="굴림" w:hint="eastAsia"/>
+                <w:color w:val="000000"/>
+                <w:sz w:val="22"/>
+                <w:szCs w:val="22"/>
+              </w:rPr>
+            </w:pPr>
+            <w:r>
+              <w:rPr>
+                <w:rFonts w:ascii="맑은 고딕" w:eastAsia="맑은 고딕" w:hAnsi="맑은 고딕" w:cs="굴림" w:hint="eastAsia"/>
+                <w:color w:val="000000"/>
+                <w:sz w:val="22"/>
+                <w:szCs w:val="22"/>
+              </w:rPr>
+              <w:t>0.8298</w:t>
+            </w:r>
+          </w:p>
+        </w:tc>
+        <w:tc>
+          <w:tcPr>
+            <w:tcW w:w="1056" w:type="dxa"/>
+            <w:tcBorders>
+              <w:top w:val="single" w:sz="4" w:space="0" w:color="auto"/>
+              <w:left w:val="single" w:sz="4" w:space="0" w:color="auto"/>
+              <w:bottom w:val="single" w:sz="4" w:space="0" w:color="auto"/>
+              <w:right w:val="single" w:sz="4" w:space="0" w:color="auto"/>
+            </w:tcBorders>
+            <w:shd w:val="clear" w:color="000000" w:fill="FFC000"/>
+            <w:noWrap/>
+            <w:vAlign w:val="bottom"/>
+            <w:hideMark/>
+          </w:tcPr>
+          <w:p>
+            <w:pPr>
+              <w:spacing w:after="0" w:line="240" w:lineRule="auto"/>
+              <w:rPr>
+                <w:rFonts w:ascii="맑은 고딕" w:eastAsia="맑은 고딕" w:hAnsi="맑은 고딕" w:cs="굴림" w:hint="eastAsia"/>
+                <w:color w:val="000000"/>
+                <w:sz w:val="22"/>
+                <w:szCs w:val="22"/>
+              </w:rPr>
+            </w:pPr>
+            <w:r>
+              <w:rPr>
+                <w:rFonts w:ascii="맑은 고딕" w:eastAsia="맑은 고딕" w:hAnsi="맑은 고딕" w:cs="굴림" w:hint="eastAsia"/>
+                <w:color w:val="000000"/>
+                <w:sz w:val="22"/>
+                <w:szCs w:val="22"/>
+              </w:rPr>
+              <w:t>-</w:t>
+            </w:r>
+          </w:p>
+        </w:tc>
+        <w:tc>
+          <w:tcPr>
+            <w:tcW w:w="1056" w:type="dxa"/>
+            <w:tcBorders>
+              <w:top w:val="single" w:sz="4" w:space="0" w:color="auto"/>
+              <w:left w:val="single" w:sz="4" w:space="0" w:color="auto"/>
+              <w:bottom w:val="single" w:sz="4" w:space="0" w:color="auto"/>
+              <w:right w:val="single" w:sz="4" w:space="0" w:color="auto"/>
+            </w:tcBorders>
+            <w:shd w:val="clear" w:color="000000" w:fill="FFC000"/>
+            <w:noWrap/>
+            <w:vAlign w:val="bottom"/>
+            <w:hideMark/>
+          </w:tcPr>
+          <w:p>
+            <w:pPr>
+              <w:spacing w:after="0" w:line="240" w:lineRule="auto"/>
+              <w:jc w:val="right"/>
+              <w:rPr>
+                <w:rFonts w:ascii="맑은 고딕" w:eastAsia="맑은 고딕" w:hAnsi="맑은 고딕" w:cs="굴림" w:hint="eastAsia"/>
+                <w:color w:val="000000"/>
+                <w:sz w:val="22"/>
+                <w:szCs w:val="22"/>
+              </w:rPr>
+            </w:pPr>
+            <w:r>
+              <w:rPr>
+                <w:rFonts w:ascii="맑은 고딕" w:eastAsia="맑은 고딕" w:hAnsi="맑은 고딕" w:cs="굴림" w:hint="eastAsia"/>
+                <w:color w:val="000000"/>
+                <w:sz w:val="22"/>
+                <w:szCs w:val="22"/>
+              </w:rPr>
+              <w:t>4.3</w:t>
+            </w:r>
+          </w:p>
+        </w:tc>
+      </w:tr>
+      <w:tr>
+        <w:trPr>
+          <w:trHeight w:val="330"/>
+        </w:trPr>
+        <w:tc>
+          <w:tcPr>
+            <w:tcW w:w="1958" w:type="dxa"/>
+            <w:tcBorders>
+              <w:top w:val="single" w:sz="4" w:space="0" w:color="auto"/>
+              <w:left w:val="single" w:sz="4" w:space="0" w:color="auto"/>
+              <w:bottom w:val="single" w:sz="4" w:space="0" w:color="auto"/>
+              <w:right w:val="single" w:sz="4" w:space="0" w:color="auto"/>
+            </w:tcBorders>
+            <w:noWrap/>
+            <w:vAlign w:val="bottom"/>
+            <w:hideMark/>
+          </w:tcPr>
+          <w:p>
+            <w:pPr>
+              <w:spacing w:after="0" w:line="240" w:lineRule="auto"/>
+              <w:rPr>
+                <w:rFonts w:ascii="맑은 고딕" w:eastAsia="맑은 고딕" w:hAnsi="맑은 고딕" w:cs="굴림" w:hint="eastAsia"/>
+                <w:color w:val="000000"/>
+                <w:sz w:val="22"/>
+                <w:szCs w:val="22"/>
+              </w:rPr>
+            </w:pPr>
+            <w:r>
+              <w:rPr>
+                <w:rFonts w:ascii="맑은 고딕" w:eastAsia="맑은 고딕" w:hAnsi="맑은 고딕" w:cs="굴림" w:hint="eastAsia"/>
+                <w:color w:val="000000"/>
+                <w:sz w:val="22"/>
+                <w:szCs w:val="22"/>
+              </w:rPr>
+              <w:t>SVM</w:t>
+            </w:r>
+          </w:p>
+        </w:tc>
+        <w:tc>
+          <w:tcPr>
+            <w:tcW w:w="1056" w:type="dxa"/>
+            <w:tcBorders>
+              <w:top w:val="single" w:sz="4" w:space="0" w:color="auto"/>
+              <w:left w:val="single" w:sz="4" w:space="0" w:color="auto"/>
+              <w:bottom w:val="single" w:sz="4" w:space="0" w:color="auto"/>
+              <w:right w:val="single" w:sz="4" w:space="0" w:color="auto"/>
+            </w:tcBorders>
+            <w:noWrap/>
+            <w:vAlign w:val="bottom"/>
+            <w:hideMark/>
+          </w:tcPr>
+          <w:p>
+            <w:pPr>
+              <w:spacing w:after="0" w:line="240" w:lineRule="auto"/>
+              <w:jc w:val="right"/>
+              <w:rPr>
+                <w:rFonts w:ascii="맑은 고딕" w:eastAsia="맑은 고딕" w:hAnsi="맑은 고딕" w:cs="굴림" w:hint="eastAsia"/>
+                <w:color w:val="000000"/>
+                <w:sz w:val="22"/>
+                <w:szCs w:val="22"/>
+              </w:rPr>
+            </w:pPr>
+            <w:r>
+              <w:rPr>
+                <w:rFonts w:ascii="맑은 고딕" w:eastAsia="맑은 고딕" w:hAnsi="맑은 고딕" w:cs="굴림" w:hint="eastAsia"/>
+                <w:color w:val="000000"/>
+                <w:sz w:val="22"/>
+                <w:szCs w:val="22"/>
+              </w:rPr>
+              <w:t>0.9733</w:t>
+            </w:r>
+          </w:p>
+        </w:tc>
+        <w:tc>
+          <w:tcPr>
+            <w:tcW w:w="1056" w:type="dxa"/>
+            <w:tcBorders>
+              <w:top w:val="single" w:sz="4" w:space="0" w:color="auto"/>
+              <w:left w:val="single" w:sz="4" w:space="0" w:color="auto"/>
+              <w:bottom w:val="single" w:sz="4" w:space="0" w:color="auto"/>
+              <w:right w:val="single" w:sz="4" w:space="0" w:color="auto"/>
+            </w:tcBorders>
+            <w:noWrap/>
+            <w:vAlign w:val="bottom"/>
+            <w:hideMark/>
+          </w:tcPr>
+          <w:p>
+            <w:pPr>
+              <w:spacing w:after="0" w:line="240" w:lineRule="auto"/>
+              <w:jc w:val="right"/>
+              <w:rPr>
+                <w:rFonts w:ascii="맑은 고딕" w:eastAsia="맑은 고딕" w:hAnsi="맑은 고딕" w:cs="굴림" w:hint="eastAsia"/>
+                <w:color w:val="000000"/>
+                <w:sz w:val="22"/>
+                <w:szCs w:val="22"/>
+              </w:rPr>
+            </w:pPr>
+            <w:r>
+              <w:rPr>
+                <w:rFonts w:ascii="맑은 고딕" w:eastAsia="맑은 고딕" w:hAnsi="맑은 고딕" w:cs="굴림" w:hint="eastAsia"/>
+                <w:color w:val="000000"/>
+                <w:sz w:val="22"/>
+                <w:szCs w:val="22"/>
+              </w:rPr>
+              <w:t>0.9862</w:t>
+            </w:r>
+          </w:p>
+        </w:tc>
+        <w:tc>
+          <w:tcPr>
+            <w:tcW w:w="1056" w:type="dxa"/>
+            <w:tcBorders>
+              <w:top w:val="single" w:sz="4" w:space="0" w:color="auto"/>
+              <w:left w:val="single" w:sz="4" w:space="0" w:color="auto"/>
+              <w:bottom w:val="single" w:sz="4" w:space="0" w:color="auto"/>
+              <w:right w:val="single" w:sz="4" w:space="0" w:color="auto"/>
+            </w:tcBorders>
+            <w:noWrap/>
+            <w:vAlign w:val="bottom"/>
+            <w:hideMark/>
+          </w:tcPr>
+          <w:p>
+            <w:pPr>
+              <w:spacing w:after="0" w:line="240" w:lineRule="auto"/>
+              <w:jc w:val="right"/>
+              <w:rPr>
+                <w:rFonts w:ascii="맑은 고딕" w:eastAsia="맑은 고딕" w:hAnsi="맑은 고딕" w:cs="굴림" w:hint="eastAsia"/>
+                <w:color w:val="000000"/>
+                <w:sz w:val="22"/>
+                <w:szCs w:val="22"/>
+              </w:rPr>
+            </w:pPr>
+            <w:r>
+              <w:rPr>
+                <w:rFonts w:ascii="맑은 고딕" w:eastAsia="맑은 고딕" w:hAnsi="맑은 고딕" w:cs="굴림" w:hint="eastAsia"/>
+                <w:color w:val="000000"/>
+                <w:sz w:val="22"/>
+                <w:szCs w:val="22"/>
+              </w:rPr>
+              <w:t>0.0998</w:t>
+            </w:r>
+          </w:p>
+        </w:tc>
+        <w:tc>
+          <w:tcPr>
+            <w:tcW w:w="1056" w:type="dxa"/>
+            <w:tcBorders>
+              <w:top w:val="single" w:sz="4" w:space="0" w:color="auto"/>
+              <w:left w:val="single" w:sz="4" w:space="0" w:color="auto"/>
+              <w:bottom w:val="single" w:sz="4" w:space="0" w:color="auto"/>
+              <w:right w:val="single" w:sz="4" w:space="0" w:color="auto"/>
+            </w:tcBorders>
+            <w:noWrap/>
+            <w:vAlign w:val="bottom"/>
+            <w:hideMark/>
+          </w:tcPr>
+          <w:p>
+            <w:pPr>
+              <w:spacing w:after="0" w:line="240" w:lineRule="auto"/>
+              <w:jc w:val="right"/>
+              <w:rPr>
+                <w:rFonts w:ascii="맑은 고딕" w:eastAsia="맑은 고딕" w:hAnsi="맑은 고딕" w:cs="굴림" w:hint="eastAsia"/>
+                <w:color w:val="000000"/>
+                <w:sz w:val="22"/>
+                <w:szCs w:val="22"/>
+              </w:rPr>
+            </w:pPr>
+            <w:r>
+              <w:rPr>
+                <w:rFonts w:ascii="맑은 고딕" w:eastAsia="맑은 고딕" w:hAnsi="맑은 고딕" w:cs="굴림" w:hint="eastAsia"/>
+                <w:color w:val="000000"/>
+                <w:sz w:val="22"/>
+                <w:szCs w:val="22"/>
+              </w:rPr>
+              <w:t>0.8776</w:t>
+            </w:r>
+          </w:p>
+        </w:tc>
+        <w:tc>
+          <w:tcPr>
+            <w:tcW w:w="1056" w:type="dxa"/>
+            <w:tcBorders>
+              <w:top w:val="single" w:sz="4" w:space="0" w:color="auto"/>
+              <w:left w:val="single" w:sz="4" w:space="0" w:color="auto"/>
+              <w:bottom w:val="single" w:sz="4" w:space="0" w:color="auto"/>
+              <w:right w:val="single" w:sz="4" w:space="0" w:color="auto"/>
+            </w:tcBorders>
+            <w:noWrap/>
+            <w:vAlign w:val="bottom"/>
+            <w:hideMark/>
+          </w:tcPr>
+          <w:p>
+            <w:pPr>
+              <w:spacing w:after="0" w:line="240" w:lineRule="auto"/>
+              <w:jc w:val="right"/>
+              <w:rPr>
+                <w:rFonts w:ascii="맑은 고딕" w:eastAsia="맑은 고딕" w:hAnsi="맑은 고딕" w:cs="굴림" w:hint="eastAsia"/>
+                <w:color w:val="000000"/>
+                <w:sz w:val="22"/>
+                <w:szCs w:val="22"/>
+              </w:rPr>
+            </w:pPr>
+            <w:r>
+              <w:rPr>
+                <w:rFonts w:ascii="맑은 고딕" w:eastAsia="맑은 고딕" w:hAnsi="맑은 고딕" w:cs="굴림" w:hint="eastAsia"/>
+                <w:color w:val="000000"/>
+                <w:sz w:val="22"/>
+                <w:szCs w:val="22"/>
+              </w:rPr>
+              <w:t>0.1792</w:t>
+            </w:r>
+          </w:p>
+        </w:tc>
+        <w:tc>
+          <w:tcPr>
+            <w:tcW w:w="1056" w:type="dxa"/>
+            <w:tcBorders>
+              <w:top w:val="single" w:sz="4" w:space="0" w:color="auto"/>
+              <w:left w:val="single" w:sz="4" w:space="0" w:color="auto"/>
+              <w:bottom w:val="single" w:sz="4" w:space="0" w:color="auto"/>
+              <w:right w:val="single" w:sz="4" w:space="0" w:color="auto"/>
+            </w:tcBorders>
+            <w:noWrap/>
+            <w:vAlign w:val="bottom"/>
+            <w:hideMark/>
+          </w:tcPr>
+          <w:p>
+            <w:pPr>
+              <w:spacing w:after="0" w:line="240" w:lineRule="auto"/>
+              <w:rPr>
+                <w:rFonts w:ascii="맑은 고딕" w:eastAsia="맑은 고딕" w:hAnsi="맑은 고딕" w:cs="굴림" w:hint="eastAsia"/>
+                <w:color w:val="000000"/>
+                <w:sz w:val="22"/>
+                <w:szCs w:val="22"/>
+              </w:rPr>
+            </w:pPr>
+            <w:r>
+              <w:rPr>
+                <w:rFonts w:ascii="맑은 고딕" w:eastAsia="맑은 고딕" w:hAnsi="맑은 고딕" w:cs="굴림" w:hint="eastAsia"/>
+                <w:color w:val="000000"/>
+                <w:sz w:val="22"/>
+                <w:szCs w:val="22"/>
+              </w:rPr>
+              <w:t>-</w:t>
+            </w:r>
+          </w:p>
+        </w:tc>
+        <w:tc>
+          <w:tcPr>
+            <w:tcW w:w="1056" w:type="dxa"/>
+            <w:tcBorders>
+              <w:top w:val="single" w:sz="4" w:space="0" w:color="auto"/>
+              <w:left w:val="single" w:sz="4" w:space="0" w:color="auto"/>
+              <w:bottom w:val="single" w:sz="4" w:space="0" w:color="auto"/>
+              <w:right w:val="single" w:sz="4" w:space="0" w:color="auto"/>
+            </w:tcBorders>
+            <w:noWrap/>
+            <w:vAlign w:val="bottom"/>
+            <w:hideMark/>
+          </w:tcPr>
+          <w:p>
+            <w:pPr>
+              <w:spacing w:after="0" w:line="240" w:lineRule="auto"/>
+              <w:jc w:val="right"/>
+              <w:rPr>
+                <w:rFonts w:ascii="맑은 고딕" w:eastAsia="맑은 고딕" w:hAnsi="맑은 고딕" w:cs="굴림" w:hint="eastAsia"/>
+                <w:color w:val="000000"/>
+                <w:sz w:val="22"/>
+                <w:szCs w:val="22"/>
+              </w:rPr>
+            </w:pPr>
+            <w:r>
+              <w:rPr>
+                <w:rFonts w:ascii="맑은 고딕" w:eastAsia="맑은 고딕" w:hAnsi="맑은 고딕" w:cs="굴림" w:hint="eastAsia"/>
+                <w:color w:val="000000"/>
+                <w:sz w:val="22"/>
+                <w:szCs w:val="22"/>
+              </w:rPr>
+              <w:t>134.58</w:t>
+            </w:r>
+          </w:p>
+        </w:tc>
+      </w:tr>
+      <w:tr>
+        <w:trPr>
+          <w:trHeight w:val="330"/>
+        </w:trPr>
+        <w:tc>
+          <w:tcPr>
+            <w:tcW w:w="1958" w:type="dxa"/>
+            <w:tcBorders>
+              <w:top w:val="single" w:sz="4" w:space="0" w:color="auto"/>
+              <w:left w:val="single" w:sz="4" w:space="0" w:color="auto"/>
+              <w:bottom w:val="single" w:sz="4" w:space="0" w:color="95B3D7"/>
+              <w:right w:val="single" w:sz="4" w:space="0" w:color="auto"/>
+            </w:tcBorders>
+            <w:shd w:val="clear" w:color="000000" w:fill="FFC000"/>
+            <w:noWrap/>
+            <w:vAlign w:val="bottom"/>
+            <w:hideMark/>
+          </w:tcPr>
+          <w:p>
+            <w:pPr>
+              <w:spacing w:after="0" w:line="240" w:lineRule="auto"/>
+              <w:rPr>
+                <w:rFonts w:ascii="맑은 고딕" w:eastAsia="맑은 고딕" w:hAnsi="맑은 고딕" w:cs="굴림" w:hint="eastAsia"/>
+                <w:color w:val="000000"/>
+                <w:sz w:val="22"/>
+                <w:szCs w:val="22"/>
+              </w:rPr>
+            </w:pPr>
+            <w:proofErr w:type="spellStart"/>
+            <w:r>
+              <w:rPr>
+                <w:rFonts w:ascii="맑은 고딕" w:eastAsia="맑은 고딕" w:hAnsi="맑은 고딕" w:cs="굴림" w:hint="eastAsia"/>
+                <w:color w:val="000000"/>
+                <w:sz w:val="22"/>
+                <w:szCs w:val="22"/>
+              </w:rPr>
+              <w:t>CatBoost</w:t>
+            </w:r>
+            <w:proofErr w:type="spellEnd"/>
+          </w:p>
+        </w:tc>
+        <w:tc>
+          <w:tcPr>
+            <w:tcW w:w="1056" w:type="dxa"/>
+            <w:tcBorders>
+              <w:top w:val="single" w:sz="4" w:space="0" w:color="auto"/>
+              <w:left w:val="single" w:sz="4" w:space="0" w:color="auto"/>
+              <w:bottom w:val="single" w:sz="4" w:space="0" w:color="95B3D7"/>
+              <w:right w:val="single" w:sz="4" w:space="0" w:color="auto"/>
+            </w:tcBorders>
+            <w:shd w:val="clear" w:color="000000" w:fill="FFC000"/>
+            <w:noWrap/>
+            <w:vAlign w:val="bottom"/>
+            <w:hideMark/>
+          </w:tcPr>
+          <w:p>
+            <w:pPr>
+              <w:spacing w:after="0" w:line="240" w:lineRule="auto"/>
+              <w:jc w:val="right"/>
+              <w:rPr>
+                <w:rFonts w:ascii="맑은 고딕" w:eastAsia="맑은 고딕" w:hAnsi="맑은 고딕" w:cs="굴림" w:hint="eastAsia"/>
+                <w:color w:val="000000"/>
+                <w:sz w:val="22"/>
+                <w:szCs w:val="22"/>
+              </w:rPr>
+            </w:pPr>
+            <w:r>
+              <w:rPr>
+                <w:rFonts w:ascii="맑은 고딕" w:eastAsia="맑은 고딕" w:hAnsi="맑은 고딕" w:cs="굴림" w:hint="eastAsia"/>
+                <w:color w:val="000000"/>
+                <w:sz w:val="22"/>
+                <w:szCs w:val="22"/>
+              </w:rPr>
+              <w:t>0.9707</w:t>
+            </w:r>
+          </w:p>
+        </w:tc>
+        <w:tc>
+          <w:tcPr>
+            <w:tcW w:w="1056" w:type="dxa"/>
+            <w:tcBorders>
+              <w:top w:val="single" w:sz="4" w:space="0" w:color="auto"/>
+              <w:left w:val="single" w:sz="4" w:space="0" w:color="auto"/>
+              <w:bottom w:val="single" w:sz="4" w:space="0" w:color="95B3D7"/>
+              <w:right w:val="single" w:sz="4" w:space="0" w:color="auto"/>
+            </w:tcBorders>
+            <w:shd w:val="clear" w:color="000000" w:fill="FFC000"/>
+            <w:noWrap/>
+            <w:vAlign w:val="bottom"/>
+            <w:hideMark/>
+          </w:tcPr>
+          <w:p>
+            <w:pPr>
+              <w:spacing w:after="0" w:line="240" w:lineRule="auto"/>
+              <w:jc w:val="right"/>
+              <w:rPr>
+                <w:rFonts w:ascii="맑은 고딕" w:eastAsia="맑은 고딕" w:hAnsi="맑은 고딕" w:cs="굴림" w:hint="eastAsia"/>
+                <w:color w:val="000000"/>
+                <w:sz w:val="22"/>
+                <w:szCs w:val="22"/>
+              </w:rPr>
+            </w:pPr>
+            <w:r>
+              <w:rPr>
+                <w:rFonts w:ascii="맑은 고딕" w:eastAsia="맑은 고딕" w:hAnsi="맑은 고딕" w:cs="굴림" w:hint="eastAsia"/>
+                <w:color w:val="000000"/>
+                <w:sz w:val="22"/>
+                <w:szCs w:val="22"/>
+              </w:rPr>
+              <w:t>0.9996</w:t>
+            </w:r>
+          </w:p>
+        </w:tc>
+        <w:tc>
+          <w:tcPr>
+            <w:tcW w:w="1056" w:type="dxa"/>
+            <w:tcBorders>
+              <w:top w:val="single" w:sz="4" w:space="0" w:color="auto"/>
+              <w:left w:val="single" w:sz="4" w:space="0" w:color="auto"/>
+              <w:bottom w:val="single" w:sz="4" w:space="0" w:color="95B3D7"/>
+              <w:right w:val="single" w:sz="4" w:space="0" w:color="auto"/>
+            </w:tcBorders>
+            <w:shd w:val="clear" w:color="000000" w:fill="FFC000"/>
+            <w:noWrap/>
+            <w:vAlign w:val="bottom"/>
+            <w:hideMark/>
+          </w:tcPr>
+          <w:p>
+            <w:pPr>
+              <w:spacing w:after="0" w:line="240" w:lineRule="auto"/>
+              <w:jc w:val="right"/>
+              <w:rPr>
+                <w:rFonts w:ascii="맑은 고딕" w:eastAsia="맑은 고딕" w:hAnsi="맑은 고딕" w:cs="굴림" w:hint="eastAsia"/>
+                <w:color w:val="000000"/>
+                <w:sz w:val="22"/>
+                <w:szCs w:val="22"/>
+              </w:rPr>
+            </w:pPr>
+            <w:r>
+              <w:rPr>
+                <w:rFonts w:ascii="맑은 고딕" w:eastAsia="맑은 고딕" w:hAnsi="맑은 고딕" w:cs="굴림" w:hint="eastAsia"/>
+                <w:color w:val="000000"/>
+                <w:sz w:val="22"/>
+                <w:szCs w:val="22"/>
+              </w:rPr>
+              <w:t>0.9639</w:t>
+            </w:r>
+          </w:p>
+        </w:tc>
+        <w:tc>
+          <w:tcPr>
+            <w:tcW w:w="1056" w:type="dxa"/>
+            <w:tcBorders>
+              <w:top w:val="single" w:sz="4" w:space="0" w:color="auto"/>
+              <w:left w:val="single" w:sz="4" w:space="0" w:color="auto"/>
+              <w:bottom w:val="single" w:sz="4" w:space="0" w:color="95B3D7"/>
+              <w:right w:val="single" w:sz="4" w:space="0" w:color="auto"/>
+            </w:tcBorders>
+            <w:shd w:val="clear" w:color="000000" w:fill="FFC000"/>
+            <w:noWrap/>
+            <w:vAlign w:val="bottom"/>
+            <w:hideMark/>
+          </w:tcPr>
+          <w:p>
+            <w:pPr>
+              <w:spacing w:after="0" w:line="240" w:lineRule="auto"/>
+              <w:jc w:val="right"/>
+              <w:rPr>
+                <w:rFonts w:ascii="맑은 고딕" w:eastAsia="맑은 고딕" w:hAnsi="맑은 고딕" w:cs="굴림" w:hint="eastAsia"/>
+                <w:color w:val="000000"/>
+                <w:sz w:val="22"/>
+                <w:szCs w:val="22"/>
+              </w:rPr>
+            </w:pPr>
+            <w:r>
+              <w:rPr>
+                <w:rFonts w:ascii="맑은 고딕" w:eastAsia="맑은 고딕" w:hAnsi="맑은 고딕" w:cs="굴림" w:hint="eastAsia"/>
+                <w:color w:val="000000"/>
+                <w:sz w:val="22"/>
+                <w:szCs w:val="22"/>
+              </w:rPr>
+              <w:t>0.8163</w:t>
+            </w:r>
+          </w:p>
+        </w:tc>
+        <w:tc>
+          <w:tcPr>
+            <w:tcW w:w="1056" w:type="dxa"/>
+            <w:tcBorders>
+              <w:top w:val="single" w:sz="4" w:space="0" w:color="auto"/>
+              <w:left w:val="single" w:sz="4" w:space="0" w:color="auto"/>
+              <w:bottom w:val="single" w:sz="4" w:space="0" w:color="95B3D7"/>
+              <w:right w:val="single" w:sz="4" w:space="0" w:color="auto"/>
+            </w:tcBorders>
+            <w:shd w:val="clear" w:color="000000" w:fill="FFC000"/>
+            <w:noWrap/>
+            <w:vAlign w:val="bottom"/>
+            <w:hideMark/>
+          </w:tcPr>
+          <w:p>
+            <w:pPr>
+              <w:spacing w:after="0" w:line="240" w:lineRule="auto"/>
+              <w:jc w:val="right"/>
+              <w:rPr>
+                <w:rFonts w:ascii="맑은 고딕" w:eastAsia="맑은 고딕" w:hAnsi="맑은 고딕" w:cs="굴림" w:hint="eastAsia"/>
+                <w:color w:val="000000"/>
+                <w:sz w:val="22"/>
+                <w:szCs w:val="22"/>
+              </w:rPr>
+            </w:pPr>
+            <w:r>
+              <w:rPr>
+                <w:rFonts w:ascii="맑은 고딕" w:eastAsia="맑은 고딕" w:hAnsi="맑은 고딕" w:cs="굴림" w:hint="eastAsia"/>
+                <w:color w:val="000000"/>
+                <w:sz w:val="22"/>
+                <w:szCs w:val="22"/>
+              </w:rPr>
+              <w:t>0.884</w:t>
+            </w:r>
+          </w:p>
+        </w:tc>
+        <w:tc>
+          <w:tcPr>
+            <w:tcW w:w="1056" w:type="dxa"/>
+            <w:tcBorders>
+              <w:top w:val="single" w:sz="4" w:space="0" w:color="auto"/>
+              <w:left w:val="single" w:sz="4" w:space="0" w:color="auto"/>
+              <w:bottom w:val="single" w:sz="4" w:space="0" w:color="95B3D7"/>
+              <w:right w:val="single" w:sz="4" w:space="0" w:color="auto"/>
+            </w:tcBorders>
+            <w:shd w:val="clear" w:color="000000" w:fill="FFC000"/>
+            <w:noWrap/>
+            <w:vAlign w:val="bottom"/>
+            <w:hideMark/>
+          </w:tcPr>
+          <w:p>
+            <w:pPr>
+              <w:spacing w:after="0" w:line="240" w:lineRule="auto"/>
+              <w:jc w:val="right"/>
+              <w:rPr>
+                <w:rFonts w:ascii="맑은 고딕" w:eastAsia="맑은 고딕" w:hAnsi="맑은 고딕" w:cs="굴림" w:hint="eastAsia"/>
+                <w:color w:val="000000"/>
+                <w:sz w:val="22"/>
+                <w:szCs w:val="22"/>
+              </w:rPr>
+            </w:pPr>
+            <w:r>
+              <w:rPr>
+                <w:rFonts w:ascii="맑은 고딕" w:eastAsia="맑은 고딕" w:hAnsi="맑은 고딕" w:cs="굴림" w:hint="eastAsia"/>
+                <w:color w:val="000000"/>
+                <w:sz w:val="22"/>
+                <w:szCs w:val="22"/>
+              </w:rPr>
+              <w:t>0.8421</w:t>
+            </w:r>
+          </w:p>
+        </w:tc>
+        <w:tc>
+          <w:tcPr>
+            <w:tcW w:w="1056" w:type="dxa"/>
+            <w:tcBorders>
+              <w:top w:val="single" w:sz="4" w:space="0" w:color="auto"/>
+              <w:left w:val="single" w:sz="4" w:space="0" w:color="auto"/>
+              <w:bottom w:val="single" w:sz="4" w:space="0" w:color="95B3D7"/>
+              <w:right w:val="single" w:sz="4" w:space="0" w:color="auto"/>
+            </w:tcBorders>
+            <w:shd w:val="clear" w:color="000000" w:fill="FFC000"/>
+            <w:noWrap/>
+            <w:vAlign w:val="bottom"/>
+            <w:hideMark/>
+          </w:tcPr>
+          <w:p>
+            <w:pPr>
+              <w:spacing w:after="0" w:line="240" w:lineRule="auto"/>
+              <w:rPr>
+                <w:rFonts w:ascii="맑은 고딕" w:eastAsia="맑은 고딕" w:hAnsi="맑은 고딕" w:cs="굴림" w:hint="eastAsia"/>
+                <w:color w:val="000000"/>
+                <w:sz w:val="22"/>
+                <w:szCs w:val="22"/>
+              </w:rPr>
+            </w:pPr>
+            <w:r>
+              <w:rPr>
+                <w:rFonts w:ascii="맑은 고딕" w:eastAsia="맑은 고딕" w:hAnsi="맑은 고딕" w:cs="굴림" w:hint="eastAsia"/>
+                <w:color w:val="000000"/>
+                <w:sz w:val="22"/>
+                <w:szCs w:val="22"/>
+              </w:rPr>
+              <w:t>-</w:t>
+            </w:r>
+          </w:p>
+        </w:tc>
+      </w:tr>
+      <w:tr>
+        <w:trPr>
+          <w:trHeight w:val="330"/>
+        </w:trPr>
+        <w:tc>
+          <w:tcPr>
+            <w:tcW w:w="1958" w:type="dxa"/>
+            <w:tcBorders>
+              <w:top w:val="single" w:sz="4" w:space="0" w:color="95B3D7"/>
+              <w:left w:val="single" w:sz="4" w:space="0" w:color="auto"/>
+              <w:bottom w:val="single" w:sz="4" w:space="0" w:color="auto"/>
+              <w:right w:val="single" w:sz="4" w:space="0" w:color="auto"/>
+            </w:tcBorders>
+            <w:noWrap/>
+            <w:vAlign w:val="bottom"/>
+            <w:hideMark/>
+          </w:tcPr>
+          <w:p>
+            <w:pPr>
+              <w:spacing w:after="0" w:line="240" w:lineRule="auto"/>
+              <w:rPr>
+                <w:rFonts w:ascii="맑은 고딕" w:eastAsia="맑은 고딕" w:hAnsi="맑은 고딕" w:cs="굴림" w:hint="eastAsia"/>
+                <w:color w:val="000000"/>
+                <w:sz w:val="22"/>
+                <w:szCs w:val="22"/>
+              </w:rPr>
+            </w:pPr>
+            <w:r>
+              <w:rPr>
+                <w:rFonts w:ascii="맑은 고딕" w:eastAsia="맑은 고딕" w:hAnsi="맑은 고딕" w:cs="굴림" w:hint="eastAsia"/>
+                <w:color w:val="000000"/>
+                <w:sz w:val="22"/>
+                <w:szCs w:val="22"/>
+              </w:rPr>
+              <w:t>MLP</w:t>
+            </w:r>
+          </w:p>
+        </w:tc>
+        <w:tc>
+          <w:tcPr>
+            <w:tcW w:w="1056" w:type="dxa"/>
+            <w:tcBorders>
+              <w:top w:val="single" w:sz="4" w:space="0" w:color="95B3D7"/>
+              <w:left w:val="single" w:sz="4" w:space="0" w:color="auto"/>
+              <w:bottom w:val="single" w:sz="4" w:space="0" w:color="auto"/>
+              <w:right w:val="single" w:sz="4" w:space="0" w:color="auto"/>
+            </w:tcBorders>
+            <w:noWrap/>
+            <w:vAlign w:val="bottom"/>
+            <w:hideMark/>
+          </w:tcPr>
+          <w:p>
+            <w:pPr>
+              <w:spacing w:after="0" w:line="240" w:lineRule="auto"/>
+              <w:jc w:val="right"/>
+              <w:rPr>
+                <w:rFonts w:ascii="맑은 고딕" w:eastAsia="맑은 고딕" w:hAnsi="맑은 고딕" w:cs="굴림" w:hint="eastAsia"/>
+                <w:color w:val="000000"/>
+                <w:sz w:val="22"/>
+                <w:szCs w:val="22"/>
+              </w:rPr>
+            </w:pPr>
+            <w:r>
+              <w:rPr>
+                <w:rFonts w:ascii="맑은 고딕" w:eastAsia="맑은 고딕" w:hAnsi="맑은 고딕" w:cs="굴림" w:hint="eastAsia"/>
+                <w:color w:val="000000"/>
+                <w:sz w:val="22"/>
+                <w:szCs w:val="22"/>
+              </w:rPr>
+              <w:t>0.9528</w:t>
+            </w:r>
+          </w:p>
+        </w:tc>
+        <w:tc>
+          <w:tcPr>
+            <w:tcW w:w="1056" w:type="dxa"/>
+            <w:tcBorders>
+              <w:top w:val="single" w:sz="4" w:space="0" w:color="95B3D7"/>
+              <w:left w:val="single" w:sz="4" w:space="0" w:color="auto"/>
+              <w:bottom w:val="single" w:sz="4" w:space="0" w:color="auto"/>
+              <w:right w:val="single" w:sz="4" w:space="0" w:color="auto"/>
+            </w:tcBorders>
+            <w:noWrap/>
+            <w:vAlign w:val="bottom"/>
+            <w:hideMark/>
+          </w:tcPr>
+          <w:p>
+            <w:pPr>
+              <w:spacing w:after="0" w:line="240" w:lineRule="auto"/>
+              <w:jc w:val="right"/>
+              <w:rPr>
+                <w:rFonts w:ascii="맑은 고딕" w:eastAsia="맑은 고딕" w:hAnsi="맑은 고딕" w:cs="굴림" w:hint="eastAsia"/>
+                <w:color w:val="000000"/>
+                <w:sz w:val="22"/>
+                <w:szCs w:val="22"/>
+              </w:rPr>
+            </w:pPr>
+            <w:r>
+              <w:rPr>
+                <w:rFonts w:ascii="맑은 고딕" w:eastAsia="맑은 고딕" w:hAnsi="맑은 고딕" w:cs="굴림" w:hint="eastAsia"/>
+                <w:color w:val="000000"/>
+                <w:sz w:val="22"/>
+                <w:szCs w:val="22"/>
+              </w:rPr>
+              <w:t>0.9992</w:t>
+            </w:r>
+          </w:p>
+        </w:tc>
+        <w:tc>
+          <w:tcPr>
+            <w:tcW w:w="1056" w:type="dxa"/>
+            <w:tcBorders>
+              <w:top w:val="single" w:sz="4" w:space="0" w:color="95B3D7"/>
+              <w:left w:val="single" w:sz="4" w:space="0" w:color="auto"/>
+              <w:bottom w:val="single" w:sz="4" w:space="0" w:color="auto"/>
+              <w:right w:val="single" w:sz="4" w:space="0" w:color="auto"/>
+            </w:tcBorders>
+            <w:noWrap/>
+            <w:vAlign w:val="bottom"/>
+            <w:hideMark/>
+          </w:tcPr>
+          <w:p>
+            <w:pPr>
+              <w:spacing w:after="0" w:line="240" w:lineRule="auto"/>
+              <w:jc w:val="right"/>
+              <w:rPr>
+                <w:rFonts w:ascii="맑은 고딕" w:eastAsia="맑은 고딕" w:hAnsi="맑은 고딕" w:cs="굴림" w:hint="eastAsia"/>
+                <w:color w:val="000000"/>
+                <w:sz w:val="22"/>
+                <w:szCs w:val="22"/>
+              </w:rPr>
+            </w:pPr>
+            <w:r>
+              <w:rPr>
+                <w:rFonts w:ascii="맑은 고딕" w:eastAsia="맑은 고딕" w:hAnsi="맑은 고딕" w:cs="굴림" w:hint="eastAsia"/>
+                <w:color w:val="000000"/>
+                <w:sz w:val="22"/>
+                <w:szCs w:val="22"/>
+              </w:rPr>
+              <w:t>0.8514</w:t>
+            </w:r>
+          </w:p>
+        </w:tc>
+        <w:tc>
+          <w:tcPr>
+            <w:tcW w:w="1056" w:type="dxa"/>
+            <w:tcBorders>
+              <w:top w:val="single" w:sz="4" w:space="0" w:color="95B3D7"/>
+              <w:left w:val="single" w:sz="4" w:space="0" w:color="auto"/>
+              <w:bottom w:val="single" w:sz="4" w:space="0" w:color="auto"/>
+              <w:right w:val="single" w:sz="4" w:space="0" w:color="auto"/>
+            </w:tcBorders>
+            <w:noWrap/>
+            <w:vAlign w:val="bottom"/>
+            <w:hideMark/>
+          </w:tcPr>
+          <w:p>
+            <w:pPr>
+              <w:spacing w:after="0" w:line="240" w:lineRule="auto"/>
+              <w:jc w:val="right"/>
+              <w:rPr>
+                <w:rFonts w:ascii="맑은 고딕" w:eastAsia="맑은 고딕" w:hAnsi="맑은 고딕" w:cs="굴림" w:hint="eastAsia"/>
+                <w:color w:val="000000"/>
+                <w:sz w:val="22"/>
+                <w:szCs w:val="22"/>
+              </w:rPr>
+            </w:pPr>
+            <w:r>
+              <w:rPr>
+                <w:rFonts w:ascii="맑은 고딕" w:eastAsia="맑은 고딕" w:hAnsi="맑은 고딕" w:cs="굴림" w:hint="eastAsia"/>
+                <w:color w:val="000000"/>
+                <w:sz w:val="22"/>
+                <w:szCs w:val="22"/>
+              </w:rPr>
+              <w:t>0.6429</w:t>
+            </w:r>
+          </w:p>
+        </w:tc>
+        <w:tc>
+          <w:tcPr>
+            <w:tcW w:w="1056" w:type="dxa"/>
+            <w:tcBorders>
+              <w:top w:val="single" w:sz="4" w:space="0" w:color="95B3D7"/>
+              <w:left w:val="single" w:sz="4" w:space="0" w:color="auto"/>
+              <w:bottom w:val="single" w:sz="4" w:space="0" w:color="auto"/>
+              <w:right w:val="single" w:sz="4" w:space="0" w:color="auto"/>
+            </w:tcBorders>
+            <w:noWrap/>
+            <w:vAlign w:val="bottom"/>
+            <w:hideMark/>
+          </w:tcPr>
+          <w:p>
+            <w:pPr>
+              <w:spacing w:after="0" w:line="240" w:lineRule="auto"/>
+              <w:jc w:val="right"/>
+              <w:rPr>
+                <w:rFonts w:ascii="맑은 고딕" w:eastAsia="맑은 고딕" w:hAnsi="맑은 고딕" w:cs="굴림" w:hint="eastAsia"/>
+                <w:color w:val="000000"/>
+                <w:sz w:val="22"/>
+                <w:szCs w:val="22"/>
+              </w:rPr>
+            </w:pPr>
+            <w:r>
+              <w:rPr>
+                <w:rFonts w:ascii="맑은 고딕" w:eastAsia="맑은 고딕" w:hAnsi="맑은 고딕" w:cs="굴림" w:hint="eastAsia"/>
+                <w:color w:val="000000"/>
+                <w:sz w:val="22"/>
+                <w:szCs w:val="22"/>
+              </w:rPr>
+              <w:t>0.7326</w:t>
+            </w:r>
+          </w:p>
+        </w:tc>
+        <w:tc>
+          <w:tcPr>
+            <w:tcW w:w="1056" w:type="dxa"/>
+            <w:tcBorders>
+              <w:top w:val="single" w:sz="4" w:space="0" w:color="95B3D7"/>
+              <w:left w:val="single" w:sz="4" w:space="0" w:color="auto"/>
+              <w:bottom w:val="single" w:sz="4" w:space="0" w:color="auto"/>
+              <w:right w:val="single" w:sz="4" w:space="0" w:color="auto"/>
+            </w:tcBorders>
+            <w:noWrap/>
+            <w:vAlign w:val="bottom"/>
+            <w:hideMark/>
+          </w:tcPr>
+          <w:p>
+            <w:pPr>
+              <w:spacing w:after="0" w:line="240" w:lineRule="auto"/>
+              <w:rPr>
+                <w:rFonts w:ascii="맑은 고딕" w:eastAsia="맑은 고딕" w:hAnsi="맑은 고딕" w:cs="굴림" w:hint="eastAsia"/>
+                <w:color w:val="000000"/>
+                <w:sz w:val="22"/>
+                <w:szCs w:val="22"/>
+              </w:rPr>
+            </w:pPr>
+            <w:r>
+              <w:rPr>
+                <w:rFonts w:ascii="맑은 고딕" w:eastAsia="맑은 고딕" w:hAnsi="맑은 고딕" w:cs="굴림" w:hint="eastAsia"/>
+                <w:color w:val="000000"/>
+                <w:sz w:val="22"/>
+                <w:szCs w:val="22"/>
+              </w:rPr>
+              <w:t>-</w:t>
+            </w:r>
+          </w:p>
+        </w:tc>
+        <w:tc>
+          <w:tcPr>
+            <w:tcW w:w="1056" w:type="dxa"/>
+            <w:tcBorders>
+              <w:top w:val="single" w:sz="4" w:space="0" w:color="95B3D7"/>
+              <w:left w:val="single" w:sz="4" w:space="0" w:color="auto"/>
+              <w:bottom w:val="single" w:sz="4" w:space="0" w:color="auto"/>
+              <w:right w:val="single" w:sz="4" w:space="0" w:color="auto"/>
+            </w:tcBorders>
+            <w:noWrap/>
+            <w:vAlign w:val="bottom"/>
+            <w:hideMark/>
+          </w:tcPr>
+          <w:p>
+            <w:pPr>
+              <w:spacing w:after="0" w:line="240" w:lineRule="auto"/>
+              <w:jc w:val="right"/>
+              <w:rPr>
+                <w:rFonts w:ascii="맑은 고딕" w:eastAsia="맑은 고딕" w:hAnsi="맑은 고딕" w:cs="굴림" w:hint="eastAsia"/>
+                <w:color w:val="000000"/>
+                <w:sz w:val="22"/>
+                <w:szCs w:val="22"/>
+              </w:rPr>
+            </w:pPr>
+            <w:r>
+              <w:rPr>
+                <w:rFonts w:ascii="맑은 고딕" w:eastAsia="맑은 고딕" w:hAnsi="맑은 고딕" w:cs="굴림" w:hint="eastAsia"/>
+                <w:color w:val="000000"/>
+                <w:sz w:val="22"/>
+                <w:szCs w:val="22"/>
+              </w:rPr>
+              <w:t>16.08</w:t>
+            </w:r>
+          </w:p>
+        </w:tc>
+      </w:tr>
+      <w:tr>
+        <w:trPr>
+          <w:trHeight w:val="330"/>
+        </w:trPr>
+        <w:tc>
+          <w:tcPr>
+            <w:tcW w:w="1958" w:type="dxa"/>
+            <w:tcBorders>
+              <w:top w:val="single" w:sz="4" w:space="0" w:color="auto"/>
+              <w:left w:val="single" w:sz="4" w:space="0" w:color="auto"/>
+              <w:bottom w:val="single" w:sz="4" w:space="0" w:color="auto"/>
+              <w:right w:val="single" w:sz="4" w:space="0" w:color="auto"/>
+            </w:tcBorders>
+            <w:shd w:val="clear" w:color="000000" w:fill="FFC000"/>
+            <w:noWrap/>
+            <w:vAlign w:val="bottom"/>
+            <w:hideMark/>
+          </w:tcPr>
+          <w:p>
+            <w:pPr>
+              <w:spacing w:after="0" w:line="240" w:lineRule="auto"/>
+              <w:rPr>
+                <w:rFonts w:ascii="맑은 고딕" w:eastAsia="맑은 고딕" w:hAnsi="맑은 고딕" w:cs="굴림" w:hint="eastAsia"/>
+                <w:color w:val="000000"/>
+                <w:sz w:val="22"/>
+                <w:szCs w:val="22"/>
+              </w:rPr>
+            </w:pPr>
+            <w:r>
+              <w:rPr>
+                <w:rFonts w:ascii="맑은 고딕" w:eastAsia="맑은 고딕" w:hAnsi="맑은 고딕" w:cs="굴림" w:hint="eastAsia"/>
+                <w:color w:val="000000"/>
+                <w:sz w:val="22"/>
+                <w:szCs w:val="22"/>
+              </w:rPr>
+              <w:t>Logistic Regression</w:t>
+            </w:r>
+          </w:p>
+        </w:tc>
+        <w:tc>
+          <w:tcPr>
+            <w:tcW w:w="1056" w:type="dxa"/>
+            <w:tcBorders>
+              <w:top w:val="single" w:sz="4" w:space="0" w:color="auto"/>
+              <w:left w:val="single" w:sz="4" w:space="0" w:color="auto"/>
+              <w:bottom w:val="single" w:sz="4" w:space="0" w:color="auto"/>
+              <w:right w:val="single" w:sz="4" w:space="0" w:color="auto"/>
+            </w:tcBorders>
+            <w:shd w:val="clear" w:color="000000" w:fill="FFC000"/>
+            <w:noWrap/>
+            <w:vAlign w:val="bottom"/>
+            <w:hideMark/>
+          </w:tcPr>
+          <w:p>
+            <w:pPr>
+              <w:spacing w:after="0" w:line="240" w:lineRule="auto"/>
+              <w:jc w:val="right"/>
+              <w:rPr>
+                <w:rFonts w:ascii="맑은 고딕" w:eastAsia="맑은 고딕" w:hAnsi="맑은 고딕" w:cs="굴림" w:hint="eastAsia"/>
+                <w:color w:val="000000"/>
+                <w:sz w:val="22"/>
+                <w:szCs w:val="22"/>
+              </w:rPr>
+            </w:pPr>
+            <w:r>
+              <w:rPr>
+                <w:rFonts w:ascii="맑은 고딕" w:eastAsia="맑은 고딕" w:hAnsi="맑은 고딕" w:cs="굴림" w:hint="eastAsia"/>
+                <w:color w:val="000000"/>
+                <w:sz w:val="22"/>
+                <w:szCs w:val="22"/>
+              </w:rPr>
+              <w:t>0.9657</w:t>
+            </w:r>
+          </w:p>
+        </w:tc>
+        <w:tc>
+          <w:tcPr>
+            <w:tcW w:w="1056" w:type="dxa"/>
+            <w:tcBorders>
+              <w:top w:val="single" w:sz="4" w:space="0" w:color="auto"/>
+              <w:left w:val="single" w:sz="4" w:space="0" w:color="auto"/>
+              <w:bottom w:val="single" w:sz="4" w:space="0" w:color="auto"/>
+              <w:right w:val="single" w:sz="4" w:space="0" w:color="auto"/>
+            </w:tcBorders>
+            <w:shd w:val="clear" w:color="000000" w:fill="FFC000"/>
+            <w:noWrap/>
+            <w:vAlign w:val="bottom"/>
+            <w:hideMark/>
+          </w:tcPr>
+          <w:p>
+            <w:pPr>
+              <w:spacing w:after="0" w:line="240" w:lineRule="auto"/>
+              <w:jc w:val="right"/>
+              <w:rPr>
+                <w:rFonts w:ascii="맑은 고딕" w:eastAsia="맑은 고딕" w:hAnsi="맑은 고딕" w:cs="굴림" w:hint="eastAsia"/>
+                <w:color w:val="000000"/>
+                <w:sz w:val="22"/>
+                <w:szCs w:val="22"/>
+              </w:rPr>
+            </w:pPr>
+            <w:r>
+              <w:rPr>
+                <w:rFonts w:ascii="맑은 고딕" w:eastAsia="맑은 고딕" w:hAnsi="맑은 고딕" w:cs="굴림" w:hint="eastAsia"/>
+                <w:color w:val="000000"/>
+                <w:sz w:val="22"/>
+                <w:szCs w:val="22"/>
+              </w:rPr>
+              <w:t>0.971</w:t>
+            </w:r>
+          </w:p>
+        </w:tc>
+        <w:tc>
+          <w:tcPr>
+            <w:tcW w:w="1056" w:type="dxa"/>
+            <w:tcBorders>
+              <w:top w:val="single" w:sz="4" w:space="0" w:color="auto"/>
+              <w:left w:val="single" w:sz="4" w:space="0" w:color="auto"/>
+              <w:bottom w:val="single" w:sz="4" w:space="0" w:color="auto"/>
+              <w:right w:val="single" w:sz="4" w:space="0" w:color="auto"/>
+            </w:tcBorders>
+            <w:shd w:val="clear" w:color="000000" w:fill="FFC000"/>
+            <w:noWrap/>
+            <w:vAlign w:val="bottom"/>
+            <w:hideMark/>
+          </w:tcPr>
+          <w:p>
+            <w:pPr>
+              <w:spacing w:after="0" w:line="240" w:lineRule="auto"/>
+              <w:jc w:val="right"/>
+              <w:rPr>
+                <w:rFonts w:ascii="맑은 고딕" w:eastAsia="맑은 고딕" w:hAnsi="맑은 고딕" w:cs="굴림" w:hint="eastAsia"/>
+                <w:color w:val="000000"/>
+                <w:sz w:val="22"/>
+                <w:szCs w:val="22"/>
+              </w:rPr>
+            </w:pPr>
+            <w:r>
+              <w:rPr>
+                <w:rFonts w:ascii="맑은 고딕" w:eastAsia="맑은 고딕" w:hAnsi="맑은 고딕" w:cs="굴림" w:hint="eastAsia"/>
+                <w:color w:val="000000"/>
+                <w:sz w:val="22"/>
+                <w:szCs w:val="22"/>
+              </w:rPr>
+              <w:t>0.0504</w:t>
+            </w:r>
+          </w:p>
+        </w:tc>
+        <w:tc>
+          <w:tcPr>
+            <w:tcW w:w="1056" w:type="dxa"/>
+            <w:tcBorders>
+              <w:top w:val="single" w:sz="4" w:space="0" w:color="auto"/>
+              <w:left w:val="single" w:sz="4" w:space="0" w:color="auto"/>
+              <w:bottom w:val="single" w:sz="4" w:space="0" w:color="auto"/>
+              <w:right w:val="single" w:sz="4" w:space="0" w:color="auto"/>
+            </w:tcBorders>
+            <w:shd w:val="clear" w:color="000000" w:fill="FFC000"/>
+            <w:noWrap/>
+            <w:vAlign w:val="bottom"/>
+            <w:hideMark/>
+          </w:tcPr>
+          <w:p>
+            <w:pPr>
+              <w:spacing w:after="0" w:line="240" w:lineRule="auto"/>
+              <w:jc w:val="right"/>
+              <w:rPr>
+                <w:rFonts w:ascii="맑은 고딕" w:eastAsia="맑은 고딕" w:hAnsi="맑은 고딕" w:cs="굴림" w:hint="eastAsia"/>
+                <w:color w:val="000000"/>
+                <w:sz w:val="22"/>
+                <w:szCs w:val="22"/>
+              </w:rPr>
+            </w:pPr>
+            <w:r>
+              <w:rPr>
+                <w:rFonts w:ascii="맑은 고딕" w:eastAsia="맑은 고딕" w:hAnsi="맑은 고딕" w:cs="굴림" w:hint="eastAsia"/>
+                <w:color w:val="000000"/>
+                <w:sz w:val="22"/>
+                <w:szCs w:val="22"/>
+              </w:rPr>
+              <w:t>0.8878</w:t>
+            </w:r>
+          </w:p>
+        </w:tc>
+        <w:tc>
+          <w:tcPr>
+            <w:tcW w:w="1056" w:type="dxa"/>
+            <w:tcBorders>
+              <w:top w:val="single" w:sz="4" w:space="0" w:color="auto"/>
+              <w:left w:val="single" w:sz="4" w:space="0" w:color="auto"/>
+              <w:bottom w:val="single" w:sz="4" w:space="0" w:color="auto"/>
+              <w:right w:val="single" w:sz="4" w:space="0" w:color="auto"/>
+            </w:tcBorders>
+            <w:shd w:val="clear" w:color="000000" w:fill="FFC000"/>
+            <w:noWrap/>
+            <w:vAlign w:val="bottom"/>
+            <w:hideMark/>
+          </w:tcPr>
+          <w:p>
+            <w:pPr>
+              <w:spacing w:after="0" w:line="240" w:lineRule="auto"/>
+              <w:jc w:val="right"/>
+              <w:rPr>
+                <w:rFonts w:ascii="맑은 고딕" w:eastAsia="맑은 고딕" w:hAnsi="맑은 고딕" w:cs="굴림" w:hint="eastAsia"/>
+                <w:color w:val="000000"/>
+                <w:sz w:val="22"/>
+                <w:szCs w:val="22"/>
+              </w:rPr>
+            </w:pPr>
+            <w:r>
+              <w:rPr>
+                <w:rFonts w:ascii="맑은 고딕" w:eastAsia="맑은 고딕" w:hAnsi="맑은 고딕" w:cs="굴림" w:hint="eastAsia"/>
+                <w:color w:val="000000"/>
+                <w:sz w:val="22"/>
+                <w:szCs w:val="22"/>
+              </w:rPr>
+              <w:t>0.0954</w:t>
+            </w:r>
+          </w:p>
+        </w:tc>
+        <w:tc>
+          <w:tcPr>
+            <w:tcW w:w="1056" w:type="dxa"/>
+            <w:tcBorders>
+              <w:top w:val="single" w:sz="4" w:space="0" w:color="auto"/>
+              <w:left w:val="single" w:sz="4" w:space="0" w:color="auto"/>
+              <w:bottom w:val="single" w:sz="4" w:space="0" w:color="auto"/>
+              <w:right w:val="single" w:sz="4" w:space="0" w:color="auto"/>
+            </w:tcBorders>
+            <w:shd w:val="clear" w:color="000000" w:fill="FFC000"/>
+            <w:noWrap/>
+            <w:vAlign w:val="bottom"/>
+            <w:hideMark/>
+          </w:tcPr>
+          <w:p>
+            <w:pPr>
+              <w:spacing w:after="0" w:line="240" w:lineRule="auto"/>
+              <w:rPr>
+                <w:rFonts w:ascii="맑은 고딕" w:eastAsia="맑은 고딕" w:hAnsi="맑은 고딕" w:cs="굴림" w:hint="eastAsia"/>
+                <w:color w:val="000000"/>
+                <w:sz w:val="22"/>
+                <w:szCs w:val="22"/>
+              </w:rPr>
+            </w:pPr>
+            <w:r>
+              <w:rPr>
+                <w:rFonts w:ascii="맑은 고딕" w:eastAsia="맑은 고딕" w:hAnsi="맑은 고딕" w:cs="굴림" w:hint="eastAsia"/>
+                <w:color w:val="000000"/>
+                <w:sz w:val="22"/>
+                <w:szCs w:val="22"/>
+              </w:rPr>
+              <w:t>-</w:t>
+            </w:r>
+          </w:p>
+        </w:tc>
+        <w:tc>
+          <w:tcPr>
+            <w:tcW w:w="1056" w:type="dxa"/>
+            <w:tcBorders>
+              <w:top w:val="single" w:sz="4" w:space="0" w:color="auto"/>
+              <w:left w:val="single" w:sz="4" w:space="0" w:color="auto"/>
+              <w:bottom w:val="single" w:sz="4" w:space="0" w:color="auto"/>
+              <w:right w:val="single" w:sz="4" w:space="0" w:color="auto"/>
+            </w:tcBorders>
+            <w:shd w:val="clear" w:color="000000" w:fill="FFC000"/>
+            <w:noWrap/>
+            <w:vAlign w:val="bottom"/>
+            <w:hideMark/>
+          </w:tcPr>
+          <w:p>
+            <w:pPr>
+              <w:spacing w:after="0" w:line="240" w:lineRule="auto"/>
+              <w:jc w:val="right"/>
+              <w:rPr>
+                <w:rFonts w:ascii="맑은 고딕" w:eastAsia="맑은 고딕" w:hAnsi="맑은 고딕" w:cs="굴림" w:hint="eastAsia"/>
+                <w:color w:val="000000"/>
+                <w:sz w:val="22"/>
+                <w:szCs w:val="22"/>
+              </w:rPr>
+            </w:pPr>
+            <w:r>
+              <w:rPr>
+                <w:rFonts w:ascii="맑은 고딕" w:eastAsia="맑은 고딕" w:hAnsi="맑은 고딕" w:cs="굴림" w:hint="eastAsia"/>
+                <w:color w:val="000000"/>
+                <w:sz w:val="22"/>
+                <w:szCs w:val="22"/>
+              </w:rPr>
+              <w:t>3.53</w:t>
+            </w:r>
+          </w:p>
+        </w:tc>
+      </w:tr>
+      <w:tr>
+        <w:trPr>
+          <w:trHeight w:val="330"/>
+        </w:trPr>
+        <w:tc>
+          <w:tcPr>
+            <w:tcW w:w="1958" w:type="dxa"/>
+            <w:tcBorders>
+              <w:top w:val="single" w:sz="4" w:space="0" w:color="auto"/>
+              <w:left w:val="single" w:sz="4" w:space="0" w:color="auto"/>
+              <w:bottom w:val="single" w:sz="4" w:space="0" w:color="auto"/>
+              <w:right w:val="single" w:sz="4" w:space="0" w:color="auto"/>
+            </w:tcBorders>
+            <w:noWrap/>
+            <w:vAlign w:val="bottom"/>
+            <w:hideMark/>
+          </w:tcPr>
+          <w:p>
+            <w:pPr>
+              <w:spacing w:after="0" w:line="240" w:lineRule="auto"/>
+              <w:rPr>
+                <w:rFonts w:ascii="맑은 고딕" w:eastAsia="맑은 고딕" w:hAnsi="맑은 고딕" w:cs="굴림" w:hint="eastAsia"/>
+                <w:color w:val="000000"/>
+                <w:sz w:val="22"/>
+                <w:szCs w:val="22"/>
+              </w:rPr>
+            </w:pPr>
+            <w:r>
+              <w:rPr>
+                <w:rFonts w:ascii="맑은 고딕" w:eastAsia="맑은 고딕" w:hAnsi="맑은 고딕" w:cs="굴림" w:hint="eastAsia"/>
+                <w:color w:val="000000"/>
+                <w:sz w:val="22"/>
+                <w:szCs w:val="22"/>
+              </w:rPr>
+              <w:t>Linear Regression</w:t>
+            </w:r>
+          </w:p>
+        </w:tc>
+        <w:tc>
+          <w:tcPr>
+            <w:tcW w:w="1056" w:type="dxa"/>
+            <w:tcBorders>
+              <w:top w:val="single" w:sz="4" w:space="0" w:color="auto"/>
+              <w:left w:val="single" w:sz="4" w:space="0" w:color="auto"/>
+              <w:bottom w:val="single" w:sz="4" w:space="0" w:color="auto"/>
+              <w:right w:val="single" w:sz="4" w:space="0" w:color="auto"/>
+            </w:tcBorders>
+            <w:noWrap/>
+            <w:vAlign w:val="bottom"/>
+            <w:hideMark/>
+          </w:tcPr>
+          <w:p>
+            <w:pPr>
+              <w:spacing w:after="0" w:line="240" w:lineRule="auto"/>
+              <w:jc w:val="right"/>
+              <w:rPr>
+                <w:rFonts w:ascii="맑은 고딕" w:eastAsia="맑은 고딕" w:hAnsi="맑은 고딕" w:cs="굴림" w:hint="eastAsia"/>
+                <w:color w:val="000000"/>
+                <w:sz w:val="22"/>
+                <w:szCs w:val="22"/>
+              </w:rPr>
+            </w:pPr>
+            <w:r>
+              <w:rPr>
+                <w:rFonts w:ascii="맑은 고딕" w:eastAsia="맑은 고딕" w:hAnsi="맑은 고딕" w:cs="굴림" w:hint="eastAsia"/>
+                <w:color w:val="000000"/>
+                <w:sz w:val="22"/>
+                <w:szCs w:val="22"/>
+              </w:rPr>
+              <w:t>0.9358</w:t>
+            </w:r>
+          </w:p>
+        </w:tc>
+        <w:tc>
+          <w:tcPr>
+            <w:tcW w:w="1056" w:type="dxa"/>
+            <w:tcBorders>
+              <w:top w:val="single" w:sz="4" w:space="0" w:color="auto"/>
+              <w:left w:val="single" w:sz="4" w:space="0" w:color="auto"/>
+              <w:bottom w:val="single" w:sz="4" w:space="0" w:color="auto"/>
+              <w:right w:val="single" w:sz="4" w:space="0" w:color="auto"/>
+            </w:tcBorders>
+            <w:noWrap/>
+            <w:vAlign w:val="bottom"/>
+            <w:hideMark/>
+          </w:tcPr>
+          <w:p>
+            <w:pPr>
+              <w:spacing w:after="0" w:line="240" w:lineRule="auto"/>
+              <w:jc w:val="right"/>
+              <w:rPr>
+                <w:rFonts w:ascii="맑은 고딕" w:eastAsia="맑은 고딕" w:hAnsi="맑은 고딕" w:cs="굴림" w:hint="eastAsia"/>
+                <w:color w:val="000000"/>
+                <w:sz w:val="22"/>
+                <w:szCs w:val="22"/>
+              </w:rPr>
+            </w:pPr>
+            <w:r>
+              <w:rPr>
+                <w:rFonts w:ascii="맑은 고딕" w:eastAsia="맑은 고딕" w:hAnsi="맑은 고딕" w:cs="굴림" w:hint="eastAsia"/>
+                <w:color w:val="000000"/>
+                <w:sz w:val="22"/>
+                <w:szCs w:val="22"/>
+              </w:rPr>
+              <w:t>0.9983</w:t>
+            </w:r>
+          </w:p>
+        </w:tc>
+        <w:tc>
+          <w:tcPr>
+            <w:tcW w:w="1056" w:type="dxa"/>
+            <w:tcBorders>
+              <w:top w:val="single" w:sz="4" w:space="0" w:color="auto"/>
+              <w:left w:val="single" w:sz="4" w:space="0" w:color="auto"/>
+              <w:bottom w:val="single" w:sz="4" w:space="0" w:color="auto"/>
+              <w:right w:val="single" w:sz="4" w:space="0" w:color="auto"/>
+            </w:tcBorders>
+            <w:noWrap/>
+            <w:vAlign w:val="bottom"/>
+            <w:hideMark/>
+          </w:tcPr>
+          <w:p>
+            <w:pPr>
+              <w:spacing w:after="0" w:line="240" w:lineRule="auto"/>
+              <w:jc w:val="right"/>
+              <w:rPr>
+                <w:rFonts w:ascii="맑은 고딕" w:eastAsia="맑은 고딕" w:hAnsi="맑은 고딕" w:cs="굴림" w:hint="eastAsia"/>
+                <w:color w:val="000000"/>
+                <w:sz w:val="22"/>
+                <w:szCs w:val="22"/>
+              </w:rPr>
+            </w:pPr>
+            <w:r>
+              <w:rPr>
+                <w:rFonts w:ascii="맑은 고딕" w:eastAsia="맑은 고딕" w:hAnsi="맑은 고딕" w:cs="굴림" w:hint="eastAsia"/>
+                <w:color w:val="000000"/>
+                <w:sz w:val="22"/>
+                <w:szCs w:val="22"/>
+              </w:rPr>
+              <w:t>0</w:t>
+            </w:r>
+          </w:p>
+        </w:tc>
+        <w:tc>
+          <w:tcPr>
+            <w:tcW w:w="1056" w:type="dxa"/>
+            <w:tcBorders>
+              <w:top w:val="single" w:sz="4" w:space="0" w:color="auto"/>
+              <w:left w:val="single" w:sz="4" w:space="0" w:color="auto"/>
+              <w:bottom w:val="single" w:sz="4" w:space="0" w:color="auto"/>
+              <w:right w:val="single" w:sz="4" w:space="0" w:color="auto"/>
+            </w:tcBorders>
+            <w:noWrap/>
+            <w:vAlign w:val="bottom"/>
+            <w:hideMark/>
+          </w:tcPr>
+          <w:p>
+            <w:pPr>
+              <w:spacing w:after="0" w:line="240" w:lineRule="auto"/>
+              <w:jc w:val="right"/>
+              <w:rPr>
+                <w:rFonts w:ascii="맑은 고딕" w:eastAsia="맑은 고딕" w:hAnsi="맑은 고딕" w:cs="굴림" w:hint="eastAsia"/>
+                <w:color w:val="000000"/>
+                <w:sz w:val="22"/>
+                <w:szCs w:val="22"/>
+              </w:rPr>
+            </w:pPr>
+            <w:r>
+              <w:rPr>
+                <w:rFonts w:ascii="맑은 고딕" w:eastAsia="맑은 고딕" w:hAnsi="맑은 고딕" w:cs="굴림" w:hint="eastAsia"/>
+                <w:color w:val="000000"/>
+                <w:sz w:val="22"/>
+                <w:szCs w:val="22"/>
+              </w:rPr>
+              <w:t>0</w:t>
+            </w:r>
+          </w:p>
+        </w:tc>
+        <w:tc>
+          <w:tcPr>
+            <w:tcW w:w="1056" w:type="dxa"/>
+            <w:tcBorders>
+              <w:top w:val="single" w:sz="4" w:space="0" w:color="auto"/>
+              <w:left w:val="single" w:sz="4" w:space="0" w:color="auto"/>
+              <w:bottom w:val="single" w:sz="4" w:space="0" w:color="auto"/>
+              <w:right w:val="single" w:sz="4" w:space="0" w:color="auto"/>
+            </w:tcBorders>
+            <w:noWrap/>
+            <w:vAlign w:val="bottom"/>
+            <w:hideMark/>
+          </w:tcPr>
+          <w:p>
+            <w:pPr>
+              <w:spacing w:after="0" w:line="240" w:lineRule="auto"/>
+              <w:jc w:val="right"/>
+              <w:rPr>
+                <w:rFonts w:ascii="맑은 고딕" w:eastAsia="맑은 고딕" w:hAnsi="맑은 고딕" w:cs="굴림" w:hint="eastAsia"/>
+                <w:color w:val="000000"/>
+                <w:sz w:val="22"/>
+                <w:szCs w:val="22"/>
+              </w:rPr>
+            </w:pPr>
+            <w:r>
+              <w:rPr>
+                <w:rFonts w:ascii="맑은 고딕" w:eastAsia="맑은 고딕" w:hAnsi="맑은 고딕" w:cs="굴림" w:hint="eastAsia"/>
+                <w:color w:val="000000"/>
+                <w:sz w:val="22"/>
+                <w:szCs w:val="22"/>
+              </w:rPr>
+              <w:t>0</w:t>
+            </w:r>
+          </w:p>
+        </w:tc>
+        <w:tc>
+          <w:tcPr>
+            <w:tcW w:w="1056" w:type="dxa"/>
+            <w:tcBorders>
+              <w:top w:val="single" w:sz="4" w:space="0" w:color="auto"/>
+              <w:left w:val="single" w:sz="4" w:space="0" w:color="auto"/>
+              <w:bottom w:val="single" w:sz="4" w:space="0" w:color="auto"/>
+              <w:right w:val="single" w:sz="4" w:space="0" w:color="auto"/>
+            </w:tcBorders>
+            <w:noWrap/>
+            <w:vAlign w:val="bottom"/>
+            <w:hideMark/>
+          </w:tcPr>
+          <w:p>
+            <w:pPr>
+              <w:spacing w:after="0" w:line="240" w:lineRule="auto"/>
+              <w:rPr>
+                <w:rFonts w:ascii="맑은 고딕" w:eastAsia="맑은 고딕" w:hAnsi="맑은 고딕" w:cs="굴림" w:hint="eastAsia"/>
+                <w:color w:val="000000"/>
+                <w:sz w:val="22"/>
+                <w:szCs w:val="22"/>
+              </w:rPr>
+            </w:pPr>
+            <w:r>
+              <w:rPr>
+                <w:rFonts w:ascii="맑은 고딕" w:eastAsia="맑은 고딕" w:hAnsi="맑은 고딕" w:cs="굴림" w:hint="eastAsia"/>
+                <w:color w:val="000000"/>
+                <w:sz w:val="22"/>
+                <w:szCs w:val="22"/>
+              </w:rPr>
+              <w:t>-</w:t>
+            </w:r>
+          </w:p>
+        </w:tc>
+        <w:tc>
+          <w:tcPr>
+            <w:tcW w:w="1056" w:type="dxa"/>
+            <w:tcBorders>
+              <w:top w:val="single" w:sz="4" w:space="0" w:color="auto"/>
+              <w:left w:val="single" w:sz="4" w:space="0" w:color="auto"/>
+              <w:bottom w:val="single" w:sz="4" w:space="0" w:color="auto"/>
+              <w:right w:val="single" w:sz="4" w:space="0" w:color="auto"/>
+            </w:tcBorders>
+            <w:noWrap/>
+            <w:vAlign w:val="bottom"/>
+            <w:hideMark/>
+          </w:tcPr>
+          <w:p>
+            <w:pPr>
+              <w:spacing w:after="0" w:line="240" w:lineRule="auto"/>
+              <w:jc w:val="right"/>
+              <w:rPr>
+                <w:rFonts w:ascii="맑은 고딕" w:eastAsia="맑은 고딕" w:hAnsi="맑은 고딕" w:cs="굴림" w:hint="eastAsia"/>
+                <w:color w:val="000000"/>
+                <w:sz w:val="22"/>
+                <w:szCs w:val="22"/>
+              </w:rPr>
+            </w:pPr>
+            <w:r>
+              <w:rPr>
+                <w:rFonts w:ascii="맑은 고딕" w:eastAsia="맑은 고딕" w:hAnsi="맑은 고딕" w:cs="굴림" w:hint="eastAsia"/>
+                <w:color w:val="000000"/>
+                <w:sz w:val="22"/>
+                <w:szCs w:val="22"/>
+              </w:rPr>
+              <w:t>0.22</w:t>
+            </w:r>
+          </w:p>
+        </w:tc>
+      </w:tr>
+      <w:tr>
+        <w:trPr>
+          <w:trHeight w:val="330"/>
+        </w:trPr>
+        <w:tc>
+          <w:tcPr>
+            <w:tcW w:w="1958" w:type="dxa"/>
+            <w:tcBorders>
+              <w:top w:val="single" w:sz="4" w:space="0" w:color="auto"/>
+              <w:left w:val="single" w:sz="4" w:space="0" w:color="auto"/>
+              <w:bottom w:val="single" w:sz="4" w:space="0" w:color="auto"/>
+              <w:right w:val="single" w:sz="4" w:space="0" w:color="auto"/>
+            </w:tcBorders>
+            <w:shd w:val="clear" w:color="000000" w:fill="FFC000"/>
+            <w:noWrap/>
+            <w:vAlign w:val="bottom"/>
+            <w:hideMark/>
+          </w:tcPr>
+          <w:p>
+            <w:pPr>
+              <w:spacing w:after="0" w:line="240" w:lineRule="auto"/>
+              <w:rPr>
+                <w:rFonts w:ascii="맑은 고딕" w:eastAsia="맑은 고딕" w:hAnsi="맑은 고딕" w:cs="굴림" w:hint="eastAsia"/>
+                <w:color w:val="000000"/>
+                <w:sz w:val="22"/>
+                <w:szCs w:val="22"/>
+              </w:rPr>
+            </w:pPr>
+            <w:r>
+              <w:rPr>
+                <w:rFonts w:ascii="맑은 고딕" w:eastAsia="맑은 고딕" w:hAnsi="맑은 고딕" w:cs="굴림" w:hint="eastAsia"/>
+                <w:color w:val="000000"/>
+                <w:sz w:val="22"/>
+                <w:szCs w:val="22"/>
+              </w:rPr>
+              <w:t>Decision Tree</w:t>
+            </w:r>
+          </w:p>
+        </w:tc>
+        <w:tc>
+          <w:tcPr>
+            <w:tcW w:w="1056" w:type="dxa"/>
+            <w:tcBorders>
+              <w:top w:val="single" w:sz="4" w:space="0" w:color="auto"/>
+              <w:left w:val="single" w:sz="4" w:space="0" w:color="auto"/>
+              <w:bottom w:val="single" w:sz="4" w:space="0" w:color="auto"/>
+              <w:right w:val="single" w:sz="4" w:space="0" w:color="auto"/>
+            </w:tcBorders>
+            <w:shd w:val="clear" w:color="000000" w:fill="FFC000"/>
+            <w:noWrap/>
+            <w:vAlign w:val="bottom"/>
+            <w:hideMark/>
+          </w:tcPr>
+          <w:p>
+            <w:pPr>
+              <w:spacing w:after="0" w:line="240" w:lineRule="auto"/>
+              <w:jc w:val="right"/>
+              <w:rPr>
+                <w:rFonts w:ascii="맑은 고딕" w:eastAsia="맑은 고딕" w:hAnsi="맑은 고딕" w:cs="굴림" w:hint="eastAsia"/>
+                <w:color w:val="000000"/>
+                <w:sz w:val="22"/>
+                <w:szCs w:val="22"/>
+              </w:rPr>
+            </w:pPr>
+            <w:r>
+              <w:rPr>
+                <w:rFonts w:ascii="맑은 고딕" w:eastAsia="맑은 고딕" w:hAnsi="맑은 고딕" w:cs="굴림" w:hint="eastAsia"/>
+                <w:color w:val="000000"/>
+                <w:sz w:val="22"/>
+                <w:szCs w:val="22"/>
+              </w:rPr>
+              <w:t>0.9552</w:t>
+            </w:r>
+          </w:p>
+        </w:tc>
+        <w:tc>
+          <w:tcPr>
+            <w:tcW w:w="1056" w:type="dxa"/>
+            <w:tcBorders>
+              <w:top w:val="single" w:sz="4" w:space="0" w:color="auto"/>
+              <w:left w:val="single" w:sz="4" w:space="0" w:color="auto"/>
+              <w:bottom w:val="single" w:sz="4" w:space="0" w:color="auto"/>
+              <w:right w:val="single" w:sz="4" w:space="0" w:color="auto"/>
+            </w:tcBorders>
+            <w:shd w:val="clear" w:color="000000" w:fill="FFC000"/>
+            <w:noWrap/>
+            <w:vAlign w:val="bottom"/>
+            <w:hideMark/>
+          </w:tcPr>
+          <w:p>
+            <w:pPr>
+              <w:spacing w:after="0" w:line="240" w:lineRule="auto"/>
+              <w:jc w:val="right"/>
+              <w:rPr>
+                <w:rFonts w:ascii="맑은 고딕" w:eastAsia="맑은 고딕" w:hAnsi="맑은 고딕" w:cs="굴림" w:hint="eastAsia"/>
+                <w:color w:val="000000"/>
+                <w:sz w:val="22"/>
+                <w:szCs w:val="22"/>
+              </w:rPr>
+            </w:pPr>
+            <w:r>
+              <w:rPr>
+                <w:rFonts w:ascii="맑은 고딕" w:eastAsia="맑은 고딕" w:hAnsi="맑은 고딕" w:cs="굴림" w:hint="eastAsia"/>
+                <w:color w:val="000000"/>
+                <w:sz w:val="22"/>
+                <w:szCs w:val="22"/>
+              </w:rPr>
+              <w:t>0.9994</w:t>
+            </w:r>
+          </w:p>
+        </w:tc>
+        <w:tc>
+          <w:tcPr>
+            <w:tcW w:w="1056" w:type="dxa"/>
+            <w:tcBorders>
+              <w:top w:val="single" w:sz="4" w:space="0" w:color="auto"/>
+              <w:left w:val="single" w:sz="4" w:space="0" w:color="auto"/>
+              <w:bottom w:val="single" w:sz="4" w:space="0" w:color="auto"/>
+              <w:right w:val="single" w:sz="4" w:space="0" w:color="auto"/>
+            </w:tcBorders>
+            <w:shd w:val="clear" w:color="000000" w:fill="FFC000"/>
+            <w:noWrap/>
+            <w:vAlign w:val="bottom"/>
+            <w:hideMark/>
+          </w:tcPr>
+          <w:p>
+            <w:pPr>
+              <w:spacing w:after="0" w:line="240" w:lineRule="auto"/>
+              <w:jc w:val="right"/>
+              <w:rPr>
+                <w:rFonts w:ascii="맑은 고딕" w:eastAsia="맑은 고딕" w:hAnsi="맑은 고딕" w:cs="굴림" w:hint="eastAsia"/>
+                <w:color w:val="000000"/>
+                <w:sz w:val="22"/>
+                <w:szCs w:val="22"/>
+              </w:rPr>
+            </w:pPr>
+            <w:r>
+              <w:rPr>
+                <w:rFonts w:ascii="맑은 고딕" w:eastAsia="맑은 고딕" w:hAnsi="맑은 고딕" w:cs="굴림" w:hint="eastAsia"/>
+                <w:color w:val="000000"/>
+                <w:sz w:val="22"/>
+                <w:szCs w:val="22"/>
+              </w:rPr>
+              <w:t>0.8523</w:t>
+            </w:r>
+          </w:p>
+        </w:tc>
+        <w:tc>
+          <w:tcPr>
+            <w:tcW w:w="1056" w:type="dxa"/>
+            <w:tcBorders>
+              <w:top w:val="single" w:sz="4" w:space="0" w:color="auto"/>
+              <w:left w:val="single" w:sz="4" w:space="0" w:color="auto"/>
+              <w:bottom w:val="single" w:sz="4" w:space="0" w:color="auto"/>
+              <w:right w:val="single" w:sz="4" w:space="0" w:color="auto"/>
+            </w:tcBorders>
+            <w:shd w:val="clear" w:color="000000" w:fill="FFC000"/>
+            <w:noWrap/>
+            <w:vAlign w:val="bottom"/>
+            <w:hideMark/>
+          </w:tcPr>
+          <w:p>
+            <w:pPr>
+              <w:spacing w:after="0" w:line="240" w:lineRule="auto"/>
+              <w:jc w:val="right"/>
+              <w:rPr>
+                <w:rFonts w:ascii="맑은 고딕" w:eastAsia="맑은 고딕" w:hAnsi="맑은 고딕" w:cs="굴림" w:hint="eastAsia"/>
+                <w:color w:val="000000"/>
+                <w:sz w:val="22"/>
+                <w:szCs w:val="22"/>
+              </w:rPr>
+            </w:pPr>
+            <w:r>
+              <w:rPr>
+                <w:rFonts w:ascii="맑은 고딕" w:eastAsia="맑은 고딕" w:hAnsi="맑은 고딕" w:cs="굴림" w:hint="eastAsia"/>
+                <w:color w:val="000000"/>
+                <w:sz w:val="22"/>
+                <w:szCs w:val="22"/>
+              </w:rPr>
+              <w:t>0.7653</w:t>
+            </w:r>
+          </w:p>
+        </w:tc>
+        <w:tc>
+          <w:tcPr>
+            <w:tcW w:w="1056" w:type="dxa"/>
+            <w:tcBorders>
+              <w:top w:val="single" w:sz="4" w:space="0" w:color="auto"/>
+              <w:left w:val="single" w:sz="4" w:space="0" w:color="auto"/>
+              <w:bottom w:val="single" w:sz="4" w:space="0" w:color="auto"/>
+              <w:right w:val="single" w:sz="4" w:space="0" w:color="auto"/>
+            </w:tcBorders>
+            <w:shd w:val="clear" w:color="000000" w:fill="FFC000"/>
+            <w:noWrap/>
+            <w:vAlign w:val="bottom"/>
+            <w:hideMark/>
+          </w:tcPr>
+          <w:p>
+            <w:pPr>
+              <w:spacing w:after="0" w:line="240" w:lineRule="auto"/>
+              <w:jc w:val="right"/>
+              <w:rPr>
+                <w:rFonts w:ascii="맑은 고딕" w:eastAsia="맑은 고딕" w:hAnsi="맑은 고딕" w:cs="굴림" w:hint="eastAsia"/>
+                <w:color w:val="000000"/>
+                <w:sz w:val="22"/>
+                <w:szCs w:val="22"/>
+              </w:rPr>
+            </w:pPr>
+            <w:r>
+              <w:rPr>
+                <w:rFonts w:ascii="맑은 고딕" w:eastAsia="맑은 고딕" w:hAnsi="맑은 고딕" w:cs="굴림" w:hint="eastAsia"/>
+                <w:color w:val="000000"/>
+                <w:sz w:val="22"/>
+                <w:szCs w:val="22"/>
+              </w:rPr>
+              <w:t>0.8065</w:t>
+            </w:r>
+          </w:p>
+        </w:tc>
+        <w:tc>
+          <w:tcPr>
+            <w:tcW w:w="1056" w:type="dxa"/>
+            <w:tcBorders>
+              <w:top w:val="single" w:sz="4" w:space="0" w:color="auto"/>
+              <w:left w:val="single" w:sz="4" w:space="0" w:color="auto"/>
+              <w:bottom w:val="single" w:sz="4" w:space="0" w:color="auto"/>
+              <w:right w:val="single" w:sz="4" w:space="0" w:color="auto"/>
+            </w:tcBorders>
+            <w:shd w:val="clear" w:color="000000" w:fill="FFC000"/>
+            <w:noWrap/>
+            <w:vAlign w:val="bottom"/>
+            <w:hideMark/>
+          </w:tcPr>
+          <w:p>
+            <w:pPr>
+              <w:spacing w:after="0" w:line="240" w:lineRule="auto"/>
+              <w:rPr>
+                <w:rFonts w:ascii="맑은 고딕" w:eastAsia="맑은 고딕" w:hAnsi="맑은 고딕" w:cs="굴림" w:hint="eastAsia"/>
+                <w:color w:val="000000"/>
+                <w:sz w:val="22"/>
+                <w:szCs w:val="22"/>
+              </w:rPr>
+            </w:pPr>
+            <w:r>
+              <w:rPr>
+                <w:rFonts w:ascii="맑은 고딕" w:eastAsia="맑은 고딕" w:hAnsi="맑은 고딕" w:cs="굴림" w:hint="eastAsia"/>
+                <w:color w:val="000000"/>
+                <w:sz w:val="22"/>
+                <w:szCs w:val="22"/>
+              </w:rPr>
+              <w:t>-</w:t>
+            </w:r>
+          </w:p>
+        </w:tc>
+        <w:tc>
+          <w:tcPr>
+            <w:tcW w:w="1056" w:type="dxa"/>
+            <w:tcBorders>
+              <w:top w:val="single" w:sz="4" w:space="0" w:color="auto"/>
+              <w:left w:val="single" w:sz="4" w:space="0" w:color="auto"/>
+              <w:bottom w:val="single" w:sz="4" w:space="0" w:color="auto"/>
+              <w:right w:val="single" w:sz="4" w:space="0" w:color="auto"/>
+            </w:tcBorders>
+            <w:shd w:val="clear" w:color="000000" w:fill="FFC000"/>
+            <w:noWrap/>
+            <w:vAlign w:val="bottom"/>
+            <w:hideMark/>
+          </w:tcPr>
+          <w:p>
+            <w:pPr>
+              <w:spacing w:after="0" w:line="240" w:lineRule="auto"/>
+              <w:jc w:val="right"/>
+              <w:rPr>
+                <w:rFonts w:ascii="맑은 고딕" w:eastAsia="맑은 고딕" w:hAnsi="맑은 고딕" w:cs="굴림" w:hint="eastAsia"/>
+                <w:color w:val="000000"/>
+                <w:sz w:val="22"/>
+                <w:szCs w:val="22"/>
+              </w:rPr>
+            </w:pPr>
+            <w:r>
+              <w:rPr>
+                <w:rFonts w:ascii="맑은 고딕" w:eastAsia="맑은 고딕" w:hAnsi="맑은 고딕" w:cs="굴림" w:hint="eastAsia"/>
+                <w:color w:val="000000"/>
+                <w:sz w:val="22"/>
+                <w:szCs w:val="22"/>
+              </w:rPr>
+              <w:t>5.97</w:t>
+            </w:r>
+          </w:p>
+        </w:tc>
+      </w:tr>
+    </w:tbl>
+    <w:p>
+      <w:r>
+        <w:t xml:space="preserve">총 9개의 </w:t>
+      </w:r>
+      <w:proofErr w:type="spellStart"/>
+      <w:r>
+        <w:t>머신러닝</w:t>
+      </w:r>
+      <w:proofErr w:type="spellEnd"/>
+      <w:r>
+        <w:t xml:space="preserve"> 모델을 대상으로 AUC, 정확도, 정밀도, </w:t>
+      </w:r>
+      <w:proofErr w:type="spellStart"/>
+      <w:r>
+        <w:t>재현율</w:t>
+      </w:r>
+      <w:proofErr w:type="spellEnd"/>
+      <w:r>
+        <w:t xml:space="preserve">, F1-score를 기준으로 성능을 비교하였다. 실험 결과, 대부분의 모델은 높은 정확도를 보였으나 불균형 데이터 특성으로 인해 정밀도와 재현율의 편차가 크게 관찰되었다. 이 중 </w:t>
+      </w:r>
+      <w:proofErr w:type="spellStart"/>
+      <w:r>
+        <w:t>CatBoost</w:t>
+      </w:r>
+      <w:proofErr w:type="spellEnd"/>
+      <w:r>
+        <w:t xml:space="preserve"> 모델이 가장 높은 F1-score(0.884)와 AUC(0.9707)를 기록하여 종합적으로 가장 우수한 성능을 보였다.</w:t>
+      </w:r>
+    </w:p>
+    <w:p>
+      <w:r>
+        <w:rPr>
+          <w:rFonts w:hint="eastAsia"/>
+        </w:rPr>
+        <w:t>또한</w:t>
+      </w:r>
+      <w:r>
+        <w:t xml:space="preserve"> SGD, Decision Tree, MLP 모델 역시 비교적 안정적인 성능을 보여 후보 모델로 고려될 수 있다. 반면 Linear Regression 모델은 분류 문제에 적합하지 않아 유의미한 성능을 보이지 않았으며, SVM과 Logistic Regression은 재현율은 높았지만 정밀도가 낮아 </w:t>
+      </w:r>
+      <w:proofErr w:type="spellStart"/>
+      <w:r>
+        <w:t>오탐</w:t>
+      </w:r>
+      <w:proofErr w:type="spellEnd"/>
+      <w:r>
+        <w:t xml:space="preserve"> 가능성이 큰 모델로 확인되었다.</w:t>
+      </w:r>
+    </w:p>
+    <w:p>
+      <w:r>
+        <w:rPr>
+          <w:rFonts w:hint="eastAsia"/>
+        </w:rPr>
+        <w:t>결론적으로</w:t>
+      </w:r>
+      <w:r>
+        <w:t xml:space="preserve">, 본 데이터셋에서는 </w:t>
+      </w:r>
+      <w:proofErr w:type="spellStart"/>
+      <w:r>
+        <w:t>CatBoost</w:t>
+      </w:r>
+      <w:proofErr w:type="spellEnd"/>
+      <w:r>
+        <w:t>가 가장 적합한 모델로 판단되며, 향후 모델 최적화 및 교차 검증을 통해 성능을 추가 개선할 수 있을 것으로 기대된다.</w:t>
+      </w:r>
+    </w:p>
+    <w:p>
+      <w:pPr>
+        <w:rPr>
+          <w:rFonts w:hint="eastAsia"/>
+        </w:rPr>
+      </w:pPr>
+    </w:p>
+    <w:p>
+      <w:pPr>
+        <w:pStyle w:val="4"/>
+      </w:pPr>
+      <w:r>
+        <w:rPr>
+          <w:rFonts w:hint="eastAsia"/>
+        </w:rPr>
+        <w:lastRenderedPageBreak/>
+        <w:t>3.4.2.</w:t>
+      </w:r>
+      <w:r>
+        <w:rPr>
+          <w:rFonts w:hint="eastAsia"/>
+        </w:rPr>
+        <w:t>2</w:t>
+      </w:r>
+      <w:r>
+        <w:rPr>
+          <w:rFonts w:hint="eastAsia"/>
+        </w:rPr>
+        <w:t xml:space="preserve"> </w:t>
+      </w:r>
       <w:proofErr w:type="spellStart"/>
       <w:r>
         <w:rPr>
@@ -599,731 +3617,159 @@
         <w:t>(LGBM) 모델 학습</w:t>
       </w:r>
     </w:p>
-    <w:tbl>
-      <w:tblPr>
-        <w:tblStyle w:val="af3"/>
-        <w:tblpPr w:leftFromText="142" w:rightFromText="142" w:horzAnchor="page" w:tblpX="7321" w:tblpY="4170"/>
-        <w:tblW w:w="0" w:type="auto"/>
-        <w:tblLook w:val="04A0" w:firstRow="1" w:lastRow="0" w:firstColumn="1" w:lastColumn="0" w:noHBand="0" w:noVBand="1"/>
-      </w:tblPr>
-      <w:tblGrid>
-        <w:gridCol w:w="1499"/>
-        <w:gridCol w:w="841"/>
-      </w:tblGrid>
-      <w:tr>
-        <w:tc>
-          <w:tcPr>
-            <w:tcW w:w="0" w:type="auto"/>
-            <w:hideMark/>
-          </w:tcPr>
-          <w:p>
-            <w:pPr>
-              <w:spacing w:after="160" w:line="300" w:lineRule="auto"/>
-              <w:rPr>
-                <w:b/>
-                <w:bCs/>
-              </w:rPr>
-            </w:pPr>
-            <w:r>
-              <w:rPr>
-                <w:b/>
-                <w:bCs/>
-              </w:rPr>
-              <w:t>평가 지표</w:t>
-            </w:r>
-          </w:p>
-        </w:tc>
-        <w:tc>
-          <w:tcPr>
-            <w:tcW w:w="0" w:type="auto"/>
-            <w:hideMark/>
-          </w:tcPr>
-          <w:p>
-            <w:pPr>
-              <w:spacing w:after="160" w:line="300" w:lineRule="auto"/>
-              <w:rPr>
-                <w:b/>
-                <w:bCs/>
-              </w:rPr>
-            </w:pPr>
-            <w:r>
-              <w:rPr>
-                <w:b/>
-                <w:bCs/>
-              </w:rPr>
-              <w:t>값</w:t>
-            </w:r>
-          </w:p>
-        </w:tc>
-      </w:tr>
-      <w:tr>
-        <w:tc>
-          <w:tcPr>
-            <w:tcW w:w="0" w:type="auto"/>
-            <w:hideMark/>
-          </w:tcPr>
-          <w:p>
-            <w:pPr>
-              <w:spacing w:after="160" w:line="300" w:lineRule="auto"/>
-            </w:pPr>
-            <w:r>
-              <w:t>AUC</w:t>
-            </w:r>
-          </w:p>
-        </w:tc>
-        <w:tc>
-          <w:tcPr>
-            <w:tcW w:w="0" w:type="auto"/>
-            <w:hideMark/>
-          </w:tcPr>
-          <w:p>
-            <w:pPr>
-              <w:spacing w:after="160" w:line="300" w:lineRule="auto"/>
-            </w:pPr>
-            <w:r>
-              <w:t>0.9179</w:t>
-            </w:r>
-          </w:p>
-        </w:tc>
-      </w:tr>
-      <w:tr>
-        <w:tc>
-          <w:tcPr>
-            <w:tcW w:w="0" w:type="auto"/>
-            <w:hideMark/>
-          </w:tcPr>
-          <w:p>
-            <w:pPr>
-              <w:spacing w:after="160" w:line="300" w:lineRule="auto"/>
-            </w:pPr>
-            <w:r>
-              <w:t>정확도</w:t>
-            </w:r>
-          </w:p>
-        </w:tc>
-        <w:tc>
-          <w:tcPr>
-            <w:tcW w:w="0" w:type="auto"/>
-            <w:hideMark/>
-          </w:tcPr>
-          <w:p>
-            <w:pPr>
-              <w:spacing w:after="160" w:line="300" w:lineRule="auto"/>
-            </w:pPr>
-            <w:r>
-              <w:t>0.9929</w:t>
-            </w:r>
-          </w:p>
-        </w:tc>
-      </w:tr>
-      <w:tr>
-        <w:tc>
-          <w:tcPr>
-            <w:tcW w:w="0" w:type="auto"/>
-            <w:hideMark/>
-          </w:tcPr>
-          <w:p>
-            <w:pPr>
-              <w:spacing w:after="160" w:line="300" w:lineRule="auto"/>
-            </w:pPr>
-            <w:r>
-              <w:t>정밀도</w:t>
-            </w:r>
-          </w:p>
-        </w:tc>
-        <w:tc>
-          <w:tcPr>
-            <w:tcW w:w="0" w:type="auto"/>
-            <w:hideMark/>
-          </w:tcPr>
-          <w:p>
-            <w:pPr>
-              <w:spacing w:after="160" w:line="300" w:lineRule="auto"/>
-            </w:pPr>
-            <w:r>
-              <w:t>0.1717</w:t>
-            </w:r>
-          </w:p>
-        </w:tc>
-      </w:tr>
-      <w:tr>
-        <w:tc>
-          <w:tcPr>
-            <w:tcW w:w="0" w:type="auto"/>
-            <w:hideMark/>
-          </w:tcPr>
-          <w:p>
-            <w:pPr>
-              <w:spacing w:after="160" w:line="300" w:lineRule="auto"/>
-            </w:pPr>
-            <w:proofErr w:type="spellStart"/>
-            <w:r>
-              <w:t>재현율</w:t>
-            </w:r>
-            <w:proofErr w:type="spellEnd"/>
-          </w:p>
-        </w:tc>
-        <w:tc>
-          <w:tcPr>
-            <w:tcW w:w="0" w:type="auto"/>
-            <w:hideMark/>
-          </w:tcPr>
-          <w:p>
-            <w:pPr>
-              <w:spacing w:after="160" w:line="300" w:lineRule="auto"/>
-            </w:pPr>
-            <w:r>
-              <w:t>0.8163</w:t>
-            </w:r>
-          </w:p>
-        </w:tc>
-      </w:tr>
-      <w:tr>
-        <w:tc>
-          <w:tcPr>
-            <w:tcW w:w="0" w:type="auto"/>
-            <w:hideMark/>
-          </w:tcPr>
-          <w:p>
-            <w:pPr>
-              <w:spacing w:after="160" w:line="300" w:lineRule="auto"/>
-            </w:pPr>
-            <w:r>
-              <w:t>F1-score</w:t>
-            </w:r>
-          </w:p>
-        </w:tc>
-        <w:tc>
-          <w:tcPr>
-            <w:tcW w:w="0" w:type="auto"/>
-            <w:hideMark/>
-          </w:tcPr>
-          <w:p>
-            <w:pPr>
-              <w:spacing w:after="160" w:line="300" w:lineRule="auto"/>
-            </w:pPr>
-            <w:r>
-              <w:t>0.2837</w:t>
-            </w:r>
-          </w:p>
-        </w:tc>
-      </w:tr>
-      <w:tr>
-        <w:tc>
-          <w:tcPr>
-            <w:tcW w:w="0" w:type="auto"/>
-            <w:hideMark/>
-          </w:tcPr>
-          <w:p>
-            <w:pPr>
-              <w:spacing w:after="160" w:line="300" w:lineRule="auto"/>
-            </w:pPr>
-            <w:r>
-              <w:t>학습 시간(초)</w:t>
-            </w:r>
-          </w:p>
-        </w:tc>
-        <w:tc>
-          <w:tcPr>
-            <w:tcW w:w="0" w:type="auto"/>
-            <w:hideMark/>
-          </w:tcPr>
-          <w:p>
-            <w:pPr>
-              <w:spacing w:after="160" w:line="300" w:lineRule="auto"/>
-            </w:pPr>
-            <w:r>
-              <w:t>1.53</w:t>
-            </w:r>
-          </w:p>
-        </w:tc>
-      </w:tr>
-    </w:tbl>
-    <w:tbl>
-      <w:tblPr>
-        <w:tblStyle w:val="af3"/>
-        <w:tblW w:w="0" w:type="auto"/>
-        <w:tblLook w:val="04A0" w:firstRow="1" w:lastRow="0" w:firstColumn="1" w:lastColumn="0" w:noHBand="0" w:noVBand="1"/>
-      </w:tblPr>
-      <w:tblGrid>
-        <w:gridCol w:w="1851"/>
-        <w:gridCol w:w="1535"/>
-      </w:tblGrid>
-      <w:tr>
-        <w:tc>
-          <w:tcPr>
-            <w:tcW w:w="0" w:type="auto"/>
-            <w:hideMark/>
-          </w:tcPr>
-          <w:p>
-            <w:pPr>
-              <w:spacing w:after="160" w:line="300" w:lineRule="auto"/>
-              <w:rPr>
-                <w:b/>
-                <w:bCs/>
-              </w:rPr>
-            </w:pPr>
-            <w:r>
-              <w:rPr>
-                <w:b/>
-                <w:bCs/>
-              </w:rPr>
-              <w:t>Hyperparameter</w:t>
-            </w:r>
-          </w:p>
-        </w:tc>
-        <w:tc>
-          <w:tcPr>
-            <w:tcW w:w="0" w:type="auto"/>
-            <w:hideMark/>
-          </w:tcPr>
-          <w:p>
-            <w:pPr>
-              <w:spacing w:after="160" w:line="300" w:lineRule="auto"/>
-              <w:rPr>
-                <w:b/>
-                <w:bCs/>
-              </w:rPr>
-            </w:pPr>
-            <w:r>
-              <w:rPr>
-                <w:b/>
-                <w:bCs/>
-              </w:rPr>
-              <w:t>Value</w:t>
-            </w:r>
-          </w:p>
-        </w:tc>
-      </w:tr>
-      <w:tr>
-        <w:tc>
-          <w:tcPr>
-            <w:tcW w:w="0" w:type="auto"/>
-            <w:hideMark/>
-          </w:tcPr>
-          <w:p>
-            <w:pPr>
-              <w:spacing w:after="160" w:line="300" w:lineRule="auto"/>
-            </w:pPr>
-            <w:proofErr w:type="spellStart"/>
-            <w:r>
-              <w:t>bagging_fraction</w:t>
-            </w:r>
-            <w:proofErr w:type="spellEnd"/>
-          </w:p>
-        </w:tc>
-        <w:tc>
-          <w:tcPr>
-            <w:tcW w:w="0" w:type="auto"/>
-            <w:hideMark/>
-          </w:tcPr>
-          <w:p>
-            <w:pPr>
-              <w:spacing w:after="160" w:line="300" w:lineRule="auto"/>
-            </w:pPr>
-            <w:r>
-              <w:t>0.8928311418</w:t>
-            </w:r>
-          </w:p>
-        </w:tc>
-      </w:tr>
-      <w:tr>
-        <w:tc>
-          <w:tcPr>
-            <w:tcW w:w="0" w:type="auto"/>
-            <w:hideMark/>
-          </w:tcPr>
-          <w:p>
-            <w:pPr>
-              <w:spacing w:after="160" w:line="300" w:lineRule="auto"/>
-            </w:pPr>
-            <w:proofErr w:type="spellStart"/>
-            <w:r>
-              <w:t>bagging_freq</w:t>
-            </w:r>
-            <w:proofErr w:type="spellEnd"/>
-          </w:p>
-        </w:tc>
-        <w:tc>
-          <w:tcPr>
-            <w:tcW w:w="0" w:type="auto"/>
-            <w:hideMark/>
-          </w:tcPr>
-          <w:p>
-            <w:pPr>
-              <w:spacing w:after="160" w:line="300" w:lineRule="auto"/>
-            </w:pPr>
-            <w:r>
-              <w:t>0</w:t>
-            </w:r>
-          </w:p>
-        </w:tc>
-      </w:tr>
-      <w:tr>
-        <w:tc>
-          <w:tcPr>
-            <w:tcW w:w="0" w:type="auto"/>
-            <w:hideMark/>
-          </w:tcPr>
-          <w:p>
-            <w:pPr>
-              <w:spacing w:after="160" w:line="300" w:lineRule="auto"/>
-            </w:pPr>
-            <w:proofErr w:type="spellStart"/>
-            <w:r>
-              <w:t>feature_fraction</w:t>
-            </w:r>
-            <w:proofErr w:type="spellEnd"/>
-          </w:p>
-        </w:tc>
-        <w:tc>
-          <w:tcPr>
-            <w:tcW w:w="0" w:type="auto"/>
-            <w:hideMark/>
-          </w:tcPr>
-          <w:p>
-            <w:pPr>
-              <w:spacing w:after="160" w:line="300" w:lineRule="auto"/>
-            </w:pPr>
-            <w:r>
-              <w:t>0.9900895952</w:t>
-            </w:r>
-          </w:p>
-        </w:tc>
-      </w:tr>
-      <w:tr>
-        <w:tc>
-          <w:tcPr>
-            <w:tcW w:w="0" w:type="auto"/>
-            <w:hideMark/>
-          </w:tcPr>
-          <w:p>
-            <w:pPr>
-              <w:spacing w:after="160" w:line="300" w:lineRule="auto"/>
-            </w:pPr>
-            <w:r>
-              <w:t>lambda_l1</w:t>
-            </w:r>
-          </w:p>
-        </w:tc>
-        <w:tc>
-          <w:tcPr>
-            <w:tcW w:w="0" w:type="auto"/>
-            <w:hideMark/>
-          </w:tcPr>
-          <w:p>
-            <w:pPr>
-              <w:spacing w:after="160" w:line="300" w:lineRule="auto"/>
-            </w:pPr>
-            <w:r>
-              <w:t>0.3045393817</w:t>
-            </w:r>
-          </w:p>
-        </w:tc>
-      </w:tr>
-      <w:tr>
-        <w:tc>
-          <w:tcPr>
-            <w:tcW w:w="0" w:type="auto"/>
-            <w:hideMark/>
-          </w:tcPr>
-          <w:p>
-            <w:pPr>
-              <w:spacing w:after="160" w:line="300" w:lineRule="auto"/>
-            </w:pPr>
-            <w:r>
-              <w:t>lambda_l2</w:t>
-            </w:r>
-          </w:p>
-        </w:tc>
-        <w:tc>
-          <w:tcPr>
-            <w:tcW w:w="0" w:type="auto"/>
-            <w:hideMark/>
-          </w:tcPr>
-          <w:p>
-            <w:pPr>
-              <w:spacing w:after="160" w:line="300" w:lineRule="auto"/>
-            </w:pPr>
-            <w:r>
-              <w:t>3.3928721015</w:t>
-            </w:r>
-          </w:p>
-        </w:tc>
-      </w:tr>
-      <w:tr>
-        <w:tc>
-          <w:tcPr>
-            <w:tcW w:w="0" w:type="auto"/>
-            <w:hideMark/>
-          </w:tcPr>
-          <w:p>
-            <w:pPr>
-              <w:spacing w:after="160" w:line="300" w:lineRule="auto"/>
-            </w:pPr>
-            <w:proofErr w:type="spellStart"/>
-            <w:r>
-              <w:t>learning_rate</w:t>
-            </w:r>
-            <w:proofErr w:type="spellEnd"/>
-          </w:p>
-        </w:tc>
-        <w:tc>
-          <w:tcPr>
-            <w:tcW w:w="0" w:type="auto"/>
-            <w:hideMark/>
-          </w:tcPr>
-          <w:p>
-            <w:pPr>
-              <w:spacing w:after="160" w:line="300" w:lineRule="auto"/>
-            </w:pPr>
-            <w:r>
-              <w:t>0.1443595762</w:t>
-            </w:r>
-          </w:p>
-        </w:tc>
-      </w:tr>
-      <w:tr>
-        <w:tc>
-          <w:tcPr>
-            <w:tcW w:w="0" w:type="auto"/>
-            <w:hideMark/>
-          </w:tcPr>
-          <w:p>
-            <w:pPr>
-              <w:spacing w:after="160" w:line="300" w:lineRule="auto"/>
-            </w:pPr>
-            <w:proofErr w:type="spellStart"/>
-            <w:r>
-              <w:t>max_depth</w:t>
-            </w:r>
-            <w:proofErr w:type="spellEnd"/>
-          </w:p>
-        </w:tc>
-        <w:tc>
-          <w:tcPr>
-            <w:tcW w:w="0" w:type="auto"/>
-            <w:hideMark/>
-          </w:tcPr>
-          <w:p>
-            <w:pPr>
-              <w:spacing w:after="160" w:line="300" w:lineRule="auto"/>
-            </w:pPr>
-            <w:r>
-              <w:t>5</w:t>
-            </w:r>
-          </w:p>
-        </w:tc>
-      </w:tr>
-      <w:tr>
-        <w:tc>
-          <w:tcPr>
-            <w:tcW w:w="0" w:type="auto"/>
-            <w:hideMark/>
-          </w:tcPr>
-          <w:p>
-            <w:pPr>
-              <w:spacing w:after="160" w:line="300" w:lineRule="auto"/>
-            </w:pPr>
-            <w:proofErr w:type="spellStart"/>
-            <w:r>
-              <w:t>min_data_in_leaf</w:t>
-            </w:r>
-            <w:proofErr w:type="spellEnd"/>
-          </w:p>
-        </w:tc>
-        <w:tc>
-          <w:tcPr>
-            <w:tcW w:w="0" w:type="auto"/>
-            <w:hideMark/>
-          </w:tcPr>
-          <w:p>
-            <w:pPr>
-              <w:spacing w:after="160" w:line="300" w:lineRule="auto"/>
-            </w:pPr>
-            <w:r>
-              <w:t>20</w:t>
-            </w:r>
-          </w:p>
-        </w:tc>
-      </w:tr>
-      <w:tr>
-        <w:tc>
-          <w:tcPr>
-            <w:tcW w:w="0" w:type="auto"/>
-            <w:hideMark/>
-          </w:tcPr>
-          <w:p>
-            <w:pPr>
-              <w:spacing w:after="160" w:line="300" w:lineRule="auto"/>
-            </w:pPr>
-            <w:proofErr w:type="spellStart"/>
-            <w:r>
-              <w:t>n_estimators</w:t>
-            </w:r>
-            <w:proofErr w:type="spellEnd"/>
-          </w:p>
-        </w:tc>
-        <w:tc>
-          <w:tcPr>
-            <w:tcW w:w="0" w:type="auto"/>
-            <w:hideMark/>
-          </w:tcPr>
-          <w:p>
-            <w:pPr>
-              <w:spacing w:after="160" w:line="300" w:lineRule="auto"/>
-            </w:pPr>
-            <w:r>
-              <w:t>100</w:t>
-            </w:r>
-          </w:p>
-        </w:tc>
-      </w:tr>
-      <w:tr>
-        <w:tc>
-          <w:tcPr>
-            <w:tcW w:w="0" w:type="auto"/>
-            <w:hideMark/>
-          </w:tcPr>
-          <w:p>
-            <w:pPr>
-              <w:spacing w:after="160" w:line="300" w:lineRule="auto"/>
-            </w:pPr>
-            <w:proofErr w:type="spellStart"/>
-            <w:r>
-              <w:t>num_leaves</w:t>
-            </w:r>
-            <w:proofErr w:type="spellEnd"/>
-          </w:p>
-        </w:tc>
-        <w:tc>
-          <w:tcPr>
-            <w:tcW w:w="0" w:type="auto"/>
-            <w:hideMark/>
-          </w:tcPr>
-          <w:p>
-            <w:pPr>
-              <w:spacing w:after="160" w:line="300" w:lineRule="auto"/>
-            </w:pPr>
-            <w:r>
-              <w:t>111</w:t>
-            </w:r>
-          </w:p>
-        </w:tc>
-      </w:tr>
-      <w:tr>
-        <w:tc>
-          <w:tcPr>
-            <w:tcW w:w="0" w:type="auto"/>
-            <w:hideMark/>
-          </w:tcPr>
-          <w:p>
-            <w:pPr>
-              <w:spacing w:after="160" w:line="300" w:lineRule="auto"/>
-            </w:pPr>
-            <w:proofErr w:type="spellStart"/>
-            <w:r>
-              <w:t>scale_pos_weight</w:t>
-            </w:r>
-            <w:proofErr w:type="spellEnd"/>
-          </w:p>
-        </w:tc>
-        <w:tc>
-          <w:tcPr>
-            <w:tcW w:w="0" w:type="auto"/>
-            <w:hideMark/>
-          </w:tcPr>
-          <w:p>
-            <w:pPr>
-              <w:spacing w:after="160" w:line="300" w:lineRule="auto"/>
-            </w:pPr>
-            <w:r>
-              <w:t>578</w:t>
-            </w:r>
-          </w:p>
-        </w:tc>
-      </w:tr>
-      <w:tr>
-        <w:tc>
-          <w:tcPr>
-            <w:tcW w:w="0" w:type="auto"/>
-            <w:hideMark/>
-          </w:tcPr>
-          <w:p>
-            <w:pPr>
-              <w:spacing w:after="160" w:line="300" w:lineRule="auto"/>
-            </w:pPr>
-            <w:proofErr w:type="spellStart"/>
-            <w:r>
-              <w:t>random_state</w:t>
-            </w:r>
-            <w:proofErr w:type="spellEnd"/>
-          </w:p>
-        </w:tc>
-        <w:tc>
-          <w:tcPr>
-            <w:tcW w:w="0" w:type="auto"/>
-            <w:hideMark/>
-          </w:tcPr>
-          <w:p>
-            <w:pPr>
-              <w:spacing w:after="160" w:line="300" w:lineRule="auto"/>
-            </w:pPr>
-            <w:r>
-              <w:t>23</w:t>
-            </w:r>
-          </w:p>
-        </w:tc>
-      </w:tr>
-      <w:tr>
-        <w:tc>
-          <w:tcPr>
-            <w:tcW w:w="0" w:type="auto"/>
-            <w:hideMark/>
-          </w:tcPr>
-          <w:p>
-            <w:pPr>
-              <w:spacing w:after="160" w:line="300" w:lineRule="auto"/>
-            </w:pPr>
-            <w:proofErr w:type="spellStart"/>
-            <w:r>
-              <w:t>n_jobs</w:t>
-            </w:r>
-            <w:proofErr w:type="spellEnd"/>
-          </w:p>
-        </w:tc>
-        <w:tc>
-          <w:tcPr>
-            <w:tcW w:w="0" w:type="auto"/>
-            <w:hideMark/>
-          </w:tcPr>
-          <w:p>
-            <w:pPr>
-              <w:spacing w:after="160" w:line="300" w:lineRule="auto"/>
-            </w:pPr>
-            <w:r>
-              <w:t>-1</w:t>
-            </w:r>
-          </w:p>
-        </w:tc>
-      </w:tr>
-    </w:tbl>
     <w:p>
+      <w:pPr>
+        <w:rPr>
+          <w:rFonts w:hint="eastAsia"/>
+        </w:rPr>
+      </w:pPr>
       <w:proofErr w:type="spellStart"/>
       <w:r>
         <w:t>LightGBM</w:t>
       </w:r>
       <w:proofErr w:type="spellEnd"/>
       <w:r>
-        <w:t xml:space="preserve"> 모델은 AUC 0.9179로 비교적 양호한 분류 성능을 보였다. 재현율은 0.8163으로 높게 나타나 실제 사기 거래 탐지 능력이 확보된 반면, 정밀도는 0.1717로 낮아 예측된 사기 거래 중 정상 거래가 포함되는 경우가 다소 발생하였다. 이는 모델이 사기 거래 탐지를 우선적으로 수행하는 방향으로 학습되었음을 보여주며, 운영 환경에서는 </w:t>
+        <w:t>은 Gradient Boosting 기반 알고리즘으로, 빠른 학습 속도와 높은 표현력을 갖추고 있으며, 특히 대규모 데이터와 클래스 불균형 문제에 강점을 가진다.</w:t>
+      </w:r>
+    </w:p>
+    <w:p>
+      <w:pPr>
+        <w:rPr>
+          <w:rFonts w:hint="eastAsia"/>
+        </w:rPr>
+      </w:pPr>
+      <w:r>
+        <w:rPr>
+          <w:rFonts w:hint="eastAsia"/>
+        </w:rPr>
+        <w:t>모델</w:t>
+      </w:r>
+      <w:r>
+        <w:t xml:space="preserve"> 학습 결과, AUC는 0.9179, Recall은 0.8163으로 나타났으며, 이는 모델이 실제 이상 거래(Positive 클래스)를 효과적으로 탐지하고 있음을 의미한다. Accuracy(0.9929)가 높게 나타났으나, 데이터의 비대칭 특성 상 Precision(0.1717)이 비교적 낮아 False Positive가 다소 존재함을 확인하였다. 이는 Fraud Detection과 같이 “놓치지 않는 탐지”가 우선인 문제 특성과 일치하며, </w:t>
       </w:r>
       <w:proofErr w:type="spellStart"/>
       <w:r>
-        <w:t>임계값</w:t>
+        <w:t>탐지율</w:t>
       </w:r>
       <w:proofErr w:type="spellEnd"/>
       <w:r>
-        <w:t xml:space="preserve"> 조정 또는 추가 검증 절차가 필요할 수 있다.</w:t>
+        <w:t xml:space="preserve"> 기</w:t>
+      </w:r>
+      <w:r>
+        <w:rPr>
+          <w:rFonts w:hint="eastAsia"/>
+        </w:rPr>
+        <w:t>반</w:t>
+      </w:r>
+      <w:r>
+        <w:t xml:space="preserve"> 접근 전략의 적합성을 보여준다.</w:t>
+      </w:r>
+    </w:p>
+    <w:p>
+      <w:r>
+        <w:rPr>
+          <w:rFonts w:hint="eastAsia"/>
+        </w:rPr>
+        <w:t>모델의</w:t>
+      </w:r>
+      <w:r>
+        <w:t xml:space="preserve"> </w:t>
+      </w:r>
+      <w:proofErr w:type="spellStart"/>
+      <w:r>
+        <w:t>하이퍼파라미터는</w:t>
+      </w:r>
+      <w:proofErr w:type="spellEnd"/>
+      <w:r>
+        <w:t xml:space="preserve"> 데이터 특성과 성능 균형을 고려하여 </w:t>
+      </w:r>
+      <w:proofErr w:type="spellStart"/>
+      <w:r>
+        <w:t>튜닝되었으며</w:t>
+      </w:r>
+      <w:proofErr w:type="spellEnd"/>
+      <w:r>
+        <w:t xml:space="preserve">, 특히 클래스 불균형을 보정하기 위해 </w:t>
+      </w:r>
+      <w:proofErr w:type="spellStart"/>
+      <w:r>
+        <w:t>scale_pos_weight</w:t>
+      </w:r>
+      <w:proofErr w:type="spellEnd"/>
+      <w:r>
+        <w:t xml:space="preserve"> 값을 조정하였다. 기타 파라미터는 자동 탐색(</w:t>
+      </w:r>
+      <w:proofErr w:type="spellStart"/>
+      <w:r>
+        <w:t>AutoTuning</w:t>
+      </w:r>
+      <w:proofErr w:type="spellEnd"/>
+      <w:r>
+        <w:t>) 및 검증을 통해 가장 높은 AUC를 보인 구성을 최종 적용하였다.</w:t>
+      </w:r>
+      <w:r>
+        <w:drawing>
+          <wp:inline distT="0" distB="0" distL="0" distR="0" wp14:anchorId="1FC1367F" wp14:editId="1AB988FD">
+            <wp:extent cx="5403510" cy="3335628"/>
+            <wp:effectExtent l="0" t="0" r="6985" b="0"/>
+            <wp:docPr id="1603514861" name="그림 1"/>
+            <wp:cNvGraphicFramePr>
+              <a:graphicFrameLocks xmlns:a="http://schemas.openxmlformats.org/drawingml/2006/main" noChangeAspect="1"/>
+            </wp:cNvGraphicFramePr>
+            <a:graphic xmlns:a="http://schemas.openxmlformats.org/drawingml/2006/main">
+              <a:graphicData uri="http://schemas.openxmlformats.org/drawingml/2006/picture">
+                <pic:pic xmlns:pic="http://schemas.openxmlformats.org/drawingml/2006/picture">
+                  <pic:nvPicPr>
+                    <pic:cNvPr id="1603514861" name=""/>
+                    <pic:cNvPicPr/>
+                  </pic:nvPicPr>
+                  <pic:blipFill>
+                    <a:blip r:embed="rId8"/>
+                    <a:stretch>
+                      <a:fillRect/>
+                    </a:stretch>
+                  </pic:blipFill>
+                  <pic:spPr>
+                    <a:xfrm>
+                      <a:off x="0" y="0"/>
+                      <a:ext cx="5413463" cy="3341772"/>
+                    </a:xfrm>
+                    <a:prstGeom prst="rect">
+                      <a:avLst/>
+                    </a:prstGeom>
+                  </pic:spPr>
+                </pic:pic>
+              </a:graphicData>
+            </a:graphic>
+          </wp:inline>
+        </w:drawing>
+      </w:r>
+    </w:p>
+    <w:p>
+      <w:pPr>
+        <w:rPr>
+          <w:rFonts w:hint="eastAsia"/>
+        </w:rPr>
+      </w:pPr>
+      <w:r>
+        <w:rPr>
+          <w:rFonts w:hint="eastAsia"/>
+        </w:rPr>
+        <w:t xml:space="preserve">[그림 3.4.1 </w:t>
+      </w:r>
+      <w:proofErr w:type="spellStart"/>
+      <w:r>
+        <w:rPr>
+          <w:rFonts w:hint="eastAsia"/>
+        </w:rPr>
+        <w:t>lgbm</w:t>
+      </w:r>
+      <w:proofErr w:type="spellEnd"/>
+      <w:r>
+        <w:rPr>
+          <w:rFonts w:hint="eastAsia"/>
+        </w:rPr>
+        <w:t xml:space="preserve"> 모델 지표]</w:t>
       </w:r>
     </w:p>
     <w:p>
@@ -1338,919 +3784,202 @@
         <w:t>3.4.2.2 Random Forest(RF) 모델 학습</w:t>
       </w:r>
     </w:p>
-    <w:p/>
-    <w:tbl>
-      <w:tblPr>
-        <w:tblStyle w:val="af3"/>
-        <w:tblW w:w="0" w:type="auto"/>
-        <w:tblLook w:val="04A0" w:firstRow="1" w:lastRow="0" w:firstColumn="1" w:lastColumn="0" w:noHBand="0" w:noVBand="1"/>
-      </w:tblPr>
-      <w:tblGrid>
-        <w:gridCol w:w="1831"/>
-        <w:gridCol w:w="1031"/>
-      </w:tblGrid>
-      <w:tr>
-        <w:tc>
-          <w:tcPr>
-            <w:tcW w:w="0" w:type="auto"/>
-            <w:hideMark/>
-          </w:tcPr>
-          <w:p>
-            <w:pPr>
-              <w:spacing w:after="160" w:line="300" w:lineRule="auto"/>
-              <w:rPr>
-                <w:b/>
-                <w:bCs/>
-                <w:sz w:val="20"/>
-                <w:szCs w:val="20"/>
-              </w:rPr>
-            </w:pPr>
-            <w:r>
-              <w:rPr>
-                <w:b/>
-                <w:bCs/>
-                <w:sz w:val="20"/>
-                <w:szCs w:val="20"/>
-              </w:rPr>
-              <w:t>Hyperparameter</w:t>
-            </w:r>
-          </w:p>
-        </w:tc>
-        <w:tc>
-          <w:tcPr>
-            <w:tcW w:w="0" w:type="auto"/>
-            <w:hideMark/>
-          </w:tcPr>
-          <w:p>
-            <w:pPr>
-              <w:spacing w:after="160" w:line="300" w:lineRule="auto"/>
-              <w:rPr>
-                <w:b/>
-                <w:bCs/>
-                <w:sz w:val="20"/>
-                <w:szCs w:val="20"/>
-              </w:rPr>
-            </w:pPr>
-            <w:r>
-              <w:rPr>
-                <w:b/>
-                <w:bCs/>
-                <w:sz w:val="20"/>
-                <w:szCs w:val="20"/>
-              </w:rPr>
-              <w:t>Value</w:t>
-            </w:r>
-          </w:p>
-        </w:tc>
-      </w:tr>
-      <w:tr>
-        <w:tc>
-          <w:tcPr>
-            <w:tcW w:w="0" w:type="auto"/>
-            <w:hideMark/>
-          </w:tcPr>
-          <w:p>
-            <w:pPr>
-              <w:spacing w:after="160" w:line="300" w:lineRule="auto"/>
-              <w:rPr>
-                <w:sz w:val="20"/>
-                <w:szCs w:val="20"/>
-              </w:rPr>
-            </w:pPr>
-            <w:proofErr w:type="spellStart"/>
-            <w:r>
-              <w:rPr>
-                <w:sz w:val="20"/>
-                <w:szCs w:val="20"/>
-              </w:rPr>
-              <w:t>n_estimators</w:t>
-            </w:r>
-            <w:proofErr w:type="spellEnd"/>
-          </w:p>
-        </w:tc>
-        <w:tc>
-          <w:tcPr>
-            <w:tcW w:w="0" w:type="auto"/>
-            <w:hideMark/>
-          </w:tcPr>
-          <w:p>
-            <w:pPr>
-              <w:spacing w:after="160" w:line="300" w:lineRule="auto"/>
-              <w:rPr>
-                <w:sz w:val="20"/>
-                <w:szCs w:val="20"/>
-              </w:rPr>
-            </w:pPr>
-            <w:r>
-              <w:rPr>
-                <w:sz w:val="20"/>
-                <w:szCs w:val="20"/>
-              </w:rPr>
-              <w:t>200</w:t>
-            </w:r>
-          </w:p>
-        </w:tc>
-      </w:tr>
-      <w:tr>
-        <w:tc>
-          <w:tcPr>
-            <w:tcW w:w="0" w:type="auto"/>
-            <w:hideMark/>
-          </w:tcPr>
-          <w:p>
-            <w:pPr>
-              <w:spacing w:after="160" w:line="300" w:lineRule="auto"/>
-              <w:rPr>
-                <w:sz w:val="20"/>
-                <w:szCs w:val="20"/>
-              </w:rPr>
-            </w:pPr>
-            <w:r>
-              <w:rPr>
-                <w:sz w:val="20"/>
-                <w:szCs w:val="20"/>
-              </w:rPr>
-              <w:t>criterion</w:t>
-            </w:r>
-          </w:p>
-        </w:tc>
-        <w:tc>
-          <w:tcPr>
-            <w:tcW w:w="0" w:type="auto"/>
-            <w:hideMark/>
-          </w:tcPr>
-          <w:p>
-            <w:pPr>
-              <w:spacing w:after="160" w:line="300" w:lineRule="auto"/>
-              <w:rPr>
-                <w:sz w:val="20"/>
-                <w:szCs w:val="20"/>
-              </w:rPr>
-            </w:pPr>
-            <w:r>
-              <w:rPr>
-                <w:sz w:val="20"/>
-                <w:szCs w:val="20"/>
-              </w:rPr>
-              <w:t>entropy</w:t>
-            </w:r>
-          </w:p>
-        </w:tc>
-      </w:tr>
-      <w:tr>
-        <w:tc>
-          <w:tcPr>
-            <w:tcW w:w="0" w:type="auto"/>
-            <w:hideMark/>
-          </w:tcPr>
-          <w:p>
-            <w:pPr>
-              <w:spacing w:after="160" w:line="300" w:lineRule="auto"/>
-              <w:rPr>
-                <w:sz w:val="20"/>
-                <w:szCs w:val="20"/>
-              </w:rPr>
-            </w:pPr>
-            <w:proofErr w:type="spellStart"/>
-            <w:r>
-              <w:rPr>
-                <w:sz w:val="20"/>
-                <w:szCs w:val="20"/>
-              </w:rPr>
-              <w:t>max_depth</w:t>
-            </w:r>
-            <w:proofErr w:type="spellEnd"/>
-          </w:p>
-        </w:tc>
-        <w:tc>
-          <w:tcPr>
-            <w:tcW w:w="0" w:type="auto"/>
-            <w:hideMark/>
-          </w:tcPr>
-          <w:p>
-            <w:pPr>
-              <w:spacing w:after="160" w:line="300" w:lineRule="auto"/>
-              <w:rPr>
-                <w:sz w:val="20"/>
-                <w:szCs w:val="20"/>
-              </w:rPr>
-            </w:pPr>
-            <w:r>
-              <w:rPr>
-                <w:sz w:val="20"/>
-                <w:szCs w:val="20"/>
-              </w:rPr>
-              <w:t>3</w:t>
-            </w:r>
-          </w:p>
-        </w:tc>
-      </w:tr>
-      <w:tr>
-        <w:tc>
-          <w:tcPr>
-            <w:tcW w:w="0" w:type="auto"/>
-            <w:hideMark/>
-          </w:tcPr>
-          <w:p>
-            <w:pPr>
-              <w:spacing w:after="160" w:line="300" w:lineRule="auto"/>
-              <w:rPr>
-                <w:sz w:val="20"/>
-                <w:szCs w:val="20"/>
-              </w:rPr>
-            </w:pPr>
-            <w:proofErr w:type="spellStart"/>
-            <w:r>
-              <w:rPr>
-                <w:sz w:val="20"/>
-                <w:szCs w:val="20"/>
-              </w:rPr>
-              <w:t>min_samples_split</w:t>
-            </w:r>
-            <w:proofErr w:type="spellEnd"/>
-          </w:p>
-        </w:tc>
-        <w:tc>
-          <w:tcPr>
-            <w:tcW w:w="0" w:type="auto"/>
-            <w:hideMark/>
-          </w:tcPr>
-          <w:p>
-            <w:pPr>
-              <w:spacing w:after="160" w:line="300" w:lineRule="auto"/>
-              <w:rPr>
-                <w:sz w:val="20"/>
-                <w:szCs w:val="20"/>
-              </w:rPr>
-            </w:pPr>
-            <w:r>
-              <w:rPr>
-                <w:sz w:val="20"/>
-                <w:szCs w:val="20"/>
-              </w:rPr>
-              <w:t>3</w:t>
-            </w:r>
-          </w:p>
-        </w:tc>
-      </w:tr>
-      <w:tr>
-        <w:tc>
-          <w:tcPr>
-            <w:tcW w:w="0" w:type="auto"/>
-            <w:hideMark/>
-          </w:tcPr>
-          <w:p>
-            <w:pPr>
-              <w:spacing w:after="160" w:line="300" w:lineRule="auto"/>
-              <w:rPr>
-                <w:sz w:val="20"/>
-                <w:szCs w:val="20"/>
-              </w:rPr>
-            </w:pPr>
-            <w:proofErr w:type="spellStart"/>
-            <w:r>
-              <w:rPr>
-                <w:sz w:val="20"/>
-                <w:szCs w:val="20"/>
-              </w:rPr>
-              <w:t>min_samples_leaf</w:t>
-            </w:r>
-            <w:proofErr w:type="spellEnd"/>
-          </w:p>
-        </w:tc>
-        <w:tc>
-          <w:tcPr>
-            <w:tcW w:w="0" w:type="auto"/>
-            <w:hideMark/>
-          </w:tcPr>
-          <w:p>
-            <w:pPr>
-              <w:spacing w:after="160" w:line="300" w:lineRule="auto"/>
-              <w:rPr>
-                <w:sz w:val="20"/>
-                <w:szCs w:val="20"/>
-              </w:rPr>
-            </w:pPr>
-            <w:r>
-              <w:rPr>
-                <w:sz w:val="20"/>
-                <w:szCs w:val="20"/>
-              </w:rPr>
-              <w:t>9</w:t>
-            </w:r>
-          </w:p>
-        </w:tc>
-      </w:tr>
-      <w:tr>
-        <w:tc>
-          <w:tcPr>
-            <w:tcW w:w="0" w:type="auto"/>
-            <w:hideMark/>
-          </w:tcPr>
-          <w:p>
-            <w:pPr>
-              <w:spacing w:after="160" w:line="300" w:lineRule="auto"/>
-              <w:rPr>
-                <w:sz w:val="20"/>
-                <w:szCs w:val="20"/>
-              </w:rPr>
-            </w:pPr>
-            <w:proofErr w:type="spellStart"/>
-            <w:r>
-              <w:rPr>
-                <w:sz w:val="20"/>
-                <w:szCs w:val="20"/>
-              </w:rPr>
-              <w:t>max_features</w:t>
-            </w:r>
-            <w:proofErr w:type="spellEnd"/>
-          </w:p>
-        </w:tc>
-        <w:tc>
-          <w:tcPr>
-            <w:tcW w:w="0" w:type="auto"/>
-            <w:hideMark/>
-          </w:tcPr>
-          <w:p>
-            <w:pPr>
-              <w:spacing w:after="160" w:line="300" w:lineRule="auto"/>
-              <w:rPr>
-                <w:sz w:val="20"/>
-                <w:szCs w:val="20"/>
-              </w:rPr>
-            </w:pPr>
-            <w:r>
-              <w:rPr>
-                <w:sz w:val="20"/>
-                <w:szCs w:val="20"/>
-              </w:rPr>
-              <w:t>None</w:t>
-            </w:r>
-          </w:p>
-        </w:tc>
-      </w:tr>
-      <w:tr>
-        <w:tc>
-          <w:tcPr>
-            <w:tcW w:w="0" w:type="auto"/>
-            <w:hideMark/>
-          </w:tcPr>
-          <w:p>
-            <w:pPr>
-              <w:spacing w:after="160" w:line="300" w:lineRule="auto"/>
-              <w:rPr>
-                <w:sz w:val="20"/>
-                <w:szCs w:val="20"/>
-              </w:rPr>
-            </w:pPr>
-            <w:r>
-              <w:rPr>
-                <w:sz w:val="20"/>
-                <w:szCs w:val="20"/>
-              </w:rPr>
-              <w:t>bootstrap</w:t>
-            </w:r>
-          </w:p>
-        </w:tc>
-        <w:tc>
-          <w:tcPr>
-            <w:tcW w:w="0" w:type="auto"/>
-            <w:hideMark/>
-          </w:tcPr>
-          <w:p>
-            <w:pPr>
-              <w:spacing w:after="160" w:line="300" w:lineRule="auto"/>
-              <w:rPr>
-                <w:sz w:val="20"/>
-                <w:szCs w:val="20"/>
-              </w:rPr>
-            </w:pPr>
-            <w:r>
-              <w:rPr>
-                <w:sz w:val="20"/>
-                <w:szCs w:val="20"/>
-              </w:rPr>
-              <w:t>True</w:t>
-            </w:r>
-          </w:p>
-        </w:tc>
-      </w:tr>
-      <w:tr>
-        <w:tc>
-          <w:tcPr>
-            <w:tcW w:w="0" w:type="auto"/>
-            <w:hideMark/>
-          </w:tcPr>
-          <w:p>
-            <w:pPr>
-              <w:spacing w:after="160" w:line="300" w:lineRule="auto"/>
-              <w:rPr>
-                <w:sz w:val="20"/>
-                <w:szCs w:val="20"/>
-              </w:rPr>
-            </w:pPr>
-            <w:proofErr w:type="spellStart"/>
-            <w:r>
-              <w:rPr>
-                <w:sz w:val="20"/>
-                <w:szCs w:val="20"/>
-              </w:rPr>
-              <w:t>class_weight</w:t>
-            </w:r>
-            <w:proofErr w:type="spellEnd"/>
-          </w:p>
-        </w:tc>
-        <w:tc>
-          <w:tcPr>
-            <w:tcW w:w="0" w:type="auto"/>
-            <w:hideMark/>
-          </w:tcPr>
-          <w:p>
-            <w:pPr>
-              <w:spacing w:after="160" w:line="300" w:lineRule="auto"/>
-              <w:rPr>
-                <w:sz w:val="20"/>
-                <w:szCs w:val="20"/>
-              </w:rPr>
-            </w:pPr>
-            <w:r>
-              <w:rPr>
-                <w:sz w:val="20"/>
-                <w:szCs w:val="20"/>
-              </w:rPr>
-              <w:t>balanced</w:t>
-            </w:r>
-          </w:p>
-        </w:tc>
-      </w:tr>
-      <w:tr>
-        <w:tc>
-          <w:tcPr>
-            <w:tcW w:w="0" w:type="auto"/>
-            <w:hideMark/>
-          </w:tcPr>
-          <w:p>
-            <w:pPr>
-              <w:spacing w:after="160" w:line="300" w:lineRule="auto"/>
-              <w:rPr>
-                <w:sz w:val="20"/>
-                <w:szCs w:val="20"/>
-              </w:rPr>
-            </w:pPr>
-            <w:proofErr w:type="spellStart"/>
-            <w:r>
-              <w:rPr>
-                <w:sz w:val="20"/>
-                <w:szCs w:val="20"/>
-              </w:rPr>
-              <w:t>random_state</w:t>
-            </w:r>
-            <w:proofErr w:type="spellEnd"/>
-          </w:p>
-        </w:tc>
-        <w:tc>
-          <w:tcPr>
-            <w:tcW w:w="0" w:type="auto"/>
-            <w:hideMark/>
-          </w:tcPr>
-          <w:p>
-            <w:pPr>
-              <w:spacing w:after="160" w:line="300" w:lineRule="auto"/>
-              <w:rPr>
-                <w:sz w:val="20"/>
-                <w:szCs w:val="20"/>
-              </w:rPr>
-            </w:pPr>
-            <w:r>
-              <w:rPr>
-                <w:sz w:val="20"/>
-                <w:szCs w:val="20"/>
-              </w:rPr>
-              <w:t>23</w:t>
-            </w:r>
-          </w:p>
-        </w:tc>
-      </w:tr>
-      <w:tr>
-        <w:tc>
-          <w:tcPr>
-            <w:tcW w:w="0" w:type="auto"/>
-            <w:hideMark/>
-          </w:tcPr>
-          <w:p>
-            <w:pPr>
-              <w:spacing w:after="160" w:line="300" w:lineRule="auto"/>
-              <w:rPr>
-                <w:sz w:val="20"/>
-                <w:szCs w:val="20"/>
-              </w:rPr>
-            </w:pPr>
-            <w:proofErr w:type="spellStart"/>
-            <w:r>
-              <w:rPr>
-                <w:sz w:val="20"/>
-                <w:szCs w:val="20"/>
-              </w:rPr>
-              <w:t>n_jobs</w:t>
-            </w:r>
-            <w:proofErr w:type="spellEnd"/>
-          </w:p>
-        </w:tc>
-        <w:tc>
-          <w:tcPr>
-            <w:tcW w:w="0" w:type="auto"/>
-            <w:hideMark/>
-          </w:tcPr>
-          <w:p>
-            <w:pPr>
-              <w:spacing w:after="160" w:line="300" w:lineRule="auto"/>
-              <w:rPr>
-                <w:sz w:val="20"/>
-                <w:szCs w:val="20"/>
-              </w:rPr>
-            </w:pPr>
-            <w:r>
-              <w:rPr>
-                <w:sz w:val="20"/>
-                <w:szCs w:val="20"/>
-              </w:rPr>
-              <w:t>-1</w:t>
-            </w:r>
-          </w:p>
-        </w:tc>
-      </w:tr>
-    </w:tbl>
-    <w:tbl>
-      <w:tblPr>
-        <w:tblStyle w:val="af3"/>
-        <w:tblpPr w:leftFromText="142" w:rightFromText="142" w:vertAnchor="page" w:horzAnchor="page" w:tblpX="7216" w:tblpY="3676"/>
-        <w:tblW w:w="0" w:type="auto"/>
-        <w:tblLook w:val="04A0" w:firstRow="1" w:lastRow="0" w:firstColumn="1" w:lastColumn="0" w:noHBand="0" w:noVBand="1"/>
-      </w:tblPr>
-      <w:tblGrid>
-        <w:gridCol w:w="1816"/>
-        <w:gridCol w:w="848"/>
-      </w:tblGrid>
-      <w:tr>
-        <w:tc>
-          <w:tcPr>
-            <w:tcW w:w="0" w:type="auto"/>
-            <w:hideMark/>
-          </w:tcPr>
-          <w:p>
-            <w:pPr>
-              <w:spacing w:after="160" w:line="300" w:lineRule="auto"/>
-              <w:rPr>
-                <w:b/>
-                <w:bCs/>
-                <w:sz w:val="20"/>
-                <w:szCs w:val="20"/>
-              </w:rPr>
-            </w:pPr>
-            <w:r>
-              <w:rPr>
-                <w:b/>
-                <w:bCs/>
-                <w:sz w:val="20"/>
-                <w:szCs w:val="20"/>
-              </w:rPr>
-              <w:t>항목</w:t>
-            </w:r>
-          </w:p>
-        </w:tc>
-        <w:tc>
-          <w:tcPr>
-            <w:tcW w:w="848" w:type="dxa"/>
-            <w:hideMark/>
-          </w:tcPr>
-          <w:p>
-            <w:pPr>
-              <w:spacing w:after="160" w:line="300" w:lineRule="auto"/>
-              <w:rPr>
-                <w:b/>
-                <w:bCs/>
-                <w:sz w:val="20"/>
-                <w:szCs w:val="20"/>
-              </w:rPr>
-            </w:pPr>
-            <w:r>
-              <w:rPr>
-                <w:b/>
-                <w:bCs/>
-                <w:sz w:val="20"/>
-                <w:szCs w:val="20"/>
-              </w:rPr>
-              <w:t>값</w:t>
-            </w:r>
-          </w:p>
-        </w:tc>
-      </w:tr>
-      <w:tr>
-        <w:tc>
-          <w:tcPr>
-            <w:tcW w:w="0" w:type="auto"/>
-            <w:hideMark/>
-          </w:tcPr>
-          <w:p>
-            <w:pPr>
-              <w:spacing w:after="160" w:line="300" w:lineRule="auto"/>
-              <w:rPr>
-                <w:sz w:val="20"/>
-                <w:szCs w:val="20"/>
-              </w:rPr>
-            </w:pPr>
-            <w:r>
-              <w:rPr>
-                <w:sz w:val="20"/>
-                <w:szCs w:val="20"/>
-              </w:rPr>
-              <w:t>AUC (ROC-AUC)</w:t>
-            </w:r>
-          </w:p>
-        </w:tc>
-        <w:tc>
-          <w:tcPr>
-            <w:tcW w:w="848" w:type="dxa"/>
-            <w:hideMark/>
-          </w:tcPr>
-          <w:p>
-            <w:pPr>
-              <w:spacing w:after="160" w:line="300" w:lineRule="auto"/>
-              <w:rPr>
-                <w:sz w:val="20"/>
-                <w:szCs w:val="20"/>
-              </w:rPr>
-            </w:pPr>
-            <w:r>
-              <w:rPr>
-                <w:sz w:val="20"/>
-                <w:szCs w:val="20"/>
-              </w:rPr>
-              <w:t>0.9526</w:t>
-            </w:r>
-          </w:p>
-        </w:tc>
-      </w:tr>
-      <w:tr>
-        <w:tc>
-          <w:tcPr>
-            <w:tcW w:w="0" w:type="auto"/>
-            <w:hideMark/>
-          </w:tcPr>
-          <w:p>
-            <w:pPr>
-              <w:spacing w:after="160" w:line="300" w:lineRule="auto"/>
-              <w:rPr>
-                <w:sz w:val="20"/>
-                <w:szCs w:val="20"/>
-              </w:rPr>
-            </w:pPr>
-            <w:r>
-              <w:rPr>
-                <w:sz w:val="20"/>
-                <w:szCs w:val="20"/>
-              </w:rPr>
-              <w:t>Accuracy (정확도)</w:t>
-            </w:r>
-          </w:p>
-        </w:tc>
-        <w:tc>
-          <w:tcPr>
-            <w:tcW w:w="848" w:type="dxa"/>
-            <w:hideMark/>
-          </w:tcPr>
-          <w:p>
-            <w:pPr>
-              <w:spacing w:after="160" w:line="300" w:lineRule="auto"/>
-              <w:rPr>
-                <w:sz w:val="20"/>
-                <w:szCs w:val="20"/>
-              </w:rPr>
-            </w:pPr>
-            <w:r>
-              <w:rPr>
-                <w:sz w:val="20"/>
-                <w:szCs w:val="20"/>
-              </w:rPr>
-              <w:t>0.9946</w:t>
-            </w:r>
-          </w:p>
-        </w:tc>
-      </w:tr>
-      <w:tr>
-        <w:tc>
-          <w:tcPr>
-            <w:tcW w:w="0" w:type="auto"/>
-            <w:hideMark/>
-          </w:tcPr>
-          <w:p>
-            <w:pPr>
-              <w:spacing w:after="160" w:line="300" w:lineRule="auto"/>
-              <w:rPr>
-                <w:sz w:val="20"/>
-                <w:szCs w:val="20"/>
-              </w:rPr>
-            </w:pPr>
-            <w:r>
-              <w:rPr>
-                <w:sz w:val="20"/>
-                <w:szCs w:val="20"/>
-              </w:rPr>
-              <w:t>Precision (정밀도)</w:t>
-            </w:r>
-          </w:p>
-        </w:tc>
-        <w:tc>
-          <w:tcPr>
-            <w:tcW w:w="848" w:type="dxa"/>
-            <w:hideMark/>
-          </w:tcPr>
-          <w:p>
-            <w:pPr>
-              <w:spacing w:after="160" w:line="300" w:lineRule="auto"/>
-              <w:rPr>
-                <w:sz w:val="20"/>
-                <w:szCs w:val="20"/>
-              </w:rPr>
-            </w:pPr>
-            <w:r>
-              <w:rPr>
-                <w:sz w:val="20"/>
-                <w:szCs w:val="20"/>
-              </w:rPr>
-              <w:t>0.2196</w:t>
-            </w:r>
-          </w:p>
-        </w:tc>
-      </w:tr>
-      <w:tr>
-        <w:tc>
-          <w:tcPr>
-            <w:tcW w:w="0" w:type="auto"/>
-            <w:hideMark/>
-          </w:tcPr>
-          <w:p>
-            <w:pPr>
-              <w:spacing w:after="160" w:line="300" w:lineRule="auto"/>
-              <w:rPr>
-                <w:sz w:val="20"/>
-                <w:szCs w:val="20"/>
-              </w:rPr>
-            </w:pPr>
-            <w:r>
-              <w:rPr>
-                <w:sz w:val="20"/>
-                <w:szCs w:val="20"/>
-              </w:rPr>
-              <w:t>Recall (</w:t>
-            </w:r>
-            <w:proofErr w:type="spellStart"/>
-            <w:r>
-              <w:rPr>
-                <w:sz w:val="20"/>
-                <w:szCs w:val="20"/>
-              </w:rPr>
-              <w:t>재현율</w:t>
-            </w:r>
-            <w:proofErr w:type="spellEnd"/>
-            <w:r>
-              <w:rPr>
-                <w:sz w:val="20"/>
-                <w:szCs w:val="20"/>
-              </w:rPr>
-              <w:t>)</w:t>
-            </w:r>
-          </w:p>
-        </w:tc>
-        <w:tc>
-          <w:tcPr>
-            <w:tcW w:w="848" w:type="dxa"/>
-            <w:hideMark/>
-          </w:tcPr>
-          <w:p>
-            <w:pPr>
-              <w:spacing w:after="160" w:line="300" w:lineRule="auto"/>
-              <w:rPr>
-                <w:sz w:val="20"/>
-                <w:szCs w:val="20"/>
-              </w:rPr>
-            </w:pPr>
-            <w:r>
-              <w:rPr>
-                <w:sz w:val="20"/>
-                <w:szCs w:val="20"/>
-              </w:rPr>
-              <w:t>0.8469</w:t>
-            </w:r>
-          </w:p>
-        </w:tc>
-      </w:tr>
-      <w:tr>
-        <w:tc>
-          <w:tcPr>
-            <w:tcW w:w="0" w:type="auto"/>
-            <w:hideMark/>
-          </w:tcPr>
-          <w:p>
-            <w:pPr>
-              <w:spacing w:after="160" w:line="300" w:lineRule="auto"/>
-              <w:rPr>
-                <w:sz w:val="20"/>
-                <w:szCs w:val="20"/>
-              </w:rPr>
-            </w:pPr>
-            <w:r>
-              <w:rPr>
-                <w:sz w:val="20"/>
-                <w:szCs w:val="20"/>
-              </w:rPr>
-              <w:t>F1-Score</w:t>
-            </w:r>
-          </w:p>
-        </w:tc>
-        <w:tc>
-          <w:tcPr>
-            <w:tcW w:w="848" w:type="dxa"/>
-            <w:hideMark/>
-          </w:tcPr>
-          <w:p>
-            <w:pPr>
-              <w:spacing w:after="160" w:line="300" w:lineRule="auto"/>
-              <w:rPr>
-                <w:sz w:val="20"/>
-                <w:szCs w:val="20"/>
-              </w:rPr>
-            </w:pPr>
-            <w:r>
-              <w:rPr>
-                <w:sz w:val="20"/>
-                <w:szCs w:val="20"/>
-              </w:rPr>
-              <w:t>0.3487</w:t>
-            </w:r>
-          </w:p>
-        </w:tc>
-      </w:tr>
-      <w:tr>
-        <w:tc>
-          <w:tcPr>
-            <w:tcW w:w="0" w:type="auto"/>
-            <w:hideMark/>
-          </w:tcPr>
-          <w:p>
-            <w:pPr>
-              <w:spacing w:after="160" w:line="300" w:lineRule="auto"/>
-              <w:rPr>
-                <w:sz w:val="20"/>
-                <w:szCs w:val="20"/>
-              </w:rPr>
-            </w:pPr>
-            <w:r>
-              <w:rPr>
-                <w:sz w:val="20"/>
-                <w:szCs w:val="20"/>
-              </w:rPr>
-              <w:t>학습 시간 (초)</w:t>
-            </w:r>
-          </w:p>
-        </w:tc>
-        <w:tc>
-          <w:tcPr>
-            <w:tcW w:w="848" w:type="dxa"/>
-            <w:hideMark/>
-          </w:tcPr>
-          <w:p>
-            <w:pPr>
-              <w:spacing w:after="160" w:line="300" w:lineRule="auto"/>
-              <w:rPr>
-                <w:sz w:val="20"/>
-                <w:szCs w:val="20"/>
-              </w:rPr>
-            </w:pPr>
-            <w:r>
-              <w:rPr>
-                <w:sz w:val="20"/>
-                <w:szCs w:val="20"/>
-              </w:rPr>
-              <w:t>147.50</w:t>
-            </w:r>
-          </w:p>
-        </w:tc>
-      </w:tr>
-    </w:tbl>
-    <w:p/>
     <w:p>
-      <w:r>
-        <w:t>Random Forest 모델은 AUC 0.9526으로 높은 분류 성능을 보였다. 특히 Recall 값이 0.8469로 높게 나타나, 모델이 실제 사기 거래를 비교적 잘 탐지하는 것으로 확인되었다. 이는 사기 거래 탐지와 같이 False Negative를 줄이는 것이 중요한 금융 도메인 환경에서 의미 있는 결과이다.</w:t>
+      <w:pPr>
+        <w:rPr>
+          <w:rFonts w:hint="eastAsia"/>
+        </w:rPr>
+      </w:pPr>
+      <w:proofErr w:type="spellStart"/>
+      <w:r>
+        <w:t>RandomForest</w:t>
+      </w:r>
+      <w:proofErr w:type="spellEnd"/>
+      <w:r>
+        <w:t xml:space="preserve"> 모델은 다수의 의사결정나무를 </w:t>
+      </w:r>
+      <w:proofErr w:type="spellStart"/>
+      <w:r>
+        <w:t>앙상블하여</w:t>
+      </w:r>
+      <w:proofErr w:type="spellEnd"/>
+      <w:r>
+        <w:t xml:space="preserve"> 예측하는 방식으로, 개별 모델의 분산을 줄이고 안정적인 예측 성능을 제공하는 특징을 가진다. 특히 변수 간 상호작용이 존재하거나 비선형 패턴을 포함한 데이터에서 효과적으로 작동한다.</w:t>
+      </w:r>
+      <w:r>
+        <w:rPr>
+          <w:rFonts w:hint="eastAsia"/>
+        </w:rPr>
+        <w:t xml:space="preserve"> </w:t>
+      </w:r>
+      <w:r>
+        <w:rPr>
+          <w:rFonts w:hint="eastAsia"/>
+        </w:rPr>
+        <w:t>모델</w:t>
+      </w:r>
+      <w:r>
+        <w:t xml:space="preserve"> 학습 결과, AUC는 0.9526으로 나타났으며 이는 기존 모델 대비 더 높은 분류 성능과 우수한 ROC 기반 식별 능력을 보여준다. 또한 Recall 값은 0.8469로 높아 실제 이상 거래(Positive Class)를 놓치지 않고 탐지하는 데 적합함을 확인하였다. 다만 Precision은 0.2196으로 비교적 낮으며, 이는 탐지된 샘플 중 일부가 정상 거래로 분류되는 False Positive가 존재함을 </w:t>
+      </w:r>
+      <w:proofErr w:type="gramStart"/>
+      <w:r>
+        <w:t>의미한다.Accuracy</w:t>
+      </w:r>
+      <w:proofErr w:type="gramEnd"/>
+      <w:r>
+        <w:t>는 0.9946으로 매우 높은 수준이나, 클래스 불균형 데이터 특성 상 정확도 지표만으로 모델 성능을 판단하기에는 한계가 있다. 대신 AUC, Recall, F1-score와 같은 불균형 데이터에 적합한 지표를 함께 고려하는 것이 타당하다.</w:t>
+      </w:r>
+      <w:r>
+        <w:rPr>
+          <w:rFonts w:hint="eastAsia"/>
+        </w:rPr>
+        <w:t xml:space="preserve"> </w:t>
+      </w:r>
+      <w:r>
+        <w:rPr>
+          <w:rFonts w:hint="eastAsia"/>
+        </w:rPr>
+        <w:t>본</w:t>
+      </w:r>
+      <w:r>
+        <w:t xml:space="preserve"> 모델의 </w:t>
+      </w:r>
+      <w:proofErr w:type="spellStart"/>
+      <w:r>
+        <w:t>하이퍼파라미터는</w:t>
+      </w:r>
+      <w:proofErr w:type="spellEnd"/>
+      <w:r>
+        <w:t xml:space="preserve"> </w:t>
+      </w:r>
+      <w:proofErr w:type="spellStart"/>
+      <w:r>
+        <w:t>class_weight</w:t>
+      </w:r>
+      <w:proofErr w:type="spellEnd"/>
+      <w:r>
+        <w:t>="balanced"</w:t>
+      </w:r>
+      <w:proofErr w:type="spellStart"/>
+      <w:r>
+        <w:t>를</w:t>
+      </w:r>
+      <w:proofErr w:type="spellEnd"/>
+      <w:r>
+        <w:t xml:space="preserve"> 적용하여 불균형 데이터 비율을 반영하였으며, </w:t>
+      </w:r>
+      <w:proofErr w:type="spellStart"/>
+      <w:r>
+        <w:t>n_estimators</w:t>
+      </w:r>
+      <w:proofErr w:type="spellEnd"/>
+      <w:r>
+        <w:t xml:space="preserve">=200, </w:t>
+      </w:r>
+      <w:proofErr w:type="spellStart"/>
+      <w:r>
+        <w:t>max_depth</w:t>
+      </w:r>
+      <w:proofErr w:type="spellEnd"/>
+      <w:r>
+        <w:t xml:space="preserve">=3, </w:t>
+      </w:r>
+      <w:proofErr w:type="spellStart"/>
+      <w:r>
+        <w:t>min_samples_leaf</w:t>
+      </w:r>
+      <w:proofErr w:type="spellEnd"/>
+      <w:r>
+        <w:t xml:space="preserve">=9 등 과적합을 억제하면서도 안정적인 예측 성능을 확보할 수 있도록 설정하였다. 최종 모델은 여러 구성 중 가장 높은 재현율과 AUC를 보인 구성을 </w:t>
+      </w:r>
+      <w:proofErr w:type="gramStart"/>
+      <w:r>
+        <w:t>선택하였다.</w:t>
+      </w:r>
+      <w:r>
+        <w:rPr>
+          <w:rFonts w:hint="eastAsia"/>
+        </w:rPr>
+        <w:t>본</w:t>
+      </w:r>
+      <w:proofErr w:type="gramEnd"/>
+      <w:r>
+        <w:t xml:space="preserve"> 모델의 학습 시간은 147.50초로 </w:t>
+      </w:r>
+      <w:proofErr w:type="spellStart"/>
+      <w:r>
+        <w:t>LightGBM</w:t>
+      </w:r>
+      <w:proofErr w:type="spellEnd"/>
+      <w:r>
+        <w:t xml:space="preserve">에 비해 다소 오래 걸리는 편이나, </w:t>
+      </w:r>
+      <w:proofErr w:type="spellStart"/>
+      <w:r>
+        <w:t>RandomForest</w:t>
+      </w:r>
+      <w:proofErr w:type="spellEnd"/>
+      <w:r>
+        <w:t>의 모델 구조 특성 상 예측 안정성과 성능을 고려했을 때 수용 가능한 수준이다.</w:t>
       </w:r>
     </w:p>
     <w:p>
-      <w:r>
-        <w:t>반면, Precision 값이 낮게 나타나 예측된 사기 거래 중 일부가 실제로 정상 거래인 경우가 존재하였다.</w:t>
+      <w:pPr>
+        <w:rPr>
+          <w:rFonts w:hint="eastAsia"/>
+        </w:rPr>
+      </w:pPr>
+      <w:r>
+        <w:drawing>
+          <wp:inline distT="0" distB="0" distL="0" distR="0" wp14:anchorId="19D998BC" wp14:editId="637E3176">
+            <wp:extent cx="4700789" cy="2901834"/>
+            <wp:effectExtent l="0" t="0" r="5080" b="0"/>
+            <wp:docPr id="788091562" name="그림 1"/>
+            <wp:cNvGraphicFramePr>
+              <a:graphicFrameLocks xmlns:a="http://schemas.openxmlformats.org/drawingml/2006/main" noChangeAspect="1"/>
+            </wp:cNvGraphicFramePr>
+            <a:graphic xmlns:a="http://schemas.openxmlformats.org/drawingml/2006/main">
+              <a:graphicData uri="http://schemas.openxmlformats.org/drawingml/2006/picture">
+                <pic:pic xmlns:pic="http://schemas.openxmlformats.org/drawingml/2006/picture">
+                  <pic:nvPicPr>
+                    <pic:cNvPr id="788091562" name=""/>
+                    <pic:cNvPicPr/>
+                  </pic:nvPicPr>
+                  <pic:blipFill>
+                    <a:blip r:embed="rId9"/>
+                    <a:stretch>
+                      <a:fillRect/>
+                    </a:stretch>
+                  </pic:blipFill>
+                  <pic:spPr>
+                    <a:xfrm>
+                      <a:off x="0" y="0"/>
+                      <a:ext cx="4713889" cy="2909920"/>
+                    </a:xfrm>
+                    <a:prstGeom prst="rect">
+                      <a:avLst/>
+                    </a:prstGeom>
+                  </pic:spPr>
+                </pic:pic>
+              </a:graphicData>
+            </a:graphic>
+          </wp:inline>
+        </w:drawing>
       </w:r>
     </w:p>
-    <w:p/>
-    <w:p/>
+    <w:p>
+      <w:pPr>
+        <w:rPr>
+          <w:rFonts w:hint="eastAsia"/>
+        </w:rPr>
+      </w:pPr>
+      <w:r>
+        <w:rPr>
+          <w:rFonts w:hint="eastAsia"/>
+        </w:rPr>
+        <w:t>[그림 3.4.2 RF 모델 지표]</w:t>
+      </w:r>
+    </w:p>
     <w:p>
       <w:pPr>
         <w:pStyle w:val="4"/>
@@ -2278,617 +4007,6 @@
       </w:r>
     </w:p>
     <w:p/>
-    <w:tbl>
-      <w:tblPr>
-        <w:tblStyle w:val="af3"/>
-        <w:tblW w:w="0" w:type="auto"/>
-        <w:tblLook w:val="04A0" w:firstRow="1" w:lastRow="0" w:firstColumn="1" w:lastColumn="0" w:noHBand="0" w:noVBand="1"/>
-      </w:tblPr>
-      <w:tblGrid>
-        <w:gridCol w:w="1851"/>
-        <w:gridCol w:w="1110"/>
-      </w:tblGrid>
-      <w:tr>
-        <w:tc>
-          <w:tcPr>
-            <w:tcW w:w="0" w:type="auto"/>
-            <w:hideMark/>
-          </w:tcPr>
-          <w:p>
-            <w:pPr>
-              <w:spacing w:after="160" w:line="300" w:lineRule="auto"/>
-              <w:rPr>
-                <w:b/>
-                <w:bCs/>
-              </w:rPr>
-            </w:pPr>
-            <w:r>
-              <w:rPr>
-                <w:b/>
-                <w:bCs/>
-              </w:rPr>
-              <w:t>Hyperparameter</w:t>
-            </w:r>
-          </w:p>
-        </w:tc>
-        <w:tc>
-          <w:tcPr>
-            <w:tcW w:w="0" w:type="auto"/>
-            <w:hideMark/>
-          </w:tcPr>
-          <w:p>
-            <w:pPr>
-              <w:spacing w:after="160" w:line="300" w:lineRule="auto"/>
-              <w:rPr>
-                <w:b/>
-                <w:bCs/>
-              </w:rPr>
-            </w:pPr>
-            <w:r>
-              <w:rPr>
-                <w:b/>
-                <w:bCs/>
-              </w:rPr>
-              <w:t>Value</w:t>
-            </w:r>
-          </w:p>
-        </w:tc>
-      </w:tr>
-      <w:tr>
-        <w:tc>
-          <w:tcPr>
-            <w:tcW w:w="0" w:type="auto"/>
-            <w:hideMark/>
-          </w:tcPr>
-          <w:p>
-            <w:pPr>
-              <w:spacing w:after="160" w:line="300" w:lineRule="auto"/>
-            </w:pPr>
-            <w:r>
-              <w:t>loss</w:t>
-            </w:r>
-          </w:p>
-        </w:tc>
-        <w:tc>
-          <w:tcPr>
-            <w:tcW w:w="0" w:type="auto"/>
-            <w:hideMark/>
-          </w:tcPr>
-          <w:p>
-            <w:pPr>
-              <w:spacing w:after="160" w:line="300" w:lineRule="auto"/>
-            </w:pPr>
-            <w:proofErr w:type="spellStart"/>
-            <w:r>
-              <w:t>log_loss</w:t>
-            </w:r>
-            <w:proofErr w:type="spellEnd"/>
-          </w:p>
-        </w:tc>
-      </w:tr>
-      <w:tr>
-        <w:tc>
-          <w:tcPr>
-            <w:tcW w:w="0" w:type="auto"/>
-            <w:hideMark/>
-          </w:tcPr>
-          <w:p>
-            <w:pPr>
-              <w:spacing w:after="160" w:line="300" w:lineRule="auto"/>
-            </w:pPr>
-            <w:r>
-              <w:t>penalty</w:t>
-            </w:r>
-          </w:p>
-        </w:tc>
-        <w:tc>
-          <w:tcPr>
-            <w:tcW w:w="0" w:type="auto"/>
-            <w:hideMark/>
-          </w:tcPr>
-          <w:p>
-            <w:pPr>
-              <w:spacing w:after="160" w:line="300" w:lineRule="auto"/>
-            </w:pPr>
-            <w:proofErr w:type="spellStart"/>
-            <w:r>
-              <w:t>elasticnet</w:t>
-            </w:r>
-            <w:proofErr w:type="spellEnd"/>
-          </w:p>
-        </w:tc>
-      </w:tr>
-      <w:tr>
-        <w:tc>
-          <w:tcPr>
-            <w:tcW w:w="0" w:type="auto"/>
-            <w:hideMark/>
-          </w:tcPr>
-          <w:p>
-            <w:pPr>
-              <w:spacing w:after="160" w:line="300" w:lineRule="auto"/>
-            </w:pPr>
-            <w:r>
-              <w:t>alpha</w:t>
-            </w:r>
-          </w:p>
-        </w:tc>
-        <w:tc>
-          <w:tcPr>
-            <w:tcW w:w="0" w:type="auto"/>
-            <w:hideMark/>
-          </w:tcPr>
-          <w:p>
-            <w:pPr>
-              <w:spacing w:after="160" w:line="300" w:lineRule="auto"/>
-            </w:pPr>
-            <w:r>
-              <w:t>3.91e-05</w:t>
-            </w:r>
-          </w:p>
-        </w:tc>
-      </w:tr>
-      <w:tr>
-        <w:tc>
-          <w:tcPr>
-            <w:tcW w:w="0" w:type="auto"/>
-            <w:hideMark/>
-          </w:tcPr>
-          <w:p>
-            <w:pPr>
-              <w:spacing w:after="160" w:line="300" w:lineRule="auto"/>
-            </w:pPr>
-            <w:r>
-              <w:t>l1_ratio</w:t>
-            </w:r>
-          </w:p>
-        </w:tc>
-        <w:tc>
-          <w:tcPr>
-            <w:tcW w:w="0" w:type="auto"/>
-            <w:hideMark/>
-          </w:tcPr>
-          <w:p>
-            <w:pPr>
-              <w:spacing w:after="160" w:line="300" w:lineRule="auto"/>
-            </w:pPr>
-            <w:r>
-              <w:t>0.6093</w:t>
-            </w:r>
-          </w:p>
-        </w:tc>
-      </w:tr>
-      <w:tr>
-        <w:tc>
-          <w:tcPr>
-            <w:tcW w:w="0" w:type="auto"/>
-            <w:hideMark/>
-          </w:tcPr>
-          <w:p>
-            <w:pPr>
-              <w:spacing w:after="160" w:line="300" w:lineRule="auto"/>
-            </w:pPr>
-            <w:proofErr w:type="spellStart"/>
-            <w:r>
-              <w:t>learning_rate</w:t>
-            </w:r>
-            <w:proofErr w:type="spellEnd"/>
-          </w:p>
-        </w:tc>
-        <w:tc>
-          <w:tcPr>
-            <w:tcW w:w="0" w:type="auto"/>
-            <w:hideMark/>
-          </w:tcPr>
-          <w:p>
-            <w:pPr>
-              <w:spacing w:after="160" w:line="300" w:lineRule="auto"/>
-            </w:pPr>
-            <w:r>
-              <w:t>adaptive</w:t>
-            </w:r>
-          </w:p>
-        </w:tc>
-      </w:tr>
-      <w:tr>
-        <w:tc>
-          <w:tcPr>
-            <w:tcW w:w="0" w:type="auto"/>
-            <w:hideMark/>
-          </w:tcPr>
-          <w:p>
-            <w:pPr>
-              <w:spacing w:after="160" w:line="300" w:lineRule="auto"/>
-            </w:pPr>
-            <w:r>
-              <w:t>eta0</w:t>
-            </w:r>
-          </w:p>
-        </w:tc>
-        <w:tc>
-          <w:tcPr>
-            <w:tcW w:w="0" w:type="auto"/>
-            <w:hideMark/>
-          </w:tcPr>
-          <w:p>
-            <w:pPr>
-              <w:spacing w:after="160" w:line="300" w:lineRule="auto"/>
-            </w:pPr>
-            <w:r>
-              <w:t>0.00241</w:t>
-            </w:r>
-          </w:p>
-        </w:tc>
-      </w:tr>
-      <w:tr>
-        <w:tc>
-          <w:tcPr>
-            <w:tcW w:w="0" w:type="auto"/>
-            <w:hideMark/>
-          </w:tcPr>
-          <w:p>
-            <w:pPr>
-              <w:spacing w:after="160" w:line="300" w:lineRule="auto"/>
-            </w:pPr>
-            <w:proofErr w:type="spellStart"/>
-            <w:r>
-              <w:t>max_iter</w:t>
-            </w:r>
-            <w:proofErr w:type="spellEnd"/>
-          </w:p>
-        </w:tc>
-        <w:tc>
-          <w:tcPr>
-            <w:tcW w:w="0" w:type="auto"/>
-            <w:hideMark/>
-          </w:tcPr>
-          <w:p>
-            <w:pPr>
-              <w:spacing w:after="160" w:line="300" w:lineRule="auto"/>
-            </w:pPr>
-            <w:r>
-              <w:t>6000</w:t>
-            </w:r>
-          </w:p>
-        </w:tc>
-      </w:tr>
-      <w:tr>
-        <w:tc>
-          <w:tcPr>
-            <w:tcW w:w="0" w:type="auto"/>
-            <w:hideMark/>
-          </w:tcPr>
-          <w:p>
-            <w:pPr>
-              <w:spacing w:after="160" w:line="300" w:lineRule="auto"/>
-            </w:pPr>
-            <w:proofErr w:type="spellStart"/>
-            <w:r>
-              <w:t>tol</w:t>
-            </w:r>
-            <w:proofErr w:type="spellEnd"/>
-          </w:p>
-        </w:tc>
-        <w:tc>
-          <w:tcPr>
-            <w:tcW w:w="0" w:type="auto"/>
-            <w:hideMark/>
-          </w:tcPr>
-          <w:p>
-            <w:pPr>
-              <w:spacing w:after="160" w:line="300" w:lineRule="auto"/>
-            </w:pPr>
-            <w:r>
-              <w:t>1.81e-05</w:t>
-            </w:r>
-          </w:p>
-        </w:tc>
-      </w:tr>
-      <w:tr>
-        <w:tc>
-          <w:tcPr>
-            <w:tcW w:w="0" w:type="auto"/>
-            <w:hideMark/>
-          </w:tcPr>
-          <w:p>
-            <w:pPr>
-              <w:spacing w:after="160" w:line="300" w:lineRule="auto"/>
-            </w:pPr>
-            <w:proofErr w:type="spellStart"/>
-            <w:r>
-              <w:t>class_weight</w:t>
-            </w:r>
-            <w:proofErr w:type="spellEnd"/>
-          </w:p>
-        </w:tc>
-        <w:tc>
-          <w:tcPr>
-            <w:tcW w:w="0" w:type="auto"/>
-            <w:hideMark/>
-          </w:tcPr>
-          <w:p>
-            <w:pPr>
-              <w:spacing w:after="160" w:line="300" w:lineRule="auto"/>
-            </w:pPr>
-            <w:r>
-              <w:t>None</w:t>
-            </w:r>
-          </w:p>
-        </w:tc>
-      </w:tr>
-      <w:tr>
-        <w:tc>
-          <w:tcPr>
-            <w:tcW w:w="0" w:type="auto"/>
-            <w:hideMark/>
-          </w:tcPr>
-          <w:p>
-            <w:pPr>
-              <w:spacing w:after="160" w:line="300" w:lineRule="auto"/>
-            </w:pPr>
-            <w:proofErr w:type="spellStart"/>
-            <w:r>
-              <w:t>random_state</w:t>
-            </w:r>
-            <w:proofErr w:type="spellEnd"/>
-          </w:p>
-        </w:tc>
-        <w:tc>
-          <w:tcPr>
-            <w:tcW w:w="0" w:type="auto"/>
-            <w:hideMark/>
-          </w:tcPr>
-          <w:p>
-            <w:pPr>
-              <w:spacing w:after="160" w:line="300" w:lineRule="auto"/>
-            </w:pPr>
-            <w:r>
-              <w:t>23</w:t>
-            </w:r>
-          </w:p>
-        </w:tc>
-      </w:tr>
-    </w:tbl>
-    <w:tbl>
-      <w:tblPr>
-        <w:tblStyle w:val="af3"/>
-        <w:tblpPr w:leftFromText="142" w:rightFromText="142" w:vertAnchor="text" w:horzAnchor="page" w:tblpX="7321" w:tblpY="-6145"/>
-        <w:tblW w:w="0" w:type="auto"/>
-        <w:tblLook w:val="04A0" w:firstRow="1" w:lastRow="0" w:firstColumn="1" w:lastColumn="0" w:noHBand="0" w:noVBand="1"/>
-      </w:tblPr>
-      <w:tblGrid>
-        <w:gridCol w:w="1499"/>
-        <w:gridCol w:w="841"/>
-      </w:tblGrid>
-      <w:tr>
-        <w:tc>
-          <w:tcPr>
-            <w:tcW w:w="0" w:type="auto"/>
-            <w:hideMark/>
-          </w:tcPr>
-          <w:p>
-            <w:pPr>
-              <w:spacing w:after="160" w:line="300" w:lineRule="auto"/>
-              <w:rPr>
-                <w:b/>
-                <w:bCs/>
-              </w:rPr>
-            </w:pPr>
-            <w:r>
-              <w:rPr>
-                <w:b/>
-                <w:bCs/>
-              </w:rPr>
-              <w:t>평가 지표</w:t>
-            </w:r>
-          </w:p>
-        </w:tc>
-        <w:tc>
-          <w:tcPr>
-            <w:tcW w:w="0" w:type="auto"/>
-            <w:hideMark/>
-          </w:tcPr>
-          <w:p>
-            <w:pPr>
-              <w:spacing w:after="160" w:line="300" w:lineRule="auto"/>
-              <w:rPr>
-                <w:b/>
-                <w:bCs/>
-              </w:rPr>
-            </w:pPr>
-            <w:r>
-              <w:rPr>
-                <w:b/>
-                <w:bCs/>
-              </w:rPr>
-              <w:t>값</w:t>
-            </w:r>
-          </w:p>
-        </w:tc>
-      </w:tr>
-      <w:tr>
-        <w:tc>
-          <w:tcPr>
-            <w:tcW w:w="0" w:type="auto"/>
-            <w:hideMark/>
-          </w:tcPr>
-          <w:p>
-            <w:pPr>
-              <w:spacing w:after="160" w:line="300" w:lineRule="auto"/>
-            </w:pPr>
-            <w:r>
-              <w:t>AUC</w:t>
-            </w:r>
-          </w:p>
-        </w:tc>
-        <w:tc>
-          <w:tcPr>
-            <w:tcW w:w="0" w:type="auto"/>
-            <w:hideMark/>
-          </w:tcPr>
-          <w:p>
-            <w:pPr>
-              <w:spacing w:after="160" w:line="300" w:lineRule="auto"/>
-            </w:pPr>
-            <w:r>
-              <w:t>0.968</w:t>
-            </w:r>
-          </w:p>
-        </w:tc>
-      </w:tr>
-      <w:tr>
-        <w:tc>
-          <w:tcPr>
-            <w:tcW w:w="0" w:type="auto"/>
-            <w:hideMark/>
-          </w:tcPr>
-          <w:p>
-            <w:pPr>
-              <w:spacing w:after="160" w:line="300" w:lineRule="auto"/>
-            </w:pPr>
-            <w:r>
-              <w:t>정확도</w:t>
-            </w:r>
-          </w:p>
-        </w:tc>
-        <w:tc>
-          <w:tcPr>
-            <w:tcW w:w="0" w:type="auto"/>
-            <w:hideMark/>
-          </w:tcPr>
-          <w:p>
-            <w:pPr>
-              <w:spacing w:after="160" w:line="300" w:lineRule="auto"/>
-            </w:pPr>
-            <w:r>
-              <w:t>0.9994</w:t>
-            </w:r>
-          </w:p>
-        </w:tc>
-      </w:tr>
-      <w:tr>
-        <w:tc>
-          <w:tcPr>
-            <w:tcW w:w="0" w:type="auto"/>
-            <w:hideMark/>
-          </w:tcPr>
-          <w:p>
-            <w:pPr>
-              <w:spacing w:after="160" w:line="300" w:lineRule="auto"/>
-            </w:pPr>
-            <w:r>
-              <w:t>정밀도</w:t>
-            </w:r>
-          </w:p>
-        </w:tc>
-        <w:tc>
-          <w:tcPr>
-            <w:tcW w:w="0" w:type="auto"/>
-            <w:hideMark/>
-          </w:tcPr>
-          <w:p>
-            <w:pPr>
-              <w:spacing w:after="160" w:line="300" w:lineRule="auto"/>
-            </w:pPr>
-            <w:r>
-              <w:t>0.8667</w:t>
-            </w:r>
-          </w:p>
-        </w:tc>
-      </w:tr>
-      <w:tr>
-        <w:tc>
-          <w:tcPr>
-            <w:tcW w:w="0" w:type="auto"/>
-            <w:hideMark/>
-          </w:tcPr>
-          <w:p>
-            <w:pPr>
-              <w:spacing w:after="160" w:line="300" w:lineRule="auto"/>
-            </w:pPr>
-            <w:proofErr w:type="spellStart"/>
-            <w:r>
-              <w:t>재현율</w:t>
-            </w:r>
-            <w:proofErr w:type="spellEnd"/>
-          </w:p>
-        </w:tc>
-        <w:tc>
-          <w:tcPr>
-            <w:tcW w:w="0" w:type="auto"/>
-            <w:hideMark/>
-          </w:tcPr>
-          <w:p>
-            <w:pPr>
-              <w:spacing w:after="160" w:line="300" w:lineRule="auto"/>
-            </w:pPr>
-            <w:r>
-              <w:t>0.7959</w:t>
-            </w:r>
-          </w:p>
-        </w:tc>
-      </w:tr>
-      <w:tr>
-        <w:tc>
-          <w:tcPr>
-            <w:tcW w:w="0" w:type="auto"/>
-            <w:hideMark/>
-          </w:tcPr>
-          <w:p>
-            <w:pPr>
-              <w:spacing w:after="160" w:line="300" w:lineRule="auto"/>
-            </w:pPr>
-            <w:r>
-              <w:t>F1-score</w:t>
-            </w:r>
-          </w:p>
-        </w:tc>
-        <w:tc>
-          <w:tcPr>
-            <w:tcW w:w="0" w:type="auto"/>
-            <w:hideMark/>
-          </w:tcPr>
-          <w:p>
-            <w:pPr>
-              <w:spacing w:after="160" w:line="300" w:lineRule="auto"/>
-            </w:pPr>
-            <w:r>
-              <w:t>0.8298</w:t>
-            </w:r>
-          </w:p>
-        </w:tc>
-      </w:tr>
-      <w:tr>
-        <w:tc>
-          <w:tcPr>
-            <w:tcW w:w="0" w:type="auto"/>
-            <w:hideMark/>
-          </w:tcPr>
-          <w:p>
-            <w:pPr>
-              <w:spacing w:after="160" w:line="300" w:lineRule="auto"/>
-            </w:pPr>
-            <w:r>
-              <w:t>학습 시간(초)</w:t>
-            </w:r>
-          </w:p>
-        </w:tc>
-        <w:tc>
-          <w:tcPr>
-            <w:tcW w:w="0" w:type="auto"/>
-            <w:hideMark/>
-          </w:tcPr>
-          <w:p>
-            <w:pPr>
-              <w:spacing w:after="160" w:line="300" w:lineRule="auto"/>
-            </w:pPr>
-            <w:r>
-              <w:t>4.30</w:t>
-            </w:r>
-          </w:p>
-        </w:tc>
-      </w:tr>
-    </w:tbl>
     <w:p>
       <w:r>
         <w:rPr>
@@ -2942,7 +4060,6 @@
         <w:rPr>
           <w:rFonts w:hint="eastAsia"/>
         </w:rPr>
-        <w:lastRenderedPageBreak/>
         <w:t>3.4.2.4 선형 SVM(</w:t>
       </w:r>
       <w:proofErr w:type="spellStart"/>
@@ -3201,6 +4318,7 @@
                 <w:b/>
                 <w:bCs/>
               </w:rPr>
+              <w:lastRenderedPageBreak/>
               <w:t>평가 지표</w:t>
             </w:r>
           </w:p>
@@ -3446,7 +4564,6 @@
         <w:rPr>
           <w:rFonts w:hint="eastAsia"/>
         </w:rPr>
-        <w:lastRenderedPageBreak/>
         <w:t xml:space="preserve">3.4.2.5 </w:t>
       </w:r>
       <w:proofErr w:type="spellStart"/>
@@ -4022,6 +5139,7 @@
             </w:pPr>
             <w:proofErr w:type="spellStart"/>
             <w:r>
+              <w:lastRenderedPageBreak/>
               <w:t>random_state</w:t>
             </w:r>
             <w:proofErr w:type="spellEnd"/>
@@ -4102,7 +5220,6 @@
         <w:rPr>
           <w:rFonts w:hint="eastAsia"/>
         </w:rPr>
-        <w:lastRenderedPageBreak/>
         <w:t xml:space="preserve">3.4.2.6 </w:t>
       </w:r>
       <w:proofErr w:type="spellStart"/>
@@ -4472,6 +5589,7 @@
             </w:pPr>
             <w:proofErr w:type="spellStart"/>
             <w:r>
+              <w:lastRenderedPageBreak/>
               <w:t>random_state</w:t>
             </w:r>
             <w:proofErr w:type="spellEnd"/>
@@ -4817,7 +5935,6 @@
                 <w:b/>
                 <w:bCs/>
               </w:rPr>
-              <w:lastRenderedPageBreak/>
               <w:t>Hyperparameter</w:t>
             </w:r>
           </w:p>
@@ -5096,6 +6213,7 @@
                 <w:b/>
                 <w:bCs/>
               </w:rPr>
+              <w:lastRenderedPageBreak/>
               <w:t>평가 지표</w:t>
             </w:r>
           </w:p>
@@ -5622,7 +6740,6 @@
                 <w:b/>
                 <w:bCs/>
               </w:rPr>
-              <w:lastRenderedPageBreak/>
               <w:t>Hyperparameter</w:t>
             </w:r>
           </w:p>
@@ -5831,6 +6948,7 @@
               <w:spacing w:after="160" w:line="300" w:lineRule="auto"/>
             </w:pPr>
             <w:r>
+              <w:lastRenderedPageBreak/>
               <w:t>AUC</w:t>
             </w:r>
           </w:p>
@@ -6222,7 +7340,6 @@
     <w:p/>
     <w:p>
       <w:r>
-        <w:lastRenderedPageBreak/>
         <w:t xml:space="preserve">Decision Tree 모델은 높은 정밀도와 안정적인 F1-score를 기반으로 비교적 균형 잡힌 분류 성능을 보였다. 재현율도 0.7653 수준으로 사기 거래 탐지가 일정 부분 확보된 결과이며, 깊이가 제한된 모델 구조(Depth 4)로 인해 </w:t>
       </w:r>
       <w:proofErr w:type="spellStart"/>
@@ -6308,6 +7425,7 @@
         <w:rPr>
           <w:rFonts w:hint="eastAsia"/>
         </w:rPr>
+        <w:lastRenderedPageBreak/>
         <w:t>3.4.3.2 다양한 스케일링/샘플링 조합에 대한 성능 비교</w:t>
       </w:r>
       <w:r>
@@ -12248,7 +13366,6 @@
   <w:style w:type="character" w:default="1" w:styleId="a0">
     <w:name w:val="Default Paragraph Font"/>
     <w:uiPriority w:val="1"/>
-    <w:semiHidden/>
     <w:unhideWhenUsed/>
   </w:style>
   <w:style w:type="table" w:default="1" w:styleId="a1">

--- a/0.report/빅데이터 20기 프로젝트_보고서_LSJ.docx
+++ b/0.report/빅데이터 20기 프로젝트_보고서_LSJ.docx
@@ -84,35 +84,7 @@
         <w:rPr>
           <w:rFonts w:hint="eastAsia"/>
         </w:rPr>
-        <w:t xml:space="preserve">분할 </w:t>
-      </w:r>
-      <w:proofErr w:type="gramStart"/>
-      <w:r>
-        <w:rPr>
-          <w:rFonts w:hint="eastAsia"/>
-        </w:rPr>
-        <w:t>비율 :</w:t>
-      </w:r>
-      <w:proofErr w:type="gramEnd"/>
-      <w:r>
-        <w:rPr>
-          <w:rFonts w:hint="eastAsia"/>
-        </w:rPr>
-        <w:t xml:space="preserve"> 80%(Train</w:t>
-      </w:r>
-      <w:proofErr w:type="gramStart"/>
-      <w:r>
-        <w:rPr>
-          <w:rFonts w:hint="eastAsia"/>
-        </w:rPr>
-        <w:t>) /</w:t>
-      </w:r>
-      <w:proofErr w:type="gramEnd"/>
-      <w:r>
-        <w:rPr>
-          <w:rFonts w:hint="eastAsia"/>
-        </w:rPr>
-        <w:t xml:space="preserve"> 20%(Test)</w:t>
+        <w:t>분할 비율 : 80%(Train) / 20%(Test)</w:t>
       </w:r>
     </w:p>
     <w:p>
@@ -128,21 +100,7 @@
         <w:rPr>
           <w:rFonts w:hint="eastAsia"/>
         </w:rPr>
-        <w:t xml:space="preserve">Random </w:t>
-      </w:r>
-      <w:proofErr w:type="gramStart"/>
-      <w:r>
-        <w:rPr>
-          <w:rFonts w:hint="eastAsia"/>
-        </w:rPr>
-        <w:t>State :</w:t>
-      </w:r>
-      <w:proofErr w:type="gramEnd"/>
-      <w:r>
-        <w:rPr>
-          <w:rFonts w:hint="eastAsia"/>
-        </w:rPr>
-        <w:t xml:space="preserve"> 23</w:t>
+        <w:t>Random State : 23</w:t>
       </w:r>
     </w:p>
     <w:p>
@@ -158,21 +116,7 @@
         <w:rPr>
           <w:rFonts w:hint="eastAsia"/>
         </w:rPr>
-        <w:t xml:space="preserve">Stratified </w:t>
-      </w:r>
-      <w:proofErr w:type="gramStart"/>
-      <w:r>
-        <w:rPr>
-          <w:rFonts w:hint="eastAsia"/>
-        </w:rPr>
-        <w:t>Sampling :</w:t>
-      </w:r>
-      <w:proofErr w:type="gramEnd"/>
-      <w:r>
-        <w:rPr>
-          <w:rFonts w:hint="eastAsia"/>
-        </w:rPr>
-        <w:t xml:space="preserve"> 타겟 레이블 비율이 불균형한 데이터 특성을 반영하여, Train/Test 데이터 모두 원본 데이터의 클래스 비율이 유지되도록 설정</w:t>
+        <w:t>Stratified Sampling : 타겟 레이블 비율이 불균형한 데이터 특성을 반영하여, Train/Test 데이터 모두 원본 데이터의 클래스 비율이 유지되도록 설정</w:t>
       </w:r>
     </w:p>
     <w:tbl>
@@ -198,18 +142,13 @@
             </w:r>
             <w:proofErr w:type="spellStart"/>
             <w:r>
-              <w:t>data_</w:t>
-            </w:r>
-            <w:proofErr w:type="gramStart"/>
-            <w:r>
-              <w:t>split</w:t>
+              <w:t>data_split</w:t>
             </w:r>
             <w:proofErr w:type="spellEnd"/>
             <w:r>
               <w:t>(</w:t>
             </w:r>
             <w:proofErr w:type="spellStart"/>
-            <w:proofErr w:type="gramEnd"/>
             <w:r>
               <w:t>X_features</w:t>
             </w:r>
@@ -423,17 +362,12 @@
             </w:r>
             <w:proofErr w:type="spellStart"/>
             <w:r>
-              <w:t>train_test_</w:t>
-            </w:r>
-            <w:proofErr w:type="gramStart"/>
-            <w:r>
-              <w:t>split</w:t>
+              <w:t>train_test_split</w:t>
             </w:r>
             <w:proofErr w:type="spellEnd"/>
             <w:r>
               <w:t>(</w:t>
             </w:r>
-            <w:proofErr w:type="gramEnd"/>
           </w:p>
           <w:p>
             <w:r>
@@ -579,9 +513,6 @@
     <w:p>
       <w:pPr>
         <w:pStyle w:val="4"/>
-        <w:rPr>
-          <w:rFonts w:hint="eastAsia"/>
-        </w:rPr>
       </w:pPr>
       <w:r>
         <w:rPr>
@@ -4572,15 +4503,7 @@
         <w:t>종합적으로</w:t>
       </w:r>
       <w:r>
-        <w:t>, 본 Logistic Regression 모델은 이상 거래를 놓치지 않는 방향(Recall 중심</w:t>
-      </w:r>
-      <w:proofErr w:type="gramStart"/>
-      <w:r>
-        <w:t>) 에</w:t>
-      </w:r>
-      <w:proofErr w:type="gramEnd"/>
-      <w:r>
-        <w:t xml:space="preserve"> 적합하</w:t>
+        <w:t>, 본 Logistic Regression 모델은 이상 거래를 놓치지 않는 방향(Recall 중심) 에 적합하</w:t>
       </w:r>
       <w:r>
         <w:rPr>
@@ -5114,12 +5037,10 @@
               <w:t xml:space="preserve">    'C': </w:t>
             </w:r>
             <w:proofErr w:type="spellStart"/>
-            <w:proofErr w:type="gramStart"/>
             <w:r>
               <w:t>hp.loguniform</w:t>
             </w:r>
             <w:proofErr w:type="spellEnd"/>
-            <w:proofErr w:type="gramEnd"/>
             <w:r>
               <w:t>('C', -5, 5),</w:t>
             </w:r>
@@ -5129,12 +5050,10 @@
               <w:t xml:space="preserve">    'penalty': </w:t>
             </w:r>
             <w:proofErr w:type="spellStart"/>
-            <w:proofErr w:type="gramStart"/>
             <w:r>
               <w:t>hp.choice</w:t>
             </w:r>
             <w:proofErr w:type="spellEnd"/>
-            <w:proofErr w:type="gramEnd"/>
             <w:r>
               <w:t>('penalty', ['l2']),</w:t>
             </w:r>
@@ -5144,25 +5063,18 @@
               <w:t xml:space="preserve">    '</w:t>
             </w:r>
             <w:proofErr w:type="spellStart"/>
-            <w:proofErr w:type="gramStart"/>
-            <w:r>
-              <w:t>max</w:t>
-            </w:r>
-            <w:proofErr w:type="gramEnd"/>
-            <w:r>
-              <w:t>_iter</w:t>
+            <w:r>
+              <w:t>max_iter</w:t>
             </w:r>
             <w:proofErr w:type="spellEnd"/>
             <w:r>
               <w:t xml:space="preserve">': </w:t>
             </w:r>
             <w:proofErr w:type="spellStart"/>
-            <w:proofErr w:type="gramStart"/>
             <w:r>
               <w:t>hp.quniform</w:t>
             </w:r>
             <w:proofErr w:type="spellEnd"/>
-            <w:proofErr w:type="gramEnd"/>
             <w:r>
               <w:t>('</w:t>
             </w:r>
@@ -5180,25 +5092,18 @@
               <w:t xml:space="preserve">    '</w:t>
             </w:r>
             <w:proofErr w:type="spellStart"/>
-            <w:proofErr w:type="gramStart"/>
-            <w:r>
-              <w:t>class</w:t>
-            </w:r>
-            <w:proofErr w:type="gramEnd"/>
-            <w:r>
-              <w:t>_weight</w:t>
+            <w:r>
+              <w:t>class_weight</w:t>
             </w:r>
             <w:proofErr w:type="spellEnd"/>
             <w:r>
               <w:t xml:space="preserve">': </w:t>
             </w:r>
             <w:proofErr w:type="spellStart"/>
-            <w:proofErr w:type="gramStart"/>
             <w:r>
               <w:t>hp.choice</w:t>
             </w:r>
             <w:proofErr w:type="spellEnd"/>
-            <w:proofErr w:type="gramEnd"/>
             <w:r>
               <w:t>('</w:t>
             </w:r>
@@ -5252,142 +5157,120 @@
             </w:r>
             <w:proofErr w:type="spellStart"/>
             <w:r>
-              <w:t>cross_val_</w:t>
-            </w:r>
-            <w:proofErr w:type="gramStart"/>
-            <w:r>
-              <w:t>score</w:t>
+              <w:t>cross_val_score</w:t>
             </w:r>
             <w:proofErr w:type="spellEnd"/>
             <w:r>
+              <w:t xml:space="preserve">(model, </w:t>
+            </w:r>
+            <w:proofErr w:type="spellStart"/>
+            <w:r>
+              <w:t>X_train</w:t>
+            </w:r>
+            <w:proofErr w:type="spellEnd"/>
+            <w:r>
+              <w:t xml:space="preserve">, </w:t>
+            </w:r>
+            <w:proofErr w:type="spellStart"/>
+            <w:r>
+              <w:t>y_train</w:t>
+            </w:r>
+            <w:proofErr w:type="spellEnd"/>
+            <w:r>
+              <w:t>, cv=5, scoring='</w:t>
+            </w:r>
+            <w:proofErr w:type="spellStart"/>
+            <w:r>
+              <w:t>roc_auc</w:t>
+            </w:r>
+            <w:proofErr w:type="spellEnd"/>
+            <w:r>
+              <w:t>')</w:t>
+            </w:r>
+          </w:p>
+          <w:p>
+            <w:r>
+              <w:t xml:space="preserve">    return {'loss': -</w:t>
+            </w:r>
+            <w:proofErr w:type="spellStart"/>
+            <w:r>
+              <w:t>scores.mean</w:t>
+            </w:r>
+            <w:proofErr w:type="spellEnd"/>
+            <w:r>
+              <w:t>(), 'status': STATUS_OK}</w:t>
+            </w:r>
+          </w:p>
+          <w:p/>
+          <w:p>
+            <w:r>
+              <w:rPr>
+                <w:rFonts w:hint="eastAsia"/>
+              </w:rPr>
+              <w:t># 총 탐색 횟수</w:t>
+            </w:r>
+            <w:r>
+              <w:t xml:space="preserve"> 동안 최적 값을 탐색</w:t>
+            </w:r>
+          </w:p>
+          <w:p>
+            <w:r>
+              <w:t>trials = Trials()</w:t>
+            </w:r>
+          </w:p>
+          <w:p>
+            <w:proofErr w:type="spellStart"/>
+            <w:r>
+              <w:t>best_params</w:t>
+            </w:r>
+            <w:proofErr w:type="spellEnd"/>
+            <w:r>
+              <w:t xml:space="preserve"> = </w:t>
+            </w:r>
+            <w:proofErr w:type="spellStart"/>
+            <w:r>
+              <w:t>fmin</w:t>
+            </w:r>
+            <w:proofErr w:type="spellEnd"/>
+            <w:r>
               <w:t>(</w:t>
             </w:r>
-            <w:proofErr w:type="gramEnd"/>
-            <w:r>
-              <w:t xml:space="preserve">model, </w:t>
+          </w:p>
+          <w:p>
+            <w:r>
+              <w:t xml:space="preserve">    </w:t>
             </w:r>
             <w:proofErr w:type="spellStart"/>
             <w:r>
-              <w:t>X_train</w:t>
+              <w:t>fn</w:t>
             </w:r>
             <w:proofErr w:type="spellEnd"/>
             <w:r>
-              <w:t xml:space="preserve">, </w:t>
+              <w:t>=objective,</w:t>
+            </w:r>
+          </w:p>
+          <w:p>
+            <w:r>
+              <w:t xml:space="preserve">    space=</w:t>
             </w:r>
             <w:proofErr w:type="spellStart"/>
             <w:r>
-              <w:t>y_train</w:t>
+              <w:t>search_space</w:t>
             </w:r>
             <w:proofErr w:type="spellEnd"/>
             <w:r>
-              <w:t>, cv=5, scoring='</w:t>
+              <w:t>,</w:t>
+            </w:r>
+          </w:p>
+          <w:p>
+            <w:r>
+              <w:t xml:space="preserve">    algo=</w:t>
             </w:r>
             <w:proofErr w:type="spellStart"/>
             <w:r>
-              <w:t>roc_auc</w:t>
+              <w:t>tpe.suggest</w:t>
             </w:r>
             <w:proofErr w:type="spellEnd"/>
-            <w:r>
-              <w:t>')</w:t>
-            </w:r>
-          </w:p>
-          <w:p>
-            <w:r>
-              <w:t xml:space="preserve">    return {'loss': -</w:t>
-            </w:r>
-            <w:proofErr w:type="spellStart"/>
-            <w:proofErr w:type="gramStart"/>
-            <w:r>
-              <w:t>scores.mean</w:t>
-            </w:r>
-            <w:proofErr w:type="spellEnd"/>
-            <w:proofErr w:type="gramEnd"/>
-            <w:r>
-              <w:t>(), 'status': STATUS_OK}</w:t>
-            </w:r>
-          </w:p>
-          <w:p/>
-          <w:p>
-            <w:r>
-              <w:rPr>
-                <w:rFonts w:hint="eastAsia"/>
-              </w:rPr>
-              <w:t># 총 탐색 횟수</w:t>
-            </w:r>
-            <w:r>
-              <w:t xml:space="preserve"> 동안 최적 값을 탐색</w:t>
-            </w:r>
-          </w:p>
-          <w:p>
-            <w:r>
-              <w:t xml:space="preserve">trials = </w:t>
-            </w:r>
-            <w:proofErr w:type="gramStart"/>
-            <w:r>
-              <w:t>Trials(</w:t>
-            </w:r>
-            <w:proofErr w:type="gramEnd"/>
-            <w:r>
-              <w:t>)</w:t>
-            </w:r>
-          </w:p>
-          <w:p>
-            <w:proofErr w:type="spellStart"/>
-            <w:r>
-              <w:t>best_params</w:t>
-            </w:r>
-            <w:proofErr w:type="spellEnd"/>
-            <w:r>
-              <w:t xml:space="preserve"> = </w:t>
-            </w:r>
-            <w:proofErr w:type="spellStart"/>
-            <w:proofErr w:type="gramStart"/>
-            <w:r>
-              <w:t>fmin</w:t>
-            </w:r>
-            <w:proofErr w:type="spellEnd"/>
-            <w:r>
-              <w:t>(</w:t>
-            </w:r>
-            <w:proofErr w:type="gramEnd"/>
-          </w:p>
-          <w:p>
-            <w:r>
-              <w:t xml:space="preserve">    </w:t>
-            </w:r>
-            <w:proofErr w:type="spellStart"/>
-            <w:r>
-              <w:t>fn</w:t>
-            </w:r>
-            <w:proofErr w:type="spellEnd"/>
-            <w:r>
-              <w:t>=objective,</w:t>
-            </w:r>
-          </w:p>
-          <w:p>
-            <w:r>
-              <w:t xml:space="preserve">    space=</w:t>
-            </w:r>
-            <w:proofErr w:type="spellStart"/>
-            <w:r>
-              <w:t>search_space</w:t>
-            </w:r>
-            <w:proofErr w:type="spellEnd"/>
-            <w:r>
-              <w:t>,</w:t>
-            </w:r>
-          </w:p>
-          <w:p>
-            <w:r>
-              <w:t xml:space="preserve">    algo=</w:t>
-            </w:r>
-            <w:proofErr w:type="spellStart"/>
-            <w:proofErr w:type="gramStart"/>
-            <w:r>
-              <w:t>tpe.suggest</w:t>
-            </w:r>
-            <w:proofErr w:type="spellEnd"/>
-            <w:proofErr w:type="gramEnd"/>
             <w:r>
               <w:t>,</w:t>
             </w:r>
@@ -5873,15 +5756,7 @@
         <w:t>≈</w:t>
       </w:r>
       <w:r>
-        <w:t>0.87</w:t>
-      </w:r>
-      <w:proofErr w:type="gramStart"/>
-      <w:r>
-        <w:t>) 을</w:t>
-      </w:r>
-      <w:proofErr w:type="gramEnd"/>
-      <w:r>
-        <w:t xml:space="preserve"> 기록했다.</w:t>
+        <w:t>0.87) 을 기록했다.</w:t>
       </w:r>
       <w:r>
         <w:rPr>
@@ -8393,7 +8268,7 @@
       </w:r>
       <w:proofErr w:type="spellEnd"/>
       <w:r>
-        <w:t xml:space="preserve"> 모델을 Soft Voting 방식으로 결합하고, 각 모델의 성능 기여도와 역할을 반영하여 가중치를 차등 적용하였다. 해당 가중치(3,2,2,1,1)는 </w:t>
+        <w:t xml:space="preserve"> 모델을 Soft Voting 방식으로 결합하고, 각 모델의 성능 기여도와 역할을 반영하여 가중치를 차등 적용하였다. 해당 가중치(3, 2, 2, 1, 1)는 </w:t>
       </w:r>
       <w:proofErr w:type="spellStart"/>
       <w:r>
@@ -8401,24 +8276,297 @@
       </w:r>
       <w:proofErr w:type="spellEnd"/>
       <w:r>
-        <w:t xml:space="preserve"> Validation 성능(F1/F2 지표), 예측 편향(Precision vs Recall), 구조적 다양성(트리/선형/신경망) 등을 고려해 결정하였다. 이를 통해 단순 평균 Voting 대비 성능 기반 의사결합(weighted decision aggregation) 이 가능하도록 설계하였다.</w:t>
+        <w:t xml:space="preserve"> Validation 성능(F1/F2 지표), 예측 편향(Precision vs Recall), 구조적 다양성(트리 기반·선형·신경망 모델 등)을 고려해 결정하였다. 이를 통해 단순 평균 Voting 대비 성능 기반 의사결합(weighted decision aggregation) 이 가능하도록 설계하였다.</w:t>
+      </w:r>
+    </w:p>
+    <w:p/>
+    <w:p>
+      <w:pPr>
+        <w:rPr>
+          <w:rFonts w:hint="eastAsia"/>
+        </w:rPr>
+      </w:pPr>
+      <w:r>
+        <w:t xml:space="preserve">Soft Voting을 적용한 이유는 모델이 출력하는 예측 </w:t>
+      </w:r>
+      <w:proofErr w:type="spellStart"/>
+      <w:r>
+        <w:t>확률값</w:t>
+      </w:r>
+      <w:proofErr w:type="spellEnd"/>
+      <w:r>
+        <w:t>(predicted probability) 을 기반으로 결과를 결합함으로써, 개별 모델의 약점을 상쇄하고 일반화 성능을 개선할 수 있기 때문이다.</w:t>
       </w:r>
     </w:p>
     <w:p>
       <w:r>
-        <w:lastRenderedPageBreak/>
-        <w:t xml:space="preserve">Soft Voting을 적용한 이유는 모델이 출력하는 </w:t>
+        <w:rPr>
+          <w:rFonts w:hint="eastAsia"/>
+        </w:rPr>
+        <w:t>아래는</w:t>
+      </w:r>
+      <w:r>
+        <w:t xml:space="preserve"> Soft Voting 적용 후 최종 모델의 성능 결과이다.</w:t>
+      </w:r>
+    </w:p>
+    <w:tbl>
+      <w:tblPr>
+        <w:tblStyle w:val="11"/>
+        <w:tblW w:w="9395" w:type="dxa"/>
+        <w:tblLook w:val="04A0" w:firstRow="1" w:lastRow="0" w:firstColumn="1" w:lastColumn="0" w:noHBand="0" w:noVBand="1"/>
+      </w:tblPr>
+      <w:tblGrid>
+        <w:gridCol w:w="5424"/>
+        <w:gridCol w:w="3971"/>
+      </w:tblGrid>
+      <w:tr>
+        <w:trPr>
+          <w:cnfStyle w:val="100000000000" w:firstRow="1" w:lastRow="0" w:firstColumn="0" w:lastColumn="0" w:oddVBand="0" w:evenVBand="0" w:oddHBand="0" w:evenHBand="0" w:firstRowFirstColumn="0" w:firstRowLastColumn="0" w:lastRowFirstColumn="0" w:lastRowLastColumn="0"/>
+          <w:trHeight w:val="502"/>
+        </w:trPr>
+        <w:tc>
+          <w:tcPr>
+            <w:cnfStyle w:val="001000000000" w:firstRow="0" w:lastRow="0" w:firstColumn="1" w:lastColumn="0" w:oddVBand="0" w:evenVBand="0" w:oddHBand="0" w:evenHBand="0" w:firstRowFirstColumn="0" w:firstRowLastColumn="0" w:lastRowFirstColumn="0" w:lastRowLastColumn="0"/>
+            <w:tcW w:w="0" w:type="auto"/>
+            <w:hideMark/>
+          </w:tcPr>
+          <w:p>
+            <w:pPr>
+              <w:spacing w:after="160" w:line="300" w:lineRule="auto"/>
+              <w:rPr>
+                <w:bCs/>
+              </w:rPr>
+            </w:pPr>
+            <w:r>
+              <w:rPr>
+                <w:bCs/>
+              </w:rPr>
+              <w:t>평가 지표</w:t>
+            </w:r>
+          </w:p>
+        </w:tc>
+        <w:tc>
+          <w:tcPr>
+            <w:tcW w:w="0" w:type="auto"/>
+            <w:hideMark/>
+          </w:tcPr>
+          <w:p>
+            <w:pPr>
+              <w:spacing w:after="160" w:line="300" w:lineRule="auto"/>
+              <w:cnfStyle w:val="100000000000" w:firstRow="1" w:lastRow="0" w:firstColumn="0" w:lastColumn="0" w:oddVBand="0" w:evenVBand="0" w:oddHBand="0" w:evenHBand="0" w:firstRowFirstColumn="0" w:firstRowLastColumn="0" w:lastRowFirstColumn="0" w:lastRowLastColumn="0"/>
+              <w:rPr>
+                <w:bCs/>
+              </w:rPr>
+            </w:pPr>
+            <w:r>
+              <w:rPr>
+                <w:bCs/>
+              </w:rPr>
+              <w:t>성능</w:t>
+            </w:r>
+          </w:p>
+        </w:tc>
+      </w:tr>
+      <w:tr>
+        <w:trPr>
+          <w:trHeight w:val="469"/>
+        </w:trPr>
+        <w:tc>
+          <w:tcPr>
+            <w:cnfStyle w:val="001000000000" w:firstRow="0" w:lastRow="0" w:firstColumn="1" w:lastColumn="0" w:oddVBand="0" w:evenVBand="0" w:oddHBand="0" w:evenHBand="0" w:firstRowFirstColumn="0" w:firstRowLastColumn="0" w:lastRowFirstColumn="0" w:lastRowLastColumn="0"/>
+            <w:tcW w:w="0" w:type="auto"/>
+            <w:hideMark/>
+          </w:tcPr>
+          <w:p>
+            <w:pPr>
+              <w:spacing w:after="160" w:line="300" w:lineRule="auto"/>
+            </w:pPr>
+            <w:r>
+              <w:rPr>
+                <w:bCs/>
+              </w:rPr>
+              <w:t>AUC</w:t>
+            </w:r>
+          </w:p>
+        </w:tc>
+        <w:tc>
+          <w:tcPr>
+            <w:tcW w:w="0" w:type="auto"/>
+            <w:hideMark/>
+          </w:tcPr>
+          <w:p>
+            <w:pPr>
+              <w:spacing w:after="160" w:line="300" w:lineRule="auto"/>
+              <w:jc w:val="center"/>
+              <w:cnfStyle w:val="000000000000" w:firstRow="0" w:lastRow="0" w:firstColumn="0" w:lastColumn="0" w:oddVBand="0" w:evenVBand="0" w:oddHBand="0" w:evenHBand="0" w:firstRowFirstColumn="0" w:firstRowLastColumn="0" w:lastRowFirstColumn="0" w:lastRowLastColumn="0"/>
+            </w:pPr>
+            <w:r>
+              <w:rPr>
+                <w:b/>
+                <w:bCs/>
+              </w:rPr>
+              <w:t>0.9719</w:t>
+            </w:r>
+          </w:p>
+        </w:tc>
+      </w:tr>
+      <w:tr>
+        <w:trPr>
+          <w:trHeight w:val="485"/>
+        </w:trPr>
+        <w:tc>
+          <w:tcPr>
+            <w:cnfStyle w:val="001000000000" w:firstRow="0" w:lastRow="0" w:firstColumn="1" w:lastColumn="0" w:oddVBand="0" w:evenVBand="0" w:oddHBand="0" w:evenHBand="0" w:firstRowFirstColumn="0" w:firstRowLastColumn="0" w:lastRowFirstColumn="0" w:lastRowLastColumn="0"/>
+            <w:tcW w:w="0" w:type="auto"/>
+            <w:hideMark/>
+          </w:tcPr>
+          <w:p>
+            <w:pPr>
+              <w:spacing w:after="160" w:line="300" w:lineRule="auto"/>
+            </w:pPr>
+            <w:r>
+              <w:rPr>
+                <w:bCs/>
+              </w:rPr>
+              <w:t>Precision</w:t>
+            </w:r>
+          </w:p>
+        </w:tc>
+        <w:tc>
+          <w:tcPr>
+            <w:tcW w:w="0" w:type="auto"/>
+            <w:hideMark/>
+          </w:tcPr>
+          <w:p>
+            <w:pPr>
+              <w:spacing w:after="160" w:line="300" w:lineRule="auto"/>
+              <w:jc w:val="center"/>
+              <w:cnfStyle w:val="000000000000" w:firstRow="0" w:lastRow="0" w:firstColumn="0" w:lastColumn="0" w:oddVBand="0" w:evenVBand="0" w:oddHBand="0" w:evenHBand="0" w:firstRowFirstColumn="0" w:firstRowLastColumn="0" w:lastRowFirstColumn="0" w:lastRowLastColumn="0"/>
+            </w:pPr>
+            <w:r>
+              <w:rPr>
+                <w:b/>
+                <w:bCs/>
+              </w:rPr>
+              <w:t>0.2727</w:t>
+            </w:r>
+          </w:p>
+        </w:tc>
+      </w:tr>
+      <w:tr>
+        <w:trPr>
+          <w:trHeight w:val="485"/>
+        </w:trPr>
+        <w:tc>
+          <w:tcPr>
+            <w:cnfStyle w:val="001000000000" w:firstRow="0" w:lastRow="0" w:firstColumn="1" w:lastColumn="0" w:oddVBand="0" w:evenVBand="0" w:oddHBand="0" w:evenHBand="0" w:firstRowFirstColumn="0" w:firstRowLastColumn="0" w:lastRowFirstColumn="0" w:lastRowLastColumn="0"/>
+            <w:tcW w:w="0" w:type="auto"/>
+            <w:hideMark/>
+          </w:tcPr>
+          <w:p>
+            <w:pPr>
+              <w:spacing w:after="160" w:line="300" w:lineRule="auto"/>
+            </w:pPr>
+            <w:r>
+              <w:rPr>
+                <w:bCs/>
+              </w:rPr>
+              <w:t>Recall</w:t>
+            </w:r>
+          </w:p>
+        </w:tc>
+        <w:tc>
+          <w:tcPr>
+            <w:tcW w:w="0" w:type="auto"/>
+            <w:hideMark/>
+          </w:tcPr>
+          <w:p>
+            <w:pPr>
+              <w:spacing w:after="160" w:line="300" w:lineRule="auto"/>
+              <w:jc w:val="center"/>
+              <w:cnfStyle w:val="000000000000" w:firstRow="0" w:lastRow="0" w:firstColumn="0" w:lastColumn="0" w:oddVBand="0" w:evenVBand="0" w:oddHBand="0" w:evenHBand="0" w:firstRowFirstColumn="0" w:firstRowLastColumn="0" w:lastRowFirstColumn="0" w:lastRowLastColumn="0"/>
+            </w:pPr>
+            <w:r>
+              <w:rPr>
+                <w:b/>
+                <w:bCs/>
+              </w:rPr>
+              <w:t>0.8571</w:t>
+            </w:r>
+          </w:p>
+        </w:tc>
+      </w:tr>
+      <w:tr>
+        <w:trPr>
+          <w:trHeight w:val="485"/>
+        </w:trPr>
+        <w:tc>
+          <w:tcPr>
+            <w:cnfStyle w:val="001000000000" w:firstRow="0" w:lastRow="0" w:firstColumn="1" w:lastColumn="0" w:oddVBand="0" w:evenVBand="0" w:oddHBand="0" w:evenHBand="0" w:firstRowFirstColumn="0" w:firstRowLastColumn="0" w:lastRowFirstColumn="0" w:lastRowLastColumn="0"/>
+            <w:tcW w:w="0" w:type="auto"/>
+            <w:hideMark/>
+          </w:tcPr>
+          <w:p>
+            <w:pPr>
+              <w:spacing w:after="160" w:line="300" w:lineRule="auto"/>
+            </w:pPr>
+            <w:r>
+              <w:rPr>
+                <w:bCs/>
+              </w:rPr>
+              <w:t>F1 Score</w:t>
+            </w:r>
+          </w:p>
+        </w:tc>
+        <w:tc>
+          <w:tcPr>
+            <w:tcW w:w="0" w:type="auto"/>
+            <w:hideMark/>
+          </w:tcPr>
+          <w:p>
+            <w:pPr>
+              <w:spacing w:after="160" w:line="300" w:lineRule="auto"/>
+              <w:jc w:val="center"/>
+              <w:cnfStyle w:val="000000000000" w:firstRow="0" w:lastRow="0" w:firstColumn="0" w:lastColumn="0" w:oddVBand="0" w:evenVBand="0" w:oddHBand="0" w:evenHBand="0" w:firstRowFirstColumn="0" w:firstRowLastColumn="0" w:lastRowFirstColumn="0" w:lastRowLastColumn="0"/>
+            </w:pPr>
+            <w:r>
+              <w:rPr>
+                <w:b/>
+                <w:bCs/>
+              </w:rPr>
+              <w:t>0.4138</w:t>
+            </w:r>
+          </w:p>
+        </w:tc>
+      </w:tr>
+    </w:tbl>
+    <w:p>
+      <w:r>
+        <w:rPr>
+          <w:rFonts w:hint="eastAsia"/>
+        </w:rPr>
+        <w:t>최종</w:t>
+      </w:r>
+      <w:r>
+        <w:t xml:space="preserve"> 결과는 개별 </w:t>
       </w:r>
       <w:proofErr w:type="spellStart"/>
       <w:r>
-        <w:t>확률값을</w:t>
+        <w:t>스태킹</w:t>
       </w:r>
       <w:proofErr w:type="spellEnd"/>
       <w:r>
-        <w:t xml:space="preserve"> 기반으로 예측을 결합함으로써, 개별 모델의 약점을 상쇄하고 일반화 성능을 개선할 수 있기 때문이다.</w:t>
+        <w:t xml:space="preserve"> 모델 대비 Precision과 Recall 간 균형이 개선된 형태를 보였으며, 특히 Fraud Detection 목적상 중요한 </w:t>
+      </w:r>
+      <w:proofErr w:type="spellStart"/>
+      <w:r>
+        <w:t>재현율</w:t>
+      </w:r>
+      <w:proofErr w:type="spellEnd"/>
+      <w:r>
+        <w:t>(Recall)을 유지하면서도 Precision이 향상된 점에서 앙상블 전략 적용의 효과가 확인되었다.</w:t>
       </w:r>
     </w:p>
-    <w:p/>
     <w:sectPr>
       <w:pgSz w:w="12240" w:h="15840"/>
       <w:pgMar w:top="1701" w:right="1440" w:bottom="1440" w:left="1440" w:header="720" w:footer="720" w:gutter="0"/>
@@ -14539,7 +14687,6 @@
   <w:style w:type="character" w:default="1" w:styleId="a0">
     <w:name w:val="Default Paragraph Font"/>
     <w:uiPriority w:val="1"/>
-    <w:semiHidden/>
     <w:unhideWhenUsed/>
   </w:style>
   <w:style w:type="table" w:default="1" w:styleId="a1">
